--- a/livrables/docx/DIAPALER_AFRICA_Livrable2.docx
+++ b/livrables/docx/DIAPALER_AFRICA_Livrable2.docx
@@ -1114,7 +1114,7 @@
           <w:rFonts w:ascii="Calibri" w:hAnsi="Calibri"/>
           <w:sz w:val="22"/>
         </w:rPr>
-        <w:t>[1.8 DELETE — Déconnexion et nettoyage](#18-delete--déconnexion-et-nettoyage)</w:t>
+        <w:t>[1.8 UPDATE — Activer le statut Premium (Wave)](#18-update--activer-le-statut-premium-wave)</w:t>
       </w:r>
     </w:p>
     <w:p>
@@ -1126,7 +1126,19 @@
           <w:rFonts w:ascii="Calibri" w:hAnsi="Calibri"/>
           <w:sz w:val="22"/>
         </w:rPr>
-        <w:t>[1.9 Sérialisation JSON ↔ Dart](#19-sérialisation-json--dart)</w:t>
+        <w:t>[1.9 DELETE — Déconnexion et nettoyage](#19-delete--déconnexion-et-nettoyage)</w:t>
+      </w:r>
+    </w:p>
+    <w:p>
+      <w:pPr>
+        <w:pStyle w:val="ListBullet"/>
+      </w:pPr>
+      <w:r>
+        <w:rPr>
+          <w:rFonts w:ascii="Calibri" w:hAnsi="Calibri"/>
+          <w:sz w:val="22"/>
+        </w:rPr>
+        <w:t>[1.10 Sérialisation JSON ↔ Dart](#110-sérialisation-json--dart)</w:t>
       </w:r>
     </w:p>
     <w:p>
@@ -1811,6 +1823,70 @@
           </w:p>
         </w:tc>
       </w:tr>
+      <w:tr>
+        <w:tc>
+          <w:tcPr>
+            <w:tcW w:type="dxa" w:w="4703"/>
+            <w:shd w:val="clear" w:color="auto" w:fill="EFF6FF"/>
+          </w:tcPr>
+          <w:p>
+            <w:r>
+              <w:rPr>
+                <w:rFonts w:ascii="Calibri" w:hAnsi="Calibri"/>
+                <w:color w:val="DC2626"/>
+                <w:sz w:val="20"/>
+              </w:rPr>
+              <w:t>service_partage.dart</w:t>
+            </w:r>
+          </w:p>
+        </w:tc>
+        <w:tc>
+          <w:tcPr>
+            <w:tcW w:type="dxa" w:w="4703"/>
+            <w:shd w:val="clear" w:color="auto" w:fill="EFF6FF"/>
+          </w:tcPr>
+          <w:p>
+            <w:r>
+              <w:rPr>
+                <w:rFonts w:ascii="Calibri" w:hAnsi="Calibri"/>
+                <w:sz w:val="20"/>
+              </w:rPr>
+              <w:t>Partage social natif (share_plus) — pitch, profil, conseil DIALI</w:t>
+            </w:r>
+          </w:p>
+        </w:tc>
+      </w:tr>
+      <w:tr>
+        <w:tc>
+          <w:tcPr>
+            <w:tcW w:type="dxa" w:w="4703"/>
+          </w:tcPr>
+          <w:p>
+            <w:r>
+              <w:rPr>
+                <w:rFonts w:ascii="Calibri" w:hAnsi="Calibri"/>
+                <w:color w:val="DC2626"/>
+                <w:sz w:val="20"/>
+              </w:rPr>
+              <w:t>service_wave.dart</w:t>
+            </w:r>
+          </w:p>
+        </w:tc>
+        <w:tc>
+          <w:tcPr>
+            <w:tcW w:type="dxa" w:w="4703"/>
+          </w:tcPr>
+          <w:p>
+            <w:r>
+              <w:rPr>
+                <w:rFonts w:ascii="Calibri" w:hAnsi="Calibri"/>
+                <w:sz w:val="20"/>
+              </w:rPr>
+              <w:t>Paiement Premium Wave — lien marchand + activation Firebase</w:t>
+            </w:r>
+          </w:p>
+        </w:tc>
+      </w:tr>
     </w:tbl>
     <w:p>
       <w:pPr>
@@ -6277,7 +6353,307 @@
         <w:pStyle w:val="Heading3"/>
       </w:pPr>
       <w:r>
-        <w:t>1.8 DELETE — Déconnexion et nettoyage</w:t>
+        <w:t>1.8 UPDATE — Activer le statut Premium (Wave)</w:t>
+      </w:r>
+    </w:p>
+    <w:p>
+      <w:r>
+        <w:rPr>
+          <w:rFonts w:ascii="Calibri" w:hAnsi="Calibri"/>
+          <w:sz w:val="22"/>
+        </w:rPr>
+        <w:t xml:space="preserve">Après confirmation du paiement Wave, un </w:t>
+      </w:r>
+      <w:r>
+        <w:rPr>
+          <w:rFonts w:ascii="Courier New" w:hAnsi="Courier New"/>
+          <w:color w:val="DC2626"/>
+          <w:sz w:val="20"/>
+        </w:rPr>
+        <w:t>update()</w:t>
+      </w:r>
+      <w:r>
+        <w:rPr>
+          <w:rFonts w:ascii="Calibri" w:hAnsi="Calibri"/>
+          <w:sz w:val="22"/>
+        </w:rPr>
+        <w:t xml:space="preserve"> partiel marque l'utilisateur Premium :</w:t>
+      </w:r>
+    </w:p>
+    <w:p>
+      <w:pPr>
+        <w:spacing w:before="0" w:after="0"/>
+        <w:ind w:left="283"/>
+        <w:shd w:val="clear" w:color="auto" w:fill="F3F4F6"/>
+      </w:pPr>
+      <w:r>
+        <w:rPr>
+          <w:rFonts w:ascii="Courier New" w:hAnsi="Courier New"/>
+          <w:color w:val="1F2D3D"/>
+          <w:sz w:val="18"/>
+        </w:rPr>
+        <w:t>// service_base_de_donnees.dart</w:t>
+      </w:r>
+    </w:p>
+    <w:p>
+      <w:pPr>
+        <w:spacing w:before="0" w:after="0"/>
+        <w:ind w:left="283"/>
+        <w:shd w:val="clear" w:color="auto" w:fill="F3F4F6"/>
+      </w:pPr>
+      <w:r>
+        <w:rPr>
+          <w:rFonts w:ascii="Courier New" w:hAnsi="Courier New"/>
+          <w:color w:val="1F2D3D"/>
+          <w:sz w:val="18"/>
+        </w:rPr>
+        <w:t>static Future&lt;void&gt; setPremium({</w:t>
+      </w:r>
+    </w:p>
+    <w:p>
+      <w:pPr>
+        <w:spacing w:before="0" w:after="0"/>
+        <w:ind w:left="283"/>
+        <w:shd w:val="clear" w:color="auto" w:fill="F3F4F6"/>
+      </w:pPr>
+      <w:r>
+        <w:rPr>
+          <w:rFonts w:ascii="Courier New" w:hAnsi="Courier New"/>
+          <w:color w:val="1F2D3D"/>
+          <w:sz w:val="18"/>
+        </w:rPr>
+        <w:t xml:space="preserve">  required String uid,</w:t>
+      </w:r>
+    </w:p>
+    <w:p>
+      <w:pPr>
+        <w:spacing w:before="0" w:after="0"/>
+        <w:ind w:left="283"/>
+        <w:shd w:val="clear" w:color="auto" w:fill="F3F4F6"/>
+      </w:pPr>
+      <w:r>
+        <w:rPr>
+          <w:rFonts w:ascii="Courier New" w:hAnsi="Courier New"/>
+          <w:color w:val="1F2D3D"/>
+          <w:sz w:val="18"/>
+        </w:rPr>
+        <w:t xml:space="preserve">  required String plan,   // 'entrepreneur' | 'mentor' | 'investisseur'</w:t>
+      </w:r>
+    </w:p>
+    <w:p>
+      <w:pPr>
+        <w:spacing w:before="0" w:after="0"/>
+        <w:ind w:left="283"/>
+        <w:shd w:val="clear" w:color="auto" w:fill="F3F4F6"/>
+      </w:pPr>
+      <w:r>
+        <w:rPr>
+          <w:rFonts w:ascii="Courier New" w:hAnsi="Courier New"/>
+          <w:color w:val="1F2D3D"/>
+          <w:sz w:val="18"/>
+        </w:rPr>
+        <w:t>}) async {</w:t>
+      </w:r>
+    </w:p>
+    <w:p>
+      <w:pPr>
+        <w:spacing w:before="0" w:after="0"/>
+        <w:ind w:left="283"/>
+        <w:shd w:val="clear" w:color="auto" w:fill="F3F4F6"/>
+      </w:pPr>
+      <w:r>
+        <w:rPr>
+          <w:rFonts w:ascii="Courier New" w:hAnsi="Courier New"/>
+          <w:color w:val="1F2D3D"/>
+          <w:sz w:val="18"/>
+        </w:rPr>
+        <w:t xml:space="preserve">  await _userRef(uid).update({</w:t>
+      </w:r>
+    </w:p>
+    <w:p>
+      <w:pPr>
+        <w:spacing w:before="0" w:after="0"/>
+        <w:ind w:left="283"/>
+        <w:shd w:val="clear" w:color="auto" w:fill="F3F4F6"/>
+      </w:pPr>
+      <w:r>
+        <w:rPr>
+          <w:rFonts w:ascii="Courier New" w:hAnsi="Courier New"/>
+          <w:color w:val="1F2D3D"/>
+          <w:sz w:val="18"/>
+        </w:rPr>
+        <w:t xml:space="preserve">    'isPremium': true,</w:t>
+      </w:r>
+    </w:p>
+    <w:p>
+      <w:pPr>
+        <w:spacing w:before="0" w:after="0"/>
+        <w:ind w:left="283"/>
+        <w:shd w:val="clear" w:color="auto" w:fill="F3F4F6"/>
+      </w:pPr>
+      <w:r>
+        <w:rPr>
+          <w:rFonts w:ascii="Courier New" w:hAnsi="Courier New"/>
+          <w:color w:val="1F2D3D"/>
+          <w:sz w:val="18"/>
+        </w:rPr>
+        <w:t xml:space="preserve">    'premiumPlan': plan,</w:t>
+      </w:r>
+    </w:p>
+    <w:p>
+      <w:pPr>
+        <w:spacing w:before="0" w:after="0"/>
+        <w:ind w:left="283"/>
+        <w:shd w:val="clear" w:color="auto" w:fill="F3F4F6"/>
+      </w:pPr>
+      <w:r>
+        <w:rPr>
+          <w:rFonts w:ascii="Courier New" w:hAnsi="Courier New"/>
+          <w:color w:val="1F2D3D"/>
+          <w:sz w:val="18"/>
+        </w:rPr>
+        <w:t xml:space="preserve">    'premiumSince': ServerValue.timestamp,</w:t>
+      </w:r>
+    </w:p>
+    <w:p>
+      <w:pPr>
+        <w:spacing w:before="0" w:after="0"/>
+        <w:ind w:left="283"/>
+        <w:shd w:val="clear" w:color="auto" w:fill="F3F4F6"/>
+      </w:pPr>
+      <w:r>
+        <w:rPr>
+          <w:rFonts w:ascii="Courier New" w:hAnsi="Courier New"/>
+          <w:color w:val="1F2D3D"/>
+          <w:sz w:val="18"/>
+        </w:rPr>
+        <w:t xml:space="preserve">  });</w:t>
+      </w:r>
+    </w:p>
+    <w:p>
+      <w:pPr>
+        <w:spacing w:before="0" w:after="0"/>
+        <w:ind w:left="283"/>
+        <w:shd w:val="clear" w:color="auto" w:fill="F3F4F6"/>
+      </w:pPr>
+      <w:r>
+        <w:rPr>
+          <w:rFonts w:ascii="Courier New" w:hAnsi="Courier New"/>
+          <w:color w:val="1F2D3D"/>
+          <w:sz w:val="18"/>
+        </w:rPr>
+        <w:t>}</w:t>
+      </w:r>
+    </w:p>
+    <w:p>
+      <w:pPr>
+        <w:spacing w:after="80"/>
+      </w:pPr>
+    </w:p>
+    <w:p>
+      <w:r>
+        <w:rPr>
+          <w:rFonts w:ascii="Calibri" w:hAnsi="Calibri"/>
+          <w:b/>
+          <w:sz w:val="22"/>
+        </w:rPr>
+        <w:t>Depuis `service_wave.dart` :</w:t>
+      </w:r>
+    </w:p>
+    <w:p>
+      <w:pPr>
+        <w:spacing w:before="0" w:after="0"/>
+        <w:ind w:left="283"/>
+        <w:shd w:val="clear" w:color="auto" w:fill="F3F4F6"/>
+      </w:pPr>
+      <w:r>
+        <w:rPr>
+          <w:rFonts w:ascii="Courier New" w:hAnsi="Courier New"/>
+          <w:color w:val="1F2D3D"/>
+          <w:sz w:val="18"/>
+        </w:rPr>
+        <w:t>// Après que l'utilisateur confirme son paiement Wave</w:t>
+      </w:r>
+    </w:p>
+    <w:p>
+      <w:pPr>
+        <w:spacing w:before="0" w:after="0"/>
+        <w:ind w:left="283"/>
+        <w:shd w:val="clear" w:color="auto" w:fill="F3F4F6"/>
+      </w:pPr>
+      <w:r>
+        <w:rPr>
+          <w:rFonts w:ascii="Courier New" w:hAnsi="Courier New"/>
+          <w:color w:val="1F2D3D"/>
+          <w:sz w:val="18"/>
+        </w:rPr>
+        <w:t>await WaveService.activatePremium(plan);</w:t>
+      </w:r>
+    </w:p>
+    <w:p>
+      <w:pPr>
+        <w:spacing w:before="0" w:after="0"/>
+        <w:ind w:left="283"/>
+        <w:shd w:val="clear" w:color="auto" w:fill="F3F4F6"/>
+      </w:pPr>
+      <w:r>
+        <w:rPr>
+          <w:rFonts w:ascii="Courier New" w:hAnsi="Courier New"/>
+          <w:color w:val="1F2D3D"/>
+          <w:sz w:val="18"/>
+        </w:rPr>
+        <w:t>// → Firebase : users/{uid}/isPremium = true</w:t>
+      </w:r>
+    </w:p>
+    <w:p>
+      <w:pPr>
+        <w:spacing w:after="80"/>
+      </w:pPr>
+    </w:p>
+    <w:p>
+      <w:pPr>
+        <w:spacing w:before="200" w:after="0"/>
+        <w:ind w:left="0"/>
+        <w:shd w:val="clear" w:color="auto" w:fill="FEF3C7"/>
+        <w:pBdr>
+          <w:left w:val="single" w:sz="8" w:space="6" w:color="F59E0B"/>
+        </w:pBdr>
+      </w:pPr>
+      <w:r>
+        <w:rPr>
+          <w:rFonts w:ascii="Calibri" w:hAnsi="Calibri"/>
+          <w:b/>
+          <w:color w:val="924009"/>
+          <w:sz w:val="20"/>
+        </w:rPr>
+        <w:t>📸  📸 CAPTURE D'ÉCRAN — Firebase Console : nœud users/{uid} avec isPremium = true</w:t>
+      </w:r>
+    </w:p>
+    <w:p>
+      <w:pPr>
+        <w:spacing w:before="2835" w:after="240"/>
+        <w:ind w:left="0"/>
+        <w:shd w:val="clear" w:color="auto" w:fill="F9FAFB"/>
+        <w:pBdr>
+          <w:left w:val="single" w:sz="6" w:space="6" w:color="D1D5DB"/>
+        </w:pBdr>
+      </w:pPr>
+      <w:r>
+        <w:rPr>
+          <w:rFonts w:ascii="Calibri" w:hAnsi="Calibri"/>
+          <w:i/>
+          <w:color w:val="ABB5BF"/>
+          <w:sz w:val="18"/>
+        </w:rPr>
+        <w:t>[ Insérer la capture d'écran ici ]</w:t>
+      </w:r>
+    </w:p>
+    <w:p>
+      <w:pPr>
+        <w:pStyle w:val="Heading3"/>
+      </w:pPr>
+      <w:r>
+        <w:t>1.9 DELETE — Déconnexion et nettoyage</w:t>
       </w:r>
     </w:p>
     <w:p>

--- a/livrables/docx/DIAPALER_AFRICA_Livrable2.docx
+++ b/livrables/docx/DIAPALER_AFRICA_Livrable2.docx
@@ -6653,7 +6653,472 @@
         <w:pStyle w:val="Heading3"/>
       </w:pPr>
       <w:r>
-        <w:t>1.9 DELETE — Déconnexion et nettoyage</w:t>
+        <w:t>1.9 DELETE — Suppression d'une session réservée (Firebase `.remove()`)</w:t>
+      </w:r>
+    </w:p>
+    <w:p>
+      <w:r>
+        <w:rPr>
+          <w:rFonts w:ascii="Calibri" w:hAnsi="Calibri"/>
+          <w:sz w:val="22"/>
+        </w:rPr>
+        <w:t xml:space="preserve">L'annulation d'un rendez-vous bilatéral supprime physiquement le nœud Firebase via </w:t>
+      </w:r>
+      <w:r>
+        <w:rPr>
+          <w:rFonts w:ascii="Courier New" w:hAnsi="Courier New"/>
+          <w:color w:val="DC2626"/>
+          <w:sz w:val="20"/>
+        </w:rPr>
+        <w:t>.remove()</w:t>
+      </w:r>
+      <w:r>
+        <w:rPr>
+          <w:rFonts w:ascii="Calibri" w:hAnsi="Calibri"/>
+          <w:sz w:val="22"/>
+        </w:rPr>
+        <w:t xml:space="preserve"> :</w:t>
+      </w:r>
+    </w:p>
+    <w:p>
+      <w:pPr>
+        <w:spacing w:before="0" w:after="0"/>
+        <w:ind w:left="283"/>
+        <w:shd w:val="clear" w:color="auto" w:fill="F3F4F6"/>
+      </w:pPr>
+      <w:r>
+        <w:rPr>
+          <w:rFonts w:ascii="Courier New" w:hAnsi="Courier New"/>
+          <w:color w:val="1F2D3D"/>
+          <w:sz w:val="18"/>
+        </w:rPr>
+        <w:t>// lib/services/service_agenda.dart — AgendaController.cancel()</w:t>
+      </w:r>
+    </w:p>
+    <w:p>
+      <w:pPr>
+        <w:spacing w:before="0" w:after="0"/>
+        <w:ind w:left="283"/>
+        <w:shd w:val="clear" w:color="auto" w:fill="F3F4F6"/>
+      </w:pPr>
+      <w:r>
+        <w:rPr>
+          <w:rFonts w:ascii="Courier New" w:hAnsi="Courier New"/>
+          <w:color w:val="1F2D3D"/>
+          <w:sz w:val="18"/>
+        </w:rPr>
+        <w:t>static Future&lt;void&gt; cancel({</w:t>
+      </w:r>
+    </w:p>
+    <w:p>
+      <w:pPr>
+        <w:spacing w:before="0" w:after="0"/>
+        <w:ind w:left="283"/>
+        <w:shd w:val="clear" w:color="auto" w:fill="F3F4F6"/>
+      </w:pPr>
+      <w:r>
+        <w:rPr>
+          <w:rFonts w:ascii="Courier New" w:hAnsi="Courier New"/>
+          <w:color w:val="1F2D3D"/>
+          <w:sz w:val="18"/>
+        </w:rPr>
+        <w:t xml:space="preserve">  required String userId,</w:t>
+      </w:r>
+    </w:p>
+    <w:p>
+      <w:pPr>
+        <w:spacing w:before="0" w:after="0"/>
+        <w:ind w:left="283"/>
+        <w:shd w:val="clear" w:color="auto" w:fill="F3F4F6"/>
+      </w:pPr>
+      <w:r>
+        <w:rPr>
+          <w:rFonts w:ascii="Courier New" w:hAnsi="Courier New"/>
+          <w:color w:val="1F2D3D"/>
+          <w:sz w:val="18"/>
+        </w:rPr>
+        <w:t xml:space="preserve">  required String userName,</w:t>
+      </w:r>
+    </w:p>
+    <w:p>
+      <w:pPr>
+        <w:spacing w:before="0" w:after="0"/>
+        <w:ind w:left="283"/>
+        <w:shd w:val="clear" w:color="auto" w:fill="F3F4F6"/>
+      </w:pPr>
+      <w:r>
+        <w:rPr>
+          <w:rFonts w:ascii="Courier New" w:hAnsi="Courier New"/>
+          <w:color w:val="1F2D3D"/>
+          <w:sz w:val="18"/>
+        </w:rPr>
+        <w:t xml:space="preserve">  required BookedSession session,</w:t>
+      </w:r>
+    </w:p>
+    <w:p>
+      <w:pPr>
+        <w:spacing w:before="0" w:after="0"/>
+        <w:ind w:left="283"/>
+        <w:shd w:val="clear" w:color="auto" w:fill="F3F4F6"/>
+      </w:pPr>
+      <w:r>
+        <w:rPr>
+          <w:rFonts w:ascii="Courier New" w:hAnsi="Courier New"/>
+          <w:color w:val="1F2D3D"/>
+          <w:sz w:val="18"/>
+        </w:rPr>
+        <w:t xml:space="preserve">  required String reason,</w:t>
+      </w:r>
+    </w:p>
+    <w:p>
+      <w:pPr>
+        <w:spacing w:before="0" w:after="0"/>
+        <w:ind w:left="283"/>
+        <w:shd w:val="clear" w:color="auto" w:fill="F3F4F6"/>
+      </w:pPr>
+      <w:r>
+        <w:rPr>
+          <w:rFonts w:ascii="Courier New" w:hAnsi="Courier New"/>
+          <w:color w:val="1F2D3D"/>
+          <w:sz w:val="18"/>
+        </w:rPr>
+        <w:t>}) async {</w:t>
+      </w:r>
+    </w:p>
+    <w:p>
+      <w:pPr>
+        <w:spacing w:before="0" w:after="0"/>
+        <w:ind w:left="283"/>
+        <w:shd w:val="clear" w:color="auto" w:fill="F3F4F6"/>
+      </w:pPr>
+      <w:r>
+        <w:rPr>
+          <w:rFonts w:ascii="Courier New" w:hAnsi="Courier New"/>
+          <w:color w:val="1F2D3D"/>
+          <w:sz w:val="18"/>
+        </w:rPr>
+        <w:t xml:space="preserve">  // DELETE côté annulant</w:t>
+      </w:r>
+    </w:p>
+    <w:p>
+      <w:pPr>
+        <w:spacing w:before="0" w:after="0"/>
+        <w:ind w:left="283"/>
+        <w:shd w:val="clear" w:color="auto" w:fill="F3F4F6"/>
+      </w:pPr>
+      <w:r>
+        <w:rPr>
+          <w:rFonts w:ascii="Courier New" w:hAnsi="Courier New"/>
+          <w:color w:val="1F2D3D"/>
+          <w:sz w:val="18"/>
+        </w:rPr>
+        <w:t xml:space="preserve">  await _db.child('bookedSessions/$userId/${session.id}').remove();</w:t>
+      </w:r>
+    </w:p>
+    <w:p>
+      <w:pPr>
+        <w:spacing w:before="0" w:after="0"/>
+        <w:ind w:left="283"/>
+        <w:shd w:val="clear" w:color="auto" w:fill="F3F4F6"/>
+      </w:pPr>
+      <w:r>
+        <w:rPr>
+          <w:rFonts w:ascii="Courier New" w:hAnsi="Courier New"/>
+          <w:color w:val="1F2D3D"/>
+          <w:sz w:val="18"/>
+        </w:rPr>
+        <w:t xml:space="preserve"> </w:t>
+      </w:r>
+    </w:p>
+    <w:p>
+      <w:pPr>
+        <w:spacing w:before="0" w:after="0"/>
+        <w:ind w:left="283"/>
+        <w:shd w:val="clear" w:color="auto" w:fill="F3F4F6"/>
+      </w:pPr>
+      <w:r>
+        <w:rPr>
+          <w:rFonts w:ascii="Courier New" w:hAnsi="Courier New"/>
+          <w:color w:val="1F2D3D"/>
+          <w:sz w:val="18"/>
+        </w:rPr>
+        <w:t xml:space="preserve">  // DELETE côté autre partie (si compte Firebase connu)</w:t>
+      </w:r>
+    </w:p>
+    <w:p>
+      <w:pPr>
+        <w:spacing w:before="0" w:after="0"/>
+        <w:ind w:left="283"/>
+        <w:shd w:val="clear" w:color="auto" w:fill="F3F4F6"/>
+      </w:pPr>
+      <w:r>
+        <w:rPr>
+          <w:rFonts w:ascii="Courier New" w:hAnsi="Courier New"/>
+          <w:color w:val="1F2D3D"/>
+          <w:sz w:val="18"/>
+        </w:rPr>
+        <w:t xml:space="preserve">  if (session.otherUid.isNotEmpty) {</w:t>
+      </w:r>
+    </w:p>
+    <w:p>
+      <w:pPr>
+        <w:spacing w:before="0" w:after="0"/>
+        <w:ind w:left="283"/>
+        <w:shd w:val="clear" w:color="auto" w:fill="F3F4F6"/>
+      </w:pPr>
+      <w:r>
+        <w:rPr>
+          <w:rFonts w:ascii="Courier New" w:hAnsi="Courier New"/>
+          <w:color w:val="1F2D3D"/>
+          <w:sz w:val="18"/>
+        </w:rPr>
+        <w:t xml:space="preserve">    await _db.child('bookedSessions/${session.otherUid}/${session.id}').remove();</w:t>
+      </w:r>
+    </w:p>
+    <w:p>
+      <w:pPr>
+        <w:spacing w:before="0" w:after="0"/>
+        <w:ind w:left="283"/>
+        <w:shd w:val="clear" w:color="auto" w:fill="F3F4F6"/>
+      </w:pPr>
+      <w:r>
+        <w:rPr>
+          <w:rFonts w:ascii="Courier New" w:hAnsi="Courier New"/>
+          <w:color w:val="1F2D3D"/>
+          <w:sz w:val="18"/>
+        </w:rPr>
+        <w:t xml:space="preserve">  }</w:t>
+      </w:r>
+    </w:p>
+    <w:p>
+      <w:pPr>
+        <w:spacing w:before="0" w:after="0"/>
+        <w:ind w:left="283"/>
+        <w:shd w:val="clear" w:color="auto" w:fill="F3F4F6"/>
+      </w:pPr>
+      <w:r>
+        <w:rPr>
+          <w:rFonts w:ascii="Courier New" w:hAnsi="Courier New"/>
+          <w:color w:val="1F2D3D"/>
+          <w:sz w:val="18"/>
+        </w:rPr>
+        <w:t xml:space="preserve"> </w:t>
+      </w:r>
+    </w:p>
+    <w:p>
+      <w:pPr>
+        <w:spacing w:before="0" w:after="0"/>
+        <w:ind w:left="283"/>
+        <w:shd w:val="clear" w:color="auto" w:fill="F3F4F6"/>
+      </w:pPr>
+      <w:r>
+        <w:rPr>
+          <w:rFonts w:ascii="Courier New" w:hAnsi="Courier New"/>
+          <w:color w:val="1F2D3D"/>
+          <w:sz w:val="18"/>
+        </w:rPr>
+        <w:t xml:space="preserve">  // Notifications croisées de l'annulation</w:t>
+      </w:r>
+    </w:p>
+    <w:p>
+      <w:pPr>
+        <w:spacing w:before="0" w:after="0"/>
+        <w:ind w:left="283"/>
+        <w:shd w:val="clear" w:color="auto" w:fill="F3F4F6"/>
+      </w:pPr>
+      <w:r>
+        <w:rPr>
+          <w:rFonts w:ascii="Courier New" w:hAnsi="Courier New"/>
+          <w:color w:val="1F2D3D"/>
+          <w:sz w:val="18"/>
+        </w:rPr>
+        <w:t xml:space="preserve">  await NotificationService.addNotification(</w:t>
+      </w:r>
+    </w:p>
+    <w:p>
+      <w:pPr>
+        <w:spacing w:before="0" w:after="0"/>
+        <w:ind w:left="283"/>
+        <w:shd w:val="clear" w:color="auto" w:fill="F3F4F6"/>
+      </w:pPr>
+      <w:r>
+        <w:rPr>
+          <w:rFonts w:ascii="Courier New" w:hAnsi="Courier New"/>
+          <w:color w:val="1F2D3D"/>
+          <w:sz w:val="18"/>
+        </w:rPr>
+        <w:t xml:space="preserve">    title: 'Rendez-vous annulé',</w:t>
+      </w:r>
+    </w:p>
+    <w:p>
+      <w:pPr>
+        <w:spacing w:before="0" w:after="0"/>
+        <w:ind w:left="283"/>
+        <w:shd w:val="clear" w:color="auto" w:fill="F3F4F6"/>
+      </w:pPr>
+      <w:r>
+        <w:rPr>
+          <w:rFonts w:ascii="Courier New" w:hAnsi="Courier New"/>
+          <w:color w:val="1F2D3D"/>
+          <w:sz w:val="18"/>
+        </w:rPr>
+        <w:t xml:space="preserve">    message: 'Session avec ${session.mentorName} annulée — motif : $reason',</w:t>
+      </w:r>
+    </w:p>
+    <w:p>
+      <w:pPr>
+        <w:spacing w:before="0" w:after="0"/>
+        <w:ind w:left="283"/>
+        <w:shd w:val="clear" w:color="auto" w:fill="F3F4F6"/>
+      </w:pPr>
+      <w:r>
+        <w:rPr>
+          <w:rFonts w:ascii="Courier New" w:hAnsi="Courier New"/>
+          <w:color w:val="1F2D3D"/>
+          <w:sz w:val="18"/>
+        </w:rPr>
+        <w:t xml:space="preserve">    type: 'session_cancelled',</w:t>
+      </w:r>
+    </w:p>
+    <w:p>
+      <w:pPr>
+        <w:spacing w:before="0" w:after="0"/>
+        <w:ind w:left="283"/>
+        <w:shd w:val="clear" w:color="auto" w:fill="F3F4F6"/>
+      </w:pPr>
+      <w:r>
+        <w:rPr>
+          <w:rFonts w:ascii="Courier New" w:hAnsi="Courier New"/>
+          <w:color w:val="1F2D3D"/>
+          <w:sz w:val="18"/>
+        </w:rPr>
+        <w:t xml:space="preserve">  );</w:t>
+      </w:r>
+    </w:p>
+    <w:p>
+      <w:pPr>
+        <w:spacing w:before="0" w:after="0"/>
+        <w:ind w:left="283"/>
+        <w:shd w:val="clear" w:color="auto" w:fill="F3F4F6"/>
+      </w:pPr>
+      <w:r>
+        <w:rPr>
+          <w:rFonts w:ascii="Courier New" w:hAnsi="Courier New"/>
+          <w:color w:val="1F2D3D"/>
+          <w:sz w:val="18"/>
+        </w:rPr>
+        <w:t>}</w:t>
+      </w:r>
+    </w:p>
+    <w:p>
+      <w:pPr>
+        <w:spacing w:after="80"/>
+      </w:pPr>
+    </w:p>
+    <w:p>
+      <w:r>
+        <w:rPr>
+          <w:rFonts w:ascii="Calibri" w:hAnsi="Calibri"/>
+          <w:b/>
+          <w:sz w:val="22"/>
+        </w:rPr>
+        <w:t>Nœud supprimé dans Firebase :</w:t>
+      </w:r>
+    </w:p>
+    <w:p>
+      <w:pPr>
+        <w:spacing w:before="0" w:after="0"/>
+        <w:ind w:left="283"/>
+        <w:shd w:val="clear" w:color="auto" w:fill="F3F4F6"/>
+      </w:pPr>
+      <w:r>
+        <w:rPr>
+          <w:rFonts w:ascii="Courier New" w:hAnsi="Courier New"/>
+          <w:color w:val="1F2D3D"/>
+          <w:sz w:val="18"/>
+        </w:rPr>
+        <w:t>bookedSessions/</w:t>
+      </w:r>
+    </w:p>
+    <w:p>
+      <w:pPr>
+        <w:spacing w:before="0" w:after="0"/>
+        <w:ind w:left="283"/>
+        <w:shd w:val="clear" w:color="auto" w:fill="F3F4F6"/>
+      </w:pPr>
+      <w:r>
+        <w:rPr>
+          <w:rFonts w:ascii="Courier New" w:hAnsi="Courier New"/>
+          <w:color w:val="1F2D3D"/>
+          <w:sz w:val="18"/>
+        </w:rPr>
+        <w:t>└── {userId}/</w:t>
+      </w:r>
+    </w:p>
+    <w:p>
+      <w:pPr>
+        <w:spacing w:before="0" w:after="0"/>
+        <w:ind w:left="283"/>
+        <w:shd w:val="clear" w:color="auto" w:fill="F3F4F6"/>
+      </w:pPr>
+      <w:r>
+        <w:rPr>
+          <w:rFonts w:ascii="Courier New" w:hAnsi="Courier New"/>
+          <w:color w:val="1F2D3D"/>
+          <w:sz w:val="18"/>
+        </w:rPr>
+        <w:t xml:space="preserve">    └── {sessionId}  ← .remove() → nœud entièrement effacé</w:t>
+      </w:r>
+    </w:p>
+    <w:p>
+      <w:pPr>
+        <w:spacing w:after="80"/>
+      </w:pPr>
+    </w:p>
+    <w:p>
+      <w:pPr>
+        <w:spacing w:before="200" w:after="0"/>
+        <w:ind w:left="0"/>
+        <w:shd w:val="clear" w:color="auto" w:fill="FEF3C7"/>
+        <w:pBdr>
+          <w:left w:val="single" w:sz="8" w:space="6" w:color="F59E0B"/>
+        </w:pBdr>
+      </w:pPr>
+      <w:r>
+        <w:rPr>
+          <w:rFonts w:ascii="Calibri" w:hAnsi="Calibri"/>
+          <w:b/>
+          <w:color w:val="924009"/>
+          <w:sz w:val="20"/>
+        </w:rPr>
+        <w:t>📸  📸 CAPTURE D'ÉCRAN — Console Firebase : nœud bookedSessions après annulation (nœud disparu)</w:t>
+      </w:r>
+    </w:p>
+    <w:p>
+      <w:pPr>
+        <w:spacing w:before="2835" w:after="240"/>
+        <w:ind w:left="0"/>
+        <w:shd w:val="clear" w:color="auto" w:fill="F9FAFB"/>
+        <w:pBdr>
+          <w:left w:val="single" w:sz="6" w:space="6" w:color="D1D5DB"/>
+        </w:pBdr>
+      </w:pPr>
+      <w:r>
+        <w:rPr>
+          <w:rFonts w:ascii="Calibri" w:hAnsi="Calibri"/>
+          <w:i/>
+          <w:color w:val="ABB5BF"/>
+          <w:sz w:val="18"/>
+        </w:rPr>
+        <w:t>[ Insérer la capture d'écran ici ]</w:t>
+      </w:r>
+    </w:p>
+    <w:p>
+      <w:pPr>
+        <w:pStyle w:val="Heading3"/>
+      </w:pPr>
+      <w:r>
+        <w:t>1.10 DELETE — Déconnexion et nettoyage du cache local</w:t>
       </w:r>
     </w:p>
     <w:p>

--- a/livrables/docx/DIAPALER_AFRICA_Livrable2.docx
+++ b/livrables/docx/DIAPALER_AFRICA_Livrable2.docx
@@ -6587,22 +6587,172 @@
           <w:color w:val="1F2D3D"/>
           <w:sz w:val="18"/>
         </w:rPr>
-        <w:t>await WaveService.activatePremium(plan);</w:t>
-      </w:r>
-    </w:p>
-    <w:p>
-      <w:pPr>
-        <w:spacing w:before="0" w:after="0"/>
-        <w:ind w:left="283"/>
-        <w:shd w:val="clear" w:color="auto" w:fill="F3F4F6"/>
-      </w:pPr>
-      <w:r>
-        <w:rPr>
-          <w:rFonts w:ascii="Courier New" w:hAnsi="Courier New"/>
-          <w:color w:val="1F2D3D"/>
-          <w:sz w:val="18"/>
-        </w:rPr>
-        <w:t>// → Firebase : users/{uid}/isPremium = true</w:t>
+        <w:t>static Future&lt;void&gt; activatePremium(PremiumPlan plan) async {</w:t>
+      </w:r>
+    </w:p>
+    <w:p>
+      <w:pPr>
+        <w:spacing w:before="0" w:after="0"/>
+        <w:ind w:left="283"/>
+        <w:shd w:val="clear" w:color="auto" w:fill="F3F4F6"/>
+      </w:pPr>
+      <w:r>
+        <w:rPr>
+          <w:rFonts w:ascii="Courier New" w:hAnsi="Courier New"/>
+          <w:color w:val="1F2D3D"/>
+          <w:sz w:val="18"/>
+        </w:rPr>
+        <w:t xml:space="preserve">  final uid = AuthService.currentUid;</w:t>
+      </w:r>
+    </w:p>
+    <w:p>
+      <w:pPr>
+        <w:spacing w:before="0" w:after="0"/>
+        <w:ind w:left="283"/>
+        <w:shd w:val="clear" w:color="auto" w:fill="F3F4F6"/>
+      </w:pPr>
+      <w:r>
+        <w:rPr>
+          <w:rFonts w:ascii="Courier New" w:hAnsi="Courier New"/>
+          <w:color w:val="1F2D3D"/>
+          <w:sz w:val="18"/>
+        </w:rPr>
+        <w:t xml:space="preserve">  if (uid == null) return;</w:t>
+      </w:r>
+    </w:p>
+    <w:p>
+      <w:pPr>
+        <w:spacing w:before="0" w:after="0"/>
+        <w:ind w:left="283"/>
+        <w:shd w:val="clear" w:color="auto" w:fill="F3F4F6"/>
+      </w:pPr>
+      <w:r>
+        <w:rPr>
+          <w:rFonts w:ascii="Courier New" w:hAnsi="Courier New"/>
+          <w:color w:val="1F2D3D"/>
+          <w:sz w:val="18"/>
+        </w:rPr>
+        <w:t xml:space="preserve">  // 1. Écriture Firebase</w:t>
+      </w:r>
+    </w:p>
+    <w:p>
+      <w:pPr>
+        <w:spacing w:before="0" w:after="0"/>
+        <w:ind w:left="283"/>
+        <w:shd w:val="clear" w:color="auto" w:fill="F3F4F6"/>
+      </w:pPr>
+      <w:r>
+        <w:rPr>
+          <w:rFonts w:ascii="Courier New" w:hAnsi="Courier New"/>
+          <w:color w:val="1F2D3D"/>
+          <w:sz w:val="18"/>
+        </w:rPr>
+        <w:t xml:space="preserve">  await DatabaseService.setPremium(uid: uid, plan: plan.name);</w:t>
+      </w:r>
+    </w:p>
+    <w:p>
+      <w:pPr>
+        <w:spacing w:before="0" w:after="0"/>
+        <w:ind w:left="283"/>
+        <w:shd w:val="clear" w:color="auto" w:fill="F3F4F6"/>
+      </w:pPr>
+      <w:r>
+        <w:rPr>
+          <w:rFonts w:ascii="Courier New" w:hAnsi="Courier New"/>
+          <w:color w:val="1F2D3D"/>
+          <w:sz w:val="18"/>
+        </w:rPr>
+        <w:t xml:space="preserve">  // 2. Mise à jour en mémoire → badge ⭐ visible instantanément</w:t>
+      </w:r>
+    </w:p>
+    <w:p>
+      <w:pPr>
+        <w:spacing w:before="0" w:after="0"/>
+        <w:ind w:left="283"/>
+        <w:shd w:val="clear" w:color="auto" w:fill="F3F4F6"/>
+      </w:pPr>
+      <w:r>
+        <w:rPr>
+          <w:rFonts w:ascii="Courier New" w:hAnsi="Courier New"/>
+          <w:color w:val="1F2D3D"/>
+          <w:sz w:val="18"/>
+        </w:rPr>
+        <w:t xml:space="preserve">  final updated = UserProfileController.profile.value.copyWith(</w:t>
+      </w:r>
+    </w:p>
+    <w:p>
+      <w:pPr>
+        <w:spacing w:before="0" w:after="0"/>
+        <w:ind w:left="283"/>
+        <w:shd w:val="clear" w:color="auto" w:fill="F3F4F6"/>
+      </w:pPr>
+      <w:r>
+        <w:rPr>
+          <w:rFonts w:ascii="Courier New" w:hAnsi="Courier New"/>
+          <w:color w:val="1F2D3D"/>
+          <w:sz w:val="18"/>
+        </w:rPr>
+        <w:t xml:space="preserve">    isPremium: true,</w:t>
+      </w:r>
+    </w:p>
+    <w:p>
+      <w:pPr>
+        <w:spacing w:before="0" w:after="0"/>
+        <w:ind w:left="283"/>
+        <w:shd w:val="clear" w:color="auto" w:fill="F3F4F6"/>
+      </w:pPr>
+      <w:r>
+        <w:rPr>
+          <w:rFonts w:ascii="Courier New" w:hAnsi="Courier New"/>
+          <w:color w:val="1F2D3D"/>
+          <w:sz w:val="18"/>
+        </w:rPr>
+        <w:t xml:space="preserve">    premiumPlan: plan.name,</w:t>
+      </w:r>
+    </w:p>
+    <w:p>
+      <w:pPr>
+        <w:spacing w:before="0" w:after="0"/>
+        <w:ind w:left="283"/>
+        <w:shd w:val="clear" w:color="auto" w:fill="F3F4F6"/>
+      </w:pPr>
+      <w:r>
+        <w:rPr>
+          <w:rFonts w:ascii="Courier New" w:hAnsi="Courier New"/>
+          <w:color w:val="1F2D3D"/>
+          <w:sz w:val="18"/>
+        </w:rPr>
+        <w:t xml:space="preserve">  );</w:t>
+      </w:r>
+    </w:p>
+    <w:p>
+      <w:pPr>
+        <w:spacing w:before="0" w:after="0"/>
+        <w:ind w:left="283"/>
+        <w:shd w:val="clear" w:color="auto" w:fill="F3F4F6"/>
+      </w:pPr>
+      <w:r>
+        <w:rPr>
+          <w:rFonts w:ascii="Courier New" w:hAnsi="Courier New"/>
+          <w:color w:val="1F2D3D"/>
+          <w:sz w:val="18"/>
+        </w:rPr>
+        <w:t xml:space="preserve">  UserProfileController.update(updated); // → cache local + Firebase</w:t>
+      </w:r>
+    </w:p>
+    <w:p>
+      <w:pPr>
+        <w:spacing w:before="0" w:after="0"/>
+        <w:ind w:left="283"/>
+        <w:shd w:val="clear" w:color="auto" w:fill="F3F4F6"/>
+      </w:pPr>
+      <w:r>
+        <w:rPr>
+          <w:rFonts w:ascii="Courier New" w:hAnsi="Courier New"/>
+          <w:color w:val="1F2D3D"/>
+          <w:sz w:val="18"/>
+        </w:rPr>
+        <w:t>}</w:t>
       </w:r>
     </w:p>
     <w:p>

--- a/livrables/docx/DIAPALER_AFRICA_Livrable2.docx
+++ b/livrables/docx/DIAPALER_AFRICA_Livrable2.docx
@@ -16493,13 +16493,83 @@
                 <w:rFonts w:ascii="Calibri" w:hAnsi="Calibri"/>
                 <w:sz w:val="20"/>
               </w:rPr>
-              <w:t xml:space="preserve"> session</w:t>
+              <w:t xml:space="preserve"> session réservée</w:t>
             </w:r>
           </w:p>
         </w:tc>
         <w:tc>
           <w:tcPr>
             <w:tcW w:type="dxa" w:w="2351"/>
+          </w:tcPr>
+          <w:p>
+            <w:r>
+              <w:rPr>
+                <w:rFonts w:ascii="Calibri" w:hAnsi="Calibri"/>
+                <w:color w:val="DC2626"/>
+                <w:sz w:val="20"/>
+              </w:rPr>
+              <w:t>AgendaController</w:t>
+            </w:r>
+          </w:p>
+        </w:tc>
+        <w:tc>
+          <w:tcPr>
+            <w:tcW w:type="dxa" w:w="2351"/>
+          </w:tcPr>
+          <w:p>
+            <w:r>
+              <w:rPr>
+                <w:rFonts w:ascii="Calibri" w:hAnsi="Calibri"/>
+                <w:color w:val="DC2626"/>
+                <w:sz w:val="20"/>
+              </w:rPr>
+              <w:t>bookedSessions/{uid}/{id}.remove()</w:t>
+            </w:r>
+          </w:p>
+        </w:tc>
+        <w:tc>
+          <w:tcPr>
+            <w:tcW w:type="dxa" w:w="2351"/>
+          </w:tcPr>
+          <w:p>
+            <w:r>
+              <w:rPr>
+                <w:rFonts w:ascii="Calibri" w:hAnsi="Calibri"/>
+                <w:sz w:val="20"/>
+              </w:rPr>
+              <w:t>Annulation rendez-vous</w:t>
+            </w:r>
+          </w:p>
+        </w:tc>
+      </w:tr>
+      <w:tr>
+        <w:tc>
+          <w:tcPr>
+            <w:tcW w:type="dxa" w:w="2351"/>
+            <w:shd w:val="clear" w:color="auto" w:fill="EFF6FF"/>
+          </w:tcPr>
+          <w:p>
+            <w:r>
+              <w:rPr>
+                <w:rFonts w:ascii="Calibri" w:hAnsi="Calibri"/>
+                <w:b/>
+                <w:sz w:val="20"/>
+              </w:rPr>
+              <w:t>DELETE</w:t>
+            </w:r>
+            <w:r>
+              <w:rPr>
+                <w:rFonts w:ascii="Calibri" w:hAnsi="Calibri"/>
+                <w:sz w:val="20"/>
+              </w:rPr>
+              <w:t xml:space="preserve"> déconnexion</w:t>
+            </w:r>
+          </w:p>
+        </w:tc>
+        <w:tc>
+          <w:tcPr>
+            <w:tcW w:type="dxa" w:w="2351"/>
+            <w:shd w:val="clear" w:color="auto" w:fill="EFF6FF"/>
           </w:tcPr>
           <w:p>
             <w:r>
@@ -16515,6 +16585,7 @@
         <w:tc>
           <w:tcPr>
             <w:tcW w:type="dxa" w:w="2351"/>
+            <w:shd w:val="clear" w:color="auto" w:fill="EFF6FF"/>
           </w:tcPr>
           <w:p>
             <w:r>
@@ -16524,6 +16595,75 @@
                 <w:sz w:val="20"/>
               </w:rPr>
               <w:t>signOut()</w:t>
+            </w:r>
+          </w:p>
+        </w:tc>
+        <w:tc>
+          <w:tcPr>
+            <w:tcW w:type="dxa" w:w="2351"/>
+            <w:shd w:val="clear" w:color="auto" w:fill="EFF6FF"/>
+          </w:tcPr>
+          <w:p>
+            <w:r>
+              <w:rPr>
+                <w:rFonts w:ascii="Calibri" w:hAnsi="Calibri"/>
+                <w:sz w:val="20"/>
+              </w:rPr>
+              <w:t>Déconnexion</w:t>
+            </w:r>
+          </w:p>
+        </w:tc>
+      </w:tr>
+      <w:tr>
+        <w:tc>
+          <w:tcPr>
+            <w:tcW w:type="dxa" w:w="2351"/>
+          </w:tcPr>
+          <w:p>
+            <w:r>
+              <w:rPr>
+                <w:rFonts w:ascii="Calibri" w:hAnsi="Calibri"/>
+                <w:b/>
+                <w:sz w:val="20"/>
+              </w:rPr>
+              <w:t>DELETE</w:t>
+            </w:r>
+            <w:r>
+              <w:rPr>
+                <w:rFonts w:ascii="Calibri" w:hAnsi="Calibri"/>
+                <w:sz w:val="20"/>
+              </w:rPr>
+              <w:t xml:space="preserve"> cache local</w:t>
+            </w:r>
+          </w:p>
+        </w:tc>
+        <w:tc>
+          <w:tcPr>
+            <w:tcW w:type="dxa" w:w="2351"/>
+          </w:tcPr>
+          <w:p>
+            <w:r>
+              <w:rPr>
+                <w:rFonts w:ascii="Calibri" w:hAnsi="Calibri"/>
+                <w:color w:val="DC2626"/>
+                <w:sz w:val="20"/>
+              </w:rPr>
+              <w:t>CacheService</w:t>
+            </w:r>
+          </w:p>
+        </w:tc>
+        <w:tc>
+          <w:tcPr>
+            <w:tcW w:type="dxa" w:w="2351"/>
+          </w:tcPr>
+          <w:p>
+            <w:r>
+              <w:rPr>
+                <w:rFonts w:ascii="Calibri" w:hAnsi="Calibri"/>
+                <w:color w:val="DC2626"/>
+                <w:sz w:val="20"/>
+              </w:rPr>
+              <w:t>prefs.remove(key)</w:t>
             </w:r>
           </w:p>
         </w:tc>
@@ -16555,14 +16695,14 @@
                 <w:b/>
                 <w:sz w:val="20"/>
               </w:rPr>
-              <w:t>DELETE</w:t>
+              <w:t>POST</w:t>
             </w:r>
             <w:r>
               <w:rPr>
                 <w:rFonts w:ascii="Calibri" w:hAnsi="Calibri"/>
                 <w:sz w:val="20"/>
               </w:rPr>
-              <w:t xml:space="preserve"> cache local</w:t>
+              <w:t xml:space="preserve"> message IA</w:t>
             </w:r>
           </w:p>
         </w:tc>
@@ -16578,7 +16718,7 @@
                 <w:color w:val="DC2626"/>
                 <w:sz w:val="20"/>
               </w:rPr>
-              <w:t>CacheService</w:t>
+              <w:t>ChatbotService</w:t>
             </w:r>
           </w:p>
         </w:tc>
@@ -16586,75 +16726,6 @@
           <w:tcPr>
             <w:tcW w:type="dxa" w:w="2351"/>
             <w:shd w:val="clear" w:color="auto" w:fill="EFF6FF"/>
-          </w:tcPr>
-          <w:p>
-            <w:r>
-              <w:rPr>
-                <w:rFonts w:ascii="Calibri" w:hAnsi="Calibri"/>
-                <w:color w:val="DC2626"/>
-                <w:sz w:val="20"/>
-              </w:rPr>
-              <w:t>prefs.remove(key)</w:t>
-            </w:r>
-          </w:p>
-        </w:tc>
-        <w:tc>
-          <w:tcPr>
-            <w:tcW w:type="dxa" w:w="2351"/>
-            <w:shd w:val="clear" w:color="auto" w:fill="EFF6FF"/>
-          </w:tcPr>
-          <w:p>
-            <w:r>
-              <w:rPr>
-                <w:rFonts w:ascii="Calibri" w:hAnsi="Calibri"/>
-                <w:sz w:val="20"/>
-              </w:rPr>
-              <w:t>Déconnexion</w:t>
-            </w:r>
-          </w:p>
-        </w:tc>
-      </w:tr>
-      <w:tr>
-        <w:tc>
-          <w:tcPr>
-            <w:tcW w:type="dxa" w:w="2351"/>
-          </w:tcPr>
-          <w:p>
-            <w:r>
-              <w:rPr>
-                <w:rFonts w:ascii="Calibri" w:hAnsi="Calibri"/>
-                <w:b/>
-                <w:sz w:val="20"/>
-              </w:rPr>
-              <w:t>POST</w:t>
-            </w:r>
-            <w:r>
-              <w:rPr>
-                <w:rFonts w:ascii="Calibri" w:hAnsi="Calibri"/>
-                <w:sz w:val="20"/>
-              </w:rPr>
-              <w:t xml:space="preserve"> message IA</w:t>
-            </w:r>
-          </w:p>
-        </w:tc>
-        <w:tc>
-          <w:tcPr>
-            <w:tcW w:type="dxa" w:w="2351"/>
-          </w:tcPr>
-          <w:p>
-            <w:r>
-              <w:rPr>
-                <w:rFonts w:ascii="Calibri" w:hAnsi="Calibri"/>
-                <w:color w:val="DC2626"/>
-                <w:sz w:val="20"/>
-              </w:rPr>
-              <w:t>ChatbotService</w:t>
-            </w:r>
-          </w:p>
-        </w:tc>
-        <w:tc>
-          <w:tcPr>
-            <w:tcW w:type="dxa" w:w="2351"/>
           </w:tcPr>
           <w:p>
             <w:r>
@@ -16677,6 +16748,7 @@
         <w:tc>
           <w:tcPr>
             <w:tcW w:type="dxa" w:w="2351"/>
+            <w:shd w:val="clear" w:color="auto" w:fill="EFF6FF"/>
           </w:tcPr>
           <w:p>
             <w:r>
@@ -17147,6 +17219,36 @@
                 <w:color w:val="DC2626"/>
                 <w:sz w:val="20"/>
               </w:rPr>
+              <w:t>AgendaController.cancel()</w:t>
+            </w:r>
+            <w:r>
+              <w:rPr>
+                <w:rFonts w:ascii="Calibri" w:hAnsi="Calibri"/>
+                <w:sz w:val="20"/>
+              </w:rPr>
+              <w:t xml:space="preserve"> → </w:t>
+            </w:r>
+            <w:r>
+              <w:rPr>
+                <w:rFonts w:ascii="Calibri" w:hAnsi="Calibri"/>
+                <w:color w:val="DC2626"/>
+                <w:sz w:val="20"/>
+              </w:rPr>
+              <w:t>bookedSessions/{uid}/{id}.remove()</w:t>
+            </w:r>
+            <w:r>
+              <w:rPr>
+                <w:rFonts w:ascii="Calibri" w:hAnsi="Calibri"/>
+                <w:sz w:val="20"/>
+              </w:rPr>
+              <w:t xml:space="preserve"> (Firebase réel) + </w:t>
+            </w:r>
+            <w:r>
+              <w:rPr>
+                <w:rFonts w:ascii="Calibri" w:hAnsi="Calibri"/>
+                <w:color w:val="DC2626"/>
+                <w:sz w:val="20"/>
+              </w:rPr>
               <w:t>signOut()</w:t>
             </w:r>
             <w:r>
@@ -17154,22 +17256,7 @@
                 <w:rFonts w:ascii="Calibri" w:hAnsi="Calibri"/>
                 <w:sz w:val="20"/>
               </w:rPr>
-              <w:t xml:space="preserve"> + </w:t>
-            </w:r>
-            <w:r>
-              <w:rPr>
-                <w:rFonts w:ascii="Calibri" w:hAnsi="Calibri"/>
-                <w:color w:val="DC2626"/>
-                <w:sz w:val="20"/>
-              </w:rPr>
-              <w:t>CacheService.clear()</w:t>
-            </w:r>
-            <w:r>
-              <w:rPr>
-                <w:rFonts w:ascii="Calibri" w:hAnsi="Calibri"/>
-                <w:sz w:val="20"/>
-              </w:rPr>
-              <w:t xml:space="preserve"> (déconnexion)</w:t>
+              <w:t xml:space="preserve"> / cache</w:t>
             </w:r>
           </w:p>
         </w:tc>

--- a/livrables/docx/DIAPALER_AFRICA_Livrable2.docx
+++ b/livrables/docx/DIAPALER_AFRICA_Livrable2.docx
@@ -1487,7 +1487,7 @@
                 <w:rFonts w:ascii="Calibri" w:hAnsi="Calibri"/>
                 <w:sz w:val="20"/>
               </w:rPr>
-              <w:t>Profils, pitchs, messages, agenda, demandes mentorat</w:t>
+              <w:t>Profils, pitchs, messages, sessions, demandes mentorat, notifications</w:t>
             </w:r>
           </w:p>
         </w:tc>
@@ -1644,7 +1644,7 @@
                 <w:rFonts w:ascii="Calibri" w:hAnsi="Calibri"/>
                 <w:sz w:val="20"/>
               </w:rPr>
-              <w:t>Profils utilisateurs, pitchs, agenda</w:t>
+              <w:t>Profils utilisateurs, pitchs, Premium</w:t>
             </w:r>
           </w:p>
         </w:tc>
@@ -3414,7 +3414,142 @@
           <w:color w:val="1F2D3D"/>
           <w:sz w:val="18"/>
         </w:rPr>
-        <w:t>└── agenda/</w:t>
+        <w:t>├── bookedSessions/</w:t>
+      </w:r>
+    </w:p>
+    <w:p>
+      <w:pPr>
+        <w:spacing w:before="0" w:after="0"/>
+        <w:ind w:left="283"/>
+        <w:shd w:val="clear" w:color="auto" w:fill="F3F4F6"/>
+      </w:pPr>
+      <w:r>
+        <w:rPr>
+          <w:rFonts w:ascii="Courier New" w:hAnsi="Courier New"/>
+          <w:color w:val="1F2D3D"/>
+          <w:sz w:val="18"/>
+        </w:rPr>
+        <w:t>│   └── {uid}/</w:t>
+      </w:r>
+    </w:p>
+    <w:p>
+      <w:pPr>
+        <w:spacing w:before="0" w:after="0"/>
+        <w:ind w:left="283"/>
+        <w:shd w:val="clear" w:color="auto" w:fill="F3F4F6"/>
+      </w:pPr>
+      <w:r>
+        <w:rPr>
+          <w:rFonts w:ascii="Courier New" w:hAnsi="Courier New"/>
+          <w:color w:val="1F2D3D"/>
+          <w:sz w:val="18"/>
+        </w:rPr>
+        <w:t>│       └── {sessionId}/</w:t>
+      </w:r>
+    </w:p>
+    <w:p>
+      <w:pPr>
+        <w:spacing w:before="0" w:after="0"/>
+        <w:ind w:left="283"/>
+        <w:shd w:val="clear" w:color="auto" w:fill="F3F4F6"/>
+      </w:pPr>
+      <w:r>
+        <w:rPr>
+          <w:rFonts w:ascii="Courier New" w:hAnsi="Courier New"/>
+          <w:color w:val="1F2D3D"/>
+          <w:sz w:val="18"/>
+        </w:rPr>
+        <w:t>│           ├── id              → "1748123456789"</w:t>
+      </w:r>
+    </w:p>
+    <w:p>
+      <w:pPr>
+        <w:spacing w:before="0" w:after="0"/>
+        <w:ind w:left="283"/>
+        <w:shd w:val="clear" w:color="auto" w:fill="F3F4F6"/>
+      </w:pPr>
+      <w:r>
+        <w:rPr>
+          <w:rFonts w:ascii="Courier New" w:hAnsi="Courier New"/>
+          <w:color w:val="1F2D3D"/>
+          <w:sz w:val="18"/>
+        </w:rPr>
+        <w:t>│           ├── mentorName      → "Ibrahima Sall"</w:t>
+      </w:r>
+    </w:p>
+    <w:p>
+      <w:pPr>
+        <w:spacing w:before="0" w:after="0"/>
+        <w:ind w:left="283"/>
+        <w:shd w:val="clear" w:color="auto" w:fill="F3F4F6"/>
+      </w:pPr>
+      <w:r>
+        <w:rPr>
+          <w:rFonts w:ascii="Courier New" w:hAnsi="Courier New"/>
+          <w:color w:val="1F2D3D"/>
+          <w:sz w:val="18"/>
+        </w:rPr>
+        <w:t>│           ├── mentorInitials  → "IS"</w:t>
+      </w:r>
+    </w:p>
+    <w:p>
+      <w:pPr>
+        <w:spacing w:before="0" w:after="0"/>
+        <w:ind w:left="283"/>
+        <w:shd w:val="clear" w:color="auto" w:fill="F3F4F6"/>
+      </w:pPr>
+      <w:r>
+        <w:rPr>
+          <w:rFonts w:ascii="Courier New" w:hAnsi="Courier New"/>
+          <w:color w:val="1F2D3D"/>
+          <w:sz w:val="18"/>
+        </w:rPr>
+        <w:t>│           ├── scheduledAt     → "2025-06-15T10:00:00.000"</w:t>
+      </w:r>
+    </w:p>
+    <w:p>
+      <w:pPr>
+        <w:spacing w:before="0" w:after="0"/>
+        <w:ind w:left="283"/>
+        <w:shd w:val="clear" w:color="auto" w:fill="F3F4F6"/>
+      </w:pPr>
+      <w:r>
+        <w:rPr>
+          <w:rFonts w:ascii="Courier New" w:hAnsi="Courier New"/>
+          <w:color w:val="1F2D3D"/>
+          <w:sz w:val="18"/>
+        </w:rPr>
+        <w:t>│           └── otherUid        → "uid_mentor" (vide si mentor statique)</w:t>
+      </w:r>
+    </w:p>
+    <w:p>
+      <w:pPr>
+        <w:spacing w:before="0" w:after="0"/>
+        <w:ind w:left="283"/>
+        <w:shd w:val="clear" w:color="auto" w:fill="F3F4F6"/>
+      </w:pPr>
+      <w:r>
+        <w:rPr>
+          <w:rFonts w:ascii="Courier New" w:hAnsi="Courier New"/>
+          <w:color w:val="1F2D3D"/>
+          <w:sz w:val="18"/>
+        </w:rPr>
+        <w:t>│</w:t>
+      </w:r>
+    </w:p>
+    <w:p>
+      <w:pPr>
+        <w:spacing w:before="0" w:after="0"/>
+        <w:ind w:left="283"/>
+        <w:shd w:val="clear" w:color="auto" w:fill="F3F4F6"/>
+      </w:pPr>
+      <w:r>
+        <w:rPr>
+          <w:rFonts w:ascii="Courier New" w:hAnsi="Courier New"/>
+          <w:color w:val="1F2D3D"/>
+          <w:sz w:val="18"/>
+        </w:rPr>
+        <w:t>└── notifications/</w:t>
       </w:r>
     </w:p>
     <w:p>
@@ -3444,97 +3579,97 @@
           <w:color w:val="1F2D3D"/>
           <w:sz w:val="18"/>
         </w:rPr>
-        <w:t xml:space="preserve">        └── {eventId}/</w:t>
-      </w:r>
-    </w:p>
-    <w:p>
-      <w:pPr>
-        <w:spacing w:before="0" w:after="0"/>
-        <w:ind w:left="283"/>
-        <w:shd w:val="clear" w:color="auto" w:fill="F3F4F6"/>
-      </w:pPr>
-      <w:r>
-        <w:rPr>
-          <w:rFonts w:ascii="Courier New" w:hAnsi="Courier New"/>
-          <w:color w:val="1F2D3D"/>
-          <w:sz w:val="18"/>
-        </w:rPr>
-        <w:t xml:space="preserve">            ├── id          → "1748123456789"</w:t>
-      </w:r>
-    </w:p>
-    <w:p>
-      <w:pPr>
-        <w:spacing w:before="0" w:after="0"/>
-        <w:ind w:left="283"/>
-        <w:shd w:val="clear" w:color="auto" w:fill="F3F4F6"/>
-      </w:pPr>
-      <w:r>
-        <w:rPr>
-          <w:rFonts w:ascii="Courier New" w:hAnsi="Courier New"/>
-          <w:color w:val="1F2D3D"/>
-          <w:sz w:val="18"/>
-        </w:rPr>
-        <w:t xml:space="preserve">            ├── title       → "Session de mentorat"</w:t>
-      </w:r>
-    </w:p>
-    <w:p>
-      <w:pPr>
-        <w:spacing w:before="0" w:after="0"/>
-        <w:ind w:left="283"/>
-        <w:shd w:val="clear" w:color="auto" w:fill="F3F4F6"/>
-      </w:pPr>
-      <w:r>
-        <w:rPr>
-          <w:rFonts w:ascii="Courier New" w:hAnsi="Courier New"/>
-          <w:color w:val="1F2D3D"/>
-          <w:sz w:val="18"/>
-        </w:rPr>
-        <w:t xml:space="preserve">            ├── date        → "2025-06-15"</w:t>
-      </w:r>
-    </w:p>
-    <w:p>
-      <w:pPr>
-        <w:spacing w:before="0" w:after="0"/>
-        <w:ind w:left="283"/>
-        <w:shd w:val="clear" w:color="auto" w:fill="F3F4F6"/>
-      </w:pPr>
-      <w:r>
-        <w:rPr>
-          <w:rFonts w:ascii="Courier New" w:hAnsi="Courier New"/>
-          <w:color w:val="1F2D3D"/>
-          <w:sz w:val="18"/>
-        </w:rPr>
-        <w:t xml:space="preserve">            ├── time        → "10:00"</w:t>
-      </w:r>
-    </w:p>
-    <w:p>
-      <w:pPr>
-        <w:spacing w:before="0" w:after="0"/>
-        <w:ind w:left="283"/>
-        <w:shd w:val="clear" w:color="auto" w:fill="F3F4F6"/>
-      </w:pPr>
-      <w:r>
-        <w:rPr>
-          <w:rFonts w:ascii="Courier New" w:hAnsi="Courier New"/>
-          <w:color w:val="1F2D3D"/>
-          <w:sz w:val="18"/>
-        </w:rPr>
-        <w:t xml:space="preserve">            ├── type        → "mentorat" | "reunion" | "evenement"</w:t>
-      </w:r>
-    </w:p>
-    <w:p>
-      <w:pPr>
-        <w:spacing w:before="0" w:after="0"/>
-        <w:ind w:left="283"/>
-        <w:shd w:val="clear" w:color="auto" w:fill="F3F4F6"/>
-      </w:pPr>
-      <w:r>
-        <w:rPr>
-          <w:rFonts w:ascii="Courier New" w:hAnsi="Courier New"/>
-          <w:color w:val="1F2D3D"/>
-          <w:sz w:val="18"/>
-        </w:rPr>
-        <w:t xml:space="preserve">            └── description → "Revue du business plan"</w:t>
+        <w:t xml:space="preserve">        └── {notifId}/</w:t>
+      </w:r>
+    </w:p>
+    <w:p>
+      <w:pPr>
+        <w:spacing w:before="0" w:after="0"/>
+        <w:ind w:left="283"/>
+        <w:shd w:val="clear" w:color="auto" w:fill="F3F4F6"/>
+      </w:pPr>
+      <w:r>
+        <w:rPr>
+          <w:rFonts w:ascii="Courier New" w:hAnsi="Courier New"/>
+          <w:color w:val="1F2D3D"/>
+          <w:sz w:val="18"/>
+        </w:rPr>
+        <w:t xml:space="preserve">            ├── id        → "1748123456789"</w:t>
+      </w:r>
+    </w:p>
+    <w:p>
+      <w:pPr>
+        <w:spacing w:before="0" w:after="0"/>
+        <w:ind w:left="283"/>
+        <w:shd w:val="clear" w:color="auto" w:fill="F3F4F6"/>
+      </w:pPr>
+      <w:r>
+        <w:rPr>
+          <w:rFonts w:ascii="Courier New" w:hAnsi="Courier New"/>
+          <w:color w:val="1F2D3D"/>
+          <w:sz w:val="18"/>
+        </w:rPr>
+        <w:t xml:space="preserve">            ├── title     → "Nouveau rendez-vous"</w:t>
+      </w:r>
+    </w:p>
+    <w:p>
+      <w:pPr>
+        <w:spacing w:before="0" w:after="0"/>
+        <w:ind w:left="283"/>
+        <w:shd w:val="clear" w:color="auto" w:fill="F3F4F6"/>
+      </w:pPr>
+      <w:r>
+        <w:rPr>
+          <w:rFonts w:ascii="Courier New" w:hAnsi="Courier New"/>
+          <w:color w:val="1F2D3D"/>
+          <w:sz w:val="18"/>
+        </w:rPr>
+        <w:t xml:space="preserve">            ├── message   → "Ibrahima a réservé une session..."</w:t>
+      </w:r>
+    </w:p>
+    <w:p>
+      <w:pPr>
+        <w:spacing w:before="0" w:after="0"/>
+        <w:ind w:left="283"/>
+        <w:shd w:val="clear" w:color="auto" w:fill="F3F4F6"/>
+      </w:pPr>
+      <w:r>
+        <w:rPr>
+          <w:rFonts w:ascii="Courier New" w:hAnsi="Courier New"/>
+          <w:color w:val="1F2D3D"/>
+          <w:sz w:val="18"/>
+        </w:rPr>
+        <w:t xml:space="preserve">            ├── type      → "session_booked" | "session_cancelled" | "info"</w:t>
+      </w:r>
+    </w:p>
+    <w:p>
+      <w:pPr>
+        <w:spacing w:before="0" w:after="0"/>
+        <w:ind w:left="283"/>
+        <w:shd w:val="clear" w:color="auto" w:fill="F3F4F6"/>
+      </w:pPr>
+      <w:r>
+        <w:rPr>
+          <w:rFonts w:ascii="Courier New" w:hAnsi="Courier New"/>
+          <w:color w:val="1F2D3D"/>
+          <w:sz w:val="18"/>
+        </w:rPr>
+        <w:t xml:space="preserve">            ├── timestamp → "2025-05-24T10:00:00.000"</w:t>
+      </w:r>
+    </w:p>
+    <w:p>
+      <w:pPr>
+        <w:spacing w:before="0" w:after="0"/>
+        <w:ind w:left="283"/>
+        <w:shd w:val="clear" w:color="auto" w:fill="F3F4F6"/>
+      </w:pPr>
+      <w:r>
+        <w:rPr>
+          <w:rFonts w:ascii="Courier New" w:hAnsi="Courier New"/>
+          <w:color w:val="1F2D3D"/>
+          <w:sz w:val="18"/>
+        </w:rPr>
+        <w:t xml:space="preserve">            └── isRead    → false</w:t>
       </w:r>
     </w:p>
     <w:p>
@@ -15582,7 +15717,7 @@
                 <w:rFonts w:ascii="Calibri" w:hAnsi="Calibri"/>
                 <w:sz w:val="20"/>
               </w:rPr>
-              <w:t xml:space="preserve"> événement agenda</w:t>
+              <w:t xml:space="preserve"> session agenda</w:t>
             </w:r>
           </w:p>
         </w:tc>
@@ -15598,7 +15733,7 @@
                 <w:color w:val="DC2626"/>
                 <w:sz w:val="20"/>
               </w:rPr>
-              <w:t>DatabaseService</w:t>
+              <w:t>AgendaController</w:t>
             </w:r>
           </w:p>
         </w:tc>
@@ -15614,7 +15749,7 @@
                 <w:color w:val="DC2626"/>
                 <w:sz w:val="20"/>
               </w:rPr>
-              <w:t>agenda/{uid}/{id}.set()</w:t>
+              <w:t>bookedSessions/{uid}/{id}.set()</w:t>
             </w:r>
           </w:p>
         </w:tc>
@@ -15629,7 +15764,7 @@
                 <w:rFonts w:ascii="Calibri" w:hAnsi="Calibri"/>
                 <w:sz w:val="20"/>
               </w:rPr>
-              <w:t>Ajout agenda</w:t>
+              <w:t>Réservation RDV</w:t>
             </w:r>
           </w:p>
         </w:tc>

--- a/livrables/docx/DIAPALER_AFRICA_Livrable2.docx
+++ b/livrables/docx/DIAPALER_AFRICA_Livrable2.docx
@@ -1126,7 +1126,7 @@
           <w:rFonts w:ascii="Calibri" w:hAnsi="Calibri"/>
           <w:sz w:val="22"/>
         </w:rPr>
-        <w:t>[1.9 DELETE — Déconnexion et nettoyage](#19-delete--déconnexion-et-nettoyage)</w:t>
+        <w:t>[1.9 DELETE — Suppression d'une session réservée](#19-delete--suppression-dune-session-réservée-firebase-remove)</w:t>
       </w:r>
     </w:p>
     <w:p>
@@ -1138,7 +1138,19 @@
           <w:rFonts w:ascii="Calibri" w:hAnsi="Calibri"/>
           <w:sz w:val="22"/>
         </w:rPr>
-        <w:t>[1.10 Sérialisation JSON ↔ Dart](#110-sérialisation-json--dart)</w:t>
+        <w:t>[1.10 DELETE — Déconnexion et nettoyage](#110-delete--déconnexion-et-nettoyage-du-cache-local)</w:t>
+      </w:r>
+    </w:p>
+    <w:p>
+      <w:pPr>
+        <w:pStyle w:val="ListBullet"/>
+      </w:pPr>
+      <w:r>
+        <w:rPr>
+          <w:rFonts w:ascii="Calibri" w:hAnsi="Calibri"/>
+          <w:sz w:val="22"/>
+        </w:rPr>
+        <w:t>[1.11 Sérialisation JSON ↔ Dart](#111-sérialisation-json--dart)</w:t>
       </w:r>
     </w:p>
     <w:p>
@@ -7418,82 +7430,97 @@
           <w:color w:val="1F2D3D"/>
           <w:sz w:val="18"/>
         </w:rPr>
-        <w:t>// feuille_profil.dart — Déconnexion complète (3 étapes)</w:t>
-      </w:r>
-    </w:p>
-    <w:p>
-      <w:pPr>
-        <w:spacing w:before="0" w:after="0"/>
-        <w:ind w:left="283"/>
-        <w:shd w:val="clear" w:color="auto" w:fill="F3F4F6"/>
-      </w:pPr>
-      <w:r>
-        <w:rPr>
-          <w:rFonts w:ascii="Courier New" w:hAnsi="Courier New"/>
-          <w:color w:val="1F2D3D"/>
-          <w:sz w:val="18"/>
-        </w:rPr>
-        <w:t>await CacheService.clear();                // Vide le cache SharedPreferences</w:t>
-      </w:r>
-    </w:p>
-    <w:p>
-      <w:pPr>
-        <w:spacing w:before="0" w:after="0"/>
-        <w:ind w:left="283"/>
-        <w:shd w:val="clear" w:color="auto" w:fill="F3F4F6"/>
-      </w:pPr>
-      <w:r>
-        <w:rPr>
-          <w:rFonts w:ascii="Courier New" w:hAnsi="Courier New"/>
-          <w:color w:val="1F2D3D"/>
-          <w:sz w:val="18"/>
-        </w:rPr>
-        <w:t>NotificationService.reset();              // Vide les notifications en mémoire</w:t>
-      </w:r>
-    </w:p>
-    <w:p>
-      <w:pPr>
-        <w:spacing w:before="0" w:after="0"/>
-        <w:ind w:left="283"/>
-        <w:shd w:val="clear" w:color="auto" w:fill="F3F4F6"/>
-      </w:pPr>
-      <w:r>
-        <w:rPr>
-          <w:rFonts w:ascii="Courier New" w:hAnsi="Courier New"/>
-          <w:color w:val="1F2D3D"/>
-          <w:sz w:val="18"/>
-        </w:rPr>
-        <w:t>UserProfileController.reset();            // Réinitialise le profil en mémoire</w:t>
-      </w:r>
-    </w:p>
-    <w:p>
-      <w:pPr>
-        <w:spacing w:before="0" w:after="0"/>
-        <w:ind w:left="283"/>
-        <w:shd w:val="clear" w:color="auto" w:fill="F3F4F6"/>
-      </w:pPr>
-      <w:r>
-        <w:rPr>
-          <w:rFonts w:ascii="Courier New" w:hAnsi="Courier New"/>
-          <w:color w:val="1F2D3D"/>
-          <w:sz w:val="18"/>
-        </w:rPr>
-        <w:t>appTabIndex.value = 0;                    // Retour à l'onglet Accueil</w:t>
-      </w:r>
-    </w:p>
-    <w:p>
-      <w:pPr>
-        <w:spacing w:before="0" w:after="0"/>
-        <w:ind w:left="283"/>
-        <w:shd w:val="clear" w:color="auto" w:fill="F3F4F6"/>
-      </w:pPr>
-      <w:r>
-        <w:rPr>
-          <w:rFonts w:ascii="Courier New" w:hAnsi="Courier New"/>
-          <w:color w:val="1F2D3D"/>
-          <w:sz w:val="18"/>
-        </w:rPr>
-        <w:t>await AuthService.signOut();             // Révoque la session Firebase Auth</w:t>
+        <w:t>// feuille_profil.dart — Déconnexion complète (6 étapes)</w:t>
+      </w:r>
+    </w:p>
+    <w:p>
+      <w:pPr>
+        <w:spacing w:before="0" w:after="0"/>
+        <w:ind w:left="283"/>
+        <w:shd w:val="clear" w:color="auto" w:fill="F3F4F6"/>
+      </w:pPr>
+      <w:r>
+        <w:rPr>
+          <w:rFonts w:ascii="Courier New" w:hAnsi="Courier New"/>
+          <w:color w:val="1F2D3D"/>
+          <w:sz w:val="18"/>
+        </w:rPr>
+        <w:t>await CacheService.clear();              // 1. Vide le cache SharedPreferences</w:t>
+      </w:r>
+    </w:p>
+    <w:p>
+      <w:pPr>
+        <w:spacing w:before="0" w:after="0"/>
+        <w:ind w:left="283"/>
+        <w:shd w:val="clear" w:color="auto" w:fill="F3F4F6"/>
+      </w:pPr>
+      <w:r>
+        <w:rPr>
+          <w:rFonts w:ascii="Courier New" w:hAnsi="Courier New"/>
+          <w:color w:val="1F2D3D"/>
+          <w:sz w:val="18"/>
+        </w:rPr>
+        <w:t>NotificationService.reset();            // 2. Vide les notifications en mémoire</w:t>
+      </w:r>
+    </w:p>
+    <w:p>
+      <w:pPr>
+        <w:spacing w:before="0" w:after="0"/>
+        <w:ind w:left="283"/>
+        <w:shd w:val="clear" w:color="auto" w:fill="F3F4F6"/>
+      </w:pPr>
+      <w:r>
+        <w:rPr>
+          <w:rFonts w:ascii="Courier New" w:hAnsi="Courier New"/>
+          <w:color w:val="1F2D3D"/>
+          <w:sz w:val="18"/>
+        </w:rPr>
+        <w:t>await AgendaController.reset();         // 3. Vide les sessions agenda en mémoire</w:t>
+      </w:r>
+    </w:p>
+    <w:p>
+      <w:pPr>
+        <w:spacing w:before="0" w:after="0"/>
+        <w:ind w:left="283"/>
+        <w:shd w:val="clear" w:color="auto" w:fill="F3F4F6"/>
+      </w:pPr>
+      <w:r>
+        <w:rPr>
+          <w:rFonts w:ascii="Courier New" w:hAnsi="Courier New"/>
+          <w:color w:val="1F2D3D"/>
+          <w:sz w:val="18"/>
+        </w:rPr>
+        <w:t>UserProfileController.reset();          // 4. Réinitialise le profil en mémoire</w:t>
+      </w:r>
+    </w:p>
+    <w:p>
+      <w:pPr>
+        <w:spacing w:before="0" w:after="0"/>
+        <w:ind w:left="283"/>
+        <w:shd w:val="clear" w:color="auto" w:fill="F3F4F6"/>
+      </w:pPr>
+      <w:r>
+        <w:rPr>
+          <w:rFonts w:ascii="Courier New" w:hAnsi="Courier New"/>
+          <w:color w:val="1F2D3D"/>
+          <w:sz w:val="18"/>
+        </w:rPr>
+        <w:t>appTabIndex.value = 0;                  // 5. Retour à l'onglet Accueil</w:t>
+      </w:r>
+    </w:p>
+    <w:p>
+      <w:pPr>
+        <w:spacing w:before="0" w:after="0"/>
+        <w:ind w:left="283"/>
+        <w:shd w:val="clear" w:color="auto" w:fill="F3F4F6"/>
+      </w:pPr>
+      <w:r>
+        <w:rPr>
+          <w:rFonts w:ascii="Courier New" w:hAnsi="Courier New"/>
+          <w:color w:val="1F2D3D"/>
+          <w:sz w:val="18"/>
+        </w:rPr>
+        <w:t>await AuthService.signOut();           // 6. Révoque la session Firebase Auth</w:t>
       </w:r>
     </w:p>
     <w:p>
@@ -7649,7 +7676,7 @@
         <w:pStyle w:val="Heading3"/>
       </w:pPr>
       <w:r>
-        <w:t>1.9 Sérialisation JSON ↔ Dart</w:t>
+        <w:t>1.11 Sérialisation JSON ↔ Dart</w:t>
       </w:r>
     </w:p>
     <w:p>

--- a/livrables/docx/DIAPALER_AFRICA_Livrable2.docx
+++ b/livrables/docx/DIAPALER_AFRICA_Livrable2.docx
@@ -8967,6 +8967,36 @@
           <w:sz w:val="18"/>
         </w:rPr>
         <w:t xml:space="preserve">    investmentRange: m['investmentRange']?.toString()        ?? '',</w:t>
+      </w:r>
+    </w:p>
+    <w:p>
+      <w:pPr>
+        <w:spacing w:before="0" w:after="0"/>
+        <w:ind w:left="283"/>
+        <w:shd w:val="clear" w:color="auto" w:fill="F3F4F6"/>
+      </w:pPr>
+      <w:r>
+        <w:rPr>
+          <w:rFonts w:ascii="Courier New" w:hAnsi="Courier New"/>
+          <w:color w:val="1F2D3D"/>
+          <w:sz w:val="18"/>
+        </w:rPr>
+        <w:t xml:space="preserve">    isPremium:       m['isPremium'] as bool?                 ?? false,</w:t>
+      </w:r>
+    </w:p>
+    <w:p>
+      <w:pPr>
+        <w:spacing w:before="0" w:after="0"/>
+        <w:ind w:left="283"/>
+        <w:shd w:val="clear" w:color="auto" w:fill="F3F4F6"/>
+      </w:pPr>
+      <w:r>
+        <w:rPr>
+          <w:rFonts w:ascii="Courier New" w:hAnsi="Courier New"/>
+          <w:color w:val="1F2D3D"/>
+          <w:sz w:val="18"/>
+        </w:rPr>
+        <w:t xml:space="preserve">    premiumPlan:     m['premiumPlan']?.toString()            ?? '',</w:t>
       </w:r>
     </w:p>
     <w:p>

--- a/livrables/docx/DIAPALER_AFRICA_Livrable2.docx
+++ b/livrables/docx/DIAPALER_AFRICA_Livrable2.docx
@@ -1141,19 +1141,59 @@
     </w:p>
     <w:p>
       <w:pPr>
-        <w:pStyle w:val="Quote"/>
-        <w:ind w:left="567"/>
+        <w:spacing w:before="120" w:after="40"/>
       </w:pPr>
       <w:r>
         <w:rPr>
           <w:rFonts w:ascii="Times New Roman" w:hAnsi="Times New Roman"/>
-          <w:b w:val="0"/>
           <w:i/>
           <w:color w:val="606060"/>
-          <w:sz w:val="20"/>
+          <w:sz w:val="18"/>
         </w:rPr>
-        <w:t>📸 [Insérer ici le logo de l'ESP et/ou une capture de l'application]</w:t>
+        <w:t>📸  [Insérer ici le logo de l'ESP et/ou une capture de l'application]</w:t>
       </w:r>
+    </w:p>
+    <w:tbl>
+      <w:tblPr>
+        <w:tblStyle w:val="TableGrid"/>
+        <w:tblW w:type="auto" w:w="0"/>
+        <w:jc w:val="center"/>
+        <w:tblLook w:firstColumn="1" w:firstRow="1" w:lastColumn="0" w:lastRow="0" w:noHBand="0" w:noVBand="1" w:val="04A0"/>
+      </w:tblPr>
+      <w:tblGrid>
+        <w:gridCol w:w="9072"/>
+      </w:tblGrid>
+      <w:tr>
+        <w:trPr>
+          <w:trHeight w:val="3969" w:hRule="exact"/>
+        </w:trPr>
+        <w:tc>
+          <w:tcPr>
+            <w:tcW w:type="dxa" w:w="9072"/>
+            <w:shd w:val="clear" w:color="auto" w:fill="F0F0F0"/>
+          </w:tcPr>
+          <w:p>
+            <w:pPr>
+              <w:spacing w:before="1080"/>
+              <w:jc w:val="center"/>
+            </w:pPr>
+            <w:r>
+              <w:rPr>
+                <w:rFonts w:ascii="Times New Roman" w:hAnsi="Times New Roman"/>
+                <w:i/>
+                <w:color w:val="B0B0B0"/>
+                <w:sz w:val="20"/>
+              </w:rPr>
+              <w:t>[ Insérer la capture d'écran ici ]</w:t>
+            </w:r>
+          </w:p>
+        </w:tc>
+      </w:tr>
+    </w:tbl>
+    <w:p>
+      <w:pPr>
+        <w:spacing w:after="160"/>
+      </w:pPr>
     </w:p>
     <w:p>
       <w:pPr>
@@ -2631,35 +2671,59 @@
     </w:p>
     <w:p>
       <w:pPr>
-        <w:pStyle w:val="Quote"/>
-        <w:ind w:left="567"/>
+        <w:spacing w:before="120" w:after="40"/>
       </w:pPr>
       <w:r>
         <w:rPr>
           <w:rFonts w:ascii="Times New Roman" w:hAnsi="Times New Roman"/>
-          <w:b w:val="0"/>
           <w:i/>
           <w:color w:val="606060"/>
-          <w:sz w:val="20"/>
+          <w:sz w:val="18"/>
         </w:rPr>
-        <w:t>📸 CAPTURE D'ÉCRAN — Console Firebase : projet DIAPALER AFRICA</w:t>
+        <w:t>📸  Console Firebase : projet DIAPALER AFRICA</w:t>
       </w:r>
     </w:p>
+    <w:tbl>
+      <w:tblPr>
+        <w:tblStyle w:val="TableGrid"/>
+        <w:tblW w:type="auto" w:w="0"/>
+        <w:jc w:val="center"/>
+        <w:tblLook w:firstColumn="1" w:firstRow="1" w:lastColumn="0" w:lastRow="0" w:noHBand="0" w:noVBand="1" w:val="04A0"/>
+      </w:tblPr>
+      <w:tblGrid>
+        <w:gridCol w:w="9072"/>
+      </w:tblGrid>
+      <w:tr>
+        <w:trPr>
+          <w:trHeight w:val="3969" w:hRule="exact"/>
+        </w:trPr>
+        <w:tc>
+          <w:tcPr>
+            <w:tcW w:type="dxa" w:w="9072"/>
+            <w:shd w:val="clear" w:color="auto" w:fill="F0F0F0"/>
+          </w:tcPr>
+          <w:p>
+            <w:pPr>
+              <w:spacing w:before="1080"/>
+              <w:jc w:val="center"/>
+            </w:pPr>
+            <w:r>
+              <w:rPr>
+                <w:rFonts w:ascii="Times New Roman" w:hAnsi="Times New Roman"/>
+                <w:i/>
+                <w:color w:val="B0B0B0"/>
+                <w:sz w:val="20"/>
+              </w:rPr>
+              <w:t>[ Insérer la capture d'écran ici ]</w:t>
+            </w:r>
+          </w:p>
+        </w:tc>
+      </w:tr>
+    </w:tbl>
     <w:p>
       <w:pPr>
-        <w:pStyle w:val="Quote"/>
-        <w:ind w:left="567"/>
+        <w:spacing w:after="160"/>
       </w:pPr>
-      <w:r>
-        <w:rPr>
-          <w:rFonts w:ascii="Times New Roman" w:hAnsi="Times New Roman"/>
-          <w:b w:val="0"/>
-          <w:i/>
-          <w:color w:val="606060"/>
-          <w:sz w:val="20"/>
-        </w:rPr>
-        <w:t>(Insérer ici la capture d'écran)</w:t>
-      </w:r>
     </w:p>
     <w:p>
       <w:pPr>
@@ -3956,99 +4020,171 @@
     </w:p>
     <w:p>
       <w:pPr>
-        <w:pStyle w:val="Quote"/>
-        <w:ind w:left="567"/>
+        <w:spacing w:before="120" w:after="40"/>
       </w:pPr>
       <w:r>
         <w:rPr>
           <w:rFonts w:ascii="Times New Roman" w:hAnsi="Times New Roman"/>
-          <w:b w:val="0"/>
           <w:i/>
           <w:color w:val="606060"/>
-          <w:sz w:val="20"/>
+          <w:sz w:val="18"/>
         </w:rPr>
-        <w:t>📸 CAPTURE D'ÉCRAN — Console Firebase : nœud users/ avec un profil</w:t>
+        <w:t>📸  Console Firebase : nœud users/ avec un profil</w:t>
       </w:r>
+    </w:p>
+    <w:tbl>
+      <w:tblPr>
+        <w:tblStyle w:val="TableGrid"/>
+        <w:tblW w:type="auto" w:w="0"/>
+        <w:jc w:val="center"/>
+        <w:tblLook w:firstColumn="1" w:firstRow="1" w:lastColumn="0" w:lastRow="0" w:noHBand="0" w:noVBand="1" w:val="04A0"/>
+      </w:tblPr>
+      <w:tblGrid>
+        <w:gridCol w:w="9072"/>
+      </w:tblGrid>
+      <w:tr>
+        <w:trPr>
+          <w:trHeight w:val="3969" w:hRule="exact"/>
+        </w:trPr>
+        <w:tc>
+          <w:tcPr>
+            <w:tcW w:type="dxa" w:w="9072"/>
+            <w:shd w:val="clear" w:color="auto" w:fill="F0F0F0"/>
+          </w:tcPr>
+          <w:p>
+            <w:pPr>
+              <w:spacing w:before="1080"/>
+              <w:jc w:val="center"/>
+            </w:pPr>
+            <w:r>
+              <w:rPr>
+                <w:rFonts w:ascii="Times New Roman" w:hAnsi="Times New Roman"/>
+                <w:i/>
+                <w:color w:val="B0B0B0"/>
+                <w:sz w:val="20"/>
+              </w:rPr>
+              <w:t>[ Insérer la capture d'écran ici ]</w:t>
+            </w:r>
+          </w:p>
+        </w:tc>
+      </w:tr>
+    </w:tbl>
+    <w:p>
+      <w:pPr>
+        <w:spacing w:after="160"/>
+      </w:pPr>
     </w:p>
     <w:p>
       <w:pPr>
-        <w:pStyle w:val="Quote"/>
-        <w:ind w:left="567"/>
+        <w:spacing w:before="120" w:after="40"/>
       </w:pPr>
       <w:r>
         <w:rPr>
           <w:rFonts w:ascii="Times New Roman" w:hAnsi="Times New Roman"/>
-          <w:b w:val="0"/>
           <w:i/>
           <w:color w:val="606060"/>
-          <w:sz w:val="20"/>
+          <w:sz w:val="18"/>
         </w:rPr>
-        <w:t>(Insérer ici la capture d'écran)</w:t>
+        <w:t>📸  Console Firebase : nœud pitches/ avec des pitchs publiés</w:t>
       </w:r>
+    </w:p>
+    <w:tbl>
+      <w:tblPr>
+        <w:tblStyle w:val="TableGrid"/>
+        <w:tblW w:type="auto" w:w="0"/>
+        <w:jc w:val="center"/>
+        <w:tblLook w:firstColumn="1" w:firstRow="1" w:lastColumn="0" w:lastRow="0" w:noHBand="0" w:noVBand="1" w:val="04A0"/>
+      </w:tblPr>
+      <w:tblGrid>
+        <w:gridCol w:w="9072"/>
+      </w:tblGrid>
+      <w:tr>
+        <w:trPr>
+          <w:trHeight w:val="3969" w:hRule="exact"/>
+        </w:trPr>
+        <w:tc>
+          <w:tcPr>
+            <w:tcW w:type="dxa" w:w="9072"/>
+            <w:shd w:val="clear" w:color="auto" w:fill="F0F0F0"/>
+          </w:tcPr>
+          <w:p>
+            <w:pPr>
+              <w:spacing w:before="1080"/>
+              <w:jc w:val="center"/>
+            </w:pPr>
+            <w:r>
+              <w:rPr>
+                <w:rFonts w:ascii="Times New Roman" w:hAnsi="Times New Roman"/>
+                <w:i/>
+                <w:color w:val="B0B0B0"/>
+                <w:sz w:val="20"/>
+              </w:rPr>
+              <w:t>[ Insérer la capture d'écran ici ]</w:t>
+            </w:r>
+          </w:p>
+        </w:tc>
+      </w:tr>
+    </w:tbl>
+    <w:p>
+      <w:pPr>
+        <w:spacing w:after="160"/>
+      </w:pPr>
     </w:p>
     <w:p>
       <w:pPr>
-        <w:pStyle w:val="Quote"/>
-        <w:ind w:left="567"/>
+        <w:spacing w:before="120" w:after="40"/>
       </w:pPr>
       <w:r>
         <w:rPr>
           <w:rFonts w:ascii="Times New Roman" w:hAnsi="Times New Roman"/>
-          <w:b w:val="0"/>
           <w:i/>
           <w:color w:val="606060"/>
-          <w:sz w:val="20"/>
+          <w:sz w:val="18"/>
         </w:rPr>
-        <w:t>📸 CAPTURE D'ÉCRAN — Console Firebase : nœud pitches/ avec des pitchs publiés</w:t>
+        <w:t>📸  Console Firebase : nœud messages/ et conversations/</w:t>
       </w:r>
     </w:p>
+    <w:tbl>
+      <w:tblPr>
+        <w:tblStyle w:val="TableGrid"/>
+        <w:tblW w:type="auto" w:w="0"/>
+        <w:jc w:val="center"/>
+        <w:tblLook w:firstColumn="1" w:firstRow="1" w:lastColumn="0" w:lastRow="0" w:noHBand="0" w:noVBand="1" w:val="04A0"/>
+      </w:tblPr>
+      <w:tblGrid>
+        <w:gridCol w:w="9072"/>
+      </w:tblGrid>
+      <w:tr>
+        <w:trPr>
+          <w:trHeight w:val="3969" w:hRule="exact"/>
+        </w:trPr>
+        <w:tc>
+          <w:tcPr>
+            <w:tcW w:type="dxa" w:w="9072"/>
+            <w:shd w:val="clear" w:color="auto" w:fill="F0F0F0"/>
+          </w:tcPr>
+          <w:p>
+            <w:pPr>
+              <w:spacing w:before="1080"/>
+              <w:jc w:val="center"/>
+            </w:pPr>
+            <w:r>
+              <w:rPr>
+                <w:rFonts w:ascii="Times New Roman" w:hAnsi="Times New Roman"/>
+                <w:i/>
+                <w:color w:val="B0B0B0"/>
+                <w:sz w:val="20"/>
+              </w:rPr>
+              <w:t>[ Insérer la capture d'écran ici ]</w:t>
+            </w:r>
+          </w:p>
+        </w:tc>
+      </w:tr>
+    </w:tbl>
     <w:p>
       <w:pPr>
-        <w:pStyle w:val="Quote"/>
-        <w:ind w:left="567"/>
+        <w:spacing w:after="160"/>
       </w:pPr>
-      <w:r>
-        <w:rPr>
-          <w:rFonts w:ascii="Times New Roman" w:hAnsi="Times New Roman"/>
-          <w:b w:val="0"/>
-          <w:i/>
-          <w:color w:val="606060"/>
-          <w:sz w:val="20"/>
-        </w:rPr>
-        <w:t>(Insérer ici la capture d'écran)</w:t>
-      </w:r>
-    </w:p>
-    <w:p>
-      <w:pPr>
-        <w:pStyle w:val="Quote"/>
-        <w:ind w:left="567"/>
-      </w:pPr>
-      <w:r>
-        <w:rPr>
-          <w:rFonts w:ascii="Times New Roman" w:hAnsi="Times New Roman"/>
-          <w:b w:val="0"/>
-          <w:i/>
-          <w:color w:val="606060"/>
-          <w:sz w:val="20"/>
-        </w:rPr>
-        <w:t>📸 CAPTURE D'ÉCRAN — Console Firebase : nœud messages/ et conversations/</w:t>
-      </w:r>
-    </w:p>
-    <w:p>
-      <w:pPr>
-        <w:pStyle w:val="Quote"/>
-        <w:ind w:left="567"/>
-      </w:pPr>
-      <w:r>
-        <w:rPr>
-          <w:rFonts w:ascii="Times New Roman" w:hAnsi="Times New Roman"/>
-          <w:b w:val="0"/>
-          <w:i/>
-          <w:color w:val="606060"/>
-          <w:sz w:val="20"/>
-        </w:rPr>
-        <w:t>(Insérer ici la capture d'écran)</w:t>
-      </w:r>
     </w:p>
     <w:p>
       <w:pPr>
@@ -4544,35 +4680,59 @@
     </w:p>
     <w:p>
       <w:pPr>
-        <w:pStyle w:val="Quote"/>
-        <w:ind w:left="567"/>
+        <w:spacing w:before="120" w:after="40"/>
       </w:pPr>
       <w:r>
         <w:rPr>
           <w:rFonts w:ascii="Times New Roman" w:hAnsi="Times New Roman"/>
-          <w:b w:val="0"/>
           <w:i/>
           <w:color w:val="606060"/>
-          <w:sz w:val="20"/>
+          <w:sz w:val="18"/>
         </w:rPr>
-        <w:t>📸 CAPTURE D'ÉCRAN — Après inscription : profil visible dans la console Firebase</w:t>
+        <w:t>📸  Après inscription : profil visible dans la console Firebase</w:t>
       </w:r>
     </w:p>
+    <w:tbl>
+      <w:tblPr>
+        <w:tblStyle w:val="TableGrid"/>
+        <w:tblW w:type="auto" w:w="0"/>
+        <w:jc w:val="center"/>
+        <w:tblLook w:firstColumn="1" w:firstRow="1" w:lastColumn="0" w:lastRow="0" w:noHBand="0" w:noVBand="1" w:val="04A0"/>
+      </w:tblPr>
+      <w:tblGrid>
+        <w:gridCol w:w="9072"/>
+      </w:tblGrid>
+      <w:tr>
+        <w:trPr>
+          <w:trHeight w:val="3969" w:hRule="exact"/>
+        </w:trPr>
+        <w:tc>
+          <w:tcPr>
+            <w:tcW w:type="dxa" w:w="9072"/>
+            <w:shd w:val="clear" w:color="auto" w:fill="F0F0F0"/>
+          </w:tcPr>
+          <w:p>
+            <w:pPr>
+              <w:spacing w:before="1080"/>
+              <w:jc w:val="center"/>
+            </w:pPr>
+            <w:r>
+              <w:rPr>
+                <w:rFonts w:ascii="Times New Roman" w:hAnsi="Times New Roman"/>
+                <w:i/>
+                <w:color w:val="B0B0B0"/>
+                <w:sz w:val="20"/>
+              </w:rPr>
+              <w:t>[ Insérer la capture d'écran ici ]</w:t>
+            </w:r>
+          </w:p>
+        </w:tc>
+      </w:tr>
+    </w:tbl>
     <w:p>
       <w:pPr>
-        <w:pStyle w:val="Quote"/>
-        <w:ind w:left="567"/>
+        <w:spacing w:after="160"/>
       </w:pPr>
-      <w:r>
-        <w:rPr>
-          <w:rFonts w:ascii="Times New Roman" w:hAnsi="Times New Roman"/>
-          <w:b w:val="0"/>
-          <w:i/>
-          <w:color w:val="606060"/>
-          <w:sz w:val="20"/>
-        </w:rPr>
-        <w:t>(Insérer ici la capture d'écran)</w:t>
-      </w:r>
     </w:p>
     <w:p>
       <w:pPr>
@@ -5465,35 +5625,59 @@
     </w:p>
     <w:p>
       <w:pPr>
-        <w:pStyle w:val="Quote"/>
-        <w:ind w:left="567"/>
+        <w:spacing w:before="120" w:after="40"/>
       </w:pPr>
       <w:r>
         <w:rPr>
           <w:rFonts w:ascii="Times New Roman" w:hAnsi="Times New Roman"/>
-          <w:b w:val="0"/>
           <w:i/>
           <w:color w:val="606060"/>
-          <w:sz w:val="20"/>
+          <w:sz w:val="18"/>
         </w:rPr>
-        <w:t>📸 CAPTURE D'ÉCRAN — Écran Pitchs Publiés avec StreamBuilder fonctionnel</w:t>
+        <w:t>📸  Écran Pitchs Publiés avec StreamBuilder fonctionnel</w:t>
       </w:r>
     </w:p>
+    <w:tbl>
+      <w:tblPr>
+        <w:tblStyle w:val="TableGrid"/>
+        <w:tblW w:type="auto" w:w="0"/>
+        <w:jc w:val="center"/>
+        <w:tblLook w:firstColumn="1" w:firstRow="1" w:lastColumn="0" w:lastRow="0" w:noHBand="0" w:noVBand="1" w:val="04A0"/>
+      </w:tblPr>
+      <w:tblGrid>
+        <w:gridCol w:w="9072"/>
+      </w:tblGrid>
+      <w:tr>
+        <w:trPr>
+          <w:trHeight w:val="3969" w:hRule="exact"/>
+        </w:trPr>
+        <w:tc>
+          <w:tcPr>
+            <w:tcW w:type="dxa" w:w="9072"/>
+            <w:shd w:val="clear" w:color="auto" w:fill="F0F0F0"/>
+          </w:tcPr>
+          <w:p>
+            <w:pPr>
+              <w:spacing w:before="1080"/>
+              <w:jc w:val="center"/>
+            </w:pPr>
+            <w:r>
+              <w:rPr>
+                <w:rFonts w:ascii="Times New Roman" w:hAnsi="Times New Roman"/>
+                <w:i/>
+                <w:color w:val="B0B0B0"/>
+                <w:sz w:val="20"/>
+              </w:rPr>
+              <w:t>[ Insérer la capture d'écran ici ]</w:t>
+            </w:r>
+          </w:p>
+        </w:tc>
+      </w:tr>
+    </w:tbl>
     <w:p>
       <w:pPr>
-        <w:pStyle w:val="Quote"/>
-        <w:ind w:left="567"/>
+        <w:spacing w:after="160"/>
       </w:pPr>
-      <w:r>
-        <w:rPr>
-          <w:rFonts w:ascii="Times New Roman" w:hAnsi="Times New Roman"/>
-          <w:b w:val="0"/>
-          <w:i/>
-          <w:color w:val="606060"/>
-          <w:sz w:val="20"/>
-        </w:rPr>
-        <w:t>(Insérer ici la capture d'écran)</w:t>
-      </w:r>
     </w:p>
     <w:p>
       <w:pPr>
@@ -5983,35 +6167,59 @@
     </w:p>
     <w:p>
       <w:pPr>
-        <w:pStyle w:val="Quote"/>
-        <w:ind w:left="567"/>
+        <w:spacing w:before="120" w:after="40"/>
       </w:pPr>
       <w:r>
         <w:rPr>
           <w:rFonts w:ascii="Times New Roman" w:hAnsi="Times New Roman"/>
-          <w:b w:val="0"/>
           <w:i/>
           <w:color w:val="606060"/>
-          <w:sz w:val="20"/>
+          <w:sz w:val="18"/>
         </w:rPr>
-        <w:t>📸 CAPTURE D'ÉCRAN — Profil mis à jour après modification</w:t>
+        <w:t>📸  Profil mis à jour après modification</w:t>
       </w:r>
     </w:p>
+    <w:tbl>
+      <w:tblPr>
+        <w:tblStyle w:val="TableGrid"/>
+        <w:tblW w:type="auto" w:w="0"/>
+        <w:jc w:val="center"/>
+        <w:tblLook w:firstColumn="1" w:firstRow="1" w:lastColumn="0" w:lastRow="0" w:noHBand="0" w:noVBand="1" w:val="04A0"/>
+      </w:tblPr>
+      <w:tblGrid>
+        <w:gridCol w:w="9072"/>
+      </w:tblGrid>
+      <w:tr>
+        <w:trPr>
+          <w:trHeight w:val="3969" w:hRule="exact"/>
+        </w:trPr>
+        <w:tc>
+          <w:tcPr>
+            <w:tcW w:type="dxa" w:w="9072"/>
+            <w:shd w:val="clear" w:color="auto" w:fill="F0F0F0"/>
+          </w:tcPr>
+          <w:p>
+            <w:pPr>
+              <w:spacing w:before="1080"/>
+              <w:jc w:val="center"/>
+            </w:pPr>
+            <w:r>
+              <w:rPr>
+                <w:rFonts w:ascii="Times New Roman" w:hAnsi="Times New Roman"/>
+                <w:i/>
+                <w:color w:val="B0B0B0"/>
+                <w:sz w:val="20"/>
+              </w:rPr>
+              <w:t>[ Insérer la capture d'écran ici ]</w:t>
+            </w:r>
+          </w:p>
+        </w:tc>
+      </w:tr>
+    </w:tbl>
     <w:p>
       <w:pPr>
-        <w:pStyle w:val="Quote"/>
-        <w:ind w:left="567"/>
+        <w:spacing w:after="160"/>
       </w:pPr>
-      <w:r>
-        <w:rPr>
-          <w:rFonts w:ascii="Times New Roman" w:hAnsi="Times New Roman"/>
-          <w:b w:val="0"/>
-          <w:i/>
-          <w:color w:val="606060"/>
-          <w:sz w:val="20"/>
-        </w:rPr>
-        <w:t>(Insérer ici la capture d'écran)</w:t>
-      </w:r>
     </w:p>
     <w:p>
       <w:pPr>
@@ -6611,35 +6819,59 @@
     </w:p>
     <w:p>
       <w:pPr>
-        <w:pStyle w:val="Quote"/>
-        <w:ind w:left="567"/>
+        <w:spacing w:before="120" w:after="40"/>
       </w:pPr>
       <w:r>
         <w:rPr>
           <w:rFonts w:ascii="Times New Roman" w:hAnsi="Times New Roman"/>
-          <w:b w:val="0"/>
           <w:i/>
           <w:color w:val="606060"/>
-          <w:sz w:val="20"/>
+          <w:sz w:val="18"/>
         </w:rPr>
-        <w:t>📸 CAPTURE D'ÉCRAN — Pitch soumis visible dans la console Firebase (pitches/)</w:t>
+        <w:t>📸  Pitch soumis visible dans la console Firebase (pitches/)</w:t>
       </w:r>
     </w:p>
+    <w:tbl>
+      <w:tblPr>
+        <w:tblStyle w:val="TableGrid"/>
+        <w:tblW w:type="auto" w:w="0"/>
+        <w:jc w:val="center"/>
+        <w:tblLook w:firstColumn="1" w:firstRow="1" w:lastColumn="0" w:lastRow="0" w:noHBand="0" w:noVBand="1" w:val="04A0"/>
+      </w:tblPr>
+      <w:tblGrid>
+        <w:gridCol w:w="9072"/>
+      </w:tblGrid>
+      <w:tr>
+        <w:trPr>
+          <w:trHeight w:val="3969" w:hRule="exact"/>
+        </w:trPr>
+        <w:tc>
+          <w:tcPr>
+            <w:tcW w:type="dxa" w:w="9072"/>
+            <w:shd w:val="clear" w:color="auto" w:fill="F0F0F0"/>
+          </w:tcPr>
+          <w:p>
+            <w:pPr>
+              <w:spacing w:before="1080"/>
+              <w:jc w:val="center"/>
+            </w:pPr>
+            <w:r>
+              <w:rPr>
+                <w:rFonts w:ascii="Times New Roman" w:hAnsi="Times New Roman"/>
+                <w:i/>
+                <w:color w:val="B0B0B0"/>
+                <w:sz w:val="20"/>
+              </w:rPr>
+              <w:t>[ Insérer la capture d'écran ici ]</w:t>
+            </w:r>
+          </w:p>
+        </w:tc>
+      </w:tr>
+    </w:tbl>
     <w:p>
       <w:pPr>
-        <w:pStyle w:val="Quote"/>
-        <w:ind w:left="567"/>
+        <w:spacing w:after="160"/>
       </w:pPr>
-      <w:r>
-        <w:rPr>
-          <w:rFonts w:ascii="Times New Roman" w:hAnsi="Times New Roman"/>
-          <w:b w:val="0"/>
-          <w:i/>
-          <w:color w:val="606060"/>
-          <w:sz w:val="20"/>
-        </w:rPr>
-        <w:t>(Insérer ici la capture d'écran)</w:t>
-      </w:r>
     </w:p>
     <w:p>
       <w:pPr>
@@ -7071,35 +7303,59 @@
     </w:p>
     <w:p>
       <w:pPr>
-        <w:pStyle w:val="Quote"/>
-        <w:ind w:left="567"/>
+        <w:spacing w:before="120" w:after="40"/>
       </w:pPr>
       <w:r>
         <w:rPr>
           <w:rFonts w:ascii="Times New Roman" w:hAnsi="Times New Roman"/>
-          <w:b w:val="0"/>
           <w:i/>
           <w:color w:val="606060"/>
-          <w:sz w:val="20"/>
+          <w:sz w:val="18"/>
         </w:rPr>
-        <w:t>📸 CAPTURE D'ÉCRAN — Firebase Console : nœud users/{uid} avec isPremium = true</w:t>
+        <w:t>📸  Firebase Console : nœud users/{uid} avec isPremium = true</w:t>
       </w:r>
     </w:p>
+    <w:tbl>
+      <w:tblPr>
+        <w:tblStyle w:val="TableGrid"/>
+        <w:tblW w:type="auto" w:w="0"/>
+        <w:jc w:val="center"/>
+        <w:tblLook w:firstColumn="1" w:firstRow="1" w:lastColumn="0" w:lastRow="0" w:noHBand="0" w:noVBand="1" w:val="04A0"/>
+      </w:tblPr>
+      <w:tblGrid>
+        <w:gridCol w:w="9072"/>
+      </w:tblGrid>
+      <w:tr>
+        <w:trPr>
+          <w:trHeight w:val="3969" w:hRule="exact"/>
+        </w:trPr>
+        <w:tc>
+          <w:tcPr>
+            <w:tcW w:type="dxa" w:w="9072"/>
+            <w:shd w:val="clear" w:color="auto" w:fill="F0F0F0"/>
+          </w:tcPr>
+          <w:p>
+            <w:pPr>
+              <w:spacing w:before="1080"/>
+              <w:jc w:val="center"/>
+            </w:pPr>
+            <w:r>
+              <w:rPr>
+                <w:rFonts w:ascii="Times New Roman" w:hAnsi="Times New Roman"/>
+                <w:i/>
+                <w:color w:val="B0B0B0"/>
+                <w:sz w:val="20"/>
+              </w:rPr>
+              <w:t>[ Insérer la capture d'écran ici ]</w:t>
+            </w:r>
+          </w:p>
+        </w:tc>
+      </w:tr>
+    </w:tbl>
     <w:p>
       <w:pPr>
-        <w:pStyle w:val="Quote"/>
-        <w:ind w:left="567"/>
+        <w:spacing w:after="160"/>
       </w:pPr>
-      <w:r>
-        <w:rPr>
-          <w:rFonts w:ascii="Times New Roman" w:hAnsi="Times New Roman"/>
-          <w:b w:val="0"/>
-          <w:i/>
-          <w:color w:val="606060"/>
-          <w:sz w:val="20"/>
-        </w:rPr>
-        <w:t>(Insérer ici la capture d'écran)</w:t>
-      </w:r>
     </w:p>
     <w:p>
       <w:pPr>
@@ -7534,35 +7790,59 @@
     </w:p>
     <w:p>
       <w:pPr>
-        <w:pStyle w:val="Quote"/>
-        <w:ind w:left="567"/>
+        <w:spacing w:before="120" w:after="40"/>
       </w:pPr>
       <w:r>
         <w:rPr>
           <w:rFonts w:ascii="Times New Roman" w:hAnsi="Times New Roman"/>
-          <w:b w:val="0"/>
           <w:i/>
           <w:color w:val="606060"/>
-          <w:sz w:val="20"/>
+          <w:sz w:val="18"/>
         </w:rPr>
-        <w:t>📸 CAPTURE D'ÉCRAN — Console Firebase : nœud bookedSessions après annulation (nœud disparu)</w:t>
+        <w:t>📸  Console Firebase : nœud bookedSessions après annulation (nœud disparu)</w:t>
       </w:r>
     </w:p>
+    <w:tbl>
+      <w:tblPr>
+        <w:tblStyle w:val="TableGrid"/>
+        <w:tblW w:type="auto" w:w="0"/>
+        <w:jc w:val="center"/>
+        <w:tblLook w:firstColumn="1" w:firstRow="1" w:lastColumn="0" w:lastRow="0" w:noHBand="0" w:noVBand="1" w:val="04A0"/>
+      </w:tblPr>
+      <w:tblGrid>
+        <w:gridCol w:w="9072"/>
+      </w:tblGrid>
+      <w:tr>
+        <w:trPr>
+          <w:trHeight w:val="3969" w:hRule="exact"/>
+        </w:trPr>
+        <w:tc>
+          <w:tcPr>
+            <w:tcW w:type="dxa" w:w="9072"/>
+            <w:shd w:val="clear" w:color="auto" w:fill="F0F0F0"/>
+          </w:tcPr>
+          <w:p>
+            <w:pPr>
+              <w:spacing w:before="1080"/>
+              <w:jc w:val="center"/>
+            </w:pPr>
+            <w:r>
+              <w:rPr>
+                <w:rFonts w:ascii="Times New Roman" w:hAnsi="Times New Roman"/>
+                <w:i/>
+                <w:color w:val="B0B0B0"/>
+                <w:sz w:val="20"/>
+              </w:rPr>
+              <w:t>[ Insérer la capture d'écran ici ]</w:t>
+            </w:r>
+          </w:p>
+        </w:tc>
+      </w:tr>
+    </w:tbl>
     <w:p>
       <w:pPr>
-        <w:pStyle w:val="Quote"/>
-        <w:ind w:left="567"/>
+        <w:spacing w:after="160"/>
       </w:pPr>
-      <w:r>
-        <w:rPr>
-          <w:rFonts w:ascii="Times New Roman" w:hAnsi="Times New Roman"/>
-          <w:b w:val="0"/>
-          <w:i/>
-          <w:color w:val="606060"/>
-          <w:sz w:val="20"/>
-        </w:rPr>
-        <w:t>(Insérer ici la capture d'écran)</w:t>
-      </w:r>
     </w:p>
     <w:p>
       <w:pPr>
@@ -7785,35 +8065,59 @@
     </w:p>
     <w:p>
       <w:pPr>
-        <w:pStyle w:val="Quote"/>
-        <w:ind w:left="567"/>
+        <w:spacing w:before="120" w:after="40"/>
       </w:pPr>
       <w:r>
         <w:rPr>
           <w:rFonts w:ascii="Times New Roman" w:hAnsi="Times New Roman"/>
-          <w:b w:val="0"/>
           <w:i/>
           <w:color w:val="606060"/>
-          <w:sz w:val="20"/>
+          <w:sz w:val="18"/>
         </w:rPr>
-        <w:t>📸 CAPTURE D'ÉCRAN — Dialog de confirmation de déconnexion</w:t>
+        <w:t>📸  Dialog de confirmation de déconnexion</w:t>
       </w:r>
     </w:p>
+    <w:tbl>
+      <w:tblPr>
+        <w:tblStyle w:val="TableGrid"/>
+        <w:tblW w:type="auto" w:w="0"/>
+        <w:jc w:val="center"/>
+        <w:tblLook w:firstColumn="1" w:firstRow="1" w:lastColumn="0" w:lastRow="0" w:noHBand="0" w:noVBand="1" w:val="04A0"/>
+      </w:tblPr>
+      <w:tblGrid>
+        <w:gridCol w:w="9072"/>
+      </w:tblGrid>
+      <w:tr>
+        <w:trPr>
+          <w:trHeight w:val="3969" w:hRule="exact"/>
+        </w:trPr>
+        <w:tc>
+          <w:tcPr>
+            <w:tcW w:type="dxa" w:w="9072"/>
+            <w:shd w:val="clear" w:color="auto" w:fill="F0F0F0"/>
+          </w:tcPr>
+          <w:p>
+            <w:pPr>
+              <w:spacing w:before="1080"/>
+              <w:jc w:val="center"/>
+            </w:pPr>
+            <w:r>
+              <w:rPr>
+                <w:rFonts w:ascii="Times New Roman" w:hAnsi="Times New Roman"/>
+                <w:i/>
+                <w:color w:val="B0B0B0"/>
+                <w:sz w:val="20"/>
+              </w:rPr>
+              <w:t>[ Insérer la capture d'écran ici ]</w:t>
+            </w:r>
+          </w:p>
+        </w:tc>
+      </w:tr>
+    </w:tbl>
     <w:p>
       <w:pPr>
-        <w:pStyle w:val="Quote"/>
-        <w:ind w:left="567"/>
+        <w:spacing w:after="160"/>
       </w:pPr>
-      <w:r>
-        <w:rPr>
-          <w:rFonts w:ascii="Times New Roman" w:hAnsi="Times New Roman"/>
-          <w:b w:val="0"/>
-          <w:i/>
-          <w:color w:val="606060"/>
-          <w:sz w:val="20"/>
-        </w:rPr>
-        <w:t>(Insérer ici la capture d'écran)</w:t>
-      </w:r>
     </w:p>
     <w:p>
       <w:pPr>
@@ -9800,35 +10104,59 @@
     </w:p>
     <w:p>
       <w:pPr>
-        <w:pStyle w:val="Quote"/>
-        <w:ind w:left="567"/>
+        <w:spacing w:before="120" w:after="40"/>
       </w:pPr>
       <w:r>
         <w:rPr>
           <w:rFonts w:ascii="Times New Roman" w:hAnsi="Times New Roman"/>
-          <w:b w:val="0"/>
           <w:i/>
           <w:color w:val="606060"/>
-          <w:sz w:val="20"/>
+          <w:sz w:val="18"/>
         </w:rPr>
-        <w:t>📸 CAPTURE D'ÉCRAN — Écran "Demandes reçues" avec liste des requêtes</w:t>
+        <w:t>📸  Écran "Demandes reçues" avec liste des requêtes</w:t>
       </w:r>
     </w:p>
+    <w:tbl>
+      <w:tblPr>
+        <w:tblStyle w:val="TableGrid"/>
+        <w:tblW w:type="auto" w:w="0"/>
+        <w:jc w:val="center"/>
+        <w:tblLook w:firstColumn="1" w:firstRow="1" w:lastColumn="0" w:lastRow="0" w:noHBand="0" w:noVBand="1" w:val="04A0"/>
+      </w:tblPr>
+      <w:tblGrid>
+        <w:gridCol w:w="9072"/>
+      </w:tblGrid>
+      <w:tr>
+        <w:trPr>
+          <w:trHeight w:val="3969" w:hRule="exact"/>
+        </w:trPr>
+        <w:tc>
+          <w:tcPr>
+            <w:tcW w:type="dxa" w:w="9072"/>
+            <w:shd w:val="clear" w:color="auto" w:fill="F0F0F0"/>
+          </w:tcPr>
+          <w:p>
+            <w:pPr>
+              <w:spacing w:before="1080"/>
+              <w:jc w:val="center"/>
+            </w:pPr>
+            <w:r>
+              <w:rPr>
+                <w:rFonts w:ascii="Times New Roman" w:hAnsi="Times New Roman"/>
+                <w:i/>
+                <w:color w:val="B0B0B0"/>
+                <w:sz w:val="20"/>
+              </w:rPr>
+              <w:t>[ Insérer la capture d'écran ici ]</w:t>
+            </w:r>
+          </w:p>
+        </w:tc>
+      </w:tr>
+    </w:tbl>
     <w:p>
       <w:pPr>
-        <w:pStyle w:val="Quote"/>
-        <w:ind w:left="567"/>
+        <w:spacing w:after="160"/>
       </w:pPr>
-      <w:r>
-        <w:rPr>
-          <w:rFonts w:ascii="Times New Roman" w:hAnsi="Times New Roman"/>
-          <w:b w:val="0"/>
-          <w:i/>
-          <w:color w:val="606060"/>
-          <w:sz w:val="20"/>
-        </w:rPr>
-        <w:t>(Insérer ici la capture d'écran)</w:t>
-      </w:r>
     </w:p>
     <w:p>
       <w:pPr>
@@ -10813,67 +11141,115 @@
     </w:p>
     <w:p>
       <w:pPr>
-        <w:pStyle w:val="Quote"/>
-        <w:ind w:left="567"/>
+        <w:spacing w:before="120" w:after="40"/>
       </w:pPr>
       <w:r>
         <w:rPr>
           <w:rFonts w:ascii="Times New Roman" w:hAnsi="Times New Roman"/>
-          <w:b w:val="0"/>
           <w:i/>
           <w:color w:val="606060"/>
-          <w:sz w:val="20"/>
+          <w:sz w:val="18"/>
         </w:rPr>
-        <w:t>📸 CAPTURE D'ÉCRAN — Messagerie : liste des conversations (avec compteur non lus)</w:t>
+        <w:t>📸  Messagerie : liste des conversations (avec compteur non lus)</w:t>
       </w:r>
+    </w:p>
+    <w:tbl>
+      <w:tblPr>
+        <w:tblStyle w:val="TableGrid"/>
+        <w:tblW w:type="auto" w:w="0"/>
+        <w:jc w:val="center"/>
+        <w:tblLook w:firstColumn="1" w:firstRow="1" w:lastColumn="0" w:lastRow="0" w:noHBand="0" w:noVBand="1" w:val="04A0"/>
+      </w:tblPr>
+      <w:tblGrid>
+        <w:gridCol w:w="9072"/>
+      </w:tblGrid>
+      <w:tr>
+        <w:trPr>
+          <w:trHeight w:val="3969" w:hRule="exact"/>
+        </w:trPr>
+        <w:tc>
+          <w:tcPr>
+            <w:tcW w:type="dxa" w:w="9072"/>
+            <w:shd w:val="clear" w:color="auto" w:fill="F0F0F0"/>
+          </w:tcPr>
+          <w:p>
+            <w:pPr>
+              <w:spacing w:before="1080"/>
+              <w:jc w:val="center"/>
+            </w:pPr>
+            <w:r>
+              <w:rPr>
+                <w:rFonts w:ascii="Times New Roman" w:hAnsi="Times New Roman"/>
+                <w:i/>
+                <w:color w:val="B0B0B0"/>
+                <w:sz w:val="20"/>
+              </w:rPr>
+              <w:t>[ Insérer la capture d'écran ici ]</w:t>
+            </w:r>
+          </w:p>
+        </w:tc>
+      </w:tr>
+    </w:tbl>
+    <w:p>
+      <w:pPr>
+        <w:spacing w:after="160"/>
+      </w:pPr>
     </w:p>
     <w:p>
       <w:pPr>
-        <w:pStyle w:val="Quote"/>
-        <w:ind w:left="567"/>
+        <w:spacing w:before="120" w:after="40"/>
       </w:pPr>
       <w:r>
         <w:rPr>
           <w:rFonts w:ascii="Times New Roman" w:hAnsi="Times New Roman"/>
-          <w:b w:val="0"/>
           <w:i/>
           <w:color w:val="606060"/>
-          <w:sz w:val="20"/>
+          <w:sz w:val="18"/>
         </w:rPr>
-        <w:t>(Insérer ici la capture d'écran)</w:t>
+        <w:t>📸  Messagerie : conversation temps réel</w:t>
       </w:r>
     </w:p>
+    <w:tbl>
+      <w:tblPr>
+        <w:tblStyle w:val="TableGrid"/>
+        <w:tblW w:type="auto" w:w="0"/>
+        <w:jc w:val="center"/>
+        <w:tblLook w:firstColumn="1" w:firstRow="1" w:lastColumn="0" w:lastRow="0" w:noHBand="0" w:noVBand="1" w:val="04A0"/>
+      </w:tblPr>
+      <w:tblGrid>
+        <w:gridCol w:w="9072"/>
+      </w:tblGrid>
+      <w:tr>
+        <w:trPr>
+          <w:trHeight w:val="3969" w:hRule="exact"/>
+        </w:trPr>
+        <w:tc>
+          <w:tcPr>
+            <w:tcW w:type="dxa" w:w="9072"/>
+            <w:shd w:val="clear" w:color="auto" w:fill="F0F0F0"/>
+          </w:tcPr>
+          <w:p>
+            <w:pPr>
+              <w:spacing w:before="1080"/>
+              <w:jc w:val="center"/>
+            </w:pPr>
+            <w:r>
+              <w:rPr>
+                <w:rFonts w:ascii="Times New Roman" w:hAnsi="Times New Roman"/>
+                <w:i/>
+                <w:color w:val="B0B0B0"/>
+                <w:sz w:val="20"/>
+              </w:rPr>
+              <w:t>[ Insérer la capture d'écran ici ]</w:t>
+            </w:r>
+          </w:p>
+        </w:tc>
+      </w:tr>
+    </w:tbl>
     <w:p>
       <w:pPr>
-        <w:pStyle w:val="Quote"/>
-        <w:ind w:left="567"/>
+        <w:spacing w:after="160"/>
       </w:pPr>
-      <w:r>
-        <w:rPr>
-          <w:rFonts w:ascii="Times New Roman" w:hAnsi="Times New Roman"/>
-          <w:b w:val="0"/>
-          <w:i/>
-          <w:color w:val="606060"/>
-          <w:sz w:val="20"/>
-        </w:rPr>
-        <w:t>📸 CAPTURE D'ÉCRAN — Messagerie : conversation temps réel</w:t>
-      </w:r>
-    </w:p>
-    <w:p>
-      <w:pPr>
-        <w:pStyle w:val="Quote"/>
-        <w:ind w:left="567"/>
-      </w:pPr>
-      <w:r>
-        <w:rPr>
-          <w:rFonts w:ascii="Times New Roman" w:hAnsi="Times New Roman"/>
-          <w:b w:val="0"/>
-          <w:i/>
-          <w:color w:val="606060"/>
-          <w:sz w:val="20"/>
-        </w:rPr>
-        <w:t>(Insérer ici la capture d'écran)</w:t>
-      </w:r>
     </w:p>
     <w:p>
       <w:pPr>
@@ -11108,35 +11484,59 @@
     </w:p>
     <w:p>
       <w:pPr>
-        <w:pStyle w:val="Quote"/>
-        <w:ind w:left="567"/>
+        <w:spacing w:before="120" w:after="40"/>
       </w:pPr>
       <w:r>
         <w:rPr>
           <w:rFonts w:ascii="Times New Roman" w:hAnsi="Times New Roman"/>
-          <w:b w:val="0"/>
           <w:i/>
           <w:color w:val="606060"/>
-          <w:sz w:val="20"/>
+          <w:sz w:val="18"/>
         </w:rPr>
-        <w:t>📸 CAPTURE D'ÉCRAN — Planning du mentor : gestion des créneaux disponibles</w:t>
+        <w:t>📸  Planning du mentor : gestion des créneaux disponibles</w:t>
       </w:r>
     </w:p>
+    <w:tbl>
+      <w:tblPr>
+        <w:tblStyle w:val="TableGrid"/>
+        <w:tblW w:type="auto" w:w="0"/>
+        <w:jc w:val="center"/>
+        <w:tblLook w:firstColumn="1" w:firstRow="1" w:lastColumn="0" w:lastRow="0" w:noHBand="0" w:noVBand="1" w:val="04A0"/>
+      </w:tblPr>
+      <w:tblGrid>
+        <w:gridCol w:w="9072"/>
+      </w:tblGrid>
+      <w:tr>
+        <w:trPr>
+          <w:trHeight w:val="3969" w:hRule="exact"/>
+        </w:trPr>
+        <w:tc>
+          <w:tcPr>
+            <w:tcW w:type="dxa" w:w="9072"/>
+            <w:shd w:val="clear" w:color="auto" w:fill="F0F0F0"/>
+          </w:tcPr>
+          <w:p>
+            <w:pPr>
+              <w:spacing w:before="1080"/>
+              <w:jc w:val="center"/>
+            </w:pPr>
+            <w:r>
+              <w:rPr>
+                <w:rFonts w:ascii="Times New Roman" w:hAnsi="Times New Roman"/>
+                <w:i/>
+                <w:color w:val="B0B0B0"/>
+                <w:sz w:val="20"/>
+              </w:rPr>
+              <w:t>[ Insérer la capture d'écran ici ]</w:t>
+            </w:r>
+          </w:p>
+        </w:tc>
+      </w:tr>
+    </w:tbl>
     <w:p>
       <w:pPr>
-        <w:pStyle w:val="Quote"/>
-        <w:ind w:left="567"/>
+        <w:spacing w:after="160"/>
       </w:pPr>
-      <w:r>
-        <w:rPr>
-          <w:rFonts w:ascii="Times New Roman" w:hAnsi="Times New Roman"/>
-          <w:b w:val="0"/>
-          <w:i/>
-          <w:color w:val="606060"/>
-          <w:sz w:val="20"/>
-        </w:rPr>
-        <w:t>(Insérer ici la capture d'écran)</w:t>
-      </w:r>
     </w:p>
     <w:p>
       <w:pPr>
@@ -12187,35 +12587,59 @@
     </w:p>
     <w:p>
       <w:pPr>
-        <w:pStyle w:val="Quote"/>
-        <w:ind w:left="567"/>
+        <w:spacing w:before="120" w:after="40"/>
       </w:pPr>
       <w:r>
         <w:rPr>
           <w:rFonts w:ascii="Times New Roman" w:hAnsi="Times New Roman"/>
-          <w:b w:val="0"/>
           <w:i/>
           <w:color w:val="606060"/>
-          <w:sz w:val="20"/>
+          <w:sz w:val="18"/>
         </w:rPr>
-        <w:t>📸 CAPTURE D'ÉCRAN — Matching : membres DIAPALER réels en tête de liste</w:t>
+        <w:t>📸  Matching : membres DIAPALER réels en tête de liste</w:t>
       </w:r>
     </w:p>
+    <w:tbl>
+      <w:tblPr>
+        <w:tblStyle w:val="TableGrid"/>
+        <w:tblW w:type="auto" w:w="0"/>
+        <w:jc w:val="center"/>
+        <w:tblLook w:firstColumn="1" w:firstRow="1" w:lastColumn="0" w:lastRow="0" w:noHBand="0" w:noVBand="1" w:val="04A0"/>
+      </w:tblPr>
+      <w:tblGrid>
+        <w:gridCol w:w="9072"/>
+      </w:tblGrid>
+      <w:tr>
+        <w:trPr>
+          <w:trHeight w:val="3969" w:hRule="exact"/>
+        </w:trPr>
+        <w:tc>
+          <w:tcPr>
+            <w:tcW w:type="dxa" w:w="9072"/>
+            <w:shd w:val="clear" w:color="auto" w:fill="F0F0F0"/>
+          </w:tcPr>
+          <w:p>
+            <w:pPr>
+              <w:spacing w:before="1080"/>
+              <w:jc w:val="center"/>
+            </w:pPr>
+            <w:r>
+              <w:rPr>
+                <w:rFonts w:ascii="Times New Roman" w:hAnsi="Times New Roman"/>
+                <w:i/>
+                <w:color w:val="B0B0B0"/>
+                <w:sz w:val="20"/>
+              </w:rPr>
+              <w:t>[ Insérer la capture d'écran ici ]</w:t>
+            </w:r>
+          </w:p>
+        </w:tc>
+      </w:tr>
+    </w:tbl>
     <w:p>
       <w:pPr>
-        <w:pStyle w:val="Quote"/>
-        <w:ind w:left="567"/>
+        <w:spacing w:after="160"/>
       </w:pPr>
-      <w:r>
-        <w:rPr>
-          <w:rFonts w:ascii="Times New Roman" w:hAnsi="Times New Roman"/>
-          <w:b w:val="0"/>
-          <w:i/>
-          <w:color w:val="606060"/>
-          <w:sz w:val="20"/>
-        </w:rPr>
-        <w:t>(Insérer ici la capture d'écran)</w:t>
-      </w:r>
     </w:p>
     <w:p>
       <w:pPr>
@@ -14345,67 +14769,115 @@
     </w:p>
     <w:p>
       <w:pPr>
-        <w:pStyle w:val="Quote"/>
-        <w:ind w:left="567"/>
+        <w:spacing w:before="120" w:after="40"/>
       </w:pPr>
       <w:r>
         <w:rPr>
           <w:rFonts w:ascii="Times New Roman" w:hAnsi="Times New Roman"/>
-          <w:b w:val="0"/>
           <w:i/>
           <w:color w:val="606060"/>
-          <w:sz w:val="20"/>
+          <w:sz w:val="18"/>
         </w:rPr>
-        <w:t>📸 CAPTURE D'ÉCRAN — Chatbot DIALI IA en cours de conversation</w:t>
+        <w:t>📸  Chatbot DIALI IA en cours de conversation</w:t>
       </w:r>
+    </w:p>
+    <w:tbl>
+      <w:tblPr>
+        <w:tblStyle w:val="TableGrid"/>
+        <w:tblW w:type="auto" w:w="0"/>
+        <w:jc w:val="center"/>
+        <w:tblLook w:firstColumn="1" w:firstRow="1" w:lastColumn="0" w:lastRow="0" w:noHBand="0" w:noVBand="1" w:val="04A0"/>
+      </w:tblPr>
+      <w:tblGrid>
+        <w:gridCol w:w="9072"/>
+      </w:tblGrid>
+      <w:tr>
+        <w:trPr>
+          <w:trHeight w:val="3969" w:hRule="exact"/>
+        </w:trPr>
+        <w:tc>
+          <w:tcPr>
+            <w:tcW w:type="dxa" w:w="9072"/>
+            <w:shd w:val="clear" w:color="auto" w:fill="F0F0F0"/>
+          </w:tcPr>
+          <w:p>
+            <w:pPr>
+              <w:spacing w:before="1080"/>
+              <w:jc w:val="center"/>
+            </w:pPr>
+            <w:r>
+              <w:rPr>
+                <w:rFonts w:ascii="Times New Roman" w:hAnsi="Times New Roman"/>
+                <w:i/>
+                <w:color w:val="B0B0B0"/>
+                <w:sz w:val="20"/>
+              </w:rPr>
+              <w:t>[ Insérer la capture d'écran ici ]</w:t>
+            </w:r>
+          </w:p>
+        </w:tc>
+      </w:tr>
+    </w:tbl>
+    <w:p>
+      <w:pPr>
+        <w:spacing w:after="160"/>
+      </w:pPr>
     </w:p>
     <w:p>
       <w:pPr>
-        <w:pStyle w:val="Quote"/>
-        <w:ind w:left="567"/>
+        <w:spacing w:before="120" w:after="40"/>
       </w:pPr>
       <w:r>
         <w:rPr>
           <w:rFonts w:ascii="Times New Roman" w:hAnsi="Times New Roman"/>
-          <w:b w:val="0"/>
           <w:i/>
           <w:color w:val="606060"/>
-          <w:sz w:val="20"/>
+          <w:sz w:val="18"/>
         </w:rPr>
-        <w:t>(Insérer ici la capture d'écran)</w:t>
+        <w:t>📸  Réponse de DIALI sur le financement sénégalais (DER/FJ)</w:t>
       </w:r>
     </w:p>
+    <w:tbl>
+      <w:tblPr>
+        <w:tblStyle w:val="TableGrid"/>
+        <w:tblW w:type="auto" w:w="0"/>
+        <w:jc w:val="center"/>
+        <w:tblLook w:firstColumn="1" w:firstRow="1" w:lastColumn="0" w:lastRow="0" w:noHBand="0" w:noVBand="1" w:val="04A0"/>
+      </w:tblPr>
+      <w:tblGrid>
+        <w:gridCol w:w="9072"/>
+      </w:tblGrid>
+      <w:tr>
+        <w:trPr>
+          <w:trHeight w:val="3969" w:hRule="exact"/>
+        </w:trPr>
+        <w:tc>
+          <w:tcPr>
+            <w:tcW w:type="dxa" w:w="9072"/>
+            <w:shd w:val="clear" w:color="auto" w:fill="F0F0F0"/>
+          </w:tcPr>
+          <w:p>
+            <w:pPr>
+              <w:spacing w:before="1080"/>
+              <w:jc w:val="center"/>
+            </w:pPr>
+            <w:r>
+              <w:rPr>
+                <w:rFonts w:ascii="Times New Roman" w:hAnsi="Times New Roman"/>
+                <w:i/>
+                <w:color w:val="B0B0B0"/>
+                <w:sz w:val="20"/>
+              </w:rPr>
+              <w:t>[ Insérer la capture d'écran ici ]</w:t>
+            </w:r>
+          </w:p>
+        </w:tc>
+      </w:tr>
+    </w:tbl>
     <w:p>
       <w:pPr>
-        <w:pStyle w:val="Quote"/>
-        <w:ind w:left="567"/>
+        <w:spacing w:after="160"/>
       </w:pPr>
-      <w:r>
-        <w:rPr>
-          <w:rFonts w:ascii="Times New Roman" w:hAnsi="Times New Roman"/>
-          <w:b w:val="0"/>
-          <w:i/>
-          <w:color w:val="606060"/>
-          <w:sz w:val="20"/>
-        </w:rPr>
-        <w:t>📸 CAPTURE D'ÉCRAN — Réponse de DIALI sur le financement sénégalais (DER/FJ)</w:t>
-      </w:r>
-    </w:p>
-    <w:p>
-      <w:pPr>
-        <w:pStyle w:val="Quote"/>
-        <w:ind w:left="567"/>
-      </w:pPr>
-      <w:r>
-        <w:rPr>
-          <w:rFonts w:ascii="Times New Roman" w:hAnsi="Times New Roman"/>
-          <w:b w:val="0"/>
-          <w:i/>
-          <w:color w:val="606060"/>
-          <w:sz w:val="20"/>
-        </w:rPr>
-        <w:t>(Insérer ici la capture d'écran)</w:t>
-      </w:r>
     </w:p>
     <w:p>
       <w:pPr>
@@ -16456,35 +16928,59 @@
     </w:p>
     <w:p>
       <w:pPr>
-        <w:pStyle w:val="Quote"/>
-        <w:ind w:left="567"/>
+        <w:spacing w:before="120" w:after="40"/>
       </w:pPr>
       <w:r>
         <w:rPr>
           <w:rFonts w:ascii="Times New Roman" w:hAnsi="Times New Roman"/>
-          <w:b w:val="0"/>
           <w:i/>
           <w:color w:val="606060"/>
-          <w:sz w:val="20"/>
+          <w:sz w:val="18"/>
         </w:rPr>
-        <w:t>📸 CAPTURE D'ÉCRAN — Console Firebase : messages en temps réel dans messages/</w:t>
+        <w:t>📸  Console Firebase : messages en temps réel dans messages/</w:t>
       </w:r>
     </w:p>
+    <w:tbl>
+      <w:tblPr>
+        <w:tblStyle w:val="TableGrid"/>
+        <w:tblW w:type="auto" w:w="0"/>
+        <w:jc w:val="center"/>
+        <w:tblLook w:firstColumn="1" w:firstRow="1" w:lastColumn="0" w:lastRow="0" w:noHBand="0" w:noVBand="1" w:val="04A0"/>
+      </w:tblPr>
+      <w:tblGrid>
+        <w:gridCol w:w="9072"/>
+      </w:tblGrid>
+      <w:tr>
+        <w:trPr>
+          <w:trHeight w:val="3969" w:hRule="exact"/>
+        </w:trPr>
+        <w:tc>
+          <w:tcPr>
+            <w:tcW w:type="dxa" w:w="9072"/>
+            <w:shd w:val="clear" w:color="auto" w:fill="F0F0F0"/>
+          </w:tcPr>
+          <w:p>
+            <w:pPr>
+              <w:spacing w:before="1080"/>
+              <w:jc w:val="center"/>
+            </w:pPr>
+            <w:r>
+              <w:rPr>
+                <w:rFonts w:ascii="Times New Roman" w:hAnsi="Times New Roman"/>
+                <w:i/>
+                <w:color w:val="B0B0B0"/>
+                <w:sz w:val="20"/>
+              </w:rPr>
+              <w:t>[ Insérer la capture d'écran ici ]</w:t>
+            </w:r>
+          </w:p>
+        </w:tc>
+      </w:tr>
+    </w:tbl>
     <w:p>
       <w:pPr>
-        <w:pStyle w:val="Quote"/>
-        <w:ind w:left="567"/>
+        <w:spacing w:after="160"/>
       </w:pPr>
-      <w:r>
-        <w:rPr>
-          <w:rFonts w:ascii="Times New Roman" w:hAnsi="Times New Roman"/>
-          <w:b w:val="0"/>
-          <w:i/>
-          <w:color w:val="606060"/>
-          <w:sz w:val="20"/>
-        </w:rPr>
-        <w:t>(Insérer ici la capture d'écran)</w:t>
-      </w:r>
     </w:p>
     <w:p>
       <w:pPr>

--- a/livrables/docx/DIAPALER_AFRICA_Livrable2.docx
+++ b/livrables/docx/DIAPALER_AFRICA_Livrable2.docx
@@ -422,7 +422,7 @@
                 <w:rFonts w:ascii="Times New Roman" w:hAnsi="Times New Roman"/>
                 <w:sz w:val="20"/>
               </w:rPr>
-              <w:t>L3 Genie Informatique</w:t>
+              <w:t>L3GLSIB</w:t>
             </w:r>
           </w:p>
         </w:tc>
@@ -459,7 +459,7 @@
                 <w:rFonts w:ascii="Times New Roman" w:hAnsi="Times New Roman"/>
                 <w:sz w:val="20"/>
               </w:rPr>
-              <w:t>[Nom du Professeur]</w:t>
+              <w:t>Mr Ndiaye</w:t>
             </w:r>
           </w:p>
         </w:tc>
@@ -1165,16 +1165,22 @@
       </w:tblGrid>
       <w:tr>
         <w:trPr>
-          <w:trHeight w:val="3969" w:hRule="exact"/>
+          <w:trHeight w:val="1701" w:hRule="atLeast"/>
         </w:trPr>
         <w:tc>
           <w:tcPr>
             <w:tcW w:type="dxa" w:w="9072"/>
             <w:shd w:val="clear" w:color="auto" w:fill="F0F0F0"/>
+            <w:tcMar>
+              <w:top w:w="113" w:type="dxa"/>
+              <w:left w:w="113" w:type="dxa"/>
+              <w:bottom w:w="113" w:type="dxa"/>
+              <w:right w:w="113" w:type="dxa"/>
+            </w:tcMar>
           </w:tcPr>
           <w:p>
             <w:pPr>
-              <w:spacing w:before="1080"/>
+              <w:spacing w:before="200" w:after="200"/>
               <w:jc w:val="center"/>
             </w:pPr>
             <w:r>
@@ -1630,7 +1636,7 @@
           <w:i w:val="0"/>
           <w:sz w:val="21"/>
         </w:rPr>
-        <w:t>[4. Anthropic Claude API (Chatbot DIALI IA)](#4-anthropic-claude-api-chatbot-diali-ia)</w:t>
+        <w:t>[4. Groq API (Llama 3.1) (Chatbot DIALI IA)](#4-groq-api-llama-31-chatbot-diali-ia)</w:t>
       </w:r>
     </w:p>
     <w:p>
@@ -1975,7 +1981,7 @@
                 <w:i w:val="0"/>
                 <w:sz w:val="19"/>
               </w:rPr>
-              <w:t>Anthropic Claude API</w:t>
+              <w:t>Groq API (Llama 3.1)</w:t>
             </w:r>
           </w:p>
         </w:tc>
@@ -2378,7 +2384,7 @@
                 <w:i w:val="0"/>
                 <w:sz w:val="19"/>
               </w:rPr>
-              <w:t>API REST Anthropic (chatbot DIALI IA)</w:t>
+              <w:t>API REST Groq (chatbot DIALI IA)</w:t>
             </w:r>
           </w:p>
         </w:tc>
@@ -2695,16 +2701,22 @@
       </w:tblGrid>
       <w:tr>
         <w:trPr>
-          <w:trHeight w:val="3969" w:hRule="exact"/>
+          <w:trHeight w:val="1701" w:hRule="atLeast"/>
         </w:trPr>
         <w:tc>
           <w:tcPr>
             <w:tcW w:type="dxa" w:w="9072"/>
             <w:shd w:val="clear" w:color="auto" w:fill="F0F0F0"/>
+            <w:tcMar>
+              <w:top w:w="113" w:type="dxa"/>
+              <w:left w:w="113" w:type="dxa"/>
+              <w:bottom w:w="113" w:type="dxa"/>
+              <w:right w:w="113" w:type="dxa"/>
+            </w:tcMar>
           </w:tcPr>
           <w:p>
             <w:pPr>
-              <w:spacing w:before="1080"/>
+              <w:spacing w:before="200" w:after="200"/>
               <w:jc w:val="center"/>
             </w:pPr>
             <w:r>
@@ -4044,16 +4056,22 @@
       </w:tblGrid>
       <w:tr>
         <w:trPr>
-          <w:trHeight w:val="3969" w:hRule="exact"/>
+          <w:trHeight w:val="1701" w:hRule="atLeast"/>
         </w:trPr>
         <w:tc>
           <w:tcPr>
             <w:tcW w:type="dxa" w:w="9072"/>
             <w:shd w:val="clear" w:color="auto" w:fill="F0F0F0"/>
+            <w:tcMar>
+              <w:top w:w="113" w:type="dxa"/>
+              <w:left w:w="113" w:type="dxa"/>
+              <w:bottom w:w="113" w:type="dxa"/>
+              <w:right w:w="113" w:type="dxa"/>
+            </w:tcMar>
           </w:tcPr>
           <w:p>
             <w:pPr>
-              <w:spacing w:before="1080"/>
+              <w:spacing w:before="200" w:after="200"/>
               <w:jc w:val="center"/>
             </w:pPr>
             <w:r>
@@ -4100,16 +4118,22 @@
       </w:tblGrid>
       <w:tr>
         <w:trPr>
-          <w:trHeight w:val="3969" w:hRule="exact"/>
+          <w:trHeight w:val="1701" w:hRule="atLeast"/>
         </w:trPr>
         <w:tc>
           <w:tcPr>
             <w:tcW w:type="dxa" w:w="9072"/>
             <w:shd w:val="clear" w:color="auto" w:fill="F0F0F0"/>
+            <w:tcMar>
+              <w:top w:w="113" w:type="dxa"/>
+              <w:left w:w="113" w:type="dxa"/>
+              <w:bottom w:w="113" w:type="dxa"/>
+              <w:right w:w="113" w:type="dxa"/>
+            </w:tcMar>
           </w:tcPr>
           <w:p>
             <w:pPr>
-              <w:spacing w:before="1080"/>
+              <w:spacing w:before="200" w:after="200"/>
               <w:jc w:val="center"/>
             </w:pPr>
             <w:r>
@@ -4156,16 +4180,22 @@
       </w:tblGrid>
       <w:tr>
         <w:trPr>
-          <w:trHeight w:val="3969" w:hRule="exact"/>
+          <w:trHeight w:val="1701" w:hRule="atLeast"/>
         </w:trPr>
         <w:tc>
           <w:tcPr>
             <w:tcW w:type="dxa" w:w="9072"/>
             <w:shd w:val="clear" w:color="auto" w:fill="F0F0F0"/>
+            <w:tcMar>
+              <w:top w:w="113" w:type="dxa"/>
+              <w:left w:w="113" w:type="dxa"/>
+              <w:bottom w:w="113" w:type="dxa"/>
+              <w:right w:w="113" w:type="dxa"/>
+            </w:tcMar>
           </w:tcPr>
           <w:p>
             <w:pPr>
-              <w:spacing w:before="1080"/>
+              <w:spacing w:before="200" w:after="200"/>
               <w:jc w:val="center"/>
             </w:pPr>
             <w:r>
@@ -4704,16 +4734,22 @@
       </w:tblGrid>
       <w:tr>
         <w:trPr>
-          <w:trHeight w:val="3969" w:hRule="exact"/>
+          <w:trHeight w:val="1701" w:hRule="atLeast"/>
         </w:trPr>
         <w:tc>
           <w:tcPr>
             <w:tcW w:type="dxa" w:w="9072"/>
             <w:shd w:val="clear" w:color="auto" w:fill="F0F0F0"/>
+            <w:tcMar>
+              <w:top w:w="113" w:type="dxa"/>
+              <w:left w:w="113" w:type="dxa"/>
+              <w:bottom w:w="113" w:type="dxa"/>
+              <w:right w:w="113" w:type="dxa"/>
+            </w:tcMar>
           </w:tcPr>
           <w:p>
             <w:pPr>
-              <w:spacing w:before="1080"/>
+              <w:spacing w:before="200" w:after="200"/>
               <w:jc w:val="center"/>
             </w:pPr>
             <w:r>
@@ -5649,16 +5685,22 @@
       </w:tblGrid>
       <w:tr>
         <w:trPr>
-          <w:trHeight w:val="3969" w:hRule="exact"/>
+          <w:trHeight w:val="1701" w:hRule="atLeast"/>
         </w:trPr>
         <w:tc>
           <w:tcPr>
             <w:tcW w:type="dxa" w:w="9072"/>
             <w:shd w:val="clear" w:color="auto" w:fill="F0F0F0"/>
+            <w:tcMar>
+              <w:top w:w="113" w:type="dxa"/>
+              <w:left w:w="113" w:type="dxa"/>
+              <w:bottom w:w="113" w:type="dxa"/>
+              <w:right w:w="113" w:type="dxa"/>
+            </w:tcMar>
           </w:tcPr>
           <w:p>
             <w:pPr>
-              <w:spacing w:before="1080"/>
+              <w:spacing w:before="200" w:after="200"/>
               <w:jc w:val="center"/>
             </w:pPr>
             <w:r>
@@ -6191,16 +6233,22 @@
       </w:tblGrid>
       <w:tr>
         <w:trPr>
-          <w:trHeight w:val="3969" w:hRule="exact"/>
+          <w:trHeight w:val="1701" w:hRule="atLeast"/>
         </w:trPr>
         <w:tc>
           <w:tcPr>
             <w:tcW w:type="dxa" w:w="9072"/>
             <w:shd w:val="clear" w:color="auto" w:fill="F0F0F0"/>
+            <w:tcMar>
+              <w:top w:w="113" w:type="dxa"/>
+              <w:left w:w="113" w:type="dxa"/>
+              <w:bottom w:w="113" w:type="dxa"/>
+              <w:right w:w="113" w:type="dxa"/>
+            </w:tcMar>
           </w:tcPr>
           <w:p>
             <w:pPr>
-              <w:spacing w:before="1080"/>
+              <w:spacing w:before="200" w:after="200"/>
               <w:jc w:val="center"/>
             </w:pPr>
             <w:r>
@@ -6843,16 +6891,22 @@
       </w:tblGrid>
       <w:tr>
         <w:trPr>
-          <w:trHeight w:val="3969" w:hRule="exact"/>
+          <w:trHeight w:val="1701" w:hRule="atLeast"/>
         </w:trPr>
         <w:tc>
           <w:tcPr>
             <w:tcW w:type="dxa" w:w="9072"/>
             <w:shd w:val="clear" w:color="auto" w:fill="F0F0F0"/>
+            <w:tcMar>
+              <w:top w:w="113" w:type="dxa"/>
+              <w:left w:w="113" w:type="dxa"/>
+              <w:bottom w:w="113" w:type="dxa"/>
+              <w:right w:w="113" w:type="dxa"/>
+            </w:tcMar>
           </w:tcPr>
           <w:p>
             <w:pPr>
-              <w:spacing w:before="1080"/>
+              <w:spacing w:before="200" w:after="200"/>
               <w:jc w:val="center"/>
             </w:pPr>
             <w:r>
@@ -7327,16 +7381,22 @@
       </w:tblGrid>
       <w:tr>
         <w:trPr>
-          <w:trHeight w:val="3969" w:hRule="exact"/>
+          <w:trHeight w:val="1701" w:hRule="atLeast"/>
         </w:trPr>
         <w:tc>
           <w:tcPr>
             <w:tcW w:type="dxa" w:w="9072"/>
             <w:shd w:val="clear" w:color="auto" w:fill="F0F0F0"/>
+            <w:tcMar>
+              <w:top w:w="113" w:type="dxa"/>
+              <w:left w:w="113" w:type="dxa"/>
+              <w:bottom w:w="113" w:type="dxa"/>
+              <w:right w:w="113" w:type="dxa"/>
+            </w:tcMar>
           </w:tcPr>
           <w:p>
             <w:pPr>
-              <w:spacing w:before="1080"/>
+              <w:spacing w:before="200" w:after="200"/>
               <w:jc w:val="center"/>
             </w:pPr>
             <w:r>
@@ -7814,16 +7874,22 @@
       </w:tblGrid>
       <w:tr>
         <w:trPr>
-          <w:trHeight w:val="3969" w:hRule="exact"/>
+          <w:trHeight w:val="1701" w:hRule="atLeast"/>
         </w:trPr>
         <w:tc>
           <w:tcPr>
             <w:tcW w:type="dxa" w:w="9072"/>
             <w:shd w:val="clear" w:color="auto" w:fill="F0F0F0"/>
+            <w:tcMar>
+              <w:top w:w="113" w:type="dxa"/>
+              <w:left w:w="113" w:type="dxa"/>
+              <w:bottom w:w="113" w:type="dxa"/>
+              <w:right w:w="113" w:type="dxa"/>
+            </w:tcMar>
           </w:tcPr>
           <w:p>
             <w:pPr>
-              <w:spacing w:before="1080"/>
+              <w:spacing w:before="200" w:after="200"/>
               <w:jc w:val="center"/>
             </w:pPr>
             <w:r>
@@ -7992,7 +8058,7 @@
                 <w:rFonts w:ascii="Courier New" w:hAnsi="Courier New"/>
                 <w:sz w:val="17"/>
               </w:rPr>
-              <w:t>// Redirection vers l'écran de sélection de rôle</w:t>
+              <w:t>// Redirection vers la page de connexion (pile vidée)</w:t>
             </w:r>
           </w:p>
           <w:p>
@@ -8028,7 +8094,7 @@
                 <w:rFonts w:ascii="Courier New" w:hAnsi="Courier New"/>
                 <w:sz w:val="17"/>
               </w:rPr>
-              <w:t xml:space="preserve">  MaterialPageRoute(builder: (_) =&gt; const RoleSelectionPage()),</w:t>
+              <w:t xml:space="preserve">  MaterialPageRoute(builder: (_) =&gt; const LoginPage()),</w:t>
             </w:r>
           </w:p>
           <w:p>
@@ -8089,16 +8155,22 @@
       </w:tblGrid>
       <w:tr>
         <w:trPr>
-          <w:trHeight w:val="3969" w:hRule="exact"/>
+          <w:trHeight w:val="1701" w:hRule="atLeast"/>
         </w:trPr>
         <w:tc>
           <w:tcPr>
             <w:tcW w:type="dxa" w:w="9072"/>
             <w:shd w:val="clear" w:color="auto" w:fill="F0F0F0"/>
+            <w:tcMar>
+              <w:top w:w="113" w:type="dxa"/>
+              <w:left w:w="113" w:type="dxa"/>
+              <w:bottom w:w="113" w:type="dxa"/>
+              <w:right w:w="113" w:type="dxa"/>
+            </w:tcMar>
           </w:tcPr>
           <w:p>
             <w:pPr>
-              <w:spacing w:before="1080"/>
+              <w:spacing w:before="200" w:after="200"/>
               <w:jc w:val="center"/>
             </w:pPr>
             <w:r>
@@ -8143,6 +8215,74 @@
     </w:p>
     <w:p>
       <w:pPr>
+        <w:spacing w:after="120"/>
+      </w:pPr>
+      <w:r>
+        <w:rPr>
+          <w:rFonts w:ascii="Times New Roman" w:hAnsi="Times New Roman"/>
+          <w:b w:val="0"/>
+          <w:i w:val="0"/>
+          <w:sz w:val="22"/>
+        </w:rPr>
+        <w:t xml:space="preserve">La sérialisation manuelle est nécessaire car Firebase Realtime Database retourne des </w:t>
+      </w:r>
+      <w:r>
+        <w:rPr>
+          <w:rFonts w:ascii="Times New Roman" w:hAnsi="Times New Roman"/>
+          <w:b w:val="0"/>
+          <w:i w:val="0"/>
+          <w:sz w:val="22"/>
+        </w:rPr>
+        <w:t>Map&lt;Object?, Object?&gt;</w:t>
+      </w:r>
+      <w:r>
+        <w:rPr>
+          <w:rFonts w:ascii="Times New Roman" w:hAnsi="Times New Roman"/>
+          <w:b w:val="0"/>
+          <w:i w:val="0"/>
+          <w:sz w:val="22"/>
+        </w:rPr>
+        <w:t xml:space="preserve"> que Dart ne peut pas caster directement. Un cast sécurisé est appliqué sur chaque champ via l'opérateur </w:t>
+      </w:r>
+      <w:r>
+        <w:rPr>
+          <w:rFonts w:ascii="Times New Roman" w:hAnsi="Times New Roman"/>
+          <w:b w:val="0"/>
+          <w:i w:val="0"/>
+          <w:sz w:val="22"/>
+        </w:rPr>
+        <w:t>?.toString()</w:t>
+      </w:r>
+      <w:r>
+        <w:rPr>
+          <w:rFonts w:ascii="Times New Roman" w:hAnsi="Times New Roman"/>
+          <w:b w:val="0"/>
+          <w:i w:val="0"/>
+          <w:sz w:val="22"/>
+        </w:rPr>
+        <w:t xml:space="preserve"> et les casts numériques </w:t>
+      </w:r>
+      <w:r>
+        <w:rPr>
+          <w:rFonts w:ascii="Times New Roman" w:hAnsi="Times New Roman"/>
+          <w:b w:val="0"/>
+          <w:i w:val="0"/>
+          <w:sz w:val="22"/>
+        </w:rPr>
+        <w:t>(v as num?)?.toInt()</w:t>
+      </w:r>
+      <w:r>
+        <w:rPr>
+          <w:rFonts w:ascii="Times New Roman" w:hAnsi="Times New Roman"/>
+          <w:b w:val="0"/>
+          <w:i w:val="0"/>
+          <w:sz w:val="22"/>
+        </w:rPr>
+        <w:t>.</w:t>
+      </w:r>
+    </w:p>
+    <w:p>
+      <w:pPr>
         <w:spacing w:after="0"/>
       </w:pPr>
       <w:r>
@@ -8202,295 +8342,151 @@
                 <w:rFonts w:ascii="Courier New" w:hAnsi="Courier New"/>
                 <w:sz w:val="17"/>
               </w:rPr>
-              <w:t xml:space="preserve">  'firstName':      p.firstName,</w:t>
-            </w:r>
-          </w:p>
-          <w:p>
-            <w:pPr>
-              <w:spacing w:before="0" w:after="0"/>
-            </w:pPr>
-            <w:r>
-              <w:rPr>
-                <w:rFonts w:ascii="Courier New" w:hAnsi="Courier New"/>
-                <w:sz w:val="17"/>
-              </w:rPr>
-              <w:t xml:space="preserve">  'lastName':       p.lastName,</w:t>
-            </w:r>
-          </w:p>
-          <w:p>
-            <w:pPr>
-              <w:spacing w:before="0" w:after="0"/>
-            </w:pPr>
-            <w:r>
-              <w:rPr>
-                <w:rFonts w:ascii="Courier New" w:hAnsi="Courier New"/>
-                <w:sz w:val="17"/>
-              </w:rPr>
-              <w:t xml:space="preserve">  'email':          p.email,</w:t>
-            </w:r>
-          </w:p>
-          <w:p>
-            <w:pPr>
-              <w:spacing w:before="0" w:after="0"/>
-            </w:pPr>
-            <w:r>
-              <w:rPr>
-                <w:rFonts w:ascii="Courier New" w:hAnsi="Courier New"/>
-                <w:sz w:val="17"/>
-              </w:rPr>
-              <w:t xml:space="preserve">  'phone':          p.phone,</w:t>
-            </w:r>
-          </w:p>
-          <w:p>
-            <w:pPr>
-              <w:spacing w:before="0" w:after="0"/>
-            </w:pPr>
-            <w:r>
-              <w:rPr>
-                <w:rFonts w:ascii="Courier New" w:hAnsi="Courier New"/>
-                <w:sz w:val="17"/>
-              </w:rPr>
-              <w:t xml:space="preserve">  'gender':         p.gender.serialized,     // Enum → String</w:t>
-            </w:r>
-          </w:p>
-          <w:p>
-            <w:pPr>
-              <w:spacing w:before="0" w:after="0"/>
-            </w:pPr>
-            <w:r>
-              <w:rPr>
-                <w:rFonts w:ascii="Courier New" w:hAnsi="Courier New"/>
-                <w:sz w:val="17"/>
-              </w:rPr>
-              <w:t xml:space="preserve">  'birthDate':      p.birthDate?.toIso8601String(),</w:t>
-            </w:r>
-          </w:p>
-          <w:p>
-            <w:pPr>
-              <w:spacing w:before="0" w:after="0"/>
-            </w:pPr>
-            <w:r>
-              <w:rPr>
-                <w:rFonts w:ascii="Courier New" w:hAnsi="Courier New"/>
-                <w:sz w:val="17"/>
-              </w:rPr>
-              <w:t xml:space="preserve">  'address':        p.address,</w:t>
-            </w:r>
-          </w:p>
-          <w:p>
-            <w:pPr>
-              <w:spacing w:before="0" w:after="0"/>
-            </w:pPr>
-            <w:r>
-              <w:rPr>
-                <w:rFonts w:ascii="Courier New" w:hAnsi="Courier New"/>
-                <w:sz w:val="17"/>
-              </w:rPr>
-              <w:t xml:space="preserve">  'city':           p.city,</w:t>
-            </w:r>
-          </w:p>
-          <w:p>
-            <w:pPr>
-              <w:spacing w:before="0" w:after="0"/>
-            </w:pPr>
-            <w:r>
-              <w:rPr>
-                <w:rFonts w:ascii="Courier New" w:hAnsi="Courier New"/>
-                <w:sz w:val="17"/>
-              </w:rPr>
-              <w:t xml:space="preserve">  'country':        p.country,</w:t>
-            </w:r>
-          </w:p>
-          <w:p>
-            <w:pPr>
-              <w:spacing w:before="0" w:after="0"/>
-            </w:pPr>
-            <w:r>
-              <w:rPr>
-                <w:rFonts w:ascii="Courier New" w:hAnsi="Courier New"/>
-                <w:sz w:val="17"/>
-              </w:rPr>
-              <w:t xml:space="preserve">  'sector':         p.sector,</w:t>
-            </w:r>
-          </w:p>
-          <w:p>
-            <w:pPr>
-              <w:spacing w:before="0" w:after="0"/>
-            </w:pPr>
-            <w:r>
-              <w:rPr>
-                <w:rFonts w:ascii="Courier New" w:hAnsi="Courier New"/>
-                <w:sz w:val="17"/>
-              </w:rPr>
-              <w:t xml:space="preserve">  'role':           p.role,</w:t>
-            </w:r>
-          </w:p>
-          <w:p>
-            <w:pPr>
-              <w:spacing w:before="0" w:after="0"/>
-            </w:pPr>
-            <w:r>
-              <w:rPr>
-                <w:rFonts w:ascii="Courier New" w:hAnsi="Courier New"/>
-                <w:sz w:val="17"/>
-              </w:rPr>
-              <w:t xml:space="preserve">  'bio':            p.bio,</w:t>
-            </w:r>
-          </w:p>
-          <w:p>
-            <w:pPr>
-              <w:spacing w:before="0" w:after="0"/>
-            </w:pPr>
-            <w:r>
-              <w:rPr>
-                <w:rFonts w:ascii="Courier New" w:hAnsi="Courier New"/>
-                <w:sz w:val="17"/>
-              </w:rPr>
-              <w:t xml:space="preserve">  'linkedin':       p.linkedin,</w:t>
-            </w:r>
-          </w:p>
-          <w:p>
-            <w:pPr>
-              <w:spacing w:before="0" w:after="0"/>
-            </w:pPr>
-            <w:r>
-              <w:rPr>
-                <w:rFonts w:ascii="Courier New" w:hAnsi="Courier New"/>
-                <w:sz w:val="17"/>
-              </w:rPr>
-              <w:t xml:space="preserve">  'photoBase64':    p.photoBase64,</w:t>
-            </w:r>
-          </w:p>
-          <w:p>
-            <w:pPr>
-              <w:spacing w:before="0" w:after="0"/>
-            </w:pPr>
-            <w:r>
-              <w:rPr>
-                <w:rFonts w:ascii="Courier New" w:hAnsi="Courier New"/>
-                <w:sz w:val="17"/>
-              </w:rPr>
-              <w:t xml:space="preserve">  'interests':      p.interests,             // List&lt;String&gt;</w:t>
-            </w:r>
-          </w:p>
-          <w:p>
-            <w:pPr>
-              <w:spacing w:before="0" w:after="0"/>
-            </w:pPr>
-            <w:r>
-              <w:rPr>
-                <w:rFonts w:ascii="Courier New" w:hAnsi="Courier New"/>
-                <w:sz w:val="17"/>
-              </w:rPr>
-              <w:t xml:space="preserve">  'projects':       p.projects.map(_projectToMap).toList(),</w:t>
-            </w:r>
-          </w:p>
-          <w:p>
-            <w:pPr>
-              <w:spacing w:before="0" w:after="0"/>
-            </w:pPr>
-            <w:r>
-              <w:rPr>
-                <w:rFonts w:ascii="Courier New" w:hAnsi="Courier New"/>
-                <w:sz w:val="17"/>
-              </w:rPr>
-              <w:t xml:space="preserve">  'mentorsActive':  p.mentorsActive,</w:t>
-            </w:r>
-          </w:p>
-          <w:p>
-            <w:pPr>
-              <w:spacing w:before="0" w:after="0"/>
-            </w:pPr>
-            <w:r>
-              <w:rPr>
-                <w:rFonts w:ascii="Courier New" w:hAnsi="Courier New"/>
-                <w:sz w:val="17"/>
-              </w:rPr>
-              <w:t xml:space="preserve">  'sessionsCount':  p.sessionsCount,</w:t>
-            </w:r>
-          </w:p>
-          <w:p>
-            <w:pPr>
-              <w:spacing w:before="0" w:after="0"/>
-            </w:pPr>
-            <w:r>
-              <w:rPr>
-                <w:rFonts w:ascii="Courier New" w:hAnsi="Courier New"/>
-                <w:sz w:val="17"/>
-              </w:rPr>
-              <w:t xml:space="preserve">  'favoritesCount': p.favoritesCount,</w:t>
-            </w:r>
-          </w:p>
-          <w:p>
-            <w:pPr>
-              <w:spacing w:before="0" w:after="0"/>
-            </w:pPr>
-            <w:r>
-              <w:rPr>
-                <w:rFonts w:ascii="Courier New" w:hAnsi="Courier New"/>
-                <w:sz w:val="17"/>
-              </w:rPr>
-              <w:t xml:space="preserve">  'score':          p.score,</w:t>
-            </w:r>
-          </w:p>
-          <w:p>
-            <w:pPr>
-              <w:spacing w:before="0" w:after="0"/>
-            </w:pPr>
-            <w:r>
-              <w:rPr>
-                <w:rFonts w:ascii="Courier New" w:hAnsi="Courier New"/>
-                <w:sz w:val="17"/>
-              </w:rPr>
-              <w:t xml:space="preserve">  'yearsExperience': p.yearsExperience,</w:t>
-            </w:r>
-          </w:p>
-          <w:p>
-            <w:pPr>
-              <w:spacing w:before="0" w:after="0"/>
-            </w:pPr>
-            <w:r>
-              <w:rPr>
-                <w:rFonts w:ascii="Courier New" w:hAnsi="Courier New"/>
-                <w:sz w:val="17"/>
-              </w:rPr>
-              <w:t xml:space="preserve">  'investmentRange': p.investmentRange,</w:t>
-            </w:r>
-          </w:p>
-          <w:p>
-            <w:pPr>
-              <w:spacing w:before="0" w:after="0"/>
-            </w:pPr>
-            <w:r>
-              <w:rPr>
-                <w:rFonts w:ascii="Courier New" w:hAnsi="Courier New"/>
-                <w:sz w:val="17"/>
-              </w:rPr>
-              <w:t xml:space="preserve">  'isPremium':      p.isPremium,</w:t>
-            </w:r>
-          </w:p>
-          <w:p>
-            <w:pPr>
-              <w:spacing w:before="0" w:after="0"/>
-            </w:pPr>
-            <w:r>
-              <w:rPr>
-                <w:rFonts w:ascii="Courier New" w:hAnsi="Courier New"/>
-                <w:sz w:val="17"/>
-              </w:rPr>
-              <w:t xml:space="preserve">  'premiumPlan':    p.premiumPlan,</w:t>
-            </w:r>
-          </w:p>
-          <w:p>
-            <w:pPr>
-              <w:spacing w:before="0" w:after="0"/>
-            </w:pPr>
-            <w:r>
-              <w:rPr>
-                <w:rFonts w:ascii="Courier New" w:hAnsi="Courier New"/>
-                <w:sz w:val="17"/>
-              </w:rPr>
-              <w:t xml:space="preserve">  'updatedAt':      ServerValue.timestamp,</w:t>
+              <w:t xml:space="preserve">  'firstName':   p.firstName,</w:t>
+            </w:r>
+          </w:p>
+          <w:p>
+            <w:pPr>
+              <w:spacing w:before="0" w:after="0"/>
+            </w:pPr>
+            <w:r>
+              <w:rPr>
+                <w:rFonts w:ascii="Courier New" w:hAnsi="Courier New"/>
+                <w:sz w:val="17"/>
+              </w:rPr>
+              <w:t xml:space="preserve">  'lastName':    p.lastName,</w:t>
+            </w:r>
+          </w:p>
+          <w:p>
+            <w:pPr>
+              <w:spacing w:before="0" w:after="0"/>
+            </w:pPr>
+            <w:r>
+              <w:rPr>
+                <w:rFonts w:ascii="Courier New" w:hAnsi="Courier New"/>
+                <w:sz w:val="17"/>
+              </w:rPr>
+              <w:t xml:space="preserve">  'email':       p.email,</w:t>
+            </w:r>
+          </w:p>
+          <w:p>
+            <w:pPr>
+              <w:spacing w:before="0" w:after="0"/>
+            </w:pPr>
+            <w:r>
+              <w:rPr>
+                <w:rFonts w:ascii="Courier New" w:hAnsi="Courier New"/>
+                <w:sz w:val="17"/>
+              </w:rPr>
+              <w:t xml:space="preserve">  'role':        p.role,</w:t>
+            </w:r>
+          </w:p>
+          <w:p>
+            <w:pPr>
+              <w:spacing w:before="0" w:after="0"/>
+            </w:pPr>
+            <w:r>
+              <w:rPr>
+                <w:rFonts w:ascii="Courier New" w:hAnsi="Courier New"/>
+                <w:sz w:val="17"/>
+              </w:rPr>
+              <w:t xml:space="preserve">  'city':        p.city,</w:t>
+            </w:r>
+          </w:p>
+          <w:p>
+            <w:pPr>
+              <w:spacing w:before="0" w:after="0"/>
+            </w:pPr>
+            <w:r>
+              <w:rPr>
+                <w:rFonts w:ascii="Courier New" w:hAnsi="Courier New"/>
+                <w:sz w:val="17"/>
+              </w:rPr>
+              <w:t xml:space="preserve">  'sector':      p.sector,</w:t>
+            </w:r>
+          </w:p>
+          <w:p>
+            <w:pPr>
+              <w:spacing w:before="0" w:after="0"/>
+            </w:pPr>
+            <w:r>
+              <w:rPr>
+                <w:rFonts w:ascii="Courier New" w:hAnsi="Courier New"/>
+                <w:sz w:val="17"/>
+              </w:rPr>
+              <w:t xml:space="preserve">  'bio':         p.bio,</w:t>
+            </w:r>
+          </w:p>
+          <w:p>
+            <w:pPr>
+              <w:spacing w:before="0" w:after="0"/>
+            </w:pPr>
+            <w:r>
+              <w:rPr>
+                <w:rFonts w:ascii="Courier New" w:hAnsi="Courier New"/>
+                <w:sz w:val="17"/>
+              </w:rPr>
+              <w:t xml:space="preserve">  'photoBase64': p.photoBase64,</w:t>
+            </w:r>
+          </w:p>
+          <w:p>
+            <w:pPr>
+              <w:spacing w:before="0" w:after="0"/>
+            </w:pPr>
+            <w:r>
+              <w:rPr>
+                <w:rFonts w:ascii="Courier New" w:hAnsi="Courier New"/>
+                <w:sz w:val="17"/>
+              </w:rPr>
+              <w:t xml:space="preserve">  'interests':   p.interests,</w:t>
+            </w:r>
+          </w:p>
+          <w:p>
+            <w:pPr>
+              <w:spacing w:before="0" w:after="0"/>
+            </w:pPr>
+            <w:r>
+              <w:rPr>
+                <w:rFonts w:ascii="Courier New" w:hAnsi="Courier New"/>
+                <w:sz w:val="17"/>
+              </w:rPr>
+              <w:t xml:space="preserve">  'projects':    p.projects.map(_projectToMap).toList(),</w:t>
+            </w:r>
+          </w:p>
+          <w:p>
+            <w:pPr>
+              <w:spacing w:before="0" w:after="0"/>
+            </w:pPr>
+            <w:r>
+              <w:rPr>
+                <w:rFonts w:ascii="Courier New" w:hAnsi="Courier New"/>
+                <w:sz w:val="17"/>
+              </w:rPr>
+              <w:t xml:space="preserve">  'isPremium':   p.isPremium,</w:t>
+            </w:r>
+          </w:p>
+          <w:p>
+            <w:pPr>
+              <w:spacing w:before="0" w:after="0"/>
+            </w:pPr>
+            <w:r>
+              <w:rPr>
+                <w:rFonts w:ascii="Courier New" w:hAnsi="Courier New"/>
+                <w:sz w:val="17"/>
+              </w:rPr>
+              <w:t xml:space="preserve">  'updatedAt':   ServerValue.timestamp,</w:t>
+            </w:r>
+          </w:p>
+          <w:p>
+            <w:pPr>
+              <w:spacing w:before="0" w:after="0"/>
+            </w:pPr>
+            <w:r>
+              <w:rPr>
+                <w:rFonts w:ascii="Courier New" w:hAnsi="Courier New"/>
+                <w:sz w:val="17"/>
+              </w:rPr>
+              <w:t xml:space="preserve">  // ... autres champs (gender, phone, score, etc.)</w:t>
             </w:r>
           </w:p>
           <w:p>
@@ -8519,730 +8515,139 @@
                 <w:rFonts w:ascii="Courier New" w:hAnsi="Courier New"/>
                 <w:sz w:val="17"/>
               </w:rPr>
-              <w:t>// JSON → Dart (lecture depuis Firebase)</w:t>
-            </w:r>
-          </w:p>
-          <w:p>
-            <w:pPr>
-              <w:spacing w:before="0" w:after="0"/>
-            </w:pPr>
-            <w:r>
-              <w:rPr>
-                <w:rFonts w:ascii="Courier New" w:hAnsi="Courier New"/>
-                <w:sz w:val="17"/>
-              </w:rPr>
-              <w:t>// ⚠️ Casting sécurisé obligatoire : Firebase retourne des Map&lt;Object?, Object?&gt;</w:t>
-            </w:r>
-          </w:p>
-          <w:p>
-            <w:pPr>
-              <w:spacing w:before="0" w:after="0"/>
-            </w:pPr>
-            <w:r>
-              <w:rPr>
-                <w:rFonts w:ascii="Courier New" w:hAnsi="Courier New"/>
-                <w:sz w:val="17"/>
-              </w:rPr>
-              <w:t>//    que Dart ne peut pas caster directement en Map&lt;String, dynamic&gt;</w:t>
-            </w:r>
-          </w:p>
-          <w:p>
-            <w:pPr>
-              <w:spacing w:before="0" w:after="0"/>
-            </w:pPr>
-            <w:r>
-              <w:rPr>
-                <w:rFonts w:ascii="Courier New" w:hAnsi="Courier New"/>
-                <w:sz w:val="17"/>
-              </w:rPr>
-              <w:t>static UserProfile _fromMap(Map&lt;String, dynamic&gt; m) {</w:t>
-            </w:r>
-          </w:p>
-          <w:p>
-            <w:pPr>
-              <w:spacing w:before="0" w:after="0"/>
-            </w:pPr>
-            <w:r>
-              <w:rPr>
-                <w:rFonts w:ascii="Courier New" w:hAnsi="Courier New"/>
-                <w:sz w:val="17"/>
-              </w:rPr>
-              <w:t xml:space="preserve">  // Désérialisation sécurisée des listes (Firebase peut retourner List ou Map)</w:t>
-            </w:r>
-          </w:p>
-          <w:p>
-            <w:pPr>
-              <w:spacing w:before="0" w:after="0"/>
-            </w:pPr>
-            <w:r>
-              <w:rPr>
-                <w:rFonts w:ascii="Courier New" w:hAnsi="Courier New"/>
-                <w:sz w:val="17"/>
-              </w:rPr>
-              <w:t xml:space="preserve">  final rawInterests = m['interests'];</w:t>
-            </w:r>
-          </w:p>
-          <w:p>
-            <w:pPr>
-              <w:spacing w:before="0" w:after="0"/>
-            </w:pPr>
-            <w:r>
-              <w:rPr>
-                <w:rFonts w:ascii="Courier New" w:hAnsi="Courier New"/>
-                <w:sz w:val="17"/>
-              </w:rPr>
-              <w:t xml:space="preserve">  final interests = &lt;String&gt;[];</w:t>
-            </w:r>
-          </w:p>
-          <w:p>
-            <w:pPr>
-              <w:spacing w:before="0" w:after="0"/>
-            </w:pPr>
-            <w:r>
-              <w:rPr>
-                <w:rFonts w:ascii="Courier New" w:hAnsi="Courier New"/>
-                <w:sz w:val="17"/>
-              </w:rPr>
-              <w:t xml:space="preserve">  if (rawInterests is List) {</w:t>
-            </w:r>
-          </w:p>
-          <w:p>
-            <w:pPr>
-              <w:spacing w:before="0" w:after="0"/>
-            </w:pPr>
-            <w:r>
-              <w:rPr>
-                <w:rFonts w:ascii="Courier New" w:hAnsi="Courier New"/>
-                <w:sz w:val="17"/>
-              </w:rPr>
-              <w:t xml:space="preserve">    for (final v in rawInterests) interests.add(v.toString());</w:t>
-            </w:r>
-          </w:p>
-          <w:p>
-            <w:pPr>
-              <w:spacing w:before="0" w:after="0"/>
-            </w:pPr>
-            <w:r>
-              <w:rPr>
-                <w:rFonts w:ascii="Courier New" w:hAnsi="Courier New"/>
-                <w:sz w:val="17"/>
-              </w:rPr>
-              <w:t xml:space="preserve">  }</w:t>
-            </w:r>
-          </w:p>
-          <w:p>
-            <w:pPr>
-              <w:spacing w:before="0" w:after="0"/>
-            </w:pPr>
-          </w:p>
-          <w:p>
-            <w:pPr>
-              <w:spacing w:before="0" w:after="0"/>
-            </w:pPr>
-            <w:r>
-              <w:rPr>
-                <w:rFonts w:ascii="Courier New" w:hAnsi="Courier New"/>
-                <w:sz w:val="17"/>
-              </w:rPr>
-              <w:t xml:space="preserve">  // Désérialisation des projets</w:t>
-            </w:r>
-          </w:p>
-          <w:p>
-            <w:pPr>
-              <w:spacing w:before="0" w:after="0"/>
-            </w:pPr>
-            <w:r>
-              <w:rPr>
-                <w:rFonts w:ascii="Courier New" w:hAnsi="Courier New"/>
-                <w:sz w:val="17"/>
-              </w:rPr>
-              <w:t xml:space="preserve">  final rawProjects = m['projects'];</w:t>
-            </w:r>
-          </w:p>
-          <w:p>
-            <w:pPr>
-              <w:spacing w:before="0" w:after="0"/>
-            </w:pPr>
-            <w:r>
-              <w:rPr>
-                <w:rFonts w:ascii="Courier New" w:hAnsi="Courier New"/>
-                <w:sz w:val="17"/>
-              </w:rPr>
-              <w:t xml:space="preserve">  final projects = &lt;Project&gt;[];</w:t>
-            </w:r>
-          </w:p>
-          <w:p>
-            <w:pPr>
-              <w:spacing w:before="0" w:after="0"/>
-            </w:pPr>
-            <w:r>
-              <w:rPr>
-                <w:rFonts w:ascii="Courier New" w:hAnsi="Courier New"/>
-                <w:sz w:val="17"/>
-              </w:rPr>
-              <w:t xml:space="preserve">  if (rawProjects is Map) {</w:t>
-            </w:r>
-          </w:p>
-          <w:p>
-            <w:pPr>
-              <w:spacing w:before="0" w:after="0"/>
-            </w:pPr>
-            <w:r>
-              <w:rPr>
-                <w:rFonts w:ascii="Courier New" w:hAnsi="Courier New"/>
-                <w:sz w:val="17"/>
-              </w:rPr>
-              <w:t xml:space="preserve">    for (final v in rawProjects.values) {</w:t>
-            </w:r>
-          </w:p>
-          <w:p>
-            <w:pPr>
-              <w:spacing w:before="0" w:after="0"/>
-            </w:pPr>
-            <w:r>
-              <w:rPr>
-                <w:rFonts w:ascii="Courier New" w:hAnsi="Courier New"/>
-                <w:sz w:val="17"/>
-              </w:rPr>
-              <w:t xml:space="preserve">      if (v is Map) {</w:t>
-            </w:r>
-          </w:p>
-          <w:p>
-            <w:pPr>
-              <w:spacing w:before="0" w:after="0"/>
-            </w:pPr>
-            <w:r>
-              <w:rPr>
-                <w:rFonts w:ascii="Courier New" w:hAnsi="Courier New"/>
-                <w:sz w:val="17"/>
-              </w:rPr>
-              <w:t xml:space="preserve">        final pm = Map&lt;String, dynamic&gt;.from(v);</w:t>
-            </w:r>
-          </w:p>
-          <w:p>
-            <w:pPr>
-              <w:spacing w:before="0" w:after="0"/>
-            </w:pPr>
-            <w:r>
-              <w:rPr>
-                <w:rFonts w:ascii="Courier New" w:hAnsi="Courier New"/>
-                <w:sz w:val="17"/>
-              </w:rPr>
-              <w:t xml:space="preserve">        projects.add(Project(</w:t>
-            </w:r>
-          </w:p>
-          <w:p>
-            <w:pPr>
-              <w:spacing w:before="0" w:after="0"/>
-            </w:pPr>
-            <w:r>
-              <w:rPr>
-                <w:rFonts w:ascii="Courier New" w:hAnsi="Courier New"/>
-                <w:sz w:val="17"/>
-              </w:rPr>
-              <w:t xml:space="preserve">          id: pm['id']?.toString() ?? '',</w:t>
-            </w:r>
-          </w:p>
-          <w:p>
-            <w:pPr>
-              <w:spacing w:before="0" w:after="0"/>
-            </w:pPr>
-            <w:r>
-              <w:rPr>
-                <w:rFonts w:ascii="Courier New" w:hAnsi="Courier New"/>
-                <w:sz w:val="17"/>
-              </w:rPr>
-              <w:t xml:space="preserve">          name: pm['name']?.toString() ?? '',</w:t>
-            </w:r>
-          </w:p>
-          <w:p>
-            <w:pPr>
-              <w:spacing w:before="0" w:after="0"/>
-            </w:pPr>
-            <w:r>
-              <w:rPr>
-                <w:rFonts w:ascii="Courier New" w:hAnsi="Courier New"/>
-                <w:sz w:val="17"/>
-              </w:rPr>
-              <w:t xml:space="preserve">          description: pm['description']?.toString() ?? '',</w:t>
-            </w:r>
-          </w:p>
-          <w:p>
-            <w:pPr>
-              <w:spacing w:before="0" w:after="0"/>
-            </w:pPr>
-            <w:r>
-              <w:rPr>
-                <w:rFonts w:ascii="Courier New" w:hAnsi="Courier New"/>
-                <w:sz w:val="17"/>
-              </w:rPr>
-              <w:t xml:space="preserve">          sector: pm['sector']?.toString() ?? '',</w:t>
-            </w:r>
-          </w:p>
-          <w:p>
-            <w:pPr>
-              <w:spacing w:before="0" w:after="0"/>
-            </w:pPr>
-            <w:r>
-              <w:rPr>
-                <w:rFonts w:ascii="Courier New" w:hAnsi="Courier New"/>
-                <w:sz w:val="17"/>
-              </w:rPr>
-              <w:t xml:space="preserve">          step: (pm['step'] as num?)?.toInt() ?? 1,</w:t>
-            </w:r>
-          </w:p>
-          <w:p>
-            <w:pPr>
-              <w:spacing w:before="0" w:after="0"/>
-            </w:pPr>
-            <w:r>
-              <w:rPr>
-                <w:rFonts w:ascii="Courier New" w:hAnsi="Courier New"/>
-                <w:sz w:val="17"/>
-              </w:rPr>
-              <w:t xml:space="preserve">          totalSteps: (pm['totalSteps'] as num?)?.toInt() ?? 5,</w:t>
-            </w:r>
-          </w:p>
-          <w:p>
-            <w:pPr>
-              <w:spacing w:before="0" w:after="0"/>
-            </w:pPr>
-            <w:r>
-              <w:rPr>
-                <w:rFonts w:ascii="Courier New" w:hAnsi="Courier New"/>
-                <w:sz w:val="17"/>
-              </w:rPr>
-              <w:t xml:space="preserve">        ));</w:t>
-            </w:r>
-          </w:p>
-          <w:p>
-            <w:pPr>
-              <w:spacing w:before="0" w:after="0"/>
-            </w:pPr>
-            <w:r>
-              <w:rPr>
-                <w:rFonts w:ascii="Courier New" w:hAnsi="Courier New"/>
-                <w:sz w:val="17"/>
-              </w:rPr>
-              <w:t xml:space="preserve">      }</w:t>
-            </w:r>
-          </w:p>
-          <w:p>
-            <w:pPr>
-              <w:spacing w:before="0" w:after="0"/>
-            </w:pPr>
-            <w:r>
-              <w:rPr>
-                <w:rFonts w:ascii="Courier New" w:hAnsi="Courier New"/>
-                <w:sz w:val="17"/>
-              </w:rPr>
-              <w:t xml:space="preserve">    }</w:t>
-            </w:r>
-          </w:p>
-          <w:p>
-            <w:pPr>
-              <w:spacing w:before="0" w:after="0"/>
-            </w:pPr>
-            <w:r>
-              <w:rPr>
-                <w:rFonts w:ascii="Courier New" w:hAnsi="Courier New"/>
-                <w:sz w:val="17"/>
-              </w:rPr>
-              <w:t xml:space="preserve">  }</w:t>
-            </w:r>
-          </w:p>
-          <w:p>
-            <w:pPr>
-              <w:spacing w:before="0" w:after="0"/>
-            </w:pPr>
-          </w:p>
-          <w:p>
-            <w:pPr>
-              <w:spacing w:before="0" w:after="0"/>
-            </w:pPr>
-            <w:r>
-              <w:rPr>
-                <w:rFonts w:ascii="Courier New" w:hAnsi="Courier New"/>
-                <w:sz w:val="17"/>
-              </w:rPr>
-              <w:t xml:space="preserve">  DateTime? birth;</w:t>
-            </w:r>
-          </w:p>
-          <w:p>
-            <w:pPr>
-              <w:spacing w:before="0" w:after="0"/>
-            </w:pPr>
-            <w:r>
-              <w:rPr>
-                <w:rFonts w:ascii="Courier New" w:hAnsi="Courier New"/>
-                <w:sz w:val="17"/>
-              </w:rPr>
-              <w:t xml:space="preserve">  final rawBirth = m['birthDate']?.toString();</w:t>
-            </w:r>
-          </w:p>
-          <w:p>
-            <w:pPr>
-              <w:spacing w:before="0" w:after="0"/>
-            </w:pPr>
-            <w:r>
-              <w:rPr>
-                <w:rFonts w:ascii="Courier New" w:hAnsi="Courier New"/>
-                <w:sz w:val="17"/>
-              </w:rPr>
-              <w:t xml:space="preserve">  if (rawBirth != null &amp;&amp; rawBirth.isNotEmpty) {</w:t>
-            </w:r>
-          </w:p>
-          <w:p>
-            <w:pPr>
-              <w:spacing w:before="0" w:after="0"/>
-            </w:pPr>
-            <w:r>
-              <w:rPr>
-                <w:rFonts w:ascii="Courier New" w:hAnsi="Courier New"/>
-                <w:sz w:val="17"/>
-              </w:rPr>
-              <w:t xml:space="preserve">    birth = DateTime.tryParse(rawBirth);</w:t>
-            </w:r>
-          </w:p>
-          <w:p>
-            <w:pPr>
-              <w:spacing w:before="0" w:after="0"/>
-            </w:pPr>
-            <w:r>
-              <w:rPr>
-                <w:rFonts w:ascii="Courier New" w:hAnsi="Courier New"/>
-                <w:sz w:val="17"/>
-              </w:rPr>
-              <w:t xml:space="preserve">  }</w:t>
-            </w:r>
-          </w:p>
-          <w:p>
-            <w:pPr>
-              <w:spacing w:before="0" w:after="0"/>
-            </w:pPr>
-          </w:p>
-          <w:p>
-            <w:pPr>
-              <w:spacing w:before="0" w:after="0"/>
-            </w:pPr>
-            <w:r>
-              <w:rPr>
-                <w:rFonts w:ascii="Courier New" w:hAnsi="Courier New"/>
-                <w:sz w:val="17"/>
-              </w:rPr>
-              <w:t xml:space="preserve">  return UserProfile(</w:t>
-            </w:r>
-          </w:p>
-          <w:p>
-            <w:pPr>
-              <w:spacing w:before="0" w:after="0"/>
-            </w:pPr>
-            <w:r>
-              <w:rPr>
-                <w:rFonts w:ascii="Courier New" w:hAnsi="Courier New"/>
-                <w:sz w:val="17"/>
-              </w:rPr>
-              <w:t xml:space="preserve">    firstName:      m['firstName']?.toString()  ?? '',</w:t>
-            </w:r>
-          </w:p>
-          <w:p>
-            <w:pPr>
-              <w:spacing w:before="0" w:after="0"/>
-            </w:pPr>
-            <w:r>
-              <w:rPr>
-                <w:rFonts w:ascii="Courier New" w:hAnsi="Courier New"/>
-                <w:sz w:val="17"/>
-              </w:rPr>
-              <w:t xml:space="preserve">    lastName:       m['lastName']?.toString()   ?? '',</w:t>
-            </w:r>
-          </w:p>
-          <w:p>
-            <w:pPr>
-              <w:spacing w:before="0" w:after="0"/>
-            </w:pPr>
-            <w:r>
-              <w:rPr>
-                <w:rFonts w:ascii="Courier New" w:hAnsi="Courier New"/>
-                <w:sz w:val="17"/>
-              </w:rPr>
-              <w:t xml:space="preserve">    email:          m['email']?.toString()       ?? '',</w:t>
-            </w:r>
-          </w:p>
-          <w:p>
-            <w:pPr>
-              <w:spacing w:before="0" w:after="0"/>
-            </w:pPr>
-            <w:r>
-              <w:rPr>
-                <w:rFonts w:ascii="Courier New" w:hAnsi="Courier New"/>
-                <w:sz w:val="17"/>
-              </w:rPr>
-              <w:t xml:space="preserve">    phone:          m['phone']?.toString()       ?? '',</w:t>
-            </w:r>
-          </w:p>
-          <w:p>
-            <w:pPr>
-              <w:spacing w:before="0" w:after="0"/>
-            </w:pPr>
-            <w:r>
-              <w:rPr>
-                <w:rFonts w:ascii="Courier New" w:hAnsi="Courier New"/>
-                <w:sz w:val="17"/>
-              </w:rPr>
-              <w:t xml:space="preserve">    gender:         Gender.fromString(m['gender']?.toString()),</w:t>
-            </w:r>
-          </w:p>
-          <w:p>
-            <w:pPr>
-              <w:spacing w:before="0" w:after="0"/>
-            </w:pPr>
-            <w:r>
-              <w:rPr>
-                <w:rFonts w:ascii="Courier New" w:hAnsi="Courier New"/>
-                <w:sz w:val="17"/>
-              </w:rPr>
-              <w:t xml:space="preserve">    birthDate:      birth,</w:t>
-            </w:r>
-          </w:p>
-          <w:p>
-            <w:pPr>
-              <w:spacing w:before="0" w:after="0"/>
-            </w:pPr>
-            <w:r>
-              <w:rPr>
-                <w:rFonts w:ascii="Courier New" w:hAnsi="Courier New"/>
-                <w:sz w:val="17"/>
-              </w:rPr>
-              <w:t xml:space="preserve">    address:        m['address']?.toString()    ?? '',</w:t>
-            </w:r>
-          </w:p>
-          <w:p>
-            <w:pPr>
-              <w:spacing w:before="0" w:after="0"/>
-            </w:pPr>
-            <w:r>
-              <w:rPr>
-                <w:rFonts w:ascii="Courier New" w:hAnsi="Courier New"/>
-                <w:sz w:val="17"/>
-              </w:rPr>
-              <w:t xml:space="preserve">    city:           m['city']?.toString()       ?? 'Dakar',</w:t>
-            </w:r>
-          </w:p>
-          <w:p>
-            <w:pPr>
-              <w:spacing w:before="0" w:after="0"/>
-            </w:pPr>
-            <w:r>
-              <w:rPr>
-                <w:rFonts w:ascii="Courier New" w:hAnsi="Courier New"/>
-                <w:sz w:val="17"/>
-              </w:rPr>
-              <w:t xml:space="preserve">    country:        m['country']?.toString()    ?? 'Sénégal',</w:t>
-            </w:r>
-          </w:p>
-          <w:p>
-            <w:pPr>
-              <w:spacing w:before="0" w:after="0"/>
-            </w:pPr>
-            <w:r>
-              <w:rPr>
-                <w:rFonts w:ascii="Courier New" w:hAnsi="Courier New"/>
-                <w:sz w:val="17"/>
-              </w:rPr>
-              <w:t xml:space="preserve">    sector:         m['sector']?.toString()     ?? 'Autre',</w:t>
-            </w:r>
-          </w:p>
-          <w:p>
-            <w:pPr>
-              <w:spacing w:before="0" w:after="0"/>
-            </w:pPr>
-            <w:r>
-              <w:rPr>
-                <w:rFonts w:ascii="Courier New" w:hAnsi="Courier New"/>
-                <w:sz w:val="17"/>
-              </w:rPr>
-              <w:t xml:space="preserve">    role:           m['role']?.toString()       ?? 'Entrepreneur',</w:t>
-            </w:r>
-          </w:p>
-          <w:p>
-            <w:pPr>
-              <w:spacing w:before="0" w:after="0"/>
-            </w:pPr>
-            <w:r>
-              <w:rPr>
-                <w:rFonts w:ascii="Courier New" w:hAnsi="Courier New"/>
-                <w:sz w:val="17"/>
-              </w:rPr>
-              <w:t xml:space="preserve">    bio:            m['bio']?.toString()        ?? '',</w:t>
-            </w:r>
-          </w:p>
-          <w:p>
-            <w:pPr>
-              <w:spacing w:before="0" w:after="0"/>
-            </w:pPr>
-            <w:r>
-              <w:rPr>
-                <w:rFonts w:ascii="Courier New" w:hAnsi="Courier New"/>
-                <w:sz w:val="17"/>
-              </w:rPr>
-              <w:t xml:space="preserve">    linkedin:       m['linkedin']?.toString()   ?? '',</w:t>
-            </w:r>
-          </w:p>
-          <w:p>
-            <w:pPr>
-              <w:spacing w:before="0" w:after="0"/>
-            </w:pPr>
-            <w:r>
-              <w:rPr>
-                <w:rFonts w:ascii="Courier New" w:hAnsi="Courier New"/>
-                <w:sz w:val="17"/>
-              </w:rPr>
-              <w:t xml:space="preserve">    photoBase64:    m['photoBase64']?.toString() ?? '',</w:t>
-            </w:r>
-          </w:p>
-          <w:p>
-            <w:pPr>
-              <w:spacing w:before="0" w:after="0"/>
-            </w:pPr>
-            <w:r>
-              <w:rPr>
-                <w:rFonts w:ascii="Courier New" w:hAnsi="Courier New"/>
-                <w:sz w:val="17"/>
-              </w:rPr>
-              <w:t xml:space="preserve">    interests:      interests,</w:t>
-            </w:r>
-          </w:p>
-          <w:p>
-            <w:pPr>
-              <w:spacing w:before="0" w:after="0"/>
-            </w:pPr>
-            <w:r>
-              <w:rPr>
-                <w:rFonts w:ascii="Courier New" w:hAnsi="Courier New"/>
-                <w:sz w:val="17"/>
-              </w:rPr>
-              <w:t xml:space="preserve">    projects:       projects,</w:t>
-            </w:r>
-          </w:p>
-          <w:p>
-            <w:pPr>
-              <w:spacing w:before="0" w:after="0"/>
-            </w:pPr>
-            <w:r>
-              <w:rPr>
-                <w:rFonts w:ascii="Courier New" w:hAnsi="Courier New"/>
-                <w:sz w:val="17"/>
-              </w:rPr>
-              <w:t xml:space="preserve">    mentorsActive:  (m['mentorsActive'] as num?)?.toInt()    ?? 0,</w:t>
-            </w:r>
-          </w:p>
-          <w:p>
-            <w:pPr>
-              <w:spacing w:before="0" w:after="0"/>
-            </w:pPr>
-            <w:r>
-              <w:rPr>
-                <w:rFonts w:ascii="Courier New" w:hAnsi="Courier New"/>
-                <w:sz w:val="17"/>
-              </w:rPr>
-              <w:t xml:space="preserve">    sessionsCount:  (m['sessionsCount'] as num?)?.toInt()    ?? 0,</w:t>
-            </w:r>
-          </w:p>
-          <w:p>
-            <w:pPr>
-              <w:spacing w:before="0" w:after="0"/>
-            </w:pPr>
-            <w:r>
-              <w:rPr>
-                <w:rFonts w:ascii="Courier New" w:hAnsi="Courier New"/>
-                <w:sz w:val="17"/>
-              </w:rPr>
-              <w:t xml:space="preserve">    favoritesCount: (m['favoritesCount'] as num?)?.toInt()   ?? 0,</w:t>
-            </w:r>
-          </w:p>
-          <w:p>
-            <w:pPr>
-              <w:spacing w:before="0" w:after="0"/>
-            </w:pPr>
-            <w:r>
-              <w:rPr>
-                <w:rFonts w:ascii="Courier New" w:hAnsi="Courier New"/>
-                <w:sz w:val="17"/>
-              </w:rPr>
-              <w:t xml:space="preserve">    score:          (m['score'] as num?)?.toDouble()         ?? 0.0,</w:t>
-            </w:r>
-          </w:p>
-          <w:p>
-            <w:pPr>
-              <w:spacing w:before="0" w:after="0"/>
-            </w:pPr>
-            <w:r>
-              <w:rPr>
-                <w:rFonts w:ascii="Courier New" w:hAnsi="Courier New"/>
-                <w:sz w:val="17"/>
-              </w:rPr>
-              <w:t xml:space="preserve">    yearsExperience:(m['yearsExperience'] as num?)?.toInt()  ?? 0,</w:t>
-            </w:r>
-          </w:p>
-          <w:p>
-            <w:pPr>
-              <w:spacing w:before="0" w:after="0"/>
-            </w:pPr>
-            <w:r>
-              <w:rPr>
-                <w:rFonts w:ascii="Courier New" w:hAnsi="Courier New"/>
-                <w:sz w:val="17"/>
-              </w:rPr>
-              <w:t xml:space="preserve">    investmentRange: m['investmentRange']?.toString()        ?? '',</w:t>
-            </w:r>
-          </w:p>
-          <w:p>
-            <w:pPr>
-              <w:spacing w:before="0" w:after="0"/>
-            </w:pPr>
-            <w:r>
-              <w:rPr>
-                <w:rFonts w:ascii="Courier New" w:hAnsi="Courier New"/>
-                <w:sz w:val="17"/>
-              </w:rPr>
-              <w:t xml:space="preserve">    isPremium:       m['isPremium'] as bool?                 ?? false,</w:t>
-            </w:r>
-          </w:p>
-          <w:p>
-            <w:pPr>
-              <w:spacing w:before="0" w:after="0"/>
-            </w:pPr>
-            <w:r>
-              <w:rPr>
-                <w:rFonts w:ascii="Courier New" w:hAnsi="Courier New"/>
-                <w:sz w:val="17"/>
-              </w:rPr>
-              <w:t xml:space="preserve">    premiumPlan:     m['premiumPlan']?.toString()            ?? '',</w:t>
-            </w:r>
-          </w:p>
-          <w:p>
-            <w:pPr>
-              <w:spacing w:before="0" w:after="0"/>
-            </w:pPr>
-            <w:r>
-              <w:rPr>
-                <w:rFonts w:ascii="Courier New" w:hAnsi="Courier New"/>
-                <w:sz w:val="17"/>
-              </w:rPr>
-              <w:t xml:space="preserve">  );</w:t>
-            </w:r>
-          </w:p>
-          <w:p>
-            <w:pPr>
-              <w:spacing w:before="0" w:after="0"/>
-            </w:pPr>
-            <w:r>
-              <w:rPr>
-                <w:rFonts w:ascii="Courier New" w:hAnsi="Courier New"/>
-                <w:sz w:val="17"/>
-              </w:rPr>
-              <w:t>}</w:t>
+              <w:t>// JSON → Dart (lecture depuis Firebase) — cast sécurisé obligatoire</w:t>
+            </w:r>
+          </w:p>
+          <w:p>
+            <w:pPr>
+              <w:spacing w:before="0" w:after="0"/>
+            </w:pPr>
+            <w:r>
+              <w:rPr>
+                <w:rFonts w:ascii="Courier New" w:hAnsi="Courier New"/>
+                <w:sz w:val="17"/>
+              </w:rPr>
+              <w:t>static UserProfile _fromMap(Map&lt;String, dynamic&gt; m) =&gt; UserProfile(</w:t>
+            </w:r>
+          </w:p>
+          <w:p>
+            <w:pPr>
+              <w:spacing w:before="0" w:after="0"/>
+            </w:pPr>
+            <w:r>
+              <w:rPr>
+                <w:rFonts w:ascii="Courier New" w:hAnsi="Courier New"/>
+                <w:sz w:val="17"/>
+              </w:rPr>
+              <w:t xml:space="preserve">  firstName: m['firstName']?.toString() ?? '',</w:t>
+            </w:r>
+          </w:p>
+          <w:p>
+            <w:pPr>
+              <w:spacing w:before="0" w:after="0"/>
+            </w:pPr>
+            <w:r>
+              <w:rPr>
+                <w:rFonts w:ascii="Courier New" w:hAnsi="Courier New"/>
+                <w:sz w:val="17"/>
+              </w:rPr>
+              <w:t xml:space="preserve">  lastName:  m['lastName']?.toString()  ?? '',</w:t>
+            </w:r>
+          </w:p>
+          <w:p>
+            <w:pPr>
+              <w:spacing w:before="0" w:after="0"/>
+            </w:pPr>
+            <w:r>
+              <w:rPr>
+                <w:rFonts w:ascii="Courier New" w:hAnsi="Courier New"/>
+                <w:sz w:val="17"/>
+              </w:rPr>
+              <w:t xml:space="preserve">  email:     m['email']?.toString()     ?? '',</w:t>
+            </w:r>
+          </w:p>
+          <w:p>
+            <w:pPr>
+              <w:spacing w:before="0" w:after="0"/>
+            </w:pPr>
+            <w:r>
+              <w:rPr>
+                <w:rFonts w:ascii="Courier New" w:hAnsi="Courier New"/>
+                <w:sz w:val="17"/>
+              </w:rPr>
+              <w:t xml:space="preserve">  role:      m['role']?.toString()      ?? 'Entrepreneur',</w:t>
+            </w:r>
+          </w:p>
+          <w:p>
+            <w:pPr>
+              <w:spacing w:before="0" w:after="0"/>
+            </w:pPr>
+            <w:r>
+              <w:rPr>
+                <w:rFonts w:ascii="Courier New" w:hAnsi="Courier New"/>
+                <w:sz w:val="17"/>
+              </w:rPr>
+              <w:t xml:space="preserve">  city:      m['city']?.toString()      ?? 'Dakar',</w:t>
+            </w:r>
+          </w:p>
+          <w:p>
+            <w:pPr>
+              <w:spacing w:before="0" w:after="0"/>
+            </w:pPr>
+            <w:r>
+              <w:rPr>
+                <w:rFonts w:ascii="Courier New" w:hAnsi="Courier New"/>
+                <w:sz w:val="17"/>
+              </w:rPr>
+              <w:t xml:space="preserve">  score:     (m['score'] as num?)?.toDouble() ?? 0.0,</w:t>
+            </w:r>
+          </w:p>
+          <w:p>
+            <w:pPr>
+              <w:spacing w:before="0" w:after="0"/>
+            </w:pPr>
+            <w:r>
+              <w:rPr>
+                <w:rFonts w:ascii="Courier New" w:hAnsi="Courier New"/>
+                <w:sz w:val="17"/>
+              </w:rPr>
+              <w:t xml:space="preserve">  interests: _parseList(m['interests']),   // Firebase peut retourner List ou Map</w:t>
+            </w:r>
+          </w:p>
+          <w:p>
+            <w:pPr>
+              <w:spacing w:before="0" w:after="0"/>
+            </w:pPr>
+            <w:r>
+              <w:rPr>
+                <w:rFonts w:ascii="Courier New" w:hAnsi="Courier New"/>
+                <w:sz w:val="17"/>
+              </w:rPr>
+              <w:t xml:space="preserve">  projects:  _parseProjects(m['projects']),</w:t>
+            </w:r>
+          </w:p>
+          <w:p>
+            <w:pPr>
+              <w:spacing w:before="0" w:after="0"/>
+            </w:pPr>
+            <w:r>
+              <w:rPr>
+                <w:rFonts w:ascii="Courier New" w:hAnsi="Courier New"/>
+                <w:sz w:val="17"/>
+              </w:rPr>
+              <w:t xml:space="preserve">  // ... autres champs</w:t>
+            </w:r>
+          </w:p>
+          <w:p>
+            <w:pPr>
+              <w:spacing w:before="0" w:after="0"/>
+            </w:pPr>
+            <w:r>
+              <w:rPr>
+                <w:rFonts w:ascii="Courier New" w:hAnsi="Courier New"/>
+                <w:sz w:val="17"/>
+              </w:rPr>
+              <w:t>);</w:t>
             </w:r>
           </w:p>
         </w:tc>
@@ -10128,16 +9533,22 @@
       </w:tblGrid>
       <w:tr>
         <w:trPr>
-          <w:trHeight w:val="3969" w:hRule="exact"/>
+          <w:trHeight w:val="1701" w:hRule="atLeast"/>
         </w:trPr>
         <w:tc>
           <w:tcPr>
             <w:tcW w:type="dxa" w:w="9072"/>
             <w:shd w:val="clear" w:color="auto" w:fill="F0F0F0"/>
+            <w:tcMar>
+              <w:top w:w="113" w:type="dxa"/>
+              <w:left w:w="113" w:type="dxa"/>
+              <w:bottom w:w="113" w:type="dxa"/>
+              <w:right w:w="113" w:type="dxa"/>
+            </w:tcMar>
           </w:tcPr>
           <w:p>
             <w:pPr>
-              <w:spacing w:before="1080"/>
+              <w:spacing w:before="200" w:after="200"/>
               <w:jc w:val="center"/>
             </w:pPr>
             <w:r>
@@ -10182,6 +9593,74 @@
     </w:p>
     <w:p>
       <w:pPr>
+        <w:spacing w:after="120"/>
+      </w:pPr>
+      <w:r>
+        <w:rPr>
+          <w:rFonts w:ascii="Times New Roman" w:hAnsi="Times New Roman"/>
+          <w:b w:val="0"/>
+          <w:i w:val="0"/>
+          <w:sz w:val="22"/>
+        </w:rPr>
+        <w:t xml:space="preserve">L'envoi d'un message écrit dans </w:t>
+      </w:r>
+      <w:r>
+        <w:rPr>
+          <w:rFonts w:ascii="Times New Roman" w:hAnsi="Times New Roman"/>
+          <w:b w:val="0"/>
+          <w:i w:val="0"/>
+          <w:sz w:val="22"/>
+        </w:rPr>
+        <w:t>messages/{conv}/{id}</w:t>
+      </w:r>
+      <w:r>
+        <w:rPr>
+          <w:rFonts w:ascii="Times New Roman" w:hAnsi="Times New Roman"/>
+          <w:b w:val="0"/>
+          <w:i w:val="0"/>
+          <w:sz w:val="22"/>
+        </w:rPr>
+        <w:t xml:space="preserve"> puis met à jour le compteur de non lus dans </w:t>
+      </w:r>
+      <w:r>
+        <w:rPr>
+          <w:rFonts w:ascii="Times New Roman" w:hAnsi="Times New Roman"/>
+          <w:b w:val="0"/>
+          <w:i w:val="0"/>
+          <w:sz w:val="22"/>
+        </w:rPr>
+        <w:t>conversations/{conv}</w:t>
+      </w:r>
+      <w:r>
+        <w:rPr>
+          <w:rFonts w:ascii="Times New Roman" w:hAnsi="Times New Roman"/>
+          <w:b w:val="0"/>
+          <w:i w:val="0"/>
+          <w:sz w:val="22"/>
+        </w:rPr>
+        <w:t>. La lecture utilise le WebSocket Firebase (</w:t>
+      </w:r>
+      <w:r>
+        <w:rPr>
+          <w:rFonts w:ascii="Times New Roman" w:hAnsi="Times New Roman"/>
+          <w:b w:val="0"/>
+          <w:i w:val="0"/>
+          <w:sz w:val="22"/>
+        </w:rPr>
+        <w:t>.onValue</w:t>
+      </w:r>
+      <w:r>
+        <w:rPr>
+          <w:rFonts w:ascii="Times New Roman" w:hAnsi="Times New Roman"/>
+          <w:b w:val="0"/>
+          <w:i w:val="0"/>
+          <w:sz w:val="22"/>
+        </w:rPr>
+        <w:t>) pour une synchronisation instantanée.</w:t>
+      </w:r>
+    </w:p>
+    <w:p>
+      <w:pPr>
         <w:spacing w:after="0"/>
       </w:pPr>
       <w:r>
@@ -10217,103 +9696,19 @@
                 <w:rFonts w:ascii="Courier New" w:hAnsi="Courier New"/>
                 <w:sz w:val="17"/>
               </w:rPr>
-              <w:t>// ── CREATE : Envoyer un message + mise à jour de la conversation</w:t>
-            </w:r>
-          </w:p>
-          <w:p>
-            <w:pPr>
-              <w:spacing w:before="0" w:after="0"/>
-            </w:pPr>
-            <w:r>
-              <w:rPr>
-                <w:rFonts w:ascii="Courier New" w:hAnsi="Courier New"/>
-                <w:sz w:val="17"/>
-              </w:rPr>
-              <w:t>static Future&lt;void&gt; sendMessage({</w:t>
-            </w:r>
-          </w:p>
-          <w:p>
-            <w:pPr>
-              <w:spacing w:before="0" w:after="0"/>
-            </w:pPr>
-            <w:r>
-              <w:rPr>
-                <w:rFonts w:ascii="Courier New" w:hAnsi="Courier New"/>
-                <w:sz w:val="17"/>
-              </w:rPr>
-              <w:t xml:space="preserve">  required String conversationId,</w:t>
-            </w:r>
-          </w:p>
-          <w:p>
-            <w:pPr>
-              <w:spacing w:before="0" w:after="0"/>
-            </w:pPr>
-            <w:r>
-              <w:rPr>
-                <w:rFonts w:ascii="Courier New" w:hAnsi="Courier New"/>
-                <w:sz w:val="17"/>
-              </w:rPr>
-              <w:t xml:space="preserve">  required String senderId,</w:t>
-            </w:r>
-          </w:p>
-          <w:p>
-            <w:pPr>
-              <w:spacing w:before="0" w:after="0"/>
-            </w:pPr>
-            <w:r>
-              <w:rPr>
-                <w:rFonts w:ascii="Courier New" w:hAnsi="Courier New"/>
-                <w:sz w:val="17"/>
-              </w:rPr>
-              <w:t xml:space="preserve">  required String senderName,</w:t>
-            </w:r>
-          </w:p>
-          <w:p>
-            <w:pPr>
-              <w:spacing w:before="0" w:after="0"/>
-            </w:pPr>
-            <w:r>
-              <w:rPr>
-                <w:rFonts w:ascii="Courier New" w:hAnsi="Courier New"/>
-                <w:sz w:val="17"/>
-              </w:rPr>
-              <w:t xml:space="preserve">  required String recipientId,</w:t>
-            </w:r>
-          </w:p>
-          <w:p>
-            <w:pPr>
-              <w:spacing w:before="0" w:after="0"/>
-            </w:pPr>
-            <w:r>
-              <w:rPr>
-                <w:rFonts w:ascii="Courier New" w:hAnsi="Courier New"/>
-                <w:sz w:val="17"/>
-              </w:rPr>
-              <w:t xml:space="preserve">  required String recipientName,</w:t>
-            </w:r>
-          </w:p>
-          <w:p>
-            <w:pPr>
-              <w:spacing w:before="0" w:after="0"/>
-            </w:pPr>
-            <w:r>
-              <w:rPr>
-                <w:rFonts w:ascii="Courier New" w:hAnsi="Courier New"/>
-                <w:sz w:val="17"/>
-              </w:rPr>
-              <w:t xml:space="preserve">  required String text,</w:t>
-            </w:r>
-          </w:p>
-          <w:p>
-            <w:pPr>
-              <w:spacing w:before="0" w:after="0"/>
-            </w:pPr>
-            <w:r>
-              <w:rPr>
-                <w:rFonts w:ascii="Courier New" w:hAnsi="Courier New"/>
-                <w:sz w:val="17"/>
-              </w:rPr>
-              <w:t>}) async {</w:t>
+              <w:t>// ── CREATE : Envoyer un message</w:t>
+            </w:r>
+          </w:p>
+          <w:p>
+            <w:pPr>
+              <w:spacing w:before="0" w:after="0"/>
+            </w:pPr>
+            <w:r>
+              <w:rPr>
+                <w:rFonts w:ascii="Courier New" w:hAnsi="Courier New"/>
+                <w:sz w:val="17"/>
+              </w:rPr>
+              <w:t>static Future&lt;void&gt; sendMessage({...}) async {</w:t>
             </w:r>
           </w:p>
           <w:p>
@@ -10337,334 +9732,103 @@
                 <w:rFonts w:ascii="Courier New" w:hAnsi="Courier New"/>
                 <w:sz w:val="17"/>
               </w:rPr>
-              <w:t xml:space="preserve">  final now = DateTime.now();</w:t>
-            </w:r>
-          </w:p>
-          <w:p>
-            <w:pPr>
-              <w:spacing w:before="0" w:after="0"/>
-            </w:pPr>
-          </w:p>
-          <w:p>
-            <w:pPr>
-              <w:spacing w:before="0" w:after="0"/>
-            </w:pPr>
-            <w:r>
-              <w:rPr>
-                <w:rFonts w:ascii="Courier New" w:hAnsi="Courier New"/>
-                <w:sz w:val="17"/>
-              </w:rPr>
-              <w:t xml:space="preserve">  // 1. Écriture dans messages/{conversationId}/{msgId}</w:t>
-            </w:r>
-          </w:p>
-          <w:p>
-            <w:pPr>
-              <w:spacing w:before="0" w:after="0"/>
-            </w:pPr>
-            <w:r>
-              <w:rPr>
-                <w:rFonts w:ascii="Courier New" w:hAnsi="Courier New"/>
-                <w:sz w:val="17"/>
-              </w:rPr>
-              <w:t xml:space="preserve">  final message = ChatMessage(</w:t>
-            </w:r>
-          </w:p>
-          <w:p>
-            <w:pPr>
-              <w:spacing w:before="0" w:after="0"/>
-            </w:pPr>
-            <w:r>
-              <w:rPr>
-                <w:rFonts w:ascii="Courier New" w:hAnsi="Courier New"/>
-                <w:sz w:val="17"/>
-              </w:rPr>
-              <w:t xml:space="preserve">    id: msgId,</w:t>
-            </w:r>
-          </w:p>
-          <w:p>
-            <w:pPr>
-              <w:spacing w:before="0" w:after="0"/>
-            </w:pPr>
-            <w:r>
-              <w:rPr>
-                <w:rFonts w:ascii="Courier New" w:hAnsi="Courier New"/>
-                <w:sz w:val="17"/>
-              </w:rPr>
-              <w:t xml:space="preserve">    senderId: senderId,</w:t>
-            </w:r>
-          </w:p>
-          <w:p>
-            <w:pPr>
-              <w:spacing w:before="0" w:after="0"/>
-            </w:pPr>
-            <w:r>
-              <w:rPr>
-                <w:rFonts w:ascii="Courier New" w:hAnsi="Courier New"/>
-                <w:sz w:val="17"/>
-              </w:rPr>
-              <w:t xml:space="preserve">    senderName: senderName,</w:t>
-            </w:r>
-          </w:p>
-          <w:p>
-            <w:pPr>
-              <w:spacing w:before="0" w:after="0"/>
-            </w:pPr>
-            <w:r>
-              <w:rPr>
-                <w:rFonts w:ascii="Courier New" w:hAnsi="Courier New"/>
-                <w:sz w:val="17"/>
-              </w:rPr>
-              <w:t xml:space="preserve">    recipientId: recipientId,</w:t>
-            </w:r>
-          </w:p>
-          <w:p>
-            <w:pPr>
-              <w:spacing w:before="0" w:after="0"/>
-            </w:pPr>
-            <w:r>
-              <w:rPr>
-                <w:rFonts w:ascii="Courier New" w:hAnsi="Courier New"/>
-                <w:sz w:val="17"/>
-              </w:rPr>
-              <w:t xml:space="preserve">    text: text,</w:t>
-            </w:r>
-          </w:p>
-          <w:p>
-            <w:pPr>
-              <w:spacing w:before="0" w:after="0"/>
-            </w:pPr>
-            <w:r>
-              <w:rPr>
-                <w:rFonts w:ascii="Courier New" w:hAnsi="Courier New"/>
-                <w:sz w:val="17"/>
-              </w:rPr>
-              <w:t xml:space="preserve">    timestamp: now,</w:t>
-            </w:r>
-          </w:p>
-          <w:p>
-            <w:pPr>
-              <w:spacing w:before="0" w:after="0"/>
-            </w:pPr>
-            <w:r>
-              <w:rPr>
-                <w:rFonts w:ascii="Courier New" w:hAnsi="Courier New"/>
-                <w:sz w:val="17"/>
-              </w:rPr>
-              <w:t xml:space="preserve">    isRead: false,</w:t>
-            </w:r>
-          </w:p>
-          <w:p>
-            <w:pPr>
-              <w:spacing w:before="0" w:after="0"/>
-            </w:pPr>
-            <w:r>
-              <w:rPr>
-                <w:rFonts w:ascii="Courier New" w:hAnsi="Courier New"/>
-                <w:sz w:val="17"/>
-              </w:rPr>
-              <w:t xml:space="preserve">  );</w:t>
-            </w:r>
-          </w:p>
-          <w:p>
-            <w:pPr>
-              <w:spacing w:before="0" w:after="0"/>
-            </w:pPr>
-            <w:r>
-              <w:rPr>
-                <w:rFonts w:ascii="Courier New" w:hAnsi="Courier New"/>
-                <w:sz w:val="17"/>
-              </w:rPr>
-              <w:t xml:space="preserve">  await _db.child('messages/$conversationId/$msgId').set(message.toJson());</w:t>
-            </w:r>
-          </w:p>
-          <w:p>
-            <w:pPr>
-              <w:spacing w:before="0" w:after="0"/>
-            </w:pPr>
-          </w:p>
-          <w:p>
-            <w:pPr>
-              <w:spacing w:before="0" w:after="0"/>
-            </w:pPr>
-            <w:r>
-              <w:rPr>
-                <w:rFonts w:ascii="Courier New" w:hAnsi="Courier New"/>
-                <w:sz w:val="17"/>
-              </w:rPr>
-              <w:t xml:space="preserve">  // 2. Mise à jour de conversations/ (compteur non lus + dernier message)</w:t>
-            </w:r>
-          </w:p>
-          <w:p>
-            <w:pPr>
-              <w:spacing w:before="0" w:after="0"/>
-            </w:pPr>
-            <w:r>
-              <w:rPr>
-                <w:rFonts w:ascii="Courier New" w:hAnsi="Courier New"/>
-                <w:sz w:val="17"/>
-              </w:rPr>
-              <w:t xml:space="preserve">  final ids = [senderId, recipientId]..sort();</w:t>
-            </w:r>
-          </w:p>
-          <w:p>
-            <w:pPr>
-              <w:spacing w:before="0" w:after="0"/>
-            </w:pPr>
-            <w:r>
-              <w:rPr>
-                <w:rFonts w:ascii="Courier New" w:hAnsi="Courier New"/>
-                <w:sz w:val="17"/>
-              </w:rPr>
-              <w:t xml:space="preserve">  final countSnap =</w:t>
-            </w:r>
-          </w:p>
-          <w:p>
-            <w:pPr>
-              <w:spacing w:before="0" w:after="0"/>
-            </w:pPr>
-            <w:r>
-              <w:rPr>
-                <w:rFonts w:ascii="Courier New" w:hAnsi="Courier New"/>
-                <w:sz w:val="17"/>
-              </w:rPr>
-              <w:t xml:space="preserve">      await _db.child('conversations/$conversationId/unreadCount').get();</w:t>
-            </w:r>
-          </w:p>
-          <w:p>
-            <w:pPr>
-              <w:spacing w:before="0" w:after="0"/>
-            </w:pPr>
-            <w:r>
-              <w:rPr>
-                <w:rFonts w:ascii="Courier New" w:hAnsi="Courier New"/>
-                <w:sz w:val="17"/>
-              </w:rPr>
-              <w:t xml:space="preserve">  final prevUnread = countSnap.value is int ? (countSnap.value as int) : 0;</w:t>
-            </w:r>
-          </w:p>
-          <w:p>
-            <w:pPr>
-              <w:spacing w:before="0" w:after="0"/>
-            </w:pPr>
-          </w:p>
-          <w:p>
-            <w:pPr>
-              <w:spacing w:before="0" w:after="0"/>
-            </w:pPr>
-            <w:r>
-              <w:rPr>
-                <w:rFonts w:ascii="Courier New" w:hAnsi="Courier New"/>
-                <w:sz w:val="17"/>
-              </w:rPr>
-              <w:t xml:space="preserve">  await _db.child('conversations/$conversationId').set(Conversation(</w:t>
-            </w:r>
-          </w:p>
-          <w:p>
-            <w:pPr>
-              <w:spacing w:before="0" w:after="0"/>
-            </w:pPr>
-            <w:r>
-              <w:rPr>
-                <w:rFonts w:ascii="Courier New" w:hAnsi="Courier New"/>
-                <w:sz w:val="17"/>
-              </w:rPr>
-              <w:t xml:space="preserve">    id: conversationId,</w:t>
-            </w:r>
-          </w:p>
-          <w:p>
-            <w:pPr>
-              <w:spacing w:before="0" w:after="0"/>
-            </w:pPr>
-            <w:r>
-              <w:rPr>
-                <w:rFonts w:ascii="Courier New" w:hAnsi="Courier New"/>
-                <w:sz w:val="17"/>
-              </w:rPr>
-              <w:t xml:space="preserve">    user1Id: ids[0],</w:t>
-            </w:r>
-          </w:p>
-          <w:p>
-            <w:pPr>
-              <w:spacing w:before="0" w:after="0"/>
-            </w:pPr>
-            <w:r>
-              <w:rPr>
-                <w:rFonts w:ascii="Courier New" w:hAnsi="Courier New"/>
-                <w:sz w:val="17"/>
-              </w:rPr>
-              <w:t xml:space="preserve">    user2Id: ids[1],</w:t>
-            </w:r>
-          </w:p>
-          <w:p>
-            <w:pPr>
-              <w:spacing w:before="0" w:after="0"/>
-            </w:pPr>
-            <w:r>
-              <w:rPr>
-                <w:rFonts w:ascii="Courier New" w:hAnsi="Courier New"/>
-                <w:sz w:val="17"/>
-              </w:rPr>
-              <w:t xml:space="preserve">    user1Name: ids[0] == senderId ? senderName : recipientName,</w:t>
-            </w:r>
-          </w:p>
-          <w:p>
-            <w:pPr>
-              <w:spacing w:before="0" w:after="0"/>
-            </w:pPr>
-            <w:r>
-              <w:rPr>
-                <w:rFonts w:ascii="Courier New" w:hAnsi="Courier New"/>
-                <w:sz w:val="17"/>
-              </w:rPr>
-              <w:t xml:space="preserve">    user2Name: ids[0] == senderId ? recipientName : senderName,</w:t>
-            </w:r>
-          </w:p>
-          <w:p>
-            <w:pPr>
-              <w:spacing w:before="0" w:after="0"/>
-            </w:pPr>
-            <w:r>
-              <w:rPr>
-                <w:rFonts w:ascii="Courier New" w:hAnsi="Courier New"/>
-                <w:sz w:val="17"/>
-              </w:rPr>
-              <w:t xml:space="preserve">    lastMessage: text,</w:t>
-            </w:r>
-          </w:p>
-          <w:p>
-            <w:pPr>
-              <w:spacing w:before="0" w:after="0"/>
-            </w:pPr>
-            <w:r>
-              <w:rPr>
-                <w:rFonts w:ascii="Courier New" w:hAnsi="Courier New"/>
-                <w:sz w:val="17"/>
-              </w:rPr>
-              <w:t xml:space="preserve">    lastMessageTime: now,</w:t>
-            </w:r>
-          </w:p>
-          <w:p>
-            <w:pPr>
-              <w:spacing w:before="0" w:after="0"/>
-            </w:pPr>
-            <w:r>
-              <w:rPr>
-                <w:rFonts w:ascii="Courier New" w:hAnsi="Courier New"/>
-                <w:sz w:val="17"/>
-              </w:rPr>
-              <w:t xml:space="preserve">    unreadCount: prevUnread + 1,</w:t>
-            </w:r>
-          </w:p>
-          <w:p>
-            <w:pPr>
-              <w:spacing w:before="0" w:after="0"/>
-            </w:pPr>
-            <w:r>
-              <w:rPr>
-                <w:rFonts w:ascii="Courier New" w:hAnsi="Courier New"/>
-                <w:sz w:val="17"/>
-              </w:rPr>
-              <w:t xml:space="preserve">  ).toJson());</w:t>
+              <w:t xml:space="preserve">  await _db.child('messages/$conversationId/$msgId').set(</w:t>
+            </w:r>
+          </w:p>
+          <w:p>
+            <w:pPr>
+              <w:spacing w:before="0" w:after="0"/>
+            </w:pPr>
+            <w:r>
+              <w:rPr>
+                <w:rFonts w:ascii="Courier New" w:hAnsi="Courier New"/>
+                <w:sz w:val="17"/>
+              </w:rPr>
+              <w:t xml:space="preserve">    ChatMessage(id: msgId, senderId: senderId, text: text,</w:t>
+            </w:r>
+          </w:p>
+          <w:p>
+            <w:pPr>
+              <w:spacing w:before="0" w:after="0"/>
+            </w:pPr>
+            <w:r>
+              <w:rPr>
+                <w:rFonts w:ascii="Courier New" w:hAnsi="Courier New"/>
+                <w:sz w:val="17"/>
+              </w:rPr>
+              <w:t xml:space="preserve">                timestamp: DateTime.now(), isRead: false).toJson());</w:t>
+            </w:r>
+          </w:p>
+          <w:p>
+            <w:pPr>
+              <w:spacing w:before="0" w:after="0"/>
+            </w:pPr>
+            <w:r>
+              <w:rPr>
+                <w:rFonts w:ascii="Courier New" w:hAnsi="Courier New"/>
+                <w:sz w:val="17"/>
+              </w:rPr>
+              <w:t xml:space="preserve">  // Mise à jour de la conversation (dernier message + compteur non lus)</w:t>
+            </w:r>
+          </w:p>
+          <w:p>
+            <w:pPr>
+              <w:spacing w:before="0" w:after="0"/>
+            </w:pPr>
+            <w:r>
+              <w:rPr>
+                <w:rFonts w:ascii="Courier New" w:hAnsi="Courier New"/>
+                <w:sz w:val="17"/>
+              </w:rPr>
+              <w:t xml:space="preserve">  await _db.child('conversations/$conversationId').update({</w:t>
+            </w:r>
+          </w:p>
+          <w:p>
+            <w:pPr>
+              <w:spacing w:before="0" w:after="0"/>
+            </w:pPr>
+            <w:r>
+              <w:rPr>
+                <w:rFonts w:ascii="Courier New" w:hAnsi="Courier New"/>
+                <w:sz w:val="17"/>
+              </w:rPr>
+              <w:t xml:space="preserve">    'lastMessage': text,</w:t>
+            </w:r>
+          </w:p>
+          <w:p>
+            <w:pPr>
+              <w:spacing w:before="0" w:after="0"/>
+            </w:pPr>
+            <w:r>
+              <w:rPr>
+                <w:rFonts w:ascii="Courier New" w:hAnsi="Courier New"/>
+                <w:sz w:val="17"/>
+              </w:rPr>
+              <w:t xml:space="preserve">    'lastMessageTime': DateTime.now().toIso8601String(),</w:t>
+            </w:r>
+          </w:p>
+          <w:p>
+            <w:pPr>
+              <w:spacing w:before="0" w:after="0"/>
+            </w:pPr>
+            <w:r>
+              <w:rPr>
+                <w:rFonts w:ascii="Courier New" w:hAnsi="Courier New"/>
+                <w:sz w:val="17"/>
+              </w:rPr>
+              <w:t xml:space="preserve">    'unreadCount': ServerValue.increment(1),</w:t>
+            </w:r>
+          </w:p>
+          <w:p>
+            <w:pPr>
+              <w:spacing w:before="0" w:after="0"/>
+            </w:pPr>
+            <w:r>
+              <w:rPr>
+                <w:rFonts w:ascii="Courier New" w:hAnsi="Courier New"/>
+                <w:sz w:val="17"/>
+              </w:rPr>
+              <w:t xml:space="preserve">  });</w:t>
             </w:r>
           </w:p>
           <w:p>
@@ -10693,7 +9857,7 @@
                 <w:rFonts w:ascii="Courier New" w:hAnsi="Courier New"/>
                 <w:sz w:val="17"/>
               </w:rPr>
-              <w:t>// ── READ (stream) : Messages d'une conversation (WebSocket)</w:t>
+              <w:t>// ── READ (stream) : Messages temps réel + conversations d'un utilisateur</w:t>
             </w:r>
           </w:p>
           <w:p>
@@ -10765,43 +9929,19 @@
                 <w:rFonts w:ascii="Courier New" w:hAnsi="Courier New"/>
                 <w:sz w:val="17"/>
               </w:rPr>
-              <w:t xml:space="preserve">        .map&lt;ChatMessage&gt;((v) =&gt;</w:t>
-            </w:r>
-          </w:p>
-          <w:p>
-            <w:pPr>
-              <w:spacing w:before="0" w:after="0"/>
-            </w:pPr>
-            <w:r>
-              <w:rPr>
-                <w:rFonts w:ascii="Courier New" w:hAnsi="Courier New"/>
-                <w:sz w:val="17"/>
-              </w:rPr>
-              <w:t xml:space="preserve">            ChatMessage.fromJson(Map&lt;String, dynamic&gt;.from(v as Map)))</w:t>
-            </w:r>
-          </w:p>
-          <w:p>
-            <w:pPr>
-              <w:spacing w:before="0" w:after="0"/>
-            </w:pPr>
-            <w:r>
-              <w:rPr>
-                <w:rFonts w:ascii="Courier New" w:hAnsi="Courier New"/>
-                <w:sz w:val="17"/>
-              </w:rPr>
-              <w:t xml:space="preserve">        .toList()</w:t>
-            </w:r>
-          </w:p>
-          <w:p>
-            <w:pPr>
-              <w:spacing w:before="0" w:after="0"/>
-            </w:pPr>
-            <w:r>
-              <w:rPr>
-                <w:rFonts w:ascii="Courier New" w:hAnsi="Courier New"/>
-                <w:sz w:val="17"/>
-              </w:rPr>
-              <w:t xml:space="preserve">      ..sort((a, b) =&gt; a.timestamp.compareTo(b.timestamp));</w:t>
+              <w:t xml:space="preserve">        .map&lt;ChatMessage&gt;((v) =&gt; ChatMessage.fromJson(Map&lt;String, dynamic&gt;.from(v as Map)))</w:t>
+            </w:r>
+          </w:p>
+          <w:p>
+            <w:pPr>
+              <w:spacing w:before="0" w:after="0"/>
+            </w:pPr>
+            <w:r>
+              <w:rPr>
+                <w:rFonts w:ascii="Courier New" w:hAnsi="Courier New"/>
+                <w:sz w:val="17"/>
+              </w:rPr>
+              <w:t xml:space="preserve">        .toList()..sort((a, b) =&gt; a.timestamp.compareTo(b.timestamp));</w:t>
             </w:r>
           </w:p>
           <w:p>
@@ -10814,309 +9954,6 @@
                 <w:sz w:val="17"/>
               </w:rPr>
               <w:t xml:space="preserve">  });</w:t>
-            </w:r>
-          </w:p>
-          <w:p>
-            <w:pPr>
-              <w:spacing w:before="0" w:after="0"/>
-            </w:pPr>
-            <w:r>
-              <w:rPr>
-                <w:rFonts w:ascii="Courier New" w:hAnsi="Courier New"/>
-                <w:sz w:val="17"/>
-              </w:rPr>
-              <w:t>}</w:t>
-            </w:r>
-          </w:p>
-          <w:p>
-            <w:pPr>
-              <w:spacing w:before="0" w:after="0"/>
-            </w:pPr>
-          </w:p>
-          <w:p>
-            <w:pPr>
-              <w:spacing w:before="0" w:after="0"/>
-            </w:pPr>
-            <w:r>
-              <w:rPr>
-                <w:rFonts w:ascii="Courier New" w:hAnsi="Courier New"/>
-                <w:sz w:val="17"/>
-              </w:rPr>
-              <w:t>// ── READ (stream) : Toutes les conversations d'un utilisateur</w:t>
-            </w:r>
-          </w:p>
-          <w:p>
-            <w:pPr>
-              <w:spacing w:before="0" w:after="0"/>
-            </w:pPr>
-            <w:r>
-              <w:rPr>
-                <w:rFonts w:ascii="Courier New" w:hAnsi="Courier New"/>
-                <w:sz w:val="17"/>
-              </w:rPr>
-              <w:t>static Stream&lt;List&lt;Conversation&gt;&gt; getConversations(String userId) {</w:t>
-            </w:r>
-          </w:p>
-          <w:p>
-            <w:pPr>
-              <w:spacing w:before="0" w:after="0"/>
-            </w:pPr>
-            <w:r>
-              <w:rPr>
-                <w:rFonts w:ascii="Courier New" w:hAnsi="Courier New"/>
-                <w:sz w:val="17"/>
-              </w:rPr>
-              <w:t xml:space="preserve">  return _db.child('conversations').onValue.map((event) {</w:t>
-            </w:r>
-          </w:p>
-          <w:p>
-            <w:pPr>
-              <w:spacing w:before="0" w:after="0"/>
-            </w:pPr>
-            <w:r>
-              <w:rPr>
-                <w:rFonts w:ascii="Courier New" w:hAnsi="Courier New"/>
-                <w:sz w:val="17"/>
-              </w:rPr>
-              <w:t xml:space="preserve">    final data = event.snapshot.value as Map?;</w:t>
-            </w:r>
-          </w:p>
-          <w:p>
-            <w:pPr>
-              <w:spacing w:before="0" w:after="0"/>
-            </w:pPr>
-            <w:r>
-              <w:rPr>
-                <w:rFonts w:ascii="Courier New" w:hAnsi="Courier New"/>
-                <w:sz w:val="17"/>
-              </w:rPr>
-              <w:t xml:space="preserve">    if (data == null) return [];</w:t>
-            </w:r>
-          </w:p>
-          <w:p>
-            <w:pPr>
-              <w:spacing w:before="0" w:after="0"/>
-            </w:pPr>
-            <w:r>
-              <w:rPr>
-                <w:rFonts w:ascii="Courier New" w:hAnsi="Courier New"/>
-                <w:sz w:val="17"/>
-              </w:rPr>
-              <w:t xml:space="preserve">    return data.values</w:t>
-            </w:r>
-          </w:p>
-          <w:p>
-            <w:pPr>
-              <w:spacing w:before="0" w:after="0"/>
-            </w:pPr>
-            <w:r>
-              <w:rPr>
-                <w:rFonts w:ascii="Courier New" w:hAnsi="Courier New"/>
-                <w:sz w:val="17"/>
-              </w:rPr>
-              <w:t xml:space="preserve">        .where((v) =&gt; v is Map &amp;&amp;</w:t>
-            </w:r>
-          </w:p>
-          <w:p>
-            <w:pPr>
-              <w:spacing w:before="0" w:after="0"/>
-            </w:pPr>
-            <w:r>
-              <w:rPr>
-                <w:rFonts w:ascii="Courier New" w:hAnsi="Courier New"/>
-                <w:sz w:val="17"/>
-              </w:rPr>
-              <w:t xml:space="preserve">            (v['user1Id'] == userId || v['user2Id'] == userId))</w:t>
-            </w:r>
-          </w:p>
-          <w:p>
-            <w:pPr>
-              <w:spacing w:before="0" w:after="0"/>
-            </w:pPr>
-            <w:r>
-              <w:rPr>
-                <w:rFonts w:ascii="Courier New" w:hAnsi="Courier New"/>
-                <w:sz w:val="17"/>
-              </w:rPr>
-              <w:t xml:space="preserve">        .map&lt;Conversation&gt;((v) =&gt;</w:t>
-            </w:r>
-          </w:p>
-          <w:p>
-            <w:pPr>
-              <w:spacing w:before="0" w:after="0"/>
-            </w:pPr>
-            <w:r>
-              <w:rPr>
-                <w:rFonts w:ascii="Courier New" w:hAnsi="Courier New"/>
-                <w:sz w:val="17"/>
-              </w:rPr>
-              <w:t xml:space="preserve">            Conversation.fromJson(Map&lt;String, dynamic&gt;.from(v as Map)))</w:t>
-            </w:r>
-          </w:p>
-          <w:p>
-            <w:pPr>
-              <w:spacing w:before="0" w:after="0"/>
-            </w:pPr>
-            <w:r>
-              <w:rPr>
-                <w:rFonts w:ascii="Courier New" w:hAnsi="Courier New"/>
-                <w:sz w:val="17"/>
-              </w:rPr>
-              <w:t xml:space="preserve">        .toList()</w:t>
-            </w:r>
-          </w:p>
-          <w:p>
-            <w:pPr>
-              <w:spacing w:before="0" w:after="0"/>
-            </w:pPr>
-            <w:r>
-              <w:rPr>
-                <w:rFonts w:ascii="Courier New" w:hAnsi="Courier New"/>
-                <w:sz w:val="17"/>
-              </w:rPr>
-              <w:t xml:space="preserve">      ..sort((a, b) =&gt; b.lastMessageTime.compareTo(a.lastMessageTime));</w:t>
-            </w:r>
-          </w:p>
-          <w:p>
-            <w:pPr>
-              <w:spacing w:before="0" w:after="0"/>
-            </w:pPr>
-            <w:r>
-              <w:rPr>
-                <w:rFonts w:ascii="Courier New" w:hAnsi="Courier New"/>
-                <w:sz w:val="17"/>
-              </w:rPr>
-              <w:t xml:space="preserve">  });</w:t>
-            </w:r>
-          </w:p>
-          <w:p>
-            <w:pPr>
-              <w:spacing w:before="0" w:after="0"/>
-            </w:pPr>
-            <w:r>
-              <w:rPr>
-                <w:rFonts w:ascii="Courier New" w:hAnsi="Courier New"/>
-                <w:sz w:val="17"/>
-              </w:rPr>
-              <w:t>}</w:t>
-            </w:r>
-          </w:p>
-          <w:p>
-            <w:pPr>
-              <w:spacing w:before="0" w:after="0"/>
-            </w:pPr>
-          </w:p>
-          <w:p>
-            <w:pPr>
-              <w:spacing w:before="0" w:after="0"/>
-            </w:pPr>
-            <w:r>
-              <w:rPr>
-                <w:rFonts w:ascii="Courier New" w:hAnsi="Courier New"/>
-                <w:sz w:val="17"/>
-              </w:rPr>
-              <w:t>// ── UPDATE : Marquer la conversation comme lue (réinitialise le compteur)</w:t>
-            </w:r>
-          </w:p>
-          <w:p>
-            <w:pPr>
-              <w:spacing w:before="0" w:after="0"/>
-            </w:pPr>
-            <w:r>
-              <w:rPr>
-                <w:rFonts w:ascii="Courier New" w:hAnsi="Courier New"/>
-                <w:sz w:val="17"/>
-              </w:rPr>
-              <w:t>static Future&lt;void&gt; markConversationAsRead(String conversationId) async {</w:t>
-            </w:r>
-          </w:p>
-          <w:p>
-            <w:pPr>
-              <w:spacing w:before="0" w:after="0"/>
-            </w:pPr>
-            <w:r>
-              <w:rPr>
-                <w:rFonts w:ascii="Courier New" w:hAnsi="Courier New"/>
-                <w:sz w:val="17"/>
-              </w:rPr>
-              <w:t xml:space="preserve">  await _db.child('conversations/$conversationId')</w:t>
-            </w:r>
-          </w:p>
-          <w:p>
-            <w:pPr>
-              <w:spacing w:before="0" w:after="0"/>
-            </w:pPr>
-            <w:r>
-              <w:rPr>
-                <w:rFonts w:ascii="Courier New" w:hAnsi="Courier New"/>
-                <w:sz w:val="17"/>
-              </w:rPr>
-              <w:t xml:space="preserve">      .update({'unreadCount': 0});</w:t>
-            </w:r>
-          </w:p>
-          <w:p>
-            <w:pPr>
-              <w:spacing w:before="0" w:after="0"/>
-            </w:pPr>
-            <w:r>
-              <w:rPr>
-                <w:rFonts w:ascii="Courier New" w:hAnsi="Courier New"/>
-                <w:sz w:val="17"/>
-              </w:rPr>
-              <w:t>}</w:t>
-            </w:r>
-          </w:p>
-          <w:p>
-            <w:pPr>
-              <w:spacing w:before="0" w:after="0"/>
-            </w:pPr>
-          </w:p>
-          <w:p>
-            <w:pPr>
-              <w:spacing w:before="0" w:after="0"/>
-            </w:pPr>
-            <w:r>
-              <w:rPr>
-                <w:rFonts w:ascii="Courier New" w:hAnsi="Courier New"/>
-                <w:sz w:val="17"/>
-              </w:rPr>
-              <w:t>// ── Génère un ID de conversation déterministe entre deux utilisateurs</w:t>
-            </w:r>
-          </w:p>
-          <w:p>
-            <w:pPr>
-              <w:spacing w:before="0" w:after="0"/>
-            </w:pPr>
-            <w:r>
-              <w:rPr>
-                <w:rFonts w:ascii="Courier New" w:hAnsi="Courier New"/>
-                <w:sz w:val="17"/>
-              </w:rPr>
-              <w:t>static String generateConversationId(String userId1, String userId2) {</w:t>
-            </w:r>
-          </w:p>
-          <w:p>
-            <w:pPr>
-              <w:spacing w:before="0" w:after="0"/>
-            </w:pPr>
-            <w:r>
-              <w:rPr>
-                <w:rFonts w:ascii="Courier New" w:hAnsi="Courier New"/>
-                <w:sz w:val="17"/>
-              </w:rPr>
-              <w:t xml:space="preserve">  final ids = [userId1, userId2]..sort(); // Tri alphabétique pour cohérence</w:t>
-            </w:r>
-          </w:p>
-          <w:p>
-            <w:pPr>
-              <w:spacing w:before="0" w:after="0"/>
-            </w:pPr>
-            <w:r>
-              <w:rPr>
-                <w:rFonts w:ascii="Courier New" w:hAnsi="Courier New"/>
-                <w:sz w:val="17"/>
-              </w:rPr>
-              <w:t xml:space="preserve">  return '${ids[0]}-${ids[1]}';</w:t>
             </w:r>
           </w:p>
           <w:p>
@@ -11165,16 +10002,22 @@
       </w:tblGrid>
       <w:tr>
         <w:trPr>
-          <w:trHeight w:val="3969" w:hRule="exact"/>
+          <w:trHeight w:val="1701" w:hRule="atLeast"/>
         </w:trPr>
         <w:tc>
           <w:tcPr>
             <w:tcW w:type="dxa" w:w="9072"/>
             <w:shd w:val="clear" w:color="auto" w:fill="F0F0F0"/>
+            <w:tcMar>
+              <w:top w:w="113" w:type="dxa"/>
+              <w:left w:w="113" w:type="dxa"/>
+              <w:bottom w:w="113" w:type="dxa"/>
+              <w:right w:w="113" w:type="dxa"/>
+            </w:tcMar>
           </w:tcPr>
           <w:p>
             <w:pPr>
-              <w:spacing w:before="1080"/>
+              <w:spacing w:before="200" w:after="200"/>
               <w:jc w:val="center"/>
             </w:pPr>
             <w:r>
@@ -11221,16 +10064,22 @@
       </w:tblGrid>
       <w:tr>
         <w:trPr>
-          <w:trHeight w:val="3969" w:hRule="exact"/>
+          <w:trHeight w:val="1701" w:hRule="atLeast"/>
         </w:trPr>
         <w:tc>
           <w:tcPr>
             <w:tcW w:type="dxa" w:w="9072"/>
             <w:shd w:val="clear" w:color="auto" w:fill="F0F0F0"/>
+            <w:tcMar>
+              <w:top w:w="113" w:type="dxa"/>
+              <w:left w:w="113" w:type="dxa"/>
+              <w:bottom w:w="113" w:type="dxa"/>
+              <w:right w:w="113" w:type="dxa"/>
+            </w:tcMar>
           </w:tcPr>
           <w:p>
             <w:pPr>
-              <w:spacing w:before="1080"/>
+              <w:spacing w:before="200" w:after="200"/>
               <w:jc w:val="center"/>
             </w:pPr>
             <w:r>
@@ -11310,168 +10159,84 @@
                 <w:rFonts w:ascii="Courier New" w:hAnsi="Courier New"/>
                 <w:sz w:val="17"/>
               </w:rPr>
-              <w:t>// ── READ (stream) : Disponibilités d'un mentor</w:t>
-            </w:r>
-          </w:p>
-          <w:p>
-            <w:pPr>
-              <w:spacing w:before="0" w:after="0"/>
-            </w:pPr>
-            <w:r>
-              <w:rPr>
-                <w:rFonts w:ascii="Courier New" w:hAnsi="Courier New"/>
-                <w:sz w:val="17"/>
-              </w:rPr>
-              <w:t>static Stream&lt;Availability?&gt; getAvailability(String userId) {</w:t>
-            </w:r>
-          </w:p>
-          <w:p>
-            <w:pPr>
-              <w:spacing w:before="0" w:after="0"/>
-            </w:pPr>
-            <w:r>
-              <w:rPr>
-                <w:rFonts w:ascii="Courier New" w:hAnsi="Courier New"/>
-                <w:sz w:val="17"/>
-              </w:rPr>
-              <w:t xml:space="preserve">  return _db.child('availability/$userId').onValue.map((event) {</w:t>
-            </w:r>
-          </w:p>
-          <w:p>
-            <w:pPr>
-              <w:spacing w:before="0" w:after="0"/>
-            </w:pPr>
-            <w:r>
-              <w:rPr>
-                <w:rFonts w:ascii="Courier New" w:hAnsi="Courier New"/>
-                <w:sz w:val="17"/>
-              </w:rPr>
-              <w:t xml:space="preserve">    final data = event.snapshot.value as Map?;</w:t>
-            </w:r>
-          </w:p>
-          <w:p>
-            <w:pPr>
-              <w:spacing w:before="0" w:after="0"/>
-            </w:pPr>
-            <w:r>
-              <w:rPr>
-                <w:rFonts w:ascii="Courier New" w:hAnsi="Courier New"/>
-                <w:sz w:val="17"/>
-              </w:rPr>
-              <w:t xml:space="preserve">    if (data == null) return null;</w:t>
-            </w:r>
-          </w:p>
-          <w:p>
-            <w:pPr>
-              <w:spacing w:before="0" w:after="0"/>
-            </w:pPr>
-            <w:r>
-              <w:rPr>
-                <w:rFonts w:ascii="Courier New" w:hAnsi="Courier New"/>
-                <w:sz w:val="17"/>
-              </w:rPr>
-              <w:t xml:space="preserve">    return Availability.fromJson(Map&lt;String, dynamic&gt;.from(data));</w:t>
-            </w:r>
-          </w:p>
-          <w:p>
-            <w:pPr>
-              <w:spacing w:before="0" w:after="0"/>
-            </w:pPr>
-            <w:r>
-              <w:rPr>
-                <w:rFonts w:ascii="Courier New" w:hAnsi="Courier New"/>
-                <w:sz w:val="17"/>
-              </w:rPr>
-              <w:t xml:space="preserve">  });</w:t>
-            </w:r>
-          </w:p>
-          <w:p>
-            <w:pPr>
-              <w:spacing w:before="0" w:after="0"/>
-            </w:pPr>
-            <w:r>
-              <w:rPr>
-                <w:rFonts w:ascii="Courier New" w:hAnsi="Courier New"/>
-                <w:sz w:val="17"/>
-              </w:rPr>
-              <w:t>}</w:t>
-            </w:r>
-          </w:p>
-          <w:p>
-            <w:pPr>
-              <w:spacing w:before="0" w:after="0"/>
-            </w:pPr>
-          </w:p>
-          <w:p>
-            <w:pPr>
-              <w:spacing w:before="0" w:after="0"/>
-            </w:pPr>
-            <w:r>
-              <w:rPr>
-                <w:rFonts w:ascii="Courier New" w:hAnsi="Courier New"/>
-                <w:sz w:val="17"/>
-              </w:rPr>
-              <w:t>// ── UPDATE : Mettre à jour les disponibilités</w:t>
-            </w:r>
-          </w:p>
-          <w:p>
-            <w:pPr>
-              <w:spacing w:before="0" w:after="0"/>
-            </w:pPr>
-            <w:r>
-              <w:rPr>
-                <w:rFonts w:ascii="Courier New" w:hAnsi="Courier New"/>
-                <w:sz w:val="17"/>
-              </w:rPr>
-              <w:t>static Future&lt;void&gt; updateAvailability(Availability availability) async {</w:t>
-            </w:r>
-          </w:p>
-          <w:p>
-            <w:pPr>
-              <w:spacing w:before="0" w:after="0"/>
-            </w:pPr>
-            <w:r>
-              <w:rPr>
-                <w:rFonts w:ascii="Courier New" w:hAnsi="Courier New"/>
-                <w:sz w:val="17"/>
-              </w:rPr>
-              <w:t xml:space="preserve">  await _db</w:t>
-            </w:r>
-          </w:p>
-          <w:p>
-            <w:pPr>
-              <w:spacing w:before="0" w:after="0"/>
-            </w:pPr>
-            <w:r>
-              <w:rPr>
-                <w:rFonts w:ascii="Courier New" w:hAnsi="Courier New"/>
-                <w:sz w:val="17"/>
-              </w:rPr>
-              <w:t xml:space="preserve">      .child('availability/${availability.userId}')</w:t>
-            </w:r>
-          </w:p>
-          <w:p>
-            <w:pPr>
-              <w:spacing w:before="0" w:after="0"/>
-            </w:pPr>
-            <w:r>
-              <w:rPr>
-                <w:rFonts w:ascii="Courier New" w:hAnsi="Courier New"/>
-                <w:sz w:val="17"/>
-              </w:rPr>
-              <w:t xml:space="preserve">      .set(availability.toJson());</w:t>
-            </w:r>
-          </w:p>
-          <w:p>
-            <w:pPr>
-              <w:spacing w:before="0" w:after="0"/>
-            </w:pPr>
-            <w:r>
-              <w:rPr>
-                <w:rFonts w:ascii="Courier New" w:hAnsi="Courier New"/>
-                <w:sz w:val="17"/>
-              </w:rPr>
-              <w:t>}</w:t>
+              <w:t>static Stream&lt;Availability?&gt; getAvailability(String userId) =&gt;</w:t>
+            </w:r>
+          </w:p>
+          <w:p>
+            <w:pPr>
+              <w:spacing w:before="0" w:after="0"/>
+            </w:pPr>
+            <w:r>
+              <w:rPr>
+                <w:rFonts w:ascii="Courier New" w:hAnsi="Courier New"/>
+                <w:sz w:val="17"/>
+              </w:rPr>
+              <w:t xml:space="preserve">    _db.child('availability/$userId').onValue.map((e) {</w:t>
+            </w:r>
+          </w:p>
+          <w:p>
+            <w:pPr>
+              <w:spacing w:before="0" w:after="0"/>
+            </w:pPr>
+            <w:r>
+              <w:rPr>
+                <w:rFonts w:ascii="Courier New" w:hAnsi="Courier New"/>
+                <w:sz w:val="17"/>
+              </w:rPr>
+              <w:t xml:space="preserve">      final data = e.snapshot.value as Map?;</w:t>
+            </w:r>
+          </w:p>
+          <w:p>
+            <w:pPr>
+              <w:spacing w:before="0" w:after="0"/>
+            </w:pPr>
+            <w:r>
+              <w:rPr>
+                <w:rFonts w:ascii="Courier New" w:hAnsi="Courier New"/>
+                <w:sz w:val="17"/>
+              </w:rPr>
+              <w:t xml:space="preserve">      return data == null ? null : Availability.fromJson(Map&lt;String, dynamic&gt;.from(data));</w:t>
+            </w:r>
+          </w:p>
+          <w:p>
+            <w:pPr>
+              <w:spacing w:before="0" w:after="0"/>
+            </w:pPr>
+            <w:r>
+              <w:rPr>
+                <w:rFonts w:ascii="Courier New" w:hAnsi="Courier New"/>
+                <w:sz w:val="17"/>
+              </w:rPr>
+              <w:t xml:space="preserve">    });</w:t>
+            </w:r>
+          </w:p>
+          <w:p>
+            <w:pPr>
+              <w:spacing w:before="0" w:after="0"/>
+            </w:pPr>
+          </w:p>
+          <w:p>
+            <w:pPr>
+              <w:spacing w:before="0" w:after="0"/>
+            </w:pPr>
+            <w:r>
+              <w:rPr>
+                <w:rFonts w:ascii="Courier New" w:hAnsi="Courier New"/>
+                <w:sz w:val="17"/>
+              </w:rPr>
+              <w:t>static Future&lt;void&gt; updateAvailability(Availability a) =&gt;</w:t>
+            </w:r>
+          </w:p>
+          <w:p>
+            <w:pPr>
+              <w:spacing w:before="0" w:after="0"/>
+            </w:pPr>
+            <w:r>
+              <w:rPr>
+                <w:rFonts w:ascii="Courier New" w:hAnsi="Courier New"/>
+                <w:sz w:val="17"/>
+              </w:rPr>
+              <w:t xml:space="preserve">    _db.child('availability/${a.userId}').set(a.toJson());</w:t>
             </w:r>
           </w:p>
         </w:tc>
@@ -11508,16 +10273,22 @@
       </w:tblGrid>
       <w:tr>
         <w:trPr>
-          <w:trHeight w:val="3969" w:hRule="exact"/>
+          <w:trHeight w:val="1701" w:hRule="atLeast"/>
         </w:trPr>
         <w:tc>
           <w:tcPr>
             <w:tcW w:type="dxa" w:w="9072"/>
             <w:shd w:val="clear" w:color="auto" w:fill="F0F0F0"/>
+            <w:tcMar>
+              <w:top w:w="113" w:type="dxa"/>
+              <w:left w:w="113" w:type="dxa"/>
+              <w:bottom w:w="113" w:type="dxa"/>
+              <w:right w:w="113" w:type="dxa"/>
+            </w:tcMar>
           </w:tcPr>
           <w:p>
             <w:pPr>
-              <w:spacing w:before="1080"/>
+              <w:spacing w:before="200" w:after="200"/>
               <w:jc w:val="center"/>
             </w:pPr>
             <w:r>
@@ -11607,25 +10378,7 @@
           <w:i w:val="0"/>
           <w:sz w:val="22"/>
         </w:rPr>
-        <w:t xml:space="preserve"> lit en temps réel les membres DIAPALER (mentors + investisseurs) inscrits via </w:t>
-      </w:r>
-      <w:r>
-        <w:rPr>
-          <w:rFonts w:ascii="Times New Roman" w:hAnsi="Times New Roman"/>
-          <w:b w:val="0"/>
-          <w:i w:val="0"/>
-          <w:sz w:val="22"/>
-        </w:rPr>
-        <w:t>SignUpPage</w:t>
-      </w:r>
-      <w:r>
-        <w:rPr>
-          <w:rFonts w:ascii="Times New Roman" w:hAnsi="Times New Roman"/>
-          <w:b w:val="0"/>
-          <w:i w:val="0"/>
-          <w:sz w:val="22"/>
-        </w:rPr>
-        <w:t xml:space="preserve"> pour les afficher dans la page Matching au-dessus des profils pré-chargés.</w:t>
+        <w:t xml:space="preserve"> lit les membres DIAPALER inscrits (Mentor + Investisseur uniquement) depuis Firebase et les affiche dans la page Matching au-dessus des 100+ profils statiques, avec un badge "Membre DIAPALER" distinctif.</w:t>
       </w:r>
     </w:p>
     <w:p>
@@ -11665,59 +10418,6 @@
                 <w:rFonts w:ascii="Courier New" w:hAnsi="Courier New"/>
                 <w:sz w:val="17"/>
               </w:rPr>
-              <w:t>// lib/services/service_utilisateurs.dart</w:t>
-            </w:r>
-          </w:p>
-          <w:p>
-            <w:pPr>
-              <w:spacing w:before="0" w:after="0"/>
-            </w:pPr>
-            <w:r>
-              <w:rPr>
-                <w:rFonts w:ascii="Courier New" w:hAnsi="Courier New"/>
-                <w:sz w:val="17"/>
-              </w:rPr>
-              <w:t>import 'package:firebase_database/firebase_database.dart';</w:t>
-            </w:r>
-          </w:p>
-          <w:p>
-            <w:pPr>
-              <w:spacing w:before="0" w:after="0"/>
-            </w:pPr>
-            <w:r>
-              <w:rPr>
-                <w:rFonts w:ascii="Courier New" w:hAnsi="Courier New"/>
-                <w:sz w:val="17"/>
-              </w:rPr>
-              <w:t>import '../data/donnees_mentors.dart';</w:t>
-            </w:r>
-          </w:p>
-          <w:p>
-            <w:pPr>
-              <w:spacing w:before="0" w:after="0"/>
-            </w:pPr>
-            <w:r>
-              <w:rPr>
-                <w:rFonts w:ascii="Courier New" w:hAnsi="Courier New"/>
-                <w:sz w:val="17"/>
-              </w:rPr>
-              <w:t>import 'service_authentification.dart';</w:t>
-            </w:r>
-          </w:p>
-          <w:p>
-            <w:pPr>
-              <w:spacing w:before="0" w:after="0"/>
-            </w:pPr>
-          </w:p>
-          <w:p>
-            <w:pPr>
-              <w:spacing w:before="0" w:after="0"/>
-            </w:pPr>
-            <w:r>
-              <w:rPr>
-                <w:rFonts w:ascii="Courier New" w:hAnsi="Courier New"/>
-                <w:sz w:val="17"/>
-              </w:rPr>
               <w:t>class UsersService {</w:t>
             </w:r>
           </w:p>
@@ -11730,47 +10430,6 @@
                 <w:rFonts w:ascii="Courier New" w:hAnsi="Courier New"/>
                 <w:sz w:val="17"/>
               </w:rPr>
-              <w:t xml:space="preserve">  static FirebaseDatabase get _db =&gt; FirebaseDatabase.instance;</w:t>
-            </w:r>
-          </w:p>
-          <w:p>
-            <w:pPr>
-              <w:spacing w:before="0" w:after="0"/>
-            </w:pPr>
-          </w:p>
-          <w:p>
-            <w:pPr>
-              <w:spacing w:before="0" w:after="0"/>
-            </w:pPr>
-            <w:r>
-              <w:rPr>
-                <w:rFonts w:ascii="Courier New" w:hAnsi="Courier New"/>
-                <w:sz w:val="17"/>
-              </w:rPr>
-              <w:t xml:space="preserve">  /// Récupère les membres inscrits (Mentor + Investisseur uniquement).</w:t>
-            </w:r>
-          </w:p>
-          <w:p>
-            <w:pPr>
-              <w:spacing w:before="0" w:after="0"/>
-            </w:pPr>
-            <w:r>
-              <w:rPr>
-                <w:rFonts w:ascii="Courier New" w:hAnsi="Courier New"/>
-                <w:sz w:val="17"/>
-              </w:rPr>
-              <w:t xml:space="preserve">  /// L'utilisateur courant est exclu de la liste.</w:t>
-            </w:r>
-          </w:p>
-          <w:p>
-            <w:pPr>
-              <w:spacing w:before="0" w:after="0"/>
-            </w:pPr>
-            <w:r>
-              <w:rPr>
-                <w:rFonts w:ascii="Courier New" w:hAnsi="Courier New"/>
-                <w:sz w:val="17"/>
-              </w:rPr>
               <w:t xml:space="preserve">  static Future&lt;List&lt;Mentor&gt;&gt; listMembers() async {</w:t>
             </w:r>
           </w:p>
@@ -11783,7 +10442,7 @@
                 <w:rFonts w:ascii="Courier New" w:hAnsi="Courier New"/>
                 <w:sz w:val="17"/>
               </w:rPr>
-              <w:t xml:space="preserve">    final snap = await _db.ref('users').get();</w:t>
+              <w:t xml:space="preserve">    final snap = await FirebaseDatabase.instance.ref('users').get();</w:t>
             </w:r>
           </w:p>
           <w:p>
@@ -11802,23 +10461,6 @@
             <w:pPr>
               <w:spacing w:before="0" w:after="0"/>
             </w:pPr>
-          </w:p>
-          <w:p>
-            <w:pPr>
-              <w:spacing w:before="0" w:after="0"/>
-            </w:pPr>
-            <w:r>
-              <w:rPr>
-                <w:rFonts w:ascii="Courier New" w:hAnsi="Courier New"/>
-                <w:sz w:val="17"/>
-              </w:rPr>
-              <w:t xml:space="preserve">    // Cast sécurisé : Firebase retourne Map&lt;Object?, Object?&gt;</w:t>
-            </w:r>
-          </w:p>
-          <w:p>
-            <w:pPr>
-              <w:spacing w:before="0" w:after="0"/>
-            </w:pPr>
             <w:r>
               <w:rPr>
                 <w:rFonts w:ascii="Courier New" w:hAnsi="Courier New"/>
@@ -11843,11 +10485,6 @@
             <w:pPr>
               <w:spacing w:before="0" w:after="0"/>
             </w:pPr>
-          </w:p>
-          <w:p>
-            <w:pPr>
-              <w:spacing w:before="0" w:after="0"/>
-            </w:pPr>
             <w:r>
               <w:rPr>
                 <w:rFonts w:ascii="Courier New" w:hAnsi="Courier New"/>
@@ -11877,84 +10514,31 @@
                 <w:rFonts w:ascii="Courier New" w:hAnsi="Courier New"/>
                 <w:sz w:val="17"/>
               </w:rPr>
-              <w:t xml:space="preserve">      final uid = entry.key;</w:t>
-            </w:r>
-          </w:p>
-          <w:p>
-            <w:pPr>
-              <w:spacing w:before="0" w:after="0"/>
-            </w:pPr>
-            <w:r>
-              <w:rPr>
-                <w:rFonts w:ascii="Courier New" w:hAnsi="Courier New"/>
-                <w:sz w:val="17"/>
-              </w:rPr>
-              <w:t xml:space="preserve">      if (uid == currentUid) continue;           // Exclure soi-même</w:t>
-            </w:r>
-          </w:p>
-          <w:p>
-            <w:pPr>
-              <w:spacing w:before="0" w:after="0"/>
-            </w:pPr>
-            <w:r>
-              <w:rPr>
-                <w:rFonts w:ascii="Courier New" w:hAnsi="Courier New"/>
-                <w:sz w:val="17"/>
-              </w:rPr>
-              <w:t xml:space="preserve">      final raw = entry.value;</w:t>
-            </w:r>
-          </w:p>
-          <w:p>
-            <w:pPr>
-              <w:spacing w:before="0" w:after="0"/>
-            </w:pPr>
-            <w:r>
-              <w:rPr>
-                <w:rFonts w:ascii="Courier New" w:hAnsi="Courier New"/>
-                <w:sz w:val="17"/>
-              </w:rPr>
-              <w:t xml:space="preserve">      if (raw is! Map) continue;</w:t>
-            </w:r>
-          </w:p>
-          <w:p>
-            <w:pPr>
-              <w:spacing w:before="0" w:after="0"/>
-            </w:pPr>
-            <w:r>
-              <w:rPr>
-                <w:rFonts w:ascii="Courier New" w:hAnsi="Courier New"/>
-                <w:sz w:val="17"/>
-              </w:rPr>
-              <w:t xml:space="preserve">      final m = Map&lt;String, dynamic&gt;.from(raw);</w:t>
-            </w:r>
-          </w:p>
-          <w:p>
-            <w:pPr>
-              <w:spacing w:before="0" w:after="0"/>
-            </w:pPr>
-          </w:p>
-          <w:p>
-            <w:pPr>
-              <w:spacing w:before="0" w:after="0"/>
-            </w:pPr>
-            <w:r>
-              <w:rPr>
-                <w:rFonts w:ascii="Courier New" w:hAnsi="Courier New"/>
-                <w:sz w:val="17"/>
-              </w:rPr>
-              <w:t xml:space="preserve">      // Filtrer : uniquement Mentor et Investisseur</w:t>
-            </w:r>
-          </w:p>
-          <w:p>
-            <w:pPr>
-              <w:spacing w:before="0" w:after="0"/>
-            </w:pPr>
-            <w:r>
-              <w:rPr>
-                <w:rFonts w:ascii="Courier New" w:hAnsi="Courier New"/>
-                <w:sz w:val="17"/>
-              </w:rPr>
-              <w:t xml:space="preserve">      final role = (m['role']?.toString() ?? '').trim();</w:t>
+              <w:t xml:space="preserve">      if (entry.key == currentUid) continue;        // Exclure soi-même</w:t>
+            </w:r>
+          </w:p>
+          <w:p>
+            <w:pPr>
+              <w:spacing w:before="0" w:after="0"/>
+            </w:pPr>
+            <w:r>
+              <w:rPr>
+                <w:rFonts w:ascii="Courier New" w:hAnsi="Courier New"/>
+                <w:sz w:val="17"/>
+              </w:rPr>
+              <w:t xml:space="preserve">      final m = Map&lt;String, dynamic&gt;.from(entry.value as Map);</w:t>
+            </w:r>
+          </w:p>
+          <w:p>
+            <w:pPr>
+              <w:spacing w:before="0" w:after="0"/>
+            </w:pPr>
+            <w:r>
+              <w:rPr>
+                <w:rFonts w:ascii="Courier New" w:hAnsi="Courier New"/>
+                <w:sz w:val="17"/>
+              </w:rPr>
+              <w:t xml:space="preserve">      final role = m['role']?.toString() ?? '';</w:t>
             </w:r>
           </w:p>
           <w:p>
@@ -11973,76 +10557,6 @@
             <w:pPr>
               <w:spacing w:before="0" w:after="0"/>
             </w:pPr>
-          </w:p>
-          <w:p>
-            <w:pPr>
-              <w:spacing w:before="0" w:after="0"/>
-            </w:pPr>
-            <w:r>
-              <w:rPr>
-                <w:rFonts w:ascii="Courier New" w:hAnsi="Courier New"/>
-                <w:sz w:val="17"/>
-              </w:rPr>
-              <w:t xml:space="preserve">      final firstName = m['firstName']?.toString() ?? '';</w:t>
-            </w:r>
-          </w:p>
-          <w:p>
-            <w:pPr>
-              <w:spacing w:before="0" w:after="0"/>
-            </w:pPr>
-            <w:r>
-              <w:rPr>
-                <w:rFonts w:ascii="Courier New" w:hAnsi="Courier New"/>
-                <w:sz w:val="17"/>
-              </w:rPr>
-              <w:t xml:space="preserve">      final lastName  = m['lastName']?.toString()  ?? '';</w:t>
-            </w:r>
-          </w:p>
-          <w:p>
-            <w:pPr>
-              <w:spacing w:before="0" w:after="0"/>
-            </w:pPr>
-            <w:r>
-              <w:rPr>
-                <w:rFonts w:ascii="Courier New" w:hAnsi="Courier New"/>
-                <w:sz w:val="17"/>
-              </w:rPr>
-              <w:t xml:space="preserve">      final fullName  = '$firstName $lastName'.trim();</w:t>
-            </w:r>
-          </w:p>
-          <w:p>
-            <w:pPr>
-              <w:spacing w:before="0" w:after="0"/>
-            </w:pPr>
-            <w:r>
-              <w:rPr>
-                <w:rFonts w:ascii="Courier New" w:hAnsi="Courier New"/>
-                <w:sz w:val="17"/>
-              </w:rPr>
-              <w:t xml:space="preserve">      if (fullName.isEmpty) continue;</w:t>
-            </w:r>
-          </w:p>
-          <w:p>
-            <w:pPr>
-              <w:spacing w:before="0" w:after="0"/>
-            </w:pPr>
-          </w:p>
-          <w:p>
-            <w:pPr>
-              <w:spacing w:before="0" w:after="0"/>
-            </w:pPr>
-            <w:r>
-              <w:rPr>
-                <w:rFonts w:ascii="Courier New" w:hAnsi="Courier New"/>
-                <w:sz w:val="17"/>
-              </w:rPr>
-              <w:t xml:space="preserve">      // Construire le Mentor avec les données réelles Firebase</w:t>
-            </w:r>
-          </w:p>
-          <w:p>
-            <w:pPr>
-              <w:spacing w:before="0" w:after="0"/>
-            </w:pPr>
             <w:r>
               <w:rPr>
                 <w:rFonts w:ascii="Courier New" w:hAnsi="Courier New"/>
@@ -12060,67 +10574,55 @@
                 <w:rFonts w:ascii="Courier New" w:hAnsi="Courier New"/>
                 <w:sz w:val="17"/>
               </w:rPr>
-              <w:t xml:space="preserve">        uid:        uid,</w:t>
-            </w:r>
-          </w:p>
-          <w:p>
-            <w:pPr>
-              <w:spacing w:before="0" w:after="0"/>
-            </w:pPr>
-            <w:r>
-              <w:rPr>
-                <w:rFonts w:ascii="Courier New" w:hAnsi="Courier New"/>
-                <w:sz w:val="17"/>
-              </w:rPr>
-              <w:t xml:space="preserve">        name:       fullName,</w:t>
-            </w:r>
-          </w:p>
-          <w:p>
-            <w:pPr>
-              <w:spacing w:before="0" w:after="0"/>
-            </w:pPr>
-            <w:r>
-              <w:rPr>
-                <w:rFonts w:ascii="Courier New" w:hAnsi="Courier New"/>
-                <w:sz w:val="17"/>
-              </w:rPr>
-              <w:t xml:space="preserve">        title:      m['bio']?.toString().split('\n').first ?? role,</w:t>
-            </w:r>
-          </w:p>
-          <w:p>
-            <w:pPr>
-              <w:spacing w:before="0" w:after="0"/>
-            </w:pPr>
-            <w:r>
-              <w:rPr>
-                <w:rFonts w:ascii="Courier New" w:hAnsi="Courier New"/>
-                <w:sz w:val="17"/>
-              </w:rPr>
-              <w:t xml:space="preserve">        city:       m['city']?.toString() ?? 'Dakar',</w:t>
-            </w:r>
-          </w:p>
-          <w:p>
-            <w:pPr>
-              <w:spacing w:before="0" w:after="0"/>
-            </w:pPr>
-            <w:r>
-              <w:rPr>
-                <w:rFonts w:ascii="Courier New" w:hAnsi="Courier New"/>
-                <w:sz w:val="17"/>
-              </w:rPr>
-              <w:t xml:space="preserve">        sectors:    _parseInterests(m['interests']),</w:t>
-            </w:r>
-          </w:p>
-          <w:p>
-            <w:pPr>
-              <w:spacing w:before="0" w:after="0"/>
-            </w:pPr>
-            <w:r>
-              <w:rPr>
-                <w:rFonts w:ascii="Courier New" w:hAnsi="Courier New"/>
-                <w:sz w:val="17"/>
-              </w:rPr>
-              <w:t xml:space="preserve">        role:       role,</w:t>
+              <w:t xml:space="preserve">        uid: entry.key,</w:t>
+            </w:r>
+          </w:p>
+          <w:p>
+            <w:pPr>
+              <w:spacing w:before="0" w:after="0"/>
+            </w:pPr>
+            <w:r>
+              <w:rPr>
+                <w:rFonts w:ascii="Courier New" w:hAnsi="Courier New"/>
+                <w:sz w:val="17"/>
+              </w:rPr>
+              <w:t xml:space="preserve">        name: '${m['firstName']} ${m['lastName']}'.trim(),</w:t>
+            </w:r>
+          </w:p>
+          <w:p>
+            <w:pPr>
+              <w:spacing w:before="0" w:after="0"/>
+            </w:pPr>
+            <w:r>
+              <w:rPr>
+                <w:rFonts w:ascii="Courier New" w:hAnsi="Courier New"/>
+                <w:sz w:val="17"/>
+              </w:rPr>
+              <w:t xml:space="preserve">        city: m['city']?.toString() ?? 'Dakar',</w:t>
+            </w:r>
+          </w:p>
+          <w:p>
+            <w:pPr>
+              <w:spacing w:before="0" w:after="0"/>
+            </w:pPr>
+            <w:r>
+              <w:rPr>
+                <w:rFonts w:ascii="Courier New" w:hAnsi="Courier New"/>
+                <w:sz w:val="17"/>
+              </w:rPr>
+              <w:t xml:space="preserve">        role: role,</w:t>
+            </w:r>
+          </w:p>
+          <w:p>
+            <w:pPr>
+              <w:spacing w:before="0" w:after="0"/>
+            </w:pPr>
+            <w:r>
+              <w:rPr>
+                <w:rFonts w:ascii="Courier New" w:hAnsi="Courier New"/>
+                <w:sz w:val="17"/>
+              </w:rPr>
+              <w:t xml:space="preserve">        sectors: _parseInterests(m['interests']),</w:t>
             </w:r>
           </w:p>
           <w:p>
@@ -12144,30 +10646,6 @@
                 <w:rFonts w:ascii="Courier New" w:hAnsi="Courier New"/>
                 <w:sz w:val="17"/>
               </w:rPr>
-              <w:t xml:space="preserve">        compatibility: 80,   // Score par défaut pour un membre vérifié</w:t>
-            </w:r>
-          </w:p>
-          <w:p>
-            <w:pPr>
-              <w:spacing w:before="0" w:after="0"/>
-            </w:pPr>
-            <w:r>
-              <w:rPr>
-                <w:rFonts w:ascii="Courier New" w:hAnsi="Courier New"/>
-                <w:sz w:val="17"/>
-              </w:rPr>
-              <w:t xml:space="preserve">        // ...autres champs</w:t>
-            </w:r>
-          </w:p>
-          <w:p>
-            <w:pPr>
-              <w:spacing w:before="0" w:after="0"/>
-            </w:pPr>
-            <w:r>
-              <w:rPr>
-                <w:rFonts w:ascii="Courier New" w:hAnsi="Courier New"/>
-                <w:sz w:val="17"/>
-              </w:rPr>
               <w:t xml:space="preserve">      ));</w:t>
             </w:r>
           </w:p>
@@ -12205,364 +10683,6 @@
                 <w:sz w:val="17"/>
               </w:rPr>
               <w:t xml:space="preserve">  }</w:t>
-            </w:r>
-          </w:p>
-          <w:p>
-            <w:pPr>
-              <w:spacing w:before="0" w:after="0"/>
-            </w:pPr>
-            <w:r>
-              <w:rPr>
-                <w:rFonts w:ascii="Courier New" w:hAnsi="Courier New"/>
-                <w:sz w:val="17"/>
-              </w:rPr>
-              <w:t>}</w:t>
-            </w:r>
-          </w:p>
-        </w:tc>
-      </w:tr>
-    </w:tbl>
-    <w:p>
-      <w:pPr>
-        <w:spacing w:after="80"/>
-      </w:pPr>
-    </w:p>
-    <w:p>
-      <w:pPr>
-        <w:spacing w:after="120"/>
-      </w:pPr>
-      <w:r>
-        <w:rPr>
-          <w:rFonts w:ascii="Times New Roman" w:hAnsi="Times New Roman"/>
-          <w:b w:val="0"/>
-          <w:i w:val="0"/>
-          <w:sz w:val="22"/>
-        </w:rPr>
-        <w:t>Intégration dans `page_matching.dart` :</w:t>
-      </w:r>
-    </w:p>
-    <w:p>
-      <w:pPr>
-        <w:spacing w:after="0"/>
-      </w:pPr>
-      <w:r>
-        <w:rPr>
-          <w:rFonts w:ascii="Times New Roman" w:hAnsi="Times New Roman"/>
-          <w:b/>
-          <w:sz w:val="16"/>
-        </w:rPr>
-        <w:t>DART</w:t>
-      </w:r>
-    </w:p>
-    <w:tbl>
-      <w:tblPr>
-        <w:tblStyle w:val="TableGrid"/>
-        <w:tblW w:type="auto" w:w="0"/>
-        <w:tblLook w:firstColumn="1" w:firstRow="1" w:lastColumn="0" w:lastRow="0" w:noHBand="0" w:noVBand="1" w:val="04A0"/>
-      </w:tblPr>
-      <w:tblGrid>
-        <w:gridCol w:w="9072"/>
-      </w:tblGrid>
-      <w:tr>
-        <w:tc>
-          <w:tcPr>
-            <w:tcW w:type="dxa" w:w="9072"/>
-            <w:shd w:val="clear" w:color="auto" w:fill="F2F2F2"/>
-          </w:tcPr>
-          <w:p>
-            <w:pPr>
-              <w:spacing w:before="0" w:after="0"/>
-            </w:pPr>
-            <w:r>
-              <w:rPr>
-                <w:rFonts w:ascii="Courier New" w:hAnsi="Courier New"/>
-                <w:sz w:val="17"/>
-              </w:rPr>
-              <w:t>// Les membres réels sont chargés au démarrage et placés EN TÊTE de liste</w:t>
-            </w:r>
-          </w:p>
-          <w:p>
-            <w:pPr>
-              <w:spacing w:before="0" w:after="0"/>
-            </w:pPr>
-            <w:r>
-              <w:rPr>
-                <w:rFonts w:ascii="Courier New" w:hAnsi="Courier New"/>
-                <w:sz w:val="17"/>
-              </w:rPr>
-              <w:t>// avec un badge "Membre DIAPALER" distinctif</w:t>
-            </w:r>
-          </w:p>
-          <w:p>
-            <w:pPr>
-              <w:spacing w:before="0" w:after="0"/>
-            </w:pPr>
-          </w:p>
-          <w:p>
-            <w:pPr>
-              <w:spacing w:before="0" w:after="0"/>
-            </w:pPr>
-            <w:r>
-              <w:rPr>
-                <w:rFonts w:ascii="Courier New" w:hAnsi="Courier New"/>
-                <w:sz w:val="17"/>
-              </w:rPr>
-              <w:t>List&lt;Mentor&gt; _members = const [];  // Membres Firebase</w:t>
-            </w:r>
-          </w:p>
-          <w:p>
-            <w:pPr>
-              <w:spacing w:before="0" w:after="0"/>
-            </w:pPr>
-            <w:r>
-              <w:rPr>
-                <w:rFonts w:ascii="Courier New" w:hAnsi="Courier New"/>
-                <w:sz w:val="17"/>
-              </w:rPr>
-              <w:t>bool _loadingMembers = true;</w:t>
-            </w:r>
-          </w:p>
-          <w:p>
-            <w:pPr>
-              <w:spacing w:before="0" w:after="0"/>
-            </w:pPr>
-          </w:p>
-          <w:p>
-            <w:pPr>
-              <w:spacing w:before="0" w:after="0"/>
-            </w:pPr>
-            <w:r>
-              <w:rPr>
-                <w:rFonts w:ascii="Courier New" w:hAnsi="Courier New"/>
-                <w:sz w:val="17"/>
-              </w:rPr>
-              <w:t>@override</w:t>
-            </w:r>
-          </w:p>
-          <w:p>
-            <w:pPr>
-              <w:spacing w:before="0" w:after="0"/>
-            </w:pPr>
-            <w:r>
-              <w:rPr>
-                <w:rFonts w:ascii="Courier New" w:hAnsi="Courier New"/>
-                <w:sz w:val="17"/>
-              </w:rPr>
-              <w:t>void initState() {</w:t>
-            </w:r>
-          </w:p>
-          <w:p>
-            <w:pPr>
-              <w:spacing w:before="0" w:after="0"/>
-            </w:pPr>
-            <w:r>
-              <w:rPr>
-                <w:rFonts w:ascii="Courier New" w:hAnsi="Courier New"/>
-                <w:sz w:val="17"/>
-              </w:rPr>
-              <w:t xml:space="preserve">  super.initState();</w:t>
-            </w:r>
-          </w:p>
-          <w:p>
-            <w:pPr>
-              <w:spacing w:before="0" w:after="0"/>
-            </w:pPr>
-            <w:r>
-              <w:rPr>
-                <w:rFonts w:ascii="Courier New" w:hAnsi="Courier New"/>
-                <w:sz w:val="17"/>
-              </w:rPr>
-              <w:t xml:space="preserve">  _loadMembers();  // Charge les membres DIAPALER depuis Firebase</w:t>
-            </w:r>
-          </w:p>
-          <w:p>
-            <w:pPr>
-              <w:spacing w:before="0" w:after="0"/>
-            </w:pPr>
-            <w:r>
-              <w:rPr>
-                <w:rFonts w:ascii="Courier New" w:hAnsi="Courier New"/>
-                <w:sz w:val="17"/>
-              </w:rPr>
-              <w:t>}</w:t>
-            </w:r>
-          </w:p>
-          <w:p>
-            <w:pPr>
-              <w:spacing w:before="0" w:after="0"/>
-            </w:pPr>
-          </w:p>
-          <w:p>
-            <w:pPr>
-              <w:spacing w:before="0" w:after="0"/>
-            </w:pPr>
-            <w:r>
-              <w:rPr>
-                <w:rFonts w:ascii="Courier New" w:hAnsi="Courier New"/>
-                <w:sz w:val="17"/>
-              </w:rPr>
-              <w:t>Future&lt;void&gt; _loadMembers() async {</w:t>
-            </w:r>
-          </w:p>
-          <w:p>
-            <w:pPr>
-              <w:spacing w:before="0" w:after="0"/>
-            </w:pPr>
-            <w:r>
-              <w:rPr>
-                <w:rFonts w:ascii="Courier New" w:hAnsi="Courier New"/>
-                <w:sz w:val="17"/>
-              </w:rPr>
-              <w:t xml:space="preserve">  try {</w:t>
-            </w:r>
-          </w:p>
-          <w:p>
-            <w:pPr>
-              <w:spacing w:before="0" w:after="0"/>
-            </w:pPr>
-            <w:r>
-              <w:rPr>
-                <w:rFonts w:ascii="Courier New" w:hAnsi="Courier New"/>
-                <w:sz w:val="17"/>
-              </w:rPr>
-              <w:t xml:space="preserve">    final members = await UsersService.listMembers();</w:t>
-            </w:r>
-          </w:p>
-          <w:p>
-            <w:pPr>
-              <w:spacing w:before="0" w:after="0"/>
-            </w:pPr>
-            <w:r>
-              <w:rPr>
-                <w:rFonts w:ascii="Courier New" w:hAnsi="Courier New"/>
-                <w:sz w:val="17"/>
-              </w:rPr>
-              <w:t xml:space="preserve">    if (!mounted) return;</w:t>
-            </w:r>
-          </w:p>
-          <w:p>
-            <w:pPr>
-              <w:spacing w:before="0" w:after="0"/>
-            </w:pPr>
-            <w:r>
-              <w:rPr>
-                <w:rFonts w:ascii="Courier New" w:hAnsi="Courier New"/>
-                <w:sz w:val="17"/>
-              </w:rPr>
-              <w:t xml:space="preserve">    setState(() { _members = members; _loadingMembers = false; });</w:t>
-            </w:r>
-          </w:p>
-          <w:p>
-            <w:pPr>
-              <w:spacing w:before="0" w:after="0"/>
-            </w:pPr>
-            <w:r>
-              <w:rPr>
-                <w:rFonts w:ascii="Courier New" w:hAnsi="Courier New"/>
-                <w:sz w:val="17"/>
-              </w:rPr>
-              <w:t xml:space="preserve">  } catch (_) {</w:t>
-            </w:r>
-          </w:p>
-          <w:p>
-            <w:pPr>
-              <w:spacing w:before="0" w:after="0"/>
-            </w:pPr>
-            <w:r>
-              <w:rPr>
-                <w:rFonts w:ascii="Courier New" w:hAnsi="Courier New"/>
-                <w:sz w:val="17"/>
-              </w:rPr>
-              <w:t xml:space="preserve">    if (!mounted) return;</w:t>
-            </w:r>
-          </w:p>
-          <w:p>
-            <w:pPr>
-              <w:spacing w:before="0" w:after="0"/>
-            </w:pPr>
-            <w:r>
-              <w:rPr>
-                <w:rFonts w:ascii="Courier New" w:hAnsi="Courier New"/>
-                <w:sz w:val="17"/>
-              </w:rPr>
-              <w:t xml:space="preserve">    setState(() =&gt; _loadingMembers = false);</w:t>
-            </w:r>
-          </w:p>
-          <w:p>
-            <w:pPr>
-              <w:spacing w:before="0" w:after="0"/>
-            </w:pPr>
-            <w:r>
-              <w:rPr>
-                <w:rFonts w:ascii="Courier New" w:hAnsi="Courier New"/>
-                <w:sz w:val="17"/>
-              </w:rPr>
-              <w:t xml:space="preserve">  }</w:t>
-            </w:r>
-          </w:p>
-          <w:p>
-            <w:pPr>
-              <w:spacing w:before="0" w:after="0"/>
-            </w:pPr>
-            <w:r>
-              <w:rPr>
-                <w:rFonts w:ascii="Courier New" w:hAnsi="Courier New"/>
-                <w:sz w:val="17"/>
-              </w:rPr>
-              <w:t>}</w:t>
-            </w:r>
-          </w:p>
-          <w:p>
-            <w:pPr>
-              <w:spacing w:before="0" w:after="0"/>
-            </w:pPr>
-          </w:p>
-          <w:p>
-            <w:pPr>
-              <w:spacing w:before="0" w:after="0"/>
-            </w:pPr>
-            <w:r>
-              <w:rPr>
-                <w:rFonts w:ascii="Courier New" w:hAnsi="Courier New"/>
-                <w:sz w:val="17"/>
-              </w:rPr>
-              <w:t>// Fusion : membres Firebase (badge DIAPALER) + profils statiques sénégalais</w:t>
-            </w:r>
-          </w:p>
-          <w:p>
-            <w:pPr>
-              <w:spacing w:before="0" w:after="0"/>
-            </w:pPr>
-            <w:r>
-              <w:rPr>
-                <w:rFonts w:ascii="Courier New" w:hAnsi="Courier New"/>
-                <w:sz w:val="17"/>
-              </w:rPr>
-              <w:t>List&lt;Mentor&gt; get _filtered {</w:t>
-            </w:r>
-          </w:p>
-          <w:p>
-            <w:pPr>
-              <w:spacing w:before="0" w:after="0"/>
-            </w:pPr>
-            <w:r>
-              <w:rPr>
-                <w:rFonts w:ascii="Courier New" w:hAnsi="Courier New"/>
-                <w:sz w:val="17"/>
-              </w:rPr>
-              <w:t xml:space="preserve">  final all = [..._members, ...mentors]; // Membres réels en priorité</w:t>
-            </w:r>
-          </w:p>
-          <w:p>
-            <w:pPr>
-              <w:spacing w:before="0" w:after="0"/>
-            </w:pPr>
-            <w:r>
-              <w:rPr>
-                <w:rFonts w:ascii="Courier New" w:hAnsi="Courier New"/>
-                <w:sz w:val="17"/>
-              </w:rPr>
-              <w:t xml:space="preserve">  // Filtrage + tri...</w:t>
             </w:r>
           </w:p>
           <w:p>
@@ -12611,16 +10731,22 @@
       </w:tblGrid>
       <w:tr>
         <w:trPr>
-          <w:trHeight w:val="3969" w:hRule="exact"/>
+          <w:trHeight w:val="1701" w:hRule="atLeast"/>
         </w:trPr>
         <w:tc>
           <w:tcPr>
             <w:tcW w:type="dxa" w:w="9072"/>
             <w:shd w:val="clear" w:color="auto" w:fill="F0F0F0"/>
+            <w:tcMar>
+              <w:top w:w="113" w:type="dxa"/>
+              <w:left w:w="113" w:type="dxa"/>
+              <w:bottom w:w="113" w:type="dxa"/>
+              <w:right w:w="113" w:type="dxa"/>
+            </w:tcMar>
           </w:tcPr>
           <w:p>
             <w:pPr>
-              <w:spacing w:before="1080"/>
+              <w:spacing w:before="200" w:after="200"/>
               <w:jc w:val="center"/>
             </w:pPr>
             <w:r>
@@ -12660,7 +10786,7 @@
           <w:i w:val="0"/>
           <w:sz w:val="26"/>
         </w:rPr>
-        <w:t>4. Anthropic Claude API (Chatbot DIALI IA)</w:t>
+        <w:t>4. Groq API — Llama 3.1 (Chatbot DIALI IA)</w:t>
       </w:r>
     </w:p>
     <w:p>
@@ -12706,7 +10832,7 @@
           <w:i w:val="0"/>
           <w:sz w:val="22"/>
         </w:rPr>
-        <w:t xml:space="preserve">, la clé API Anthropic n'est </w:t>
+        <w:t xml:space="preserve">, la clé API Groq n'est </w:t>
       </w:r>
       <w:r>
         <w:rPr>
@@ -12865,19 +10991,19 @@
                 <w:rFonts w:ascii="Courier New" w:hAnsi="Courier New"/>
                 <w:sz w:val="17"/>
               </w:rPr>
-              <w:t xml:space="preserve">                                         │  Anthropic Messages API      │</w:t>
-            </w:r>
-          </w:p>
-          <w:p>
-            <w:pPr>
-              <w:spacing w:before="0" w:after="0"/>
-            </w:pPr>
-            <w:r>
-              <w:rPr>
-                <w:rFonts w:ascii="Courier New" w:hAnsi="Courier New"/>
-                <w:sz w:val="17"/>
-              </w:rPr>
-              <w:t xml:space="preserve">                                         │  claude-haiku-4-5-20251001  │</w:t>
+              <w:t xml:space="preserve">                                         │  Groq Chat Completions API      │</w:t>
+            </w:r>
+          </w:p>
+          <w:p>
+            <w:pPr>
+              <w:spacing w:before="0" w:after="0"/>
+            </w:pPr>
+            <w:r>
+              <w:rPr>
+                <w:rFonts w:ascii="Courier New" w:hAnsi="Courier New"/>
+                <w:sz w:val="17"/>
+              </w:rPr>
+              <w:t xml:space="preserve">                                         │  llama-3.1-8b-instant  │</w:t>
             </w:r>
           </w:p>
           <w:p>
@@ -12992,7 +11118,7 @@
                 <w:i w:val="0"/>
                 <w:sz w:val="19"/>
               </w:rPr>
-              <w:t>Anthropic Messages API (via proxy)</w:t>
+              <w:t>Groq Chat Completions API (via proxy)</w:t>
             </w:r>
           </w:p>
         </w:tc>
@@ -13118,7 +11244,7 @@
                 <w:i w:val="0"/>
                 <w:sz w:val="19"/>
               </w:rPr>
-              <w:t>claude-haiku-4-5-20251001</w:t>
+              <w:t>llama-3.1-8b-instant</w:t>
             </w:r>
           </w:p>
         </w:tc>
@@ -13454,7 +11580,7 @@
                 <w:rFonts w:ascii="Courier New" w:hAnsi="Courier New"/>
                 <w:sz w:val="17"/>
               </w:rPr>
-              <w:t xml:space="preserve">  /// Proxy Cloudflare Worker — la clé Anthropic est côté serveur (sécurité).</w:t>
+              <w:t xml:space="preserve">  /// Proxy Cloudflare Worker — la clé Groq est côté serveur (sécurité).</w:t>
             </w:r>
           </w:p>
           <w:p>
@@ -13495,7 +11621,7 @@
                 <w:rFonts w:ascii="Courier New" w:hAnsi="Courier New"/>
                 <w:sz w:val="17"/>
               </w:rPr>
-              <w:t xml:space="preserve">  static const _model = 'claude-haiku-4-5-20251001';</w:t>
+              <w:t xml:space="preserve">  static const _model = 'llama-3.1-8b-instant';</w:t>
             </w:r>
           </w:p>
           <w:p>
@@ -13808,7 +11934,7 @@
                 <w:rFonts w:ascii="Courier New" w:hAnsi="Courier New"/>
                 <w:sz w:val="17"/>
               </w:rPr>
-              <w:t xml:space="preserve">  /// Envoie la conversation au proxy → Anthropic et retourne la réponse texte.</w:t>
+              <w:t xml:space="preserve">  /// Envoie la conversation au proxy → Groq et retourne la réponse texte.</w:t>
             </w:r>
           </w:p>
           <w:p>
@@ -14504,7 +12630,7 @@
                 <w:rFonts w:ascii="Courier New" w:hAnsi="Courier New"/>
                 <w:sz w:val="17"/>
               </w:rPr>
-              <w:t xml:space="preserve">      // Appel HTTP POST → proxy Cloudflare → Anthropic API</w:t>
+              <w:t xml:space="preserve">      // Appel HTTP POST → proxy Cloudflare → Groq API</w:t>
             </w:r>
           </w:p>
           <w:p>
@@ -14793,16 +12919,22 @@
       </w:tblGrid>
       <w:tr>
         <w:trPr>
-          <w:trHeight w:val="3969" w:hRule="exact"/>
+          <w:trHeight w:val="1701" w:hRule="atLeast"/>
         </w:trPr>
         <w:tc>
           <w:tcPr>
             <w:tcW w:type="dxa" w:w="9072"/>
             <w:shd w:val="clear" w:color="auto" w:fill="F0F0F0"/>
+            <w:tcMar>
+              <w:top w:w="113" w:type="dxa"/>
+              <w:left w:w="113" w:type="dxa"/>
+              <w:bottom w:w="113" w:type="dxa"/>
+              <w:right w:w="113" w:type="dxa"/>
+            </w:tcMar>
           </w:tcPr>
           <w:p>
             <w:pPr>
-              <w:spacing w:before="1080"/>
+              <w:spacing w:before="200" w:after="200"/>
               <w:jc w:val="center"/>
             </w:pPr>
             <w:r>
@@ -14849,16 +12981,22 @@
       </w:tblGrid>
       <w:tr>
         <w:trPr>
-          <w:trHeight w:val="3969" w:hRule="exact"/>
+          <w:trHeight w:val="1701" w:hRule="atLeast"/>
         </w:trPr>
         <w:tc>
           <w:tcPr>
             <w:tcW w:type="dxa" w:w="9072"/>
             <w:shd w:val="clear" w:color="auto" w:fill="F0F0F0"/>
+            <w:tcMar>
+              <w:top w:w="113" w:type="dxa"/>
+              <w:left w:w="113" w:type="dxa"/>
+              <w:bottom w:w="113" w:type="dxa"/>
+              <w:right w:w="113" w:type="dxa"/>
+            </w:tcMar>
           </w:tcPr>
           <w:p>
             <w:pPr>
-              <w:spacing w:before="1080"/>
+              <w:spacing w:before="200" w:after="200"/>
               <w:jc w:val="center"/>
             </w:pPr>
             <w:r>
@@ -16886,7 +15024,7 @@
                 <w:i w:val="0"/>
                 <w:sz w:val="19"/>
               </w:rPr>
-              <w:t>/v1/messages</w:t>
+              <w:t xml:space="preserve">proxy </w:t>
             </w:r>
             <w:r>
               <w:rPr>
@@ -16895,7 +15033,25 @@
                 <w:i w:val="0"/>
                 <w:sz w:val="19"/>
               </w:rPr>
-              <w:t xml:space="preserve"> (HTTP POST)</w:t>
+              <w:t>/chat</w:t>
+            </w:r>
+            <w:r>
+              <w:rPr>
+                <w:rFonts w:ascii="Times New Roman" w:hAnsi="Times New Roman"/>
+                <w:b w:val="0"/>
+                <w:i w:val="0"/>
+                <w:sz w:val="19"/>
+              </w:rPr>
+              <w:t xml:space="preserve"> → Groq </w:t>
+            </w:r>
+            <w:r>
+              <w:rPr>
+                <w:rFonts w:ascii="Times New Roman" w:hAnsi="Times New Roman"/>
+                <w:b w:val="0"/>
+                <w:i w:val="0"/>
+                <w:sz w:val="19"/>
+              </w:rPr>
+              <w:t>/openai/v1/chat/completions</w:t>
             </w:r>
           </w:p>
         </w:tc>
@@ -16952,16 +15108,22 @@
       </w:tblGrid>
       <w:tr>
         <w:trPr>
-          <w:trHeight w:val="3969" w:hRule="exact"/>
+          <w:trHeight w:val="1701" w:hRule="atLeast"/>
         </w:trPr>
         <w:tc>
           <w:tcPr>
             <w:tcW w:type="dxa" w:w="9072"/>
             <w:shd w:val="clear" w:color="auto" w:fill="F0F0F0"/>
+            <w:tcMar>
+              <w:top w:w="113" w:type="dxa"/>
+              <w:left w:w="113" w:type="dxa"/>
+              <w:bottom w:w="113" w:type="dxa"/>
+              <w:right w:w="113" w:type="dxa"/>
+            </w:tcMar>
           </w:tcPr>
           <w:p>
             <w:pPr>
-              <w:spacing w:before="1080"/>
+              <w:spacing w:before="200" w:after="200"/>
               <w:jc w:val="center"/>
             </w:pPr>
             <w:r>
@@ -17132,7 +15294,7 @@
                 <w:i w:val="0"/>
                 <w:sz w:val="19"/>
               </w:rPr>
-              <w:t>Firebase Realtime Database + Anthropic Claude</w:t>
+              <w:t>Firebase Realtime Database + Meta Llama 3.1 via Groq</w:t>
             </w:r>
           </w:p>
         </w:tc>
@@ -17915,7 +16077,7 @@
                 <w:i w:val="0"/>
                 <w:sz w:val="19"/>
               </w:rPr>
-              <w:t>API Anthropic Claude via HTTP REST</w:t>
+              <w:t>API Meta Llama 3.1 via Groq via HTTP REST</w:t>
             </w:r>
           </w:p>
         </w:tc>

--- a/livrables/docx/DIAPALER_AFRICA_Livrable2.docx
+++ b/livrables/docx/DIAPALER_AFRICA_Livrable2.docx
@@ -533,7 +533,7 @@
                 <w:rFonts w:ascii="Times New Roman" w:hAnsi="Times New Roman"/>
                 <w:sz w:val="20"/>
               </w:rPr>
-              <w:t>24 mai 2026</w:t>
+              <w:t>30 mai 2026</w:t>
             </w:r>
           </w:p>
         </w:tc>

--- a/livrables/docx/DIAPALER_AFRICA_Livrable2.docx
+++ b/livrables/docx/DIAPALER_AFRICA_Livrable2.docx
@@ -2652,7 +2652,19 @@
                 <w:rFonts w:ascii="Courier New" w:hAnsi="Courier New"/>
                 <w:sz w:val="17"/>
               </w:rPr>
-              <w:t xml:space="preserve">  static DatabaseReference get _pitchesRef =&gt; _db.ref('pitches');</w:t>
+              <w:t xml:space="preserve">  // Note : le getter _pitchesRef est simplifié ici pour illustrer la référence ;</w:t>
+            </w:r>
+          </w:p>
+          <w:p>
+            <w:pPr>
+              <w:spacing w:before="0" w:after="0"/>
+            </w:pPr>
+            <w:r>
+              <w:rPr>
+                <w:rFonts w:ascii="Courier New" w:hAnsi="Courier New"/>
+                <w:sz w:val="17"/>
+              </w:rPr>
+              <w:t xml:space="preserve">  // dans le code réel, les accès aux pitches se font directement via _db.ref('pitches/...')</w:t>
             </w:r>
           </w:p>
           <w:p>
@@ -3107,7 +3119,7 @@
                 <w:rFonts w:ascii="Courier New" w:hAnsi="Courier New"/>
                 <w:sz w:val="17"/>
               </w:rPr>
-              <w:t>│       │       └── totalSteps  → 5</w:t>
+              <w:t>│       │       └── totalSteps  → 3 (pitch) ou 5 (projet manuel)</w:t>
             </w:r>
           </w:p>
           <w:p>
@@ -3227,7 +3239,7 @@
                 <w:rFonts w:ascii="Courier New" w:hAnsi="Courier New"/>
                 <w:sz w:val="17"/>
               </w:rPr>
-              <w:t>│       ├── userId       → "marieme@teki.sn"</w:t>
+              <w:t>│       ├── userId       → "uid_entrepreneur_abc123" (UID Firebase — pas l'email)</w:t>
             </w:r>
           </w:p>
           <w:p>
@@ -3563,6 +3575,18 @@
                 <w:rFonts w:ascii="Courier New" w:hAnsi="Courier New"/>
                 <w:sz w:val="17"/>
               </w:rPr>
+              <w:t>│       ├── lastSenderId    → "uid_expediteur"</w:t>
+            </w:r>
+          </w:p>
+          <w:p>
+            <w:pPr>
+              <w:spacing w:before="0" w:after="0"/>
+            </w:pPr>
+            <w:r>
+              <w:rPr>
+                <w:rFonts w:ascii="Courier New" w:hAnsi="Courier New"/>
+                <w:sz w:val="17"/>
+              </w:rPr>
               <w:t>│       └── unreadCount     → 3</w:t>
             </w:r>
           </w:p>
@@ -3683,31 +3707,79 @@
                 <w:rFonts w:ascii="Courier New" w:hAnsi="Courier New"/>
                 <w:sz w:val="17"/>
               </w:rPr>
-              <w:t>│       ├── status       → "pending" | "accepted" | "rejected"</w:t>
-            </w:r>
-          </w:p>
-          <w:p>
-            <w:pPr>
-              <w:spacing w:before="0" w:after="0"/>
-            </w:pPr>
-            <w:r>
-              <w:rPr>
-                <w:rFonts w:ascii="Courier New" w:hAnsi="Courier New"/>
-                <w:sz w:val="17"/>
-              </w:rPr>
-              <w:t>│       ├── createdAt    → "2025-05-20T09:00:00.000"</w:t>
-            </w:r>
-          </w:p>
-          <w:p>
-            <w:pPr>
-              <w:spacing w:before="0" w:after="0"/>
-            </w:pPr>
-            <w:r>
-              <w:rPr>
-                <w:rFonts w:ascii="Courier New" w:hAnsi="Courier New"/>
-                <w:sz w:val="17"/>
-              </w:rPr>
-              <w:t>│       └── respondedAt  → "2025-05-21T14:30:00.000"</w:t>
+              <w:t>│       ├── type              → "mentor" | "investment"   ← distingue demandes mentorat vs propositions investissement</w:t>
+            </w:r>
+          </w:p>
+          <w:p>
+            <w:pPr>
+              <w:spacing w:before="0" w:after="0"/>
+            </w:pPr>
+            <w:r>
+              <w:rPr>
+                <w:rFonts w:ascii="Courier New" w:hAnsi="Courier New"/>
+                <w:sz w:val="17"/>
+              </w:rPr>
+              <w:t>│       ├── status            → "pending" | "accepted" | "rejected" | "cancelled"</w:t>
+            </w:r>
+          </w:p>
+          <w:p>
+            <w:pPr>
+              <w:spacing w:before="0" w:after="0"/>
+            </w:pPr>
+            <w:r>
+              <w:rPr>
+                <w:rFonts w:ascii="Courier New" w:hAnsi="Courier New"/>
+                <w:sz w:val="17"/>
+              </w:rPr>
+              <w:t>│       ├── proposedDate      → "2025-06-15" (optionnel — date suggérée par l'expéditeur)</w:t>
+            </w:r>
+          </w:p>
+          <w:p>
+            <w:pPr>
+              <w:spacing w:before="0" w:after="0"/>
+            </w:pPr>
+            <w:r>
+              <w:rPr>
+                <w:rFonts w:ascii="Courier New" w:hAnsi="Courier New"/>
+                <w:sz w:val="17"/>
+              </w:rPr>
+              <w:t>│       ├── proposedTime      → "14:00" (optionnel — heure suggérée)</w:t>
+            </w:r>
+          </w:p>
+          <w:p>
+            <w:pPr>
+              <w:spacing w:before="0" w:after="0"/>
+            </w:pPr>
+            <w:r>
+              <w:rPr>
+                <w:rFonts w:ascii="Courier New" w:hAnsi="Courier New"/>
+                <w:sz w:val="17"/>
+              </w:rPr>
+              <w:t>│       ├── rejectionReason   → "Agenda complet" (optionnel — raison du refus)</w:t>
+            </w:r>
+          </w:p>
+          <w:p>
+            <w:pPr>
+              <w:spacing w:before="0" w:after="0"/>
+            </w:pPr>
+            <w:r>
+              <w:rPr>
+                <w:rFonts w:ascii="Courier New" w:hAnsi="Courier New"/>
+                <w:sz w:val="17"/>
+              </w:rPr>
+              <w:t>│       ├── createdAt         → "2025-05-20T09:00:00.000"</w:t>
+            </w:r>
+          </w:p>
+          <w:p>
+            <w:pPr>
+              <w:spacing w:before="0" w:after="0"/>
+            </w:pPr>
+            <w:r>
+              <w:rPr>
+                <w:rFonts w:ascii="Courier New" w:hAnsi="Courier New"/>
+                <w:sz w:val="17"/>
+              </w:rPr>
+              <w:t>│       └── respondedAt       → "2025-05-21T14:30:00.000"</w:t>
             </w:r>
           </w:p>
           <w:p>
@@ -3767,31 +3839,127 @@
                 <w:rFonts w:ascii="Courier New" w:hAnsi="Courier New"/>
                 <w:sz w:val="17"/>
               </w:rPr>
-              <w:t>│       ├── slots/</w:t>
-            </w:r>
-          </w:p>
-          <w:p>
-            <w:pPr>
-              <w:spacing w:before="0" w:after="0"/>
-            </w:pPr>
-            <w:r>
-              <w:rPr>
-                <w:rFonts w:ascii="Courier New" w:hAnsi="Courier New"/>
-                <w:sz w:val="17"/>
-              </w:rPr>
-              <w:t>│       │   └── {index}/ → {"day": "Lundi", "startTime": "09:00", "endTime": "12:00"}</w:t>
-            </w:r>
-          </w:p>
-          <w:p>
-            <w:pPr>
-              <w:spacing w:before="0" w:after="0"/>
-            </w:pPr>
-            <w:r>
-              <w:rPr>
-                <w:rFonts w:ascii="Courier New" w:hAnsi="Courier New"/>
-                <w:sz w:val="17"/>
-              </w:rPr>
-              <w:t>│       └── updatedAt    → "2025-05-24T10:00:00.000"</w:t>
+              <w:t>│       ├── schedule/</w:t>
+            </w:r>
+          </w:p>
+          <w:p>
+            <w:pPr>
+              <w:spacing w:before="0" w:after="0"/>
+            </w:pPr>
+            <w:r>
+              <w:rPr>
+                <w:rFonts w:ascii="Courier New" w:hAnsi="Courier New"/>
+                <w:sz w:val="17"/>
+              </w:rPr>
+              <w:t>│       │   └── {day}/   (Monday, Tuesday, ...)</w:t>
+            </w:r>
+          </w:p>
+          <w:p>
+            <w:pPr>
+              <w:spacing w:before="0" w:after="0"/>
+            </w:pPr>
+            <w:r>
+              <w:rPr>
+                <w:rFonts w:ascii="Courier New" w:hAnsi="Courier New"/>
+                <w:sz w:val="17"/>
+              </w:rPr>
+              <w:t>│       │       ├── day         → "Monday"</w:t>
+            </w:r>
+          </w:p>
+          <w:p>
+            <w:pPr>
+              <w:spacing w:before="0" w:after="0"/>
+            </w:pPr>
+            <w:r>
+              <w:rPr>
+                <w:rFonts w:ascii="Courier New" w:hAnsi="Courier New"/>
+                <w:sz w:val="17"/>
+              </w:rPr>
+              <w:t>│       │       ├── isAvailable → true</w:t>
+            </w:r>
+          </w:p>
+          <w:p>
+            <w:pPr>
+              <w:spacing w:before="0" w:after="0"/>
+            </w:pPr>
+            <w:r>
+              <w:rPr>
+                <w:rFonts w:ascii="Courier New" w:hAnsi="Courier New"/>
+                <w:sz w:val="17"/>
+              </w:rPr>
+              <w:t>│       │       └── timeSlots/</w:t>
+            </w:r>
+          </w:p>
+          <w:p>
+            <w:pPr>
+              <w:spacing w:before="0" w:after="0"/>
+            </w:pPr>
+            <w:r>
+              <w:rPr>
+                <w:rFonts w:ascii="Courier New" w:hAnsi="Courier New"/>
+                <w:sz w:val="17"/>
+              </w:rPr>
+              <w:t>│       │           └── {index}/</w:t>
+            </w:r>
+          </w:p>
+          <w:p>
+            <w:pPr>
+              <w:spacing w:before="0" w:after="0"/>
+            </w:pPr>
+            <w:r>
+              <w:rPr>
+                <w:rFonts w:ascii="Courier New" w:hAnsi="Courier New"/>
+                <w:sz w:val="17"/>
+              </w:rPr>
+              <w:t>│       │               ├── startHour   → 9</w:t>
+            </w:r>
+          </w:p>
+          <w:p>
+            <w:pPr>
+              <w:spacing w:before="0" w:after="0"/>
+            </w:pPr>
+            <w:r>
+              <w:rPr>
+                <w:rFonts w:ascii="Courier New" w:hAnsi="Courier New"/>
+                <w:sz w:val="17"/>
+              </w:rPr>
+              <w:t>│       │               ├── startMinute → 0</w:t>
+            </w:r>
+          </w:p>
+          <w:p>
+            <w:pPr>
+              <w:spacing w:before="0" w:after="0"/>
+            </w:pPr>
+            <w:r>
+              <w:rPr>
+                <w:rFonts w:ascii="Courier New" w:hAnsi="Courier New"/>
+                <w:sz w:val="17"/>
+              </w:rPr>
+              <w:t>│       │               ├── endHour     → 12</w:t>
+            </w:r>
+          </w:p>
+          <w:p>
+            <w:pPr>
+              <w:spacing w:before="0" w:after="0"/>
+            </w:pPr>
+            <w:r>
+              <w:rPr>
+                <w:rFonts w:ascii="Courier New" w:hAnsi="Courier New"/>
+                <w:sz w:val="17"/>
+              </w:rPr>
+              <w:t>│       │               └── endMinute   → 0</w:t>
+            </w:r>
+          </w:p>
+          <w:p>
+            <w:pPr>
+              <w:spacing w:before="0" w:after="0"/>
+            </w:pPr>
+            <w:r>
+              <w:rPr>
+                <w:rFonts w:ascii="Courier New" w:hAnsi="Courier New"/>
+                <w:sz w:val="17"/>
+              </w:rPr>
+              <w:t>│       └── lastUpdated  → "2025-05-24T10:00:00.000"</w:t>
             </w:r>
           </w:p>
           <w:p>
@@ -3959,67 +4127,103 @@
                 <w:rFonts w:ascii="Courier New" w:hAnsi="Courier New"/>
                 <w:sz w:val="17"/>
               </w:rPr>
-              <w:t xml:space="preserve">            ├── id        → "1748123456789"</w:t>
-            </w:r>
-          </w:p>
-          <w:p>
-            <w:pPr>
-              <w:spacing w:before="0" w:after="0"/>
-            </w:pPr>
-            <w:r>
-              <w:rPr>
-                <w:rFonts w:ascii="Courier New" w:hAnsi="Courier New"/>
-                <w:sz w:val="17"/>
-              </w:rPr>
-              <w:t xml:space="preserve">            ├── title     → "Nouveau rendez-vous"</w:t>
-            </w:r>
-          </w:p>
-          <w:p>
-            <w:pPr>
-              <w:spacing w:before="0" w:after="0"/>
-            </w:pPr>
-            <w:r>
-              <w:rPr>
-                <w:rFonts w:ascii="Courier New" w:hAnsi="Courier New"/>
-                <w:sz w:val="17"/>
-              </w:rPr>
-              <w:t xml:space="preserve">            ├── message   → "Ibrahima a réservé une session..."</w:t>
-            </w:r>
-          </w:p>
-          <w:p>
-            <w:pPr>
-              <w:spacing w:before="0" w:after="0"/>
-            </w:pPr>
-            <w:r>
-              <w:rPr>
-                <w:rFonts w:ascii="Courier New" w:hAnsi="Courier New"/>
-                <w:sz w:val="17"/>
-              </w:rPr>
-              <w:t xml:space="preserve">            ├── type      → "session_booked" | "session_cancelled" | "info"</w:t>
-            </w:r>
-          </w:p>
-          <w:p>
-            <w:pPr>
-              <w:spacing w:before="0" w:after="0"/>
-            </w:pPr>
-            <w:r>
-              <w:rPr>
-                <w:rFonts w:ascii="Courier New" w:hAnsi="Courier New"/>
-                <w:sz w:val="17"/>
-              </w:rPr>
-              <w:t xml:space="preserve">            ├── timestamp → "2025-05-24T10:00:00.000"</w:t>
-            </w:r>
-          </w:p>
-          <w:p>
-            <w:pPr>
-              <w:spacing w:before="0" w:after="0"/>
-            </w:pPr>
-            <w:r>
-              <w:rPr>
-                <w:rFonts w:ascii="Courier New" w:hAnsi="Courier New"/>
-                <w:sz w:val="17"/>
-              </w:rPr>
-              <w:t xml:space="preserve">            └── isRead    → false</w:t>
+              <w:t xml:space="preserve">            ├── id          → "1748123456789"</w:t>
+            </w:r>
+          </w:p>
+          <w:p>
+            <w:pPr>
+              <w:spacing w:before="0" w:after="0"/>
+            </w:pPr>
+            <w:r>
+              <w:rPr>
+                <w:rFonts w:ascii="Courier New" w:hAnsi="Courier New"/>
+                <w:sz w:val="17"/>
+              </w:rPr>
+              <w:t xml:space="preserve">            ├── title       → "Nouveau rendez-vous"</w:t>
+            </w:r>
+          </w:p>
+          <w:p>
+            <w:pPr>
+              <w:spacing w:before="0" w:after="0"/>
+            </w:pPr>
+            <w:r>
+              <w:rPr>
+                <w:rFonts w:ascii="Courier New" w:hAnsi="Courier New"/>
+                <w:sz w:val="17"/>
+              </w:rPr>
+              <w:t xml:space="preserve">            ├── message     → "Ibrahima a réservé une session..."</w:t>
+            </w:r>
+          </w:p>
+          <w:p>
+            <w:pPr>
+              <w:spacing w:before="0" w:after="0"/>
+            </w:pPr>
+            <w:r>
+              <w:rPr>
+                <w:rFonts w:ascii="Courier New" w:hAnsi="Courier New"/>
+                <w:sz w:val="17"/>
+              </w:rPr>
+              <w:t xml:space="preserve">            ├── type        → "session_booked" | "session_cancelled" | "investment_offer" | "session_request" | "info"</w:t>
+            </w:r>
+          </w:p>
+          <w:p>
+            <w:pPr>
+              <w:spacing w:before="0" w:after="0"/>
+            </w:pPr>
+            <w:r>
+              <w:rPr>
+                <w:rFonts w:ascii="Courier New" w:hAnsi="Courier New"/>
+                <w:sz w:val="17"/>
+              </w:rPr>
+              <w:t xml:space="preserve">            ├── timestamp   → "2025-05-24T10:00:00.000"</w:t>
+            </w:r>
+          </w:p>
+          <w:p>
+            <w:pPr>
+              <w:spacing w:before="0" w:after="0"/>
+            </w:pPr>
+            <w:r>
+              <w:rPr>
+                <w:rFonts w:ascii="Courier New" w:hAnsi="Courier New"/>
+                <w:sz w:val="17"/>
+              </w:rPr>
+              <w:t xml:space="preserve">            ├── isRead      → false</w:t>
+            </w:r>
+          </w:p>
+          <w:p>
+            <w:pPr>
+              <w:spacing w:before="0" w:after="0"/>
+            </w:pPr>
+            <w:r>
+              <w:rPr>
+                <w:rFonts w:ascii="Courier New" w:hAnsi="Courier New"/>
+                <w:sz w:val="17"/>
+              </w:rPr>
+              <w:t xml:space="preserve">            ├── requestId   → "1748123456789" (optionnel — ID du mentorRequest pour actions inline Accept/Decline)</w:t>
+            </w:r>
+          </w:p>
+          <w:p>
+            <w:pPr>
+              <w:spacing w:before="0" w:after="0"/>
+            </w:pPr>
+            <w:r>
+              <w:rPr>
+                <w:rFonts w:ascii="Courier New" w:hAnsi="Courier New"/>
+                <w:sz w:val="17"/>
+              </w:rPr>
+              <w:t xml:space="preserve">            ├── fromUserId  → "uid_expediteur" (optionnel — pour ouvrir le chat après acceptation)</w:t>
+            </w:r>
+          </w:p>
+          <w:p>
+            <w:pPr>
+              <w:spacing w:before="0" w:after="0"/>
+            </w:pPr>
+            <w:r>
+              <w:rPr>
+                <w:rFonts w:ascii="Courier New" w:hAnsi="Courier New"/>
+                <w:sz w:val="17"/>
+              </w:rPr>
+              <w:t xml:space="preserve">            └── fromName    → "Mariéme Tine" (optionnel — nom affiché dans la notification)</w:t>
             </w:r>
           </w:p>
         </w:tc>
@@ -8800,6 +9004,734 @@
     </w:p>
     <w:p>
       <w:pPr>
+        <w:spacing w:after="120"/>
+      </w:pPr>
+      <w:r>
+        <w:rPr>
+          <w:rFonts w:ascii="Times New Roman" w:hAnsi="Times New Roman"/>
+          <w:b w:val="0"/>
+          <w:i w:val="0"/>
+          <w:sz w:val="22"/>
+        </w:rPr>
+        <w:t>Modèle `MentorRequest`</w:t>
+      </w:r>
+      <w:r>
+        <w:rPr>
+          <w:rFonts w:ascii="Times New Roman" w:hAnsi="Times New Roman"/>
+          <w:b w:val="0"/>
+          <w:i w:val="0"/>
+          <w:sz w:val="22"/>
+        </w:rPr>
+        <w:t xml:space="preserve"> — le champ </w:t>
+      </w:r>
+      <w:r>
+        <w:rPr>
+          <w:rFonts w:ascii="Times New Roman" w:hAnsi="Times New Roman"/>
+          <w:b w:val="0"/>
+          <w:i w:val="0"/>
+          <w:sz w:val="22"/>
+        </w:rPr>
+        <w:t>type</w:t>
+      </w:r>
+      <w:r>
+        <w:rPr>
+          <w:rFonts w:ascii="Times New Roman" w:hAnsi="Times New Roman"/>
+          <w:b w:val="0"/>
+          <w:i w:val="0"/>
+          <w:sz w:val="22"/>
+        </w:rPr>
+        <w:t xml:space="preserve"> distingue les deux types de demandes :</w:t>
+      </w:r>
+    </w:p>
+    <w:tbl>
+      <w:tblPr>
+        <w:tblStyle w:val="TableGrid"/>
+        <w:tblW w:type="auto" w:w="0"/>
+        <w:jc w:val="left"/>
+        <w:tblLook w:firstColumn="1" w:firstRow="1" w:lastColumn="0" w:lastRow="0" w:noHBand="0" w:noVBand="1" w:val="04A0"/>
+      </w:tblPr>
+      <w:tblGrid>
+        <w:gridCol w:w="3024"/>
+        <w:gridCol w:w="3024"/>
+        <w:gridCol w:w="3024"/>
+      </w:tblGrid>
+      <w:tr>
+        <w:tc>
+          <w:tcPr>
+            <w:tcW w:type="dxa" w:w="3024"/>
+            <w:vAlign w:val="center"/>
+            <w:shd w:val="clear" w:color="auto" w:fill="D9D9D9"/>
+          </w:tcPr>
+          <w:p>
+            <w:pPr>
+              <w:spacing w:before="40" w:after="40"/>
+            </w:pPr>
+            <w:r>
+              <w:rPr>
+                <w:rFonts w:ascii="Times New Roman" w:hAnsi="Times New Roman"/>
+                <w:b/>
+                <w:i w:val="0"/>
+                <w:sz w:val="19"/>
+              </w:rPr>
+              <w:t>Champ</w:t>
+            </w:r>
+          </w:p>
+        </w:tc>
+        <w:tc>
+          <w:tcPr>
+            <w:tcW w:type="dxa" w:w="3024"/>
+            <w:vAlign w:val="center"/>
+            <w:shd w:val="clear" w:color="auto" w:fill="D9D9D9"/>
+          </w:tcPr>
+          <w:p>
+            <w:pPr>
+              <w:spacing w:before="40" w:after="40"/>
+            </w:pPr>
+            <w:r>
+              <w:rPr>
+                <w:rFonts w:ascii="Times New Roman" w:hAnsi="Times New Roman"/>
+                <w:b/>
+                <w:i w:val="0"/>
+                <w:sz w:val="19"/>
+              </w:rPr>
+              <w:t>Type</w:t>
+            </w:r>
+          </w:p>
+        </w:tc>
+        <w:tc>
+          <w:tcPr>
+            <w:tcW w:type="dxa" w:w="3024"/>
+            <w:vAlign w:val="center"/>
+            <w:shd w:val="clear" w:color="auto" w:fill="D9D9D9"/>
+          </w:tcPr>
+          <w:p>
+            <w:pPr>
+              <w:spacing w:before="40" w:after="40"/>
+            </w:pPr>
+            <w:r>
+              <w:rPr>
+                <w:rFonts w:ascii="Times New Roman" w:hAnsi="Times New Roman"/>
+                <w:b/>
+                <w:i w:val="0"/>
+                <w:sz w:val="19"/>
+              </w:rPr>
+              <w:t>Valeurs</w:t>
+            </w:r>
+          </w:p>
+        </w:tc>
+      </w:tr>
+      <w:tr>
+        <w:tc>
+          <w:tcPr>
+            <w:tcW w:type="dxa" w:w="3024"/>
+            <w:vAlign w:val="center"/>
+          </w:tcPr>
+          <w:p>
+            <w:pPr>
+              <w:spacing w:before="40" w:after="40"/>
+            </w:pPr>
+            <w:r>
+              <w:rPr>
+                <w:rFonts w:ascii="Times New Roman" w:hAnsi="Times New Roman"/>
+                <w:b w:val="0"/>
+                <w:i w:val="0"/>
+                <w:sz w:val="19"/>
+              </w:rPr>
+              <w:t>id</w:t>
+            </w:r>
+          </w:p>
+        </w:tc>
+        <w:tc>
+          <w:tcPr>
+            <w:tcW w:type="dxa" w:w="3024"/>
+            <w:vAlign w:val="center"/>
+          </w:tcPr>
+          <w:p>
+            <w:pPr>
+              <w:spacing w:before="40" w:after="40"/>
+            </w:pPr>
+            <w:r>
+              <w:rPr>
+                <w:rFonts w:ascii="Times New Roman" w:hAnsi="Times New Roman"/>
+                <w:b w:val="0"/>
+                <w:i w:val="0"/>
+                <w:sz w:val="19"/>
+              </w:rPr>
+              <w:t>String</w:t>
+            </w:r>
+          </w:p>
+        </w:tc>
+        <w:tc>
+          <w:tcPr>
+            <w:tcW w:type="dxa" w:w="3024"/>
+            <w:vAlign w:val="center"/>
+          </w:tcPr>
+          <w:p>
+            <w:pPr>
+              <w:spacing w:before="40" w:after="40"/>
+            </w:pPr>
+            <w:r>
+              <w:rPr>
+                <w:rFonts w:ascii="Times New Roman" w:hAnsi="Times New Roman"/>
+                <w:b w:val="0"/>
+                <w:i w:val="0"/>
+                <w:sz w:val="19"/>
+              </w:rPr>
+              <w:t>Timestamp ms</w:t>
+            </w:r>
+          </w:p>
+        </w:tc>
+      </w:tr>
+      <w:tr>
+        <w:tc>
+          <w:tcPr>
+            <w:tcW w:type="dxa" w:w="3024"/>
+            <w:vAlign w:val="center"/>
+          </w:tcPr>
+          <w:p>
+            <w:pPr>
+              <w:spacing w:before="40" w:after="40"/>
+            </w:pPr>
+            <w:r>
+              <w:rPr>
+                <w:rFonts w:ascii="Times New Roman" w:hAnsi="Times New Roman"/>
+                <w:b w:val="0"/>
+                <w:i w:val="0"/>
+                <w:sz w:val="19"/>
+              </w:rPr>
+              <w:t>fromUserId</w:t>
+            </w:r>
+          </w:p>
+        </w:tc>
+        <w:tc>
+          <w:tcPr>
+            <w:tcW w:type="dxa" w:w="3024"/>
+            <w:vAlign w:val="center"/>
+          </w:tcPr>
+          <w:p>
+            <w:pPr>
+              <w:spacing w:before="40" w:after="40"/>
+            </w:pPr>
+            <w:r>
+              <w:rPr>
+                <w:rFonts w:ascii="Times New Roman" w:hAnsi="Times New Roman"/>
+                <w:b w:val="0"/>
+                <w:i w:val="0"/>
+                <w:sz w:val="19"/>
+              </w:rPr>
+              <w:t>String</w:t>
+            </w:r>
+          </w:p>
+        </w:tc>
+        <w:tc>
+          <w:tcPr>
+            <w:tcW w:type="dxa" w:w="3024"/>
+            <w:vAlign w:val="center"/>
+          </w:tcPr>
+          <w:p>
+            <w:pPr>
+              <w:spacing w:before="40" w:after="40"/>
+            </w:pPr>
+            <w:r>
+              <w:rPr>
+                <w:rFonts w:ascii="Times New Roman" w:hAnsi="Times New Roman"/>
+                <w:b w:val="0"/>
+                <w:i w:val="0"/>
+                <w:sz w:val="19"/>
+              </w:rPr>
+              <w:t>UID de l'expéditeur</w:t>
+            </w:r>
+          </w:p>
+        </w:tc>
+      </w:tr>
+      <w:tr>
+        <w:tc>
+          <w:tcPr>
+            <w:tcW w:type="dxa" w:w="3024"/>
+            <w:vAlign w:val="center"/>
+          </w:tcPr>
+          <w:p>
+            <w:pPr>
+              <w:spacing w:before="40" w:after="40"/>
+            </w:pPr>
+            <w:r>
+              <w:rPr>
+                <w:rFonts w:ascii="Times New Roman" w:hAnsi="Times New Roman"/>
+                <w:b w:val="0"/>
+                <w:i w:val="0"/>
+                <w:sz w:val="19"/>
+              </w:rPr>
+              <w:t>toUserId</w:t>
+            </w:r>
+          </w:p>
+        </w:tc>
+        <w:tc>
+          <w:tcPr>
+            <w:tcW w:type="dxa" w:w="3024"/>
+            <w:vAlign w:val="center"/>
+          </w:tcPr>
+          <w:p>
+            <w:pPr>
+              <w:spacing w:before="40" w:after="40"/>
+            </w:pPr>
+            <w:r>
+              <w:rPr>
+                <w:rFonts w:ascii="Times New Roman" w:hAnsi="Times New Roman"/>
+                <w:b w:val="0"/>
+                <w:i w:val="0"/>
+                <w:sz w:val="19"/>
+              </w:rPr>
+              <w:t>String</w:t>
+            </w:r>
+          </w:p>
+        </w:tc>
+        <w:tc>
+          <w:tcPr>
+            <w:tcW w:type="dxa" w:w="3024"/>
+            <w:vAlign w:val="center"/>
+          </w:tcPr>
+          <w:p>
+            <w:pPr>
+              <w:spacing w:before="40" w:after="40"/>
+            </w:pPr>
+            <w:r>
+              <w:rPr>
+                <w:rFonts w:ascii="Times New Roman" w:hAnsi="Times New Roman"/>
+                <w:b w:val="0"/>
+                <w:i w:val="0"/>
+                <w:sz w:val="19"/>
+              </w:rPr>
+              <w:t>UID du destinataire</w:t>
+            </w:r>
+          </w:p>
+        </w:tc>
+      </w:tr>
+      <w:tr>
+        <w:tc>
+          <w:tcPr>
+            <w:tcW w:type="dxa" w:w="3024"/>
+            <w:vAlign w:val="center"/>
+          </w:tcPr>
+          <w:p>
+            <w:pPr>
+              <w:spacing w:before="40" w:after="40"/>
+            </w:pPr>
+            <w:r>
+              <w:rPr>
+                <w:rFonts w:ascii="Times New Roman" w:hAnsi="Times New Roman"/>
+                <w:b w:val="0"/>
+                <w:i w:val="0"/>
+                <w:sz w:val="19"/>
+              </w:rPr>
+              <w:t>fromName</w:t>
+            </w:r>
+            <w:r>
+              <w:rPr>
+                <w:rFonts w:ascii="Times New Roman" w:hAnsi="Times New Roman"/>
+                <w:b w:val="0"/>
+                <w:i w:val="0"/>
+                <w:sz w:val="19"/>
+              </w:rPr>
+              <w:t xml:space="preserve"> / </w:t>
+            </w:r>
+            <w:r>
+              <w:rPr>
+                <w:rFonts w:ascii="Times New Roman" w:hAnsi="Times New Roman"/>
+                <w:b w:val="0"/>
+                <w:i w:val="0"/>
+                <w:sz w:val="19"/>
+              </w:rPr>
+              <w:t>toName</w:t>
+            </w:r>
+          </w:p>
+        </w:tc>
+        <w:tc>
+          <w:tcPr>
+            <w:tcW w:type="dxa" w:w="3024"/>
+            <w:vAlign w:val="center"/>
+          </w:tcPr>
+          <w:p>
+            <w:pPr>
+              <w:spacing w:before="40" w:after="40"/>
+            </w:pPr>
+            <w:r>
+              <w:rPr>
+                <w:rFonts w:ascii="Times New Roman" w:hAnsi="Times New Roman"/>
+                <w:b w:val="0"/>
+                <w:i w:val="0"/>
+                <w:sz w:val="19"/>
+              </w:rPr>
+              <w:t>String</w:t>
+            </w:r>
+          </w:p>
+        </w:tc>
+        <w:tc>
+          <w:tcPr>
+            <w:tcW w:type="dxa" w:w="3024"/>
+            <w:vAlign w:val="center"/>
+          </w:tcPr>
+          <w:p>
+            <w:pPr>
+              <w:spacing w:before="40" w:after="40"/>
+            </w:pPr>
+            <w:r>
+              <w:rPr>
+                <w:rFonts w:ascii="Times New Roman" w:hAnsi="Times New Roman"/>
+                <w:b w:val="0"/>
+                <w:i w:val="0"/>
+                <w:sz w:val="19"/>
+              </w:rPr>
+              <w:t>Noms affichés</w:t>
+            </w:r>
+          </w:p>
+        </w:tc>
+      </w:tr>
+      <w:tr>
+        <w:tc>
+          <w:tcPr>
+            <w:tcW w:type="dxa" w:w="3024"/>
+            <w:vAlign w:val="center"/>
+          </w:tcPr>
+          <w:p>
+            <w:pPr>
+              <w:spacing w:before="40" w:after="40"/>
+            </w:pPr>
+            <w:r>
+              <w:rPr>
+                <w:rFonts w:ascii="Times New Roman" w:hAnsi="Times New Roman"/>
+                <w:b w:val="0"/>
+                <w:i w:val="0"/>
+                <w:sz w:val="19"/>
+              </w:rPr>
+              <w:t>message</w:t>
+            </w:r>
+          </w:p>
+        </w:tc>
+        <w:tc>
+          <w:tcPr>
+            <w:tcW w:type="dxa" w:w="3024"/>
+            <w:vAlign w:val="center"/>
+          </w:tcPr>
+          <w:p>
+            <w:pPr>
+              <w:spacing w:before="40" w:after="40"/>
+            </w:pPr>
+            <w:r>
+              <w:rPr>
+                <w:rFonts w:ascii="Times New Roman" w:hAnsi="Times New Roman"/>
+                <w:b w:val="0"/>
+                <w:i w:val="0"/>
+                <w:sz w:val="19"/>
+              </w:rPr>
+              <w:t>String</w:t>
+            </w:r>
+          </w:p>
+        </w:tc>
+        <w:tc>
+          <w:tcPr>
+            <w:tcW w:type="dxa" w:w="3024"/>
+            <w:vAlign w:val="center"/>
+          </w:tcPr>
+          <w:p>
+            <w:pPr>
+              <w:spacing w:before="40" w:after="40"/>
+            </w:pPr>
+            <w:r>
+              <w:rPr>
+                <w:rFonts w:ascii="Times New Roman" w:hAnsi="Times New Roman"/>
+                <w:b w:val="0"/>
+                <w:i w:val="0"/>
+                <w:sz w:val="19"/>
+              </w:rPr>
+              <w:t>Message personnalisé</w:t>
+            </w:r>
+          </w:p>
+        </w:tc>
+      </w:tr>
+      <w:tr>
+        <w:tc>
+          <w:tcPr>
+            <w:tcW w:type="dxa" w:w="3024"/>
+            <w:vAlign w:val="center"/>
+          </w:tcPr>
+          <w:p>
+            <w:pPr>
+              <w:spacing w:before="40" w:after="40"/>
+            </w:pPr>
+            <w:r>
+              <w:rPr>
+                <w:rFonts w:ascii="Times New Roman" w:hAnsi="Times New Roman"/>
+                <w:b w:val="0"/>
+                <w:i w:val="0"/>
+                <w:sz w:val="19"/>
+              </w:rPr>
+              <w:t>type</w:t>
+            </w:r>
+          </w:p>
+        </w:tc>
+        <w:tc>
+          <w:tcPr>
+            <w:tcW w:type="dxa" w:w="3024"/>
+            <w:vAlign w:val="center"/>
+          </w:tcPr>
+          <w:p>
+            <w:pPr>
+              <w:spacing w:before="40" w:after="40"/>
+            </w:pPr>
+            <w:r>
+              <w:rPr>
+                <w:rFonts w:ascii="Times New Roman" w:hAnsi="Times New Roman"/>
+                <w:b w:val="0"/>
+                <w:i w:val="0"/>
+                <w:sz w:val="19"/>
+              </w:rPr>
+              <w:t>String</w:t>
+            </w:r>
+          </w:p>
+        </w:tc>
+        <w:tc>
+          <w:tcPr>
+            <w:tcW w:type="dxa" w:w="3024"/>
+            <w:vAlign w:val="center"/>
+          </w:tcPr>
+          <w:p>
+            <w:pPr>
+              <w:spacing w:before="40" w:after="40"/>
+            </w:pPr>
+            <w:r>
+              <w:rPr>
+                <w:rFonts w:ascii="Times New Roman" w:hAnsi="Times New Roman"/>
+                <w:b w:val="0"/>
+                <w:i w:val="0"/>
+                <w:sz w:val="19"/>
+              </w:rPr>
+              <w:t>'mentor'</w:t>
+            </w:r>
+            <w:r>
+              <w:rPr>
+                <w:rFonts w:ascii="Times New Roman" w:hAnsi="Times New Roman"/>
+                <w:b w:val="0"/>
+                <w:i w:val="0"/>
+                <w:sz w:val="19"/>
+              </w:rPr>
+              <w:t xml:space="preserve"> ou </w:t>
+            </w:r>
+            <w:r>
+              <w:rPr>
+                <w:rFonts w:ascii="Times New Roman" w:hAnsi="Times New Roman"/>
+                <w:b w:val="0"/>
+                <w:i w:val="0"/>
+                <w:sz w:val="19"/>
+              </w:rPr>
+              <w:t>'investment'</w:t>
+            </w:r>
+          </w:p>
+        </w:tc>
+      </w:tr>
+      <w:tr>
+        <w:tc>
+          <w:tcPr>
+            <w:tcW w:type="dxa" w:w="3024"/>
+            <w:vAlign w:val="center"/>
+          </w:tcPr>
+          <w:p>
+            <w:pPr>
+              <w:spacing w:before="40" w:after="40"/>
+            </w:pPr>
+            <w:r>
+              <w:rPr>
+                <w:rFonts w:ascii="Times New Roman" w:hAnsi="Times New Roman"/>
+                <w:b w:val="0"/>
+                <w:i w:val="0"/>
+                <w:sz w:val="19"/>
+              </w:rPr>
+              <w:t>status</w:t>
+            </w:r>
+          </w:p>
+        </w:tc>
+        <w:tc>
+          <w:tcPr>
+            <w:tcW w:type="dxa" w:w="3024"/>
+            <w:vAlign w:val="center"/>
+          </w:tcPr>
+          <w:p>
+            <w:pPr>
+              <w:spacing w:before="40" w:after="40"/>
+            </w:pPr>
+            <w:r>
+              <w:rPr>
+                <w:rFonts w:ascii="Times New Roman" w:hAnsi="Times New Roman"/>
+                <w:b w:val="0"/>
+                <w:i w:val="0"/>
+                <w:sz w:val="19"/>
+              </w:rPr>
+              <w:t>String</w:t>
+            </w:r>
+          </w:p>
+        </w:tc>
+        <w:tc>
+          <w:tcPr>
+            <w:tcW w:type="dxa" w:w="3024"/>
+            <w:vAlign w:val="center"/>
+          </w:tcPr>
+          <w:p>
+            <w:pPr>
+              <w:spacing w:before="40" w:after="40"/>
+            </w:pPr>
+            <w:r>
+              <w:rPr>
+                <w:rFonts w:ascii="Times New Roman" w:hAnsi="Times New Roman"/>
+                <w:b w:val="0"/>
+                <w:i w:val="0"/>
+                <w:sz w:val="19"/>
+              </w:rPr>
+              <w:t>'pending'</w:t>
+            </w:r>
+            <w:r>
+              <w:rPr>
+                <w:rFonts w:ascii="Times New Roman" w:hAnsi="Times New Roman"/>
+                <w:b w:val="0"/>
+                <w:i w:val="0"/>
+                <w:sz w:val="19"/>
+              </w:rPr>
+              <w:t xml:space="preserve"> / </w:t>
+            </w:r>
+            <w:r>
+              <w:rPr>
+                <w:rFonts w:ascii="Times New Roman" w:hAnsi="Times New Roman"/>
+                <w:b w:val="0"/>
+                <w:i w:val="0"/>
+                <w:sz w:val="19"/>
+              </w:rPr>
+              <w:t>'accepted'</w:t>
+            </w:r>
+            <w:r>
+              <w:rPr>
+                <w:rFonts w:ascii="Times New Roman" w:hAnsi="Times New Roman"/>
+                <w:b w:val="0"/>
+                <w:i w:val="0"/>
+                <w:sz w:val="19"/>
+              </w:rPr>
+              <w:t xml:space="preserve"> / </w:t>
+            </w:r>
+            <w:r>
+              <w:rPr>
+                <w:rFonts w:ascii="Times New Roman" w:hAnsi="Times New Roman"/>
+                <w:b w:val="0"/>
+                <w:i w:val="0"/>
+                <w:sz w:val="19"/>
+              </w:rPr>
+              <w:t>'rejected'</w:t>
+            </w:r>
+            <w:r>
+              <w:rPr>
+                <w:rFonts w:ascii="Times New Roman" w:hAnsi="Times New Roman"/>
+                <w:b w:val="0"/>
+                <w:i w:val="0"/>
+                <w:sz w:val="19"/>
+              </w:rPr>
+              <w:t xml:space="preserve"> / </w:t>
+            </w:r>
+            <w:r>
+              <w:rPr>
+                <w:rFonts w:ascii="Times New Roman" w:hAnsi="Times New Roman"/>
+                <w:b w:val="0"/>
+                <w:i w:val="0"/>
+                <w:sz w:val="19"/>
+              </w:rPr>
+              <w:t>'cancelled'</w:t>
+            </w:r>
+          </w:p>
+        </w:tc>
+      </w:tr>
+      <w:tr>
+        <w:tc>
+          <w:tcPr>
+            <w:tcW w:type="dxa" w:w="3024"/>
+            <w:vAlign w:val="center"/>
+          </w:tcPr>
+          <w:p>
+            <w:pPr>
+              <w:spacing w:before="40" w:after="40"/>
+            </w:pPr>
+            <w:r>
+              <w:rPr>
+                <w:rFonts w:ascii="Times New Roman" w:hAnsi="Times New Roman"/>
+                <w:b w:val="0"/>
+                <w:i w:val="0"/>
+                <w:sz w:val="19"/>
+              </w:rPr>
+              <w:t>createdAt</w:t>
+            </w:r>
+            <w:r>
+              <w:rPr>
+                <w:rFonts w:ascii="Times New Roman" w:hAnsi="Times New Roman"/>
+                <w:b w:val="0"/>
+                <w:i w:val="0"/>
+                <w:sz w:val="19"/>
+              </w:rPr>
+              <w:t xml:space="preserve"> / </w:t>
+            </w:r>
+            <w:r>
+              <w:rPr>
+                <w:rFonts w:ascii="Times New Roman" w:hAnsi="Times New Roman"/>
+                <w:b w:val="0"/>
+                <w:i w:val="0"/>
+                <w:sz w:val="19"/>
+              </w:rPr>
+              <w:t>respondedAt</w:t>
+            </w:r>
+          </w:p>
+        </w:tc>
+        <w:tc>
+          <w:tcPr>
+            <w:tcW w:type="dxa" w:w="3024"/>
+            <w:vAlign w:val="center"/>
+          </w:tcPr>
+          <w:p>
+            <w:pPr>
+              <w:spacing w:before="40" w:after="40"/>
+            </w:pPr>
+            <w:r>
+              <w:rPr>
+                <w:rFonts w:ascii="Times New Roman" w:hAnsi="Times New Roman"/>
+                <w:b w:val="0"/>
+                <w:i w:val="0"/>
+                <w:sz w:val="19"/>
+              </w:rPr>
+              <w:t>String (ISO)</w:t>
+            </w:r>
+          </w:p>
+        </w:tc>
+        <w:tc>
+          <w:tcPr>
+            <w:tcW w:type="dxa" w:w="3024"/>
+            <w:vAlign w:val="center"/>
+          </w:tcPr>
+          <w:p>
+            <w:pPr>
+              <w:spacing w:before="40" w:after="40"/>
+            </w:pPr>
+            <w:r>
+              <w:rPr>
+                <w:rFonts w:ascii="Times New Roman" w:hAnsi="Times New Roman"/>
+                <w:b w:val="0"/>
+                <w:i w:val="0"/>
+                <w:sz w:val="19"/>
+              </w:rPr>
+              <w:t>Dates</w:t>
+            </w:r>
+          </w:p>
+        </w:tc>
+      </w:tr>
+    </w:tbl>
+    <w:p>
+      <w:pPr>
+        <w:spacing w:after="80"/>
+      </w:pPr>
+    </w:p>
+    <w:p>
+      <w:pPr>
         <w:spacing w:after="0"/>
       </w:pPr>
       <w:r>
@@ -8989,6 +9921,18 @@
                 <w:rFonts w:ascii="Courier New" w:hAnsi="Courier New"/>
                 <w:sz w:val="17"/>
               </w:rPr>
+              <w:t xml:space="preserve">    String type = 'mentor',</w:t>
+            </w:r>
+          </w:p>
+          <w:p>
+            <w:pPr>
+              <w:spacing w:before="0" w:after="0"/>
+            </w:pPr>
+            <w:r>
+              <w:rPr>
+                <w:rFonts w:ascii="Courier New" w:hAnsi="Courier New"/>
+                <w:sz w:val="17"/>
+              </w:rPr>
               <w:t xml:space="preserve">  }) async {</w:t>
             </w:r>
           </w:p>
@@ -9412,19 +10356,19 @@
                 <w:rFonts w:ascii="Courier New" w:hAnsi="Courier New"/>
                 <w:sz w:val="17"/>
               </w:rPr>
-              <w:t xml:space="preserve">  // ── UPDATE : Rejeter une demande</w:t>
-            </w:r>
-          </w:p>
-          <w:p>
-            <w:pPr>
-              <w:spacing w:before="0" w:after="0"/>
-            </w:pPr>
-            <w:r>
-              <w:rPr>
-                <w:rFonts w:ascii="Courier New" w:hAnsi="Courier New"/>
-                <w:sz w:val="17"/>
-              </w:rPr>
-              <w:t xml:space="preserve">  static Future&lt;void&gt; rejectRequest(String requestId) async {</w:t>
+              <w:t xml:space="preserve">  // ── UPDATE : Rejeter une demande (avec raison optionnelle)</w:t>
+            </w:r>
+          </w:p>
+          <w:p>
+            <w:pPr>
+              <w:spacing w:before="0" w:after="0"/>
+            </w:pPr>
+            <w:r>
+              <w:rPr>
+                <w:rFonts w:ascii="Courier New" w:hAnsi="Courier New"/>
+                <w:sz w:val="17"/>
+              </w:rPr>
+              <w:t xml:space="preserve">  static Future&lt;void&gt; rejectRequest(String requestId, {String? reason}) async {</w:t>
             </w:r>
           </w:p>
           <w:p>
@@ -9461,6 +10405,18 @@
                 <w:sz w:val="17"/>
               </w:rPr>
               <w:t xml:space="preserve">      'respondedAt': DateTime.now().toIso8601String(),</w:t>
+            </w:r>
+          </w:p>
+          <w:p>
+            <w:pPr>
+              <w:spacing w:before="0" w:after="0"/>
+            </w:pPr>
+            <w:r>
+              <w:rPr>
+                <w:rFonts w:ascii="Courier New" w:hAnsi="Courier New"/>
+                <w:sz w:val="17"/>
+              </w:rPr>
+              <w:t xml:space="preserve">      if (reason != null &amp;&amp; reason.isNotEmpty) 'rejectionReason': reason,</w:t>
             </w:r>
           </w:p>
           <w:p>
@@ -9708,7 +10664,91 @@
                 <w:rFonts w:ascii="Courier New" w:hAnsi="Courier New"/>
                 <w:sz w:val="17"/>
               </w:rPr>
-              <w:t>static Future&lt;void&gt; sendMessage({...}) async {</w:t>
+              <w:t>static Future&lt;void&gt; sendMessage({</w:t>
+            </w:r>
+          </w:p>
+          <w:p>
+            <w:pPr>
+              <w:spacing w:before="0" w:after="0"/>
+            </w:pPr>
+            <w:r>
+              <w:rPr>
+                <w:rFonts w:ascii="Courier New" w:hAnsi="Courier New"/>
+                <w:sz w:val="17"/>
+              </w:rPr>
+              <w:t xml:space="preserve">  required String conversationId,</w:t>
+            </w:r>
+          </w:p>
+          <w:p>
+            <w:pPr>
+              <w:spacing w:before="0" w:after="0"/>
+            </w:pPr>
+            <w:r>
+              <w:rPr>
+                <w:rFonts w:ascii="Courier New" w:hAnsi="Courier New"/>
+                <w:sz w:val="17"/>
+              </w:rPr>
+              <w:t xml:space="preserve">  required String senderId,</w:t>
+            </w:r>
+          </w:p>
+          <w:p>
+            <w:pPr>
+              <w:spacing w:before="0" w:after="0"/>
+            </w:pPr>
+            <w:r>
+              <w:rPr>
+                <w:rFonts w:ascii="Courier New" w:hAnsi="Courier New"/>
+                <w:sz w:val="17"/>
+              </w:rPr>
+              <w:t xml:space="preserve">  required String senderName,</w:t>
+            </w:r>
+          </w:p>
+          <w:p>
+            <w:pPr>
+              <w:spacing w:before="0" w:after="0"/>
+            </w:pPr>
+            <w:r>
+              <w:rPr>
+                <w:rFonts w:ascii="Courier New" w:hAnsi="Courier New"/>
+                <w:sz w:val="17"/>
+              </w:rPr>
+              <w:t xml:space="preserve">  required String recipientId,</w:t>
+            </w:r>
+          </w:p>
+          <w:p>
+            <w:pPr>
+              <w:spacing w:before="0" w:after="0"/>
+            </w:pPr>
+            <w:r>
+              <w:rPr>
+                <w:rFonts w:ascii="Courier New" w:hAnsi="Courier New"/>
+                <w:sz w:val="17"/>
+              </w:rPr>
+              <w:t xml:space="preserve">  required String recipientName,</w:t>
+            </w:r>
+          </w:p>
+          <w:p>
+            <w:pPr>
+              <w:spacing w:before="0" w:after="0"/>
+            </w:pPr>
+            <w:r>
+              <w:rPr>
+                <w:rFonts w:ascii="Courier New" w:hAnsi="Courier New"/>
+                <w:sz w:val="17"/>
+              </w:rPr>
+              <w:t xml:space="preserve">  required String text,</w:t>
+            </w:r>
+          </w:p>
+          <w:p>
+            <w:pPr>
+              <w:spacing w:before="0" w:after="0"/>
+            </w:pPr>
+            <w:r>
+              <w:rPr>
+                <w:rFonts w:ascii="Courier New" w:hAnsi="Courier New"/>
+                <w:sz w:val="17"/>
+              </w:rPr>
+              <w:t>}) async {</w:t>
             </w:r>
           </w:p>
           <w:p>
@@ -9732,103 +10772,293 @@
                 <w:rFonts w:ascii="Courier New" w:hAnsi="Courier New"/>
                 <w:sz w:val="17"/>
               </w:rPr>
-              <w:t xml:space="preserve">  await _db.child('messages/$conversationId/$msgId').set(</w:t>
-            </w:r>
-          </w:p>
-          <w:p>
-            <w:pPr>
-              <w:spacing w:before="0" w:after="0"/>
-            </w:pPr>
-            <w:r>
-              <w:rPr>
-                <w:rFonts w:ascii="Courier New" w:hAnsi="Courier New"/>
-                <w:sz w:val="17"/>
-              </w:rPr>
-              <w:t xml:space="preserve">    ChatMessage(id: msgId, senderId: senderId, text: text,</w:t>
-            </w:r>
-          </w:p>
-          <w:p>
-            <w:pPr>
-              <w:spacing w:before="0" w:after="0"/>
-            </w:pPr>
-            <w:r>
-              <w:rPr>
-                <w:rFonts w:ascii="Courier New" w:hAnsi="Courier New"/>
-                <w:sz w:val="17"/>
-              </w:rPr>
-              <w:t xml:space="preserve">                timestamp: DateTime.now(), isRead: false).toJson());</w:t>
-            </w:r>
-          </w:p>
-          <w:p>
-            <w:pPr>
-              <w:spacing w:before="0" w:after="0"/>
-            </w:pPr>
-            <w:r>
-              <w:rPr>
-                <w:rFonts w:ascii="Courier New" w:hAnsi="Courier New"/>
-                <w:sz w:val="17"/>
-              </w:rPr>
-              <w:t xml:space="preserve">  // Mise à jour de la conversation (dernier message + compteur non lus)</w:t>
-            </w:r>
-          </w:p>
-          <w:p>
-            <w:pPr>
-              <w:spacing w:before="0" w:after="0"/>
-            </w:pPr>
-            <w:r>
-              <w:rPr>
-                <w:rFonts w:ascii="Courier New" w:hAnsi="Courier New"/>
-                <w:sz w:val="17"/>
-              </w:rPr>
-              <w:t xml:space="preserve">  await _db.child('conversations/$conversationId').update({</w:t>
-            </w:r>
-          </w:p>
-          <w:p>
-            <w:pPr>
-              <w:spacing w:before="0" w:after="0"/>
-            </w:pPr>
-            <w:r>
-              <w:rPr>
-                <w:rFonts w:ascii="Courier New" w:hAnsi="Courier New"/>
-                <w:sz w:val="17"/>
-              </w:rPr>
-              <w:t xml:space="preserve">    'lastMessage': text,</w:t>
-            </w:r>
-          </w:p>
-          <w:p>
-            <w:pPr>
-              <w:spacing w:before="0" w:after="0"/>
-            </w:pPr>
-            <w:r>
-              <w:rPr>
-                <w:rFonts w:ascii="Courier New" w:hAnsi="Courier New"/>
-                <w:sz w:val="17"/>
-              </w:rPr>
-              <w:t xml:space="preserve">    'lastMessageTime': DateTime.now().toIso8601String(),</w:t>
-            </w:r>
-          </w:p>
-          <w:p>
-            <w:pPr>
-              <w:spacing w:before="0" w:after="0"/>
-            </w:pPr>
-            <w:r>
-              <w:rPr>
-                <w:rFonts w:ascii="Courier New" w:hAnsi="Courier New"/>
-                <w:sz w:val="17"/>
-              </w:rPr>
-              <w:t xml:space="preserve">    'unreadCount': ServerValue.increment(1),</w:t>
-            </w:r>
-          </w:p>
-          <w:p>
-            <w:pPr>
-              <w:spacing w:before="0" w:after="0"/>
-            </w:pPr>
-            <w:r>
-              <w:rPr>
-                <w:rFonts w:ascii="Courier New" w:hAnsi="Courier New"/>
-                <w:sz w:val="17"/>
-              </w:rPr>
-              <w:t xml:space="preserve">  });</w:t>
+              <w:t xml:space="preserve">  final now = DateTime.now();</w:t>
+            </w:r>
+          </w:p>
+          <w:p>
+            <w:pPr>
+              <w:spacing w:before="0" w:after="0"/>
+            </w:pPr>
+            <w:r>
+              <w:rPr>
+                <w:rFonts w:ascii="Courier New" w:hAnsi="Courier New"/>
+                <w:sz w:val="17"/>
+              </w:rPr>
+              <w:t xml:space="preserve">  final message = ChatMessage(</w:t>
+            </w:r>
+          </w:p>
+          <w:p>
+            <w:pPr>
+              <w:spacing w:before="0" w:after="0"/>
+            </w:pPr>
+            <w:r>
+              <w:rPr>
+                <w:rFonts w:ascii="Courier New" w:hAnsi="Courier New"/>
+                <w:sz w:val="17"/>
+              </w:rPr>
+              <w:t xml:space="preserve">    id: msgId, senderId: senderId, senderName: senderName,</w:t>
+            </w:r>
+          </w:p>
+          <w:p>
+            <w:pPr>
+              <w:spacing w:before="0" w:after="0"/>
+            </w:pPr>
+            <w:r>
+              <w:rPr>
+                <w:rFonts w:ascii="Courier New" w:hAnsi="Courier New"/>
+                <w:sz w:val="17"/>
+              </w:rPr>
+              <w:t xml:space="preserve">    recipientId: recipientId, text: text, timestamp: now, isRead: false,</w:t>
+            </w:r>
+          </w:p>
+          <w:p>
+            <w:pPr>
+              <w:spacing w:before="0" w:after="0"/>
+            </w:pPr>
+            <w:r>
+              <w:rPr>
+                <w:rFonts w:ascii="Courier New" w:hAnsi="Courier New"/>
+                <w:sz w:val="17"/>
+              </w:rPr>
+              <w:t xml:space="preserve">  );</w:t>
+            </w:r>
+          </w:p>
+          <w:p>
+            <w:pPr>
+              <w:spacing w:before="0" w:after="0"/>
+            </w:pPr>
+            <w:r>
+              <w:rPr>
+                <w:rFonts w:ascii="Courier New" w:hAnsi="Courier New"/>
+                <w:sz w:val="17"/>
+              </w:rPr>
+              <w:t xml:space="preserve">  await _db.child('messages/$conversationId/$msgId').set(message.toJson());</w:t>
+            </w:r>
+          </w:p>
+          <w:p>
+            <w:pPr>
+              <w:spacing w:before="0" w:after="0"/>
+            </w:pPr>
+          </w:p>
+          <w:p>
+            <w:pPr>
+              <w:spacing w:before="0" w:after="0"/>
+            </w:pPr>
+            <w:r>
+              <w:rPr>
+                <w:rFonts w:ascii="Courier New" w:hAnsi="Courier New"/>
+                <w:sz w:val="17"/>
+              </w:rPr>
+              <w:t xml:space="preserve">  // Sync de la conversation avec createOrUpdateConversation (utilise .set())</w:t>
+            </w:r>
+          </w:p>
+          <w:p>
+            <w:pPr>
+              <w:spacing w:before="0" w:after="0"/>
+            </w:pPr>
+            <w:r>
+              <w:rPr>
+                <w:rFonts w:ascii="Courier New" w:hAnsi="Courier New"/>
+                <w:sz w:val="17"/>
+              </w:rPr>
+              <w:t xml:space="preserve">  final ids = [senderId, recipientId]..sort();</w:t>
+            </w:r>
+          </w:p>
+          <w:p>
+            <w:pPr>
+              <w:spacing w:before="0" w:after="0"/>
+            </w:pPr>
+            <w:r>
+              <w:rPr>
+                <w:rFonts w:ascii="Courier New" w:hAnsi="Courier New"/>
+                <w:sz w:val="17"/>
+              </w:rPr>
+              <w:t xml:space="preserve">  await createOrUpdateConversation(Conversation(</w:t>
+            </w:r>
+          </w:p>
+          <w:p>
+            <w:pPr>
+              <w:spacing w:before="0" w:after="0"/>
+            </w:pPr>
+            <w:r>
+              <w:rPr>
+                <w:rFonts w:ascii="Courier New" w:hAnsi="Courier New"/>
+                <w:sz w:val="17"/>
+              </w:rPr>
+              <w:t xml:space="preserve">    id: conversationId,</w:t>
+            </w:r>
+          </w:p>
+          <w:p>
+            <w:pPr>
+              <w:spacing w:before="0" w:after="0"/>
+            </w:pPr>
+            <w:r>
+              <w:rPr>
+                <w:rFonts w:ascii="Courier New" w:hAnsi="Courier New"/>
+                <w:sz w:val="17"/>
+              </w:rPr>
+              <w:t xml:space="preserve">    user1Id: ids[0],</w:t>
+            </w:r>
+          </w:p>
+          <w:p>
+            <w:pPr>
+              <w:spacing w:before="0" w:after="0"/>
+            </w:pPr>
+            <w:r>
+              <w:rPr>
+                <w:rFonts w:ascii="Courier New" w:hAnsi="Courier New"/>
+                <w:sz w:val="17"/>
+              </w:rPr>
+              <w:t xml:space="preserve">    user2Id: ids[1],</w:t>
+            </w:r>
+          </w:p>
+          <w:p>
+            <w:pPr>
+              <w:spacing w:before="0" w:after="0"/>
+            </w:pPr>
+            <w:r>
+              <w:rPr>
+                <w:rFonts w:ascii="Courier New" w:hAnsi="Courier New"/>
+                <w:sz w:val="17"/>
+              </w:rPr>
+              <w:t xml:space="preserve">    user1Name: ids[0] == senderId ? senderName : recipientName,</w:t>
+            </w:r>
+          </w:p>
+          <w:p>
+            <w:pPr>
+              <w:spacing w:before="0" w:after="0"/>
+            </w:pPr>
+            <w:r>
+              <w:rPr>
+                <w:rFonts w:ascii="Courier New" w:hAnsi="Courier New"/>
+                <w:sz w:val="17"/>
+              </w:rPr>
+              <w:t xml:space="preserve">    user2Name: ids[0] == senderId ? recipientName : senderName,</w:t>
+            </w:r>
+          </w:p>
+          <w:p>
+            <w:pPr>
+              <w:spacing w:before="0" w:after="0"/>
+            </w:pPr>
+            <w:r>
+              <w:rPr>
+                <w:rFonts w:ascii="Courier New" w:hAnsi="Courier New"/>
+                <w:sz w:val="17"/>
+              </w:rPr>
+              <w:t xml:space="preserve">    lastMessage: text,</w:t>
+            </w:r>
+          </w:p>
+          <w:p>
+            <w:pPr>
+              <w:spacing w:before="0" w:after="0"/>
+            </w:pPr>
+            <w:r>
+              <w:rPr>
+                <w:rFonts w:ascii="Courier New" w:hAnsi="Courier New"/>
+                <w:sz w:val="17"/>
+              </w:rPr>
+              <w:t xml:space="preserve">    lastMessageTime: now,</w:t>
+            </w:r>
+          </w:p>
+          <w:p>
+            <w:pPr>
+              <w:spacing w:before="0" w:after="0"/>
+            </w:pPr>
+            <w:r>
+              <w:rPr>
+                <w:rFonts w:ascii="Courier New" w:hAnsi="Courier New"/>
+                <w:sz w:val="17"/>
+              </w:rPr>
+              <w:t xml:space="preserve">    unreadCount: 1,</w:t>
+            </w:r>
+          </w:p>
+          <w:p>
+            <w:pPr>
+              <w:spacing w:before="0" w:after="0"/>
+            </w:pPr>
+            <w:r>
+              <w:rPr>
+                <w:rFonts w:ascii="Courier New" w:hAnsi="Courier New"/>
+                <w:sz w:val="17"/>
+              </w:rPr>
+              <w:t xml:space="preserve">    lastSenderId: senderId,</w:t>
+            </w:r>
+          </w:p>
+          <w:p>
+            <w:pPr>
+              <w:spacing w:before="0" w:after="0"/>
+            </w:pPr>
+            <w:r>
+              <w:rPr>
+                <w:rFonts w:ascii="Courier New" w:hAnsi="Courier New"/>
+                <w:sz w:val="17"/>
+              </w:rPr>
+              <w:t xml:space="preserve">  ));</w:t>
+            </w:r>
+          </w:p>
+          <w:p>
+            <w:pPr>
+              <w:spacing w:before="0" w:after="0"/>
+            </w:pPr>
+            <w:r>
+              <w:rPr>
+                <w:rFonts w:ascii="Courier New" w:hAnsi="Courier New"/>
+                <w:sz w:val="17"/>
+              </w:rPr>
+              <w:t>}</w:t>
+            </w:r>
+          </w:p>
+          <w:p>
+            <w:pPr>
+              <w:spacing w:before="0" w:after="0"/>
+            </w:pPr>
+          </w:p>
+          <w:p>
+            <w:pPr>
+              <w:spacing w:before="0" w:after="0"/>
+            </w:pPr>
+            <w:r>
+              <w:rPr>
+                <w:rFonts w:ascii="Courier New" w:hAnsi="Courier New"/>
+                <w:sz w:val="17"/>
+              </w:rPr>
+              <w:t>static Future&lt;void&gt; createOrUpdateConversation(Conversation conversation) async {</w:t>
+            </w:r>
+          </w:p>
+          <w:p>
+            <w:pPr>
+              <w:spacing w:before="0" w:after="0"/>
+            </w:pPr>
+            <w:r>
+              <w:rPr>
+                <w:rFonts w:ascii="Courier New" w:hAnsi="Courier New"/>
+                <w:sz w:val="17"/>
+              </w:rPr>
+              <w:t xml:space="preserve">  // Utilise .set() (remplacement complet) plutôt que .update() pour garantir</w:t>
+            </w:r>
+          </w:p>
+          <w:p>
+            <w:pPr>
+              <w:spacing w:before="0" w:after="0"/>
+            </w:pPr>
+            <w:r>
+              <w:rPr>
+                <w:rFonts w:ascii="Courier New" w:hAnsi="Courier New"/>
+                <w:sz w:val="17"/>
+              </w:rPr>
+              <w:t xml:space="preserve">  // la cohérence de tous les champs à chaque message envoyé.</w:t>
+            </w:r>
+          </w:p>
+          <w:p>
+            <w:pPr>
+              <w:spacing w:before="0" w:after="0"/>
+            </w:pPr>
+            <w:r>
+              <w:rPr>
+                <w:rFonts w:ascii="Courier New" w:hAnsi="Courier New"/>
+                <w:sz w:val="17"/>
+              </w:rPr>
+              <w:t xml:space="preserve">  await _db.child('conversations/${conversation.id}').set(conversation.toJson());</w:t>
             </w:r>
           </w:p>
           <w:p>
@@ -10378,7 +11608,25 @@
           <w:i w:val="0"/>
           <w:sz w:val="22"/>
         </w:rPr>
-        <w:t xml:space="preserve"> lit les membres DIAPALER inscrits (Mentor + Investisseur uniquement) depuis Firebase et les affiche dans la page Matching au-dessus des 100+ profils statiques, avec un badge "Membre DIAPALER" distinctif.</w:t>
+        <w:t xml:space="preserve"> lit les membres DIAPALER inscrits depuis Firebase et les affiche dans la page Matching avec un badge "Membre DIAPALER" distinctif. La logique est </w:t>
+      </w:r>
+      <w:r>
+        <w:rPr>
+          <w:rFonts w:ascii="Times New Roman" w:hAnsi="Times New Roman"/>
+          <w:b w:val="0"/>
+          <w:i w:val="0"/>
+          <w:sz w:val="22"/>
+        </w:rPr>
+        <w:t>adaptative</w:t>
+      </w:r>
+      <w:r>
+        <w:rPr>
+          <w:rFonts w:ascii="Times New Roman" w:hAnsi="Times New Roman"/>
+          <w:b w:val="0"/>
+          <w:i w:val="0"/>
+          <w:sz w:val="22"/>
+        </w:rPr>
+        <w:t xml:space="preserve"> : un Entrepreneur voit les Mentors et Investisseurs, tandis qu'un Mentor ou Investisseur voit les Entrepreneurs.</w:t>
       </w:r>
     </w:p>
     <w:p>
@@ -10430,6 +11678,59 @@
                 <w:rFonts w:ascii="Courier New" w:hAnsi="Courier New"/>
                 <w:sz w:val="17"/>
               </w:rPr>
+              <w:t xml:space="preserve">  static final _db = FirebaseDatabase.instance.ref();</w:t>
+            </w:r>
+          </w:p>
+          <w:p>
+            <w:pPr>
+              <w:spacing w:before="0" w:after="0"/>
+            </w:pPr>
+          </w:p>
+          <w:p>
+            <w:pPr>
+              <w:spacing w:before="0" w:after="0"/>
+            </w:pPr>
+            <w:r>
+              <w:rPr>
+                <w:rFonts w:ascii="Courier New" w:hAnsi="Courier New"/>
+                <w:sz w:val="17"/>
+              </w:rPr>
+              <w:t xml:space="preserve">  /// Retourne la liste des membres filtrés selon le rôle de l'utilisateur courant :</w:t>
+            </w:r>
+          </w:p>
+          <w:p>
+            <w:pPr>
+              <w:spacing w:before="0" w:after="0"/>
+            </w:pPr>
+            <w:r>
+              <w:rPr>
+                <w:rFonts w:ascii="Courier New" w:hAnsi="Courier New"/>
+                <w:sz w:val="17"/>
+              </w:rPr>
+              <w:t xml:space="preserve">  /// - Entrepreneur → charge Mentors + Investisseurs</w:t>
+            </w:r>
+          </w:p>
+          <w:p>
+            <w:pPr>
+              <w:spacing w:before="0" w:after="0"/>
+            </w:pPr>
+            <w:r>
+              <w:rPr>
+                <w:rFonts w:ascii="Courier New" w:hAnsi="Courier New"/>
+                <w:sz w:val="17"/>
+              </w:rPr>
+              <w:t xml:space="preserve">  /// - Mentor ou Investisseur → charge uniquement les Entrepreneurs</w:t>
+            </w:r>
+          </w:p>
+          <w:p>
+            <w:pPr>
+              <w:spacing w:before="0" w:after="0"/>
+            </w:pPr>
+            <w:r>
+              <w:rPr>
+                <w:rFonts w:ascii="Courier New" w:hAnsi="Courier New"/>
+                <w:sz w:val="17"/>
+              </w:rPr>
               <w:t xml:space="preserve">  static Future&lt;List&lt;Mentor&gt;&gt; listMembers() async {</w:t>
             </w:r>
           </w:p>
@@ -10442,7 +11743,7 @@
                 <w:rFonts w:ascii="Courier New" w:hAnsi="Courier New"/>
                 <w:sz w:val="17"/>
               </w:rPr>
-              <w:t xml:space="preserve">    final snap = await FirebaseDatabase.instance.ref('users').get();</w:t>
+              <w:t xml:space="preserve">    final snap = await _db.child('users').get();</w:t>
             </w:r>
           </w:p>
           <w:p>
@@ -10466,8 +11767,13 @@
                 <w:rFonts w:ascii="Courier New" w:hAnsi="Courier New"/>
                 <w:sz w:val="17"/>
               </w:rPr>
-              <w:t xml:space="preserve">    final map = Map&lt;String, dynamic&gt;.from(snap.value as Map);</w:t>
-            </w:r>
+              <w:t xml:space="preserve">    final data = Map&lt;String, dynamic&gt;.from(snap.value as Map);</w:t>
+            </w:r>
+          </w:p>
+          <w:p>
+            <w:pPr>
+              <w:spacing w:before="0" w:after="0"/>
+            </w:pPr>
           </w:p>
           <w:p>
             <w:pPr>
@@ -10490,31 +11796,161 @@
                 <w:rFonts w:ascii="Courier New" w:hAnsi="Courier New"/>
                 <w:sz w:val="17"/>
               </w:rPr>
-              <w:t xml:space="preserve">    final members = &lt;Mentor&gt;[];</w:t>
-            </w:r>
-          </w:p>
-          <w:p>
-            <w:pPr>
-              <w:spacing w:before="0" w:after="0"/>
-            </w:pPr>
-            <w:r>
-              <w:rPr>
-                <w:rFonts w:ascii="Courier New" w:hAnsi="Courier New"/>
-                <w:sz w:val="17"/>
-              </w:rPr>
-              <w:t xml:space="preserve">    for (final entry in map.entries) {</w:t>
-            </w:r>
-          </w:p>
-          <w:p>
-            <w:pPr>
-              <w:spacing w:before="0" w:after="0"/>
-            </w:pPr>
-            <w:r>
-              <w:rPr>
-                <w:rFonts w:ascii="Courier New" w:hAnsi="Courier New"/>
-                <w:sz w:val="17"/>
-              </w:rPr>
-              <w:t xml:space="preserve">      if (entry.key == currentUid) continue;        // Exclure soi-même</w:t>
+              <w:t xml:space="preserve">    final myRole = UserProfileController.profile.value.role;</w:t>
+            </w:r>
+          </w:p>
+          <w:p>
+            <w:pPr>
+              <w:spacing w:before="0" w:after="0"/>
+            </w:pPr>
+          </w:p>
+          <w:p>
+            <w:pPr>
+              <w:spacing w:before="0" w:after="0"/>
+            </w:pPr>
+            <w:r>
+              <w:rPr>
+                <w:rFonts w:ascii="Courier New" w:hAnsi="Courier New"/>
+                <w:sz w:val="17"/>
+              </w:rPr>
+              <w:t xml:space="preserve">    // Rôles cibles selon mon propre rôle</w:t>
+            </w:r>
+          </w:p>
+          <w:p>
+            <w:pPr>
+              <w:spacing w:before="0" w:after="0"/>
+            </w:pPr>
+            <w:r>
+              <w:rPr>
+                <w:rFonts w:ascii="Courier New" w:hAnsi="Courier New"/>
+                <w:sz w:val="17"/>
+              </w:rPr>
+              <w:t xml:space="preserve">    final Set&lt;String&gt; targetRoles;</w:t>
+            </w:r>
+          </w:p>
+          <w:p>
+            <w:pPr>
+              <w:spacing w:before="0" w:after="0"/>
+            </w:pPr>
+            <w:r>
+              <w:rPr>
+                <w:rFonts w:ascii="Courier New" w:hAnsi="Courier New"/>
+                <w:sz w:val="17"/>
+              </w:rPr>
+              <w:t xml:space="preserve">    if (myRole == 'Mentor' || myRole == 'Investisseur') {</w:t>
+            </w:r>
+          </w:p>
+          <w:p>
+            <w:pPr>
+              <w:spacing w:before="0" w:after="0"/>
+            </w:pPr>
+            <w:r>
+              <w:rPr>
+                <w:rFonts w:ascii="Courier New" w:hAnsi="Courier New"/>
+                <w:sz w:val="17"/>
+              </w:rPr>
+              <w:t xml:space="preserve">      targetRoles = {'Entrepreneur', 'Entrepreneure'};</w:t>
+            </w:r>
+          </w:p>
+          <w:p>
+            <w:pPr>
+              <w:spacing w:before="0" w:after="0"/>
+            </w:pPr>
+            <w:r>
+              <w:rPr>
+                <w:rFonts w:ascii="Courier New" w:hAnsi="Courier New"/>
+                <w:sz w:val="17"/>
+              </w:rPr>
+              <w:t xml:space="preserve">    } else {</w:t>
+            </w:r>
+          </w:p>
+          <w:p>
+            <w:pPr>
+              <w:spacing w:before="0" w:after="0"/>
+            </w:pPr>
+            <w:r>
+              <w:rPr>
+                <w:rFonts w:ascii="Courier New" w:hAnsi="Courier New"/>
+                <w:sz w:val="17"/>
+              </w:rPr>
+              <w:t xml:space="preserve">      // Entrepreneur (et cas par défaut) → voir Mentors &amp; Investisseurs</w:t>
+            </w:r>
+          </w:p>
+          <w:p>
+            <w:pPr>
+              <w:spacing w:before="0" w:after="0"/>
+            </w:pPr>
+            <w:r>
+              <w:rPr>
+                <w:rFonts w:ascii="Courier New" w:hAnsi="Courier New"/>
+                <w:sz w:val="17"/>
+              </w:rPr>
+              <w:t xml:space="preserve">      targetRoles = {'Mentor', 'Investisseur'};</w:t>
+            </w:r>
+          </w:p>
+          <w:p>
+            <w:pPr>
+              <w:spacing w:before="0" w:after="0"/>
+            </w:pPr>
+            <w:r>
+              <w:rPr>
+                <w:rFonts w:ascii="Courier New" w:hAnsi="Courier New"/>
+                <w:sz w:val="17"/>
+              </w:rPr>
+              <w:t xml:space="preserve">    }</w:t>
+            </w:r>
+          </w:p>
+          <w:p>
+            <w:pPr>
+              <w:spacing w:before="0" w:after="0"/>
+            </w:pPr>
+          </w:p>
+          <w:p>
+            <w:pPr>
+              <w:spacing w:before="0" w:after="0"/>
+            </w:pPr>
+            <w:r>
+              <w:rPr>
+                <w:rFonts w:ascii="Courier New" w:hAnsi="Courier New"/>
+                <w:sz w:val="17"/>
+              </w:rPr>
+              <w:t xml:space="preserve">    final result = &lt;Mentor&gt;[];</w:t>
+            </w:r>
+          </w:p>
+          <w:p>
+            <w:pPr>
+              <w:spacing w:before="0" w:after="0"/>
+            </w:pPr>
+            <w:r>
+              <w:rPr>
+                <w:rFonts w:ascii="Courier New" w:hAnsi="Courier New"/>
+                <w:sz w:val="17"/>
+              </w:rPr>
+              <w:t xml:space="preserve">    for (final entry in data.entries) {</w:t>
+            </w:r>
+          </w:p>
+          <w:p>
+            <w:pPr>
+              <w:spacing w:before="0" w:after="0"/>
+            </w:pPr>
+            <w:r>
+              <w:rPr>
+                <w:rFonts w:ascii="Courier New" w:hAnsi="Courier New"/>
+                <w:sz w:val="17"/>
+              </w:rPr>
+              <w:t xml:space="preserve">      final uid = entry.key;</w:t>
+            </w:r>
+          </w:p>
+          <w:p>
+            <w:pPr>
+              <w:spacing w:before="0" w:after="0"/>
+            </w:pPr>
+            <w:r>
+              <w:rPr>
+                <w:rFonts w:ascii="Courier New" w:hAnsi="Courier New"/>
+                <w:sz w:val="17"/>
+              </w:rPr>
+              <w:t xml:space="preserve">      if (uid == currentUid) continue;              // Exclure soi-même</w:t>
             </w:r>
           </w:p>
           <w:p>
@@ -10538,55 +11974,163 @@
                 <w:rFonts w:ascii="Courier New" w:hAnsi="Courier New"/>
                 <w:sz w:val="17"/>
               </w:rPr>
-              <w:t xml:space="preserve">      final role = m['role']?.toString() ?? '';</w:t>
-            </w:r>
-          </w:p>
-          <w:p>
-            <w:pPr>
-              <w:spacing w:before="0" w:after="0"/>
-            </w:pPr>
-            <w:r>
-              <w:rPr>
-                <w:rFonts w:ascii="Courier New" w:hAnsi="Courier New"/>
-                <w:sz w:val="17"/>
-              </w:rPr>
-              <w:t xml:space="preserve">      if (role != 'Mentor' &amp;&amp; role != 'Investisseur') continue;</w:t>
-            </w:r>
-          </w:p>
-          <w:p>
-            <w:pPr>
-              <w:spacing w:before="0" w:after="0"/>
-            </w:pPr>
-            <w:r>
-              <w:rPr>
-                <w:rFonts w:ascii="Courier New" w:hAnsi="Courier New"/>
-                <w:sz w:val="17"/>
-              </w:rPr>
-              <w:t xml:space="preserve">      members.add(Mentor(</w:t>
-            </w:r>
-          </w:p>
-          <w:p>
-            <w:pPr>
-              <w:spacing w:before="0" w:after="0"/>
-            </w:pPr>
-            <w:r>
-              <w:rPr>
-                <w:rFonts w:ascii="Courier New" w:hAnsi="Courier New"/>
-                <w:sz w:val="17"/>
-              </w:rPr>
-              <w:t xml:space="preserve">        uid: entry.key,</w:t>
-            </w:r>
-          </w:p>
-          <w:p>
-            <w:pPr>
-              <w:spacing w:before="0" w:after="0"/>
-            </w:pPr>
-            <w:r>
-              <w:rPr>
-                <w:rFonts w:ascii="Courier New" w:hAnsi="Courier New"/>
-                <w:sz w:val="17"/>
-              </w:rPr>
-              <w:t xml:space="preserve">        name: '${m['firstName']} ${m['lastName']}'.trim(),</w:t>
+              <w:t xml:space="preserve">      final role = (m['role']?.toString() ?? '').trim();</w:t>
+            </w:r>
+          </w:p>
+          <w:p>
+            <w:pPr>
+              <w:spacing w:before="0" w:after="0"/>
+            </w:pPr>
+            <w:r>
+              <w:rPr>
+                <w:rFonts w:ascii="Courier New" w:hAnsi="Courier New"/>
+                <w:sz w:val="17"/>
+              </w:rPr>
+              <w:t xml:space="preserve">      if (!targetRoles.contains(role)) continue;    // Filtrage adaptatif</w:t>
+            </w:r>
+          </w:p>
+          <w:p>
+            <w:pPr>
+              <w:spacing w:before="0" w:after="0"/>
+            </w:pPr>
+            <w:r>
+              <w:rPr>
+                <w:rFonts w:ascii="Courier New" w:hAnsi="Courier New"/>
+                <w:sz w:val="17"/>
+              </w:rPr>
+              <w:t xml:space="preserve">      // Parsing des secteurs (champ 'interests' ou 'sectors')</w:t>
+            </w:r>
+          </w:p>
+          <w:p>
+            <w:pPr>
+              <w:spacing w:before="0" w:after="0"/>
+            </w:pPr>
+            <w:r>
+              <w:rPr>
+                <w:rFonts w:ascii="Courier New" w:hAnsi="Courier New"/>
+                <w:sz w:val="17"/>
+              </w:rPr>
+              <w:t xml:space="preserve">      final rawSectors = m['interests'] ?? m['sectors'];</w:t>
+            </w:r>
+          </w:p>
+          <w:p>
+            <w:pPr>
+              <w:spacing w:before="0" w:after="0"/>
+            </w:pPr>
+            <w:r>
+              <w:rPr>
+                <w:rFonts w:ascii="Courier New" w:hAnsi="Courier New"/>
+                <w:sz w:val="17"/>
+              </w:rPr>
+              <w:t xml:space="preserve">      final sectors = &lt;String&gt;[];</w:t>
+            </w:r>
+          </w:p>
+          <w:p>
+            <w:pPr>
+              <w:spacing w:before="0" w:after="0"/>
+            </w:pPr>
+            <w:r>
+              <w:rPr>
+                <w:rFonts w:ascii="Courier New" w:hAnsi="Courier New"/>
+                <w:sz w:val="17"/>
+              </w:rPr>
+              <w:t xml:space="preserve">      if (rawSectors is List) {</w:t>
+            </w:r>
+          </w:p>
+          <w:p>
+            <w:pPr>
+              <w:spacing w:before="0" w:after="0"/>
+            </w:pPr>
+            <w:r>
+              <w:rPr>
+                <w:rFonts w:ascii="Courier New" w:hAnsi="Courier New"/>
+                <w:sz w:val="17"/>
+              </w:rPr>
+              <w:t xml:space="preserve">        for (final s in rawSectors) sectors.add(s.toString());</w:t>
+            </w:r>
+          </w:p>
+          <w:p>
+            <w:pPr>
+              <w:spacing w:before="0" w:after="0"/>
+            </w:pPr>
+            <w:r>
+              <w:rPr>
+                <w:rFonts w:ascii="Courier New" w:hAnsi="Courier New"/>
+                <w:sz w:val="17"/>
+              </w:rPr>
+              <w:t xml:space="preserve">      }</w:t>
+            </w:r>
+          </w:p>
+          <w:p>
+            <w:pPr>
+              <w:spacing w:before="0" w:after="0"/>
+            </w:pPr>
+            <w:r>
+              <w:rPr>
+                <w:rFonts w:ascii="Courier New" w:hAnsi="Courier New"/>
+                <w:sz w:val="17"/>
+              </w:rPr>
+              <w:t xml:space="preserve">      result.add(Mentor(</w:t>
+            </w:r>
+          </w:p>
+          <w:p>
+            <w:pPr>
+              <w:spacing w:before="0" w:after="0"/>
+            </w:pPr>
+            <w:r>
+              <w:rPr>
+                <w:rFonts w:ascii="Courier New" w:hAnsi="Courier New"/>
+                <w:sz w:val="17"/>
+              </w:rPr>
+              <w:t xml:space="preserve">        uid: uid,</w:t>
+            </w:r>
+          </w:p>
+          <w:p>
+            <w:pPr>
+              <w:spacing w:before="0" w:after="0"/>
+            </w:pPr>
+            <w:r>
+              <w:rPr>
+                <w:rFonts w:ascii="Courier New" w:hAnsi="Courier New"/>
+                <w:sz w:val="17"/>
+              </w:rPr>
+              <w:t xml:space="preserve">        initials: _initials(m['firstName']?.toString() ?? '',</w:t>
+            </w:r>
+          </w:p>
+          <w:p>
+            <w:pPr>
+              <w:spacing w:before="0" w:after="0"/>
+            </w:pPr>
+            <w:r>
+              <w:rPr>
+                <w:rFonts w:ascii="Courier New" w:hAnsi="Courier New"/>
+                <w:sz w:val="17"/>
+              </w:rPr>
+              <w:t xml:space="preserve">            m['lastName']?.toString() ?? ''),</w:t>
+            </w:r>
+          </w:p>
+          <w:p>
+            <w:pPr>
+              <w:spacing w:before="0" w:after="0"/>
+            </w:pPr>
+            <w:r>
+              <w:rPr>
+                <w:rFonts w:ascii="Courier New" w:hAnsi="Courier New"/>
+                <w:sz w:val="17"/>
+              </w:rPr>
+              <w:t xml:space="preserve">        name: '${m['firstName'] ?? ''} ${m['lastName'] ?? ''}'.trim(),</w:t>
+            </w:r>
+          </w:p>
+          <w:p>
+            <w:pPr>
+              <w:spacing w:before="0" w:after="0"/>
+            </w:pPr>
+            <w:r>
+              <w:rPr>
+                <w:rFonts w:ascii="Courier New" w:hAnsi="Courier New"/>
+                <w:sz w:val="17"/>
+              </w:rPr>
+              <w:t xml:space="preserve">        title: m['sector']?.toString() ?? '',</w:t>
             </w:r>
           </w:p>
           <w:p>
@@ -10610,6 +12154,102 @@
                 <w:rFonts w:ascii="Courier New" w:hAnsi="Courier New"/>
                 <w:sz w:val="17"/>
               </w:rPr>
+              <w:t xml:space="preserve">        sectors: sectors,</w:t>
+            </w:r>
+          </w:p>
+          <w:p>
+            <w:pPr>
+              <w:spacing w:before="0" w:after="0"/>
+            </w:pPr>
+            <w:r>
+              <w:rPr>
+                <w:rFonts w:ascii="Courier New" w:hAnsi="Courier New"/>
+                <w:sz w:val="17"/>
+              </w:rPr>
+              <w:t xml:space="preserve">        companies: const [],</w:t>
+            </w:r>
+          </w:p>
+          <w:p>
+            <w:pPr>
+              <w:spacing w:before="0" w:after="0"/>
+            </w:pPr>
+            <w:r>
+              <w:rPr>
+                <w:rFonts w:ascii="Courier New" w:hAnsi="Courier New"/>
+                <w:sz w:val="17"/>
+              </w:rPr>
+              <w:t xml:space="preserve">        rating: (m['score'] as num?)?.toDouble() ?? 0.0,</w:t>
+            </w:r>
+          </w:p>
+          <w:p>
+            <w:pPr>
+              <w:spacing w:before="0" w:after="0"/>
+            </w:pPr>
+            <w:r>
+              <w:rPr>
+                <w:rFonts w:ascii="Courier New" w:hAnsi="Courier New"/>
+                <w:sz w:val="17"/>
+              </w:rPr>
+              <w:t xml:space="preserve">        reviews: 0,</w:t>
+            </w:r>
+          </w:p>
+          <w:p>
+            <w:pPr>
+              <w:spacing w:before="0" w:after="0"/>
+            </w:pPr>
+            <w:r>
+              <w:rPr>
+                <w:rFonts w:ascii="Courier New" w:hAnsi="Courier New"/>
+                <w:sz w:val="17"/>
+              </w:rPr>
+              <w:t xml:space="preserve">        years: (m['yearsExperience'] as num?)?.toInt() ?? 0,</w:t>
+            </w:r>
+          </w:p>
+          <w:p>
+            <w:pPr>
+              <w:spacing w:before="0" w:after="0"/>
+            </w:pPr>
+            <w:r>
+              <w:rPr>
+                <w:rFonts w:ascii="Courier New" w:hAnsi="Courier New"/>
+                <w:sz w:val="17"/>
+              </w:rPr>
+              <w:t xml:space="preserve">        compatibility: 80,</w:t>
+            </w:r>
+          </w:p>
+          <w:p>
+            <w:pPr>
+              <w:spacing w:before="0" w:after="0"/>
+            </w:pPr>
+            <w:r>
+              <w:rPr>
+                <w:rFonts w:ascii="Courier New" w:hAnsi="Courier New"/>
+                <w:sz w:val="17"/>
+              </w:rPr>
+              <w:t xml:space="preserve">        gender: Gender.fromString(m['gender']?.toString()),</w:t>
+            </w:r>
+          </w:p>
+          <w:p>
+            <w:pPr>
+              <w:spacing w:before="0" w:after="0"/>
+            </w:pPr>
+            <w:r>
+              <w:rPr>
+                <w:rFonts w:ascii="Courier New" w:hAnsi="Courier New"/>
+                <w:sz w:val="17"/>
+              </w:rPr>
+              <w:t xml:space="preserve">        bio: m['bio']?.toString() ?? '',</w:t>
+            </w:r>
+          </w:p>
+          <w:p>
+            <w:pPr>
+              <w:spacing w:before="0" w:after="0"/>
+            </w:pPr>
+            <w:r>
+              <w:rPr>
+                <w:rFonts w:ascii="Courier New" w:hAnsi="Courier New"/>
+                <w:sz w:val="17"/>
+              </w:rPr>
               <w:t xml:space="preserve">        role: role,</w:t>
             </w:r>
           </w:p>
@@ -10622,18 +12262,6 @@
                 <w:rFonts w:ascii="Courier New" w:hAnsi="Courier New"/>
                 <w:sz w:val="17"/>
               </w:rPr>
-              <w:t xml:space="preserve">        sectors: _parseInterests(m['interests']),</w:t>
-            </w:r>
-          </w:p>
-          <w:p>
-            <w:pPr>
-              <w:spacing w:before="0" w:after="0"/>
-            </w:pPr>
-            <w:r>
-              <w:rPr>
-                <w:rFonts w:ascii="Courier New" w:hAnsi="Courier New"/>
-                <w:sz w:val="17"/>
-              </w:rPr>
               <w:t xml:space="preserve">        photoBase64: m['photoBase64']?.toString() ?? '',</w:t>
             </w:r>
           </w:p>
@@ -10670,7 +12298,7 @@
                 <w:rFonts w:ascii="Courier New" w:hAnsi="Courier New"/>
                 <w:sz w:val="17"/>
               </w:rPr>
-              <w:t xml:space="preserve">    return members;</w:t>
+              <w:t xml:space="preserve">    return result;</w:t>
             </w:r>
           </w:p>
           <w:p>
@@ -11734,7 +13362,7 @@
                 <w:rFonts w:ascii="Courier New" w:hAnsi="Courier New"/>
                 <w:sz w:val="17"/>
               </w:rPr>
-              <w:t>qui connecte entrepreneurs, mentors et investisseurs au Sénégal.</w:t>
+              <w:t>qui connecte entrepreneurs, mentors et investisseurs au Sénégal et en Afrique de l\'Ouest.</w:t>
             </w:r>
           </w:p>
           <w:p>
@@ -11792,19 +13420,19 @@
                 <w:rFonts w:ascii="Courier New" w:hAnsi="Courier New"/>
                 <w:sz w:val="17"/>
               </w:rPr>
-              <w:t>• Financement : DER/FJ (100 000 à 30 000 000 FCFA), PAVIE 2, Be Yes (18-40 ans), ADPME, BNDE</w:t>
-            </w:r>
-          </w:p>
-          <w:p>
-            <w:pPr>
-              <w:spacing w:before="0" w:after="0"/>
-            </w:pPr>
-            <w:r>
-              <w:rPr>
-                <w:rFonts w:ascii="Courier New" w:hAnsi="Courier New"/>
-                <w:sz w:val="17"/>
-              </w:rPr>
-              <w:t>• Conditions DER/FJ : nationalité sénégalaise, 18-35 ans, CNI + plan d\'affaires + photos passeport</w:t>
+              <w:t>• Financement sénégalais : DER/FJ (100 000 à 30 000 000 FCFA), PAVIE 2, Be Yes (18-40 ans), ADPME, BNDE</w:t>
+            </w:r>
+          </w:p>
+          <w:p>
+            <w:pPr>
+              <w:spacing w:before="0" w:after="0"/>
+            </w:pPr>
+            <w:r>
+              <w:rPr>
+                <w:rFonts w:ascii="Courier New" w:hAnsi="Courier New"/>
+                <w:sz w:val="17"/>
+              </w:rPr>
+              <w:t>• Conditions DER/FJ : nationalité sénégalaise, âge 18-35 ans, dossier complet (CNI, plan d\'affaires, photos passeport, relevé de compte)</w:t>
             </w:r>
           </w:p>
           <w:p>
@@ -11828,7 +13456,7 @@
                 <w:rFonts w:ascii="Courier New" w:hAnsi="Courier New"/>
                 <w:sz w:val="17"/>
               </w:rPr>
-              <w:t>• Marketing digital, Made in Sénégal</w:t>
+              <w:t>• Marketing digital, e-commerce, Made in Sénégal</w:t>
             </w:r>
           </w:p>
           <w:p>
@@ -11869,43 +13497,67 @@
                 <w:rFonts w:ascii="Courier New" w:hAnsi="Courier New"/>
                 <w:sz w:val="17"/>
               </w:rPr>
-              <w:t>- Réponds en français, bienveillant et adapté au contexte africain</w:t>
-            </w:r>
-          </w:p>
-          <w:p>
-            <w:pPr>
-              <w:spacing w:before="0" w:after="0"/>
-            </w:pPr>
-            <w:r>
-              <w:rPr>
-                <w:rFonts w:ascii="Courier New" w:hAnsi="Courier New"/>
-                <w:sz w:val="17"/>
-              </w:rPr>
-              <w:t>- Utilise ponctuellement des mots en wolof (Jërejëf, Baraka, Ndank ndank…)</w:t>
-            </w:r>
-          </w:p>
-          <w:p>
-            <w:pPr>
-              <w:spacing w:before="0" w:after="0"/>
-            </w:pPr>
-            <w:r>
-              <w:rPr>
-                <w:rFonts w:ascii="Courier New" w:hAnsi="Courier New"/>
-                <w:sz w:val="17"/>
-              </w:rPr>
-              <w:t>- Conseils actionnables, 3-4 paragraphes maximum</w:t>
-            </w:r>
-          </w:p>
-          <w:p>
-            <w:pPr>
-              <w:spacing w:before="0" w:after="0"/>
-            </w:pPr>
-            <w:r>
-              <w:rPr>
-                <w:rFonts w:ascii="Courier New" w:hAnsi="Courier New"/>
-                <w:sz w:val="17"/>
-              </w:rPr>
-              <w:t>- Pour le financement, cite les montants en FCFA et conditions précises''';</w:t>
+              <w:t>- Réponds toujours en français, avec un ton bienveillant, concret et adapté au contexte africain</w:t>
+            </w:r>
+          </w:p>
+          <w:p>
+            <w:pPr>
+              <w:spacing w:before="0" w:after="0"/>
+            </w:pPr>
+            <w:r>
+              <w:rPr>
+                <w:rFonts w:ascii="Courier New" w:hAnsi="Courier New"/>
+                <w:sz w:val="17"/>
+              </w:rPr>
+              <w:t>- Utilise ponctuellement des mots en wolof (Ndank ndank, Baraka, Jërejëf, Yëgël...) pour créer du lien</w:t>
+            </w:r>
+          </w:p>
+          <w:p>
+            <w:pPr>
+              <w:spacing w:before="0" w:after="0"/>
+            </w:pPr>
+            <w:r>
+              <w:rPr>
+                <w:rFonts w:ascii="Courier New" w:hAnsi="Courier New"/>
+                <w:sz w:val="17"/>
+              </w:rPr>
+              <w:t>- Donne des conseils actionnables, pas des généralités</w:t>
+            </w:r>
+          </w:p>
+          <w:p>
+            <w:pPr>
+              <w:spacing w:before="0" w:after="0"/>
+            </w:pPr>
+            <w:r>
+              <w:rPr>
+                <w:rFonts w:ascii="Courier New" w:hAnsi="Courier New"/>
+                <w:sz w:val="17"/>
+              </w:rPr>
+              <w:t>- Pour le financement, cite les montants en FCFA et les conditions précises</w:t>
+            </w:r>
+          </w:p>
+          <w:p>
+            <w:pPr>
+              <w:spacing w:before="0" w:after="0"/>
+            </w:pPr>
+            <w:r>
+              <w:rPr>
+                <w:rFonts w:ascii="Courier New" w:hAnsi="Courier New"/>
+                <w:sz w:val="17"/>
+              </w:rPr>
+              <w:t>- Sois concis : 3-4 paragraphes maximum par réponse</w:t>
+            </w:r>
+          </w:p>
+          <w:p>
+            <w:pPr>
+              <w:spacing w:before="0" w:after="0"/>
+            </w:pPr>
+            <w:r>
+              <w:rPr>
+                <w:rFonts w:ascii="Courier New" w:hAnsi="Courier New"/>
+                <w:sz w:val="17"/>
+              </w:rPr>
+              <w:t>- Si l\'utilisateur demande de l\'aide pour un pitch, propose-lui un plan structuré''';</w:t>
             </w:r>
           </w:p>
           <w:p>
@@ -12263,7 +13915,211 @@
                 <w:rFonts w:ascii="Courier New" w:hAnsi="Courier New"/>
                 <w:sz w:val="17"/>
               </w:rPr>
-              <w:t xml:space="preserve">      return data['content'][0]['text'] as String;</w:t>
+              <w:t xml:space="preserve">      // Détection en cascade — format Groq/OpenAI en priorité, Anthropic en fallback</w:t>
+            </w:r>
+          </w:p>
+          <w:p>
+            <w:pPr>
+              <w:spacing w:before="0" w:after="0"/>
+            </w:pPr>
+            <w:r>
+              <w:rPr>
+                <w:rFonts w:ascii="Courier New" w:hAnsi="Courier New"/>
+                <w:sz w:val="17"/>
+              </w:rPr>
+              <w:t xml:space="preserve">      final choices = data['choices'];</w:t>
+            </w:r>
+          </w:p>
+          <w:p>
+            <w:pPr>
+              <w:spacing w:before="0" w:after="0"/>
+            </w:pPr>
+            <w:r>
+              <w:rPr>
+                <w:rFonts w:ascii="Courier New" w:hAnsi="Courier New"/>
+                <w:sz w:val="17"/>
+              </w:rPr>
+              <w:t xml:space="preserve">      if (choices is List &amp;&amp; choices.isNotEmpty) {</w:t>
+            </w:r>
+          </w:p>
+          <w:p>
+            <w:pPr>
+              <w:spacing w:before="0" w:after="0"/>
+            </w:pPr>
+            <w:r>
+              <w:rPr>
+                <w:rFonts w:ascii="Courier New" w:hAnsi="Courier New"/>
+                <w:sz w:val="17"/>
+              </w:rPr>
+              <w:t xml:space="preserve">        final msg = choices[0]?['message'];</w:t>
+            </w:r>
+          </w:p>
+          <w:p>
+            <w:pPr>
+              <w:spacing w:before="0" w:after="0"/>
+            </w:pPr>
+            <w:r>
+              <w:rPr>
+                <w:rFonts w:ascii="Courier New" w:hAnsi="Courier New"/>
+                <w:sz w:val="17"/>
+              </w:rPr>
+              <w:t xml:space="preserve">        if (msg is Map) {</w:t>
+            </w:r>
+          </w:p>
+          <w:p>
+            <w:pPr>
+              <w:spacing w:before="0" w:after="0"/>
+            </w:pPr>
+            <w:r>
+              <w:rPr>
+                <w:rFonts w:ascii="Courier New" w:hAnsi="Courier New"/>
+                <w:sz w:val="17"/>
+              </w:rPr>
+              <w:t xml:space="preserve">          final text = msg['content'];</w:t>
+            </w:r>
+          </w:p>
+          <w:p>
+            <w:pPr>
+              <w:spacing w:before="0" w:after="0"/>
+            </w:pPr>
+            <w:r>
+              <w:rPr>
+                <w:rFonts w:ascii="Courier New" w:hAnsi="Courier New"/>
+                <w:sz w:val="17"/>
+              </w:rPr>
+              <w:t xml:space="preserve">          if (text is String &amp;&amp; text.isNotEmpty) return text;</w:t>
+            </w:r>
+          </w:p>
+          <w:p>
+            <w:pPr>
+              <w:spacing w:before="0" w:after="0"/>
+            </w:pPr>
+            <w:r>
+              <w:rPr>
+                <w:rFonts w:ascii="Courier New" w:hAnsi="Courier New"/>
+                <w:sz w:val="17"/>
+              </w:rPr>
+              <w:t xml:space="preserve">        }</w:t>
+            </w:r>
+          </w:p>
+          <w:p>
+            <w:pPr>
+              <w:spacing w:before="0" w:after="0"/>
+            </w:pPr>
+            <w:r>
+              <w:rPr>
+                <w:rFonts w:ascii="Courier New" w:hAnsi="Courier New"/>
+                <w:sz w:val="17"/>
+              </w:rPr>
+              <w:t xml:space="preserve">      }</w:t>
+            </w:r>
+          </w:p>
+          <w:p>
+            <w:pPr>
+              <w:spacing w:before="0" w:after="0"/>
+            </w:pPr>
+            <w:r>
+              <w:rPr>
+                <w:rFonts w:ascii="Courier New" w:hAnsi="Courier New"/>
+                <w:sz w:val="17"/>
+              </w:rPr>
+              <w:t xml:space="preserve">      final content = data['content'];</w:t>
+            </w:r>
+          </w:p>
+          <w:p>
+            <w:pPr>
+              <w:spacing w:before="0" w:after="0"/>
+            </w:pPr>
+            <w:r>
+              <w:rPr>
+                <w:rFonts w:ascii="Courier New" w:hAnsi="Courier New"/>
+                <w:sz w:val="17"/>
+              </w:rPr>
+              <w:t xml:space="preserve">      if (content is List &amp;&amp; content.isNotEmpty) {</w:t>
+            </w:r>
+          </w:p>
+          <w:p>
+            <w:pPr>
+              <w:spacing w:before="0" w:after="0"/>
+            </w:pPr>
+            <w:r>
+              <w:rPr>
+                <w:rFonts w:ascii="Courier New" w:hAnsi="Courier New"/>
+                <w:sz w:val="17"/>
+              </w:rPr>
+              <w:t xml:space="preserve">        final first = content[0];</w:t>
+            </w:r>
+          </w:p>
+          <w:p>
+            <w:pPr>
+              <w:spacing w:before="0" w:after="0"/>
+            </w:pPr>
+            <w:r>
+              <w:rPr>
+                <w:rFonts w:ascii="Courier New" w:hAnsi="Courier New"/>
+                <w:sz w:val="17"/>
+              </w:rPr>
+              <w:t xml:space="preserve">        if (first is Map) {</w:t>
+            </w:r>
+          </w:p>
+          <w:p>
+            <w:pPr>
+              <w:spacing w:before="0" w:after="0"/>
+            </w:pPr>
+            <w:r>
+              <w:rPr>
+                <w:rFonts w:ascii="Courier New" w:hAnsi="Courier New"/>
+                <w:sz w:val="17"/>
+              </w:rPr>
+              <w:t xml:space="preserve">          final text = first['text'];</w:t>
+            </w:r>
+          </w:p>
+          <w:p>
+            <w:pPr>
+              <w:spacing w:before="0" w:after="0"/>
+            </w:pPr>
+            <w:r>
+              <w:rPr>
+                <w:rFonts w:ascii="Courier New" w:hAnsi="Courier New"/>
+                <w:sz w:val="17"/>
+              </w:rPr>
+              <w:t xml:space="preserve">          if (text is String &amp;&amp; text.isNotEmpty) return text;</w:t>
+            </w:r>
+          </w:p>
+          <w:p>
+            <w:pPr>
+              <w:spacing w:before="0" w:after="0"/>
+            </w:pPr>
+            <w:r>
+              <w:rPr>
+                <w:rFonts w:ascii="Courier New" w:hAnsi="Courier New"/>
+                <w:sz w:val="17"/>
+              </w:rPr>
+              <w:t xml:space="preserve">        }</w:t>
+            </w:r>
+          </w:p>
+          <w:p>
+            <w:pPr>
+              <w:spacing w:before="0" w:after="0"/>
+            </w:pPr>
+            <w:r>
+              <w:rPr>
+                <w:rFonts w:ascii="Courier New" w:hAnsi="Courier New"/>
+                <w:sz w:val="17"/>
+              </w:rPr>
+              <w:t xml:space="preserve">      }</w:t>
+            </w:r>
+          </w:p>
+          <w:p>
+            <w:pPr>
+              <w:spacing w:before="0" w:after="0"/>
+            </w:pPr>
+            <w:r>
+              <w:rPr>
+                <w:rFonts w:ascii="Courier New" w:hAnsi="Courier New"/>
+                <w:sz w:val="17"/>
+              </w:rPr>
+              <w:t xml:space="preserve">      throw Exception('Format de réponse inattendu du serveur.');</w:t>
             </w:r>
           </w:p>
           <w:p>
@@ -13661,6 +15517,24 @@
               </w:rPr>
               <w:t>mentorRequests/{id}.set()</w:t>
             </w:r>
+            <w:r>
+              <w:rPr>
+                <w:rFonts w:ascii="Times New Roman" w:hAnsi="Times New Roman"/>
+                <w:b w:val="0"/>
+                <w:i w:val="0"/>
+                <w:sz w:val="19"/>
+              </w:rPr>
+              <w:t xml:space="preserve"> type=</w:t>
+            </w:r>
+            <w:r>
+              <w:rPr>
+                <w:rFonts w:ascii="Times New Roman" w:hAnsi="Times New Roman"/>
+                <w:b w:val="0"/>
+                <w:i w:val="0"/>
+                <w:sz w:val="19"/>
+              </w:rPr>
+              <w:t>'mentor'</w:t>
+            </w:r>
           </w:p>
         </w:tc>
         <w:tc>
@@ -13679,7 +15553,207 @@
                 <w:i w:val="0"/>
                 <w:sz w:val="19"/>
               </w:rPr>
-              <w:t>Envoi demande</w:t>
+              <w:t>Envoi demande de mentorat</w:t>
+            </w:r>
+          </w:p>
+        </w:tc>
+      </w:tr>
+      <w:tr>
+        <w:tc>
+          <w:tcPr>
+            <w:tcW w:type="dxa" w:w="2268"/>
+            <w:vAlign w:val="center"/>
+          </w:tcPr>
+          <w:p>
+            <w:pPr>
+              <w:spacing w:before="40" w:after="40"/>
+            </w:pPr>
+            <w:r>
+              <w:rPr>
+                <w:rFonts w:ascii="Times New Roman" w:hAnsi="Times New Roman"/>
+                <w:b w:val="0"/>
+                <w:i w:val="0"/>
+                <w:sz w:val="19"/>
+              </w:rPr>
+              <w:t>CREATE</w:t>
+            </w:r>
+            <w:r>
+              <w:rPr>
+                <w:rFonts w:ascii="Times New Roman" w:hAnsi="Times New Roman"/>
+                <w:b w:val="0"/>
+                <w:i w:val="0"/>
+                <w:sz w:val="19"/>
+              </w:rPr>
+              <w:t xml:space="preserve"> demande investissement</w:t>
+            </w:r>
+          </w:p>
+        </w:tc>
+        <w:tc>
+          <w:tcPr>
+            <w:tcW w:type="dxa" w:w="2268"/>
+            <w:vAlign w:val="center"/>
+          </w:tcPr>
+          <w:p>
+            <w:pPr>
+              <w:spacing w:before="40" w:after="40"/>
+            </w:pPr>
+            <w:r>
+              <w:rPr>
+                <w:rFonts w:ascii="Times New Roman" w:hAnsi="Times New Roman"/>
+                <w:b w:val="0"/>
+                <w:i w:val="0"/>
+                <w:sz w:val="19"/>
+              </w:rPr>
+              <w:t>InteractionsService</w:t>
+            </w:r>
+          </w:p>
+        </w:tc>
+        <w:tc>
+          <w:tcPr>
+            <w:tcW w:type="dxa" w:w="2268"/>
+            <w:vAlign w:val="center"/>
+          </w:tcPr>
+          <w:p>
+            <w:pPr>
+              <w:spacing w:before="40" w:after="40"/>
+            </w:pPr>
+            <w:r>
+              <w:rPr>
+                <w:rFonts w:ascii="Times New Roman" w:hAnsi="Times New Roman"/>
+                <w:b w:val="0"/>
+                <w:i w:val="0"/>
+                <w:sz w:val="19"/>
+              </w:rPr>
+              <w:t>mentorRequests/{id}.set()</w:t>
+            </w:r>
+            <w:r>
+              <w:rPr>
+                <w:rFonts w:ascii="Times New Roman" w:hAnsi="Times New Roman"/>
+                <w:b w:val="0"/>
+                <w:i w:val="0"/>
+                <w:sz w:val="19"/>
+              </w:rPr>
+              <w:t xml:space="preserve"> type=</w:t>
+            </w:r>
+            <w:r>
+              <w:rPr>
+                <w:rFonts w:ascii="Times New Roman" w:hAnsi="Times New Roman"/>
+                <w:b w:val="0"/>
+                <w:i w:val="0"/>
+                <w:sz w:val="19"/>
+              </w:rPr>
+              <w:t>'investment'</w:t>
+            </w:r>
+          </w:p>
+        </w:tc>
+        <w:tc>
+          <w:tcPr>
+            <w:tcW w:type="dxa" w:w="2268"/>
+            <w:vAlign w:val="center"/>
+          </w:tcPr>
+          <w:p>
+            <w:pPr>
+              <w:spacing w:before="40" w:after="40"/>
+            </w:pPr>
+            <w:r>
+              <w:rPr>
+                <w:rFonts w:ascii="Times New Roman" w:hAnsi="Times New Roman"/>
+                <w:b w:val="0"/>
+                <w:i w:val="0"/>
+                <w:sz w:val="19"/>
+              </w:rPr>
+              <w:t>Proposer un investissement</w:t>
+            </w:r>
+          </w:p>
+        </w:tc>
+      </w:tr>
+      <w:tr>
+        <w:tc>
+          <w:tcPr>
+            <w:tcW w:type="dxa" w:w="2268"/>
+            <w:vAlign w:val="center"/>
+          </w:tcPr>
+          <w:p>
+            <w:pPr>
+              <w:spacing w:before="40" w:after="40"/>
+            </w:pPr>
+            <w:r>
+              <w:rPr>
+                <w:rFonts w:ascii="Times New Roman" w:hAnsi="Times New Roman"/>
+                <w:b w:val="0"/>
+                <w:i w:val="0"/>
+                <w:sz w:val="19"/>
+              </w:rPr>
+              <w:t>READ (check)</w:t>
+            </w:r>
+            <w:r>
+              <w:rPr>
+                <w:rFonts w:ascii="Times New Roman" w:hAnsi="Times New Roman"/>
+                <w:b w:val="0"/>
+                <w:i w:val="0"/>
+                <w:sz w:val="19"/>
+              </w:rPr>
+              <w:t xml:space="preserve"> anti-doublon demande</w:t>
+            </w:r>
+          </w:p>
+        </w:tc>
+        <w:tc>
+          <w:tcPr>
+            <w:tcW w:type="dxa" w:w="2268"/>
+            <w:vAlign w:val="center"/>
+          </w:tcPr>
+          <w:p>
+            <w:pPr>
+              <w:spacing w:before="40" w:after="40"/>
+            </w:pPr>
+            <w:r>
+              <w:rPr>
+                <w:rFonts w:ascii="Times New Roman" w:hAnsi="Times New Roman"/>
+                <w:b w:val="0"/>
+                <w:i w:val="0"/>
+                <w:sz w:val="19"/>
+              </w:rPr>
+              <w:t>InteractionsService</w:t>
+            </w:r>
+          </w:p>
+        </w:tc>
+        <w:tc>
+          <w:tcPr>
+            <w:tcW w:type="dxa" w:w="2268"/>
+            <w:vAlign w:val="center"/>
+          </w:tcPr>
+          <w:p>
+            <w:pPr>
+              <w:spacing w:before="40" w:after="40"/>
+            </w:pPr>
+            <w:r>
+              <w:rPr>
+                <w:rFonts w:ascii="Times New Roman" w:hAnsi="Times New Roman"/>
+                <w:b w:val="0"/>
+                <w:i w:val="0"/>
+                <w:sz w:val="19"/>
+              </w:rPr>
+              <w:t>mentorRequests.orderByChild('fromUserId').equalTo()</w:t>
+            </w:r>
+          </w:p>
+        </w:tc>
+        <w:tc>
+          <w:tcPr>
+            <w:tcW w:type="dxa" w:w="2268"/>
+            <w:vAlign w:val="center"/>
+          </w:tcPr>
+          <w:p>
+            <w:pPr>
+              <w:spacing w:before="40" w:after="40"/>
+            </w:pPr>
+            <w:r>
+              <w:rPr>
+                <w:rFonts w:ascii="Times New Roman" w:hAnsi="Times New Roman"/>
+                <w:b w:val="0"/>
+                <w:i w:val="0"/>
+                <w:sz w:val="19"/>
+              </w:rPr>
+              <w:t>Avant envoi d'une demande</w:t>
             </w:r>
           </w:p>
         </w:tc>
@@ -15528,6 +17602,24 @@
               </w:rPr>
               <w:t>sendMentorRequest()</w:t>
             </w:r>
+            <w:r>
+              <w:rPr>
+                <w:rFonts w:ascii="Times New Roman" w:hAnsi="Times New Roman"/>
+                <w:b w:val="0"/>
+                <w:i w:val="0"/>
+                <w:sz w:val="19"/>
+              </w:rPr>
+              <w:t xml:space="preserve">, </w:t>
+            </w:r>
+            <w:r>
+              <w:rPr>
+                <w:rFonts w:ascii="Times New Roman" w:hAnsi="Times New Roman"/>
+                <w:b w:val="0"/>
+                <w:i w:val="0"/>
+                <w:sz w:val="19"/>
+              </w:rPr>
+              <w:t>sendInvestmentProposal()</w:t>
+            </w:r>
           </w:p>
         </w:tc>
         <w:tc>
@@ -16077,7 +18169,212 @@
                 <w:i w:val="0"/>
                 <w:sz w:val="19"/>
               </w:rPr>
-              <w:t>API Meta Llama 3.1 via Groq via HTTP REST</w:t>
+              <w:t>Llama 3.1 8B via Groq — HTTP REST + proxy Cloudflare</w:t>
+            </w:r>
+          </w:p>
+        </w:tc>
+        <w:tc>
+          <w:tcPr>
+            <w:tcW w:type="dxa" w:w="3024"/>
+            <w:vAlign w:val="center"/>
+          </w:tcPr>
+          <w:p>
+            <w:pPr>
+              <w:spacing w:before="40" w:after="40"/>
+            </w:pPr>
+            <w:r>
+              <w:rPr>
+                <w:rFonts w:ascii="Times New Roman" w:hAnsi="Times New Roman"/>
+                <w:b w:val="0"/>
+                <w:i w:val="0"/>
+                <w:sz w:val="19"/>
+              </w:rPr>
+              <w:t>✅ (bonus)</w:t>
+            </w:r>
+          </w:p>
+        </w:tc>
+      </w:tr>
+      <w:tr>
+        <w:tc>
+          <w:tcPr>
+            <w:tcW w:type="dxa" w:w="3024"/>
+            <w:vAlign w:val="center"/>
+          </w:tcPr>
+          <w:p>
+            <w:pPr>
+              <w:spacing w:before="40" w:after="40"/>
+            </w:pPr>
+            <w:r>
+              <w:rPr>
+                <w:rFonts w:ascii="Times New Roman" w:hAnsi="Times New Roman"/>
+                <w:b w:val="0"/>
+                <w:i w:val="0"/>
+                <w:sz w:val="19"/>
+              </w:rPr>
+              <w:t>Flux investisseur</w:t>
+            </w:r>
+          </w:p>
+        </w:tc>
+        <w:tc>
+          <w:tcPr>
+            <w:tcW w:type="dxa" w:w="3024"/>
+            <w:vAlign w:val="center"/>
+          </w:tcPr>
+          <w:p>
+            <w:pPr>
+              <w:spacing w:before="40" w:after="40"/>
+            </w:pPr>
+            <w:r>
+              <w:rPr>
+                <w:rFonts w:ascii="Times New Roman" w:hAnsi="Times New Roman"/>
+                <w:b w:val="0"/>
+                <w:i w:val="0"/>
+                <w:sz w:val="19"/>
+              </w:rPr>
+              <w:t>mentorRequests</w:t>
+            </w:r>
+            <w:r>
+              <w:rPr>
+                <w:rFonts w:ascii="Times New Roman" w:hAnsi="Times New Roman"/>
+                <w:b w:val="0"/>
+                <w:i w:val="0"/>
+                <w:sz w:val="19"/>
+              </w:rPr>
+              <w:t xml:space="preserve"> type </w:t>
+            </w:r>
+            <w:r>
+              <w:rPr>
+                <w:rFonts w:ascii="Times New Roman" w:hAnsi="Times New Roman"/>
+                <w:b w:val="0"/>
+                <w:i w:val="0"/>
+                <w:sz w:val="19"/>
+              </w:rPr>
+              <w:t>'investment'</w:t>
+            </w:r>
+            <w:r>
+              <w:rPr>
+                <w:rFonts w:ascii="Times New Roman" w:hAnsi="Times New Roman"/>
+                <w:b w:val="0"/>
+                <w:i w:val="0"/>
+                <w:sz w:val="19"/>
+              </w:rPr>
+              <w:t xml:space="preserve"> + notification + acceptation dans </w:t>
+            </w:r>
+            <w:r>
+              <w:rPr>
+                <w:rFonts w:ascii="Times New Roman" w:hAnsi="Times New Roman"/>
+                <w:b w:val="0"/>
+                <w:i w:val="0"/>
+                <w:sz w:val="19"/>
+              </w:rPr>
+              <w:t>RequestsPage</w:t>
+            </w:r>
+          </w:p>
+        </w:tc>
+        <w:tc>
+          <w:tcPr>
+            <w:tcW w:type="dxa" w:w="3024"/>
+            <w:vAlign w:val="center"/>
+          </w:tcPr>
+          <w:p>
+            <w:pPr>
+              <w:spacing w:before="40" w:after="40"/>
+            </w:pPr>
+            <w:r>
+              <w:rPr>
+                <w:rFonts w:ascii="Times New Roman" w:hAnsi="Times New Roman"/>
+                <w:b w:val="0"/>
+                <w:i w:val="0"/>
+                <w:sz w:val="19"/>
+              </w:rPr>
+              <w:t>✅ (bonus)</w:t>
+            </w:r>
+          </w:p>
+        </w:tc>
+      </w:tr>
+      <w:tr>
+        <w:tc>
+          <w:tcPr>
+            <w:tcW w:type="dxa" w:w="3024"/>
+            <w:vAlign w:val="center"/>
+          </w:tcPr>
+          <w:p>
+            <w:pPr>
+              <w:spacing w:before="40" w:after="40"/>
+            </w:pPr>
+            <w:r>
+              <w:rPr>
+                <w:rFonts w:ascii="Times New Roman" w:hAnsi="Times New Roman"/>
+                <w:b w:val="0"/>
+                <w:i w:val="0"/>
+                <w:sz w:val="19"/>
+              </w:rPr>
+              <w:t>Fix path Firebase</w:t>
+            </w:r>
+          </w:p>
+        </w:tc>
+        <w:tc>
+          <w:tcPr>
+            <w:tcW w:type="dxa" w:w="3024"/>
+            <w:vAlign w:val="center"/>
+          </w:tcPr>
+          <w:p>
+            <w:pPr>
+              <w:spacing w:before="40" w:after="40"/>
+            </w:pPr>
+            <w:r>
+              <w:rPr>
+                <w:rFonts w:ascii="Times New Roman" w:hAnsi="Times New Roman"/>
+                <w:b w:val="0"/>
+                <w:i w:val="0"/>
+                <w:sz w:val="19"/>
+              </w:rPr>
+              <w:t>generateConversationId</w:t>
+            </w:r>
+            <w:r>
+              <w:rPr>
+                <w:rFonts w:ascii="Times New Roman" w:hAnsi="Times New Roman"/>
+                <w:b w:val="0"/>
+                <w:i w:val="0"/>
+                <w:sz w:val="19"/>
+              </w:rPr>
+              <w:t xml:space="preserve"> sanitize les caractères interdits (</w:t>
+            </w:r>
+            <w:r>
+              <w:rPr>
+                <w:rFonts w:ascii="Times New Roman" w:hAnsi="Times New Roman"/>
+                <w:b w:val="0"/>
+                <w:i w:val="0"/>
+                <w:sz w:val="19"/>
+              </w:rPr>
+              <w:t>.#$[]/@</w:t>
+            </w:r>
+            <w:r>
+              <w:rPr>
+                <w:rFonts w:ascii="Times New Roman" w:hAnsi="Times New Roman"/>
+                <w:b w:val="0"/>
+                <w:i w:val="0"/>
+                <w:sz w:val="19"/>
+              </w:rPr>
+              <w:t xml:space="preserve"> → </w:t>
+            </w:r>
+            <w:r>
+              <w:rPr>
+                <w:rFonts w:ascii="Times New Roman" w:hAnsi="Times New Roman"/>
+                <w:b w:val="0"/>
+                <w:i w:val="0"/>
+                <w:sz w:val="19"/>
+              </w:rPr>
+              <w:t>_</w:t>
+            </w:r>
+            <w:r>
+              <w:rPr>
+                <w:rFonts w:ascii="Times New Roman" w:hAnsi="Times New Roman"/>
+                <w:b w:val="0"/>
+                <w:i w:val="0"/>
+                <w:sz w:val="19"/>
+              </w:rPr>
+              <w:t>)</w:t>
             </w:r>
           </w:p>
         </w:tc>

--- a/livrables/docx/DIAPALER_AFRICA_Livrable2.docx
+++ b/livrables/docx/DIAPALER_AFRICA_Livrable2.docx
@@ -962,24 +962,46 @@
         <w:t>📸  📸 [Insérer ici le logo de l'ESP et/ou une capture de l'application]</w:t>
       </w:r>
     </w:p>
-    <w:p>
-      <w:pPr>
-        <w:spacing w:before="2835" w:after="240"/>
-        <w:ind w:left="0"/>
-        <w:shd w:val="clear" w:color="auto" w:fill="F9FAFB"/>
-        <w:pBdr>
-          <w:left w:val="single" w:sz="6" w:space="6" w:color="D1D5DB"/>
-        </w:pBdr>
-      </w:pPr>
-      <w:r>
-        <w:rPr>
-          <w:rFonts w:ascii="Calibri" w:hAnsi="Calibri"/>
-          <w:i/>
-          <w:color w:val="ABB5BF"/>
-          <w:sz w:val="18"/>
-        </w:rPr>
-        <w:t>[ Insérer la capture d'écran ici ]</w:t>
-      </w:r>
+    <w:tbl>
+      <w:tblPr>
+        <w:tblStyle w:val="TableGrid"/>
+        <w:tblW w:type="auto" w:w="0"/>
+        <w:tblLook w:firstColumn="1" w:firstRow="1" w:lastColumn="0" w:lastRow="0" w:noHBand="0" w:noVBand="1" w:val="04A0"/>
+      </w:tblPr>
+      <w:tblGrid>
+        <w:gridCol w:w="9406"/>
+      </w:tblGrid>
+      <w:tr>
+        <w:trPr>
+          <w:trHeight w:val="3969" w:hRule="atLeast"/>
+        </w:trPr>
+        <w:tc>
+          <w:tcPr>
+            <w:tcW w:type="dxa" w:w="9406"/>
+            <w:shd w:val="clear" w:color="auto" w:fill="F9FAFB"/>
+          </w:tcPr>
+          <w:p>
+            <w:pPr>
+              <w:spacing w:before="1587"/>
+              <w:jc w:val="center"/>
+            </w:pPr>
+            <w:r>
+              <w:rPr>
+                <w:rFonts w:ascii="Calibri" w:hAnsi="Calibri"/>
+                <w:i/>
+                <w:color w:val="ABB5BF"/>
+                <w:sz w:val="18"/>
+              </w:rPr>
+              <w:t>[ Insérer la capture d'écran ici ]</w:t>
+            </w:r>
+          </w:p>
+        </w:tc>
+      </w:tr>
+    </w:tbl>
+    <w:p>
+      <w:pPr>
+        <w:spacing w:after="240"/>
+      </w:pPr>
     </w:p>
     <w:p>
       <w:pPr>
@@ -1925,6 +1947,30 @@
       <w:r>
         <w:rPr>
           <w:rFonts w:ascii="Calibri" w:hAnsi="Calibri"/>
+          <w:sz w:val="22"/>
+        </w:rPr>
+        <w:t xml:space="preserve">Pour stocker et synchroniser les données de DIAPALER AFRICA, nous avons retenu Firebase Realtime Database. Ce choix s'explique par trois avantages majeurs : les WebSockets natifs permettent une synchronisation en temps réel sans polling, la structure JSON hiérarchique s'adapte parfaitement à notre modèle de données, et l'intégration Flutter via le package </w:t>
+      </w:r>
+      <w:r>
+        <w:rPr>
+          <w:rFonts w:ascii="Courier New" w:hAnsi="Courier New"/>
+          <w:color w:val="DC2626"/>
+          <w:sz w:val="20"/>
+        </w:rPr>
+        <w:t>firebase_database</w:t>
+      </w:r>
+      <w:r>
+        <w:rPr>
+          <w:rFonts w:ascii="Calibri" w:hAnsi="Calibri"/>
+          <w:sz w:val="22"/>
+        </w:rPr>
+        <w:t xml:space="preserve"> est très mature. Contrairement à une API REST classique, chaque changement de données est immédiatement répercuté sur tous les appareils connectés, ce qui est indispensable pour la messagerie et les notifications de DIAPALER.</w:t>
+      </w:r>
+    </w:p>
+    <w:p>
+      <w:r>
+        <w:rPr>
+          <w:rFonts w:ascii="Calibri" w:hAnsi="Calibri"/>
           <w:b/>
           <w:sz w:val="22"/>
         </w:rPr>
@@ -2112,31 +2158,77 @@
         <w:t>📸  📸 CAPTURE D'ÉCRAN — Console Firebase : projet DIAPALER AFRICA</w:t>
       </w:r>
     </w:p>
-    <w:p>
-      <w:pPr>
-        <w:spacing w:before="2835" w:after="240"/>
-        <w:ind w:left="0"/>
-        <w:shd w:val="clear" w:color="auto" w:fill="F9FAFB"/>
-        <w:pBdr>
-          <w:left w:val="single" w:sz="6" w:space="6" w:color="D1D5DB"/>
-        </w:pBdr>
-      </w:pPr>
+    <w:tbl>
+      <w:tblPr>
+        <w:tblStyle w:val="TableGrid"/>
+        <w:tblW w:type="auto" w:w="0"/>
+        <w:tblLook w:firstColumn="1" w:firstRow="1" w:lastColumn="0" w:lastRow="0" w:noHBand="0" w:noVBand="1" w:val="04A0"/>
+      </w:tblPr>
+      <w:tblGrid>
+        <w:gridCol w:w="9406"/>
+      </w:tblGrid>
+      <w:tr>
+        <w:trPr>
+          <w:trHeight w:val="3969" w:hRule="atLeast"/>
+        </w:trPr>
+        <w:tc>
+          <w:tcPr>
+            <w:tcW w:type="dxa" w:w="9406"/>
+            <w:shd w:val="clear" w:color="auto" w:fill="F9FAFB"/>
+          </w:tcPr>
+          <w:p>
+            <w:pPr>
+              <w:spacing w:before="1587"/>
+              <w:jc w:val="center"/>
+            </w:pPr>
+            <w:r>
+              <w:rPr>
+                <w:rFonts w:ascii="Calibri" w:hAnsi="Calibri"/>
+                <w:i/>
+                <w:color w:val="ABB5BF"/>
+                <w:sz w:val="18"/>
+              </w:rPr>
+              <w:t>[ Insérer la capture d'écran ici ]</w:t>
+            </w:r>
+          </w:p>
+        </w:tc>
+      </w:tr>
+    </w:tbl>
+    <w:p>
+      <w:pPr>
+        <w:spacing w:after="240"/>
+      </w:pPr>
+    </w:p>
+    <w:p>
+      <w:pPr>
+        <w:pStyle w:val="Heading3"/>
+      </w:pPr>
+      <w:r>
+        <w:t>1.2 Structure complète de la base de données</w:t>
+      </w:r>
+    </w:p>
+    <w:p>
       <w:r>
         <w:rPr>
           <w:rFonts w:ascii="Calibri" w:hAnsi="Calibri"/>
-          <w:i/>
-          <w:color w:val="ABB5BF"/>
-          <w:sz w:val="18"/>
-        </w:rPr>
-        <w:t>[ Insérer la capture d'écran ici ]</w:t>
-      </w:r>
-    </w:p>
-    <w:p>
-      <w:pPr>
-        <w:pStyle w:val="Heading3"/>
-      </w:pPr>
-      <w:r>
-        <w:t>1.2 Structure complète de la base de données</w:t>
+          <w:sz w:val="22"/>
+        </w:rPr>
+        <w:t xml:space="preserve">Avant d'écrire une seule ligne de code, nous avons conçu l'arborescence JSON de Firebase en partant des besoins fonctionnels : chaque écran de l'application correspond à un nœud distinct. Cette organisation « a plat » (dénormalisée) est volontaire — Firebase recommande d'éviter les données trop imbriquées pour garantir des requêtes rapides. Par exemple, les pitchs sont séparés des profils utilisateurs pour que la page d'accueil puisse lire </w:t>
+      </w:r>
+      <w:r>
+        <w:rPr>
+          <w:rFonts w:ascii="Courier New" w:hAnsi="Courier New"/>
+          <w:color w:val="DC2626"/>
+          <w:sz w:val="20"/>
+        </w:rPr>
+        <w:t>pitches/</w:t>
+      </w:r>
+      <w:r>
+        <w:rPr>
+          <w:rFonts w:ascii="Calibri" w:hAnsi="Calibri"/>
+          <w:sz w:val="22"/>
+        </w:rPr>
+        <w:t xml:space="preserve"> sans avoir à parcourir chaque profil.</w:t>
       </w:r>
     </w:p>
     <w:p>
@@ -4308,24 +4400,46 @@
         <w:t>📸  📸 CAPTURE D'ÉCRAN — Console Firebase : nœud users/ avec un profil</w:t>
       </w:r>
     </w:p>
-    <w:p>
-      <w:pPr>
-        <w:spacing w:before="2835" w:after="240"/>
-        <w:ind w:left="0"/>
-        <w:shd w:val="clear" w:color="auto" w:fill="F9FAFB"/>
-        <w:pBdr>
-          <w:left w:val="single" w:sz="6" w:space="6" w:color="D1D5DB"/>
-        </w:pBdr>
-      </w:pPr>
-      <w:r>
-        <w:rPr>
-          <w:rFonts w:ascii="Calibri" w:hAnsi="Calibri"/>
-          <w:i/>
-          <w:color w:val="ABB5BF"/>
-          <w:sz w:val="18"/>
-        </w:rPr>
-        <w:t>[ Insérer la capture d'écran ici ]</w:t>
-      </w:r>
+    <w:tbl>
+      <w:tblPr>
+        <w:tblStyle w:val="TableGrid"/>
+        <w:tblW w:type="auto" w:w="0"/>
+        <w:tblLook w:firstColumn="1" w:firstRow="1" w:lastColumn="0" w:lastRow="0" w:noHBand="0" w:noVBand="1" w:val="04A0"/>
+      </w:tblPr>
+      <w:tblGrid>
+        <w:gridCol w:w="9406"/>
+      </w:tblGrid>
+      <w:tr>
+        <w:trPr>
+          <w:trHeight w:val="3969" w:hRule="atLeast"/>
+        </w:trPr>
+        <w:tc>
+          <w:tcPr>
+            <w:tcW w:type="dxa" w:w="9406"/>
+            <w:shd w:val="clear" w:color="auto" w:fill="F9FAFB"/>
+          </w:tcPr>
+          <w:p>
+            <w:pPr>
+              <w:spacing w:before="1587"/>
+              <w:jc w:val="center"/>
+            </w:pPr>
+            <w:r>
+              <w:rPr>
+                <w:rFonts w:ascii="Calibri" w:hAnsi="Calibri"/>
+                <w:i/>
+                <w:color w:val="ABB5BF"/>
+                <w:sz w:val="18"/>
+              </w:rPr>
+              <w:t>[ Insérer la capture d'écran ici ]</w:t>
+            </w:r>
+          </w:p>
+        </w:tc>
+      </w:tr>
+    </w:tbl>
+    <w:p>
+      <w:pPr>
+        <w:spacing w:after="240"/>
+      </w:pPr>
     </w:p>
     <w:p>
       <w:pPr>
@@ -4346,24 +4460,46 @@
         <w:t>📸  📸 CAPTURE D'ÉCRAN — Console Firebase : nœud pitches/ avec des pitchs publiés</w:t>
       </w:r>
     </w:p>
-    <w:p>
-      <w:pPr>
-        <w:spacing w:before="2835" w:after="240"/>
-        <w:ind w:left="0"/>
-        <w:shd w:val="clear" w:color="auto" w:fill="F9FAFB"/>
-        <w:pBdr>
-          <w:left w:val="single" w:sz="6" w:space="6" w:color="D1D5DB"/>
-        </w:pBdr>
-      </w:pPr>
-      <w:r>
-        <w:rPr>
-          <w:rFonts w:ascii="Calibri" w:hAnsi="Calibri"/>
-          <w:i/>
-          <w:color w:val="ABB5BF"/>
-          <w:sz w:val="18"/>
-        </w:rPr>
-        <w:t>[ Insérer la capture d'écran ici ]</w:t>
-      </w:r>
+    <w:tbl>
+      <w:tblPr>
+        <w:tblStyle w:val="TableGrid"/>
+        <w:tblW w:type="auto" w:w="0"/>
+        <w:tblLook w:firstColumn="1" w:firstRow="1" w:lastColumn="0" w:lastRow="0" w:noHBand="0" w:noVBand="1" w:val="04A0"/>
+      </w:tblPr>
+      <w:tblGrid>
+        <w:gridCol w:w="9406"/>
+      </w:tblGrid>
+      <w:tr>
+        <w:trPr>
+          <w:trHeight w:val="3969" w:hRule="atLeast"/>
+        </w:trPr>
+        <w:tc>
+          <w:tcPr>
+            <w:tcW w:type="dxa" w:w="9406"/>
+            <w:shd w:val="clear" w:color="auto" w:fill="F9FAFB"/>
+          </w:tcPr>
+          <w:p>
+            <w:pPr>
+              <w:spacing w:before="1587"/>
+              <w:jc w:val="center"/>
+            </w:pPr>
+            <w:r>
+              <w:rPr>
+                <w:rFonts w:ascii="Calibri" w:hAnsi="Calibri"/>
+                <w:i/>
+                <w:color w:val="ABB5BF"/>
+                <w:sz w:val="18"/>
+              </w:rPr>
+              <w:t>[ Insérer la capture d'écran ici ]</w:t>
+            </w:r>
+          </w:p>
+        </w:tc>
+      </w:tr>
+    </w:tbl>
+    <w:p>
+      <w:pPr>
+        <w:spacing w:after="240"/>
+      </w:pPr>
     </w:p>
     <w:p>
       <w:pPr>
@@ -4384,31 +4520,107 @@
         <w:t>📸  📸 CAPTURE D'ÉCRAN — Console Firebase : nœud messages/ et conversations/</w:t>
       </w:r>
     </w:p>
-    <w:p>
-      <w:pPr>
-        <w:spacing w:before="2835" w:after="240"/>
-        <w:ind w:left="0"/>
-        <w:shd w:val="clear" w:color="auto" w:fill="F9FAFB"/>
-        <w:pBdr>
-          <w:left w:val="single" w:sz="6" w:space="6" w:color="D1D5DB"/>
-        </w:pBdr>
-      </w:pPr>
+    <w:tbl>
+      <w:tblPr>
+        <w:tblStyle w:val="TableGrid"/>
+        <w:tblW w:type="auto" w:w="0"/>
+        <w:tblLook w:firstColumn="1" w:firstRow="1" w:lastColumn="0" w:lastRow="0" w:noHBand="0" w:noVBand="1" w:val="04A0"/>
+      </w:tblPr>
+      <w:tblGrid>
+        <w:gridCol w:w="9406"/>
+      </w:tblGrid>
+      <w:tr>
+        <w:trPr>
+          <w:trHeight w:val="3969" w:hRule="atLeast"/>
+        </w:trPr>
+        <w:tc>
+          <w:tcPr>
+            <w:tcW w:type="dxa" w:w="9406"/>
+            <w:shd w:val="clear" w:color="auto" w:fill="F9FAFB"/>
+          </w:tcPr>
+          <w:p>
+            <w:pPr>
+              <w:spacing w:before="1587"/>
+              <w:jc w:val="center"/>
+            </w:pPr>
+            <w:r>
+              <w:rPr>
+                <w:rFonts w:ascii="Calibri" w:hAnsi="Calibri"/>
+                <w:i/>
+                <w:color w:val="ABB5BF"/>
+                <w:sz w:val="18"/>
+              </w:rPr>
+              <w:t>[ Insérer la capture d'écran ici ]</w:t>
+            </w:r>
+          </w:p>
+        </w:tc>
+      </w:tr>
+    </w:tbl>
+    <w:p>
+      <w:pPr>
+        <w:spacing w:after="240"/>
+      </w:pPr>
+    </w:p>
+    <w:p>
+      <w:pPr>
+        <w:pStyle w:val="Heading3"/>
+      </w:pPr>
+      <w:r>
+        <w:t>1.3 CREATE — Créer un profil utilisateur</w:t>
+      </w:r>
+    </w:p>
+    <w:p>
       <w:r>
         <w:rPr>
           <w:rFonts w:ascii="Calibri" w:hAnsi="Calibri"/>
-          <w:i/>
-          <w:color w:val="ABB5BF"/>
-          <w:sz w:val="18"/>
-        </w:rPr>
-        <w:t>[ Insérer la capture d'écran ici ]</w:t>
-      </w:r>
-    </w:p>
-    <w:p>
-      <w:pPr>
-        <w:pStyle w:val="Heading3"/>
-      </w:pPr>
-      <w:r>
-        <w:t>1.3 CREATE — Créer un profil utilisateur</w:t>
+          <w:sz w:val="22"/>
+        </w:rPr>
+        <w:t xml:space="preserve">L'opération de création du profil est déclenchée à la fin de l'inscription en quatre étapes. Elle consiste à écrire un objet JSON complet dans le nœud </w:t>
+      </w:r>
+      <w:r>
+        <w:rPr>
+          <w:rFonts w:ascii="Courier New" w:hAnsi="Courier New"/>
+          <w:color w:val="DC2626"/>
+          <w:sz w:val="20"/>
+        </w:rPr>
+        <w:t>users/{uid}</w:t>
+      </w:r>
+      <w:r>
+        <w:rPr>
+          <w:rFonts w:ascii="Calibri" w:hAnsi="Calibri"/>
+          <w:sz w:val="22"/>
+        </w:rPr>
+        <w:t xml:space="preserve"> de Firebase, en une seule requête atomique via </w:t>
+      </w:r>
+      <w:r>
+        <w:rPr>
+          <w:rFonts w:ascii="Courier New" w:hAnsi="Courier New"/>
+          <w:color w:val="DC2626"/>
+          <w:sz w:val="20"/>
+        </w:rPr>
+        <w:t>.set()</w:t>
+      </w:r>
+      <w:r>
+        <w:rPr>
+          <w:rFonts w:ascii="Calibri" w:hAnsi="Calibri"/>
+          <w:sz w:val="22"/>
+        </w:rPr>
+        <w:t xml:space="preserve">. Le choix d'utiliser l'UID Firebase comme clé (plutôt qu'un email) garantit l'unicité même si l'utilisateur change d'adresse. Si l'écriture échoue (réseau indisponible), l'application bascule sur le cache local </w:t>
+      </w:r>
+      <w:r>
+        <w:rPr>
+          <w:rFonts w:ascii="Courier New" w:hAnsi="Courier New"/>
+          <w:color w:val="DC2626"/>
+          <w:sz w:val="20"/>
+        </w:rPr>
+        <w:t>SharedPreferences</w:t>
+      </w:r>
+      <w:r>
+        <w:rPr>
+          <w:rFonts w:ascii="Calibri" w:hAnsi="Calibri"/>
+          <w:sz w:val="22"/>
+        </w:rPr>
+        <w:t xml:space="preserve"> pour rester fonctionnelle.</w:t>
       </w:r>
     </w:p>
     <w:p>
@@ -4969,31 +5181,92 @@
         <w:t>📸  📸 CAPTURE D'ÉCRAN — Après inscription : profil visible dans la console Firebase</w:t>
       </w:r>
     </w:p>
-    <w:p>
-      <w:pPr>
-        <w:spacing w:before="2835" w:after="240"/>
-        <w:ind w:left="0"/>
-        <w:shd w:val="clear" w:color="auto" w:fill="F9FAFB"/>
-        <w:pBdr>
-          <w:left w:val="single" w:sz="6" w:space="6" w:color="D1D5DB"/>
-        </w:pBdr>
-      </w:pPr>
+    <w:tbl>
+      <w:tblPr>
+        <w:tblStyle w:val="TableGrid"/>
+        <w:tblW w:type="auto" w:w="0"/>
+        <w:tblLook w:firstColumn="1" w:firstRow="1" w:lastColumn="0" w:lastRow="0" w:noHBand="0" w:noVBand="1" w:val="04A0"/>
+      </w:tblPr>
+      <w:tblGrid>
+        <w:gridCol w:w="9406"/>
+      </w:tblGrid>
+      <w:tr>
+        <w:trPr>
+          <w:trHeight w:val="3969" w:hRule="atLeast"/>
+        </w:trPr>
+        <w:tc>
+          <w:tcPr>
+            <w:tcW w:type="dxa" w:w="9406"/>
+            <w:shd w:val="clear" w:color="auto" w:fill="F9FAFB"/>
+          </w:tcPr>
+          <w:p>
+            <w:pPr>
+              <w:spacing w:before="1587"/>
+              <w:jc w:val="center"/>
+            </w:pPr>
+            <w:r>
+              <w:rPr>
+                <w:rFonts w:ascii="Calibri" w:hAnsi="Calibri"/>
+                <w:i/>
+                <w:color w:val="ABB5BF"/>
+                <w:sz w:val="18"/>
+              </w:rPr>
+              <w:t>[ Insérer la capture d'écran ici ]</w:t>
+            </w:r>
+          </w:p>
+        </w:tc>
+      </w:tr>
+    </w:tbl>
+    <w:p>
+      <w:pPr>
+        <w:spacing w:after="240"/>
+      </w:pPr>
+    </w:p>
+    <w:p>
+      <w:pPr>
+        <w:pStyle w:val="Heading3"/>
+      </w:pPr>
+      <w:r>
+        <w:t>1.4 READ — Lire un profil (lecture unique)</w:t>
+      </w:r>
+    </w:p>
+    <w:p>
       <w:r>
         <w:rPr>
           <w:rFonts w:ascii="Calibri" w:hAnsi="Calibri"/>
-          <w:i/>
-          <w:color w:val="ABB5BF"/>
-          <w:sz w:val="18"/>
-        </w:rPr>
-        <w:t>[ Insérer la capture d'écran ici ]</w:t>
-      </w:r>
-    </w:p>
-    <w:p>
-      <w:pPr>
-        <w:pStyle w:val="Heading3"/>
-      </w:pPr>
-      <w:r>
-        <w:t>1.4 READ — Lire un profil (lecture unique)</w:t>
+          <w:sz w:val="22"/>
+        </w:rPr>
+        <w:t xml:space="preserve">Lors de la connexion, l'application effectue une lecture unique (one-shot) du profil avec </w:t>
+      </w:r>
+      <w:r>
+        <w:rPr>
+          <w:rFonts w:ascii="Courier New" w:hAnsi="Courier New"/>
+          <w:color w:val="DC2626"/>
+          <w:sz w:val="20"/>
+        </w:rPr>
+        <w:t>.get()</w:t>
+      </w:r>
+      <w:r>
+        <w:rPr>
+          <w:rFonts w:ascii="Calibri" w:hAnsi="Calibri"/>
+          <w:sz w:val="22"/>
+        </w:rPr>
+        <w:t xml:space="preserve">. On privilégie ici une lecture ponctuelle plutôt qu'un stream continu, car le profil n'a pas besoin d'être synchronisé en permanence — seule la messagerie et les pitchs nécessitent un flux temps réel. Le résultat est immédiatement désérialisé et stocké dans le </w:t>
+      </w:r>
+      <w:r>
+        <w:rPr>
+          <w:rFonts w:ascii="Courier New" w:hAnsi="Courier New"/>
+          <w:color w:val="DC2626"/>
+          <w:sz w:val="20"/>
+        </w:rPr>
+        <w:t>UserProfileController</w:t>
+      </w:r>
+      <w:r>
+        <w:rPr>
+          <w:rFonts w:ascii="Calibri" w:hAnsi="Calibri"/>
+          <w:sz w:val="22"/>
+        </w:rPr>
+        <w:t>, accessible depuis toute l'application.</w:t>
       </w:r>
     </w:p>
     <w:p>
@@ -5301,6 +5574,60 @@
       </w:pPr>
       <w:r>
         <w:t>1.5 READ — Stream temps réel des pitchs</w:t>
+      </w:r>
+    </w:p>
+    <w:p>
+      <w:r>
+        <w:rPr>
+          <w:rFonts w:ascii="Calibri" w:hAnsi="Calibri"/>
+          <w:sz w:val="22"/>
+        </w:rPr>
+        <w:t xml:space="preserve">Pour la page des pitchs publics, nous avons besoin que chaque nouveau pitch posté par un entrepreneur apparaisse instantanément chez tous les autres membres sans nécessiter un rechargement manuel. C'est pourquoi on utilise </w:t>
+      </w:r>
+      <w:r>
+        <w:rPr>
+          <w:rFonts w:ascii="Courier New" w:hAnsi="Courier New"/>
+          <w:color w:val="DC2626"/>
+          <w:sz w:val="20"/>
+        </w:rPr>
+        <w:t>.onValue</w:t>
+      </w:r>
+      <w:r>
+        <w:rPr>
+          <w:rFonts w:ascii="Calibri" w:hAnsi="Calibri"/>
+          <w:sz w:val="22"/>
+        </w:rPr>
+        <w:t xml:space="preserve"> qui maintient une connexion WebSocket ouverte : dès qu'un nœud </w:t>
+      </w:r>
+      <w:r>
+        <w:rPr>
+          <w:rFonts w:ascii="Courier New" w:hAnsi="Courier New"/>
+          <w:color w:val="DC2626"/>
+          <w:sz w:val="20"/>
+        </w:rPr>
+        <w:t>pitches/</w:t>
+      </w:r>
+      <w:r>
+        <w:rPr>
+          <w:rFonts w:ascii="Calibri" w:hAnsi="Calibri"/>
+          <w:sz w:val="22"/>
+        </w:rPr>
+        <w:t xml:space="preserve"> est modifié côté Firebase, le stream Dart émet une nouvelle liste et le </w:t>
+      </w:r>
+      <w:r>
+        <w:rPr>
+          <w:rFonts w:ascii="Courier New" w:hAnsi="Courier New"/>
+          <w:color w:val="DC2626"/>
+          <w:sz w:val="20"/>
+        </w:rPr>
+        <w:t>StreamBuilder</w:t>
+      </w:r>
+      <w:r>
+        <w:rPr>
+          <w:rFonts w:ascii="Calibri" w:hAnsi="Calibri"/>
+          <w:sz w:val="22"/>
+        </w:rPr>
+        <w:t xml:space="preserve"> redessine l'interface. Le tri par date décroissante est appliqué côté client pour éviter d'alourdir les règles Firebase.</w:t>
       </w:r>
     </w:p>
     <w:p>
@@ -5906,31 +6233,152 @@
         <w:t>📸  📸 CAPTURE D'ÉCRAN — Écran Pitchs Publiés avec StreamBuilder fonctionnel</w:t>
       </w:r>
     </w:p>
-    <w:p>
-      <w:pPr>
-        <w:spacing w:before="2835" w:after="240"/>
-        <w:ind w:left="0"/>
-        <w:shd w:val="clear" w:color="auto" w:fill="F9FAFB"/>
-        <w:pBdr>
-          <w:left w:val="single" w:sz="6" w:space="6" w:color="D1D5DB"/>
-        </w:pBdr>
-      </w:pPr>
+    <w:tbl>
+      <w:tblPr>
+        <w:tblStyle w:val="TableGrid"/>
+        <w:tblW w:type="auto" w:w="0"/>
+        <w:tblLook w:firstColumn="1" w:firstRow="1" w:lastColumn="0" w:lastRow="0" w:noHBand="0" w:noVBand="1" w:val="04A0"/>
+      </w:tblPr>
+      <w:tblGrid>
+        <w:gridCol w:w="9406"/>
+      </w:tblGrid>
+      <w:tr>
+        <w:trPr>
+          <w:trHeight w:val="3969" w:hRule="atLeast"/>
+        </w:trPr>
+        <w:tc>
+          <w:tcPr>
+            <w:tcW w:type="dxa" w:w="9406"/>
+            <w:shd w:val="clear" w:color="auto" w:fill="F9FAFB"/>
+          </w:tcPr>
+          <w:p>
+            <w:pPr>
+              <w:spacing w:before="1587"/>
+              <w:jc w:val="center"/>
+            </w:pPr>
+            <w:r>
+              <w:rPr>
+                <w:rFonts w:ascii="Calibri" w:hAnsi="Calibri"/>
+                <w:i/>
+                <w:color w:val="ABB5BF"/>
+                <w:sz w:val="18"/>
+              </w:rPr>
+              <w:t>[ Insérer la capture d'écran ici ]</w:t>
+            </w:r>
+          </w:p>
+        </w:tc>
+      </w:tr>
+    </w:tbl>
+    <w:p>
+      <w:pPr>
+        <w:spacing w:after="240"/>
+      </w:pPr>
+    </w:p>
+    <w:p>
+      <w:pPr>
+        <w:pStyle w:val="Heading3"/>
+      </w:pPr>
+      <w:r>
+        <w:t>1.6 UPDATE — Modifier un profil</w:t>
+      </w:r>
+    </w:p>
+    <w:p>
       <w:r>
         <w:rPr>
           <w:rFonts w:ascii="Calibri" w:hAnsi="Calibri"/>
-          <w:i/>
-          <w:color w:val="ABB5BF"/>
-          <w:sz w:val="18"/>
-        </w:rPr>
-        <w:t>[ Insérer la capture d'écran ici ]</w:t>
-      </w:r>
-    </w:p>
-    <w:p>
-      <w:pPr>
-        <w:pStyle w:val="Heading3"/>
-      </w:pPr>
-      <w:r>
-        <w:t>1.6 UPDATE — Modifier un profil</w:t>
+          <w:sz w:val="22"/>
+        </w:rPr>
+        <w:t xml:space="preserve">Quand un utilisateur modifie son profil, on utilise </w:t>
+      </w:r>
+      <w:r>
+        <w:rPr>
+          <w:rFonts w:ascii="Courier New" w:hAnsi="Courier New"/>
+          <w:color w:val="DC2626"/>
+          <w:sz w:val="20"/>
+        </w:rPr>
+        <w:t>.update()</w:t>
+      </w:r>
+      <w:r>
+        <w:rPr>
+          <w:rFonts w:ascii="Calibri" w:hAnsi="Calibri"/>
+          <w:sz w:val="22"/>
+        </w:rPr>
+        <w:t xml:space="preserve"> au lieu de </w:t>
+      </w:r>
+      <w:r>
+        <w:rPr>
+          <w:rFonts w:ascii="Courier New" w:hAnsi="Courier New"/>
+          <w:color w:val="DC2626"/>
+          <w:sz w:val="20"/>
+        </w:rPr>
+        <w:t>.set()</w:t>
+      </w:r>
+      <w:r>
+        <w:rPr>
+          <w:rFonts w:ascii="Calibri" w:hAnsi="Calibri"/>
+          <w:sz w:val="22"/>
+        </w:rPr>
+        <w:t xml:space="preserve">. La différence est importante : </w:t>
+      </w:r>
+      <w:r>
+        <w:rPr>
+          <w:rFonts w:ascii="Courier New" w:hAnsi="Courier New"/>
+          <w:color w:val="DC2626"/>
+          <w:sz w:val="20"/>
+        </w:rPr>
+        <w:t>.set()</w:t>
+      </w:r>
+      <w:r>
+        <w:rPr>
+          <w:rFonts w:ascii="Calibri" w:hAnsi="Calibri"/>
+          <w:sz w:val="22"/>
+        </w:rPr>
+        <w:t xml:space="preserve"> remplacerait l'intégralité du nœud (et effacerait des champs comme </w:t>
+      </w:r>
+      <w:r>
+        <w:rPr>
+          <w:rFonts w:ascii="Courier New" w:hAnsi="Courier New"/>
+          <w:color w:val="DC2626"/>
+          <w:sz w:val="20"/>
+        </w:rPr>
+        <w:t>isPremium</w:t>
+      </w:r>
+      <w:r>
+        <w:rPr>
+          <w:rFonts w:ascii="Calibri" w:hAnsi="Calibri"/>
+          <w:sz w:val="22"/>
+        </w:rPr>
+        <w:t xml:space="preserve"> ou </w:t>
+      </w:r>
+      <w:r>
+        <w:rPr>
+          <w:rFonts w:ascii="Courier New" w:hAnsi="Courier New"/>
+          <w:color w:val="DC2626"/>
+          <w:sz w:val="20"/>
+        </w:rPr>
+        <w:t>sessionsCount</w:t>
+      </w:r>
+      <w:r>
+        <w:rPr>
+          <w:rFonts w:ascii="Calibri" w:hAnsi="Calibri"/>
+          <w:sz w:val="22"/>
+        </w:rPr>
+        <w:t xml:space="preserve"> qu'on ne renvoie pas depuis le formulaire), tandis que </w:t>
+      </w:r>
+      <w:r>
+        <w:rPr>
+          <w:rFonts w:ascii="Courier New" w:hAnsi="Courier New"/>
+          <w:color w:val="DC2626"/>
+          <w:sz w:val="20"/>
+        </w:rPr>
+        <w:t>.update()</w:t>
+      </w:r>
+      <w:r>
+        <w:rPr>
+          <w:rFonts w:ascii="Calibri" w:hAnsi="Calibri"/>
+          <w:sz w:val="22"/>
+        </w:rPr>
+        <w:t xml:space="preserve"> ne touche que les champs explicitement fournis. Cela garantit une mise à jour partielle et non destructive, même si plusieurs appareils modifient le même profil en parallèle.</w:t>
       </w:r>
     </w:p>
     <w:p>
@@ -6446,31 +6894,107 @@
         <w:t>📸  📸 CAPTURE D'ÉCRAN — Profil mis à jour après modification</w:t>
       </w:r>
     </w:p>
-    <w:p>
-      <w:pPr>
-        <w:spacing w:before="2835" w:after="240"/>
-        <w:ind w:left="0"/>
-        <w:shd w:val="clear" w:color="auto" w:fill="F9FAFB"/>
-        <w:pBdr>
-          <w:left w:val="single" w:sz="6" w:space="6" w:color="D1D5DB"/>
-        </w:pBdr>
-      </w:pPr>
+    <w:tbl>
+      <w:tblPr>
+        <w:tblStyle w:val="TableGrid"/>
+        <w:tblW w:type="auto" w:w="0"/>
+        <w:tblLook w:firstColumn="1" w:firstRow="1" w:lastColumn="0" w:lastRow="0" w:noHBand="0" w:noVBand="1" w:val="04A0"/>
+      </w:tblPr>
+      <w:tblGrid>
+        <w:gridCol w:w="9406"/>
+      </w:tblGrid>
+      <w:tr>
+        <w:trPr>
+          <w:trHeight w:val="3969" w:hRule="atLeast"/>
+        </w:trPr>
+        <w:tc>
+          <w:tcPr>
+            <w:tcW w:type="dxa" w:w="9406"/>
+            <w:shd w:val="clear" w:color="auto" w:fill="F9FAFB"/>
+          </w:tcPr>
+          <w:p>
+            <w:pPr>
+              <w:spacing w:before="1587"/>
+              <w:jc w:val="center"/>
+            </w:pPr>
+            <w:r>
+              <w:rPr>
+                <w:rFonts w:ascii="Calibri" w:hAnsi="Calibri"/>
+                <w:i/>
+                <w:color w:val="ABB5BF"/>
+                <w:sz w:val="18"/>
+              </w:rPr>
+              <w:t>[ Insérer la capture d'écran ici ]</w:t>
+            </w:r>
+          </w:p>
+        </w:tc>
+      </w:tr>
+    </w:tbl>
+    <w:p>
+      <w:pPr>
+        <w:spacing w:after="240"/>
+      </w:pPr>
+    </w:p>
+    <w:p>
+      <w:pPr>
+        <w:pStyle w:val="Heading3"/>
+      </w:pPr>
+      <w:r>
+        <w:t>1.7 CREATE — Publier un pitch dans le nœud global</w:t>
+      </w:r>
+    </w:p>
+    <w:p>
       <w:r>
         <w:rPr>
           <w:rFonts w:ascii="Calibri" w:hAnsi="Calibri"/>
-          <w:i/>
-          <w:color w:val="ABB5BF"/>
-          <w:sz w:val="18"/>
-        </w:rPr>
-        <w:t>[ Insérer la capture d'écran ici ]</w:t>
-      </w:r>
-    </w:p>
-    <w:p>
-      <w:pPr>
-        <w:pStyle w:val="Heading3"/>
-      </w:pPr>
-      <w:r>
-        <w:t>1.7 CREATE — Publier un pitch dans le nœud global</w:t>
+          <w:sz w:val="22"/>
+        </w:rPr>
+        <w:t xml:space="preserve">Publier un pitch est une double opération : le projet est enregistré dans le profil de l'entrepreneur (nœud </w:t>
+      </w:r>
+      <w:r>
+        <w:rPr>
+          <w:rFonts w:ascii="Courier New" w:hAnsi="Courier New"/>
+          <w:color w:val="DC2626"/>
+          <w:sz w:val="20"/>
+        </w:rPr>
+        <w:t>users/{uid}/projects/</w:t>
+      </w:r>
+      <w:r>
+        <w:rPr>
+          <w:rFonts w:ascii="Calibri" w:hAnsi="Calibri"/>
+          <w:sz w:val="22"/>
+        </w:rPr>
+        <w:t xml:space="preserve">) pour son suivi personnel, ET dans le nœud global </w:t>
+      </w:r>
+      <w:r>
+        <w:rPr>
+          <w:rFonts w:ascii="Courier New" w:hAnsi="Courier New"/>
+          <w:color w:val="DC2626"/>
+          <w:sz w:val="20"/>
+        </w:rPr>
+        <w:t>pitches/</w:t>
+      </w:r>
+      <w:r>
+        <w:rPr>
+          <w:rFonts w:ascii="Calibri" w:hAnsi="Calibri"/>
+          <w:sz w:val="22"/>
+        </w:rPr>
+        <w:t xml:space="preserve"> visible par tous les membres. Ce choix de duplication volontaire évite une jointure coûteuse : la page pitchs publics peut lire </w:t>
+      </w:r>
+      <w:r>
+        <w:rPr>
+          <w:rFonts w:ascii="Courier New" w:hAnsi="Courier New"/>
+          <w:color w:val="DC2626"/>
+          <w:sz w:val="20"/>
+        </w:rPr>
+        <w:t>pitches/</w:t>
+      </w:r>
+      <w:r>
+        <w:rPr>
+          <w:rFonts w:ascii="Calibri" w:hAnsi="Calibri"/>
+          <w:sz w:val="22"/>
+        </w:rPr>
+        <w:t xml:space="preserve"> sans charger chaque profil utilisateur. L'ID du pitch est généré à partir du timestamp en millisecondes, ce qui garantit l'ordre chronologique et l'unicité sans avoir besoin d'un compteur serveur.</w:t>
       </w:r>
     </w:p>
     <w:p>
@@ -7106,31 +7630,137 @@
         <w:t>📸  📸 CAPTURE D'ÉCRAN — Pitch soumis visible dans la console Firebase (pitches/)</w:t>
       </w:r>
     </w:p>
-    <w:p>
-      <w:pPr>
-        <w:spacing w:before="2835" w:after="240"/>
-        <w:ind w:left="0"/>
-        <w:shd w:val="clear" w:color="auto" w:fill="F9FAFB"/>
-        <w:pBdr>
-          <w:left w:val="single" w:sz="6" w:space="6" w:color="D1D5DB"/>
-        </w:pBdr>
-      </w:pPr>
+    <w:tbl>
+      <w:tblPr>
+        <w:tblStyle w:val="TableGrid"/>
+        <w:tblW w:type="auto" w:w="0"/>
+        <w:tblLook w:firstColumn="1" w:firstRow="1" w:lastColumn="0" w:lastRow="0" w:noHBand="0" w:noVBand="1" w:val="04A0"/>
+      </w:tblPr>
+      <w:tblGrid>
+        <w:gridCol w:w="9406"/>
+      </w:tblGrid>
+      <w:tr>
+        <w:trPr>
+          <w:trHeight w:val="3969" w:hRule="atLeast"/>
+        </w:trPr>
+        <w:tc>
+          <w:tcPr>
+            <w:tcW w:type="dxa" w:w="9406"/>
+            <w:shd w:val="clear" w:color="auto" w:fill="F9FAFB"/>
+          </w:tcPr>
+          <w:p>
+            <w:pPr>
+              <w:spacing w:before="1587"/>
+              <w:jc w:val="center"/>
+            </w:pPr>
+            <w:r>
+              <w:rPr>
+                <w:rFonts w:ascii="Calibri" w:hAnsi="Calibri"/>
+                <w:i/>
+                <w:color w:val="ABB5BF"/>
+                <w:sz w:val="18"/>
+              </w:rPr>
+              <w:t>[ Insérer la capture d'écran ici ]</w:t>
+            </w:r>
+          </w:p>
+        </w:tc>
+      </w:tr>
+    </w:tbl>
+    <w:p>
+      <w:pPr>
+        <w:spacing w:after="240"/>
+      </w:pPr>
+    </w:p>
+    <w:p>
+      <w:pPr>
+        <w:pStyle w:val="Heading3"/>
+      </w:pPr>
+      <w:r>
+        <w:t>1.8 UPDATE — Activer le statut Premium (Wave)</w:t>
+      </w:r>
+    </w:p>
+    <w:p>
       <w:r>
         <w:rPr>
           <w:rFonts w:ascii="Calibri" w:hAnsi="Calibri"/>
-          <w:i/>
-          <w:color w:val="ABB5BF"/>
-          <w:sz w:val="18"/>
-        </w:rPr>
-        <w:t>[ Insérer la capture d'écran ici ]</w:t>
-      </w:r>
-    </w:p>
-    <w:p>
-      <w:pPr>
-        <w:pStyle w:val="Heading3"/>
-      </w:pPr>
-      <w:r>
-        <w:t>1.8 UPDATE — Activer le statut Premium (Wave)</w:t>
+          <w:sz w:val="22"/>
+        </w:rPr>
+        <w:t>Le système Premium de DIAPALER fonctionne avec Wave, le principal service de paiement mobile au Sénégal. Après que l'utilisateur a validé le paiement sur l'application Wave, notre service confirme l'activation en écrivant uniquement trois champs sur le profil Firebase (</w:t>
+      </w:r>
+      <w:r>
+        <w:rPr>
+          <w:rFonts w:ascii="Courier New" w:hAnsi="Courier New"/>
+          <w:color w:val="DC2626"/>
+          <w:sz w:val="20"/>
+        </w:rPr>
+        <w:t>isPremium</w:t>
+      </w:r>
+      <w:r>
+        <w:rPr>
+          <w:rFonts w:ascii="Calibri" w:hAnsi="Calibri"/>
+          <w:sz w:val="22"/>
+        </w:rPr>
+        <w:t xml:space="preserve">, </w:t>
+      </w:r>
+      <w:r>
+        <w:rPr>
+          <w:rFonts w:ascii="Courier New" w:hAnsi="Courier New"/>
+          <w:color w:val="DC2626"/>
+          <w:sz w:val="20"/>
+        </w:rPr>
+        <w:t>premiumPlan</w:t>
+      </w:r>
+      <w:r>
+        <w:rPr>
+          <w:rFonts w:ascii="Calibri" w:hAnsi="Calibri"/>
+          <w:sz w:val="22"/>
+        </w:rPr>
+        <w:t xml:space="preserve">, </w:t>
+      </w:r>
+      <w:r>
+        <w:rPr>
+          <w:rFonts w:ascii="Courier New" w:hAnsi="Courier New"/>
+          <w:color w:val="DC2626"/>
+          <w:sz w:val="20"/>
+        </w:rPr>
+        <w:t>premiumSince</w:t>
+      </w:r>
+      <w:r>
+        <w:rPr>
+          <w:rFonts w:ascii="Calibri" w:hAnsi="Calibri"/>
+          <w:sz w:val="22"/>
+        </w:rPr>
+        <w:t xml:space="preserve">) via </w:t>
+      </w:r>
+      <w:r>
+        <w:rPr>
+          <w:rFonts w:ascii="Courier New" w:hAnsi="Courier New"/>
+          <w:color w:val="DC2626"/>
+          <w:sz w:val="20"/>
+        </w:rPr>
+        <w:t>.update()</w:t>
+      </w:r>
+      <w:r>
+        <w:rPr>
+          <w:rFonts w:ascii="Calibri" w:hAnsi="Calibri"/>
+          <w:sz w:val="22"/>
+        </w:rPr>
+        <w:t xml:space="preserve">. Ce choix d'un update partiel est délibéré : on ne veut pas écraser d'autres données du profil. Le badge Premium étoile apparaît instantanément dans l'interface grâce à la mise à jour en mémoire du </w:t>
+      </w:r>
+      <w:r>
+        <w:rPr>
+          <w:rFonts w:ascii="Courier New" w:hAnsi="Courier New"/>
+          <w:color w:val="DC2626"/>
+          <w:sz w:val="20"/>
+        </w:rPr>
+        <w:t>UserProfileController</w:t>
+      </w:r>
+      <w:r>
+        <w:rPr>
+          <w:rFonts w:ascii="Calibri" w:hAnsi="Calibri"/>
+          <w:sz w:val="22"/>
+        </w:rPr>
+        <w:t>.</w:t>
       </w:r>
     </w:p>
     <w:p>
@@ -7556,31 +8186,77 @@
         <w:t>📸  📸 CAPTURE D'ÉCRAN — Firebase Console : nœud users/{uid} avec isPremium = true</w:t>
       </w:r>
     </w:p>
-    <w:p>
-      <w:pPr>
-        <w:spacing w:before="2835" w:after="240"/>
-        <w:ind w:left="0"/>
-        <w:shd w:val="clear" w:color="auto" w:fill="F9FAFB"/>
-        <w:pBdr>
-          <w:left w:val="single" w:sz="6" w:space="6" w:color="D1D5DB"/>
-        </w:pBdr>
-      </w:pPr>
+    <w:tbl>
+      <w:tblPr>
+        <w:tblStyle w:val="TableGrid"/>
+        <w:tblW w:type="auto" w:w="0"/>
+        <w:tblLook w:firstColumn="1" w:firstRow="1" w:lastColumn="0" w:lastRow="0" w:noHBand="0" w:noVBand="1" w:val="04A0"/>
+      </w:tblPr>
+      <w:tblGrid>
+        <w:gridCol w:w="9406"/>
+      </w:tblGrid>
+      <w:tr>
+        <w:trPr>
+          <w:trHeight w:val="3969" w:hRule="atLeast"/>
+        </w:trPr>
+        <w:tc>
+          <w:tcPr>
+            <w:tcW w:type="dxa" w:w="9406"/>
+            <w:shd w:val="clear" w:color="auto" w:fill="F9FAFB"/>
+          </w:tcPr>
+          <w:p>
+            <w:pPr>
+              <w:spacing w:before="1587"/>
+              <w:jc w:val="center"/>
+            </w:pPr>
+            <w:r>
+              <w:rPr>
+                <w:rFonts w:ascii="Calibri" w:hAnsi="Calibri"/>
+                <w:i/>
+                <w:color w:val="ABB5BF"/>
+                <w:sz w:val="18"/>
+              </w:rPr>
+              <w:t>[ Insérer la capture d'écran ici ]</w:t>
+            </w:r>
+          </w:p>
+        </w:tc>
+      </w:tr>
+    </w:tbl>
+    <w:p>
+      <w:pPr>
+        <w:spacing w:after="240"/>
+      </w:pPr>
+    </w:p>
+    <w:p>
+      <w:pPr>
+        <w:pStyle w:val="Heading3"/>
+      </w:pPr>
+      <w:r>
+        <w:t>1.9 DELETE — Suppression d'une session réservée (Firebase `.remove()`)</w:t>
+      </w:r>
+    </w:p>
+    <w:p>
       <w:r>
         <w:rPr>
           <w:rFonts w:ascii="Calibri" w:hAnsi="Calibri"/>
-          <w:i/>
-          <w:color w:val="ABB5BF"/>
-          <w:sz w:val="18"/>
-        </w:rPr>
-        <w:t>[ Insérer la capture d'écran ici ]</w:t>
-      </w:r>
-    </w:p>
-    <w:p>
-      <w:pPr>
-        <w:pStyle w:val="Heading3"/>
-      </w:pPr>
-      <w:r>
-        <w:t>1.9 DELETE — Suppression d'une session réservée (Firebase `.remove()`)</w:t>
+          <w:sz w:val="22"/>
+        </w:rPr>
+        <w:t xml:space="preserve">L'annulation d'un rendez-vous doit être bilatérale : si Mariéme annule sa session avec Ibrahima, la session doit disparaître du calendrier des deux utilisateurs. On utilise </w:t>
+      </w:r>
+      <w:r>
+        <w:rPr>
+          <w:rFonts w:ascii="Courier New" w:hAnsi="Courier New"/>
+          <w:color w:val="DC2626"/>
+          <w:sz w:val="20"/>
+        </w:rPr>
+        <w:t>.remove()</w:t>
+      </w:r>
+      <w:r>
+        <w:rPr>
+          <w:rFonts w:ascii="Calibri" w:hAnsi="Calibri"/>
+          <w:sz w:val="22"/>
+        </w:rPr>
+        <w:t xml:space="preserve"> plutôt qu'un update de statut car une session annulée ne doit laisser aucune trace dans Firebase — cela évite d'accumuler des données mortes et simplifie les requêtes de lecture. Une notification est automatiquement envoyée à l'autre partie pour l'informer de l'annulation.</w:t>
       </w:r>
     </w:p>
     <w:p>
@@ -8021,31 +8697,92 @@
         <w:t>📸  📸 CAPTURE D'ÉCRAN — Console Firebase : nœud bookedSessions après annulation (nœud disparu)</w:t>
       </w:r>
     </w:p>
-    <w:p>
-      <w:pPr>
-        <w:spacing w:before="2835" w:after="240"/>
-        <w:ind w:left="0"/>
-        <w:shd w:val="clear" w:color="auto" w:fill="F9FAFB"/>
-        <w:pBdr>
-          <w:left w:val="single" w:sz="6" w:space="6" w:color="D1D5DB"/>
-        </w:pBdr>
-      </w:pPr>
+    <w:tbl>
+      <w:tblPr>
+        <w:tblStyle w:val="TableGrid"/>
+        <w:tblW w:type="auto" w:w="0"/>
+        <w:tblLook w:firstColumn="1" w:firstRow="1" w:lastColumn="0" w:lastRow="0" w:noHBand="0" w:noVBand="1" w:val="04A0"/>
+      </w:tblPr>
+      <w:tblGrid>
+        <w:gridCol w:w="9406"/>
+      </w:tblGrid>
+      <w:tr>
+        <w:trPr>
+          <w:trHeight w:val="3969" w:hRule="atLeast"/>
+        </w:trPr>
+        <w:tc>
+          <w:tcPr>
+            <w:tcW w:type="dxa" w:w="9406"/>
+            <w:shd w:val="clear" w:color="auto" w:fill="F9FAFB"/>
+          </w:tcPr>
+          <w:p>
+            <w:pPr>
+              <w:spacing w:before="1587"/>
+              <w:jc w:val="center"/>
+            </w:pPr>
+            <w:r>
+              <w:rPr>
+                <w:rFonts w:ascii="Calibri" w:hAnsi="Calibri"/>
+                <w:i/>
+                <w:color w:val="ABB5BF"/>
+                <w:sz w:val="18"/>
+              </w:rPr>
+              <w:t>[ Insérer la capture d'écran ici ]</w:t>
+            </w:r>
+          </w:p>
+        </w:tc>
+      </w:tr>
+    </w:tbl>
+    <w:p>
+      <w:pPr>
+        <w:spacing w:after="240"/>
+      </w:pPr>
+    </w:p>
+    <w:p>
+      <w:pPr>
+        <w:pStyle w:val="Heading3"/>
+      </w:pPr>
+      <w:r>
+        <w:t>1.10 DELETE — Déconnexion et nettoyage du cache local</w:t>
+      </w:r>
+    </w:p>
+    <w:p>
       <w:r>
         <w:rPr>
           <w:rFonts w:ascii="Calibri" w:hAnsi="Calibri"/>
-          <w:i/>
-          <w:color w:val="ABB5BF"/>
-          <w:sz w:val="18"/>
-        </w:rPr>
-        <w:t>[ Insérer la capture d'écran ici ]</w:t>
-      </w:r>
-    </w:p>
-    <w:p>
-      <w:pPr>
-        <w:pStyle w:val="Heading3"/>
-      </w:pPr>
-      <w:r>
-        <w:t>1.10 DELETE — Déconnexion et nettoyage du cache local</w:t>
+          <w:sz w:val="22"/>
+        </w:rPr>
+        <w:t xml:space="preserve">La déconnexion dans DIAPALER n'est pas un simple </w:t>
+      </w:r>
+      <w:r>
+        <w:rPr>
+          <w:rFonts w:ascii="Courier New" w:hAnsi="Courier New"/>
+          <w:color w:val="DC2626"/>
+          <w:sz w:val="20"/>
+        </w:rPr>
+        <w:t>signOut()</w:t>
+      </w:r>
+      <w:r>
+        <w:rPr>
+          <w:rFonts w:ascii="Calibri" w:hAnsi="Calibri"/>
+          <w:sz w:val="22"/>
+        </w:rPr>
+        <w:t xml:space="preserve"> — c'est une séquence de six opérations dans un ordre précis. On vide d'abord toutes les couches de cache en mémoire avant de révoquer la session Firebase, pour éviter qu'un état résiduel ne s'affiche brièvement à l'écran lors de la redirection. Le </w:t>
+      </w:r>
+      <w:r>
+        <w:rPr>
+          <w:rFonts w:ascii="Courier New" w:hAnsi="Courier New"/>
+          <w:color w:val="DC2626"/>
+          <w:sz w:val="20"/>
+        </w:rPr>
+        <w:t>pushAndRemoveUntil</w:t>
+      </w:r>
+      <w:r>
+        <w:rPr>
+          <w:rFonts w:ascii="Calibri" w:hAnsi="Calibri"/>
+          <w:sz w:val="22"/>
+        </w:rPr>
+        <w:t xml:space="preserve"> vide complètement la pile de navigation pour qu'un appui sur le bouton retour ne ramène pas à une page protégée après déconnexion.</w:t>
       </w:r>
     </w:p>
     <w:p>
@@ -8282,31 +9019,167 @@
         <w:t>📸  📸 CAPTURE D'ÉCRAN — Dialog de confirmation de déconnexion</w:t>
       </w:r>
     </w:p>
-    <w:p>
-      <w:pPr>
-        <w:spacing w:before="2835" w:after="240"/>
-        <w:ind w:left="0"/>
-        <w:shd w:val="clear" w:color="auto" w:fill="F9FAFB"/>
-        <w:pBdr>
-          <w:left w:val="single" w:sz="6" w:space="6" w:color="D1D5DB"/>
-        </w:pBdr>
-      </w:pPr>
+    <w:tbl>
+      <w:tblPr>
+        <w:tblStyle w:val="TableGrid"/>
+        <w:tblW w:type="auto" w:w="0"/>
+        <w:tblLook w:firstColumn="1" w:firstRow="1" w:lastColumn="0" w:lastRow="0" w:noHBand="0" w:noVBand="1" w:val="04A0"/>
+      </w:tblPr>
+      <w:tblGrid>
+        <w:gridCol w:w="9406"/>
+      </w:tblGrid>
+      <w:tr>
+        <w:trPr>
+          <w:trHeight w:val="3969" w:hRule="atLeast"/>
+        </w:trPr>
+        <w:tc>
+          <w:tcPr>
+            <w:tcW w:type="dxa" w:w="9406"/>
+            <w:shd w:val="clear" w:color="auto" w:fill="F9FAFB"/>
+          </w:tcPr>
+          <w:p>
+            <w:pPr>
+              <w:spacing w:before="1587"/>
+              <w:jc w:val="center"/>
+            </w:pPr>
+            <w:r>
+              <w:rPr>
+                <w:rFonts w:ascii="Calibri" w:hAnsi="Calibri"/>
+                <w:i/>
+                <w:color w:val="ABB5BF"/>
+                <w:sz w:val="18"/>
+              </w:rPr>
+              <w:t>[ Insérer la capture d'écran ici ]</w:t>
+            </w:r>
+          </w:p>
+        </w:tc>
+      </w:tr>
+    </w:tbl>
+    <w:p>
+      <w:pPr>
+        <w:spacing w:after="240"/>
+      </w:pPr>
+    </w:p>
+    <w:p>
+      <w:pPr>
+        <w:pStyle w:val="Heading3"/>
+      </w:pPr>
+      <w:r>
+        <w:t>1.11 Sérialisation JSON ↔ Dart</w:t>
+      </w:r>
+    </w:p>
+    <w:p>
       <w:r>
         <w:rPr>
           <w:rFonts w:ascii="Calibri" w:hAnsi="Calibri"/>
-          <w:i/>
-          <w:color w:val="ABB5BF"/>
-          <w:sz w:val="18"/>
-        </w:rPr>
-        <w:t>[ Insérer la capture d'écran ici ]</w:t>
-      </w:r>
-    </w:p>
-    <w:p>
-      <w:pPr>
-        <w:pStyle w:val="Heading3"/>
-      </w:pPr>
-      <w:r>
-        <w:t>1.11 Sérialisation JSON ↔ Dart</w:t>
+          <w:sz w:val="22"/>
+        </w:rPr>
+        <w:t xml:space="preserve">Firebase Realtime Database ne retourne pas des objets Dart typés mais des </w:t>
+      </w:r>
+      <w:r>
+        <w:rPr>
+          <w:rFonts w:ascii="Courier New" w:hAnsi="Courier New"/>
+          <w:color w:val="DC2626"/>
+          <w:sz w:val="20"/>
+        </w:rPr>
+        <w:t>Map&lt;Object?, Object?&gt;</w:t>
+      </w:r>
+      <w:r>
+        <w:rPr>
+          <w:rFonts w:ascii="Calibri" w:hAnsi="Calibri"/>
+          <w:sz w:val="22"/>
+        </w:rPr>
+        <w:t xml:space="preserve"> bruts, ce qui impose une couche de sérialisation manuelle. Nous avons délibérément choisi de ne pas utiliser </w:t>
+      </w:r>
+      <w:r>
+        <w:rPr>
+          <w:rFonts w:ascii="Courier New" w:hAnsi="Courier New"/>
+          <w:color w:val="DC2626"/>
+          <w:sz w:val="20"/>
+        </w:rPr>
+        <w:t>json_serializable</w:t>
+      </w:r>
+      <w:r>
+        <w:rPr>
+          <w:rFonts w:ascii="Calibri" w:hAnsi="Calibri"/>
+          <w:sz w:val="22"/>
+        </w:rPr>
+        <w:t xml:space="preserve"> ou </w:t>
+      </w:r>
+      <w:r>
+        <w:rPr>
+          <w:rFonts w:ascii="Courier New" w:hAnsi="Courier New"/>
+          <w:color w:val="DC2626"/>
+          <w:sz w:val="20"/>
+        </w:rPr>
+        <w:t>freezed</w:t>
+      </w:r>
+      <w:r>
+        <w:rPr>
+          <w:rFonts w:ascii="Calibri" w:hAnsi="Calibri"/>
+          <w:sz w:val="22"/>
+        </w:rPr>
+        <w:t xml:space="preserve"> pour garder le projet simple et lisible, mais aussi parce que les types retournés par Firebase (</w:t>
+      </w:r>
+      <w:r>
+        <w:rPr>
+          <w:rFonts w:ascii="Courier New" w:hAnsi="Courier New"/>
+          <w:color w:val="DC2626"/>
+          <w:sz w:val="20"/>
+        </w:rPr>
+        <w:t>num</w:t>
+      </w:r>
+      <w:r>
+        <w:rPr>
+          <w:rFonts w:ascii="Calibri" w:hAnsi="Calibri"/>
+          <w:sz w:val="22"/>
+        </w:rPr>
+        <w:t xml:space="preserve">, </w:t>
+      </w:r>
+      <w:r>
+        <w:rPr>
+          <w:rFonts w:ascii="Courier New" w:hAnsi="Courier New"/>
+          <w:color w:val="DC2626"/>
+          <w:sz w:val="20"/>
+        </w:rPr>
+        <w:t>bool</w:t>
+      </w:r>
+      <w:r>
+        <w:rPr>
+          <w:rFonts w:ascii="Calibri" w:hAnsi="Calibri"/>
+          <w:sz w:val="22"/>
+        </w:rPr>
+        <w:t xml:space="preserve">, </w:t>
+      </w:r>
+      <w:r>
+        <w:rPr>
+          <w:rFonts w:ascii="Courier New" w:hAnsi="Courier New"/>
+          <w:color w:val="DC2626"/>
+          <w:sz w:val="20"/>
+        </w:rPr>
+        <w:t>List</w:t>
+      </w:r>
+      <w:r>
+        <w:rPr>
+          <w:rFonts w:ascii="Calibri" w:hAnsi="Calibri"/>
+          <w:sz w:val="22"/>
+        </w:rPr>
+        <w:t xml:space="preserve"> ou </w:t>
+      </w:r>
+      <w:r>
+        <w:rPr>
+          <w:rFonts w:ascii="Courier New" w:hAnsi="Courier New"/>
+          <w:color w:val="DC2626"/>
+          <w:sz w:val="20"/>
+        </w:rPr>
+        <w:t>Map</w:t>
+      </w:r>
+      <w:r>
+        <w:rPr>
+          <w:rFonts w:ascii="Calibri" w:hAnsi="Calibri"/>
+          <w:sz w:val="22"/>
+        </w:rPr>
+        <w:t xml:space="preserve"> selon la valeur) nécessitent des casts personnalisés qu'un générateur automatique gère mal.</w:t>
       </w:r>
     </w:p>
     <w:p>
@@ -8886,6 +9759,135 @@
       </w:pPr>
       <w:r>
         <w:t>2.1 Demandes de mentorat (mentorRequests)</w:t>
+      </w:r>
+    </w:p>
+    <w:p>
+      <w:r>
+        <w:rPr>
+          <w:rFonts w:ascii="Calibri" w:hAnsi="Calibri"/>
+          <w:sz w:val="22"/>
+        </w:rPr>
+        <w:t xml:space="preserve">Le nœud </w:t>
+      </w:r>
+      <w:r>
+        <w:rPr>
+          <w:rFonts w:ascii="Courier New" w:hAnsi="Courier New"/>
+          <w:color w:val="DC2626"/>
+          <w:sz w:val="20"/>
+        </w:rPr>
+        <w:t>mentorRequests/</w:t>
+      </w:r>
+      <w:r>
+        <w:rPr>
+          <w:rFonts w:ascii="Calibri" w:hAnsi="Calibri"/>
+          <w:sz w:val="22"/>
+        </w:rPr>
+        <w:t xml:space="preserve"> centralise deux types d'interactions entre membres : les demandes de mentorat (un entrepreneur sollicite un mentor) et les propositions d'investissement (un investisseur s'intéresse à un entrepreneur). Un seul modèle </w:t>
+      </w:r>
+      <w:r>
+        <w:rPr>
+          <w:rFonts w:ascii="Courier New" w:hAnsi="Courier New"/>
+          <w:color w:val="DC2626"/>
+          <w:sz w:val="20"/>
+        </w:rPr>
+        <w:t>MentorRequest</w:t>
+      </w:r>
+      <w:r>
+        <w:rPr>
+          <w:rFonts w:ascii="Calibri" w:hAnsi="Calibri"/>
+          <w:sz w:val="22"/>
+        </w:rPr>
+        <w:t xml:space="preserve"> couvre les deux cas grâce au champ </w:t>
+      </w:r>
+      <w:r>
+        <w:rPr>
+          <w:rFonts w:ascii="Courier New" w:hAnsi="Courier New"/>
+          <w:color w:val="DC2626"/>
+          <w:sz w:val="20"/>
+        </w:rPr>
+        <w:t>type</w:t>
+      </w:r>
+      <w:r>
+        <w:rPr>
+          <w:rFonts w:ascii="Calibri" w:hAnsi="Calibri"/>
+          <w:sz w:val="22"/>
+        </w:rPr>
+        <w:t xml:space="preserve">, ce qui simplifie le code et la structure Firebase. Le champ </w:t>
+      </w:r>
+      <w:r>
+        <w:rPr>
+          <w:rFonts w:ascii="Courier New" w:hAnsi="Courier New"/>
+          <w:color w:val="DC2626"/>
+          <w:sz w:val="20"/>
+        </w:rPr>
+        <w:t>status</w:t>
+      </w:r>
+      <w:r>
+        <w:rPr>
+          <w:rFonts w:ascii="Calibri" w:hAnsi="Calibri"/>
+          <w:sz w:val="22"/>
+        </w:rPr>
+        <w:t xml:space="preserve"> suit le cycle de vie de chaque demande, de </w:t>
+      </w:r>
+      <w:r>
+        <w:rPr>
+          <w:rFonts w:ascii="Courier New" w:hAnsi="Courier New"/>
+          <w:color w:val="DC2626"/>
+          <w:sz w:val="20"/>
+        </w:rPr>
+        <w:t>pending</w:t>
+      </w:r>
+      <w:r>
+        <w:rPr>
+          <w:rFonts w:ascii="Calibri" w:hAnsi="Calibri"/>
+          <w:sz w:val="22"/>
+        </w:rPr>
+        <w:t xml:space="preserve"> à </w:t>
+      </w:r>
+      <w:r>
+        <w:rPr>
+          <w:rFonts w:ascii="Courier New" w:hAnsi="Courier New"/>
+          <w:color w:val="DC2626"/>
+          <w:sz w:val="20"/>
+        </w:rPr>
+        <w:t>accepted</w:t>
+      </w:r>
+      <w:r>
+        <w:rPr>
+          <w:rFonts w:ascii="Calibri" w:hAnsi="Calibri"/>
+          <w:sz w:val="22"/>
+        </w:rPr>
+        <w:t xml:space="preserve"> ou </w:t>
+      </w:r>
+      <w:r>
+        <w:rPr>
+          <w:rFonts w:ascii="Courier New" w:hAnsi="Courier New"/>
+          <w:color w:val="DC2626"/>
+          <w:sz w:val="20"/>
+        </w:rPr>
+        <w:t>rejected</w:t>
+      </w:r>
+      <w:r>
+        <w:rPr>
+          <w:rFonts w:ascii="Calibri" w:hAnsi="Calibri"/>
+          <w:sz w:val="22"/>
+        </w:rPr>
+        <w:t xml:space="preserve">, avec la date de réponse tracée dans </w:t>
+      </w:r>
+      <w:r>
+        <w:rPr>
+          <w:rFonts w:ascii="Courier New" w:hAnsi="Courier New"/>
+          <w:color w:val="DC2626"/>
+          <w:sz w:val="20"/>
+        </w:rPr>
+        <w:t>respondedAt</w:t>
+      </w:r>
+      <w:r>
+        <w:rPr>
+          <w:rFonts w:ascii="Calibri" w:hAnsi="Calibri"/>
+          <w:sz w:val="22"/>
+        </w:rPr>
+        <w:t xml:space="preserve"> pour l'historique.</w:t>
       </w:r>
     </w:p>
     <w:p>
@@ -10393,31 +11395,92 @@
         <w:t>📸  📸 CAPTURE D'ÉCRAN — Écran "Demandes reçues" avec liste des requêtes</w:t>
       </w:r>
     </w:p>
-    <w:p>
-      <w:pPr>
-        <w:spacing w:before="2835" w:after="240"/>
-        <w:ind w:left="0"/>
-        <w:shd w:val="clear" w:color="auto" w:fill="F9FAFB"/>
-        <w:pBdr>
-          <w:left w:val="single" w:sz="6" w:space="6" w:color="D1D5DB"/>
-        </w:pBdr>
-      </w:pPr>
+    <w:tbl>
+      <w:tblPr>
+        <w:tblStyle w:val="TableGrid"/>
+        <w:tblW w:type="auto" w:w="0"/>
+        <w:tblLook w:firstColumn="1" w:firstRow="1" w:lastColumn="0" w:lastRow="0" w:noHBand="0" w:noVBand="1" w:val="04A0"/>
+      </w:tblPr>
+      <w:tblGrid>
+        <w:gridCol w:w="9406"/>
+      </w:tblGrid>
+      <w:tr>
+        <w:trPr>
+          <w:trHeight w:val="3969" w:hRule="atLeast"/>
+        </w:trPr>
+        <w:tc>
+          <w:tcPr>
+            <w:tcW w:type="dxa" w:w="9406"/>
+            <w:shd w:val="clear" w:color="auto" w:fill="F9FAFB"/>
+          </w:tcPr>
+          <w:p>
+            <w:pPr>
+              <w:spacing w:before="1587"/>
+              <w:jc w:val="center"/>
+            </w:pPr>
+            <w:r>
+              <w:rPr>
+                <w:rFonts w:ascii="Calibri" w:hAnsi="Calibri"/>
+                <w:i/>
+                <w:color w:val="ABB5BF"/>
+                <w:sz w:val="18"/>
+              </w:rPr>
+              <w:t>[ Insérer la capture d'écran ici ]</w:t>
+            </w:r>
+          </w:p>
+        </w:tc>
+      </w:tr>
+    </w:tbl>
+    <w:p>
+      <w:pPr>
+        <w:spacing w:after="240"/>
+      </w:pPr>
+    </w:p>
+    <w:p>
+      <w:pPr>
+        <w:pStyle w:val="Heading3"/>
+      </w:pPr>
+      <w:r>
+        <w:t>2.2 Messagerie temps réel (messages + conversations)</w:t>
+      </w:r>
+    </w:p>
+    <w:p>
       <w:r>
         <w:rPr>
           <w:rFonts w:ascii="Calibri" w:hAnsi="Calibri"/>
-          <w:i/>
-          <w:color w:val="ABB5BF"/>
-          <w:sz w:val="18"/>
-        </w:rPr>
-        <w:t>[ Insérer la capture d'écran ici ]</w:t>
-      </w:r>
-    </w:p>
-    <w:p>
-      <w:pPr>
-        <w:pStyle w:val="Heading3"/>
-      </w:pPr>
-      <w:r>
-        <w:t>2.2 Messagerie temps réel (messages + conversations)</w:t>
+          <w:sz w:val="22"/>
+        </w:rPr>
+        <w:t xml:space="preserve">La messagerie repose sur deux nœuds complémentaires : </w:t>
+      </w:r>
+      <w:r>
+        <w:rPr>
+          <w:rFonts w:ascii="Courier New" w:hAnsi="Courier New"/>
+          <w:color w:val="DC2626"/>
+          <w:sz w:val="20"/>
+        </w:rPr>
+        <w:t>messages/</w:t>
+      </w:r>
+      <w:r>
+        <w:rPr>
+          <w:rFonts w:ascii="Calibri" w:hAnsi="Calibri"/>
+          <w:sz w:val="22"/>
+        </w:rPr>
+        <w:t xml:space="preserve"> stocke le contenu de chaque échange, et </w:t>
+      </w:r>
+      <w:r>
+        <w:rPr>
+          <w:rFonts w:ascii="Courier New" w:hAnsi="Courier New"/>
+          <w:color w:val="DC2626"/>
+          <w:sz w:val="20"/>
+        </w:rPr>
+        <w:t>conversations/</w:t>
+      </w:r>
+      <w:r>
+        <w:rPr>
+          <w:rFonts w:ascii="Calibri" w:hAnsi="Calibri"/>
+          <w:sz w:val="22"/>
+        </w:rPr>
+        <w:t xml:space="preserve"> maintient un résumé (dernier message, compteur de non lus) pour afficher la liste des conversations sans avoir à charger tous les messages. L'identifiant de conversation est généré en triant les deux UIDs alphabétiquement et en les concaténant, ce qui garantit que deux utilisateurs partagent toujours le même identifiant de canal quelle que soit la direction du premier message.</w:t>
       </w:r>
     </w:p>
     <w:p>
@@ -11218,24 +12281,46 @@
         <w:t>📸  📸 CAPTURE D'ÉCRAN — Messagerie : liste des conversations (avec compteur non lus)</w:t>
       </w:r>
     </w:p>
-    <w:p>
-      <w:pPr>
-        <w:spacing w:before="2835" w:after="240"/>
-        <w:ind w:left="0"/>
-        <w:shd w:val="clear" w:color="auto" w:fill="F9FAFB"/>
-        <w:pBdr>
-          <w:left w:val="single" w:sz="6" w:space="6" w:color="D1D5DB"/>
-        </w:pBdr>
-      </w:pPr>
-      <w:r>
-        <w:rPr>
-          <w:rFonts w:ascii="Calibri" w:hAnsi="Calibri"/>
-          <w:i/>
-          <w:color w:val="ABB5BF"/>
-          <w:sz w:val="18"/>
-        </w:rPr>
-        <w:t>[ Insérer la capture d'écran ici ]</w:t>
-      </w:r>
+    <w:tbl>
+      <w:tblPr>
+        <w:tblStyle w:val="TableGrid"/>
+        <w:tblW w:type="auto" w:w="0"/>
+        <w:tblLook w:firstColumn="1" w:firstRow="1" w:lastColumn="0" w:lastRow="0" w:noHBand="0" w:noVBand="1" w:val="04A0"/>
+      </w:tblPr>
+      <w:tblGrid>
+        <w:gridCol w:w="9406"/>
+      </w:tblGrid>
+      <w:tr>
+        <w:trPr>
+          <w:trHeight w:val="3969" w:hRule="atLeast"/>
+        </w:trPr>
+        <w:tc>
+          <w:tcPr>
+            <w:tcW w:type="dxa" w:w="9406"/>
+            <w:shd w:val="clear" w:color="auto" w:fill="F9FAFB"/>
+          </w:tcPr>
+          <w:p>
+            <w:pPr>
+              <w:spacing w:before="1587"/>
+              <w:jc w:val="center"/>
+            </w:pPr>
+            <w:r>
+              <w:rPr>
+                <w:rFonts w:ascii="Calibri" w:hAnsi="Calibri"/>
+                <w:i/>
+                <w:color w:val="ABB5BF"/>
+                <w:sz w:val="18"/>
+              </w:rPr>
+              <w:t>[ Insérer la capture d'écran ici ]</w:t>
+            </w:r>
+          </w:p>
+        </w:tc>
+      </w:tr>
+    </w:tbl>
+    <w:p>
+      <w:pPr>
+        <w:spacing w:after="240"/>
+      </w:pPr>
     </w:p>
     <w:p>
       <w:pPr>
@@ -11256,31 +12341,107 @@
         <w:t>📸  📸 CAPTURE D'ÉCRAN — Messagerie : conversation temps réel</w:t>
       </w:r>
     </w:p>
-    <w:p>
-      <w:pPr>
-        <w:spacing w:before="2835" w:after="240"/>
-        <w:ind w:left="0"/>
-        <w:shd w:val="clear" w:color="auto" w:fill="F9FAFB"/>
-        <w:pBdr>
-          <w:left w:val="single" w:sz="6" w:space="6" w:color="D1D5DB"/>
-        </w:pBdr>
-      </w:pPr>
+    <w:tbl>
+      <w:tblPr>
+        <w:tblStyle w:val="TableGrid"/>
+        <w:tblW w:type="auto" w:w="0"/>
+        <w:tblLook w:firstColumn="1" w:firstRow="1" w:lastColumn="0" w:lastRow="0" w:noHBand="0" w:noVBand="1" w:val="04A0"/>
+      </w:tblPr>
+      <w:tblGrid>
+        <w:gridCol w:w="9406"/>
+      </w:tblGrid>
+      <w:tr>
+        <w:trPr>
+          <w:trHeight w:val="3969" w:hRule="atLeast"/>
+        </w:trPr>
+        <w:tc>
+          <w:tcPr>
+            <w:tcW w:type="dxa" w:w="9406"/>
+            <w:shd w:val="clear" w:color="auto" w:fill="F9FAFB"/>
+          </w:tcPr>
+          <w:p>
+            <w:pPr>
+              <w:spacing w:before="1587"/>
+              <w:jc w:val="center"/>
+            </w:pPr>
+            <w:r>
+              <w:rPr>
+                <w:rFonts w:ascii="Calibri" w:hAnsi="Calibri"/>
+                <w:i/>
+                <w:color w:val="ABB5BF"/>
+                <w:sz w:val="18"/>
+              </w:rPr>
+              <w:t>[ Insérer la capture d'écran ici ]</w:t>
+            </w:r>
+          </w:p>
+        </w:tc>
+      </w:tr>
+    </w:tbl>
+    <w:p>
+      <w:pPr>
+        <w:spacing w:after="240"/>
+      </w:pPr>
+    </w:p>
+    <w:p>
+      <w:pPr>
+        <w:pStyle w:val="Heading3"/>
+      </w:pPr>
+      <w:r>
+        <w:t>2.3 Disponibilités mentor (availability)</w:t>
+      </w:r>
+    </w:p>
+    <w:p>
       <w:r>
         <w:rPr>
           <w:rFonts w:ascii="Calibri" w:hAnsi="Calibri"/>
-          <w:i/>
-          <w:color w:val="ABB5BF"/>
-          <w:sz w:val="18"/>
-        </w:rPr>
-        <w:t>[ Insérer la capture d'écran ici ]</w:t>
-      </w:r>
-    </w:p>
-    <w:p>
-      <w:pPr>
-        <w:pStyle w:val="Heading3"/>
-      </w:pPr>
-      <w:r>
-        <w:t>2.3 Disponibilités mentor (availability)</w:t>
+          <w:sz w:val="22"/>
+        </w:rPr>
+        <w:t xml:space="preserve">Chaque mentor peut définir ses créneaux disponibles par jour de la semaine depuis son planning. Ces données sont stockées dans le nœud </w:t>
+      </w:r>
+      <w:r>
+        <w:rPr>
+          <w:rFonts w:ascii="Courier New" w:hAnsi="Courier New"/>
+          <w:color w:val="DC2626"/>
+          <w:sz w:val="20"/>
+        </w:rPr>
+        <w:t>availability/{userId}</w:t>
+      </w:r>
+      <w:r>
+        <w:rPr>
+          <w:rFonts w:ascii="Calibri" w:hAnsi="Calibri"/>
+          <w:sz w:val="22"/>
+        </w:rPr>
+        <w:t xml:space="preserve"> et lues en temps réel par les entrepreneurs pour savoir quand réserver une session. On utilise </w:t>
+      </w:r>
+      <w:r>
+        <w:rPr>
+          <w:rFonts w:ascii="Courier New" w:hAnsi="Courier New"/>
+          <w:color w:val="DC2626"/>
+          <w:sz w:val="20"/>
+        </w:rPr>
+        <w:t>.set()</w:t>
+      </w:r>
+      <w:r>
+        <w:rPr>
+          <w:rFonts w:ascii="Calibri" w:hAnsi="Calibri"/>
+          <w:sz w:val="22"/>
+        </w:rPr>
+        <w:t xml:space="preserve"> pour les mises à jour (remplacement complet du planning) plutôt que </w:t>
+      </w:r>
+      <w:r>
+        <w:rPr>
+          <w:rFonts w:ascii="Courier New" w:hAnsi="Courier New"/>
+          <w:color w:val="DC2626"/>
+          <w:sz w:val="20"/>
+        </w:rPr>
+        <w:t>.update()</w:t>
+      </w:r>
+      <w:r>
+        <w:rPr>
+          <w:rFonts w:ascii="Calibri" w:hAnsi="Calibri"/>
+          <w:sz w:val="22"/>
+        </w:rPr>
+        <w:t>, car modifier partiellement un calendrier hebdomadaire serait plus risqué — il vaut mieux réécrire tout le planning d'un coup pour garantir sa cohérence.</w:t>
       </w:r>
     </w:p>
     <w:p>
@@ -11427,24 +12588,46 @@
         <w:t>📸  📸 CAPTURE D'ÉCRAN — Planning du mentor : gestion des créneaux disponibles</w:t>
       </w:r>
     </w:p>
-    <w:p>
-      <w:pPr>
-        <w:spacing w:before="2835" w:after="240"/>
-        <w:ind w:left="0"/>
-        <w:shd w:val="clear" w:color="auto" w:fill="F9FAFB"/>
-        <w:pBdr>
-          <w:left w:val="single" w:sz="6" w:space="6" w:color="D1D5DB"/>
-        </w:pBdr>
-      </w:pPr>
-      <w:r>
-        <w:rPr>
-          <w:rFonts w:ascii="Calibri" w:hAnsi="Calibri"/>
-          <w:i/>
-          <w:color w:val="ABB5BF"/>
-          <w:sz w:val="18"/>
-        </w:rPr>
-        <w:t>[ Insérer la capture d'écran ici ]</w:t>
-      </w:r>
+    <w:tbl>
+      <w:tblPr>
+        <w:tblStyle w:val="TableGrid"/>
+        <w:tblW w:type="auto" w:w="0"/>
+        <w:tblLook w:firstColumn="1" w:firstRow="1" w:lastColumn="0" w:lastRow="0" w:noHBand="0" w:noVBand="1" w:val="04A0"/>
+      </w:tblPr>
+      <w:tblGrid>
+        <w:gridCol w:w="9406"/>
+      </w:tblGrid>
+      <w:tr>
+        <w:trPr>
+          <w:trHeight w:val="3969" w:hRule="atLeast"/>
+        </w:trPr>
+        <w:tc>
+          <w:tcPr>
+            <w:tcW w:type="dxa" w:w="9406"/>
+            <w:shd w:val="clear" w:color="auto" w:fill="F9FAFB"/>
+          </w:tcPr>
+          <w:p>
+            <w:pPr>
+              <w:spacing w:before="1587"/>
+              <w:jc w:val="center"/>
+            </w:pPr>
+            <w:r>
+              <w:rPr>
+                <w:rFonts w:ascii="Calibri" w:hAnsi="Calibri"/>
+                <w:i/>
+                <w:color w:val="ABB5BF"/>
+                <w:sz w:val="18"/>
+              </w:rPr>
+              <w:t>[ Insérer la capture d'écran ici ]</w:t>
+            </w:r>
+          </w:p>
+        </w:tc>
+      </w:tr>
+    </w:tbl>
+    <w:p>
+      <w:pPr>
+        <w:spacing w:after="240"/>
+      </w:pPr>
     </w:p>
     <w:p>
       <w:pPr>
@@ -12387,39 +13570,85 @@
         <w:t>📸  📸 CAPTURE D'ÉCRAN — Matching : membres DIAPALER réels en tête de liste</w:t>
       </w:r>
     </w:p>
-    <w:p>
-      <w:pPr>
-        <w:spacing w:before="2835" w:after="240"/>
-        <w:ind w:left="0"/>
-        <w:shd w:val="clear" w:color="auto" w:fill="F9FAFB"/>
-        <w:pBdr>
-          <w:left w:val="single" w:sz="6" w:space="6" w:color="D1D5DB"/>
-        </w:pBdr>
-      </w:pPr>
+    <w:tbl>
+      <w:tblPr>
+        <w:tblStyle w:val="TableGrid"/>
+        <w:tblW w:type="auto" w:w="0"/>
+        <w:tblLook w:firstColumn="1" w:firstRow="1" w:lastColumn="0" w:lastRow="0" w:noHBand="0" w:noVBand="1" w:val="04A0"/>
+      </w:tblPr>
+      <w:tblGrid>
+        <w:gridCol w:w="9406"/>
+      </w:tblGrid>
+      <w:tr>
+        <w:trPr>
+          <w:trHeight w:val="3969" w:hRule="atLeast"/>
+        </w:trPr>
+        <w:tc>
+          <w:tcPr>
+            <w:tcW w:type="dxa" w:w="9406"/>
+            <w:shd w:val="clear" w:color="auto" w:fill="F9FAFB"/>
+          </w:tcPr>
+          <w:p>
+            <w:pPr>
+              <w:spacing w:before="1587"/>
+              <w:jc w:val="center"/>
+            </w:pPr>
+            <w:r>
+              <w:rPr>
+                <w:rFonts w:ascii="Calibri" w:hAnsi="Calibri"/>
+                <w:i/>
+                <w:color w:val="ABB5BF"/>
+                <w:sz w:val="18"/>
+              </w:rPr>
+              <w:t>[ Insérer la capture d'écran ici ]</w:t>
+            </w:r>
+          </w:p>
+        </w:tc>
+      </w:tr>
+    </w:tbl>
+    <w:p>
+      <w:pPr>
+        <w:spacing w:after="240"/>
+      </w:pPr>
+    </w:p>
+    <w:p>
+      <w:pPr>
+        <w:pStyle w:val="Heading2"/>
+      </w:pPr>
+      <w:r>
+        <w:t>4. Groq API — Llama 3.1 (Chatbot DIALI IA)</w:t>
+      </w:r>
+    </w:p>
+    <w:p>
+      <w:pPr>
+        <w:pStyle w:val="Heading3"/>
+      </w:pPr>
+      <w:r>
+        <w:t>4.1 Architecture sécurisée — Proxy Cloudflare Worker</w:t>
+      </w:r>
+    </w:p>
+    <w:p>
       <w:r>
         <w:rPr>
           <w:rFonts w:ascii="Calibri" w:hAnsi="Calibri"/>
-          <w:i/>
-          <w:color w:val="ABB5BF"/>
-          <w:sz w:val="18"/>
-        </w:rPr>
-        <w:t>[ Insérer la capture d'écran ici ]</w:t>
-      </w:r>
-    </w:p>
-    <w:p>
-      <w:pPr>
-        <w:pStyle w:val="Heading2"/>
-      </w:pPr>
-      <w:r>
-        <w:t>4. Groq API — Llama 3.1 (Chatbot DIALI IA)</w:t>
-      </w:r>
-    </w:p>
-    <w:p>
-      <w:pPr>
-        <w:pStyle w:val="Heading3"/>
-      </w:pPr>
-      <w:r>
-        <w:t>4.1 Architecture sécurisée — Proxy Cloudflare Worker</w:t>
+          <w:sz w:val="22"/>
+        </w:rPr>
+        <w:t xml:space="preserve">Pour le chatbot DIALI IA, nous avons choisi Groq avec le modèle Llama 3.1 8B instant. Groq se distingue par sa vitesse de génération (LPU — Language Processing Unit) qui produit des réponses en moins d'une seconde, bien adapté à une interface de chat mobile. Le modèle </w:t>
+      </w:r>
+      <w:r>
+        <w:rPr>
+          <w:rFonts w:ascii="Courier New" w:hAnsi="Courier New"/>
+          <w:color w:val="DC2626"/>
+          <w:sz w:val="20"/>
+        </w:rPr>
+        <w:t>llama-3.1-8b-instant</w:t>
+      </w:r>
+      <w:r>
+        <w:rPr>
+          <w:rFonts w:ascii="Calibri" w:hAnsi="Calibri"/>
+          <w:sz w:val="22"/>
+        </w:rPr>
+        <w:t xml:space="preserve"> est suffisamment puissant pour conseiller un entrepreneur sénégalais tout en étant gratuit dans les quotas actuels, ce qui correspond au budget de notre projet académique. Quant au proxy Cloudflare Worker, il résout un problème de sécurité fondamental : une clé API embarquée dans le code d'une application mobile peut être extraite par décompilation.</w:t>
       </w:r>
     </w:p>
     <w:p>
@@ -12935,6 +14164,30 @@
       </w:r>
     </w:p>
     <w:p>
+      <w:r>
+        <w:rPr>
+          <w:rFonts w:ascii="Calibri" w:hAnsi="Calibri"/>
+          <w:sz w:val="22"/>
+        </w:rPr>
+        <w:t xml:space="preserve">Le service chatbot construit un prompt système personnalisé à partir du profil de l'utilisateur connecté : son prénom, son rôle (Entrepreneur/Mentor/Investisseur), son secteur d'activité et sa ville. Cette personnalisation rend les réponses de DIALI bien plus pertinentes — un entrepreneur du secteur Mode à Dakar recevra des conseils différents d'un mentor tech à Saint-Louis. L'historique complet de la conversation est envoyé à chaque requête (format </w:t>
+      </w:r>
+      <w:r>
+        <w:rPr>
+          <w:rFonts w:ascii="Courier New" w:hAnsi="Courier New"/>
+          <w:color w:val="DC2626"/>
+          <w:sz w:val="20"/>
+        </w:rPr>
+        <w:t>messages[]</w:t>
+      </w:r>
+      <w:r>
+        <w:rPr>
+          <w:rFonts w:ascii="Calibri" w:hAnsi="Calibri"/>
+          <w:sz w:val="22"/>
+        </w:rPr>
+        <w:t>) pour que DIALI garde le contexte des échanges précédents.</w:t>
+      </w:r>
+    </w:p>
+    <w:p>
       <w:pPr>
         <w:spacing w:before="0" w:after="0"/>
         <w:ind w:left="283"/>
@@ -14460,6 +15713,30 @@
       </w:pPr>
       <w:r>
         <w:t>4.3 Appel depuis `page_chatbot.dart`</w:t>
+      </w:r>
+    </w:p>
+    <w:p>
+      <w:r>
+        <w:rPr>
+          <w:rFonts w:ascii="Calibri" w:hAnsi="Calibri"/>
+          <w:sz w:val="22"/>
+        </w:rPr>
+        <w:t xml:space="preserve">La page chatbot gère l'affichage optimiste des messages : le message de l'utilisateur est ajouté immédiatement dans la liste locale (avant même que la requête HTTP parte), ce qui donne l'impression d'une réactivité instantanée. Si l'appel échoue, le dernier message de l'utilisateur est retiré de la liste et une </w:t>
+      </w:r>
+      <w:r>
+        <w:rPr>
+          <w:rFonts w:ascii="Courier New" w:hAnsi="Courier New"/>
+          <w:color w:val="DC2626"/>
+          <w:sz w:val="20"/>
+        </w:rPr>
+        <w:t>SnackBar</w:t>
+      </w:r>
+      <w:r>
+        <w:rPr>
+          <w:rFonts w:ascii="Calibri" w:hAnsi="Calibri"/>
+          <w:sz w:val="22"/>
+        </w:rPr>
+        <w:t xml:space="preserve"> affiche l'erreur. Ce pattern « affichage optimiste + rollback en cas d'erreur » est courant dans les applications de messagerie modernes.</w:t>
       </w:r>
     </w:p>
     <w:p>
@@ -15101,24 +16378,46 @@
         <w:t>📸  📸 CAPTURE D'ÉCRAN — Chatbot DIALI IA en cours de conversation</w:t>
       </w:r>
     </w:p>
-    <w:p>
-      <w:pPr>
-        <w:spacing w:before="2835" w:after="240"/>
-        <w:ind w:left="0"/>
-        <w:shd w:val="clear" w:color="auto" w:fill="F9FAFB"/>
-        <w:pBdr>
-          <w:left w:val="single" w:sz="6" w:space="6" w:color="D1D5DB"/>
-        </w:pBdr>
-      </w:pPr>
-      <w:r>
-        <w:rPr>
-          <w:rFonts w:ascii="Calibri" w:hAnsi="Calibri"/>
-          <w:i/>
-          <w:color w:val="ABB5BF"/>
-          <w:sz w:val="18"/>
-        </w:rPr>
-        <w:t>[ Insérer la capture d'écran ici ]</w:t>
-      </w:r>
+    <w:tbl>
+      <w:tblPr>
+        <w:tblStyle w:val="TableGrid"/>
+        <w:tblW w:type="auto" w:w="0"/>
+        <w:tblLook w:firstColumn="1" w:firstRow="1" w:lastColumn="0" w:lastRow="0" w:noHBand="0" w:noVBand="1" w:val="04A0"/>
+      </w:tblPr>
+      <w:tblGrid>
+        <w:gridCol w:w="9406"/>
+      </w:tblGrid>
+      <w:tr>
+        <w:trPr>
+          <w:trHeight w:val="3969" w:hRule="atLeast"/>
+        </w:trPr>
+        <w:tc>
+          <w:tcPr>
+            <w:tcW w:type="dxa" w:w="9406"/>
+            <w:shd w:val="clear" w:color="auto" w:fill="F9FAFB"/>
+          </w:tcPr>
+          <w:p>
+            <w:pPr>
+              <w:spacing w:before="1587"/>
+              <w:jc w:val="center"/>
+            </w:pPr>
+            <w:r>
+              <w:rPr>
+                <w:rFonts w:ascii="Calibri" w:hAnsi="Calibri"/>
+                <w:i/>
+                <w:color w:val="ABB5BF"/>
+                <w:sz w:val="18"/>
+              </w:rPr>
+              <w:t>[ Insérer la capture d'écran ici ]</w:t>
+            </w:r>
+          </w:p>
+        </w:tc>
+      </w:tr>
+    </w:tbl>
+    <w:p>
+      <w:pPr>
+        <w:spacing w:after="240"/>
+      </w:pPr>
     </w:p>
     <w:p>
       <w:pPr>
@@ -15139,31 +16438,77 @@
         <w:t>📸  📸 CAPTURE D'ÉCRAN — Réponse de DIALI sur le financement sénégalais (DER/FJ)</w:t>
       </w:r>
     </w:p>
-    <w:p>
-      <w:pPr>
-        <w:spacing w:before="2835" w:after="240"/>
-        <w:ind w:left="0"/>
-        <w:shd w:val="clear" w:color="auto" w:fill="F9FAFB"/>
-        <w:pBdr>
-          <w:left w:val="single" w:sz="6" w:space="6" w:color="D1D5DB"/>
-        </w:pBdr>
-      </w:pPr>
+    <w:tbl>
+      <w:tblPr>
+        <w:tblStyle w:val="TableGrid"/>
+        <w:tblW w:type="auto" w:w="0"/>
+        <w:tblLook w:firstColumn="1" w:firstRow="1" w:lastColumn="0" w:lastRow="0" w:noHBand="0" w:noVBand="1" w:val="04A0"/>
+      </w:tblPr>
+      <w:tblGrid>
+        <w:gridCol w:w="9406"/>
+      </w:tblGrid>
+      <w:tr>
+        <w:trPr>
+          <w:trHeight w:val="3969" w:hRule="atLeast"/>
+        </w:trPr>
+        <w:tc>
+          <w:tcPr>
+            <w:tcW w:type="dxa" w:w="9406"/>
+            <w:shd w:val="clear" w:color="auto" w:fill="F9FAFB"/>
+          </w:tcPr>
+          <w:p>
+            <w:pPr>
+              <w:spacing w:before="1587"/>
+              <w:jc w:val="center"/>
+            </w:pPr>
+            <w:r>
+              <w:rPr>
+                <w:rFonts w:ascii="Calibri" w:hAnsi="Calibri"/>
+                <w:i/>
+                <w:color w:val="ABB5BF"/>
+                <w:sz w:val="18"/>
+              </w:rPr>
+              <w:t>[ Insérer la capture d'écran ici ]</w:t>
+            </w:r>
+          </w:p>
+        </w:tc>
+      </w:tr>
+    </w:tbl>
+    <w:p>
+      <w:pPr>
+        <w:spacing w:after="240"/>
+      </w:pPr>
+    </w:p>
+    <w:p>
+      <w:pPr>
+        <w:pStyle w:val="Heading2"/>
+      </w:pPr>
+      <w:r>
+        <w:t>5. Tableau récapitulatif CRUD complet</w:t>
+      </w:r>
+    </w:p>
+    <w:p>
       <w:r>
         <w:rPr>
           <w:rFonts w:ascii="Calibri" w:hAnsi="Calibri"/>
-          <w:i/>
-          <w:color w:val="ABB5BF"/>
-          <w:sz w:val="18"/>
-        </w:rPr>
-        <w:t>[ Insérer la capture d'écran ici ]</w:t>
-      </w:r>
-    </w:p>
-    <w:p>
-      <w:pPr>
-        <w:pStyle w:val="Heading2"/>
-      </w:pPr>
-      <w:r>
-        <w:t>5. Tableau récapitulatif CRUD complet</w:t>
+          <w:sz w:val="22"/>
+        </w:rPr>
+        <w:t>Pour récapituler l'ensemble des interactions avec Firebase et l'API Groq, le tableau ci-dessous liste chaque opération CRUD implémentée dans DIAPALER AFRICA. On constate que les opérations READ en mode stream (</w:t>
+      </w:r>
+      <w:r>
+        <w:rPr>
+          <w:rFonts w:ascii="Courier New" w:hAnsi="Courier New"/>
+          <w:color w:val="DC2626"/>
+          <w:sz w:val="20"/>
+        </w:rPr>
+        <w:t>.onValue</w:t>
+      </w:r>
+      <w:r>
+        <w:rPr>
+          <w:rFonts w:ascii="Calibri" w:hAnsi="Calibri"/>
+          <w:sz w:val="22"/>
+        </w:rPr>
+        <w:t>) sont les plus nombreuses, ce qui reflète bien l'architecture temps réel de l'application. Les opérations DELETE sont plus rares et ciblées : on préfère marquer un élément comme annulé ou lu plutôt que de le supprimer, sauf pour les sessions (données bilatérales) et le cache local à la déconnexion.</w:t>
       </w:r>
     </w:p>
     <w:tbl>
@@ -17285,24 +18630,46 @@
         <w:t>📸  📸 CAPTURE D'ÉCRAN — Console Firebase : messages en temps réel dans messages/</w:t>
       </w:r>
     </w:p>
-    <w:p>
-      <w:pPr>
-        <w:spacing w:before="2835" w:after="240"/>
-        <w:ind w:left="0"/>
-        <w:shd w:val="clear" w:color="auto" w:fill="F9FAFB"/>
-        <w:pBdr>
-          <w:left w:val="single" w:sz="6" w:space="6" w:color="D1D5DB"/>
-        </w:pBdr>
-      </w:pPr>
-      <w:r>
-        <w:rPr>
-          <w:rFonts w:ascii="Calibri" w:hAnsi="Calibri"/>
-          <w:i/>
-          <w:color w:val="ABB5BF"/>
-          <w:sz w:val="18"/>
-        </w:rPr>
-        <w:t>[ Insérer la capture d'écran ici ]</w:t>
-      </w:r>
+    <w:tbl>
+      <w:tblPr>
+        <w:tblStyle w:val="TableGrid"/>
+        <w:tblW w:type="auto" w:w="0"/>
+        <w:tblLook w:firstColumn="1" w:firstRow="1" w:lastColumn="0" w:lastRow="0" w:noHBand="0" w:noVBand="1" w:val="04A0"/>
+      </w:tblPr>
+      <w:tblGrid>
+        <w:gridCol w:w="9406"/>
+      </w:tblGrid>
+      <w:tr>
+        <w:trPr>
+          <w:trHeight w:val="3969" w:hRule="atLeast"/>
+        </w:trPr>
+        <w:tc>
+          <w:tcPr>
+            <w:tcW w:type="dxa" w:w="9406"/>
+            <w:shd w:val="clear" w:color="auto" w:fill="F9FAFB"/>
+          </w:tcPr>
+          <w:p>
+            <w:pPr>
+              <w:spacing w:before="1587"/>
+              <w:jc w:val="center"/>
+            </w:pPr>
+            <w:r>
+              <w:rPr>
+                <w:rFonts w:ascii="Calibri" w:hAnsi="Calibri"/>
+                <w:i/>
+                <w:color w:val="ABB5BF"/>
+                <w:sz w:val="18"/>
+              </w:rPr>
+              <w:t>[ Insérer la capture d'écran ici ]</w:t>
+            </w:r>
+          </w:p>
+        </w:tc>
+      </w:tr>
+    </w:tbl>
+    <w:p>
+      <w:pPr>
+        <w:spacing w:after="240"/>
+      </w:pPr>
     </w:p>
     <w:p>
       <w:pPr>

--- a/livrables/docx/DIAPALER_AFRICA_Livrable2.docx
+++ b/livrables/docx/DIAPALER_AFRICA_Livrable2.docx
@@ -2588,67 +2588,157 @@
           <w:color w:val="1F2D3D"/>
           <w:sz w:val="18"/>
         </w:rPr>
-        <w:t>│       │       ├── name        → "Téranga Mode"</w:t>
-      </w:r>
-    </w:p>
-    <w:p>
-      <w:pPr>
-        <w:spacing w:before="0" w:after="0"/>
-        <w:ind w:left="283"/>
-        <w:shd w:val="clear" w:color="auto" w:fill="F3F4F6"/>
-      </w:pPr>
-      <w:r>
-        <w:rPr>
-          <w:rFonts w:ascii="Courier New" w:hAnsi="Courier New"/>
-          <w:color w:val="1F2D3D"/>
-          <w:sz w:val="18"/>
-        </w:rPr>
-        <w:t>│       │       ├── description → "Plateforme de mode africaine..."</w:t>
-      </w:r>
-    </w:p>
-    <w:p>
-      <w:pPr>
-        <w:spacing w:before="0" w:after="0"/>
-        <w:ind w:left="283"/>
-        <w:shd w:val="clear" w:color="auto" w:fill="F3F4F6"/>
-      </w:pPr>
-      <w:r>
-        <w:rPr>
-          <w:rFonts w:ascii="Courier New" w:hAnsi="Courier New"/>
-          <w:color w:val="1F2D3D"/>
-          <w:sz w:val="18"/>
-        </w:rPr>
-        <w:t>│       │       ├── sector      → "Mode &amp; Textile"</w:t>
-      </w:r>
-    </w:p>
-    <w:p>
-      <w:pPr>
-        <w:spacing w:before="0" w:after="0"/>
-        <w:ind w:left="283"/>
-        <w:shd w:val="clear" w:color="auto" w:fill="F3F4F6"/>
-      </w:pPr>
-      <w:r>
-        <w:rPr>
-          <w:rFonts w:ascii="Courier New" w:hAnsi="Courier New"/>
-          <w:color w:val="1F2D3D"/>
-          <w:sz w:val="18"/>
-        </w:rPr>
-        <w:t>│       │       ├── step        → 2</w:t>
-      </w:r>
-    </w:p>
-    <w:p>
-      <w:pPr>
-        <w:spacing w:before="0" w:after="0"/>
-        <w:ind w:left="283"/>
-        <w:shd w:val="clear" w:color="auto" w:fill="F3F4F6"/>
-      </w:pPr>
-      <w:r>
-        <w:rPr>
-          <w:rFonts w:ascii="Courier New" w:hAnsi="Courier New"/>
-          <w:color w:val="1F2D3D"/>
-          <w:sz w:val="18"/>
-        </w:rPr>
-        <w:t>│       │       └── totalSteps  → 3 (pitch) ou 5 (projet manuel)</w:t>
+        <w:t>│       │       ├── id             → "abc123xyz..."</w:t>
+      </w:r>
+    </w:p>
+    <w:p>
+      <w:pPr>
+        <w:spacing w:before="0" w:after="0"/>
+        <w:ind w:left="283"/>
+        <w:shd w:val="clear" w:color="auto" w:fill="F3F4F6"/>
+      </w:pPr>
+      <w:r>
+        <w:rPr>
+          <w:rFonts w:ascii="Courier New" w:hAnsi="Courier New"/>
+          <w:color w:val="1F2D3D"/>
+          <w:sz w:val="18"/>
+        </w:rPr>
+        <w:t>│       │       ├── name           → "Téranga Mode"</w:t>
+      </w:r>
+    </w:p>
+    <w:p>
+      <w:pPr>
+        <w:spacing w:before="0" w:after="0"/>
+        <w:ind w:left="283"/>
+        <w:shd w:val="clear" w:color="auto" w:fill="F3F4F6"/>
+      </w:pPr>
+      <w:r>
+        <w:rPr>
+          <w:rFonts w:ascii="Courier New" w:hAnsi="Courier New"/>
+          <w:color w:val="1F2D3D"/>
+          <w:sz w:val="18"/>
+        </w:rPr>
+        <w:t>│       │       ├── description    → "Plateforme de mode africaine..."</w:t>
+      </w:r>
+    </w:p>
+    <w:p>
+      <w:pPr>
+        <w:spacing w:before="0" w:after="0"/>
+        <w:ind w:left="283"/>
+        <w:shd w:val="clear" w:color="auto" w:fill="F3F4F6"/>
+      </w:pPr>
+      <w:r>
+        <w:rPr>
+          <w:rFonts w:ascii="Courier New" w:hAnsi="Courier New"/>
+          <w:color w:val="1F2D3D"/>
+          <w:sz w:val="18"/>
+        </w:rPr>
+        <w:t>│       │       ├── sector         → "Mode &amp; Textile"</w:t>
+      </w:r>
+    </w:p>
+    <w:p>
+      <w:pPr>
+        <w:spacing w:before="0" w:after="0"/>
+        <w:ind w:left="283"/>
+        <w:shd w:val="clear" w:color="auto" w:fill="F3F4F6"/>
+      </w:pPr>
+      <w:r>
+        <w:rPr>
+          <w:rFonts w:ascii="Courier New" w:hAnsi="Courier New"/>
+          <w:color w:val="1F2D3D"/>
+          <w:sz w:val="18"/>
+        </w:rPr>
+        <w:t>│       │       ├── step           → 3</w:t>
+      </w:r>
+    </w:p>
+    <w:p>
+      <w:pPr>
+        <w:spacing w:before="0" w:after="0"/>
+        <w:ind w:left="283"/>
+        <w:shd w:val="clear" w:color="auto" w:fill="F3F4F6"/>
+      </w:pPr>
+      <w:r>
+        <w:rPr>
+          <w:rFonts w:ascii="Courier New" w:hAnsi="Courier New"/>
+          <w:color w:val="1F2D3D"/>
+          <w:sz w:val="18"/>
+        </w:rPr>
+        <w:t>│       │       ├── totalSteps     → 5</w:t>
+      </w:r>
+    </w:p>
+    <w:p>
+      <w:pPr>
+        <w:spacing w:before="0" w:after="0"/>
+        <w:ind w:left="283"/>
+        <w:shd w:val="clear" w:color="auto" w:fill="F3F4F6"/>
+      </w:pPr>
+      <w:r>
+        <w:rPr>
+          <w:rFonts w:ascii="Courier New" w:hAnsi="Courier New"/>
+          <w:color w:val="1F2D3D"/>
+          <w:sz w:val="18"/>
+        </w:rPr>
+        <w:t>│       │       ├── amount         → "5000000" (optionnel)</w:t>
+      </w:r>
+    </w:p>
+    <w:p>
+      <w:pPr>
+        <w:spacing w:before="0" w:after="0"/>
+        <w:ind w:left="283"/>
+        <w:shd w:val="clear" w:color="auto" w:fill="F3F4F6"/>
+      </w:pPr>
+      <w:r>
+        <w:rPr>
+          <w:rFonts w:ascii="Courier New" w:hAnsi="Courier New"/>
+          <w:color w:val="1F2D3D"/>
+          <w:sz w:val="18"/>
+        </w:rPr>
+        <w:t>│       │       ├── businessPlanUrl → "https://res.cloudinary.com/..." (optionnel)</w:t>
+      </w:r>
+    </w:p>
+    <w:p>
+      <w:pPr>
+        <w:spacing w:before="0" w:after="0"/>
+        <w:ind w:left="283"/>
+        <w:shd w:val="clear" w:color="auto" w:fill="F3F4F6"/>
+      </w:pPr>
+      <w:r>
+        <w:rPr>
+          <w:rFonts w:ascii="Courier New" w:hAnsi="Courier New"/>
+          <w:color w:val="1F2D3D"/>
+          <w:sz w:val="18"/>
+        </w:rPr>
+        <w:t>│       │       ├── videoUrl       → "https://res.cloudinary.com/..." (optionnel)</w:t>
+      </w:r>
+    </w:p>
+    <w:p>
+      <w:pPr>
+        <w:spacing w:before="0" w:after="0"/>
+        <w:ind w:left="283"/>
+        <w:shd w:val="clear" w:color="auto" w:fill="F3F4F6"/>
+      </w:pPr>
+      <w:r>
+        <w:rPr>
+          <w:rFonts w:ascii="Courier New" w:hAnsi="Courier New"/>
+          <w:color w:val="1F2D3D"/>
+          <w:sz w:val="18"/>
+        </w:rPr>
+        <w:t>│       │       ├── deckUrl        → "https://res.cloudinary.com/..." (optionnel)</w:t>
+      </w:r>
+    </w:p>
+    <w:p>
+      <w:pPr>
+        <w:spacing w:before="0" w:after="0"/>
+        <w:ind w:left="283"/>
+        <w:shd w:val="clear" w:color="auto" w:fill="F3F4F6"/>
+      </w:pPr>
+      <w:r>
+        <w:rPr>
+          <w:rFonts w:ascii="Courier New" w:hAnsi="Courier New"/>
+          <w:color w:val="1F2D3D"/>
+          <w:sz w:val="18"/>
+        </w:rPr>
+        <w:t>│       │       └── published      → false</w:t>
       </w:r>
     </w:p>
     <w:p>
@@ -2783,6 +2873,561 @@
           <w:color w:val="1F2D3D"/>
           <w:sz w:val="18"/>
         </w:rPr>
+        <w:t>│       ├── id              → "1748123456789"</w:t>
+      </w:r>
+    </w:p>
+    <w:p>
+      <w:pPr>
+        <w:spacing w:before="0" w:after="0"/>
+        <w:ind w:left="283"/>
+        <w:shd w:val="clear" w:color="auto" w:fill="F3F4F6"/>
+      </w:pPr>
+      <w:r>
+        <w:rPr>
+          <w:rFonts w:ascii="Courier New" w:hAnsi="Courier New"/>
+          <w:color w:val="1F2D3D"/>
+          <w:sz w:val="18"/>
+        </w:rPr>
+        <w:t>│       ├── userId          → "uid_entrepreneur_abc123" (UID Firebase — pas l'email)</w:t>
+      </w:r>
+    </w:p>
+    <w:p>
+      <w:pPr>
+        <w:spacing w:before="0" w:after="0"/>
+        <w:ind w:left="283"/>
+        <w:shd w:val="clear" w:color="auto" w:fill="F3F4F6"/>
+      </w:pPr>
+      <w:r>
+        <w:rPr>
+          <w:rFonts w:ascii="Courier New" w:hAnsi="Courier New"/>
+          <w:color w:val="1F2D3D"/>
+          <w:sz w:val="18"/>
+        </w:rPr>
+        <w:t>│       ├── userName        → "Mariéme Tine"</w:t>
+      </w:r>
+    </w:p>
+    <w:p>
+      <w:pPr>
+        <w:spacing w:before="0" w:after="0"/>
+        <w:ind w:left="283"/>
+        <w:shd w:val="clear" w:color="auto" w:fill="F3F4F6"/>
+      </w:pPr>
+      <w:r>
+        <w:rPr>
+          <w:rFonts w:ascii="Courier New" w:hAnsi="Courier New"/>
+          <w:color w:val="1F2D3D"/>
+          <w:sz w:val="18"/>
+        </w:rPr>
+        <w:t>│       ├── title           → "Téranga Mode"</w:t>
+      </w:r>
+    </w:p>
+    <w:p>
+      <w:pPr>
+        <w:spacing w:before="0" w:after="0"/>
+        <w:ind w:left="283"/>
+        <w:shd w:val="clear" w:color="auto" w:fill="F3F4F6"/>
+      </w:pPr>
+      <w:r>
+        <w:rPr>
+          <w:rFonts w:ascii="Courier New" w:hAnsi="Courier New"/>
+          <w:color w:val="1F2D3D"/>
+          <w:sz w:val="18"/>
+        </w:rPr>
+        <w:t>│       ├── sector          → "Mode &amp; Textile"</w:t>
+      </w:r>
+    </w:p>
+    <w:p>
+      <w:pPr>
+        <w:spacing w:before="0" w:after="0"/>
+        <w:ind w:left="283"/>
+        <w:shd w:val="clear" w:color="auto" w:fill="F3F4F6"/>
+      </w:pPr>
+      <w:r>
+        <w:rPr>
+          <w:rFonts w:ascii="Courier New" w:hAnsi="Courier New"/>
+          <w:color w:val="1F2D3D"/>
+          <w:sz w:val="18"/>
+        </w:rPr>
+        <w:t>│       ├── description     → "Plateforme de vente de mode africaine..."</w:t>
+      </w:r>
+    </w:p>
+    <w:p>
+      <w:pPr>
+        <w:spacing w:before="0" w:after="0"/>
+        <w:ind w:left="283"/>
+        <w:shd w:val="clear" w:color="auto" w:fill="F3F4F6"/>
+      </w:pPr>
+      <w:r>
+        <w:rPr>
+          <w:rFonts w:ascii="Courier New" w:hAnsi="Courier New"/>
+          <w:color w:val="1F2D3D"/>
+          <w:sz w:val="18"/>
+        </w:rPr>
+        <w:t>│       ├── amount          → "5000000"</w:t>
+      </w:r>
+    </w:p>
+    <w:p>
+      <w:pPr>
+        <w:spacing w:before="0" w:after="0"/>
+        <w:ind w:left="283"/>
+        <w:shd w:val="clear" w:color="auto" w:fill="F3F4F6"/>
+      </w:pPr>
+      <w:r>
+        <w:rPr>
+          <w:rFonts w:ascii="Courier New" w:hAnsi="Courier New"/>
+          <w:color w:val="1F2D3D"/>
+          <w:sz w:val="18"/>
+        </w:rPr>
+        <w:t>│       ├── businessPlanUrl → "https://res.cloudinary.com/..." (optionnel)</w:t>
+      </w:r>
+    </w:p>
+    <w:p>
+      <w:pPr>
+        <w:spacing w:before="0" w:after="0"/>
+        <w:ind w:left="283"/>
+        <w:shd w:val="clear" w:color="auto" w:fill="F3F4F6"/>
+      </w:pPr>
+      <w:r>
+        <w:rPr>
+          <w:rFonts w:ascii="Courier New" w:hAnsi="Courier New"/>
+          <w:color w:val="1F2D3D"/>
+          <w:sz w:val="18"/>
+        </w:rPr>
+        <w:t>│       ├── videoUrl        → "https://res.cloudinary.com/..." (optionnel)</w:t>
+      </w:r>
+    </w:p>
+    <w:p>
+      <w:pPr>
+        <w:spacing w:before="0" w:after="0"/>
+        <w:ind w:left="283"/>
+        <w:shd w:val="clear" w:color="auto" w:fill="F3F4F6"/>
+      </w:pPr>
+      <w:r>
+        <w:rPr>
+          <w:rFonts w:ascii="Courier New" w:hAnsi="Courier New"/>
+          <w:color w:val="1F2D3D"/>
+          <w:sz w:val="18"/>
+        </w:rPr>
+        <w:t>│       ├── deckUrl         → "https://res.cloudinary.com/..." (optionnel)</w:t>
+      </w:r>
+    </w:p>
+    <w:p>
+      <w:pPr>
+        <w:spacing w:before="0" w:after="0"/>
+        <w:ind w:left="283"/>
+        <w:shd w:val="clear" w:color="auto" w:fill="F3F4F6"/>
+      </w:pPr>
+      <w:r>
+        <w:rPr>
+          <w:rFonts w:ascii="Courier New" w:hAnsi="Courier New"/>
+          <w:color w:val="1F2D3D"/>
+          <w:sz w:val="18"/>
+        </w:rPr>
+        <w:t>│       └── createdAt       → 1748123456789 (ServerTimestamp)</w:t>
+      </w:r>
+    </w:p>
+    <w:p>
+      <w:pPr>
+        <w:spacing w:before="0" w:after="0"/>
+        <w:ind w:left="283"/>
+        <w:shd w:val="clear" w:color="auto" w:fill="F3F4F6"/>
+      </w:pPr>
+      <w:r>
+        <w:rPr>
+          <w:rFonts w:ascii="Courier New" w:hAnsi="Courier New"/>
+          <w:color w:val="1F2D3D"/>
+          <w:sz w:val="18"/>
+        </w:rPr>
+        <w:t>│</w:t>
+      </w:r>
+    </w:p>
+    <w:p>
+      <w:pPr>
+        <w:spacing w:before="0" w:after="0"/>
+        <w:ind w:left="283"/>
+        <w:shd w:val="clear" w:color="auto" w:fill="F3F4F6"/>
+      </w:pPr>
+      <w:r>
+        <w:rPr>
+          <w:rFonts w:ascii="Courier New" w:hAnsi="Courier New"/>
+          <w:color w:val="1F2D3D"/>
+          <w:sz w:val="18"/>
+        </w:rPr>
+        <w:t>├── messages/</w:t>
+      </w:r>
+    </w:p>
+    <w:p>
+      <w:pPr>
+        <w:spacing w:before="0" w:after="0"/>
+        <w:ind w:left="283"/>
+        <w:shd w:val="clear" w:color="auto" w:fill="F3F4F6"/>
+      </w:pPr>
+      <w:r>
+        <w:rPr>
+          <w:rFonts w:ascii="Courier New" w:hAnsi="Courier New"/>
+          <w:color w:val="1F2D3D"/>
+          <w:sz w:val="18"/>
+        </w:rPr>
+        <w:t>│   └── {conversationId}/</w:t>
+      </w:r>
+    </w:p>
+    <w:p>
+      <w:pPr>
+        <w:spacing w:before="0" w:after="0"/>
+        <w:ind w:left="283"/>
+        <w:shd w:val="clear" w:color="auto" w:fill="F3F4F6"/>
+      </w:pPr>
+      <w:r>
+        <w:rPr>
+          <w:rFonts w:ascii="Courier New" w:hAnsi="Courier New"/>
+          <w:color w:val="1F2D3D"/>
+          <w:sz w:val="18"/>
+        </w:rPr>
+        <w:t>│       └── {messageId}/</w:t>
+      </w:r>
+    </w:p>
+    <w:p>
+      <w:pPr>
+        <w:spacing w:before="0" w:after="0"/>
+        <w:ind w:left="283"/>
+        <w:shd w:val="clear" w:color="auto" w:fill="F3F4F6"/>
+      </w:pPr>
+      <w:r>
+        <w:rPr>
+          <w:rFonts w:ascii="Courier New" w:hAnsi="Courier New"/>
+          <w:color w:val="1F2D3D"/>
+          <w:sz w:val="18"/>
+        </w:rPr>
+        <w:t>│           ├── id          → "1748123456789"</w:t>
+      </w:r>
+    </w:p>
+    <w:p>
+      <w:pPr>
+        <w:spacing w:before="0" w:after="0"/>
+        <w:ind w:left="283"/>
+        <w:shd w:val="clear" w:color="auto" w:fill="F3F4F6"/>
+      </w:pPr>
+      <w:r>
+        <w:rPr>
+          <w:rFonts w:ascii="Courier New" w:hAnsi="Courier New"/>
+          <w:color w:val="1F2D3D"/>
+          <w:sz w:val="18"/>
+        </w:rPr>
+        <w:t>│           ├── senderId    → "uid_expediteur"</w:t>
+      </w:r>
+    </w:p>
+    <w:p>
+      <w:pPr>
+        <w:spacing w:before="0" w:after="0"/>
+        <w:ind w:left="283"/>
+        <w:shd w:val="clear" w:color="auto" w:fill="F3F4F6"/>
+      </w:pPr>
+      <w:r>
+        <w:rPr>
+          <w:rFonts w:ascii="Courier New" w:hAnsi="Courier New"/>
+          <w:color w:val="1F2D3D"/>
+          <w:sz w:val="18"/>
+        </w:rPr>
+        <w:t>│           ├── senderName  → "Mariéme Tine"</w:t>
+      </w:r>
+    </w:p>
+    <w:p>
+      <w:pPr>
+        <w:spacing w:before="0" w:after="0"/>
+        <w:ind w:left="283"/>
+        <w:shd w:val="clear" w:color="auto" w:fill="F3F4F6"/>
+      </w:pPr>
+      <w:r>
+        <w:rPr>
+          <w:rFonts w:ascii="Courier New" w:hAnsi="Courier New"/>
+          <w:color w:val="1F2D3D"/>
+          <w:sz w:val="18"/>
+        </w:rPr>
+        <w:t>│           ├── recipientId → "uid_destinataire"</w:t>
+      </w:r>
+    </w:p>
+    <w:p>
+      <w:pPr>
+        <w:spacing w:before="0" w:after="0"/>
+        <w:ind w:left="283"/>
+        <w:shd w:val="clear" w:color="auto" w:fill="F3F4F6"/>
+      </w:pPr>
+      <w:r>
+        <w:rPr>
+          <w:rFonts w:ascii="Courier New" w:hAnsi="Courier New"/>
+          <w:color w:val="1F2D3D"/>
+          <w:sz w:val="18"/>
+        </w:rPr>
+        <w:t>│           ├── text        → "Bonjour, je voudrais..."</w:t>
+      </w:r>
+    </w:p>
+    <w:p>
+      <w:pPr>
+        <w:spacing w:before="0" w:after="0"/>
+        <w:ind w:left="283"/>
+        <w:shd w:val="clear" w:color="auto" w:fill="F3F4F6"/>
+      </w:pPr>
+      <w:r>
+        <w:rPr>
+          <w:rFonts w:ascii="Courier New" w:hAnsi="Courier New"/>
+          <w:color w:val="1F2D3D"/>
+          <w:sz w:val="18"/>
+        </w:rPr>
+        <w:t>│           ├── timestamp   → "2025-05-24T10:00:00.000"</w:t>
+      </w:r>
+    </w:p>
+    <w:p>
+      <w:pPr>
+        <w:spacing w:before="0" w:after="0"/>
+        <w:ind w:left="283"/>
+        <w:shd w:val="clear" w:color="auto" w:fill="F3F4F6"/>
+      </w:pPr>
+      <w:r>
+        <w:rPr>
+          <w:rFonts w:ascii="Courier New" w:hAnsi="Courier New"/>
+          <w:color w:val="1F2D3D"/>
+          <w:sz w:val="18"/>
+        </w:rPr>
+        <w:t>│           └── isRead      → false</w:t>
+      </w:r>
+    </w:p>
+    <w:p>
+      <w:pPr>
+        <w:spacing w:before="0" w:after="0"/>
+        <w:ind w:left="283"/>
+        <w:shd w:val="clear" w:color="auto" w:fill="F3F4F6"/>
+      </w:pPr>
+      <w:r>
+        <w:rPr>
+          <w:rFonts w:ascii="Courier New" w:hAnsi="Courier New"/>
+          <w:color w:val="1F2D3D"/>
+          <w:sz w:val="18"/>
+        </w:rPr>
+        <w:t>│</w:t>
+      </w:r>
+    </w:p>
+    <w:p>
+      <w:pPr>
+        <w:spacing w:before="0" w:after="0"/>
+        <w:ind w:left="283"/>
+        <w:shd w:val="clear" w:color="auto" w:fill="F3F4F6"/>
+      </w:pPr>
+      <w:r>
+        <w:rPr>
+          <w:rFonts w:ascii="Courier New" w:hAnsi="Courier New"/>
+          <w:color w:val="1F2D3D"/>
+          <w:sz w:val="18"/>
+        </w:rPr>
+        <w:t>├── conversations/</w:t>
+      </w:r>
+    </w:p>
+    <w:p>
+      <w:pPr>
+        <w:spacing w:before="0" w:after="0"/>
+        <w:ind w:left="283"/>
+        <w:shd w:val="clear" w:color="auto" w:fill="F3F4F6"/>
+      </w:pPr>
+      <w:r>
+        <w:rPr>
+          <w:rFonts w:ascii="Courier New" w:hAnsi="Courier New"/>
+          <w:color w:val="1F2D3D"/>
+          <w:sz w:val="18"/>
+        </w:rPr>
+        <w:t>│   └── {conversationId}/   (clé = sorted [uid1, uid2] joint par "--")</w:t>
+      </w:r>
+    </w:p>
+    <w:p>
+      <w:pPr>
+        <w:spacing w:before="0" w:after="0"/>
+        <w:ind w:left="283"/>
+        <w:shd w:val="clear" w:color="auto" w:fill="F3F4F6"/>
+      </w:pPr>
+      <w:r>
+        <w:rPr>
+          <w:rFonts w:ascii="Courier New" w:hAnsi="Courier New"/>
+          <w:color w:val="1F2D3D"/>
+          <w:sz w:val="18"/>
+        </w:rPr>
+        <w:t>│       ├── id              → "uid1--uid2"</w:t>
+      </w:r>
+    </w:p>
+    <w:p>
+      <w:pPr>
+        <w:spacing w:before="0" w:after="0"/>
+        <w:ind w:left="283"/>
+        <w:shd w:val="clear" w:color="auto" w:fill="F3F4F6"/>
+      </w:pPr>
+      <w:r>
+        <w:rPr>
+          <w:rFonts w:ascii="Courier New" w:hAnsi="Courier New"/>
+          <w:color w:val="1F2D3D"/>
+          <w:sz w:val="18"/>
+        </w:rPr>
+        <w:t>│       ├── user1Id         → "uid1"</w:t>
+      </w:r>
+    </w:p>
+    <w:p>
+      <w:pPr>
+        <w:spacing w:before="0" w:after="0"/>
+        <w:ind w:left="283"/>
+        <w:shd w:val="clear" w:color="auto" w:fill="F3F4F6"/>
+      </w:pPr>
+      <w:r>
+        <w:rPr>
+          <w:rFonts w:ascii="Courier New" w:hAnsi="Courier New"/>
+          <w:color w:val="1F2D3D"/>
+          <w:sz w:val="18"/>
+        </w:rPr>
+        <w:t>│       ├── user2Id         → "uid2"</w:t>
+      </w:r>
+    </w:p>
+    <w:p>
+      <w:pPr>
+        <w:spacing w:before="0" w:after="0"/>
+        <w:ind w:left="283"/>
+        <w:shd w:val="clear" w:color="auto" w:fill="F3F4F6"/>
+      </w:pPr>
+      <w:r>
+        <w:rPr>
+          <w:rFonts w:ascii="Courier New" w:hAnsi="Courier New"/>
+          <w:color w:val="1F2D3D"/>
+          <w:sz w:val="18"/>
+        </w:rPr>
+        <w:t>│       ├── user1Name       → "Mariéme Tine"</w:t>
+      </w:r>
+    </w:p>
+    <w:p>
+      <w:pPr>
+        <w:spacing w:before="0" w:after="0"/>
+        <w:ind w:left="283"/>
+        <w:shd w:val="clear" w:color="auto" w:fill="F3F4F6"/>
+      </w:pPr>
+      <w:r>
+        <w:rPr>
+          <w:rFonts w:ascii="Courier New" w:hAnsi="Courier New"/>
+          <w:color w:val="1F2D3D"/>
+          <w:sz w:val="18"/>
+        </w:rPr>
+        <w:t>│       ├── user2Name       → "Ibrahima Sall"</w:t>
+      </w:r>
+    </w:p>
+    <w:p>
+      <w:pPr>
+        <w:spacing w:before="0" w:after="0"/>
+        <w:ind w:left="283"/>
+        <w:shd w:val="clear" w:color="auto" w:fill="F3F4F6"/>
+      </w:pPr>
+      <w:r>
+        <w:rPr>
+          <w:rFonts w:ascii="Courier New" w:hAnsi="Courier New"/>
+          <w:color w:val="1F2D3D"/>
+          <w:sz w:val="18"/>
+        </w:rPr>
+        <w:t>│       ├── lastMessage     → "À bientôt !"</w:t>
+      </w:r>
+    </w:p>
+    <w:p>
+      <w:pPr>
+        <w:spacing w:before="0" w:after="0"/>
+        <w:ind w:left="283"/>
+        <w:shd w:val="clear" w:color="auto" w:fill="F3F4F6"/>
+      </w:pPr>
+      <w:r>
+        <w:rPr>
+          <w:rFonts w:ascii="Courier New" w:hAnsi="Courier New"/>
+          <w:color w:val="1F2D3D"/>
+          <w:sz w:val="18"/>
+        </w:rPr>
+        <w:t>│       ├── lastMessageTime → "2025-05-24T10:05:00.000"</w:t>
+      </w:r>
+    </w:p>
+    <w:p>
+      <w:pPr>
+        <w:spacing w:before="0" w:after="0"/>
+        <w:ind w:left="283"/>
+        <w:shd w:val="clear" w:color="auto" w:fill="F3F4F6"/>
+      </w:pPr>
+      <w:r>
+        <w:rPr>
+          <w:rFonts w:ascii="Courier New" w:hAnsi="Courier New"/>
+          <w:color w:val="1F2D3D"/>
+          <w:sz w:val="18"/>
+        </w:rPr>
+        <w:t>│       ├── lastSenderId    → "uid_expediteur"</w:t>
+      </w:r>
+    </w:p>
+    <w:p>
+      <w:pPr>
+        <w:spacing w:before="0" w:after="0"/>
+        <w:ind w:left="283"/>
+        <w:shd w:val="clear" w:color="auto" w:fill="F3F4F6"/>
+      </w:pPr>
+      <w:r>
+        <w:rPr>
+          <w:rFonts w:ascii="Courier New" w:hAnsi="Courier New"/>
+          <w:color w:val="1F2D3D"/>
+          <w:sz w:val="18"/>
+        </w:rPr>
+        <w:t>│       └── unreadCount     → 3</w:t>
+      </w:r>
+    </w:p>
+    <w:p>
+      <w:pPr>
+        <w:spacing w:before="0" w:after="0"/>
+        <w:ind w:left="283"/>
+        <w:shd w:val="clear" w:color="auto" w:fill="F3F4F6"/>
+      </w:pPr>
+      <w:r>
+        <w:rPr>
+          <w:rFonts w:ascii="Courier New" w:hAnsi="Courier New"/>
+          <w:color w:val="1F2D3D"/>
+          <w:sz w:val="18"/>
+        </w:rPr>
+        <w:t>│</w:t>
+      </w:r>
+    </w:p>
+    <w:p>
+      <w:pPr>
+        <w:spacing w:before="0" w:after="0"/>
+        <w:ind w:left="283"/>
+        <w:shd w:val="clear" w:color="auto" w:fill="F3F4F6"/>
+      </w:pPr>
+      <w:r>
+        <w:rPr>
+          <w:rFonts w:ascii="Courier New" w:hAnsi="Courier New"/>
+          <w:color w:val="1F2D3D"/>
+          <w:sz w:val="18"/>
+        </w:rPr>
+        <w:t>├── mentorRequests/</w:t>
+      </w:r>
+    </w:p>
+    <w:p>
+      <w:pPr>
+        <w:spacing w:before="0" w:after="0"/>
+        <w:ind w:left="283"/>
+        <w:shd w:val="clear" w:color="auto" w:fill="F3F4F6"/>
+      </w:pPr>
+      <w:r>
+        <w:rPr>
+          <w:rFonts w:ascii="Courier New" w:hAnsi="Courier New"/>
+          <w:color w:val="1F2D3D"/>
+          <w:sz w:val="18"/>
+        </w:rPr>
+        <w:t>│   └── {requestId}/</w:t>
+      </w:r>
+    </w:p>
+    <w:p>
+      <w:pPr>
+        <w:spacing w:before="0" w:after="0"/>
+        <w:ind w:left="283"/>
+        <w:shd w:val="clear" w:color="auto" w:fill="F3F4F6"/>
+      </w:pPr>
+      <w:r>
+        <w:rPr>
+          <w:rFonts w:ascii="Courier New" w:hAnsi="Courier New"/>
+          <w:color w:val="1F2D3D"/>
+          <w:sz w:val="18"/>
+        </w:rPr>
         <w:t>│       ├── id           → "1748123456789"</w:t>
       </w:r>
     </w:p>
@@ -2798,97 +3443,172 @@
           <w:color w:val="1F2D3D"/>
           <w:sz w:val="18"/>
         </w:rPr>
-        <w:t>│       ├── userId       → "uid_entrepreneur_abc123" (UID Firebase — pas l'email)</w:t>
-      </w:r>
-    </w:p>
-    <w:p>
-      <w:pPr>
-        <w:spacing w:before="0" w:after="0"/>
-        <w:ind w:left="283"/>
-        <w:shd w:val="clear" w:color="auto" w:fill="F3F4F6"/>
-      </w:pPr>
-      <w:r>
-        <w:rPr>
-          <w:rFonts w:ascii="Courier New" w:hAnsi="Courier New"/>
-          <w:color w:val="1F2D3D"/>
-          <w:sz w:val="18"/>
-        </w:rPr>
-        <w:t>│       ├── userName     → "Mariéme Tine"</w:t>
-      </w:r>
-    </w:p>
-    <w:p>
-      <w:pPr>
-        <w:spacing w:before="0" w:after="0"/>
-        <w:ind w:left="283"/>
-        <w:shd w:val="clear" w:color="auto" w:fill="F3F4F6"/>
-      </w:pPr>
-      <w:r>
-        <w:rPr>
-          <w:rFonts w:ascii="Courier New" w:hAnsi="Courier New"/>
-          <w:color w:val="1F2D3D"/>
-          <w:sz w:val="18"/>
-        </w:rPr>
-        <w:t>│       ├── title        → "Téranga Mode"</w:t>
-      </w:r>
-    </w:p>
-    <w:p>
-      <w:pPr>
-        <w:spacing w:before="0" w:after="0"/>
-        <w:ind w:left="283"/>
-        <w:shd w:val="clear" w:color="auto" w:fill="F3F4F6"/>
-      </w:pPr>
-      <w:r>
-        <w:rPr>
-          <w:rFonts w:ascii="Courier New" w:hAnsi="Courier New"/>
-          <w:color w:val="1F2D3D"/>
-          <w:sz w:val="18"/>
-        </w:rPr>
-        <w:t>│       ├── sector       → "Mode &amp; Textile"</w:t>
-      </w:r>
-    </w:p>
-    <w:p>
-      <w:pPr>
-        <w:spacing w:before="0" w:after="0"/>
-        <w:ind w:left="283"/>
-        <w:shd w:val="clear" w:color="auto" w:fill="F3F4F6"/>
-      </w:pPr>
-      <w:r>
-        <w:rPr>
-          <w:rFonts w:ascii="Courier New" w:hAnsi="Courier New"/>
-          <w:color w:val="1F2D3D"/>
-          <w:sz w:val="18"/>
-        </w:rPr>
-        <w:t>│       ├── description  → "Plateforme de vente de mode africaine..."</w:t>
-      </w:r>
-    </w:p>
-    <w:p>
-      <w:pPr>
-        <w:spacing w:before="0" w:after="0"/>
-        <w:ind w:left="283"/>
-        <w:shd w:val="clear" w:color="auto" w:fill="F3F4F6"/>
-      </w:pPr>
-      <w:r>
-        <w:rPr>
-          <w:rFonts w:ascii="Courier New" w:hAnsi="Courier New"/>
-          <w:color w:val="1F2D3D"/>
-          <w:sz w:val="18"/>
-        </w:rPr>
-        <w:t>│       ├── amount       → "5000000"</w:t>
-      </w:r>
-    </w:p>
-    <w:p>
-      <w:pPr>
-        <w:spacing w:before="0" w:after="0"/>
-        <w:ind w:left="283"/>
-        <w:shd w:val="clear" w:color="auto" w:fill="F3F4F6"/>
-      </w:pPr>
-      <w:r>
-        <w:rPr>
-          <w:rFonts w:ascii="Courier New" w:hAnsi="Courier New"/>
-          <w:color w:val="1F2D3D"/>
-          <w:sz w:val="18"/>
-        </w:rPr>
-        <w:t>│       └── createdAt    → 1748123456789 (ServerTimestamp)</w:t>
+        <w:t>│       ├── fromUserId   → "uid_entrepreneur"</w:t>
+      </w:r>
+    </w:p>
+    <w:p>
+      <w:pPr>
+        <w:spacing w:before="0" w:after="0"/>
+        <w:ind w:left="283"/>
+        <w:shd w:val="clear" w:color="auto" w:fill="F3F4F6"/>
+      </w:pPr>
+      <w:r>
+        <w:rPr>
+          <w:rFonts w:ascii="Courier New" w:hAnsi="Courier New"/>
+          <w:color w:val="1F2D3D"/>
+          <w:sz w:val="18"/>
+        </w:rPr>
+        <w:t>│       ├── toUserId     → "uid_mentor"</w:t>
+      </w:r>
+    </w:p>
+    <w:p>
+      <w:pPr>
+        <w:spacing w:before="0" w:after="0"/>
+        <w:ind w:left="283"/>
+        <w:shd w:val="clear" w:color="auto" w:fill="F3F4F6"/>
+      </w:pPr>
+      <w:r>
+        <w:rPr>
+          <w:rFonts w:ascii="Courier New" w:hAnsi="Courier New"/>
+          <w:color w:val="1F2D3D"/>
+          <w:sz w:val="18"/>
+        </w:rPr>
+        <w:t>│       ├── fromName     → "Mariéme Tine"</w:t>
+      </w:r>
+    </w:p>
+    <w:p>
+      <w:pPr>
+        <w:spacing w:before="0" w:after="0"/>
+        <w:ind w:left="283"/>
+        <w:shd w:val="clear" w:color="auto" w:fill="F3F4F6"/>
+      </w:pPr>
+      <w:r>
+        <w:rPr>
+          <w:rFonts w:ascii="Courier New" w:hAnsi="Courier New"/>
+          <w:color w:val="1F2D3D"/>
+          <w:sz w:val="18"/>
+        </w:rPr>
+        <w:t>│       ├── toName       → "Ibrahima Sall"</w:t>
+      </w:r>
+    </w:p>
+    <w:p>
+      <w:pPr>
+        <w:spacing w:before="0" w:after="0"/>
+        <w:ind w:left="283"/>
+        <w:shd w:val="clear" w:color="auto" w:fill="F3F4F6"/>
+      </w:pPr>
+      <w:r>
+        <w:rPr>
+          <w:rFonts w:ascii="Courier New" w:hAnsi="Courier New"/>
+          <w:color w:val="1F2D3D"/>
+          <w:sz w:val="18"/>
+        </w:rPr>
+        <w:t>│       ├── message      → "Bonjour, je recherche un mentor..."</w:t>
+      </w:r>
+    </w:p>
+    <w:p>
+      <w:pPr>
+        <w:spacing w:before="0" w:after="0"/>
+        <w:ind w:left="283"/>
+        <w:shd w:val="clear" w:color="auto" w:fill="F3F4F6"/>
+      </w:pPr>
+      <w:r>
+        <w:rPr>
+          <w:rFonts w:ascii="Courier New" w:hAnsi="Courier New"/>
+          <w:color w:val="1F2D3D"/>
+          <w:sz w:val="18"/>
+        </w:rPr>
+        <w:t>│       ├── type              → "mentor" | "investment" | "session"   ← distingue mentorat, investissement et réservation de session</w:t>
+      </w:r>
+    </w:p>
+    <w:p>
+      <w:pPr>
+        <w:spacing w:before="0" w:after="0"/>
+        <w:ind w:left="283"/>
+        <w:shd w:val="clear" w:color="auto" w:fill="F3F4F6"/>
+      </w:pPr>
+      <w:r>
+        <w:rPr>
+          <w:rFonts w:ascii="Courier New" w:hAnsi="Courier New"/>
+          <w:color w:val="1F2D3D"/>
+          <w:sz w:val="18"/>
+        </w:rPr>
+        <w:t>│       ├── status            → "pending" | "accepted" | "rejected" | "cancelled"</w:t>
+      </w:r>
+    </w:p>
+    <w:p>
+      <w:pPr>
+        <w:spacing w:before="0" w:after="0"/>
+        <w:ind w:left="283"/>
+        <w:shd w:val="clear" w:color="auto" w:fill="F3F4F6"/>
+      </w:pPr>
+      <w:r>
+        <w:rPr>
+          <w:rFonts w:ascii="Courier New" w:hAnsi="Courier New"/>
+          <w:color w:val="1F2D3D"/>
+          <w:sz w:val="18"/>
+        </w:rPr>
+        <w:t>│       ├── proposedDate      → "2025-06-15" (optionnel — date suggérée par l'expéditeur)</w:t>
+      </w:r>
+    </w:p>
+    <w:p>
+      <w:pPr>
+        <w:spacing w:before="0" w:after="0"/>
+        <w:ind w:left="283"/>
+        <w:shd w:val="clear" w:color="auto" w:fill="F3F4F6"/>
+      </w:pPr>
+      <w:r>
+        <w:rPr>
+          <w:rFonts w:ascii="Courier New" w:hAnsi="Courier New"/>
+          <w:color w:val="1F2D3D"/>
+          <w:sz w:val="18"/>
+        </w:rPr>
+        <w:t>│       ├── proposedTime      → "14:00" (optionnel — heure suggérée)</w:t>
+      </w:r>
+    </w:p>
+    <w:p>
+      <w:pPr>
+        <w:spacing w:before="0" w:after="0"/>
+        <w:ind w:left="283"/>
+        <w:shd w:val="clear" w:color="auto" w:fill="F3F4F6"/>
+      </w:pPr>
+      <w:r>
+        <w:rPr>
+          <w:rFonts w:ascii="Courier New" w:hAnsi="Courier New"/>
+          <w:color w:val="1F2D3D"/>
+          <w:sz w:val="18"/>
+        </w:rPr>
+        <w:t>│       ├── rejectionReason   → "Agenda complet" (optionnel — raison du refus)</w:t>
+      </w:r>
+    </w:p>
+    <w:p>
+      <w:pPr>
+        <w:spacing w:before="0" w:after="0"/>
+        <w:ind w:left="283"/>
+        <w:shd w:val="clear" w:color="auto" w:fill="F3F4F6"/>
+      </w:pPr>
+      <w:r>
+        <w:rPr>
+          <w:rFonts w:ascii="Courier New" w:hAnsi="Courier New"/>
+          <w:color w:val="1F2D3D"/>
+          <w:sz w:val="18"/>
+        </w:rPr>
+        <w:t>│       ├── createdAt         → "2025-05-20T09:00:00.000"</w:t>
+      </w:r>
+    </w:p>
+    <w:p>
+      <w:pPr>
+        <w:spacing w:before="0" w:after="0"/>
+        <w:ind w:left="283"/>
+        <w:shd w:val="clear" w:color="auto" w:fill="F3F4F6"/>
+      </w:pPr>
+      <w:r>
+        <w:rPr>
+          <w:rFonts w:ascii="Courier New" w:hAnsi="Courier New"/>
+          <w:color w:val="1F2D3D"/>
+          <w:sz w:val="18"/>
+        </w:rPr>
+        <w:t>│       └── respondedAt       → "2025-05-21T14:30:00.000"</w:t>
       </w:r>
     </w:p>
     <w:p>
@@ -2918,37 +3638,397 @@
           <w:color w:val="1F2D3D"/>
           <w:sz w:val="18"/>
         </w:rPr>
-        <w:t>├── messages/</w:t>
-      </w:r>
-    </w:p>
-    <w:p>
-      <w:pPr>
-        <w:spacing w:before="0" w:after="0"/>
-        <w:ind w:left="283"/>
-        <w:shd w:val="clear" w:color="auto" w:fill="F3F4F6"/>
-      </w:pPr>
-      <w:r>
-        <w:rPr>
-          <w:rFonts w:ascii="Courier New" w:hAnsi="Courier New"/>
-          <w:color w:val="1F2D3D"/>
-          <w:sz w:val="18"/>
-        </w:rPr>
-        <w:t>│   └── {conversationId}/</w:t>
-      </w:r>
-    </w:p>
-    <w:p>
-      <w:pPr>
-        <w:spacing w:before="0" w:after="0"/>
-        <w:ind w:left="283"/>
-        <w:shd w:val="clear" w:color="auto" w:fill="F3F4F6"/>
-      </w:pPr>
-      <w:r>
-        <w:rPr>
-          <w:rFonts w:ascii="Courier New" w:hAnsi="Courier New"/>
-          <w:color w:val="1F2D3D"/>
-          <w:sz w:val="18"/>
-        </w:rPr>
-        <w:t>│       └── {messageId}/</w:t>
+        <w:t>├── availability/</w:t>
+      </w:r>
+    </w:p>
+    <w:p>
+      <w:pPr>
+        <w:spacing w:before="0" w:after="0"/>
+        <w:ind w:left="283"/>
+        <w:shd w:val="clear" w:color="auto" w:fill="F3F4F6"/>
+      </w:pPr>
+      <w:r>
+        <w:rPr>
+          <w:rFonts w:ascii="Courier New" w:hAnsi="Courier New"/>
+          <w:color w:val="1F2D3D"/>
+          <w:sz w:val="18"/>
+        </w:rPr>
+        <w:t>│   └── {userId}/</w:t>
+      </w:r>
+    </w:p>
+    <w:p>
+      <w:pPr>
+        <w:spacing w:before="0" w:after="0"/>
+        <w:ind w:left="283"/>
+        <w:shd w:val="clear" w:color="auto" w:fill="F3F4F6"/>
+      </w:pPr>
+      <w:r>
+        <w:rPr>
+          <w:rFonts w:ascii="Courier New" w:hAnsi="Courier New"/>
+          <w:color w:val="1F2D3D"/>
+          <w:sz w:val="18"/>
+        </w:rPr>
+        <w:t>│       ├── userId       → "uid_mentor"</w:t>
+      </w:r>
+    </w:p>
+    <w:p>
+      <w:pPr>
+        <w:spacing w:before="0" w:after="0"/>
+        <w:ind w:left="283"/>
+        <w:shd w:val="clear" w:color="auto" w:fill="F3F4F6"/>
+      </w:pPr>
+      <w:r>
+        <w:rPr>
+          <w:rFonts w:ascii="Courier New" w:hAnsi="Courier New"/>
+          <w:color w:val="1F2D3D"/>
+          <w:sz w:val="18"/>
+        </w:rPr>
+        <w:t>│       ├── schedule/</w:t>
+      </w:r>
+    </w:p>
+    <w:p>
+      <w:pPr>
+        <w:spacing w:before="0" w:after="0"/>
+        <w:ind w:left="283"/>
+        <w:shd w:val="clear" w:color="auto" w:fill="F3F4F6"/>
+      </w:pPr>
+      <w:r>
+        <w:rPr>
+          <w:rFonts w:ascii="Courier New" w:hAnsi="Courier New"/>
+          <w:color w:val="1F2D3D"/>
+          <w:sz w:val="18"/>
+        </w:rPr>
+        <w:t>│       │   └── {day}/   (Monday, Tuesday, ...)</w:t>
+      </w:r>
+    </w:p>
+    <w:p>
+      <w:pPr>
+        <w:spacing w:before="0" w:after="0"/>
+        <w:ind w:left="283"/>
+        <w:shd w:val="clear" w:color="auto" w:fill="F3F4F6"/>
+      </w:pPr>
+      <w:r>
+        <w:rPr>
+          <w:rFonts w:ascii="Courier New" w:hAnsi="Courier New"/>
+          <w:color w:val="1F2D3D"/>
+          <w:sz w:val="18"/>
+        </w:rPr>
+        <w:t>│       │       ├── day         → "Monday"</w:t>
+      </w:r>
+    </w:p>
+    <w:p>
+      <w:pPr>
+        <w:spacing w:before="0" w:after="0"/>
+        <w:ind w:left="283"/>
+        <w:shd w:val="clear" w:color="auto" w:fill="F3F4F6"/>
+      </w:pPr>
+      <w:r>
+        <w:rPr>
+          <w:rFonts w:ascii="Courier New" w:hAnsi="Courier New"/>
+          <w:color w:val="1F2D3D"/>
+          <w:sz w:val="18"/>
+        </w:rPr>
+        <w:t>│       │       ├── isAvailable → true</w:t>
+      </w:r>
+    </w:p>
+    <w:p>
+      <w:pPr>
+        <w:spacing w:before="0" w:after="0"/>
+        <w:ind w:left="283"/>
+        <w:shd w:val="clear" w:color="auto" w:fill="F3F4F6"/>
+      </w:pPr>
+      <w:r>
+        <w:rPr>
+          <w:rFonts w:ascii="Courier New" w:hAnsi="Courier New"/>
+          <w:color w:val="1F2D3D"/>
+          <w:sz w:val="18"/>
+        </w:rPr>
+        <w:t>│       │       └── timeSlots/</w:t>
+      </w:r>
+    </w:p>
+    <w:p>
+      <w:pPr>
+        <w:spacing w:before="0" w:after="0"/>
+        <w:ind w:left="283"/>
+        <w:shd w:val="clear" w:color="auto" w:fill="F3F4F6"/>
+      </w:pPr>
+      <w:r>
+        <w:rPr>
+          <w:rFonts w:ascii="Courier New" w:hAnsi="Courier New"/>
+          <w:color w:val="1F2D3D"/>
+          <w:sz w:val="18"/>
+        </w:rPr>
+        <w:t>│       │           └── {index}/</w:t>
+      </w:r>
+    </w:p>
+    <w:p>
+      <w:pPr>
+        <w:spacing w:before="0" w:after="0"/>
+        <w:ind w:left="283"/>
+        <w:shd w:val="clear" w:color="auto" w:fill="F3F4F6"/>
+      </w:pPr>
+      <w:r>
+        <w:rPr>
+          <w:rFonts w:ascii="Courier New" w:hAnsi="Courier New"/>
+          <w:color w:val="1F2D3D"/>
+          <w:sz w:val="18"/>
+        </w:rPr>
+        <w:t>│       │               ├── startHour   → 9</w:t>
+      </w:r>
+    </w:p>
+    <w:p>
+      <w:pPr>
+        <w:spacing w:before="0" w:after="0"/>
+        <w:ind w:left="283"/>
+        <w:shd w:val="clear" w:color="auto" w:fill="F3F4F6"/>
+      </w:pPr>
+      <w:r>
+        <w:rPr>
+          <w:rFonts w:ascii="Courier New" w:hAnsi="Courier New"/>
+          <w:color w:val="1F2D3D"/>
+          <w:sz w:val="18"/>
+        </w:rPr>
+        <w:t>│       │               ├── startMinute → 0</w:t>
+      </w:r>
+    </w:p>
+    <w:p>
+      <w:pPr>
+        <w:spacing w:before="0" w:after="0"/>
+        <w:ind w:left="283"/>
+        <w:shd w:val="clear" w:color="auto" w:fill="F3F4F6"/>
+      </w:pPr>
+      <w:r>
+        <w:rPr>
+          <w:rFonts w:ascii="Courier New" w:hAnsi="Courier New"/>
+          <w:color w:val="1F2D3D"/>
+          <w:sz w:val="18"/>
+        </w:rPr>
+        <w:t>│       │               ├── endHour     → 12</w:t>
+      </w:r>
+    </w:p>
+    <w:p>
+      <w:pPr>
+        <w:spacing w:before="0" w:after="0"/>
+        <w:ind w:left="283"/>
+        <w:shd w:val="clear" w:color="auto" w:fill="F3F4F6"/>
+      </w:pPr>
+      <w:r>
+        <w:rPr>
+          <w:rFonts w:ascii="Courier New" w:hAnsi="Courier New"/>
+          <w:color w:val="1F2D3D"/>
+          <w:sz w:val="18"/>
+        </w:rPr>
+        <w:t>│       │               └── endMinute   → 0</w:t>
+      </w:r>
+    </w:p>
+    <w:p>
+      <w:pPr>
+        <w:spacing w:before="0" w:after="0"/>
+        <w:ind w:left="283"/>
+        <w:shd w:val="clear" w:color="auto" w:fill="F3F4F6"/>
+      </w:pPr>
+      <w:r>
+        <w:rPr>
+          <w:rFonts w:ascii="Courier New" w:hAnsi="Courier New"/>
+          <w:color w:val="1F2D3D"/>
+          <w:sz w:val="18"/>
+        </w:rPr>
+        <w:t>│       └── lastUpdated  → "2025-05-24T10:00:00.000"</w:t>
+      </w:r>
+    </w:p>
+    <w:p>
+      <w:pPr>
+        <w:spacing w:before="0" w:after="0"/>
+        <w:ind w:left="283"/>
+        <w:shd w:val="clear" w:color="auto" w:fill="F3F4F6"/>
+      </w:pPr>
+      <w:r>
+        <w:rPr>
+          <w:rFonts w:ascii="Courier New" w:hAnsi="Courier New"/>
+          <w:color w:val="1F2D3D"/>
+          <w:sz w:val="18"/>
+        </w:rPr>
+        <w:t>│</w:t>
+      </w:r>
+    </w:p>
+    <w:p>
+      <w:pPr>
+        <w:spacing w:before="0" w:after="0"/>
+        <w:ind w:left="283"/>
+        <w:shd w:val="clear" w:color="auto" w:fill="F3F4F6"/>
+      </w:pPr>
+      <w:r>
+        <w:rPr>
+          <w:rFonts w:ascii="Courier New" w:hAnsi="Courier New"/>
+          <w:color w:val="1F2D3D"/>
+          <w:sz w:val="18"/>
+        </w:rPr>
+        <w:t>├── bookedSessions/</w:t>
+      </w:r>
+    </w:p>
+    <w:p>
+      <w:pPr>
+        <w:spacing w:before="0" w:after="0"/>
+        <w:ind w:left="283"/>
+        <w:shd w:val="clear" w:color="auto" w:fill="F3F4F6"/>
+      </w:pPr>
+      <w:r>
+        <w:rPr>
+          <w:rFonts w:ascii="Courier New" w:hAnsi="Courier New"/>
+          <w:color w:val="1F2D3D"/>
+          <w:sz w:val="18"/>
+        </w:rPr>
+        <w:t>│   └── {uid}/</w:t>
+      </w:r>
+    </w:p>
+    <w:p>
+      <w:pPr>
+        <w:spacing w:before="0" w:after="0"/>
+        <w:ind w:left="283"/>
+        <w:shd w:val="clear" w:color="auto" w:fill="F3F4F6"/>
+      </w:pPr>
+      <w:r>
+        <w:rPr>
+          <w:rFonts w:ascii="Courier New" w:hAnsi="Courier New"/>
+          <w:color w:val="1F2D3D"/>
+          <w:sz w:val="18"/>
+        </w:rPr>
+        <w:t>│       └── {sessionId}/</w:t>
+      </w:r>
+    </w:p>
+    <w:p>
+      <w:pPr>
+        <w:spacing w:before="0" w:after="0"/>
+        <w:ind w:left="283"/>
+        <w:shd w:val="clear" w:color="auto" w:fill="F3F4F6"/>
+      </w:pPr>
+      <w:r>
+        <w:rPr>
+          <w:rFonts w:ascii="Courier New" w:hAnsi="Courier New"/>
+          <w:color w:val="1F2D3D"/>
+          <w:sz w:val="18"/>
+        </w:rPr>
+        <w:t>│           ├── id              → "1748123456789"</w:t>
+      </w:r>
+    </w:p>
+    <w:p>
+      <w:pPr>
+        <w:spacing w:before="0" w:after="0"/>
+        <w:ind w:left="283"/>
+        <w:shd w:val="clear" w:color="auto" w:fill="F3F4F6"/>
+      </w:pPr>
+      <w:r>
+        <w:rPr>
+          <w:rFonts w:ascii="Courier New" w:hAnsi="Courier New"/>
+          <w:color w:val="1F2D3D"/>
+          <w:sz w:val="18"/>
+        </w:rPr>
+        <w:t>│           ├── mentorName      → "Ibrahima Sall"</w:t>
+      </w:r>
+    </w:p>
+    <w:p>
+      <w:pPr>
+        <w:spacing w:before="0" w:after="0"/>
+        <w:ind w:left="283"/>
+        <w:shd w:val="clear" w:color="auto" w:fill="F3F4F6"/>
+      </w:pPr>
+      <w:r>
+        <w:rPr>
+          <w:rFonts w:ascii="Courier New" w:hAnsi="Courier New"/>
+          <w:color w:val="1F2D3D"/>
+          <w:sz w:val="18"/>
+        </w:rPr>
+        <w:t>│           ├── mentorInitials  → "IS"</w:t>
+      </w:r>
+    </w:p>
+    <w:p>
+      <w:pPr>
+        <w:spacing w:before="0" w:after="0"/>
+        <w:ind w:left="283"/>
+        <w:shd w:val="clear" w:color="auto" w:fill="F3F4F6"/>
+      </w:pPr>
+      <w:r>
+        <w:rPr>
+          <w:rFonts w:ascii="Courier New" w:hAnsi="Courier New"/>
+          <w:color w:val="1F2D3D"/>
+          <w:sz w:val="18"/>
+        </w:rPr>
+        <w:t>│           ├── scheduledAt     → "2025-06-15T10:00:00.000"</w:t>
+      </w:r>
+    </w:p>
+    <w:p>
+      <w:pPr>
+        <w:spacing w:before="0" w:after="0"/>
+        <w:ind w:left="283"/>
+        <w:shd w:val="clear" w:color="auto" w:fill="F3F4F6"/>
+      </w:pPr>
+      <w:r>
+        <w:rPr>
+          <w:rFonts w:ascii="Courier New" w:hAnsi="Courier New"/>
+          <w:color w:val="1F2D3D"/>
+          <w:sz w:val="18"/>
+        </w:rPr>
+        <w:t>│           └── otherUid        → "uid_mentor" (vide si mentor statique)</w:t>
+      </w:r>
+    </w:p>
+    <w:p>
+      <w:pPr>
+        <w:spacing w:before="0" w:after="0"/>
+        <w:ind w:left="283"/>
+        <w:shd w:val="clear" w:color="auto" w:fill="F3F4F6"/>
+      </w:pPr>
+      <w:r>
+        <w:rPr>
+          <w:rFonts w:ascii="Courier New" w:hAnsi="Courier New"/>
+          <w:color w:val="1F2D3D"/>
+          <w:sz w:val="18"/>
+        </w:rPr>
+        <w:t>│</w:t>
+      </w:r>
+    </w:p>
+    <w:p>
+      <w:pPr>
+        <w:spacing w:before="0" w:after="0"/>
+        <w:ind w:left="283"/>
+        <w:shd w:val="clear" w:color="auto" w:fill="F3F4F6"/>
+      </w:pPr>
+      <w:r>
+        <w:rPr>
+          <w:rFonts w:ascii="Courier New" w:hAnsi="Courier New"/>
+          <w:color w:val="1F2D3D"/>
+          <w:sz w:val="18"/>
+        </w:rPr>
+        <w:t>├── notifications/</w:t>
+      </w:r>
+    </w:p>
+    <w:p>
+      <w:pPr>
+        <w:spacing w:before="0" w:after="0"/>
+        <w:ind w:left="283"/>
+        <w:shd w:val="clear" w:color="auto" w:fill="F3F4F6"/>
+      </w:pPr>
+      <w:r>
+        <w:rPr>
+          <w:rFonts w:ascii="Courier New" w:hAnsi="Courier New"/>
+          <w:color w:val="1F2D3D"/>
+          <w:sz w:val="18"/>
+        </w:rPr>
+        <w:t>│   └── {uid}/</w:t>
+      </w:r>
+    </w:p>
+    <w:p>
+      <w:pPr>
+        <w:spacing w:before="0" w:after="0"/>
+        <w:ind w:left="283"/>
+        <w:shd w:val="clear" w:color="auto" w:fill="F3F4F6"/>
+      </w:pPr>
+      <w:r>
+        <w:rPr>
+          <w:rFonts w:ascii="Courier New" w:hAnsi="Courier New"/>
+          <w:color w:val="1F2D3D"/>
+          <w:sz w:val="18"/>
+        </w:rPr>
+        <w:t>│       └── {notifId}/</w:t>
       </w:r>
     </w:p>
     <w:p>
@@ -2978,52 +4058,37 @@
           <w:color w:val="1F2D3D"/>
           <w:sz w:val="18"/>
         </w:rPr>
-        <w:t>│           ├── senderId    → "uid_expediteur"</w:t>
-      </w:r>
-    </w:p>
-    <w:p>
-      <w:pPr>
-        <w:spacing w:before="0" w:after="0"/>
-        <w:ind w:left="283"/>
-        <w:shd w:val="clear" w:color="auto" w:fill="F3F4F6"/>
-      </w:pPr>
-      <w:r>
-        <w:rPr>
-          <w:rFonts w:ascii="Courier New" w:hAnsi="Courier New"/>
-          <w:color w:val="1F2D3D"/>
-          <w:sz w:val="18"/>
-        </w:rPr>
-        <w:t>│           ├── senderName  → "Mariéme Tine"</w:t>
-      </w:r>
-    </w:p>
-    <w:p>
-      <w:pPr>
-        <w:spacing w:before="0" w:after="0"/>
-        <w:ind w:left="283"/>
-        <w:shd w:val="clear" w:color="auto" w:fill="F3F4F6"/>
-      </w:pPr>
-      <w:r>
-        <w:rPr>
-          <w:rFonts w:ascii="Courier New" w:hAnsi="Courier New"/>
-          <w:color w:val="1F2D3D"/>
-          <w:sz w:val="18"/>
-        </w:rPr>
-        <w:t>│           ├── recipientId → "uid_destinataire"</w:t>
-      </w:r>
-    </w:p>
-    <w:p>
-      <w:pPr>
-        <w:spacing w:before="0" w:after="0"/>
-        <w:ind w:left="283"/>
-        <w:shd w:val="clear" w:color="auto" w:fill="F3F4F6"/>
-      </w:pPr>
-      <w:r>
-        <w:rPr>
-          <w:rFonts w:ascii="Courier New" w:hAnsi="Courier New"/>
-          <w:color w:val="1F2D3D"/>
-          <w:sz w:val="18"/>
-        </w:rPr>
-        <w:t>│           ├── text        → "Bonjour, je voudrais..."</w:t>
+        <w:t>│           ├── title       → "Nouveau rendez-vous"</w:t>
+      </w:r>
+    </w:p>
+    <w:p>
+      <w:pPr>
+        <w:spacing w:before="0" w:after="0"/>
+        <w:ind w:left="283"/>
+        <w:shd w:val="clear" w:color="auto" w:fill="F3F4F6"/>
+      </w:pPr>
+      <w:r>
+        <w:rPr>
+          <w:rFonts w:ascii="Courier New" w:hAnsi="Courier New"/>
+          <w:color w:val="1F2D3D"/>
+          <w:sz w:val="18"/>
+        </w:rPr>
+        <w:t>│           ├── message     → "Ibrahima a réservé une session..."</w:t>
+      </w:r>
+    </w:p>
+    <w:p>
+      <w:pPr>
+        <w:spacing w:before="0" w:after="0"/>
+        <w:ind w:left="283"/>
+        <w:shd w:val="clear" w:color="auto" w:fill="F3F4F6"/>
+      </w:pPr>
+      <w:r>
+        <w:rPr>
+          <w:rFonts w:ascii="Courier New" w:hAnsi="Courier New"/>
+          <w:color w:val="1F2D3D"/>
+          <w:sz w:val="18"/>
+        </w:rPr>
+        <w:t>│           ├── type        → "session_booked" | "session_cancelled" | "investment_offer" | "session_request" | "info"</w:t>
       </w:r>
     </w:p>
     <w:p>
@@ -3053,7 +4118,52 @@
           <w:color w:val="1F2D3D"/>
           <w:sz w:val="18"/>
         </w:rPr>
-        <w:t>│           └── isRead      → false</w:t>
+        <w:t>│           ├── isRead      → false</w:t>
+      </w:r>
+    </w:p>
+    <w:p>
+      <w:pPr>
+        <w:spacing w:before="0" w:after="0"/>
+        <w:ind w:left="283"/>
+        <w:shd w:val="clear" w:color="auto" w:fill="F3F4F6"/>
+      </w:pPr>
+      <w:r>
+        <w:rPr>
+          <w:rFonts w:ascii="Courier New" w:hAnsi="Courier New"/>
+          <w:color w:val="1F2D3D"/>
+          <w:sz w:val="18"/>
+        </w:rPr>
+        <w:t>│           ├── requestId   → "1748123456789" (optionnel — ID du mentorRequest pour actions inline Accept/Decline)</w:t>
+      </w:r>
+    </w:p>
+    <w:p>
+      <w:pPr>
+        <w:spacing w:before="0" w:after="0"/>
+        <w:ind w:left="283"/>
+        <w:shd w:val="clear" w:color="auto" w:fill="F3F4F6"/>
+      </w:pPr>
+      <w:r>
+        <w:rPr>
+          <w:rFonts w:ascii="Courier New" w:hAnsi="Courier New"/>
+          <w:color w:val="1F2D3D"/>
+          <w:sz w:val="18"/>
+        </w:rPr>
+        <w:t>│           ├── fromUserId  → "uid_expediteur" (optionnel — pour ouvrir le chat après acceptation)</w:t>
+      </w:r>
+    </w:p>
+    <w:p>
+      <w:pPr>
+        <w:spacing w:before="0" w:after="0"/>
+        <w:ind w:left="283"/>
+        <w:shd w:val="clear" w:color="auto" w:fill="F3F4F6"/>
+      </w:pPr>
+      <w:r>
+        <w:rPr>
+          <w:rFonts w:ascii="Courier New" w:hAnsi="Courier New"/>
+          <w:color w:val="1F2D3D"/>
+          <w:sz w:val="18"/>
+        </w:rPr>
+        <w:t>│           └── fromName    → "Mariéme Tine" (optionnel — nom affiché dans la notification)</w:t>
       </w:r>
     </w:p>
     <w:p>
@@ -3083,157 +4193,112 @@
           <w:color w:val="1F2D3D"/>
           <w:sz w:val="18"/>
         </w:rPr>
-        <w:t>├── conversations/</w:t>
-      </w:r>
-    </w:p>
-    <w:p>
-      <w:pPr>
-        <w:spacing w:before="0" w:after="0"/>
-        <w:ind w:left="283"/>
-        <w:shd w:val="clear" w:color="auto" w:fill="F3F4F6"/>
-      </w:pPr>
-      <w:r>
-        <w:rPr>
-          <w:rFonts w:ascii="Courier New" w:hAnsi="Courier New"/>
-          <w:color w:val="1F2D3D"/>
-          <w:sz w:val="18"/>
-        </w:rPr>
-        <w:t>│   └── {conversationId}/   (clé = sorted [uid1, uid2] joint par "-")</w:t>
-      </w:r>
-    </w:p>
-    <w:p>
-      <w:pPr>
-        <w:spacing w:before="0" w:after="0"/>
-        <w:ind w:left="283"/>
-        <w:shd w:val="clear" w:color="auto" w:fill="F3F4F6"/>
-      </w:pPr>
-      <w:r>
-        <w:rPr>
-          <w:rFonts w:ascii="Courier New" w:hAnsi="Courier New"/>
-          <w:color w:val="1F2D3D"/>
-          <w:sz w:val="18"/>
-        </w:rPr>
-        <w:t>│       ├── id              → "uid1-uid2"</w:t>
-      </w:r>
-    </w:p>
-    <w:p>
-      <w:pPr>
-        <w:spacing w:before="0" w:after="0"/>
-        <w:ind w:left="283"/>
-        <w:shd w:val="clear" w:color="auto" w:fill="F3F4F6"/>
-      </w:pPr>
-      <w:r>
-        <w:rPr>
-          <w:rFonts w:ascii="Courier New" w:hAnsi="Courier New"/>
-          <w:color w:val="1F2D3D"/>
-          <w:sz w:val="18"/>
-        </w:rPr>
-        <w:t>│       ├── user1Id         → "uid1"</w:t>
-      </w:r>
-    </w:p>
-    <w:p>
-      <w:pPr>
-        <w:spacing w:before="0" w:after="0"/>
-        <w:ind w:left="283"/>
-        <w:shd w:val="clear" w:color="auto" w:fill="F3F4F6"/>
-      </w:pPr>
-      <w:r>
-        <w:rPr>
-          <w:rFonts w:ascii="Courier New" w:hAnsi="Courier New"/>
-          <w:color w:val="1F2D3D"/>
-          <w:sz w:val="18"/>
-        </w:rPr>
-        <w:t>│       ├── user2Id         → "uid2"</w:t>
-      </w:r>
-    </w:p>
-    <w:p>
-      <w:pPr>
-        <w:spacing w:before="0" w:after="0"/>
-        <w:ind w:left="283"/>
-        <w:shd w:val="clear" w:color="auto" w:fill="F3F4F6"/>
-      </w:pPr>
-      <w:r>
-        <w:rPr>
-          <w:rFonts w:ascii="Courier New" w:hAnsi="Courier New"/>
-          <w:color w:val="1F2D3D"/>
-          <w:sz w:val="18"/>
-        </w:rPr>
-        <w:t>│       ├── user1Name       → "Mariéme Tine"</w:t>
-      </w:r>
-    </w:p>
-    <w:p>
-      <w:pPr>
-        <w:spacing w:before="0" w:after="0"/>
-        <w:ind w:left="283"/>
-        <w:shd w:val="clear" w:color="auto" w:fill="F3F4F6"/>
-      </w:pPr>
-      <w:r>
-        <w:rPr>
-          <w:rFonts w:ascii="Courier New" w:hAnsi="Courier New"/>
-          <w:color w:val="1F2D3D"/>
-          <w:sz w:val="18"/>
-        </w:rPr>
-        <w:t>│       ├── user2Name       → "Ibrahima Sall"</w:t>
-      </w:r>
-    </w:p>
-    <w:p>
-      <w:pPr>
-        <w:spacing w:before="0" w:after="0"/>
-        <w:ind w:left="283"/>
-        <w:shd w:val="clear" w:color="auto" w:fill="F3F4F6"/>
-      </w:pPr>
-      <w:r>
-        <w:rPr>
-          <w:rFonts w:ascii="Courier New" w:hAnsi="Courier New"/>
-          <w:color w:val="1F2D3D"/>
-          <w:sz w:val="18"/>
-        </w:rPr>
-        <w:t>│       ├── lastMessage     → "À bientôt !"</w:t>
-      </w:r>
-    </w:p>
-    <w:p>
-      <w:pPr>
-        <w:spacing w:before="0" w:after="0"/>
-        <w:ind w:left="283"/>
-        <w:shd w:val="clear" w:color="auto" w:fill="F3F4F6"/>
-      </w:pPr>
-      <w:r>
-        <w:rPr>
-          <w:rFonts w:ascii="Courier New" w:hAnsi="Courier New"/>
-          <w:color w:val="1F2D3D"/>
-          <w:sz w:val="18"/>
-        </w:rPr>
-        <w:t>│       ├── lastMessageTime → "2025-05-24T10:05:00.000"</w:t>
-      </w:r>
-    </w:p>
-    <w:p>
-      <w:pPr>
-        <w:spacing w:before="0" w:after="0"/>
-        <w:ind w:left="283"/>
-        <w:shd w:val="clear" w:color="auto" w:fill="F3F4F6"/>
-      </w:pPr>
-      <w:r>
-        <w:rPr>
-          <w:rFonts w:ascii="Courier New" w:hAnsi="Courier New"/>
-          <w:color w:val="1F2D3D"/>
-          <w:sz w:val="18"/>
-        </w:rPr>
-        <w:t>│       ├── lastSenderId    → "uid_expediteur"</w:t>
-      </w:r>
-    </w:p>
-    <w:p>
-      <w:pPr>
-        <w:spacing w:before="0" w:after="0"/>
-        <w:ind w:left="283"/>
-        <w:shd w:val="clear" w:color="auto" w:fill="F3F4F6"/>
-      </w:pPr>
-      <w:r>
-        <w:rPr>
-          <w:rFonts w:ascii="Courier New" w:hAnsi="Courier New"/>
-          <w:color w:val="1F2D3D"/>
-          <w:sz w:val="18"/>
-        </w:rPr>
-        <w:t>│       └── unreadCount     → 3</w:t>
+        <w:t>├── reviews/</w:t>
+      </w:r>
+    </w:p>
+    <w:p>
+      <w:pPr>
+        <w:spacing w:before="0" w:after="0"/>
+        <w:ind w:left="283"/>
+        <w:shd w:val="clear" w:color="auto" w:fill="F3F4F6"/>
+      </w:pPr>
+      <w:r>
+        <w:rPr>
+          <w:rFonts w:ascii="Courier New" w:hAnsi="Courier New"/>
+          <w:color w:val="1F2D3D"/>
+          <w:sz w:val="18"/>
+        </w:rPr>
+        <w:t>│   └── {toUid}/</w:t>
+      </w:r>
+    </w:p>
+    <w:p>
+      <w:pPr>
+        <w:spacing w:before="0" w:after="0"/>
+        <w:ind w:left="283"/>
+        <w:shd w:val="clear" w:color="auto" w:fill="F3F4F6"/>
+      </w:pPr>
+      <w:r>
+        <w:rPr>
+          <w:rFonts w:ascii="Courier New" w:hAnsi="Courier New"/>
+          <w:color w:val="1F2D3D"/>
+          <w:sz w:val="18"/>
+        </w:rPr>
+        <w:t>│       └── {reviewId}/</w:t>
+      </w:r>
+    </w:p>
+    <w:p>
+      <w:pPr>
+        <w:spacing w:before="0" w:after="0"/>
+        <w:ind w:left="283"/>
+        <w:shd w:val="clear" w:color="auto" w:fill="F3F4F6"/>
+      </w:pPr>
+      <w:r>
+        <w:rPr>
+          <w:rFonts w:ascii="Courier New" w:hAnsi="Courier New"/>
+          <w:color w:val="1F2D3D"/>
+          <w:sz w:val="18"/>
+        </w:rPr>
+        <w:t>│           ├── id          → "1748123456789"</w:t>
+      </w:r>
+    </w:p>
+    <w:p>
+      <w:pPr>
+        <w:spacing w:before="0" w:after="0"/>
+        <w:ind w:left="283"/>
+        <w:shd w:val="clear" w:color="auto" w:fill="F3F4F6"/>
+      </w:pPr>
+      <w:r>
+        <w:rPr>
+          <w:rFonts w:ascii="Courier New" w:hAnsi="Courier New"/>
+          <w:color w:val="1F2D3D"/>
+          <w:sz w:val="18"/>
+        </w:rPr>
+        <w:t>│           ├── fromUid     → "uid_auteur"</w:t>
+      </w:r>
+    </w:p>
+    <w:p>
+      <w:pPr>
+        <w:spacing w:before="0" w:after="0"/>
+        <w:ind w:left="283"/>
+        <w:shd w:val="clear" w:color="auto" w:fill="F3F4F6"/>
+      </w:pPr>
+      <w:r>
+        <w:rPr>
+          <w:rFonts w:ascii="Courier New" w:hAnsi="Courier New"/>
+          <w:color w:val="1F2D3D"/>
+          <w:sz w:val="18"/>
+        </w:rPr>
+        <w:t>│           ├── fromName    → "Mariéme Tine"</w:t>
+      </w:r>
+    </w:p>
+    <w:p>
+      <w:pPr>
+        <w:spacing w:before="0" w:after="0"/>
+        <w:ind w:left="283"/>
+        <w:shd w:val="clear" w:color="auto" w:fill="F3F4F6"/>
+      </w:pPr>
+      <w:r>
+        <w:rPr>
+          <w:rFonts w:ascii="Courier New" w:hAnsi="Courier New"/>
+          <w:color w:val="1F2D3D"/>
+          <w:sz w:val="18"/>
+        </w:rPr>
+        <w:t>│           ├── text        → "Excellent mentor, très disponible"</w:t>
+      </w:r>
+    </w:p>
+    <w:p>
+      <w:pPr>
+        <w:spacing w:before="0" w:after="0"/>
+        <w:ind w:left="283"/>
+        <w:shd w:val="clear" w:color="auto" w:fill="F3F4F6"/>
+      </w:pPr>
+      <w:r>
+        <w:rPr>
+          <w:rFonts w:ascii="Courier New" w:hAnsi="Courier New"/>
+          <w:color w:val="1F2D3D"/>
+          <w:sz w:val="18"/>
+        </w:rPr>
+        <w:t>│           └── createdAt   → 1748123456789  (millisecondsSinceEpoch — entier, pas ISO string)</w:t>
       </w:r>
     </w:p>
     <w:p>
@@ -3263,802 +4328,7 @@
           <w:color w:val="1F2D3D"/>
           <w:sz w:val="18"/>
         </w:rPr>
-        <w:t>├── mentorRequests/</w:t>
-      </w:r>
-    </w:p>
-    <w:p>
-      <w:pPr>
-        <w:spacing w:before="0" w:after="0"/>
-        <w:ind w:left="283"/>
-        <w:shd w:val="clear" w:color="auto" w:fill="F3F4F6"/>
-      </w:pPr>
-      <w:r>
-        <w:rPr>
-          <w:rFonts w:ascii="Courier New" w:hAnsi="Courier New"/>
-          <w:color w:val="1F2D3D"/>
-          <w:sz w:val="18"/>
-        </w:rPr>
-        <w:t>│   └── {requestId}/</w:t>
-      </w:r>
-    </w:p>
-    <w:p>
-      <w:pPr>
-        <w:spacing w:before="0" w:after="0"/>
-        <w:ind w:left="283"/>
-        <w:shd w:val="clear" w:color="auto" w:fill="F3F4F6"/>
-      </w:pPr>
-      <w:r>
-        <w:rPr>
-          <w:rFonts w:ascii="Courier New" w:hAnsi="Courier New"/>
-          <w:color w:val="1F2D3D"/>
-          <w:sz w:val="18"/>
-        </w:rPr>
-        <w:t>│       ├── id           → "1748123456789"</w:t>
-      </w:r>
-    </w:p>
-    <w:p>
-      <w:pPr>
-        <w:spacing w:before="0" w:after="0"/>
-        <w:ind w:left="283"/>
-        <w:shd w:val="clear" w:color="auto" w:fill="F3F4F6"/>
-      </w:pPr>
-      <w:r>
-        <w:rPr>
-          <w:rFonts w:ascii="Courier New" w:hAnsi="Courier New"/>
-          <w:color w:val="1F2D3D"/>
-          <w:sz w:val="18"/>
-        </w:rPr>
-        <w:t>│       ├── fromUserId   → "uid_entrepreneur"</w:t>
-      </w:r>
-    </w:p>
-    <w:p>
-      <w:pPr>
-        <w:spacing w:before="0" w:after="0"/>
-        <w:ind w:left="283"/>
-        <w:shd w:val="clear" w:color="auto" w:fill="F3F4F6"/>
-      </w:pPr>
-      <w:r>
-        <w:rPr>
-          <w:rFonts w:ascii="Courier New" w:hAnsi="Courier New"/>
-          <w:color w:val="1F2D3D"/>
-          <w:sz w:val="18"/>
-        </w:rPr>
-        <w:t>│       ├── toUserId     → "uid_mentor"</w:t>
-      </w:r>
-    </w:p>
-    <w:p>
-      <w:pPr>
-        <w:spacing w:before="0" w:after="0"/>
-        <w:ind w:left="283"/>
-        <w:shd w:val="clear" w:color="auto" w:fill="F3F4F6"/>
-      </w:pPr>
-      <w:r>
-        <w:rPr>
-          <w:rFonts w:ascii="Courier New" w:hAnsi="Courier New"/>
-          <w:color w:val="1F2D3D"/>
-          <w:sz w:val="18"/>
-        </w:rPr>
-        <w:t>│       ├── fromName     → "Mariéme Tine"</w:t>
-      </w:r>
-    </w:p>
-    <w:p>
-      <w:pPr>
-        <w:spacing w:before="0" w:after="0"/>
-        <w:ind w:left="283"/>
-        <w:shd w:val="clear" w:color="auto" w:fill="F3F4F6"/>
-      </w:pPr>
-      <w:r>
-        <w:rPr>
-          <w:rFonts w:ascii="Courier New" w:hAnsi="Courier New"/>
-          <w:color w:val="1F2D3D"/>
-          <w:sz w:val="18"/>
-        </w:rPr>
-        <w:t>│       ├── toName       → "Ibrahima Sall"</w:t>
-      </w:r>
-    </w:p>
-    <w:p>
-      <w:pPr>
-        <w:spacing w:before="0" w:after="0"/>
-        <w:ind w:left="283"/>
-        <w:shd w:val="clear" w:color="auto" w:fill="F3F4F6"/>
-      </w:pPr>
-      <w:r>
-        <w:rPr>
-          <w:rFonts w:ascii="Courier New" w:hAnsi="Courier New"/>
-          <w:color w:val="1F2D3D"/>
-          <w:sz w:val="18"/>
-        </w:rPr>
-        <w:t>│       ├── message      → "Bonjour, je recherche un mentor..."</w:t>
-      </w:r>
-    </w:p>
-    <w:p>
-      <w:pPr>
-        <w:spacing w:before="0" w:after="0"/>
-        <w:ind w:left="283"/>
-        <w:shd w:val="clear" w:color="auto" w:fill="F3F4F6"/>
-      </w:pPr>
-      <w:r>
-        <w:rPr>
-          <w:rFonts w:ascii="Courier New" w:hAnsi="Courier New"/>
-          <w:color w:val="1F2D3D"/>
-          <w:sz w:val="18"/>
-        </w:rPr>
-        <w:t>│       ├── type              → "mentor" | "investment"   ← distingue demandes mentorat vs propositions investissement</w:t>
-      </w:r>
-    </w:p>
-    <w:p>
-      <w:pPr>
-        <w:spacing w:before="0" w:after="0"/>
-        <w:ind w:left="283"/>
-        <w:shd w:val="clear" w:color="auto" w:fill="F3F4F6"/>
-      </w:pPr>
-      <w:r>
-        <w:rPr>
-          <w:rFonts w:ascii="Courier New" w:hAnsi="Courier New"/>
-          <w:color w:val="1F2D3D"/>
-          <w:sz w:val="18"/>
-        </w:rPr>
-        <w:t>│       ├── status            → "pending" | "accepted" | "rejected" | "cancelled"</w:t>
-      </w:r>
-    </w:p>
-    <w:p>
-      <w:pPr>
-        <w:spacing w:before="0" w:after="0"/>
-        <w:ind w:left="283"/>
-        <w:shd w:val="clear" w:color="auto" w:fill="F3F4F6"/>
-      </w:pPr>
-      <w:r>
-        <w:rPr>
-          <w:rFonts w:ascii="Courier New" w:hAnsi="Courier New"/>
-          <w:color w:val="1F2D3D"/>
-          <w:sz w:val="18"/>
-        </w:rPr>
-        <w:t>│       ├── proposedDate      → "2025-06-15" (optionnel — date suggérée par l'expéditeur)</w:t>
-      </w:r>
-    </w:p>
-    <w:p>
-      <w:pPr>
-        <w:spacing w:before="0" w:after="0"/>
-        <w:ind w:left="283"/>
-        <w:shd w:val="clear" w:color="auto" w:fill="F3F4F6"/>
-      </w:pPr>
-      <w:r>
-        <w:rPr>
-          <w:rFonts w:ascii="Courier New" w:hAnsi="Courier New"/>
-          <w:color w:val="1F2D3D"/>
-          <w:sz w:val="18"/>
-        </w:rPr>
-        <w:t>│       ├── proposedTime      → "14:00" (optionnel — heure suggérée)</w:t>
-      </w:r>
-    </w:p>
-    <w:p>
-      <w:pPr>
-        <w:spacing w:before="0" w:after="0"/>
-        <w:ind w:left="283"/>
-        <w:shd w:val="clear" w:color="auto" w:fill="F3F4F6"/>
-      </w:pPr>
-      <w:r>
-        <w:rPr>
-          <w:rFonts w:ascii="Courier New" w:hAnsi="Courier New"/>
-          <w:color w:val="1F2D3D"/>
-          <w:sz w:val="18"/>
-        </w:rPr>
-        <w:t>│       ├── rejectionReason   → "Agenda complet" (optionnel — raison du refus)</w:t>
-      </w:r>
-    </w:p>
-    <w:p>
-      <w:pPr>
-        <w:spacing w:before="0" w:after="0"/>
-        <w:ind w:left="283"/>
-        <w:shd w:val="clear" w:color="auto" w:fill="F3F4F6"/>
-      </w:pPr>
-      <w:r>
-        <w:rPr>
-          <w:rFonts w:ascii="Courier New" w:hAnsi="Courier New"/>
-          <w:color w:val="1F2D3D"/>
-          <w:sz w:val="18"/>
-        </w:rPr>
-        <w:t>│       ├── createdAt         → "2025-05-20T09:00:00.000"</w:t>
-      </w:r>
-    </w:p>
-    <w:p>
-      <w:pPr>
-        <w:spacing w:before="0" w:after="0"/>
-        <w:ind w:left="283"/>
-        <w:shd w:val="clear" w:color="auto" w:fill="F3F4F6"/>
-      </w:pPr>
-      <w:r>
-        <w:rPr>
-          <w:rFonts w:ascii="Courier New" w:hAnsi="Courier New"/>
-          <w:color w:val="1F2D3D"/>
-          <w:sz w:val="18"/>
-        </w:rPr>
-        <w:t>│       └── respondedAt       → "2025-05-21T14:30:00.000"</w:t>
-      </w:r>
-    </w:p>
-    <w:p>
-      <w:pPr>
-        <w:spacing w:before="0" w:after="0"/>
-        <w:ind w:left="283"/>
-        <w:shd w:val="clear" w:color="auto" w:fill="F3F4F6"/>
-      </w:pPr>
-      <w:r>
-        <w:rPr>
-          <w:rFonts w:ascii="Courier New" w:hAnsi="Courier New"/>
-          <w:color w:val="1F2D3D"/>
-          <w:sz w:val="18"/>
-        </w:rPr>
-        <w:t>│</w:t>
-      </w:r>
-    </w:p>
-    <w:p>
-      <w:pPr>
-        <w:spacing w:before="0" w:after="0"/>
-        <w:ind w:left="283"/>
-        <w:shd w:val="clear" w:color="auto" w:fill="F3F4F6"/>
-      </w:pPr>
-      <w:r>
-        <w:rPr>
-          <w:rFonts w:ascii="Courier New" w:hAnsi="Courier New"/>
-          <w:color w:val="1F2D3D"/>
-          <w:sz w:val="18"/>
-        </w:rPr>
-        <w:t>├── availability/</w:t>
-      </w:r>
-    </w:p>
-    <w:p>
-      <w:pPr>
-        <w:spacing w:before="0" w:after="0"/>
-        <w:ind w:left="283"/>
-        <w:shd w:val="clear" w:color="auto" w:fill="F3F4F6"/>
-      </w:pPr>
-      <w:r>
-        <w:rPr>
-          <w:rFonts w:ascii="Courier New" w:hAnsi="Courier New"/>
-          <w:color w:val="1F2D3D"/>
-          <w:sz w:val="18"/>
-        </w:rPr>
-        <w:t>│   └── {userId}/</w:t>
-      </w:r>
-    </w:p>
-    <w:p>
-      <w:pPr>
-        <w:spacing w:before="0" w:after="0"/>
-        <w:ind w:left="283"/>
-        <w:shd w:val="clear" w:color="auto" w:fill="F3F4F6"/>
-      </w:pPr>
-      <w:r>
-        <w:rPr>
-          <w:rFonts w:ascii="Courier New" w:hAnsi="Courier New"/>
-          <w:color w:val="1F2D3D"/>
-          <w:sz w:val="18"/>
-        </w:rPr>
-        <w:t>│       ├── userId       → "uid_mentor"</w:t>
-      </w:r>
-    </w:p>
-    <w:p>
-      <w:pPr>
-        <w:spacing w:before="0" w:after="0"/>
-        <w:ind w:left="283"/>
-        <w:shd w:val="clear" w:color="auto" w:fill="F3F4F6"/>
-      </w:pPr>
-      <w:r>
-        <w:rPr>
-          <w:rFonts w:ascii="Courier New" w:hAnsi="Courier New"/>
-          <w:color w:val="1F2D3D"/>
-          <w:sz w:val="18"/>
-        </w:rPr>
-        <w:t>│       ├── schedule/</w:t>
-      </w:r>
-    </w:p>
-    <w:p>
-      <w:pPr>
-        <w:spacing w:before="0" w:after="0"/>
-        <w:ind w:left="283"/>
-        <w:shd w:val="clear" w:color="auto" w:fill="F3F4F6"/>
-      </w:pPr>
-      <w:r>
-        <w:rPr>
-          <w:rFonts w:ascii="Courier New" w:hAnsi="Courier New"/>
-          <w:color w:val="1F2D3D"/>
-          <w:sz w:val="18"/>
-        </w:rPr>
-        <w:t>│       │   └── {day}/   (Monday, Tuesday, ...)</w:t>
-      </w:r>
-    </w:p>
-    <w:p>
-      <w:pPr>
-        <w:spacing w:before="0" w:after="0"/>
-        <w:ind w:left="283"/>
-        <w:shd w:val="clear" w:color="auto" w:fill="F3F4F6"/>
-      </w:pPr>
-      <w:r>
-        <w:rPr>
-          <w:rFonts w:ascii="Courier New" w:hAnsi="Courier New"/>
-          <w:color w:val="1F2D3D"/>
-          <w:sz w:val="18"/>
-        </w:rPr>
-        <w:t>│       │       ├── day         → "Monday"</w:t>
-      </w:r>
-    </w:p>
-    <w:p>
-      <w:pPr>
-        <w:spacing w:before="0" w:after="0"/>
-        <w:ind w:left="283"/>
-        <w:shd w:val="clear" w:color="auto" w:fill="F3F4F6"/>
-      </w:pPr>
-      <w:r>
-        <w:rPr>
-          <w:rFonts w:ascii="Courier New" w:hAnsi="Courier New"/>
-          <w:color w:val="1F2D3D"/>
-          <w:sz w:val="18"/>
-        </w:rPr>
-        <w:t>│       │       ├── isAvailable → true</w:t>
-      </w:r>
-    </w:p>
-    <w:p>
-      <w:pPr>
-        <w:spacing w:before="0" w:after="0"/>
-        <w:ind w:left="283"/>
-        <w:shd w:val="clear" w:color="auto" w:fill="F3F4F6"/>
-      </w:pPr>
-      <w:r>
-        <w:rPr>
-          <w:rFonts w:ascii="Courier New" w:hAnsi="Courier New"/>
-          <w:color w:val="1F2D3D"/>
-          <w:sz w:val="18"/>
-        </w:rPr>
-        <w:t>│       │       └── timeSlots/</w:t>
-      </w:r>
-    </w:p>
-    <w:p>
-      <w:pPr>
-        <w:spacing w:before="0" w:after="0"/>
-        <w:ind w:left="283"/>
-        <w:shd w:val="clear" w:color="auto" w:fill="F3F4F6"/>
-      </w:pPr>
-      <w:r>
-        <w:rPr>
-          <w:rFonts w:ascii="Courier New" w:hAnsi="Courier New"/>
-          <w:color w:val="1F2D3D"/>
-          <w:sz w:val="18"/>
-        </w:rPr>
-        <w:t>│       │           └── {index}/</w:t>
-      </w:r>
-    </w:p>
-    <w:p>
-      <w:pPr>
-        <w:spacing w:before="0" w:after="0"/>
-        <w:ind w:left="283"/>
-        <w:shd w:val="clear" w:color="auto" w:fill="F3F4F6"/>
-      </w:pPr>
-      <w:r>
-        <w:rPr>
-          <w:rFonts w:ascii="Courier New" w:hAnsi="Courier New"/>
-          <w:color w:val="1F2D3D"/>
-          <w:sz w:val="18"/>
-        </w:rPr>
-        <w:t>│       │               ├── startHour   → 9</w:t>
-      </w:r>
-    </w:p>
-    <w:p>
-      <w:pPr>
-        <w:spacing w:before="0" w:after="0"/>
-        <w:ind w:left="283"/>
-        <w:shd w:val="clear" w:color="auto" w:fill="F3F4F6"/>
-      </w:pPr>
-      <w:r>
-        <w:rPr>
-          <w:rFonts w:ascii="Courier New" w:hAnsi="Courier New"/>
-          <w:color w:val="1F2D3D"/>
-          <w:sz w:val="18"/>
-        </w:rPr>
-        <w:t>│       │               ├── startMinute → 0</w:t>
-      </w:r>
-    </w:p>
-    <w:p>
-      <w:pPr>
-        <w:spacing w:before="0" w:after="0"/>
-        <w:ind w:left="283"/>
-        <w:shd w:val="clear" w:color="auto" w:fill="F3F4F6"/>
-      </w:pPr>
-      <w:r>
-        <w:rPr>
-          <w:rFonts w:ascii="Courier New" w:hAnsi="Courier New"/>
-          <w:color w:val="1F2D3D"/>
-          <w:sz w:val="18"/>
-        </w:rPr>
-        <w:t>│       │               ├── endHour     → 12</w:t>
-      </w:r>
-    </w:p>
-    <w:p>
-      <w:pPr>
-        <w:spacing w:before="0" w:after="0"/>
-        <w:ind w:left="283"/>
-        <w:shd w:val="clear" w:color="auto" w:fill="F3F4F6"/>
-      </w:pPr>
-      <w:r>
-        <w:rPr>
-          <w:rFonts w:ascii="Courier New" w:hAnsi="Courier New"/>
-          <w:color w:val="1F2D3D"/>
-          <w:sz w:val="18"/>
-        </w:rPr>
-        <w:t>│       │               └── endMinute   → 0</w:t>
-      </w:r>
-    </w:p>
-    <w:p>
-      <w:pPr>
-        <w:spacing w:before="0" w:after="0"/>
-        <w:ind w:left="283"/>
-        <w:shd w:val="clear" w:color="auto" w:fill="F3F4F6"/>
-      </w:pPr>
-      <w:r>
-        <w:rPr>
-          <w:rFonts w:ascii="Courier New" w:hAnsi="Courier New"/>
-          <w:color w:val="1F2D3D"/>
-          <w:sz w:val="18"/>
-        </w:rPr>
-        <w:t>│       └── lastUpdated  → "2025-05-24T10:00:00.000"</w:t>
-      </w:r>
-    </w:p>
-    <w:p>
-      <w:pPr>
-        <w:spacing w:before="0" w:after="0"/>
-        <w:ind w:left="283"/>
-        <w:shd w:val="clear" w:color="auto" w:fill="F3F4F6"/>
-      </w:pPr>
-      <w:r>
-        <w:rPr>
-          <w:rFonts w:ascii="Courier New" w:hAnsi="Courier New"/>
-          <w:color w:val="1F2D3D"/>
-          <w:sz w:val="18"/>
-        </w:rPr>
-        <w:t>│</w:t>
-      </w:r>
-    </w:p>
-    <w:p>
-      <w:pPr>
-        <w:spacing w:before="0" w:after="0"/>
-        <w:ind w:left="283"/>
-        <w:shd w:val="clear" w:color="auto" w:fill="F3F4F6"/>
-      </w:pPr>
-      <w:r>
-        <w:rPr>
-          <w:rFonts w:ascii="Courier New" w:hAnsi="Courier New"/>
-          <w:color w:val="1F2D3D"/>
-          <w:sz w:val="18"/>
-        </w:rPr>
-        <w:t>├── bookedSessions/</w:t>
-      </w:r>
-    </w:p>
-    <w:p>
-      <w:pPr>
-        <w:spacing w:before="0" w:after="0"/>
-        <w:ind w:left="283"/>
-        <w:shd w:val="clear" w:color="auto" w:fill="F3F4F6"/>
-      </w:pPr>
-      <w:r>
-        <w:rPr>
-          <w:rFonts w:ascii="Courier New" w:hAnsi="Courier New"/>
-          <w:color w:val="1F2D3D"/>
-          <w:sz w:val="18"/>
-        </w:rPr>
-        <w:t>│   └── {uid}/</w:t>
-      </w:r>
-    </w:p>
-    <w:p>
-      <w:pPr>
-        <w:spacing w:before="0" w:after="0"/>
-        <w:ind w:left="283"/>
-        <w:shd w:val="clear" w:color="auto" w:fill="F3F4F6"/>
-      </w:pPr>
-      <w:r>
-        <w:rPr>
-          <w:rFonts w:ascii="Courier New" w:hAnsi="Courier New"/>
-          <w:color w:val="1F2D3D"/>
-          <w:sz w:val="18"/>
-        </w:rPr>
-        <w:t>│       └── {sessionId}/</w:t>
-      </w:r>
-    </w:p>
-    <w:p>
-      <w:pPr>
-        <w:spacing w:before="0" w:after="0"/>
-        <w:ind w:left="283"/>
-        <w:shd w:val="clear" w:color="auto" w:fill="F3F4F6"/>
-      </w:pPr>
-      <w:r>
-        <w:rPr>
-          <w:rFonts w:ascii="Courier New" w:hAnsi="Courier New"/>
-          <w:color w:val="1F2D3D"/>
-          <w:sz w:val="18"/>
-        </w:rPr>
-        <w:t>│           ├── id              → "1748123456789"</w:t>
-      </w:r>
-    </w:p>
-    <w:p>
-      <w:pPr>
-        <w:spacing w:before="0" w:after="0"/>
-        <w:ind w:left="283"/>
-        <w:shd w:val="clear" w:color="auto" w:fill="F3F4F6"/>
-      </w:pPr>
-      <w:r>
-        <w:rPr>
-          <w:rFonts w:ascii="Courier New" w:hAnsi="Courier New"/>
-          <w:color w:val="1F2D3D"/>
-          <w:sz w:val="18"/>
-        </w:rPr>
-        <w:t>│           ├── mentorName      → "Ibrahima Sall"</w:t>
-      </w:r>
-    </w:p>
-    <w:p>
-      <w:pPr>
-        <w:spacing w:before="0" w:after="0"/>
-        <w:ind w:left="283"/>
-        <w:shd w:val="clear" w:color="auto" w:fill="F3F4F6"/>
-      </w:pPr>
-      <w:r>
-        <w:rPr>
-          <w:rFonts w:ascii="Courier New" w:hAnsi="Courier New"/>
-          <w:color w:val="1F2D3D"/>
-          <w:sz w:val="18"/>
-        </w:rPr>
-        <w:t>│           ├── mentorInitials  → "IS"</w:t>
-      </w:r>
-    </w:p>
-    <w:p>
-      <w:pPr>
-        <w:spacing w:before="0" w:after="0"/>
-        <w:ind w:left="283"/>
-        <w:shd w:val="clear" w:color="auto" w:fill="F3F4F6"/>
-      </w:pPr>
-      <w:r>
-        <w:rPr>
-          <w:rFonts w:ascii="Courier New" w:hAnsi="Courier New"/>
-          <w:color w:val="1F2D3D"/>
-          <w:sz w:val="18"/>
-        </w:rPr>
-        <w:t>│           ├── scheduledAt     → "2025-06-15T10:00:00.000"</w:t>
-      </w:r>
-    </w:p>
-    <w:p>
-      <w:pPr>
-        <w:spacing w:before="0" w:after="0"/>
-        <w:ind w:left="283"/>
-        <w:shd w:val="clear" w:color="auto" w:fill="F3F4F6"/>
-      </w:pPr>
-      <w:r>
-        <w:rPr>
-          <w:rFonts w:ascii="Courier New" w:hAnsi="Courier New"/>
-          <w:color w:val="1F2D3D"/>
-          <w:sz w:val="18"/>
-        </w:rPr>
-        <w:t>│           └── otherUid        → "uid_mentor" (vide si mentor statique)</w:t>
-      </w:r>
-    </w:p>
-    <w:p>
-      <w:pPr>
-        <w:spacing w:before="0" w:after="0"/>
-        <w:ind w:left="283"/>
-        <w:shd w:val="clear" w:color="auto" w:fill="F3F4F6"/>
-      </w:pPr>
-      <w:r>
-        <w:rPr>
-          <w:rFonts w:ascii="Courier New" w:hAnsi="Courier New"/>
-          <w:color w:val="1F2D3D"/>
-          <w:sz w:val="18"/>
-        </w:rPr>
-        <w:t>│</w:t>
-      </w:r>
-    </w:p>
-    <w:p>
-      <w:pPr>
-        <w:spacing w:before="0" w:after="0"/>
-        <w:ind w:left="283"/>
-        <w:shd w:val="clear" w:color="auto" w:fill="F3F4F6"/>
-      </w:pPr>
-      <w:r>
-        <w:rPr>
-          <w:rFonts w:ascii="Courier New" w:hAnsi="Courier New"/>
-          <w:color w:val="1F2D3D"/>
-          <w:sz w:val="18"/>
-        </w:rPr>
-        <w:t>├── notifications/</w:t>
-      </w:r>
-    </w:p>
-    <w:p>
-      <w:pPr>
-        <w:spacing w:before="0" w:after="0"/>
-        <w:ind w:left="283"/>
-        <w:shd w:val="clear" w:color="auto" w:fill="F3F4F6"/>
-      </w:pPr>
-      <w:r>
-        <w:rPr>
-          <w:rFonts w:ascii="Courier New" w:hAnsi="Courier New"/>
-          <w:color w:val="1F2D3D"/>
-          <w:sz w:val="18"/>
-        </w:rPr>
-        <w:t>│   └── {uid}/</w:t>
-      </w:r>
-    </w:p>
-    <w:p>
-      <w:pPr>
-        <w:spacing w:before="0" w:after="0"/>
-        <w:ind w:left="283"/>
-        <w:shd w:val="clear" w:color="auto" w:fill="F3F4F6"/>
-      </w:pPr>
-      <w:r>
-        <w:rPr>
-          <w:rFonts w:ascii="Courier New" w:hAnsi="Courier New"/>
-          <w:color w:val="1F2D3D"/>
-          <w:sz w:val="18"/>
-        </w:rPr>
-        <w:t>│       └── {notifId}/</w:t>
-      </w:r>
-    </w:p>
-    <w:p>
-      <w:pPr>
-        <w:spacing w:before="0" w:after="0"/>
-        <w:ind w:left="283"/>
-        <w:shd w:val="clear" w:color="auto" w:fill="F3F4F6"/>
-      </w:pPr>
-      <w:r>
-        <w:rPr>
-          <w:rFonts w:ascii="Courier New" w:hAnsi="Courier New"/>
-          <w:color w:val="1F2D3D"/>
-          <w:sz w:val="18"/>
-        </w:rPr>
-        <w:t>│           ├── id          → "1748123456789"</w:t>
-      </w:r>
-    </w:p>
-    <w:p>
-      <w:pPr>
-        <w:spacing w:before="0" w:after="0"/>
-        <w:ind w:left="283"/>
-        <w:shd w:val="clear" w:color="auto" w:fill="F3F4F6"/>
-      </w:pPr>
-      <w:r>
-        <w:rPr>
-          <w:rFonts w:ascii="Courier New" w:hAnsi="Courier New"/>
-          <w:color w:val="1F2D3D"/>
-          <w:sz w:val="18"/>
-        </w:rPr>
-        <w:t>│           ├── title       → "Nouveau rendez-vous"</w:t>
-      </w:r>
-    </w:p>
-    <w:p>
-      <w:pPr>
-        <w:spacing w:before="0" w:after="0"/>
-        <w:ind w:left="283"/>
-        <w:shd w:val="clear" w:color="auto" w:fill="F3F4F6"/>
-      </w:pPr>
-      <w:r>
-        <w:rPr>
-          <w:rFonts w:ascii="Courier New" w:hAnsi="Courier New"/>
-          <w:color w:val="1F2D3D"/>
-          <w:sz w:val="18"/>
-        </w:rPr>
-        <w:t>│           ├── message     → "Ibrahima a réservé une session..."</w:t>
-      </w:r>
-    </w:p>
-    <w:p>
-      <w:pPr>
-        <w:spacing w:before="0" w:after="0"/>
-        <w:ind w:left="283"/>
-        <w:shd w:val="clear" w:color="auto" w:fill="F3F4F6"/>
-      </w:pPr>
-      <w:r>
-        <w:rPr>
-          <w:rFonts w:ascii="Courier New" w:hAnsi="Courier New"/>
-          <w:color w:val="1F2D3D"/>
-          <w:sz w:val="18"/>
-        </w:rPr>
-        <w:t>│           ├── type        → "session_booked" | "session_cancelled" | "investment_offer" | "session_request" | "info"</w:t>
-      </w:r>
-    </w:p>
-    <w:p>
-      <w:pPr>
-        <w:spacing w:before="0" w:after="0"/>
-        <w:ind w:left="283"/>
-        <w:shd w:val="clear" w:color="auto" w:fill="F3F4F6"/>
-      </w:pPr>
-      <w:r>
-        <w:rPr>
-          <w:rFonts w:ascii="Courier New" w:hAnsi="Courier New"/>
-          <w:color w:val="1F2D3D"/>
-          <w:sz w:val="18"/>
-        </w:rPr>
-        <w:t>│           ├── timestamp   → "2025-05-24T10:00:00.000"</w:t>
-      </w:r>
-    </w:p>
-    <w:p>
-      <w:pPr>
-        <w:spacing w:before="0" w:after="0"/>
-        <w:ind w:left="283"/>
-        <w:shd w:val="clear" w:color="auto" w:fill="F3F4F6"/>
-      </w:pPr>
-      <w:r>
-        <w:rPr>
-          <w:rFonts w:ascii="Courier New" w:hAnsi="Courier New"/>
-          <w:color w:val="1F2D3D"/>
-          <w:sz w:val="18"/>
-        </w:rPr>
-        <w:t>│           ├── isRead      → false</w:t>
-      </w:r>
-    </w:p>
-    <w:p>
-      <w:pPr>
-        <w:spacing w:before="0" w:after="0"/>
-        <w:ind w:left="283"/>
-        <w:shd w:val="clear" w:color="auto" w:fill="F3F4F6"/>
-      </w:pPr>
-      <w:r>
-        <w:rPr>
-          <w:rFonts w:ascii="Courier New" w:hAnsi="Courier New"/>
-          <w:color w:val="1F2D3D"/>
-          <w:sz w:val="18"/>
-        </w:rPr>
-        <w:t>│           ├── requestId   → "1748123456789" (optionnel — ID du mentorRequest pour actions inline Accept/Decline)</w:t>
-      </w:r>
-    </w:p>
-    <w:p>
-      <w:pPr>
-        <w:spacing w:before="0" w:after="0"/>
-        <w:ind w:left="283"/>
-        <w:shd w:val="clear" w:color="auto" w:fill="F3F4F6"/>
-      </w:pPr>
-      <w:r>
-        <w:rPr>
-          <w:rFonts w:ascii="Courier New" w:hAnsi="Courier New"/>
-          <w:color w:val="1F2D3D"/>
-          <w:sz w:val="18"/>
-        </w:rPr>
-        <w:t>│           ├── fromUserId  → "uid_expediteur" (optionnel — pour ouvrir le chat après acceptation)</w:t>
-      </w:r>
-    </w:p>
-    <w:p>
-      <w:pPr>
-        <w:spacing w:before="0" w:after="0"/>
-        <w:ind w:left="283"/>
-        <w:shd w:val="clear" w:color="auto" w:fill="F3F4F6"/>
-      </w:pPr>
-      <w:r>
-        <w:rPr>
-          <w:rFonts w:ascii="Courier New" w:hAnsi="Courier New"/>
-          <w:color w:val="1F2D3D"/>
-          <w:sz w:val="18"/>
-        </w:rPr>
-        <w:t>│           └── fromName    → "Mariéme Tine" (optionnel — nom affiché dans la notification)</w:t>
-      </w:r>
-    </w:p>
-    <w:p>
-      <w:pPr>
-        <w:spacing w:before="0" w:after="0"/>
-        <w:ind w:left="283"/>
-        <w:shd w:val="clear" w:color="auto" w:fill="F3F4F6"/>
-      </w:pPr>
-      <w:r>
-        <w:rPr>
-          <w:rFonts w:ascii="Courier New" w:hAnsi="Courier New"/>
-          <w:color w:val="1F2D3D"/>
-          <w:sz w:val="18"/>
-        </w:rPr>
-        <w:t>│</w:t>
-      </w:r>
-    </w:p>
-    <w:p>
-      <w:pPr>
-        <w:spacing w:before="0" w:after="0"/>
-        <w:ind w:left="283"/>
-        <w:shd w:val="clear" w:color="auto" w:fill="F3F4F6"/>
-      </w:pPr>
-      <w:r>
-        <w:rPr>
-          <w:rFonts w:ascii="Courier New" w:hAnsi="Courier New"/>
-          <w:color w:val="1F2D3D"/>
-          <w:sz w:val="18"/>
-        </w:rPr>
-        <w:t>├── reviews/</w:t>
+        <w:t>├── ratings/</w:t>
       </w:r>
     </w:p>
     <w:p>
@@ -4088,97 +4358,7 @@
           <w:color w:val="1F2D3D"/>
           <w:sz w:val="18"/>
         </w:rPr>
-        <w:t>│       └── {reviewId}/</w:t>
-      </w:r>
-    </w:p>
-    <w:p>
-      <w:pPr>
-        <w:spacing w:before="0" w:after="0"/>
-        <w:ind w:left="283"/>
-        <w:shd w:val="clear" w:color="auto" w:fill="F3F4F6"/>
-      </w:pPr>
-      <w:r>
-        <w:rPr>
-          <w:rFonts w:ascii="Courier New" w:hAnsi="Courier New"/>
-          <w:color w:val="1F2D3D"/>
-          <w:sz w:val="18"/>
-        </w:rPr>
-        <w:t>│           ├── id          → "1748123456789"</w:t>
-      </w:r>
-    </w:p>
-    <w:p>
-      <w:pPr>
-        <w:spacing w:before="0" w:after="0"/>
-        <w:ind w:left="283"/>
-        <w:shd w:val="clear" w:color="auto" w:fill="F3F4F6"/>
-      </w:pPr>
-      <w:r>
-        <w:rPr>
-          <w:rFonts w:ascii="Courier New" w:hAnsi="Courier New"/>
-          <w:color w:val="1F2D3D"/>
-          <w:sz w:val="18"/>
-        </w:rPr>
-        <w:t>│           ├── fromUid     → "uid_auteur"</w:t>
-      </w:r>
-    </w:p>
-    <w:p>
-      <w:pPr>
-        <w:spacing w:before="0" w:after="0"/>
-        <w:ind w:left="283"/>
-        <w:shd w:val="clear" w:color="auto" w:fill="F3F4F6"/>
-      </w:pPr>
-      <w:r>
-        <w:rPr>
-          <w:rFonts w:ascii="Courier New" w:hAnsi="Courier New"/>
-          <w:color w:val="1F2D3D"/>
-          <w:sz w:val="18"/>
-        </w:rPr>
-        <w:t>│           ├── fromName    → "Mariéme Tine"</w:t>
-      </w:r>
-    </w:p>
-    <w:p>
-      <w:pPr>
-        <w:spacing w:before="0" w:after="0"/>
-        <w:ind w:left="283"/>
-        <w:shd w:val="clear" w:color="auto" w:fill="F3F4F6"/>
-      </w:pPr>
-      <w:r>
-        <w:rPr>
-          <w:rFonts w:ascii="Courier New" w:hAnsi="Courier New"/>
-          <w:color w:val="1F2D3D"/>
-          <w:sz w:val="18"/>
-        </w:rPr>
-        <w:t>│           ├── text        → "Excellent mentor, très disponible"</w:t>
-      </w:r>
-    </w:p>
-    <w:p>
-      <w:pPr>
-        <w:spacing w:before="0" w:after="0"/>
-        <w:ind w:left="283"/>
-        <w:shd w:val="clear" w:color="auto" w:fill="F3F4F6"/>
-      </w:pPr>
-      <w:r>
-        <w:rPr>
-          <w:rFonts w:ascii="Courier New" w:hAnsi="Courier New"/>
-          <w:color w:val="1F2D3D"/>
-          <w:sz w:val="18"/>
-        </w:rPr>
-        <w:t>│           ├── rating      → 5   (entier 1–5)</w:t>
-      </w:r>
-    </w:p>
-    <w:p>
-      <w:pPr>
-        <w:spacing w:before="0" w:after="0"/>
-        <w:ind w:left="283"/>
-        <w:shd w:val="clear" w:color="auto" w:fill="F3F4F6"/>
-      </w:pPr>
-      <w:r>
-        <w:rPr>
-          <w:rFonts w:ascii="Courier New" w:hAnsi="Courier New"/>
-          <w:color w:val="1F2D3D"/>
-          <w:sz w:val="18"/>
-        </w:rPr>
-        <w:t>│           └── createdAt   → "2025-05-24T10:00:00.000"</w:t>
+        <w:t>│       └── {fromUid}   → 5   (entier 1–5 — une note par évaluateur, écrasement si réévaluation)</w:t>
       </w:r>
     </w:p>
     <w:p>
@@ -4974,22 +5154,202 @@
           <w:color w:val="1F2D3D"/>
           <w:sz w:val="18"/>
         </w:rPr>
-        <w:t xml:space="preserve">    role: _roleLabel(_role),       // "Entrepreneur" | "Mentor" | "Investisseur"</w:t>
-      </w:r>
-    </w:p>
-    <w:p>
-      <w:pPr>
-        <w:spacing w:before="0" w:after="0"/>
-        <w:ind w:left="283"/>
-        <w:shd w:val="clear" w:color="auto" w:fill="F3F4F6"/>
-      </w:pPr>
-      <w:r>
-        <w:rPr>
-          <w:rFonts w:ascii="Courier New" w:hAnsi="Courier New"/>
-          <w:color w:val="1F2D3D"/>
-          <w:sz w:val="18"/>
-        </w:rPr>
-        <w:t xml:space="preserve">    photoBase64: _photoBase64,</w:t>
+        <w:t xml:space="preserve">    role: _roleLabel(_role),                                    // "Entrepreneur" | "Mentor" | "Investisseur"</w:t>
+      </w:r>
+    </w:p>
+    <w:p>
+      <w:pPr>
+        <w:spacing w:before="0" w:after="0"/>
+        <w:ind w:left="283"/>
+        <w:shd w:val="clear" w:color="auto" w:fill="F3F4F6"/>
+      </w:pPr>
+      <w:r>
+        <w:rPr>
+          <w:rFonts w:ascii="Courier New" w:hAnsi="Courier New"/>
+          <w:color w:val="1F2D3D"/>
+          <w:sz w:val="18"/>
+        </w:rPr>
+        <w:t xml:space="preserve">    gender: _gender,</w:t>
+      </w:r>
+    </w:p>
+    <w:p>
+      <w:pPr>
+        <w:spacing w:before="0" w:after="0"/>
+        <w:ind w:left="283"/>
+        <w:shd w:val="clear" w:color="auto" w:fill="F3F4F6"/>
+      </w:pPr>
+      <w:r>
+        <w:rPr>
+          <w:rFonts w:ascii="Courier New" w:hAnsi="Courier New"/>
+          <w:color w:val="1F2D3D"/>
+          <w:sz w:val="18"/>
+        </w:rPr>
+        <w:t xml:space="preserve">    birthDate: _birthDate,</w:t>
+      </w:r>
+    </w:p>
+    <w:p>
+      <w:pPr>
+        <w:spacing w:before="0" w:after="0"/>
+        <w:ind w:left="283"/>
+        <w:shd w:val="clear" w:color="auto" w:fill="F3F4F6"/>
+      </w:pPr>
+      <w:r>
+        <w:rPr>
+          <w:rFonts w:ascii="Courier New" w:hAnsi="Courier New"/>
+          <w:color w:val="1F2D3D"/>
+          <w:sz w:val="18"/>
+        </w:rPr>
+        <w:t xml:space="preserve">    address: _address.text.trim(),</w:t>
+      </w:r>
+    </w:p>
+    <w:p>
+      <w:pPr>
+        <w:spacing w:before="0" w:after="0"/>
+        <w:ind w:left="283"/>
+        <w:shd w:val="clear" w:color="auto" w:fill="F3F4F6"/>
+      </w:pPr>
+      <w:r>
+        <w:rPr>
+          <w:rFonts w:ascii="Courier New" w:hAnsi="Courier New"/>
+          <w:color w:val="1F2D3D"/>
+          <w:sz w:val="18"/>
+        </w:rPr>
+        <w:t xml:space="preserve">    city: _city,</w:t>
+      </w:r>
+    </w:p>
+    <w:p>
+      <w:pPr>
+        <w:spacing w:before="0" w:after="0"/>
+        <w:ind w:left="283"/>
+        <w:shd w:val="clear" w:color="auto" w:fill="F3F4F6"/>
+      </w:pPr>
+      <w:r>
+        <w:rPr>
+          <w:rFonts w:ascii="Courier New" w:hAnsi="Courier New"/>
+          <w:color w:val="1F2D3D"/>
+          <w:sz w:val="18"/>
+        </w:rPr>
+        <w:t xml:space="preserve">    country: _country,</w:t>
+      </w:r>
+    </w:p>
+    <w:p>
+      <w:pPr>
+        <w:spacing w:before="0" w:after="0"/>
+        <w:ind w:left="283"/>
+        <w:shd w:val="clear" w:color="auto" w:fill="F3F4F6"/>
+      </w:pPr>
+      <w:r>
+        <w:rPr>
+          <w:rFonts w:ascii="Courier New" w:hAnsi="Courier New"/>
+          <w:color w:val="1F2D3D"/>
+          <w:sz w:val="18"/>
+        </w:rPr>
+        <w:t xml:space="preserve">    sector: _sector,</w:t>
+      </w:r>
+    </w:p>
+    <w:p>
+      <w:pPr>
+        <w:spacing w:before="0" w:after="0"/>
+        <w:ind w:left="283"/>
+        <w:shd w:val="clear" w:color="auto" w:fill="F3F4F6"/>
+      </w:pPr>
+      <w:r>
+        <w:rPr>
+          <w:rFonts w:ascii="Courier New" w:hAnsi="Courier New"/>
+          <w:color w:val="1F2D3D"/>
+          <w:sz w:val="18"/>
+        </w:rPr>
+        <w:t xml:space="preserve">    yearsExperience: _role == UserRole.mentor</w:t>
+      </w:r>
+    </w:p>
+    <w:p>
+      <w:pPr>
+        <w:spacing w:before="0" w:after="0"/>
+        <w:ind w:left="283"/>
+        <w:shd w:val="clear" w:color="auto" w:fill="F3F4F6"/>
+      </w:pPr>
+      <w:r>
+        <w:rPr>
+          <w:rFonts w:ascii="Courier New" w:hAnsi="Courier New"/>
+          <w:color w:val="1F2D3D"/>
+          <w:sz w:val="18"/>
+        </w:rPr>
+        <w:t xml:space="preserve">                       ? (int.tryParse(_yearsExp.text.trim()) ?? 0) : 0,</w:t>
+      </w:r>
+    </w:p>
+    <w:p>
+      <w:pPr>
+        <w:spacing w:before="0" w:after="0"/>
+        <w:ind w:left="283"/>
+        <w:shd w:val="clear" w:color="auto" w:fill="F3F4F6"/>
+      </w:pPr>
+      <w:r>
+        <w:rPr>
+          <w:rFonts w:ascii="Courier New" w:hAnsi="Courier New"/>
+          <w:color w:val="1F2D3D"/>
+          <w:sz w:val="18"/>
+        </w:rPr>
+        <w:t xml:space="preserve">    investmentRange: _role == UserRole.investor</w:t>
+      </w:r>
+    </w:p>
+    <w:p>
+      <w:pPr>
+        <w:spacing w:before="0" w:after="0"/>
+        <w:ind w:left="283"/>
+        <w:shd w:val="clear" w:color="auto" w:fill="F3F4F6"/>
+      </w:pPr>
+      <w:r>
+        <w:rPr>
+          <w:rFonts w:ascii="Courier New" w:hAnsi="Courier New"/>
+          <w:color w:val="1F2D3D"/>
+          <w:sz w:val="18"/>
+        </w:rPr>
+        <w:t xml:space="preserve">                       ? _investmentRange.text.trim() : '',</w:t>
+      </w:r>
+    </w:p>
+    <w:p>
+      <w:pPr>
+        <w:spacing w:before="0" w:after="0"/>
+        <w:ind w:left="283"/>
+        <w:shd w:val="clear" w:color="auto" w:fill="F3F4F6"/>
+      </w:pPr>
+      <w:r>
+        <w:rPr>
+          <w:rFonts w:ascii="Courier New" w:hAnsi="Courier New"/>
+          <w:color w:val="1F2D3D"/>
+          <w:sz w:val="18"/>
+        </w:rPr>
+        <w:t xml:space="preserve">    bio: _bio.text.trim(),</w:t>
+      </w:r>
+    </w:p>
+    <w:p>
+      <w:pPr>
+        <w:spacing w:before="0" w:after="0"/>
+        <w:ind w:left="283"/>
+        <w:shd w:val="clear" w:color="auto" w:fill="F3F4F6"/>
+      </w:pPr>
+      <w:r>
+        <w:rPr>
+          <w:rFonts w:ascii="Courier New" w:hAnsi="Courier New"/>
+          <w:color w:val="1F2D3D"/>
+          <w:sz w:val="18"/>
+        </w:rPr>
+        <w:t xml:space="preserve">    linkedin: _linkedin.text.trim(),</w:t>
+      </w:r>
+    </w:p>
+    <w:p>
+      <w:pPr>
+        <w:spacing w:before="0" w:after="0"/>
+        <w:ind w:left="283"/>
+        <w:shd w:val="clear" w:color="auto" w:fill="F3F4F6"/>
+      </w:pPr>
+      <w:r>
+        <w:rPr>
+          <w:rFonts w:ascii="Courier New" w:hAnsi="Courier New"/>
+          <w:color w:val="1F2D3D"/>
+          <w:sz w:val="18"/>
+        </w:rPr>
+        <w:t xml:space="preserve">    photoBase64: photoData,                                     // URL Cloudinary ou base64 selon disponibilité</w:t>
       </w:r>
     </w:p>
     <w:p>
@@ -5034,37 +5394,37 @@
           <w:color w:val="1F2D3D"/>
           <w:sz w:val="18"/>
         </w:rPr>
-        <w:t xml:space="preserve">    city: _city,</w:t>
-      </w:r>
-    </w:p>
-    <w:p>
-      <w:pPr>
-        <w:spacing w:before="0" w:after="0"/>
-        <w:ind w:left="283"/>
-        <w:shd w:val="clear" w:color="auto" w:fill="F3F4F6"/>
-      </w:pPr>
-      <w:r>
-        <w:rPr>
-          <w:rFonts w:ascii="Courier New" w:hAnsi="Courier New"/>
-          <w:color w:val="1F2D3D"/>
-          <w:sz w:val="18"/>
-        </w:rPr>
-        <w:t xml:space="preserve">    sector: _sector,</w:t>
-      </w:r>
-    </w:p>
-    <w:p>
-      <w:pPr>
-        <w:spacing w:before="0" w:after="0"/>
-        <w:ind w:left="283"/>
-        <w:shd w:val="clear" w:color="auto" w:fill="F3F4F6"/>
-      </w:pPr>
-      <w:r>
-        <w:rPr>
-          <w:rFonts w:ascii="Courier New" w:hAnsi="Courier New"/>
-          <w:color w:val="1F2D3D"/>
-          <w:sz w:val="18"/>
-        </w:rPr>
-        <w:t xml:space="preserve">    bio: _bio.text.trim(),</w:t>
+        <w:t xml:space="preserve">    companies: (_role == UserRole.mentor || _role == UserRole.investor)</w:t>
+      </w:r>
+    </w:p>
+    <w:p>
+      <w:pPr>
+        <w:spacing w:before="0" w:after="0"/>
+        <w:ind w:left="283"/>
+        <w:shd w:val="clear" w:color="auto" w:fill="F3F4F6"/>
+      </w:pPr>
+      <w:r>
+        <w:rPr>
+          <w:rFonts w:ascii="Courier New" w:hAnsi="Courier New"/>
+          <w:color w:val="1F2D3D"/>
+          <w:sz w:val="18"/>
+        </w:rPr>
+        <w:t xml:space="preserve">                 ? List&lt;String&gt;.from(_companies)</w:t>
+      </w:r>
+    </w:p>
+    <w:p>
+      <w:pPr>
+        <w:spacing w:before="0" w:after="0"/>
+        <w:ind w:left="283"/>
+        <w:shd w:val="clear" w:color="auto" w:fill="F3F4F6"/>
+      </w:pPr>
+      <w:r>
+        <w:rPr>
+          <w:rFonts w:ascii="Courier New" w:hAnsi="Courier New"/>
+          <w:color w:val="1F2D3D"/>
+          <w:sz w:val="18"/>
+        </w:rPr>
+        <w:t xml:space="preserve">                 : const [],</w:t>
       </w:r>
     </w:p>
     <w:p>
@@ -5831,22 +6191,67 @@
           <w:color w:val="1F2D3D"/>
           <w:sz w:val="18"/>
         </w:rPr>
-        <w:t xml:space="preserve">    // Tri par date décroissante (plus récent en premier)</w:t>
-      </w:r>
-    </w:p>
-    <w:p>
-      <w:pPr>
-        <w:spacing w:before="0" w:after="0"/>
-        <w:ind w:left="283"/>
-        <w:shd w:val="clear" w:color="auto" w:fill="F3F4F6"/>
-      </w:pPr>
-      <w:r>
-        <w:rPr>
-          <w:rFonts w:ascii="Courier New" w:hAnsi="Courier New"/>
-          <w:color w:val="1F2D3D"/>
-          <w:sz w:val="18"/>
-        </w:rPr>
         <w:t xml:space="preserve">    list.sort((a, b) {</w:t>
+      </w:r>
+    </w:p>
+    <w:p>
+      <w:pPr>
+        <w:spacing w:before="0" w:after="0"/>
+        <w:ind w:left="283"/>
+        <w:shd w:val="clear" w:color="auto" w:fill="F3F4F6"/>
+      </w:pPr>
+      <w:r>
+        <w:rPr>
+          <w:rFonts w:ascii="Courier New" w:hAnsi="Courier New"/>
+          <w:color w:val="1F2D3D"/>
+          <w:sz w:val="18"/>
+        </w:rPr>
+        <w:t xml:space="preserve">      // Pitchs premium en tête, puis tri par date décroissante</w:t>
+      </w:r>
+    </w:p>
+    <w:p>
+      <w:pPr>
+        <w:spacing w:before="0" w:after="0"/>
+        <w:ind w:left="283"/>
+        <w:shd w:val="clear" w:color="auto" w:fill="F3F4F6"/>
+      </w:pPr>
+      <w:r>
+        <w:rPr>
+          <w:rFonts w:ascii="Courier New" w:hAnsi="Courier New"/>
+          <w:color w:val="1F2D3D"/>
+          <w:sz w:val="18"/>
+        </w:rPr>
+        <w:t xml:space="preserve">      final aPremium = (a['isPremium'] as bool?) == true ? 1 : 0;</w:t>
+      </w:r>
+    </w:p>
+    <w:p>
+      <w:pPr>
+        <w:spacing w:before="0" w:after="0"/>
+        <w:ind w:left="283"/>
+        <w:shd w:val="clear" w:color="auto" w:fill="F3F4F6"/>
+      </w:pPr>
+      <w:r>
+        <w:rPr>
+          <w:rFonts w:ascii="Courier New" w:hAnsi="Courier New"/>
+          <w:color w:val="1F2D3D"/>
+          <w:sz w:val="18"/>
+        </w:rPr>
+        <w:t xml:space="preserve">      final bPremium = (b['isPremium'] as bool?) == true ? 1 : 0;</w:t>
+      </w:r>
+    </w:p>
+    <w:p>
+      <w:pPr>
+        <w:spacing w:before="0" w:after="0"/>
+        <w:ind w:left="283"/>
+        <w:shd w:val="clear" w:color="auto" w:fill="F3F4F6"/>
+      </w:pPr>
+      <w:r>
+        <w:rPr>
+          <w:rFonts w:ascii="Courier New" w:hAnsi="Courier New"/>
+          <w:color w:val="1F2D3D"/>
+          <w:sz w:val="18"/>
+        </w:rPr>
+        <w:t xml:space="preserve">      if (bPremium != aPremium) return bPremium.compareTo(aPremium);</w:t>
       </w:r>
     </w:p>
     <w:p>
@@ -6507,52 +6912,202 @@
           <w:color w:val="1F2D3D"/>
           <w:sz w:val="18"/>
         </w:rPr>
-        <w:t xml:space="preserve">  final updated = _initial.copyWith(</w:t>
-      </w:r>
-    </w:p>
-    <w:p>
-      <w:pPr>
-        <w:spacing w:before="0" w:after="0"/>
-        <w:ind w:left="283"/>
-        <w:shd w:val="clear" w:color="auto" w:fill="F3F4F6"/>
-      </w:pPr>
-      <w:r>
-        <w:rPr>
-          <w:rFonts w:ascii="Courier New" w:hAnsi="Courier New"/>
-          <w:color w:val="1F2D3D"/>
-          <w:sz w:val="18"/>
-        </w:rPr>
-        <w:t xml:space="preserve">    firstName:   _firstName.text.trim(),</w:t>
-      </w:r>
-    </w:p>
-    <w:p>
-      <w:pPr>
-        <w:spacing w:before="0" w:after="0"/>
-        <w:ind w:left="283"/>
-        <w:shd w:val="clear" w:color="auto" w:fill="F3F4F6"/>
-      </w:pPr>
-      <w:r>
-        <w:rPr>
-          <w:rFonts w:ascii="Courier New" w:hAnsi="Courier New"/>
-          <w:color w:val="1F2D3D"/>
-          <w:sz w:val="18"/>
-        </w:rPr>
-        <w:t xml:space="preserve">    lastName:    _lastName.text.trim(),</w:t>
-      </w:r>
-    </w:p>
-    <w:p>
-      <w:pPr>
-        <w:spacing w:before="0" w:after="0"/>
-        <w:ind w:left="283"/>
-        <w:shd w:val="clear" w:color="auto" w:fill="F3F4F6"/>
-      </w:pPr>
-      <w:r>
-        <w:rPr>
-          <w:rFonts w:ascii="Courier New" w:hAnsi="Courier New"/>
-          <w:color w:val="1F2D3D"/>
-          <w:sz w:val="18"/>
-        </w:rPr>
-        <w:t xml:space="preserve">    bio:         _bio.text.trim(),</w:t>
+        <w:t xml:space="preserve">  final yearsParsed = int.tryParse(_yearsExperience.text.trim()) ?? 0;</w:t>
+      </w:r>
+    </w:p>
+    <w:p>
+      <w:pPr>
+        <w:spacing w:before="0" w:after="0"/>
+        <w:ind w:left="283"/>
+        <w:shd w:val="clear" w:color="auto" w:fill="F3F4F6"/>
+      </w:pPr>
+      <w:r>
+        <w:rPr>
+          <w:rFonts w:ascii="Courier New" w:hAnsi="Courier New"/>
+          <w:color w:val="1F2D3D"/>
+          <w:sz w:val="18"/>
+        </w:rPr>
+        <w:t xml:space="preserve">  final next = _initial.copyWith(</w:t>
+      </w:r>
+    </w:p>
+    <w:p>
+      <w:pPr>
+        <w:spacing w:before="0" w:after="0"/>
+        <w:ind w:left="283"/>
+        <w:shd w:val="clear" w:color="auto" w:fill="F3F4F6"/>
+      </w:pPr>
+      <w:r>
+        <w:rPr>
+          <w:rFonts w:ascii="Courier New" w:hAnsi="Courier New"/>
+          <w:color w:val="1F2D3D"/>
+          <w:sz w:val="18"/>
+        </w:rPr>
+        <w:t xml:space="preserve">    firstName: _firstName.text.trim(),</w:t>
+      </w:r>
+    </w:p>
+    <w:p>
+      <w:pPr>
+        <w:spacing w:before="0" w:after="0"/>
+        <w:ind w:left="283"/>
+        <w:shd w:val="clear" w:color="auto" w:fill="F3F4F6"/>
+      </w:pPr>
+      <w:r>
+        <w:rPr>
+          <w:rFonts w:ascii="Courier New" w:hAnsi="Courier New"/>
+          <w:color w:val="1F2D3D"/>
+          <w:sz w:val="18"/>
+        </w:rPr>
+        <w:t xml:space="preserve">    lastName: _lastName.text.trim(),</w:t>
+      </w:r>
+    </w:p>
+    <w:p>
+      <w:pPr>
+        <w:spacing w:before="0" w:after="0"/>
+        <w:ind w:left="283"/>
+        <w:shd w:val="clear" w:color="auto" w:fill="F3F4F6"/>
+      </w:pPr>
+      <w:r>
+        <w:rPr>
+          <w:rFonts w:ascii="Courier New" w:hAnsi="Courier New"/>
+          <w:color w:val="1F2D3D"/>
+          <w:sz w:val="18"/>
+        </w:rPr>
+        <w:t xml:space="preserve">    email: _email.text.trim(),</w:t>
+      </w:r>
+    </w:p>
+    <w:p>
+      <w:pPr>
+        <w:spacing w:before="0" w:after="0"/>
+        <w:ind w:left="283"/>
+        <w:shd w:val="clear" w:color="auto" w:fill="F3F4F6"/>
+      </w:pPr>
+      <w:r>
+        <w:rPr>
+          <w:rFonts w:ascii="Courier New" w:hAnsi="Courier New"/>
+          <w:color w:val="1F2D3D"/>
+          <w:sz w:val="18"/>
+        </w:rPr>
+        <w:t xml:space="preserve">    phone: _phone.text.trim(),</w:t>
+      </w:r>
+    </w:p>
+    <w:p>
+      <w:pPr>
+        <w:spacing w:before="0" w:after="0"/>
+        <w:ind w:left="283"/>
+        <w:shd w:val="clear" w:color="auto" w:fill="F3F4F6"/>
+      </w:pPr>
+      <w:r>
+        <w:rPr>
+          <w:rFonts w:ascii="Courier New" w:hAnsi="Courier New"/>
+          <w:color w:val="1F2D3D"/>
+          <w:sz w:val="18"/>
+        </w:rPr>
+        <w:t xml:space="preserve">    gender: _gender,</w:t>
+      </w:r>
+    </w:p>
+    <w:p>
+      <w:pPr>
+        <w:spacing w:before="0" w:after="0"/>
+        <w:ind w:left="283"/>
+        <w:shd w:val="clear" w:color="auto" w:fill="F3F4F6"/>
+      </w:pPr>
+      <w:r>
+        <w:rPr>
+          <w:rFonts w:ascii="Courier New" w:hAnsi="Courier New"/>
+          <w:color w:val="1F2D3D"/>
+          <w:sz w:val="18"/>
+        </w:rPr>
+        <w:t xml:space="preserve">    birthDate: _birthDate,</w:t>
+      </w:r>
+    </w:p>
+    <w:p>
+      <w:pPr>
+        <w:spacing w:before="0" w:after="0"/>
+        <w:ind w:left="283"/>
+        <w:shd w:val="clear" w:color="auto" w:fill="F3F4F6"/>
+      </w:pPr>
+      <w:r>
+        <w:rPr>
+          <w:rFonts w:ascii="Courier New" w:hAnsi="Courier New"/>
+          <w:color w:val="1F2D3D"/>
+          <w:sz w:val="18"/>
+        </w:rPr>
+        <w:t xml:space="preserve">    address: _address.text.trim(),</w:t>
+      </w:r>
+    </w:p>
+    <w:p>
+      <w:pPr>
+        <w:spacing w:before="0" w:after="0"/>
+        <w:ind w:left="283"/>
+        <w:shd w:val="clear" w:color="auto" w:fill="F3F4F6"/>
+      </w:pPr>
+      <w:r>
+        <w:rPr>
+          <w:rFonts w:ascii="Courier New" w:hAnsi="Courier New"/>
+          <w:color w:val="1F2D3D"/>
+          <w:sz w:val="18"/>
+        </w:rPr>
+        <w:t xml:space="preserve">    city: _city,</w:t>
+      </w:r>
+    </w:p>
+    <w:p>
+      <w:pPr>
+        <w:spacing w:before="0" w:after="0"/>
+        <w:ind w:left="283"/>
+        <w:shd w:val="clear" w:color="auto" w:fill="F3F4F6"/>
+      </w:pPr>
+      <w:r>
+        <w:rPr>
+          <w:rFonts w:ascii="Courier New" w:hAnsi="Courier New"/>
+          <w:color w:val="1F2D3D"/>
+          <w:sz w:val="18"/>
+        </w:rPr>
+        <w:t xml:space="preserve">    country: _country,</w:t>
+      </w:r>
+    </w:p>
+    <w:p>
+      <w:pPr>
+        <w:spacing w:before="0" w:after="0"/>
+        <w:ind w:left="283"/>
+        <w:shd w:val="clear" w:color="auto" w:fill="F3F4F6"/>
+      </w:pPr>
+      <w:r>
+        <w:rPr>
+          <w:rFonts w:ascii="Courier New" w:hAnsi="Courier New"/>
+          <w:color w:val="1F2D3D"/>
+          <w:sz w:val="18"/>
+        </w:rPr>
+        <w:t xml:space="preserve">    sector: _sector,</w:t>
+      </w:r>
+    </w:p>
+    <w:p>
+      <w:pPr>
+        <w:spacing w:before="0" w:after="0"/>
+        <w:ind w:left="283"/>
+        <w:shd w:val="clear" w:color="auto" w:fill="F3F4F6"/>
+      </w:pPr>
+      <w:r>
+        <w:rPr>
+          <w:rFonts w:ascii="Courier New" w:hAnsi="Courier New"/>
+          <w:color w:val="1F2D3D"/>
+          <w:sz w:val="18"/>
+        </w:rPr>
+        <w:t xml:space="preserve">    linkedin: _linkedin.text.trim(),</w:t>
+      </w:r>
+    </w:p>
+    <w:p>
+      <w:pPr>
+        <w:spacing w:before="0" w:after="0"/>
+        <w:ind w:left="283"/>
+        <w:shd w:val="clear" w:color="auto" w:fill="F3F4F6"/>
+      </w:pPr>
+      <w:r>
+        <w:rPr>
+          <w:rFonts w:ascii="Courier New" w:hAnsi="Courier New"/>
+          <w:color w:val="1F2D3D"/>
+          <w:sz w:val="18"/>
+        </w:rPr>
+        <w:t xml:space="preserve">    bio: _bio.text.trim(),</w:t>
       </w:r>
     </w:p>
     <w:p>
@@ -6582,67 +7137,37 @@
           <w:color w:val="1F2D3D"/>
           <w:sz w:val="18"/>
         </w:rPr>
-        <w:t xml:space="preserve">    interests:   _interests.toList()..sort(),</w:t>
-      </w:r>
-    </w:p>
-    <w:p>
-      <w:pPr>
-        <w:spacing w:before="0" w:after="0"/>
-        <w:ind w:left="283"/>
-        <w:shd w:val="clear" w:color="auto" w:fill="F3F4F6"/>
-      </w:pPr>
-      <w:r>
-        <w:rPr>
-          <w:rFonts w:ascii="Courier New" w:hAnsi="Courier New"/>
-          <w:color w:val="1F2D3D"/>
-          <w:sz w:val="18"/>
-        </w:rPr>
-        <w:t xml:space="preserve">    city:        _city,</w:t>
-      </w:r>
-    </w:p>
-    <w:p>
-      <w:pPr>
-        <w:spacing w:before="0" w:after="0"/>
-        <w:ind w:left="283"/>
-        <w:shd w:val="clear" w:color="auto" w:fill="F3F4F6"/>
-      </w:pPr>
-      <w:r>
-        <w:rPr>
-          <w:rFonts w:ascii="Courier New" w:hAnsi="Courier New"/>
-          <w:color w:val="1F2D3D"/>
-          <w:sz w:val="18"/>
-        </w:rPr>
-        <w:t xml:space="preserve">    country:     _country,</w:t>
-      </w:r>
-    </w:p>
-    <w:p>
-      <w:pPr>
-        <w:spacing w:before="0" w:after="0"/>
-        <w:ind w:left="283"/>
-        <w:shd w:val="clear" w:color="auto" w:fill="F3F4F6"/>
-      </w:pPr>
-      <w:r>
-        <w:rPr>
-          <w:rFonts w:ascii="Courier New" w:hAnsi="Courier New"/>
-          <w:color w:val="1F2D3D"/>
-          <w:sz w:val="18"/>
-        </w:rPr>
-        <w:t xml:space="preserve">    sector:      _sector,</w:t>
-      </w:r>
-    </w:p>
-    <w:p>
-      <w:pPr>
-        <w:spacing w:before="0" w:after="0"/>
-        <w:ind w:left="283"/>
-        <w:shd w:val="clear" w:color="auto" w:fill="F3F4F6"/>
-      </w:pPr>
-      <w:r>
-        <w:rPr>
-          <w:rFonts w:ascii="Courier New" w:hAnsi="Courier New"/>
-          <w:color w:val="1F2D3D"/>
-          <w:sz w:val="18"/>
-        </w:rPr>
-        <w:t xml:space="preserve">    birthDate:   _birthDate,</w:t>
+        <w:t xml:space="preserve">    interests: _interests.toList()..sort(),</w:t>
+      </w:r>
+    </w:p>
+    <w:p>
+      <w:pPr>
+        <w:spacing w:before="0" w:after="0"/>
+        <w:ind w:left="283"/>
+        <w:shd w:val="clear" w:color="auto" w:fill="F3F4F6"/>
+      </w:pPr>
+      <w:r>
+        <w:rPr>
+          <w:rFonts w:ascii="Courier New" w:hAnsi="Courier New"/>
+          <w:color w:val="1F2D3D"/>
+          <w:sz w:val="18"/>
+        </w:rPr>
+        <w:t xml:space="preserve">    yearsExperience: _isMentor ? yearsParsed : _initial.yearsExperience,</w:t>
+      </w:r>
+    </w:p>
+    <w:p>
+      <w:pPr>
+        <w:spacing w:before="0" w:after="0"/>
+        <w:ind w:left="283"/>
+        <w:shd w:val="clear" w:color="auto" w:fill="F3F4F6"/>
+      </w:pPr>
+      <w:r>
+        <w:rPr>
+          <w:rFonts w:ascii="Courier New" w:hAnsi="Courier New"/>
+          <w:color w:val="1F2D3D"/>
+          <w:sz w:val="18"/>
+        </w:rPr>
+        <w:t xml:space="preserve">    investmentRange: _isInvestor ? _investmentRange.text.trim() : _initial.investmentRange,</w:t>
       </w:r>
     </w:p>
     <w:p>
@@ -6687,22 +7212,22 @@
           <w:color w:val="1F2D3D"/>
           <w:sz w:val="18"/>
         </w:rPr>
-        <w:t xml:space="preserve">  // Mise à jour locale immédiate (UX réactive) + cache + Firebase auto</w:t>
-      </w:r>
-    </w:p>
-    <w:p>
-      <w:pPr>
-        <w:spacing w:before="0" w:after="0"/>
-        <w:ind w:left="283"/>
-        <w:shd w:val="clear" w:color="auto" w:fill="F3F4F6"/>
-      </w:pPr>
-      <w:r>
-        <w:rPr>
-          <w:rFonts w:ascii="Courier New" w:hAnsi="Courier New"/>
-          <w:color w:val="1F2D3D"/>
-          <w:sz w:val="18"/>
-        </w:rPr>
-        <w:t xml:space="preserve">  UserProfileController.update(updated);</w:t>
+        <w:t xml:space="preserve">  // Mise à jour locale immédiate (UX réactive) + cache</w:t>
+      </w:r>
+    </w:p>
+    <w:p>
+      <w:pPr>
+        <w:spacing w:before="0" w:after="0"/>
+        <w:ind w:left="283"/>
+        <w:shd w:val="clear" w:color="auto" w:fill="F3F4F6"/>
+      </w:pPr>
+      <w:r>
+        <w:rPr>
+          <w:rFonts w:ascii="Courier New" w:hAnsi="Courier New"/>
+          <w:color w:val="1F2D3D"/>
+          <w:sz w:val="18"/>
+        </w:rPr>
+        <w:t xml:space="preserve">  UserProfileController.update(next);</w:t>
       </w:r>
     </w:p>
     <w:p>
@@ -6732,6 +7257,126 @@
           <w:color w:val="1F2D3D"/>
           <w:sz w:val="18"/>
         </w:rPr>
+        <w:t xml:space="preserve">  // Mise à jour serveur (non bloquante) — on tente d'écrire en Firebase si l'UID est disponible</w:t>
+      </w:r>
+    </w:p>
+    <w:p>
+      <w:pPr>
+        <w:spacing w:before="0" w:after="0"/>
+        <w:ind w:left="283"/>
+        <w:shd w:val="clear" w:color="auto" w:fill="F3F4F6"/>
+      </w:pPr>
+      <w:r>
+        <w:rPr>
+          <w:rFonts w:ascii="Courier New" w:hAnsi="Courier New"/>
+          <w:color w:val="1F2D3D"/>
+          <w:sz w:val="18"/>
+        </w:rPr>
+        <w:t xml:space="preserve">  final uid = AuthService.currentUid;</w:t>
+      </w:r>
+    </w:p>
+    <w:p>
+      <w:pPr>
+        <w:spacing w:before="0" w:after="0"/>
+        <w:ind w:left="283"/>
+        <w:shd w:val="clear" w:color="auto" w:fill="F3F4F6"/>
+      </w:pPr>
+      <w:r>
+        <w:rPr>
+          <w:rFonts w:ascii="Courier New" w:hAnsi="Courier New"/>
+          <w:color w:val="1F2D3D"/>
+          <w:sz w:val="18"/>
+        </w:rPr>
+        <w:t xml:space="preserve">  if (uid != null) {</w:t>
+      </w:r>
+    </w:p>
+    <w:p>
+      <w:pPr>
+        <w:spacing w:before="0" w:after="0"/>
+        <w:ind w:left="283"/>
+        <w:shd w:val="clear" w:color="auto" w:fill="F3F4F6"/>
+      </w:pPr>
+      <w:r>
+        <w:rPr>
+          <w:rFonts w:ascii="Courier New" w:hAnsi="Courier New"/>
+          <w:color w:val="1F2D3D"/>
+          <w:sz w:val="18"/>
+        </w:rPr>
+        <w:t xml:space="preserve">    try {</w:t>
+      </w:r>
+    </w:p>
+    <w:p>
+      <w:pPr>
+        <w:spacing w:before="0" w:after="0"/>
+        <w:ind w:left="283"/>
+        <w:shd w:val="clear" w:color="auto" w:fill="F3F4F6"/>
+      </w:pPr>
+      <w:r>
+        <w:rPr>
+          <w:rFonts w:ascii="Courier New" w:hAnsi="Courier New"/>
+          <w:color w:val="1F2D3D"/>
+          <w:sz w:val="18"/>
+        </w:rPr>
+        <w:t xml:space="preserve">      await DatabaseService.updateUserProfile(uid, next);</w:t>
+      </w:r>
+    </w:p>
+    <w:p>
+      <w:pPr>
+        <w:spacing w:before="0" w:after="0"/>
+        <w:ind w:left="283"/>
+        <w:shd w:val="clear" w:color="auto" w:fill="F3F4F6"/>
+      </w:pPr>
+      <w:r>
+        <w:rPr>
+          <w:rFonts w:ascii="Courier New" w:hAnsi="Courier New"/>
+          <w:color w:val="1F2D3D"/>
+          <w:sz w:val="18"/>
+        </w:rPr>
+        <w:t xml:space="preserve">    } catch (_) {/* non-bloquant */}</w:t>
+      </w:r>
+    </w:p>
+    <w:p>
+      <w:pPr>
+        <w:spacing w:before="0" w:after="0"/>
+        <w:ind w:left="283"/>
+        <w:shd w:val="clear" w:color="auto" w:fill="F3F4F6"/>
+      </w:pPr>
+      <w:r>
+        <w:rPr>
+          <w:rFonts w:ascii="Courier New" w:hAnsi="Courier New"/>
+          <w:color w:val="1F2D3D"/>
+          <w:sz w:val="18"/>
+        </w:rPr>
+        <w:t xml:space="preserve">  }</w:t>
+      </w:r>
+    </w:p>
+    <w:p>
+      <w:pPr>
+        <w:spacing w:before="0" w:after="0"/>
+        <w:ind w:left="283"/>
+        <w:shd w:val="clear" w:color="auto" w:fill="F3F4F6"/>
+      </w:pPr>
+      <w:r>
+        <w:rPr>
+          <w:rFonts w:ascii="Courier New" w:hAnsi="Courier New"/>
+          <w:color w:val="1F2D3D"/>
+          <w:sz w:val="18"/>
+        </w:rPr>
+        <w:t xml:space="preserve"> </w:t>
+      </w:r>
+    </w:p>
+    <w:p>
+      <w:pPr>
+        <w:spacing w:before="0" w:after="0"/>
+        <w:ind w:left="283"/>
+        <w:shd w:val="clear" w:color="auto" w:fill="F3F4F6"/>
+      </w:pPr>
+      <w:r>
+        <w:rPr>
+          <w:rFonts w:ascii="Courier New" w:hAnsi="Courier New"/>
+          <w:color w:val="1F2D3D"/>
+          <w:sz w:val="18"/>
+        </w:rPr>
         <w:t xml:space="preserve">  // Retour avec confirmation</w:t>
       </w:r>
     </w:p>
@@ -6807,7 +7452,7 @@
           <w:color w:val="1F2D3D"/>
           <w:sz w:val="18"/>
         </w:rPr>
-        <w:t xml:space="preserve">      content: Text('Profil mis à jour avec succès ✓'),</w:t>
+        <w:t xml:space="preserve">      content: Text('✅ Profil mis à jour'),</w:t>
       </w:r>
     </w:p>
     <w:p>
@@ -6823,6 +7468,21 @@
           <w:sz w:val="18"/>
         </w:rPr>
         <w:t xml:space="preserve">      backgroundColor: AppColors.green,</w:t>
+      </w:r>
+    </w:p>
+    <w:p>
+      <w:pPr>
+        <w:spacing w:before="0" w:after="0"/>
+        <w:ind w:left="283"/>
+        <w:shd w:val="clear" w:color="auto" w:fill="F3F4F6"/>
+      </w:pPr>
+      <w:r>
+        <w:rPr>
+          <w:rFonts w:ascii="Courier New" w:hAnsi="Courier New"/>
+          <w:color w:val="1F2D3D"/>
+          <w:sz w:val="18"/>
+        </w:rPr>
+        <w:t xml:space="preserve">      behavior: SnackBarBehavior.floating,</w:t>
       </w:r>
     </w:p>
     <w:p>
@@ -7063,6 +7723,21 @@
           <w:color w:val="1F2D3D"/>
           <w:sz w:val="18"/>
         </w:rPr>
+        <w:t xml:space="preserve">  required String pitchId,       // ID pré-généré par PitchPage</w:t>
+      </w:r>
+    </w:p>
+    <w:p>
+      <w:pPr>
+        <w:spacing w:before="0" w:after="0"/>
+        <w:ind w:left="283"/>
+        <w:shd w:val="clear" w:color="auto" w:fill="F3F4F6"/>
+      </w:pPr>
+      <w:r>
+        <w:rPr>
+          <w:rFonts w:ascii="Courier New" w:hAnsi="Courier New"/>
+          <w:color w:val="1F2D3D"/>
+          <w:sz w:val="18"/>
+        </w:rPr>
         <w:t xml:space="preserve">  required String userId,</w:t>
       </w:r>
     </w:p>
@@ -7153,6 +7828,66 @@
           <w:color w:val="1F2D3D"/>
           <w:sz w:val="18"/>
         </w:rPr>
+        <w:t xml:space="preserve">  String? businessPlanUrl,</w:t>
+      </w:r>
+    </w:p>
+    <w:p>
+      <w:pPr>
+        <w:spacing w:before="0" w:after="0"/>
+        <w:ind w:left="283"/>
+        <w:shd w:val="clear" w:color="auto" w:fill="F3F4F6"/>
+      </w:pPr>
+      <w:r>
+        <w:rPr>
+          <w:rFonts w:ascii="Courier New" w:hAnsi="Courier New"/>
+          <w:color w:val="1F2D3D"/>
+          <w:sz w:val="18"/>
+        </w:rPr>
+        <w:t xml:space="preserve">  String? videoUrl,</w:t>
+      </w:r>
+    </w:p>
+    <w:p>
+      <w:pPr>
+        <w:spacing w:before="0" w:after="0"/>
+        <w:ind w:left="283"/>
+        <w:shd w:val="clear" w:color="auto" w:fill="F3F4F6"/>
+      </w:pPr>
+      <w:r>
+        <w:rPr>
+          <w:rFonts w:ascii="Courier New" w:hAnsi="Courier New"/>
+          <w:color w:val="1F2D3D"/>
+          <w:sz w:val="18"/>
+        </w:rPr>
+        <w:t xml:space="preserve">  String? deckUrl,</w:t>
+      </w:r>
+    </w:p>
+    <w:p>
+      <w:pPr>
+        <w:spacing w:before="0" w:after="0"/>
+        <w:ind w:left="283"/>
+        <w:shd w:val="clear" w:color="auto" w:fill="F3F4F6"/>
+      </w:pPr>
+      <w:r>
+        <w:rPr>
+          <w:rFonts w:ascii="Courier New" w:hAnsi="Courier New"/>
+          <w:color w:val="1F2D3D"/>
+          <w:sz w:val="18"/>
+        </w:rPr>
+        <w:t xml:space="preserve">  bool isPremium = false,</w:t>
+      </w:r>
+    </w:p>
+    <w:p>
+      <w:pPr>
+        <w:spacing w:before="0" w:after="0"/>
+        <w:ind w:left="283"/>
+        <w:shd w:val="clear" w:color="auto" w:fill="F3F4F6"/>
+      </w:pPr>
+      <w:r>
+        <w:rPr>
+          <w:rFonts w:ascii="Courier New" w:hAnsi="Courier New"/>
+          <w:color w:val="1F2D3D"/>
+          <w:sz w:val="18"/>
+        </w:rPr>
         <w:t>}) async {</w:t>
       </w:r>
     </w:p>
@@ -7168,37 +7903,22 @@
           <w:color w:val="1F2D3D"/>
           <w:sz w:val="18"/>
         </w:rPr>
-        <w:t xml:space="preserve">  final id = DateTime.now().millisecondsSinceEpoch.toString();</w:t>
-      </w:r>
-    </w:p>
-    <w:p>
-      <w:pPr>
-        <w:spacing w:before="0" w:after="0"/>
-        <w:ind w:left="283"/>
-        <w:shd w:val="clear" w:color="auto" w:fill="F3F4F6"/>
-      </w:pPr>
-      <w:r>
-        <w:rPr>
-          <w:rFonts w:ascii="Courier New" w:hAnsi="Courier New"/>
-          <w:color w:val="1F2D3D"/>
-          <w:sz w:val="18"/>
-        </w:rPr>
-        <w:t xml:space="preserve">  await _db.ref('pitches/$id').set({</w:t>
-      </w:r>
-    </w:p>
-    <w:p>
-      <w:pPr>
-        <w:spacing w:before="0" w:after="0"/>
-        <w:ind w:left="283"/>
-        <w:shd w:val="clear" w:color="auto" w:fill="F3F4F6"/>
-      </w:pPr>
-      <w:r>
-        <w:rPr>
-          <w:rFonts w:ascii="Courier New" w:hAnsi="Courier New"/>
-          <w:color w:val="1F2D3D"/>
-          <w:sz w:val="18"/>
-        </w:rPr>
-        <w:t xml:space="preserve">    'id': id,</w:t>
+        <w:t xml:space="preserve">  await _db.ref('pitches/$pitchId').set({</w:t>
+      </w:r>
+    </w:p>
+    <w:p>
+      <w:pPr>
+        <w:spacing w:before="0" w:after="0"/>
+        <w:ind w:left="283"/>
+        <w:shd w:val="clear" w:color="auto" w:fill="F3F4F6"/>
+      </w:pPr>
+      <w:r>
+        <w:rPr>
+          <w:rFonts w:ascii="Courier New" w:hAnsi="Courier New"/>
+          <w:color w:val="1F2D3D"/>
+          <w:sz w:val="18"/>
+        </w:rPr>
+        <w:t xml:space="preserve">    'id': pitchId,</w:t>
       </w:r>
     </w:p>
     <w:p>
@@ -7303,7 +8023,67 @@
           <w:color w:val="1F2D3D"/>
           <w:sz w:val="18"/>
         </w:rPr>
-        <w:t xml:space="preserve">    'createdAt': ServerValue.timestamp,  // Timestamp côté serveur Firebase</w:t>
+        <w:t xml:space="preserve">    'createdAt': ServerValue.timestamp,</w:t>
+      </w:r>
+    </w:p>
+    <w:p>
+      <w:pPr>
+        <w:spacing w:before="0" w:after="0"/>
+        <w:ind w:left="283"/>
+        <w:shd w:val="clear" w:color="auto" w:fill="F3F4F6"/>
+      </w:pPr>
+      <w:r>
+        <w:rPr>
+          <w:rFonts w:ascii="Courier New" w:hAnsi="Courier New"/>
+          <w:color w:val="1F2D3D"/>
+          <w:sz w:val="18"/>
+        </w:rPr>
+        <w:t xml:space="preserve">    'isPremium': isPremium,</w:t>
+      </w:r>
+    </w:p>
+    <w:p>
+      <w:pPr>
+        <w:spacing w:before="0" w:after="0"/>
+        <w:ind w:left="283"/>
+        <w:shd w:val="clear" w:color="auto" w:fill="F3F4F6"/>
+      </w:pPr>
+      <w:r>
+        <w:rPr>
+          <w:rFonts w:ascii="Courier New" w:hAnsi="Courier New"/>
+          <w:color w:val="1F2D3D"/>
+          <w:sz w:val="18"/>
+        </w:rPr>
+        <w:t xml:space="preserve">    if (businessPlanUrl != null) 'businessPlanUrl': businessPlanUrl,</w:t>
+      </w:r>
+    </w:p>
+    <w:p>
+      <w:pPr>
+        <w:spacing w:before="0" w:after="0"/>
+        <w:ind w:left="283"/>
+        <w:shd w:val="clear" w:color="auto" w:fill="F3F4F6"/>
+      </w:pPr>
+      <w:r>
+        <w:rPr>
+          <w:rFonts w:ascii="Courier New" w:hAnsi="Courier New"/>
+          <w:color w:val="1F2D3D"/>
+          <w:sz w:val="18"/>
+        </w:rPr>
+        <w:t xml:space="preserve">    if (videoUrl != null)        'videoUrl':        videoUrl,</w:t>
+      </w:r>
+    </w:p>
+    <w:p>
+      <w:pPr>
+        <w:spacing w:before="0" w:after="0"/>
+        <w:ind w:left="283"/>
+        <w:shd w:val="clear" w:color="auto" w:fill="F3F4F6"/>
+      </w:pPr>
+      <w:r>
+        <w:rPr>
+          <w:rFonts w:ascii="Courier New" w:hAnsi="Courier New"/>
+          <w:color w:val="1F2D3D"/>
+          <w:sz w:val="18"/>
+        </w:rPr>
+        <w:t xml:space="preserve">    if (deckUrl != null)         'deckUrl':         deckUrl,</w:t>
       </w:r>
     </w:p>
     <w:p>
@@ -7348,172 +8128,97 @@
           <w:b/>
           <w:sz w:val="22"/>
         </w:rPr>
-        <w:t>Double sauvegarde depuis `page_pitch.dart` :</w:t>
-      </w:r>
-    </w:p>
-    <w:p>
-      <w:pPr>
-        <w:spacing w:before="0" w:after="0"/>
-        <w:ind w:left="283"/>
-        <w:shd w:val="clear" w:color="auto" w:fill="F3F4F6"/>
-      </w:pPr>
-      <w:r>
-        <w:rPr>
-          <w:rFonts w:ascii="Courier New" w:hAnsi="Courier New"/>
-          <w:color w:val="1F2D3D"/>
-          <w:sz w:val="18"/>
-        </w:rPr>
-        <w:t>// Double sauvegarde : profil entrepreneur (projects/) + nœud global pitches/</w:t>
-      </w:r>
-    </w:p>
-    <w:p>
-      <w:pPr>
-        <w:spacing w:before="0" w:after="0"/>
-        <w:ind w:left="283"/>
-        <w:shd w:val="clear" w:color="auto" w:fill="F3F4F6"/>
-      </w:pPr>
-      <w:r>
-        <w:rPr>
-          <w:rFonts w:ascii="Courier New" w:hAnsi="Courier New"/>
-          <w:color w:val="1F2D3D"/>
-          <w:sz w:val="18"/>
-        </w:rPr>
-        <w:t>final project = Project(</w:t>
-      </w:r>
-    </w:p>
-    <w:p>
-      <w:pPr>
-        <w:spacing w:before="0" w:after="0"/>
-        <w:ind w:left="283"/>
-        <w:shd w:val="clear" w:color="auto" w:fill="F3F4F6"/>
-      </w:pPr>
-      <w:r>
-        <w:rPr>
-          <w:rFonts w:ascii="Courier New" w:hAnsi="Courier New"/>
-          <w:color w:val="1F2D3D"/>
-          <w:sz w:val="18"/>
-        </w:rPr>
-        <w:t xml:space="preserve">  id: DateTime.now().millisecondsSinceEpoch.toString(),</w:t>
-      </w:r>
-    </w:p>
-    <w:p>
-      <w:pPr>
-        <w:spacing w:before="0" w:after="0"/>
-        <w:ind w:left="283"/>
-        <w:shd w:val="clear" w:color="auto" w:fill="F3F4F6"/>
-      </w:pPr>
-      <w:r>
-        <w:rPr>
-          <w:rFonts w:ascii="Courier New" w:hAnsi="Courier New"/>
-          <w:color w:val="1F2D3D"/>
-          <w:sz w:val="18"/>
-        </w:rPr>
-        <w:t xml:space="preserve">  name: title, description: description, sector: sector,</w:t>
-      </w:r>
-    </w:p>
-    <w:p>
-      <w:pPr>
-        <w:spacing w:before="0" w:after="0"/>
-        <w:ind w:left="283"/>
-        <w:shd w:val="clear" w:color="auto" w:fill="F3F4F6"/>
-      </w:pPr>
-      <w:r>
-        <w:rPr>
-          <w:rFonts w:ascii="Courier New" w:hAnsi="Courier New"/>
-          <w:color w:val="1F2D3D"/>
-          <w:sz w:val="18"/>
-        </w:rPr>
-        <w:t>);</w:t>
-      </w:r>
-    </w:p>
-    <w:p>
-      <w:pPr>
-        <w:spacing w:before="0" w:after="0"/>
-        <w:ind w:left="283"/>
-        <w:shd w:val="clear" w:color="auto" w:fill="F3F4F6"/>
-      </w:pPr>
-      <w:r>
-        <w:rPr>
-          <w:rFonts w:ascii="Courier New" w:hAnsi="Courier New"/>
-          <w:color w:val="1F2D3D"/>
-          <w:sz w:val="18"/>
-        </w:rPr>
-        <w:t>final updated = profile.copyWith(</w:t>
-      </w:r>
-    </w:p>
-    <w:p>
-      <w:pPr>
-        <w:spacing w:before="0" w:after="0"/>
-        <w:ind w:left="283"/>
-        <w:shd w:val="clear" w:color="auto" w:fill="F3F4F6"/>
-      </w:pPr>
-      <w:r>
-        <w:rPr>
-          <w:rFonts w:ascii="Courier New" w:hAnsi="Courier New"/>
-          <w:color w:val="1F2D3D"/>
-          <w:sz w:val="18"/>
-        </w:rPr>
-        <w:t xml:space="preserve">  projects: [...profile.projects, project],</w:t>
-      </w:r>
-    </w:p>
-    <w:p>
-      <w:pPr>
-        <w:spacing w:before="0" w:after="0"/>
-        <w:ind w:left="283"/>
-        <w:shd w:val="clear" w:color="auto" w:fill="F3F4F6"/>
-      </w:pPr>
-      <w:r>
-        <w:rPr>
-          <w:rFonts w:ascii="Courier New" w:hAnsi="Courier New"/>
-          <w:color w:val="1F2D3D"/>
-          <w:sz w:val="18"/>
-        </w:rPr>
-        <w:t>);</w:t>
-      </w:r>
-    </w:p>
-    <w:p>
-      <w:pPr>
-        <w:spacing w:before="0" w:after="0"/>
-        <w:ind w:left="283"/>
-        <w:shd w:val="clear" w:color="auto" w:fill="F3F4F6"/>
-      </w:pPr>
-      <w:r>
-        <w:rPr>
-          <w:rFonts w:ascii="Courier New" w:hAnsi="Courier New"/>
-          <w:color w:val="1F2D3D"/>
-          <w:sz w:val="18"/>
-        </w:rPr>
-        <w:t>UserProfileController.update(updated);          // Profil entrepreneur (via update())</w:t>
-      </w:r>
-    </w:p>
-    <w:p>
-      <w:pPr>
-        <w:spacing w:before="0" w:after="0"/>
-        <w:ind w:left="283"/>
-        <w:shd w:val="clear" w:color="auto" w:fill="F3F4F6"/>
-      </w:pPr>
-      <w:r>
-        <w:rPr>
-          <w:rFonts w:ascii="Courier New" w:hAnsi="Courier New"/>
-          <w:color w:val="1F2D3D"/>
-          <w:sz w:val="18"/>
-        </w:rPr>
-        <w:t>await DatabaseService.publishPitch(             // Nœud global visible par tous</w:t>
-      </w:r>
-    </w:p>
-    <w:p>
-      <w:pPr>
-        <w:spacing w:before="0" w:after="0"/>
-        <w:ind w:left="283"/>
-        <w:shd w:val="clear" w:color="auto" w:fill="F3F4F6"/>
-      </w:pPr>
-      <w:r>
-        <w:rPr>
-          <w:rFonts w:ascii="Courier New" w:hAnsi="Courier New"/>
-          <w:color w:val="1F2D3D"/>
-          <w:sz w:val="18"/>
-        </w:rPr>
-        <w:t xml:space="preserve">  userId: profile.email,</w:t>
+        <w:t>Publication depuis `page_pitch.dart` (étape 5 uniquement) :</w:t>
+      </w:r>
+    </w:p>
+    <w:p>
+      <w:pPr>
+        <w:spacing w:before="0" w:after="0"/>
+        <w:ind w:left="283"/>
+        <w:shd w:val="clear" w:color="auto" w:fill="F3F4F6"/>
+      </w:pPr>
+      <w:r>
+        <w:rPr>
+          <w:rFonts w:ascii="Courier New" w:hAnsi="Courier New"/>
+          <w:color w:val="1F2D3D"/>
+          <w:sz w:val="18"/>
+        </w:rPr>
+        <w:t>// _publish() — appelée à l'étape 5 uniquement</w:t>
+      </w:r>
+    </w:p>
+    <w:p>
+      <w:pPr>
+        <w:spacing w:before="0" w:after="0"/>
+        <w:ind w:left="283"/>
+        <w:shd w:val="clear" w:color="auto" w:fill="F3F4F6"/>
+      </w:pPr>
+      <w:r>
+        <w:rPr>
+          <w:rFonts w:ascii="Courier New" w:hAnsi="Courier New"/>
+          <w:color w:val="1F2D3D"/>
+          <w:sz w:val="18"/>
+        </w:rPr>
+        <w:t>final project = _buildProject(published: true);  // published: true</w:t>
+      </w:r>
+    </w:p>
+    <w:p>
+      <w:pPr>
+        <w:spacing w:before="0" w:after="0"/>
+        <w:ind w:left="283"/>
+        <w:shd w:val="clear" w:color="auto" w:fill="F3F4F6"/>
+      </w:pPr>
+      <w:r>
+        <w:rPr>
+          <w:rFonts w:ascii="Courier New" w:hAnsi="Courier New"/>
+          <w:color w:val="1F2D3D"/>
+          <w:sz w:val="18"/>
+        </w:rPr>
+        <w:t>UserProfileController.updateProject(project);    // Profil entrepreneur</w:t>
+      </w:r>
+    </w:p>
+    <w:p>
+      <w:pPr>
+        <w:spacing w:before="0" w:after="0"/>
+        <w:ind w:left="283"/>
+        <w:shd w:val="clear" w:color="auto" w:fill="F3F4F6"/>
+      </w:pPr>
+      <w:r>
+        <w:rPr>
+          <w:rFonts w:ascii="Courier New" w:hAnsi="Courier New"/>
+          <w:color w:val="1F2D3D"/>
+          <w:sz w:val="18"/>
+        </w:rPr>
+        <w:t>await DatabaseService.publishPitch(</w:t>
+      </w:r>
+    </w:p>
+    <w:p>
+      <w:pPr>
+        <w:spacing w:before="0" w:after="0"/>
+        <w:ind w:left="283"/>
+        <w:shd w:val="clear" w:color="auto" w:fill="F3F4F6"/>
+      </w:pPr>
+      <w:r>
+        <w:rPr>
+          <w:rFonts w:ascii="Courier New" w:hAnsi="Courier New"/>
+          <w:color w:val="1F2D3D"/>
+          <w:sz w:val="18"/>
+        </w:rPr>
+        <w:t xml:space="preserve">  pitchId: _pitchId,                            // ID généré à l'initState</w:t>
+      </w:r>
+    </w:p>
+    <w:p>
+      <w:pPr>
+        <w:spacing w:before="0" w:after="0"/>
+        <w:ind w:left="283"/>
+        <w:shd w:val="clear" w:color="auto" w:fill="F3F4F6"/>
+      </w:pPr>
+      <w:r>
+        <w:rPr>
+          <w:rFonts w:ascii="Courier New" w:hAnsi="Courier New"/>
+          <w:color w:val="1F2D3D"/>
+          <w:sz w:val="18"/>
+        </w:rPr>
+        <w:t xml:space="preserve">  userId: uid,</w:t>
       </w:r>
     </w:p>
     <w:p>
@@ -7543,37 +8248,37 @@
           <w:color w:val="1F2D3D"/>
           <w:sz w:val="18"/>
         </w:rPr>
-        <w:t xml:space="preserve">  title: title,</w:t>
-      </w:r>
-    </w:p>
-    <w:p>
-      <w:pPr>
-        <w:spacing w:before="0" w:after="0"/>
-        <w:ind w:left="283"/>
-        <w:shd w:val="clear" w:color="auto" w:fill="F3F4F6"/>
-      </w:pPr>
-      <w:r>
-        <w:rPr>
-          <w:rFonts w:ascii="Courier New" w:hAnsi="Courier New"/>
-          <w:color w:val="1F2D3D"/>
-          <w:sz w:val="18"/>
-        </w:rPr>
-        <w:t xml:space="preserve">  sector: sector,</w:t>
-      </w:r>
-    </w:p>
-    <w:p>
-      <w:pPr>
-        <w:spacing w:before="0" w:after="0"/>
-        <w:ind w:left="283"/>
-        <w:shd w:val="clear" w:color="auto" w:fill="F3F4F6"/>
-      </w:pPr>
-      <w:r>
-        <w:rPr>
-          <w:rFonts w:ascii="Courier New" w:hAnsi="Courier New"/>
-          <w:color w:val="1F2D3D"/>
-          <w:sz w:val="18"/>
-        </w:rPr>
-        <w:t xml:space="preserve">  description: description,</w:t>
+        <w:t xml:space="preserve">  title: project.name,</w:t>
+      </w:r>
+    </w:p>
+    <w:p>
+      <w:pPr>
+        <w:spacing w:before="0" w:after="0"/>
+        <w:ind w:left="283"/>
+        <w:shd w:val="clear" w:color="auto" w:fill="F3F4F6"/>
+      </w:pPr>
+      <w:r>
+        <w:rPr>
+          <w:rFonts w:ascii="Courier New" w:hAnsi="Courier New"/>
+          <w:color w:val="1F2D3D"/>
+          <w:sz w:val="18"/>
+        </w:rPr>
+        <w:t xml:space="preserve">  sector: project.sector,</w:t>
+      </w:r>
+    </w:p>
+    <w:p>
+      <w:pPr>
+        <w:spacing w:before="0" w:after="0"/>
+        <w:ind w:left="283"/>
+        <w:shd w:val="clear" w:color="auto" w:fill="F3F4F6"/>
+      </w:pPr>
+      <w:r>
+        <w:rPr>
+          <w:rFonts w:ascii="Courier New" w:hAnsi="Courier New"/>
+          <w:color w:val="1F2D3D"/>
+          <w:sz w:val="18"/>
+        </w:rPr>
+        <w:t xml:space="preserve">  description: project.description,</w:t>
       </w:r>
     </w:p>
     <w:p>
@@ -7589,6 +8294,66 @@
           <w:sz w:val="18"/>
         </w:rPr>
         <w:t xml:space="preserve">  amount: _amount.text.trim(),</w:t>
+      </w:r>
+    </w:p>
+    <w:p>
+      <w:pPr>
+        <w:spacing w:before="0" w:after="0"/>
+        <w:ind w:left="283"/>
+        <w:shd w:val="clear" w:color="auto" w:fill="F3F4F6"/>
+      </w:pPr>
+      <w:r>
+        <w:rPr>
+          <w:rFonts w:ascii="Courier New" w:hAnsi="Courier New"/>
+          <w:color w:val="1F2D3D"/>
+          <w:sz w:val="18"/>
+        </w:rPr>
+        <w:t xml:space="preserve">  businessPlanUrl: _businessPlanUrl,</w:t>
+      </w:r>
+    </w:p>
+    <w:p>
+      <w:pPr>
+        <w:spacing w:before="0" w:after="0"/>
+        <w:ind w:left="283"/>
+        <w:shd w:val="clear" w:color="auto" w:fill="F3F4F6"/>
+      </w:pPr>
+      <w:r>
+        <w:rPr>
+          <w:rFonts w:ascii="Courier New" w:hAnsi="Courier New"/>
+          <w:color w:val="1F2D3D"/>
+          <w:sz w:val="18"/>
+        </w:rPr>
+        <w:t xml:space="preserve">  videoUrl: _videoUrl,</w:t>
+      </w:r>
+    </w:p>
+    <w:p>
+      <w:pPr>
+        <w:spacing w:before="0" w:after="0"/>
+        <w:ind w:left="283"/>
+        <w:shd w:val="clear" w:color="auto" w:fill="F3F4F6"/>
+      </w:pPr>
+      <w:r>
+        <w:rPr>
+          <w:rFonts w:ascii="Courier New" w:hAnsi="Courier New"/>
+          <w:color w:val="1F2D3D"/>
+          <w:sz w:val="18"/>
+        </w:rPr>
+        <w:t xml:space="preserve">  deckUrl: _deckUrl,</w:t>
+      </w:r>
+    </w:p>
+    <w:p>
+      <w:pPr>
+        <w:spacing w:before="0" w:after="0"/>
+        <w:ind w:left="283"/>
+        <w:shd w:val="clear" w:color="auto" w:fill="F3F4F6"/>
+      </w:pPr>
+      <w:r>
+        <w:rPr>
+          <w:rFonts w:ascii="Courier New" w:hAnsi="Courier New"/>
+          <w:color w:val="1F2D3D"/>
+          <w:sz w:val="18"/>
+        </w:rPr>
+        <w:t xml:space="preserve">  isPremium: profile.isPremium,  // Pitch marqué premium si entrepreneur abonné</w:t>
       </w:r>
     </w:p>
     <w:p>
@@ -7745,7 +8510,7 @@
           <w:rFonts w:ascii="Calibri" w:hAnsi="Calibri"/>
           <w:sz w:val="22"/>
         </w:rPr>
-        <w:t xml:space="preserve">. Ce choix d'un update partiel est délibéré : on ne veut pas écraser d'autres données du profil. Le badge Premium étoile apparaît instantanément dans l'interface grâce à la mise à jour en mémoire du </w:t>
+        <w:t xml:space="preserve">. Ce choix d'un update partiel est délibéré : on ne veut pas écraser d'autres données du profil. Le badge ⭐ Premium apparaît instantanément sur le profil, sur les cartes de pitch, et les pitchs de l'entrepreneur remontent en tête de liste — le tout grâce à la mise à jour en mémoire du </w:t>
       </w:r>
       <w:r>
         <w:rPr>
@@ -7760,7 +8525,7 @@
           <w:rFonts w:ascii="Calibri" w:hAnsi="Calibri"/>
           <w:sz w:val="22"/>
         </w:rPr>
-        <w:t>.</w:t>
+        <w:t xml:space="preserve"> et au batch Firebase sur les pitchs.</w:t>
       </w:r>
     </w:p>
     <w:p>
@@ -7844,7 +8609,7 @@
           <w:color w:val="1F2D3D"/>
           <w:sz w:val="18"/>
         </w:rPr>
-        <w:t xml:space="preserve">  required String plan,   // 'entrepreneur' | 'mentor' | 'investisseur'</w:t>
+        <w:t xml:space="preserve">  required String plan,   // 'entrepreneur'</w:t>
       </w:r>
     </w:p>
     <w:p>
@@ -7935,6 +8700,260 @@
           <w:sz w:val="18"/>
         </w:rPr>
         <w:t xml:space="preserve">  });</w:t>
+      </w:r>
+    </w:p>
+    <w:p>
+      <w:pPr>
+        <w:spacing w:before="0" w:after="0"/>
+        <w:ind w:left="283"/>
+        <w:shd w:val="clear" w:color="auto" w:fill="F3F4F6"/>
+      </w:pPr>
+      <w:r>
+        <w:rPr>
+          <w:rFonts w:ascii="Courier New" w:hAnsi="Courier New"/>
+          <w:color w:val="1F2D3D"/>
+          <w:sz w:val="18"/>
+        </w:rPr>
+        <w:t>}</w:t>
+      </w:r>
+    </w:p>
+    <w:p>
+      <w:pPr>
+        <w:spacing w:after="80"/>
+      </w:pPr>
+    </w:p>
+    <w:p>
+      <w:r>
+        <w:rPr>
+          <w:rFonts w:ascii="Calibri" w:hAnsi="Calibri"/>
+          <w:sz w:val="22"/>
+        </w:rPr>
+        <w:t xml:space="preserve">Lors de l'activation Premium, tous les pitchs existants de l'utilisateur sont marqués </w:t>
+      </w:r>
+      <w:r>
+        <w:rPr>
+          <w:rFonts w:ascii="Courier New" w:hAnsi="Courier New"/>
+          <w:color w:val="DC2626"/>
+          <w:sz w:val="20"/>
+        </w:rPr>
+        <w:t>isPremium: true</w:t>
+      </w:r>
+      <w:r>
+        <w:rPr>
+          <w:rFonts w:ascii="Calibri" w:hAnsi="Calibri"/>
+          <w:sz w:val="22"/>
+        </w:rPr>
+        <w:t xml:space="preserve"> en une seule opération batch :</w:t>
+      </w:r>
+    </w:p>
+    <w:p>
+      <w:pPr>
+        <w:spacing w:before="0" w:after="0"/>
+        <w:ind w:left="283"/>
+        <w:shd w:val="clear" w:color="auto" w:fill="F3F4F6"/>
+      </w:pPr>
+      <w:r>
+        <w:rPr>
+          <w:rFonts w:ascii="Courier New" w:hAnsi="Courier New"/>
+          <w:color w:val="1F2D3D"/>
+          <w:sz w:val="18"/>
+        </w:rPr>
+        <w:t>/// Marque tous les pitchs d'un utilisateur comme premium (ou non) en batch.</w:t>
+      </w:r>
+    </w:p>
+    <w:p>
+      <w:pPr>
+        <w:spacing w:before="0" w:after="0"/>
+        <w:ind w:left="283"/>
+        <w:shd w:val="clear" w:color="auto" w:fill="F3F4F6"/>
+      </w:pPr>
+      <w:r>
+        <w:rPr>
+          <w:rFonts w:ascii="Courier New" w:hAnsi="Courier New"/>
+          <w:color w:val="1F2D3D"/>
+          <w:sz w:val="18"/>
+        </w:rPr>
+        <w:t>static Future&lt;void&gt; markUserPitchesPremium(String uid,</w:t>
+      </w:r>
+    </w:p>
+    <w:p>
+      <w:pPr>
+        <w:spacing w:before="0" w:after="0"/>
+        <w:ind w:left="283"/>
+        <w:shd w:val="clear" w:color="auto" w:fill="F3F4F6"/>
+      </w:pPr>
+      <w:r>
+        <w:rPr>
+          <w:rFonts w:ascii="Courier New" w:hAnsi="Courier New"/>
+          <w:color w:val="1F2D3D"/>
+          <w:sz w:val="18"/>
+        </w:rPr>
+        <w:t xml:space="preserve">    {required bool isPremium}) async {</w:t>
+      </w:r>
+    </w:p>
+    <w:p>
+      <w:pPr>
+        <w:spacing w:before="0" w:after="0"/>
+        <w:ind w:left="283"/>
+        <w:shd w:val="clear" w:color="auto" w:fill="F3F4F6"/>
+      </w:pPr>
+      <w:r>
+        <w:rPr>
+          <w:rFonts w:ascii="Courier New" w:hAnsi="Courier New"/>
+          <w:color w:val="1F2D3D"/>
+          <w:sz w:val="18"/>
+        </w:rPr>
+        <w:t xml:space="preserve">  final snap = await _db.ref('pitches').get();</w:t>
+      </w:r>
+    </w:p>
+    <w:p>
+      <w:pPr>
+        <w:spacing w:before="0" w:after="0"/>
+        <w:ind w:left="283"/>
+        <w:shd w:val="clear" w:color="auto" w:fill="F3F4F6"/>
+      </w:pPr>
+      <w:r>
+        <w:rPr>
+          <w:rFonts w:ascii="Courier New" w:hAnsi="Courier New"/>
+          <w:color w:val="1F2D3D"/>
+          <w:sz w:val="18"/>
+        </w:rPr>
+        <w:t xml:space="preserve">  if (!snap.exists || snap.value == null) return;</w:t>
+      </w:r>
+    </w:p>
+    <w:p>
+      <w:pPr>
+        <w:spacing w:before="0" w:after="0"/>
+        <w:ind w:left="283"/>
+        <w:shd w:val="clear" w:color="auto" w:fill="F3F4F6"/>
+      </w:pPr>
+      <w:r>
+        <w:rPr>
+          <w:rFonts w:ascii="Courier New" w:hAnsi="Courier New"/>
+          <w:color w:val="1F2D3D"/>
+          <w:sz w:val="18"/>
+        </w:rPr>
+        <w:t xml:space="preserve">  final data = Map&lt;String, dynamic&gt;.from(snap.value as Map);</w:t>
+      </w:r>
+    </w:p>
+    <w:p>
+      <w:pPr>
+        <w:spacing w:before="0" w:after="0"/>
+        <w:ind w:left="283"/>
+        <w:shd w:val="clear" w:color="auto" w:fill="F3F4F6"/>
+      </w:pPr>
+      <w:r>
+        <w:rPr>
+          <w:rFonts w:ascii="Courier New" w:hAnsi="Courier New"/>
+          <w:color w:val="1F2D3D"/>
+          <w:sz w:val="18"/>
+        </w:rPr>
+        <w:t xml:space="preserve">  final updates = &lt;String, dynamic&gt;{};</w:t>
+      </w:r>
+    </w:p>
+    <w:p>
+      <w:pPr>
+        <w:spacing w:before="0" w:after="0"/>
+        <w:ind w:left="283"/>
+        <w:shd w:val="clear" w:color="auto" w:fill="F3F4F6"/>
+      </w:pPr>
+      <w:r>
+        <w:rPr>
+          <w:rFonts w:ascii="Courier New" w:hAnsi="Courier New"/>
+          <w:color w:val="1F2D3D"/>
+          <w:sz w:val="18"/>
+        </w:rPr>
+        <w:t xml:space="preserve">  for (final entry in data.entries) {</w:t>
+      </w:r>
+    </w:p>
+    <w:p>
+      <w:pPr>
+        <w:spacing w:before="0" w:after="0"/>
+        <w:ind w:left="283"/>
+        <w:shd w:val="clear" w:color="auto" w:fill="F3F4F6"/>
+      </w:pPr>
+      <w:r>
+        <w:rPr>
+          <w:rFonts w:ascii="Courier New" w:hAnsi="Courier New"/>
+          <w:color w:val="1F2D3D"/>
+          <w:sz w:val="18"/>
+        </w:rPr>
+        <w:t xml:space="preserve">    final pitch = Map&lt;String, dynamic&gt;.from(entry.value as Map);</w:t>
+      </w:r>
+    </w:p>
+    <w:p>
+      <w:pPr>
+        <w:spacing w:before="0" w:after="0"/>
+        <w:ind w:left="283"/>
+        <w:shd w:val="clear" w:color="auto" w:fill="F3F4F6"/>
+      </w:pPr>
+      <w:r>
+        <w:rPr>
+          <w:rFonts w:ascii="Courier New" w:hAnsi="Courier New"/>
+          <w:color w:val="1F2D3D"/>
+          <w:sz w:val="18"/>
+        </w:rPr>
+        <w:t xml:space="preserve">    if (pitch['userId'] == uid) {</w:t>
+      </w:r>
+    </w:p>
+    <w:p>
+      <w:pPr>
+        <w:spacing w:before="0" w:after="0"/>
+        <w:ind w:left="283"/>
+        <w:shd w:val="clear" w:color="auto" w:fill="F3F4F6"/>
+      </w:pPr>
+      <w:r>
+        <w:rPr>
+          <w:rFonts w:ascii="Courier New" w:hAnsi="Courier New"/>
+          <w:color w:val="1F2D3D"/>
+          <w:sz w:val="18"/>
+        </w:rPr>
+        <w:t xml:space="preserve">      updates['pitches/${entry.key}/isPremium'] = isPremium;</w:t>
+      </w:r>
+    </w:p>
+    <w:p>
+      <w:pPr>
+        <w:spacing w:before="0" w:after="0"/>
+        <w:ind w:left="283"/>
+        <w:shd w:val="clear" w:color="auto" w:fill="F3F4F6"/>
+      </w:pPr>
+      <w:r>
+        <w:rPr>
+          <w:rFonts w:ascii="Courier New" w:hAnsi="Courier New"/>
+          <w:color w:val="1F2D3D"/>
+          <w:sz w:val="18"/>
+        </w:rPr>
+        <w:t xml:space="preserve">    }</w:t>
+      </w:r>
+    </w:p>
+    <w:p>
+      <w:pPr>
+        <w:spacing w:before="0" w:after="0"/>
+        <w:ind w:left="283"/>
+        <w:shd w:val="clear" w:color="auto" w:fill="F3F4F6"/>
+      </w:pPr>
+      <w:r>
+        <w:rPr>
+          <w:rFonts w:ascii="Courier New" w:hAnsi="Courier New"/>
+          <w:color w:val="1F2D3D"/>
+          <w:sz w:val="18"/>
+        </w:rPr>
+        <w:t xml:space="preserve">  }</w:t>
+      </w:r>
+    </w:p>
+    <w:p>
+      <w:pPr>
+        <w:spacing w:before="0" w:after="0"/>
+        <w:ind w:left="283"/>
+        <w:shd w:val="clear" w:color="auto" w:fill="F3F4F6"/>
+      </w:pPr>
+      <w:r>
+        <w:rPr>
+          <w:rFonts w:ascii="Courier New" w:hAnsi="Courier New"/>
+          <w:color w:val="1F2D3D"/>
+          <w:sz w:val="18"/>
+        </w:rPr>
+        <w:t xml:space="preserve">  if (updates.isNotEmpty) await _db.ref().update(updates);</w:t>
       </w:r>
     </w:p>
     <w:p>
@@ -8039,7 +9058,7 @@
           <w:color w:val="1F2D3D"/>
           <w:sz w:val="18"/>
         </w:rPr>
-        <w:t xml:space="preserve">  // 1. Écriture Firebase</w:t>
+        <w:t xml:space="preserve">  // 1. Persistance Firebase (profil)</w:t>
       </w:r>
     </w:p>
     <w:p>
@@ -8069,7 +9088,37 @@
           <w:color w:val="1F2D3D"/>
           <w:sz w:val="18"/>
         </w:rPr>
-        <w:t xml:space="preserve">  // 2. Mise à jour en mémoire → badge ⭐ visible instantanément</w:t>
+        <w:t xml:space="preserve">  // 2. Marquer tous les pitchs existants comme premium</w:t>
+      </w:r>
+    </w:p>
+    <w:p>
+      <w:pPr>
+        <w:spacing w:before="0" w:after="0"/>
+        <w:ind w:left="283"/>
+        <w:shd w:val="clear" w:color="auto" w:fill="F3F4F6"/>
+      </w:pPr>
+      <w:r>
+        <w:rPr>
+          <w:rFonts w:ascii="Courier New" w:hAnsi="Courier New"/>
+          <w:color w:val="1F2D3D"/>
+          <w:sz w:val="18"/>
+        </w:rPr>
+        <w:t xml:space="preserve">  await DatabaseService.markUserPitchesPremium(uid, isPremium: true);</w:t>
+      </w:r>
+    </w:p>
+    <w:p>
+      <w:pPr>
+        <w:spacing w:before="0" w:after="0"/>
+        <w:ind w:left="283"/>
+        <w:shd w:val="clear" w:color="auto" w:fill="F3F4F6"/>
+      </w:pPr>
+      <w:r>
+        <w:rPr>
+          <w:rFonts w:ascii="Courier New" w:hAnsi="Courier New"/>
+          <w:color w:val="1F2D3D"/>
+          <w:sz w:val="18"/>
+        </w:rPr>
+        <w:t xml:space="preserve">  // 3. Mise à jour en mémoire → badge ⭐ visible instantanément</w:t>
       </w:r>
     </w:p>
     <w:p>
@@ -8144,7 +9193,7 @@
           <w:color w:val="1F2D3D"/>
           <w:sz w:val="18"/>
         </w:rPr>
-        <w:t xml:space="preserve">  UserProfileController.update(updated); // → cache local + Firebase</w:t>
+        <w:t xml:space="preserve">  UserProfileController.update(updated);</w:t>
       </w:r>
     </w:p>
     <w:p>
@@ -8520,7 +9569,7 @@
           <w:color w:val="1F2D3D"/>
           <w:sz w:val="18"/>
         </w:rPr>
-        <w:t xml:space="preserve">  // Notifications croisées de l'annulation</w:t>
+        <w:t xml:space="preserve">  // Notif côté annulant (récap de son action)</w:t>
       </w:r>
     </w:p>
     <w:p>
@@ -8566,6 +9615,111 @@
           <w:sz w:val="18"/>
         </w:rPr>
         <w:t xml:space="preserve">    message: 'Session avec ${session.mentorName} annulée — motif : $reason',</w:t>
+      </w:r>
+    </w:p>
+    <w:p>
+      <w:pPr>
+        <w:spacing w:before="0" w:after="0"/>
+        <w:ind w:left="283"/>
+        <w:shd w:val="clear" w:color="auto" w:fill="F3F4F6"/>
+      </w:pPr>
+      <w:r>
+        <w:rPr>
+          <w:rFonts w:ascii="Courier New" w:hAnsi="Courier New"/>
+          <w:color w:val="1F2D3D"/>
+          <w:sz w:val="18"/>
+        </w:rPr>
+        <w:t xml:space="preserve">    type: 'session_cancelled',</w:t>
+      </w:r>
+    </w:p>
+    <w:p>
+      <w:pPr>
+        <w:spacing w:before="0" w:after="0"/>
+        <w:ind w:left="283"/>
+        <w:shd w:val="clear" w:color="auto" w:fill="F3F4F6"/>
+      </w:pPr>
+      <w:r>
+        <w:rPr>
+          <w:rFonts w:ascii="Courier New" w:hAnsi="Courier New"/>
+          <w:color w:val="1F2D3D"/>
+          <w:sz w:val="18"/>
+        </w:rPr>
+        <w:t xml:space="preserve">  );</w:t>
+      </w:r>
+    </w:p>
+    <w:p>
+      <w:pPr>
+        <w:spacing w:before="0" w:after="0"/>
+        <w:ind w:left="283"/>
+        <w:shd w:val="clear" w:color="auto" w:fill="F3F4F6"/>
+      </w:pPr>
+      <w:r>
+        <w:rPr>
+          <w:rFonts w:ascii="Courier New" w:hAnsi="Courier New"/>
+          <w:color w:val="1F2D3D"/>
+          <w:sz w:val="18"/>
+        </w:rPr>
+        <w:t xml:space="preserve">  // Notif croisée : avertit l'autre partie si elle a un compte Firebase</w:t>
+      </w:r>
+    </w:p>
+    <w:p>
+      <w:pPr>
+        <w:spacing w:before="0" w:after="0"/>
+        <w:ind w:left="283"/>
+        <w:shd w:val="clear" w:color="auto" w:fill="F3F4F6"/>
+      </w:pPr>
+      <w:r>
+        <w:rPr>
+          <w:rFonts w:ascii="Courier New" w:hAnsi="Courier New"/>
+          <w:color w:val="1F2D3D"/>
+          <w:sz w:val="18"/>
+        </w:rPr>
+        <w:t xml:space="preserve">  await NotificationService.notifyUser(</w:t>
+      </w:r>
+    </w:p>
+    <w:p>
+      <w:pPr>
+        <w:spacing w:before="0" w:after="0"/>
+        <w:ind w:left="283"/>
+        <w:shd w:val="clear" w:color="auto" w:fill="F3F4F6"/>
+      </w:pPr>
+      <w:r>
+        <w:rPr>
+          <w:rFonts w:ascii="Courier New" w:hAnsi="Courier New"/>
+          <w:color w:val="1F2D3D"/>
+          <w:sz w:val="18"/>
+        </w:rPr>
+        <w:t xml:space="preserve">    uid: session.otherUid,</w:t>
+      </w:r>
+    </w:p>
+    <w:p>
+      <w:pPr>
+        <w:spacing w:before="0" w:after="0"/>
+        <w:ind w:left="283"/>
+        <w:shd w:val="clear" w:color="auto" w:fill="F3F4F6"/>
+      </w:pPr>
+      <w:r>
+        <w:rPr>
+          <w:rFonts w:ascii="Courier New" w:hAnsi="Courier New"/>
+          <w:color w:val="1F2D3D"/>
+          <w:sz w:val="18"/>
+        </w:rPr>
+        <w:t xml:space="preserve">    title: 'Rendez-vous annulé',</w:t>
+      </w:r>
+    </w:p>
+    <w:p>
+      <w:pPr>
+        <w:spacing w:before="0" w:after="0"/>
+        <w:ind w:left="283"/>
+        <w:shd w:val="clear" w:color="auto" w:fill="F3F4F6"/>
+      </w:pPr>
+      <w:r>
+        <w:rPr>
+          <w:rFonts w:ascii="Courier New" w:hAnsi="Courier New"/>
+          <w:color w:val="1F2D3D"/>
+          <w:sz w:val="18"/>
+        </w:rPr>
+        <w:t xml:space="preserve">    message: '$userName a annulé votre session — motif : $reason',</w:t>
       </w:r>
     </w:p>
     <w:p>
@@ -8917,22 +10071,22 @@
           <w:color w:val="1F2D3D"/>
           <w:sz w:val="18"/>
         </w:rPr>
-        <w:t>// Redirection vers la page de connexion (pile vidée)</w:t>
-      </w:r>
-    </w:p>
-    <w:p>
-      <w:pPr>
-        <w:spacing w:before="0" w:after="0"/>
-        <w:ind w:left="283"/>
-        <w:shd w:val="clear" w:color="auto" w:fill="F3F4F6"/>
-      </w:pPr>
-      <w:r>
-        <w:rPr>
-          <w:rFonts w:ascii="Courier New" w:hAnsi="Courier New"/>
-          <w:color w:val="1F2D3D"/>
-          <w:sz w:val="18"/>
-        </w:rPr>
-        <w:t>if (!mounted) return;</w:t>
+        <w:t>// Redirection vers la page de connexion (pile vidée, fade transition)</w:t>
+      </w:r>
+    </w:p>
+    <w:p>
+      <w:pPr>
+        <w:spacing w:before="0" w:after="0"/>
+        <w:ind w:left="283"/>
+        <w:shd w:val="clear" w:color="auto" w:fill="F3F4F6"/>
+      </w:pPr>
+      <w:r>
+        <w:rPr>
+          <w:rFonts w:ascii="Courier New" w:hAnsi="Courier New"/>
+          <w:color w:val="1F2D3D"/>
+          <w:sz w:val="18"/>
+        </w:rPr>
+        <w:t>if (!context.mounted) return;</w:t>
       </w:r>
     </w:p>
     <w:p>
@@ -8962,7 +10116,52 @@
           <w:color w:val="1F2D3D"/>
           <w:sz w:val="18"/>
         </w:rPr>
-        <w:t xml:space="preserve">  MaterialPageRoute(builder: (_) =&gt; const LoginPage()),</w:t>
+        <w:t xml:space="preserve">  PageRouteBuilder(</w:t>
+      </w:r>
+    </w:p>
+    <w:p>
+      <w:pPr>
+        <w:spacing w:before="0" w:after="0"/>
+        <w:ind w:left="283"/>
+        <w:shd w:val="clear" w:color="auto" w:fill="F3F4F6"/>
+      </w:pPr>
+      <w:r>
+        <w:rPr>
+          <w:rFonts w:ascii="Courier New" w:hAnsi="Courier New"/>
+          <w:color w:val="1F2D3D"/>
+          <w:sz w:val="18"/>
+        </w:rPr>
+        <w:t xml:space="preserve">    pageBuilder: (_, a, __) =&gt; FadeTransition(opacity: a, child: const LoginPage()),</w:t>
+      </w:r>
+    </w:p>
+    <w:p>
+      <w:pPr>
+        <w:spacing w:before="0" w:after="0"/>
+        <w:ind w:left="283"/>
+        <w:shd w:val="clear" w:color="auto" w:fill="F3F4F6"/>
+      </w:pPr>
+      <w:r>
+        <w:rPr>
+          <w:rFonts w:ascii="Courier New" w:hAnsi="Courier New"/>
+          <w:color w:val="1F2D3D"/>
+          <w:sz w:val="18"/>
+        </w:rPr>
+        <w:t xml:space="preserve">    transitionDuration: const Duration(milliseconds: 350),</w:t>
+      </w:r>
+    </w:p>
+    <w:p>
+      <w:pPr>
+        <w:spacing w:before="0" w:after="0"/>
+        <w:ind w:left="283"/>
+        <w:shd w:val="clear" w:color="auto" w:fill="F3F4F6"/>
+      </w:pPr>
+      <w:r>
+        <w:rPr>
+          <w:rFonts w:ascii="Courier New" w:hAnsi="Courier New"/>
+          <w:color w:val="1F2D3D"/>
+          <w:sz w:val="18"/>
+        </w:rPr>
+        <w:t xml:space="preserve">  ),</w:t>
       </w:r>
     </w:p>
     <w:p>
@@ -9278,97 +10477,187 @@
           <w:color w:val="1F2D3D"/>
           <w:sz w:val="18"/>
         </w:rPr>
-        <w:t xml:space="preserve">  'firstName':   p.firstName,</w:t>
-      </w:r>
-    </w:p>
-    <w:p>
-      <w:pPr>
-        <w:spacing w:before="0" w:after="0"/>
-        <w:ind w:left="283"/>
-        <w:shd w:val="clear" w:color="auto" w:fill="F3F4F6"/>
-      </w:pPr>
-      <w:r>
-        <w:rPr>
-          <w:rFonts w:ascii="Courier New" w:hAnsi="Courier New"/>
-          <w:color w:val="1F2D3D"/>
-          <w:sz w:val="18"/>
-        </w:rPr>
-        <w:t xml:space="preserve">  'lastName':    p.lastName,</w:t>
-      </w:r>
-    </w:p>
-    <w:p>
-      <w:pPr>
-        <w:spacing w:before="0" w:after="0"/>
-        <w:ind w:left="283"/>
-        <w:shd w:val="clear" w:color="auto" w:fill="F3F4F6"/>
-      </w:pPr>
-      <w:r>
-        <w:rPr>
-          <w:rFonts w:ascii="Courier New" w:hAnsi="Courier New"/>
-          <w:color w:val="1F2D3D"/>
-          <w:sz w:val="18"/>
-        </w:rPr>
-        <w:t xml:space="preserve">  'email':       p.email,</w:t>
-      </w:r>
-    </w:p>
-    <w:p>
-      <w:pPr>
-        <w:spacing w:before="0" w:after="0"/>
-        <w:ind w:left="283"/>
-        <w:shd w:val="clear" w:color="auto" w:fill="F3F4F6"/>
-      </w:pPr>
-      <w:r>
-        <w:rPr>
-          <w:rFonts w:ascii="Courier New" w:hAnsi="Courier New"/>
-          <w:color w:val="1F2D3D"/>
-          <w:sz w:val="18"/>
-        </w:rPr>
-        <w:t xml:space="preserve">  'role':        p.role,</w:t>
-      </w:r>
-    </w:p>
-    <w:p>
-      <w:pPr>
-        <w:spacing w:before="0" w:after="0"/>
-        <w:ind w:left="283"/>
-        <w:shd w:val="clear" w:color="auto" w:fill="F3F4F6"/>
-      </w:pPr>
-      <w:r>
-        <w:rPr>
-          <w:rFonts w:ascii="Courier New" w:hAnsi="Courier New"/>
-          <w:color w:val="1F2D3D"/>
-          <w:sz w:val="18"/>
-        </w:rPr>
-        <w:t xml:space="preserve">  'city':        p.city,</w:t>
-      </w:r>
-    </w:p>
-    <w:p>
-      <w:pPr>
-        <w:spacing w:before="0" w:after="0"/>
-        <w:ind w:left="283"/>
-        <w:shd w:val="clear" w:color="auto" w:fill="F3F4F6"/>
-      </w:pPr>
-      <w:r>
-        <w:rPr>
-          <w:rFonts w:ascii="Courier New" w:hAnsi="Courier New"/>
-          <w:color w:val="1F2D3D"/>
-          <w:sz w:val="18"/>
-        </w:rPr>
-        <w:t xml:space="preserve">  'sector':      p.sector,</w:t>
-      </w:r>
-    </w:p>
-    <w:p>
-      <w:pPr>
-        <w:spacing w:before="0" w:after="0"/>
-        <w:ind w:left="283"/>
-        <w:shd w:val="clear" w:color="auto" w:fill="F3F4F6"/>
-      </w:pPr>
-      <w:r>
-        <w:rPr>
-          <w:rFonts w:ascii="Courier New" w:hAnsi="Courier New"/>
-          <w:color w:val="1F2D3D"/>
-          <w:sz w:val="18"/>
-        </w:rPr>
-        <w:t xml:space="preserve">  'bio':         p.bio,</w:t>
+        <w:t xml:space="preserve">  'firstName': p.firstName,</w:t>
+      </w:r>
+    </w:p>
+    <w:p>
+      <w:pPr>
+        <w:spacing w:before="0" w:after="0"/>
+        <w:ind w:left="283"/>
+        <w:shd w:val="clear" w:color="auto" w:fill="F3F4F6"/>
+      </w:pPr>
+      <w:r>
+        <w:rPr>
+          <w:rFonts w:ascii="Courier New" w:hAnsi="Courier New"/>
+          <w:color w:val="1F2D3D"/>
+          <w:sz w:val="18"/>
+        </w:rPr>
+        <w:t xml:space="preserve">  'lastName': p.lastName,</w:t>
+      </w:r>
+    </w:p>
+    <w:p>
+      <w:pPr>
+        <w:spacing w:before="0" w:after="0"/>
+        <w:ind w:left="283"/>
+        <w:shd w:val="clear" w:color="auto" w:fill="F3F4F6"/>
+      </w:pPr>
+      <w:r>
+        <w:rPr>
+          <w:rFonts w:ascii="Courier New" w:hAnsi="Courier New"/>
+          <w:color w:val="1F2D3D"/>
+          <w:sz w:val="18"/>
+        </w:rPr>
+        <w:t xml:space="preserve">  'email': p.email,</w:t>
+      </w:r>
+    </w:p>
+    <w:p>
+      <w:pPr>
+        <w:spacing w:before="0" w:after="0"/>
+        <w:ind w:left="283"/>
+        <w:shd w:val="clear" w:color="auto" w:fill="F3F4F6"/>
+      </w:pPr>
+      <w:r>
+        <w:rPr>
+          <w:rFonts w:ascii="Courier New" w:hAnsi="Courier New"/>
+          <w:color w:val="1F2D3D"/>
+          <w:sz w:val="18"/>
+        </w:rPr>
+        <w:t xml:space="preserve">  'phone': p.phone,</w:t>
+      </w:r>
+    </w:p>
+    <w:p>
+      <w:pPr>
+        <w:spacing w:before="0" w:after="0"/>
+        <w:ind w:left="283"/>
+        <w:shd w:val="clear" w:color="auto" w:fill="F3F4F6"/>
+      </w:pPr>
+      <w:r>
+        <w:rPr>
+          <w:rFonts w:ascii="Courier New" w:hAnsi="Courier New"/>
+          <w:color w:val="1F2D3D"/>
+          <w:sz w:val="18"/>
+        </w:rPr>
+        <w:t xml:space="preserve">  'gender': p.gender.serialized,</w:t>
+      </w:r>
+    </w:p>
+    <w:p>
+      <w:pPr>
+        <w:spacing w:before="0" w:after="0"/>
+        <w:ind w:left="283"/>
+        <w:shd w:val="clear" w:color="auto" w:fill="F3F4F6"/>
+      </w:pPr>
+      <w:r>
+        <w:rPr>
+          <w:rFonts w:ascii="Courier New" w:hAnsi="Courier New"/>
+          <w:color w:val="1F2D3D"/>
+          <w:sz w:val="18"/>
+        </w:rPr>
+        <w:t xml:space="preserve">  'birthDate': p.birthDate?.toIso8601String(),</w:t>
+      </w:r>
+    </w:p>
+    <w:p>
+      <w:pPr>
+        <w:spacing w:before="0" w:after="0"/>
+        <w:ind w:left="283"/>
+        <w:shd w:val="clear" w:color="auto" w:fill="F3F4F6"/>
+      </w:pPr>
+      <w:r>
+        <w:rPr>
+          <w:rFonts w:ascii="Courier New" w:hAnsi="Courier New"/>
+          <w:color w:val="1F2D3D"/>
+          <w:sz w:val="18"/>
+        </w:rPr>
+        <w:t xml:space="preserve">  'address': p.address,</w:t>
+      </w:r>
+    </w:p>
+    <w:p>
+      <w:pPr>
+        <w:spacing w:before="0" w:after="0"/>
+        <w:ind w:left="283"/>
+        <w:shd w:val="clear" w:color="auto" w:fill="F3F4F6"/>
+      </w:pPr>
+      <w:r>
+        <w:rPr>
+          <w:rFonts w:ascii="Courier New" w:hAnsi="Courier New"/>
+          <w:color w:val="1F2D3D"/>
+          <w:sz w:val="18"/>
+        </w:rPr>
+        <w:t xml:space="preserve">  'city': p.city,</w:t>
+      </w:r>
+    </w:p>
+    <w:p>
+      <w:pPr>
+        <w:spacing w:before="0" w:after="0"/>
+        <w:ind w:left="283"/>
+        <w:shd w:val="clear" w:color="auto" w:fill="F3F4F6"/>
+      </w:pPr>
+      <w:r>
+        <w:rPr>
+          <w:rFonts w:ascii="Courier New" w:hAnsi="Courier New"/>
+          <w:color w:val="1F2D3D"/>
+          <w:sz w:val="18"/>
+        </w:rPr>
+        <w:t xml:space="preserve">  'country': p.country,</w:t>
+      </w:r>
+    </w:p>
+    <w:p>
+      <w:pPr>
+        <w:spacing w:before="0" w:after="0"/>
+        <w:ind w:left="283"/>
+        <w:shd w:val="clear" w:color="auto" w:fill="F3F4F6"/>
+      </w:pPr>
+      <w:r>
+        <w:rPr>
+          <w:rFonts w:ascii="Courier New" w:hAnsi="Courier New"/>
+          <w:color w:val="1F2D3D"/>
+          <w:sz w:val="18"/>
+        </w:rPr>
+        <w:t xml:space="preserve">  'sector': p.sector,</w:t>
+      </w:r>
+    </w:p>
+    <w:p>
+      <w:pPr>
+        <w:spacing w:before="0" w:after="0"/>
+        <w:ind w:left="283"/>
+        <w:shd w:val="clear" w:color="auto" w:fill="F3F4F6"/>
+      </w:pPr>
+      <w:r>
+        <w:rPr>
+          <w:rFonts w:ascii="Courier New" w:hAnsi="Courier New"/>
+          <w:color w:val="1F2D3D"/>
+          <w:sz w:val="18"/>
+        </w:rPr>
+        <w:t xml:space="preserve">  'role': p.role,</w:t>
+      </w:r>
+    </w:p>
+    <w:p>
+      <w:pPr>
+        <w:spacing w:before="0" w:after="0"/>
+        <w:ind w:left="283"/>
+        <w:shd w:val="clear" w:color="auto" w:fill="F3F4F6"/>
+      </w:pPr>
+      <w:r>
+        <w:rPr>
+          <w:rFonts w:ascii="Courier New" w:hAnsi="Courier New"/>
+          <w:color w:val="1F2D3D"/>
+          <w:sz w:val="18"/>
+        </w:rPr>
+        <w:t xml:space="preserve">  'bio': p.bio,</w:t>
+      </w:r>
+    </w:p>
+    <w:p>
+      <w:pPr>
+        <w:spacing w:before="0" w:after="0"/>
+        <w:ind w:left="283"/>
+        <w:shd w:val="clear" w:color="auto" w:fill="F3F4F6"/>
+      </w:pPr>
+      <w:r>
+        <w:rPr>
+          <w:rFonts w:ascii="Courier New" w:hAnsi="Courier New"/>
+          <w:color w:val="1F2D3D"/>
+          <w:sz w:val="18"/>
+        </w:rPr>
+        <w:t xml:space="preserve">  'linkedin': p.linkedin,</w:t>
       </w:r>
     </w:p>
     <w:p>
@@ -9398,67 +10687,172 @@
           <w:color w:val="1F2D3D"/>
           <w:sz w:val="18"/>
         </w:rPr>
-        <w:t xml:space="preserve">  'interests':   p.interests,</w:t>
-      </w:r>
-    </w:p>
-    <w:p>
-      <w:pPr>
-        <w:spacing w:before="0" w:after="0"/>
-        <w:ind w:left="283"/>
-        <w:shd w:val="clear" w:color="auto" w:fill="F3F4F6"/>
-      </w:pPr>
-      <w:r>
-        <w:rPr>
-          <w:rFonts w:ascii="Courier New" w:hAnsi="Courier New"/>
-          <w:color w:val="1F2D3D"/>
-          <w:sz w:val="18"/>
-        </w:rPr>
-        <w:t xml:space="preserve">  'projects':    p.projects.map(_projectToMap).toList(),</w:t>
-      </w:r>
-    </w:p>
-    <w:p>
-      <w:pPr>
-        <w:spacing w:before="0" w:after="0"/>
-        <w:ind w:left="283"/>
-        <w:shd w:val="clear" w:color="auto" w:fill="F3F4F6"/>
-      </w:pPr>
-      <w:r>
-        <w:rPr>
-          <w:rFonts w:ascii="Courier New" w:hAnsi="Courier New"/>
-          <w:color w:val="1F2D3D"/>
-          <w:sz w:val="18"/>
-        </w:rPr>
-        <w:t xml:space="preserve">  'isPremium':   p.isPremium,</w:t>
-      </w:r>
-    </w:p>
-    <w:p>
-      <w:pPr>
-        <w:spacing w:before="0" w:after="0"/>
-        <w:ind w:left="283"/>
-        <w:shd w:val="clear" w:color="auto" w:fill="F3F4F6"/>
-      </w:pPr>
-      <w:r>
-        <w:rPr>
-          <w:rFonts w:ascii="Courier New" w:hAnsi="Courier New"/>
-          <w:color w:val="1F2D3D"/>
-          <w:sz w:val="18"/>
-        </w:rPr>
-        <w:t xml:space="preserve">  'updatedAt':   ServerValue.timestamp,</w:t>
-      </w:r>
-    </w:p>
-    <w:p>
-      <w:pPr>
-        <w:spacing w:before="0" w:after="0"/>
-        <w:ind w:left="283"/>
-        <w:shd w:val="clear" w:color="auto" w:fill="F3F4F6"/>
-      </w:pPr>
-      <w:r>
-        <w:rPr>
-          <w:rFonts w:ascii="Courier New" w:hAnsi="Courier New"/>
-          <w:color w:val="1F2D3D"/>
-          <w:sz w:val="18"/>
-        </w:rPr>
-        <w:t xml:space="preserve">  // ... autres champs (gender, phone, score, etc.)</w:t>
+        <w:t xml:space="preserve">  'interests': p.interests,</w:t>
+      </w:r>
+    </w:p>
+    <w:p>
+      <w:pPr>
+        <w:spacing w:before="0" w:after="0"/>
+        <w:ind w:left="283"/>
+        <w:shd w:val="clear" w:color="auto" w:fill="F3F4F6"/>
+      </w:pPr>
+      <w:r>
+        <w:rPr>
+          <w:rFonts w:ascii="Courier New" w:hAnsi="Courier New"/>
+          <w:color w:val="1F2D3D"/>
+          <w:sz w:val="18"/>
+        </w:rPr>
+        <w:t xml:space="preserve">  'projects': p.projects.map(_projectToMap).toList(),</w:t>
+      </w:r>
+    </w:p>
+    <w:p>
+      <w:pPr>
+        <w:spacing w:before="0" w:after="0"/>
+        <w:ind w:left="283"/>
+        <w:shd w:val="clear" w:color="auto" w:fill="F3F4F6"/>
+      </w:pPr>
+      <w:r>
+        <w:rPr>
+          <w:rFonts w:ascii="Courier New" w:hAnsi="Courier New"/>
+          <w:color w:val="1F2D3D"/>
+          <w:sz w:val="18"/>
+        </w:rPr>
+        <w:t xml:space="preserve">  'mentorsActive': p.mentorsActive,</w:t>
+      </w:r>
+    </w:p>
+    <w:p>
+      <w:pPr>
+        <w:spacing w:before="0" w:after="0"/>
+        <w:ind w:left="283"/>
+        <w:shd w:val="clear" w:color="auto" w:fill="F3F4F6"/>
+      </w:pPr>
+      <w:r>
+        <w:rPr>
+          <w:rFonts w:ascii="Courier New" w:hAnsi="Courier New"/>
+          <w:color w:val="1F2D3D"/>
+          <w:sz w:val="18"/>
+        </w:rPr>
+        <w:t xml:space="preserve">  'sessionsCount': p.sessionsCount,</w:t>
+      </w:r>
+    </w:p>
+    <w:p>
+      <w:pPr>
+        <w:spacing w:before="0" w:after="0"/>
+        <w:ind w:left="283"/>
+        <w:shd w:val="clear" w:color="auto" w:fill="F3F4F6"/>
+      </w:pPr>
+      <w:r>
+        <w:rPr>
+          <w:rFonts w:ascii="Courier New" w:hAnsi="Courier New"/>
+          <w:color w:val="1F2D3D"/>
+          <w:sz w:val="18"/>
+        </w:rPr>
+        <w:t xml:space="preserve">  'favoritesCount': p.favoritesCount,</w:t>
+      </w:r>
+    </w:p>
+    <w:p>
+      <w:pPr>
+        <w:spacing w:before="0" w:after="0"/>
+        <w:ind w:left="283"/>
+        <w:shd w:val="clear" w:color="auto" w:fill="F3F4F6"/>
+      </w:pPr>
+      <w:r>
+        <w:rPr>
+          <w:rFonts w:ascii="Courier New" w:hAnsi="Courier New"/>
+          <w:color w:val="1F2D3D"/>
+          <w:sz w:val="18"/>
+        </w:rPr>
+        <w:t xml:space="preserve">  'score': p.score,</w:t>
+      </w:r>
+    </w:p>
+    <w:p>
+      <w:pPr>
+        <w:spacing w:before="0" w:after="0"/>
+        <w:ind w:left="283"/>
+        <w:shd w:val="clear" w:color="auto" w:fill="F3F4F6"/>
+      </w:pPr>
+      <w:r>
+        <w:rPr>
+          <w:rFonts w:ascii="Courier New" w:hAnsi="Courier New"/>
+          <w:color w:val="1F2D3D"/>
+          <w:sz w:val="18"/>
+        </w:rPr>
+        <w:t xml:space="preserve">  'yearsExperience': p.yearsExperience,</w:t>
+      </w:r>
+    </w:p>
+    <w:p>
+      <w:pPr>
+        <w:spacing w:before="0" w:after="0"/>
+        <w:ind w:left="283"/>
+        <w:shd w:val="clear" w:color="auto" w:fill="F3F4F6"/>
+      </w:pPr>
+      <w:r>
+        <w:rPr>
+          <w:rFonts w:ascii="Courier New" w:hAnsi="Courier New"/>
+          <w:color w:val="1F2D3D"/>
+          <w:sz w:val="18"/>
+        </w:rPr>
+        <w:t xml:space="preserve">  'investmentRange': p.investmentRange,</w:t>
+      </w:r>
+    </w:p>
+    <w:p>
+      <w:pPr>
+        <w:spacing w:before="0" w:after="0"/>
+        <w:ind w:left="283"/>
+        <w:shd w:val="clear" w:color="auto" w:fill="F3F4F6"/>
+      </w:pPr>
+      <w:r>
+        <w:rPr>
+          <w:rFonts w:ascii="Courier New" w:hAnsi="Courier New"/>
+          <w:color w:val="1F2D3D"/>
+          <w:sz w:val="18"/>
+        </w:rPr>
+        <w:t xml:space="preserve">  'isPremium': p.isPremium,</w:t>
+      </w:r>
+    </w:p>
+    <w:p>
+      <w:pPr>
+        <w:spacing w:before="0" w:after="0"/>
+        <w:ind w:left="283"/>
+        <w:shd w:val="clear" w:color="auto" w:fill="F3F4F6"/>
+      </w:pPr>
+      <w:r>
+        <w:rPr>
+          <w:rFonts w:ascii="Courier New" w:hAnsi="Courier New"/>
+          <w:color w:val="1F2D3D"/>
+          <w:sz w:val="18"/>
+        </w:rPr>
+        <w:t xml:space="preserve">  'premiumPlan': p.premiumPlan,</w:t>
+      </w:r>
+    </w:p>
+    <w:p>
+      <w:pPr>
+        <w:spacing w:before="0" w:after="0"/>
+        <w:ind w:left="283"/>
+        <w:shd w:val="clear" w:color="auto" w:fill="F3F4F6"/>
+      </w:pPr>
+      <w:r>
+        <w:rPr>
+          <w:rFonts w:ascii="Courier New" w:hAnsi="Courier New"/>
+          <w:color w:val="1F2D3D"/>
+          <w:sz w:val="18"/>
+        </w:rPr>
+        <w:t xml:space="preserve">  'companies': p.companies,</w:t>
+      </w:r>
+    </w:p>
+    <w:p>
+      <w:pPr>
+        <w:spacing w:before="0" w:after="0"/>
+        <w:ind w:left="283"/>
+        <w:shd w:val="clear" w:color="auto" w:fill="F3F4F6"/>
+      </w:pPr>
+      <w:r>
+        <w:rPr>
+          <w:rFonts w:ascii="Courier New" w:hAnsi="Courier New"/>
+          <w:color w:val="1F2D3D"/>
+          <w:sz w:val="18"/>
+        </w:rPr>
+        <w:t xml:space="preserve">  'updatedAt': ServerValue.timestamp,</w:t>
       </w:r>
     </w:p>
     <w:p>
@@ -9503,172 +10897,1327 @@
           <w:color w:val="1F2D3D"/>
           <w:sz w:val="18"/>
         </w:rPr>
-        <w:t>// JSON → Dart (lecture depuis Firebase) — cast sécurisé obligatoire</w:t>
-      </w:r>
-    </w:p>
-    <w:p>
-      <w:pPr>
-        <w:spacing w:before="0" w:after="0"/>
-        <w:ind w:left="283"/>
-        <w:shd w:val="clear" w:color="auto" w:fill="F3F4F6"/>
-      </w:pPr>
-      <w:r>
-        <w:rPr>
-          <w:rFonts w:ascii="Courier New" w:hAnsi="Courier New"/>
-          <w:color w:val="1F2D3D"/>
-          <w:sz w:val="18"/>
-        </w:rPr>
-        <w:t>static UserProfile _fromMap(Map&lt;String, dynamic&gt; m) =&gt; UserProfile(</w:t>
-      </w:r>
-    </w:p>
-    <w:p>
-      <w:pPr>
-        <w:spacing w:before="0" w:after="0"/>
-        <w:ind w:left="283"/>
-        <w:shd w:val="clear" w:color="auto" w:fill="F3F4F6"/>
-      </w:pPr>
-      <w:r>
-        <w:rPr>
-          <w:rFonts w:ascii="Courier New" w:hAnsi="Courier New"/>
-          <w:color w:val="1F2D3D"/>
-          <w:sz w:val="18"/>
-        </w:rPr>
-        <w:t xml:space="preserve">  firstName: m['firstName']?.toString() ?? '',</w:t>
-      </w:r>
-    </w:p>
-    <w:p>
-      <w:pPr>
-        <w:spacing w:before="0" w:after="0"/>
-        <w:ind w:left="283"/>
-        <w:shd w:val="clear" w:color="auto" w:fill="F3F4F6"/>
-      </w:pPr>
-      <w:r>
-        <w:rPr>
-          <w:rFonts w:ascii="Courier New" w:hAnsi="Courier New"/>
-          <w:color w:val="1F2D3D"/>
-          <w:sz w:val="18"/>
-        </w:rPr>
-        <w:t xml:space="preserve">  lastName:  m['lastName']?.toString()  ?? '',</w:t>
-      </w:r>
-    </w:p>
-    <w:p>
-      <w:pPr>
-        <w:spacing w:before="0" w:after="0"/>
-        <w:ind w:left="283"/>
-        <w:shd w:val="clear" w:color="auto" w:fill="F3F4F6"/>
-      </w:pPr>
-      <w:r>
-        <w:rPr>
-          <w:rFonts w:ascii="Courier New" w:hAnsi="Courier New"/>
-          <w:color w:val="1F2D3D"/>
-          <w:sz w:val="18"/>
-        </w:rPr>
-        <w:t xml:space="preserve">  email:     m['email']?.toString()     ?? '',</w:t>
-      </w:r>
-    </w:p>
-    <w:p>
-      <w:pPr>
-        <w:spacing w:before="0" w:after="0"/>
-        <w:ind w:left="283"/>
-        <w:shd w:val="clear" w:color="auto" w:fill="F3F4F6"/>
-      </w:pPr>
-      <w:r>
-        <w:rPr>
-          <w:rFonts w:ascii="Courier New" w:hAnsi="Courier New"/>
-          <w:color w:val="1F2D3D"/>
-          <w:sz w:val="18"/>
-        </w:rPr>
-        <w:t xml:space="preserve">  role:      m['role']?.toString()      ?? 'Entrepreneur',</w:t>
-      </w:r>
-    </w:p>
-    <w:p>
-      <w:pPr>
-        <w:spacing w:before="0" w:after="0"/>
-        <w:ind w:left="283"/>
-        <w:shd w:val="clear" w:color="auto" w:fill="F3F4F6"/>
-      </w:pPr>
-      <w:r>
-        <w:rPr>
-          <w:rFonts w:ascii="Courier New" w:hAnsi="Courier New"/>
-          <w:color w:val="1F2D3D"/>
-          <w:sz w:val="18"/>
-        </w:rPr>
-        <w:t xml:space="preserve">  city:      m['city']?.toString()      ?? 'Dakar',</w:t>
-      </w:r>
-    </w:p>
-    <w:p>
-      <w:pPr>
-        <w:spacing w:before="0" w:after="0"/>
-        <w:ind w:left="283"/>
-        <w:shd w:val="clear" w:color="auto" w:fill="F3F4F6"/>
-      </w:pPr>
-      <w:r>
-        <w:rPr>
-          <w:rFonts w:ascii="Courier New" w:hAnsi="Courier New"/>
-          <w:color w:val="1F2D3D"/>
-          <w:sz w:val="18"/>
-        </w:rPr>
-        <w:t xml:space="preserve">  score:     (m['score'] as num?)?.toDouble() ?? 0.0,</w:t>
-      </w:r>
-    </w:p>
-    <w:p>
-      <w:pPr>
-        <w:spacing w:before="0" w:after="0"/>
-        <w:ind w:left="283"/>
-        <w:shd w:val="clear" w:color="auto" w:fill="F3F4F6"/>
-      </w:pPr>
-      <w:r>
-        <w:rPr>
-          <w:rFonts w:ascii="Courier New" w:hAnsi="Courier New"/>
-          <w:color w:val="1F2D3D"/>
-          <w:sz w:val="18"/>
-        </w:rPr>
-        <w:t xml:space="preserve">  interests: _parseList(m['interests']),   // Firebase peut retourner List ou Map</w:t>
-      </w:r>
-    </w:p>
-    <w:p>
-      <w:pPr>
-        <w:spacing w:before="0" w:after="0"/>
-        <w:ind w:left="283"/>
-        <w:shd w:val="clear" w:color="auto" w:fill="F3F4F6"/>
-      </w:pPr>
-      <w:r>
-        <w:rPr>
-          <w:rFonts w:ascii="Courier New" w:hAnsi="Courier New"/>
-          <w:color w:val="1F2D3D"/>
-          <w:sz w:val="18"/>
-        </w:rPr>
-        <w:t xml:space="preserve">  projects:  _parseProjects(m['projects']),</w:t>
-      </w:r>
-    </w:p>
-    <w:p>
-      <w:pPr>
-        <w:spacing w:before="0" w:after="0"/>
-        <w:ind w:left="283"/>
-        <w:shd w:val="clear" w:color="auto" w:fill="F3F4F6"/>
-      </w:pPr>
-      <w:r>
-        <w:rPr>
-          <w:rFonts w:ascii="Courier New" w:hAnsi="Courier New"/>
-          <w:color w:val="1F2D3D"/>
-          <w:sz w:val="18"/>
-        </w:rPr>
-        <w:t xml:space="preserve">  // ... autres champs</w:t>
-      </w:r>
-    </w:p>
-    <w:p>
-      <w:pPr>
-        <w:spacing w:before="0" w:after="0"/>
-        <w:ind w:left="283"/>
-        <w:shd w:val="clear" w:color="auto" w:fill="F3F4F6"/>
-      </w:pPr>
-      <w:r>
-        <w:rPr>
-          <w:rFonts w:ascii="Courier New" w:hAnsi="Courier New"/>
-          <w:color w:val="1F2D3D"/>
-          <w:sz w:val="18"/>
-        </w:rPr>
-        <w:t>);</w:t>
+        <w:t>static Map&lt;String, dynamic&gt; _projectToMap(Project p) =&gt; {</w:t>
+      </w:r>
+    </w:p>
+    <w:p>
+      <w:pPr>
+        <w:spacing w:before="0" w:after="0"/>
+        <w:ind w:left="283"/>
+        <w:shd w:val="clear" w:color="auto" w:fill="F3F4F6"/>
+      </w:pPr>
+      <w:r>
+        <w:rPr>
+          <w:rFonts w:ascii="Courier New" w:hAnsi="Courier New"/>
+          <w:color w:val="1F2D3D"/>
+          <w:sz w:val="18"/>
+        </w:rPr>
+        <w:t xml:space="preserve">  'id': p.id,</w:t>
+      </w:r>
+    </w:p>
+    <w:p>
+      <w:pPr>
+        <w:spacing w:before="0" w:after="0"/>
+        <w:ind w:left="283"/>
+        <w:shd w:val="clear" w:color="auto" w:fill="F3F4F6"/>
+      </w:pPr>
+      <w:r>
+        <w:rPr>
+          <w:rFonts w:ascii="Courier New" w:hAnsi="Courier New"/>
+          <w:color w:val="1F2D3D"/>
+          <w:sz w:val="18"/>
+        </w:rPr>
+        <w:t xml:space="preserve">  'name': p.name,</w:t>
+      </w:r>
+    </w:p>
+    <w:p>
+      <w:pPr>
+        <w:spacing w:before="0" w:after="0"/>
+        <w:ind w:left="283"/>
+        <w:shd w:val="clear" w:color="auto" w:fill="F3F4F6"/>
+      </w:pPr>
+      <w:r>
+        <w:rPr>
+          <w:rFonts w:ascii="Courier New" w:hAnsi="Courier New"/>
+          <w:color w:val="1F2D3D"/>
+          <w:sz w:val="18"/>
+        </w:rPr>
+        <w:t xml:space="preserve">  'description': p.description,</w:t>
+      </w:r>
+    </w:p>
+    <w:p>
+      <w:pPr>
+        <w:spacing w:before="0" w:after="0"/>
+        <w:ind w:left="283"/>
+        <w:shd w:val="clear" w:color="auto" w:fill="F3F4F6"/>
+      </w:pPr>
+      <w:r>
+        <w:rPr>
+          <w:rFonts w:ascii="Courier New" w:hAnsi="Courier New"/>
+          <w:color w:val="1F2D3D"/>
+          <w:sz w:val="18"/>
+        </w:rPr>
+        <w:t xml:space="preserve">  'sector': p.sector,</w:t>
+      </w:r>
+    </w:p>
+    <w:p>
+      <w:pPr>
+        <w:spacing w:before="0" w:after="0"/>
+        <w:ind w:left="283"/>
+        <w:shd w:val="clear" w:color="auto" w:fill="F3F4F6"/>
+      </w:pPr>
+      <w:r>
+        <w:rPr>
+          <w:rFonts w:ascii="Courier New" w:hAnsi="Courier New"/>
+          <w:color w:val="1F2D3D"/>
+          <w:sz w:val="18"/>
+        </w:rPr>
+        <w:t xml:space="preserve">  'step': p.step,</w:t>
+      </w:r>
+    </w:p>
+    <w:p>
+      <w:pPr>
+        <w:spacing w:before="0" w:after="0"/>
+        <w:ind w:left="283"/>
+        <w:shd w:val="clear" w:color="auto" w:fill="F3F4F6"/>
+      </w:pPr>
+      <w:r>
+        <w:rPr>
+          <w:rFonts w:ascii="Courier New" w:hAnsi="Courier New"/>
+          <w:color w:val="1F2D3D"/>
+          <w:sz w:val="18"/>
+        </w:rPr>
+        <w:t xml:space="preserve">  'totalSteps': p.totalSteps,</w:t>
+      </w:r>
+    </w:p>
+    <w:p>
+      <w:pPr>
+        <w:spacing w:before="0" w:after="0"/>
+        <w:ind w:left="283"/>
+        <w:shd w:val="clear" w:color="auto" w:fill="F3F4F6"/>
+      </w:pPr>
+      <w:r>
+        <w:rPr>
+          <w:rFonts w:ascii="Courier New" w:hAnsi="Courier New"/>
+          <w:color w:val="1F2D3D"/>
+          <w:sz w:val="18"/>
+        </w:rPr>
+        <w:t xml:space="preserve">  if (p.amount != null)          'amount':          p.amount,</w:t>
+      </w:r>
+    </w:p>
+    <w:p>
+      <w:pPr>
+        <w:spacing w:before="0" w:after="0"/>
+        <w:ind w:left="283"/>
+        <w:shd w:val="clear" w:color="auto" w:fill="F3F4F6"/>
+      </w:pPr>
+      <w:r>
+        <w:rPr>
+          <w:rFonts w:ascii="Courier New" w:hAnsi="Courier New"/>
+          <w:color w:val="1F2D3D"/>
+          <w:sz w:val="18"/>
+        </w:rPr>
+        <w:t xml:space="preserve">  if (p.businessPlanUrl != null) 'businessPlanUrl': p.businessPlanUrl,</w:t>
+      </w:r>
+    </w:p>
+    <w:p>
+      <w:pPr>
+        <w:spacing w:before="0" w:after="0"/>
+        <w:ind w:left="283"/>
+        <w:shd w:val="clear" w:color="auto" w:fill="F3F4F6"/>
+      </w:pPr>
+      <w:r>
+        <w:rPr>
+          <w:rFonts w:ascii="Courier New" w:hAnsi="Courier New"/>
+          <w:color w:val="1F2D3D"/>
+          <w:sz w:val="18"/>
+        </w:rPr>
+        <w:t xml:space="preserve">  if (p.videoUrl != null)        'videoUrl':        p.videoUrl,</w:t>
+      </w:r>
+    </w:p>
+    <w:p>
+      <w:pPr>
+        <w:spacing w:before="0" w:after="0"/>
+        <w:ind w:left="283"/>
+        <w:shd w:val="clear" w:color="auto" w:fill="F3F4F6"/>
+      </w:pPr>
+      <w:r>
+        <w:rPr>
+          <w:rFonts w:ascii="Courier New" w:hAnsi="Courier New"/>
+          <w:color w:val="1F2D3D"/>
+          <w:sz w:val="18"/>
+        </w:rPr>
+        <w:t xml:space="preserve">  if (p.deckUrl != null)         'deckUrl':         p.deckUrl,</w:t>
+      </w:r>
+    </w:p>
+    <w:p>
+      <w:pPr>
+        <w:spacing w:before="0" w:after="0"/>
+        <w:ind w:left="283"/>
+        <w:shd w:val="clear" w:color="auto" w:fill="F3F4F6"/>
+      </w:pPr>
+      <w:r>
+        <w:rPr>
+          <w:rFonts w:ascii="Courier New" w:hAnsi="Courier New"/>
+          <w:color w:val="1F2D3D"/>
+          <w:sz w:val="18"/>
+        </w:rPr>
+        <w:t xml:space="preserve">  'published': p.published,</w:t>
+      </w:r>
+    </w:p>
+    <w:p>
+      <w:pPr>
+        <w:spacing w:before="0" w:after="0"/>
+        <w:ind w:left="283"/>
+        <w:shd w:val="clear" w:color="auto" w:fill="F3F4F6"/>
+      </w:pPr>
+      <w:r>
+        <w:rPr>
+          <w:rFonts w:ascii="Courier New" w:hAnsi="Courier New"/>
+          <w:color w:val="1F2D3D"/>
+          <w:sz w:val="18"/>
+        </w:rPr>
+        <w:t>};</w:t>
+      </w:r>
+    </w:p>
+    <w:p>
+      <w:pPr>
+        <w:spacing w:before="0" w:after="0"/>
+        <w:ind w:left="283"/>
+        <w:shd w:val="clear" w:color="auto" w:fill="F3F4F6"/>
+      </w:pPr>
+      <w:r>
+        <w:rPr>
+          <w:rFonts w:ascii="Courier New" w:hAnsi="Courier New"/>
+          <w:color w:val="1F2D3D"/>
+          <w:sz w:val="18"/>
+        </w:rPr>
+        <w:t xml:space="preserve"> </w:t>
+      </w:r>
+    </w:p>
+    <w:p>
+      <w:pPr>
+        <w:spacing w:before="0" w:after="0"/>
+        <w:ind w:left="283"/>
+        <w:shd w:val="clear" w:color="auto" w:fill="F3F4F6"/>
+      </w:pPr>
+      <w:r>
+        <w:rPr>
+          <w:rFonts w:ascii="Courier New" w:hAnsi="Courier New"/>
+          <w:color w:val="1F2D3D"/>
+          <w:sz w:val="18"/>
+        </w:rPr>
+        <w:t>// JSON → Dart (lecture depuis Firebase) — cast sécurisé + parsing listes</w:t>
+      </w:r>
+    </w:p>
+    <w:p>
+      <w:pPr>
+        <w:spacing w:before="0" w:after="0"/>
+        <w:ind w:left="283"/>
+        <w:shd w:val="clear" w:color="auto" w:fill="F3F4F6"/>
+      </w:pPr>
+      <w:r>
+        <w:rPr>
+          <w:rFonts w:ascii="Courier New" w:hAnsi="Courier New"/>
+          <w:color w:val="1F2D3D"/>
+          <w:sz w:val="18"/>
+        </w:rPr>
+        <w:t>static UserProfile _fromMap(Map&lt;String, dynamic&gt; m) {</w:t>
+      </w:r>
+    </w:p>
+    <w:p>
+      <w:pPr>
+        <w:spacing w:before="0" w:after="0"/>
+        <w:ind w:left="283"/>
+        <w:shd w:val="clear" w:color="auto" w:fill="F3F4F6"/>
+      </w:pPr>
+      <w:r>
+        <w:rPr>
+          <w:rFonts w:ascii="Courier New" w:hAnsi="Courier New"/>
+          <w:color w:val="1F2D3D"/>
+          <w:sz w:val="18"/>
+        </w:rPr>
+        <w:t xml:space="preserve">  final rawProjects = m['projects'];</w:t>
+      </w:r>
+    </w:p>
+    <w:p>
+      <w:pPr>
+        <w:spacing w:before="0" w:after="0"/>
+        <w:ind w:left="283"/>
+        <w:shd w:val="clear" w:color="auto" w:fill="F3F4F6"/>
+      </w:pPr>
+      <w:r>
+        <w:rPr>
+          <w:rFonts w:ascii="Courier New" w:hAnsi="Courier New"/>
+          <w:color w:val="1F2D3D"/>
+          <w:sz w:val="18"/>
+        </w:rPr>
+        <w:t xml:space="preserve">  final projects = &lt;Project&gt;[];</w:t>
+      </w:r>
+    </w:p>
+    <w:p>
+      <w:pPr>
+        <w:spacing w:before="0" w:after="0"/>
+        <w:ind w:left="283"/>
+        <w:shd w:val="clear" w:color="auto" w:fill="F3F4F6"/>
+      </w:pPr>
+      <w:r>
+        <w:rPr>
+          <w:rFonts w:ascii="Courier New" w:hAnsi="Courier New"/>
+          <w:color w:val="1F2D3D"/>
+          <w:sz w:val="18"/>
+        </w:rPr>
+        <w:t xml:space="preserve">  if (rawProjects is List) {</w:t>
+      </w:r>
+    </w:p>
+    <w:p>
+      <w:pPr>
+        <w:spacing w:before="0" w:after="0"/>
+        <w:ind w:left="283"/>
+        <w:shd w:val="clear" w:color="auto" w:fill="F3F4F6"/>
+      </w:pPr>
+      <w:r>
+        <w:rPr>
+          <w:rFonts w:ascii="Courier New" w:hAnsi="Courier New"/>
+          <w:color w:val="1F2D3D"/>
+          <w:sz w:val="18"/>
+        </w:rPr>
+        <w:t xml:space="preserve">    for (final raw in rawProjects) {</w:t>
+      </w:r>
+    </w:p>
+    <w:p>
+      <w:pPr>
+        <w:spacing w:before="0" w:after="0"/>
+        <w:ind w:left="283"/>
+        <w:shd w:val="clear" w:color="auto" w:fill="F3F4F6"/>
+      </w:pPr>
+      <w:r>
+        <w:rPr>
+          <w:rFonts w:ascii="Courier New" w:hAnsi="Courier New"/>
+          <w:color w:val="1F2D3D"/>
+          <w:sz w:val="18"/>
+        </w:rPr>
+        <w:t xml:space="preserve">      if (raw is Map) {</w:t>
+      </w:r>
+    </w:p>
+    <w:p>
+      <w:pPr>
+        <w:spacing w:before="0" w:after="0"/>
+        <w:ind w:left="283"/>
+        <w:shd w:val="clear" w:color="auto" w:fill="F3F4F6"/>
+      </w:pPr>
+      <w:r>
+        <w:rPr>
+          <w:rFonts w:ascii="Courier New" w:hAnsi="Courier New"/>
+          <w:color w:val="1F2D3D"/>
+          <w:sz w:val="18"/>
+        </w:rPr>
+        <w:t xml:space="preserve">        final pm = Map&lt;String, dynamic&gt;.from(raw);</w:t>
+      </w:r>
+    </w:p>
+    <w:p>
+      <w:pPr>
+        <w:spacing w:before="0" w:after="0"/>
+        <w:ind w:left="283"/>
+        <w:shd w:val="clear" w:color="auto" w:fill="F3F4F6"/>
+      </w:pPr>
+      <w:r>
+        <w:rPr>
+          <w:rFonts w:ascii="Courier New" w:hAnsi="Courier New"/>
+          <w:color w:val="1F2D3D"/>
+          <w:sz w:val="18"/>
+        </w:rPr>
+        <w:t xml:space="preserve">        projects.add(Project(</w:t>
+      </w:r>
+    </w:p>
+    <w:p>
+      <w:pPr>
+        <w:spacing w:before="0" w:after="0"/>
+        <w:ind w:left="283"/>
+        <w:shd w:val="clear" w:color="auto" w:fill="F3F4F6"/>
+      </w:pPr>
+      <w:r>
+        <w:rPr>
+          <w:rFonts w:ascii="Courier New" w:hAnsi="Courier New"/>
+          <w:color w:val="1F2D3D"/>
+          <w:sz w:val="18"/>
+        </w:rPr>
+        <w:t xml:space="preserve">          id: pm['id']?.toString() ?? '',</w:t>
+      </w:r>
+    </w:p>
+    <w:p>
+      <w:pPr>
+        <w:spacing w:before="0" w:after="0"/>
+        <w:ind w:left="283"/>
+        <w:shd w:val="clear" w:color="auto" w:fill="F3F4F6"/>
+      </w:pPr>
+      <w:r>
+        <w:rPr>
+          <w:rFonts w:ascii="Courier New" w:hAnsi="Courier New"/>
+          <w:color w:val="1F2D3D"/>
+          <w:sz w:val="18"/>
+        </w:rPr>
+        <w:t xml:space="preserve">          name: pm['name']?.toString() ?? '',</w:t>
+      </w:r>
+    </w:p>
+    <w:p>
+      <w:pPr>
+        <w:spacing w:before="0" w:after="0"/>
+        <w:ind w:left="283"/>
+        <w:shd w:val="clear" w:color="auto" w:fill="F3F4F6"/>
+      </w:pPr>
+      <w:r>
+        <w:rPr>
+          <w:rFonts w:ascii="Courier New" w:hAnsi="Courier New"/>
+          <w:color w:val="1F2D3D"/>
+          <w:sz w:val="18"/>
+        </w:rPr>
+        <w:t xml:space="preserve">          description: pm['description']?.toString() ?? '',</w:t>
+      </w:r>
+    </w:p>
+    <w:p>
+      <w:pPr>
+        <w:spacing w:before="0" w:after="0"/>
+        <w:ind w:left="283"/>
+        <w:shd w:val="clear" w:color="auto" w:fill="F3F4F6"/>
+      </w:pPr>
+      <w:r>
+        <w:rPr>
+          <w:rFonts w:ascii="Courier New" w:hAnsi="Courier New"/>
+          <w:color w:val="1F2D3D"/>
+          <w:sz w:val="18"/>
+        </w:rPr>
+        <w:t xml:space="preserve">          sector: pm['sector']?.toString() ?? '',</w:t>
+      </w:r>
+    </w:p>
+    <w:p>
+      <w:pPr>
+        <w:spacing w:before="0" w:after="0"/>
+        <w:ind w:left="283"/>
+        <w:shd w:val="clear" w:color="auto" w:fill="F3F4F6"/>
+      </w:pPr>
+      <w:r>
+        <w:rPr>
+          <w:rFonts w:ascii="Courier New" w:hAnsi="Courier New"/>
+          <w:color w:val="1F2D3D"/>
+          <w:sz w:val="18"/>
+        </w:rPr>
+        <w:t xml:space="preserve">          step: (pm['step'] as num?)?.toInt() ?? 1,</w:t>
+      </w:r>
+    </w:p>
+    <w:p>
+      <w:pPr>
+        <w:spacing w:before="0" w:after="0"/>
+        <w:ind w:left="283"/>
+        <w:shd w:val="clear" w:color="auto" w:fill="F3F4F6"/>
+      </w:pPr>
+      <w:r>
+        <w:rPr>
+          <w:rFonts w:ascii="Courier New" w:hAnsi="Courier New"/>
+          <w:color w:val="1F2D3D"/>
+          <w:sz w:val="18"/>
+        </w:rPr>
+        <w:t xml:space="preserve">          totalSteps: (pm['totalSteps'] as num?)?.toInt() ?? 5,</w:t>
+      </w:r>
+    </w:p>
+    <w:p>
+      <w:pPr>
+        <w:spacing w:before="0" w:after="0"/>
+        <w:ind w:left="283"/>
+        <w:shd w:val="clear" w:color="auto" w:fill="F3F4F6"/>
+      </w:pPr>
+      <w:r>
+        <w:rPr>
+          <w:rFonts w:ascii="Courier New" w:hAnsi="Courier New"/>
+          <w:color w:val="1F2D3D"/>
+          <w:sz w:val="18"/>
+        </w:rPr>
+        <w:t xml:space="preserve">          amount: pm['amount']?.toString(),</w:t>
+      </w:r>
+    </w:p>
+    <w:p>
+      <w:pPr>
+        <w:spacing w:before="0" w:after="0"/>
+        <w:ind w:left="283"/>
+        <w:shd w:val="clear" w:color="auto" w:fill="F3F4F6"/>
+      </w:pPr>
+      <w:r>
+        <w:rPr>
+          <w:rFonts w:ascii="Courier New" w:hAnsi="Courier New"/>
+          <w:color w:val="1F2D3D"/>
+          <w:sz w:val="18"/>
+        </w:rPr>
+        <w:t xml:space="preserve">          businessPlanUrl: pm['businessPlanUrl']?.toString(),</w:t>
+      </w:r>
+    </w:p>
+    <w:p>
+      <w:pPr>
+        <w:spacing w:before="0" w:after="0"/>
+        <w:ind w:left="283"/>
+        <w:shd w:val="clear" w:color="auto" w:fill="F3F4F6"/>
+      </w:pPr>
+      <w:r>
+        <w:rPr>
+          <w:rFonts w:ascii="Courier New" w:hAnsi="Courier New"/>
+          <w:color w:val="1F2D3D"/>
+          <w:sz w:val="18"/>
+        </w:rPr>
+        <w:t xml:space="preserve">          videoUrl: pm['videoUrl']?.toString(),</w:t>
+      </w:r>
+    </w:p>
+    <w:p>
+      <w:pPr>
+        <w:spacing w:before="0" w:after="0"/>
+        <w:ind w:left="283"/>
+        <w:shd w:val="clear" w:color="auto" w:fill="F3F4F6"/>
+      </w:pPr>
+      <w:r>
+        <w:rPr>
+          <w:rFonts w:ascii="Courier New" w:hAnsi="Courier New"/>
+          <w:color w:val="1F2D3D"/>
+          <w:sz w:val="18"/>
+        </w:rPr>
+        <w:t xml:space="preserve">          deckUrl: pm['deckUrl']?.toString(),</w:t>
+      </w:r>
+    </w:p>
+    <w:p>
+      <w:pPr>
+        <w:spacing w:before="0" w:after="0"/>
+        <w:ind w:left="283"/>
+        <w:shd w:val="clear" w:color="auto" w:fill="F3F4F6"/>
+      </w:pPr>
+      <w:r>
+        <w:rPr>
+          <w:rFonts w:ascii="Courier New" w:hAnsi="Courier New"/>
+          <w:color w:val="1F2D3D"/>
+          <w:sz w:val="18"/>
+        </w:rPr>
+        <w:t xml:space="preserve">          published: (pm['published'] as bool?) ?? false,</w:t>
+      </w:r>
+    </w:p>
+    <w:p>
+      <w:pPr>
+        <w:spacing w:before="0" w:after="0"/>
+        <w:ind w:left="283"/>
+        <w:shd w:val="clear" w:color="auto" w:fill="F3F4F6"/>
+      </w:pPr>
+      <w:r>
+        <w:rPr>
+          <w:rFonts w:ascii="Courier New" w:hAnsi="Courier New"/>
+          <w:color w:val="1F2D3D"/>
+          <w:sz w:val="18"/>
+        </w:rPr>
+        <w:t xml:space="preserve">        ));</w:t>
+      </w:r>
+    </w:p>
+    <w:p>
+      <w:pPr>
+        <w:spacing w:before="0" w:after="0"/>
+        <w:ind w:left="283"/>
+        <w:shd w:val="clear" w:color="auto" w:fill="F3F4F6"/>
+      </w:pPr>
+      <w:r>
+        <w:rPr>
+          <w:rFonts w:ascii="Courier New" w:hAnsi="Courier New"/>
+          <w:color w:val="1F2D3D"/>
+          <w:sz w:val="18"/>
+        </w:rPr>
+        <w:t xml:space="preserve">      }</w:t>
+      </w:r>
+    </w:p>
+    <w:p>
+      <w:pPr>
+        <w:spacing w:before="0" w:after="0"/>
+        <w:ind w:left="283"/>
+        <w:shd w:val="clear" w:color="auto" w:fill="F3F4F6"/>
+      </w:pPr>
+      <w:r>
+        <w:rPr>
+          <w:rFonts w:ascii="Courier New" w:hAnsi="Courier New"/>
+          <w:color w:val="1F2D3D"/>
+          <w:sz w:val="18"/>
+        </w:rPr>
+        <w:t xml:space="preserve">    }</w:t>
+      </w:r>
+    </w:p>
+    <w:p>
+      <w:pPr>
+        <w:spacing w:before="0" w:after="0"/>
+        <w:ind w:left="283"/>
+        <w:shd w:val="clear" w:color="auto" w:fill="F3F4F6"/>
+      </w:pPr>
+      <w:r>
+        <w:rPr>
+          <w:rFonts w:ascii="Courier New" w:hAnsi="Courier New"/>
+          <w:color w:val="1F2D3D"/>
+          <w:sz w:val="18"/>
+        </w:rPr>
+        <w:t xml:space="preserve">  }</w:t>
+      </w:r>
+    </w:p>
+    <w:p>
+      <w:pPr>
+        <w:spacing w:before="0" w:after="0"/>
+        <w:ind w:left="283"/>
+        <w:shd w:val="clear" w:color="auto" w:fill="F3F4F6"/>
+      </w:pPr>
+      <w:r>
+        <w:rPr>
+          <w:rFonts w:ascii="Courier New" w:hAnsi="Courier New"/>
+          <w:color w:val="1F2D3D"/>
+          <w:sz w:val="18"/>
+        </w:rPr>
+        <w:t xml:space="preserve"> </w:t>
+      </w:r>
+    </w:p>
+    <w:p>
+      <w:pPr>
+        <w:spacing w:before="0" w:after="0"/>
+        <w:ind w:left="283"/>
+        <w:shd w:val="clear" w:color="auto" w:fill="F3F4F6"/>
+      </w:pPr>
+      <w:r>
+        <w:rPr>
+          <w:rFonts w:ascii="Courier New" w:hAnsi="Courier New"/>
+          <w:color w:val="1F2D3D"/>
+          <w:sz w:val="18"/>
+        </w:rPr>
+        <w:t xml:space="preserve">  final rawInterests = m['interests'];</w:t>
+      </w:r>
+    </w:p>
+    <w:p>
+      <w:pPr>
+        <w:spacing w:before="0" w:after="0"/>
+        <w:ind w:left="283"/>
+        <w:shd w:val="clear" w:color="auto" w:fill="F3F4F6"/>
+      </w:pPr>
+      <w:r>
+        <w:rPr>
+          <w:rFonts w:ascii="Courier New" w:hAnsi="Courier New"/>
+          <w:color w:val="1F2D3D"/>
+          <w:sz w:val="18"/>
+        </w:rPr>
+        <w:t xml:space="preserve">  final interests = &lt;String&gt;[];</w:t>
+      </w:r>
+    </w:p>
+    <w:p>
+      <w:pPr>
+        <w:spacing w:before="0" w:after="0"/>
+        <w:ind w:left="283"/>
+        <w:shd w:val="clear" w:color="auto" w:fill="F3F4F6"/>
+      </w:pPr>
+      <w:r>
+        <w:rPr>
+          <w:rFonts w:ascii="Courier New" w:hAnsi="Courier New"/>
+          <w:color w:val="1F2D3D"/>
+          <w:sz w:val="18"/>
+        </w:rPr>
+        <w:t xml:space="preserve">  if (rawInterests is List) {</w:t>
+      </w:r>
+    </w:p>
+    <w:p>
+      <w:pPr>
+        <w:spacing w:before="0" w:after="0"/>
+        <w:ind w:left="283"/>
+        <w:shd w:val="clear" w:color="auto" w:fill="F3F4F6"/>
+      </w:pPr>
+      <w:r>
+        <w:rPr>
+          <w:rFonts w:ascii="Courier New" w:hAnsi="Courier New"/>
+          <w:color w:val="1F2D3D"/>
+          <w:sz w:val="18"/>
+        </w:rPr>
+        <w:t xml:space="preserve">    for (final v in rawInterests) {</w:t>
+      </w:r>
+    </w:p>
+    <w:p>
+      <w:pPr>
+        <w:spacing w:before="0" w:after="0"/>
+        <w:ind w:left="283"/>
+        <w:shd w:val="clear" w:color="auto" w:fill="F3F4F6"/>
+      </w:pPr>
+      <w:r>
+        <w:rPr>
+          <w:rFonts w:ascii="Courier New" w:hAnsi="Courier New"/>
+          <w:color w:val="1F2D3D"/>
+          <w:sz w:val="18"/>
+        </w:rPr>
+        <w:t xml:space="preserve">      interests.add(v.toString());</w:t>
+      </w:r>
+    </w:p>
+    <w:p>
+      <w:pPr>
+        <w:spacing w:before="0" w:after="0"/>
+        <w:ind w:left="283"/>
+        <w:shd w:val="clear" w:color="auto" w:fill="F3F4F6"/>
+      </w:pPr>
+      <w:r>
+        <w:rPr>
+          <w:rFonts w:ascii="Courier New" w:hAnsi="Courier New"/>
+          <w:color w:val="1F2D3D"/>
+          <w:sz w:val="18"/>
+        </w:rPr>
+        <w:t xml:space="preserve">    }</w:t>
+      </w:r>
+    </w:p>
+    <w:p>
+      <w:pPr>
+        <w:spacing w:before="0" w:after="0"/>
+        <w:ind w:left="283"/>
+        <w:shd w:val="clear" w:color="auto" w:fill="F3F4F6"/>
+      </w:pPr>
+      <w:r>
+        <w:rPr>
+          <w:rFonts w:ascii="Courier New" w:hAnsi="Courier New"/>
+          <w:color w:val="1F2D3D"/>
+          <w:sz w:val="18"/>
+        </w:rPr>
+        <w:t xml:space="preserve">  }</w:t>
+      </w:r>
+    </w:p>
+    <w:p>
+      <w:pPr>
+        <w:spacing w:before="0" w:after="0"/>
+        <w:ind w:left="283"/>
+        <w:shd w:val="clear" w:color="auto" w:fill="F3F4F6"/>
+      </w:pPr>
+      <w:r>
+        <w:rPr>
+          <w:rFonts w:ascii="Courier New" w:hAnsi="Courier New"/>
+          <w:color w:val="1F2D3D"/>
+          <w:sz w:val="18"/>
+        </w:rPr>
+        <w:t xml:space="preserve"> </w:t>
+      </w:r>
+    </w:p>
+    <w:p>
+      <w:pPr>
+        <w:spacing w:before="0" w:after="0"/>
+        <w:ind w:left="283"/>
+        <w:shd w:val="clear" w:color="auto" w:fill="F3F4F6"/>
+      </w:pPr>
+      <w:r>
+        <w:rPr>
+          <w:rFonts w:ascii="Courier New" w:hAnsi="Courier New"/>
+          <w:color w:val="1F2D3D"/>
+          <w:sz w:val="18"/>
+        </w:rPr>
+        <w:t xml:space="preserve">  final rawCompanies = m['companies'];</w:t>
+      </w:r>
+    </w:p>
+    <w:p>
+      <w:pPr>
+        <w:spacing w:before="0" w:after="0"/>
+        <w:ind w:left="283"/>
+        <w:shd w:val="clear" w:color="auto" w:fill="F3F4F6"/>
+      </w:pPr>
+      <w:r>
+        <w:rPr>
+          <w:rFonts w:ascii="Courier New" w:hAnsi="Courier New"/>
+          <w:color w:val="1F2D3D"/>
+          <w:sz w:val="18"/>
+        </w:rPr>
+        <w:t xml:space="preserve">  final companies = &lt;String&gt;[];</w:t>
+      </w:r>
+    </w:p>
+    <w:p>
+      <w:pPr>
+        <w:spacing w:before="0" w:after="0"/>
+        <w:ind w:left="283"/>
+        <w:shd w:val="clear" w:color="auto" w:fill="F3F4F6"/>
+      </w:pPr>
+      <w:r>
+        <w:rPr>
+          <w:rFonts w:ascii="Courier New" w:hAnsi="Courier New"/>
+          <w:color w:val="1F2D3D"/>
+          <w:sz w:val="18"/>
+        </w:rPr>
+        <w:t xml:space="preserve">  if (rawCompanies is List) {</w:t>
+      </w:r>
+    </w:p>
+    <w:p>
+      <w:pPr>
+        <w:spacing w:before="0" w:after="0"/>
+        <w:ind w:left="283"/>
+        <w:shd w:val="clear" w:color="auto" w:fill="F3F4F6"/>
+      </w:pPr>
+      <w:r>
+        <w:rPr>
+          <w:rFonts w:ascii="Courier New" w:hAnsi="Courier New"/>
+          <w:color w:val="1F2D3D"/>
+          <w:sz w:val="18"/>
+        </w:rPr>
+        <w:t xml:space="preserve">    for (final v in rawCompanies) {</w:t>
+      </w:r>
+    </w:p>
+    <w:p>
+      <w:pPr>
+        <w:spacing w:before="0" w:after="0"/>
+        <w:ind w:left="283"/>
+        <w:shd w:val="clear" w:color="auto" w:fill="F3F4F6"/>
+      </w:pPr>
+      <w:r>
+        <w:rPr>
+          <w:rFonts w:ascii="Courier New" w:hAnsi="Courier New"/>
+          <w:color w:val="1F2D3D"/>
+          <w:sz w:val="18"/>
+        </w:rPr>
+        <w:t xml:space="preserve">      companies.add(v.toString());</w:t>
+      </w:r>
+    </w:p>
+    <w:p>
+      <w:pPr>
+        <w:spacing w:before="0" w:after="0"/>
+        <w:ind w:left="283"/>
+        <w:shd w:val="clear" w:color="auto" w:fill="F3F4F6"/>
+      </w:pPr>
+      <w:r>
+        <w:rPr>
+          <w:rFonts w:ascii="Courier New" w:hAnsi="Courier New"/>
+          <w:color w:val="1F2D3D"/>
+          <w:sz w:val="18"/>
+        </w:rPr>
+        <w:t xml:space="preserve">    }</w:t>
+      </w:r>
+    </w:p>
+    <w:p>
+      <w:pPr>
+        <w:spacing w:before="0" w:after="0"/>
+        <w:ind w:left="283"/>
+        <w:shd w:val="clear" w:color="auto" w:fill="F3F4F6"/>
+      </w:pPr>
+      <w:r>
+        <w:rPr>
+          <w:rFonts w:ascii="Courier New" w:hAnsi="Courier New"/>
+          <w:color w:val="1F2D3D"/>
+          <w:sz w:val="18"/>
+        </w:rPr>
+        <w:t xml:space="preserve">  }</w:t>
+      </w:r>
+    </w:p>
+    <w:p>
+      <w:pPr>
+        <w:spacing w:before="0" w:after="0"/>
+        <w:ind w:left="283"/>
+        <w:shd w:val="clear" w:color="auto" w:fill="F3F4F6"/>
+      </w:pPr>
+      <w:r>
+        <w:rPr>
+          <w:rFonts w:ascii="Courier New" w:hAnsi="Courier New"/>
+          <w:color w:val="1F2D3D"/>
+          <w:sz w:val="18"/>
+        </w:rPr>
+        <w:t xml:space="preserve"> </w:t>
+      </w:r>
+    </w:p>
+    <w:p>
+      <w:pPr>
+        <w:spacing w:before="0" w:after="0"/>
+        <w:ind w:left="283"/>
+        <w:shd w:val="clear" w:color="auto" w:fill="F3F4F6"/>
+      </w:pPr>
+      <w:r>
+        <w:rPr>
+          <w:rFonts w:ascii="Courier New" w:hAnsi="Courier New"/>
+          <w:color w:val="1F2D3D"/>
+          <w:sz w:val="18"/>
+        </w:rPr>
+        <w:t xml:space="preserve">  DateTime? birth;</w:t>
+      </w:r>
+    </w:p>
+    <w:p>
+      <w:pPr>
+        <w:spacing w:before="0" w:after="0"/>
+        <w:ind w:left="283"/>
+        <w:shd w:val="clear" w:color="auto" w:fill="F3F4F6"/>
+      </w:pPr>
+      <w:r>
+        <w:rPr>
+          <w:rFonts w:ascii="Courier New" w:hAnsi="Courier New"/>
+          <w:color w:val="1F2D3D"/>
+          <w:sz w:val="18"/>
+        </w:rPr>
+        <w:t xml:space="preserve">  final rawBirth = m['birthDate']?.toString();</w:t>
+      </w:r>
+    </w:p>
+    <w:p>
+      <w:pPr>
+        <w:spacing w:before="0" w:after="0"/>
+        <w:ind w:left="283"/>
+        <w:shd w:val="clear" w:color="auto" w:fill="F3F4F6"/>
+      </w:pPr>
+      <w:r>
+        <w:rPr>
+          <w:rFonts w:ascii="Courier New" w:hAnsi="Courier New"/>
+          <w:color w:val="1F2D3D"/>
+          <w:sz w:val="18"/>
+        </w:rPr>
+        <w:t xml:space="preserve">  if (rawBirth != null &amp;&amp; rawBirth.isNotEmpty) {</w:t>
+      </w:r>
+    </w:p>
+    <w:p>
+      <w:pPr>
+        <w:spacing w:before="0" w:after="0"/>
+        <w:ind w:left="283"/>
+        <w:shd w:val="clear" w:color="auto" w:fill="F3F4F6"/>
+      </w:pPr>
+      <w:r>
+        <w:rPr>
+          <w:rFonts w:ascii="Courier New" w:hAnsi="Courier New"/>
+          <w:color w:val="1F2D3D"/>
+          <w:sz w:val="18"/>
+        </w:rPr>
+        <w:t xml:space="preserve">    birth = DateTime.tryParse(rawBirth);</w:t>
+      </w:r>
+    </w:p>
+    <w:p>
+      <w:pPr>
+        <w:spacing w:before="0" w:after="0"/>
+        <w:ind w:left="283"/>
+        <w:shd w:val="clear" w:color="auto" w:fill="F3F4F6"/>
+      </w:pPr>
+      <w:r>
+        <w:rPr>
+          <w:rFonts w:ascii="Courier New" w:hAnsi="Courier New"/>
+          <w:color w:val="1F2D3D"/>
+          <w:sz w:val="18"/>
+        </w:rPr>
+        <w:t xml:space="preserve">  }</w:t>
+      </w:r>
+    </w:p>
+    <w:p>
+      <w:pPr>
+        <w:spacing w:before="0" w:after="0"/>
+        <w:ind w:left="283"/>
+        <w:shd w:val="clear" w:color="auto" w:fill="F3F4F6"/>
+      </w:pPr>
+      <w:r>
+        <w:rPr>
+          <w:rFonts w:ascii="Courier New" w:hAnsi="Courier New"/>
+          <w:color w:val="1F2D3D"/>
+          <w:sz w:val="18"/>
+        </w:rPr>
+        <w:t xml:space="preserve"> </w:t>
+      </w:r>
+    </w:p>
+    <w:p>
+      <w:pPr>
+        <w:spacing w:before="0" w:after="0"/>
+        <w:ind w:left="283"/>
+        <w:shd w:val="clear" w:color="auto" w:fill="F3F4F6"/>
+      </w:pPr>
+      <w:r>
+        <w:rPr>
+          <w:rFonts w:ascii="Courier New" w:hAnsi="Courier New"/>
+          <w:color w:val="1F2D3D"/>
+          <w:sz w:val="18"/>
+        </w:rPr>
+        <w:t xml:space="preserve">  return UserProfile(</w:t>
+      </w:r>
+    </w:p>
+    <w:p>
+      <w:pPr>
+        <w:spacing w:before="0" w:after="0"/>
+        <w:ind w:left="283"/>
+        <w:shd w:val="clear" w:color="auto" w:fill="F3F4F6"/>
+      </w:pPr>
+      <w:r>
+        <w:rPr>
+          <w:rFonts w:ascii="Courier New" w:hAnsi="Courier New"/>
+          <w:color w:val="1F2D3D"/>
+          <w:sz w:val="18"/>
+        </w:rPr>
+        <w:t xml:space="preserve">    firstName: m['firstName']?.toString() ?? '',</w:t>
+      </w:r>
+    </w:p>
+    <w:p>
+      <w:pPr>
+        <w:spacing w:before="0" w:after="0"/>
+        <w:ind w:left="283"/>
+        <w:shd w:val="clear" w:color="auto" w:fill="F3F4F6"/>
+      </w:pPr>
+      <w:r>
+        <w:rPr>
+          <w:rFonts w:ascii="Courier New" w:hAnsi="Courier New"/>
+          <w:color w:val="1F2D3D"/>
+          <w:sz w:val="18"/>
+        </w:rPr>
+        <w:t xml:space="preserve">    lastName: m['lastName']?.toString() ?? '',</w:t>
+      </w:r>
+    </w:p>
+    <w:p>
+      <w:pPr>
+        <w:spacing w:before="0" w:after="0"/>
+        <w:ind w:left="283"/>
+        <w:shd w:val="clear" w:color="auto" w:fill="F3F4F6"/>
+      </w:pPr>
+      <w:r>
+        <w:rPr>
+          <w:rFonts w:ascii="Courier New" w:hAnsi="Courier New"/>
+          <w:color w:val="1F2D3D"/>
+          <w:sz w:val="18"/>
+        </w:rPr>
+        <w:t xml:space="preserve">    email: m['email']?.toString() ?? '',</w:t>
+      </w:r>
+    </w:p>
+    <w:p>
+      <w:pPr>
+        <w:spacing w:before="0" w:after="0"/>
+        <w:ind w:left="283"/>
+        <w:shd w:val="clear" w:color="auto" w:fill="F3F4F6"/>
+      </w:pPr>
+      <w:r>
+        <w:rPr>
+          <w:rFonts w:ascii="Courier New" w:hAnsi="Courier New"/>
+          <w:color w:val="1F2D3D"/>
+          <w:sz w:val="18"/>
+        </w:rPr>
+        <w:t xml:space="preserve">    phone: m['phone']?.toString() ?? '',</w:t>
+      </w:r>
+    </w:p>
+    <w:p>
+      <w:pPr>
+        <w:spacing w:before="0" w:after="0"/>
+        <w:ind w:left="283"/>
+        <w:shd w:val="clear" w:color="auto" w:fill="F3F4F6"/>
+      </w:pPr>
+      <w:r>
+        <w:rPr>
+          <w:rFonts w:ascii="Courier New" w:hAnsi="Courier New"/>
+          <w:color w:val="1F2D3D"/>
+          <w:sz w:val="18"/>
+        </w:rPr>
+        <w:t xml:space="preserve">    gender: Gender.fromString(m['gender']?.toString()),</w:t>
+      </w:r>
+    </w:p>
+    <w:p>
+      <w:pPr>
+        <w:spacing w:before="0" w:after="0"/>
+        <w:ind w:left="283"/>
+        <w:shd w:val="clear" w:color="auto" w:fill="F3F4F6"/>
+      </w:pPr>
+      <w:r>
+        <w:rPr>
+          <w:rFonts w:ascii="Courier New" w:hAnsi="Courier New"/>
+          <w:color w:val="1F2D3D"/>
+          <w:sz w:val="18"/>
+        </w:rPr>
+        <w:t xml:space="preserve">    birthDate: birth,</w:t>
+      </w:r>
+    </w:p>
+    <w:p>
+      <w:pPr>
+        <w:spacing w:before="0" w:after="0"/>
+        <w:ind w:left="283"/>
+        <w:shd w:val="clear" w:color="auto" w:fill="F3F4F6"/>
+      </w:pPr>
+      <w:r>
+        <w:rPr>
+          <w:rFonts w:ascii="Courier New" w:hAnsi="Courier New"/>
+          <w:color w:val="1F2D3D"/>
+          <w:sz w:val="18"/>
+        </w:rPr>
+        <w:t xml:space="preserve">    address: m['address']?.toString() ?? '',</w:t>
+      </w:r>
+    </w:p>
+    <w:p>
+      <w:pPr>
+        <w:spacing w:before="0" w:after="0"/>
+        <w:ind w:left="283"/>
+        <w:shd w:val="clear" w:color="auto" w:fill="F3F4F6"/>
+      </w:pPr>
+      <w:r>
+        <w:rPr>
+          <w:rFonts w:ascii="Courier New" w:hAnsi="Courier New"/>
+          <w:color w:val="1F2D3D"/>
+          <w:sz w:val="18"/>
+        </w:rPr>
+        <w:t xml:space="preserve">    city: m['city']?.toString() ?? 'Dakar',</w:t>
+      </w:r>
+    </w:p>
+    <w:p>
+      <w:pPr>
+        <w:spacing w:before="0" w:after="0"/>
+        <w:ind w:left="283"/>
+        <w:shd w:val="clear" w:color="auto" w:fill="F3F4F6"/>
+      </w:pPr>
+      <w:r>
+        <w:rPr>
+          <w:rFonts w:ascii="Courier New" w:hAnsi="Courier New"/>
+          <w:color w:val="1F2D3D"/>
+          <w:sz w:val="18"/>
+        </w:rPr>
+        <w:t xml:space="preserve">    country: m['country']?.toString() ?? 'Sénégal',</w:t>
+      </w:r>
+    </w:p>
+    <w:p>
+      <w:pPr>
+        <w:spacing w:before="0" w:after="0"/>
+        <w:ind w:left="283"/>
+        <w:shd w:val="clear" w:color="auto" w:fill="F3F4F6"/>
+      </w:pPr>
+      <w:r>
+        <w:rPr>
+          <w:rFonts w:ascii="Courier New" w:hAnsi="Courier New"/>
+          <w:color w:val="1F2D3D"/>
+          <w:sz w:val="18"/>
+        </w:rPr>
+        <w:t xml:space="preserve">    sector: m['sector']?.toString() ?? 'Autre',</w:t>
+      </w:r>
+    </w:p>
+    <w:p>
+      <w:pPr>
+        <w:spacing w:before="0" w:after="0"/>
+        <w:ind w:left="283"/>
+        <w:shd w:val="clear" w:color="auto" w:fill="F3F4F6"/>
+      </w:pPr>
+      <w:r>
+        <w:rPr>
+          <w:rFonts w:ascii="Courier New" w:hAnsi="Courier New"/>
+          <w:color w:val="1F2D3D"/>
+          <w:sz w:val="18"/>
+        </w:rPr>
+        <w:t xml:space="preserve">    role: m['role']?.toString() ?? 'Entrepreneur',</w:t>
+      </w:r>
+    </w:p>
+    <w:p>
+      <w:pPr>
+        <w:spacing w:before="0" w:after="0"/>
+        <w:ind w:left="283"/>
+        <w:shd w:val="clear" w:color="auto" w:fill="F3F4F6"/>
+      </w:pPr>
+      <w:r>
+        <w:rPr>
+          <w:rFonts w:ascii="Courier New" w:hAnsi="Courier New"/>
+          <w:color w:val="1F2D3D"/>
+          <w:sz w:val="18"/>
+        </w:rPr>
+        <w:t xml:space="preserve">    bio: m['bio']?.toString() ?? '',</w:t>
+      </w:r>
+    </w:p>
+    <w:p>
+      <w:pPr>
+        <w:spacing w:before="0" w:after="0"/>
+        <w:ind w:left="283"/>
+        <w:shd w:val="clear" w:color="auto" w:fill="F3F4F6"/>
+      </w:pPr>
+      <w:r>
+        <w:rPr>
+          <w:rFonts w:ascii="Courier New" w:hAnsi="Courier New"/>
+          <w:color w:val="1F2D3D"/>
+          <w:sz w:val="18"/>
+        </w:rPr>
+        <w:t xml:space="preserve">    linkedin: m['linkedin']?.toString() ?? '',</w:t>
+      </w:r>
+    </w:p>
+    <w:p>
+      <w:pPr>
+        <w:spacing w:before="0" w:after="0"/>
+        <w:ind w:left="283"/>
+        <w:shd w:val="clear" w:color="auto" w:fill="F3F4F6"/>
+      </w:pPr>
+      <w:r>
+        <w:rPr>
+          <w:rFonts w:ascii="Courier New" w:hAnsi="Courier New"/>
+          <w:color w:val="1F2D3D"/>
+          <w:sz w:val="18"/>
+        </w:rPr>
+        <w:t xml:space="preserve">    photoBase64: m['photoBase64']?.toString() ?? '',</w:t>
+      </w:r>
+    </w:p>
+    <w:p>
+      <w:pPr>
+        <w:spacing w:before="0" w:after="0"/>
+        <w:ind w:left="283"/>
+        <w:shd w:val="clear" w:color="auto" w:fill="F3F4F6"/>
+      </w:pPr>
+      <w:r>
+        <w:rPr>
+          <w:rFonts w:ascii="Courier New" w:hAnsi="Courier New"/>
+          <w:color w:val="1F2D3D"/>
+          <w:sz w:val="18"/>
+        </w:rPr>
+        <w:t xml:space="preserve">    interests: interests,</w:t>
+      </w:r>
+    </w:p>
+    <w:p>
+      <w:pPr>
+        <w:spacing w:before="0" w:after="0"/>
+        <w:ind w:left="283"/>
+        <w:shd w:val="clear" w:color="auto" w:fill="F3F4F6"/>
+      </w:pPr>
+      <w:r>
+        <w:rPr>
+          <w:rFonts w:ascii="Courier New" w:hAnsi="Courier New"/>
+          <w:color w:val="1F2D3D"/>
+          <w:sz w:val="18"/>
+        </w:rPr>
+        <w:t xml:space="preserve">    projects: projects,</w:t>
+      </w:r>
+    </w:p>
+    <w:p>
+      <w:pPr>
+        <w:spacing w:before="0" w:after="0"/>
+        <w:ind w:left="283"/>
+        <w:shd w:val="clear" w:color="auto" w:fill="F3F4F6"/>
+      </w:pPr>
+      <w:r>
+        <w:rPr>
+          <w:rFonts w:ascii="Courier New" w:hAnsi="Courier New"/>
+          <w:color w:val="1F2D3D"/>
+          <w:sz w:val="18"/>
+        </w:rPr>
+        <w:t xml:space="preserve">    mentorsActive: (m['mentorsActive'] as num?)?.toInt() ?? 0,</w:t>
+      </w:r>
+    </w:p>
+    <w:p>
+      <w:pPr>
+        <w:spacing w:before="0" w:after="0"/>
+        <w:ind w:left="283"/>
+        <w:shd w:val="clear" w:color="auto" w:fill="F3F4F6"/>
+      </w:pPr>
+      <w:r>
+        <w:rPr>
+          <w:rFonts w:ascii="Courier New" w:hAnsi="Courier New"/>
+          <w:color w:val="1F2D3D"/>
+          <w:sz w:val="18"/>
+        </w:rPr>
+        <w:t xml:space="preserve">    sessionsCount: (m['sessionsCount'] as num?)?.toInt() ?? 0,</w:t>
+      </w:r>
+    </w:p>
+    <w:p>
+      <w:pPr>
+        <w:spacing w:before="0" w:after="0"/>
+        <w:ind w:left="283"/>
+        <w:shd w:val="clear" w:color="auto" w:fill="F3F4F6"/>
+      </w:pPr>
+      <w:r>
+        <w:rPr>
+          <w:rFonts w:ascii="Courier New" w:hAnsi="Courier New"/>
+          <w:color w:val="1F2D3D"/>
+          <w:sz w:val="18"/>
+        </w:rPr>
+        <w:t xml:space="preserve">    favoritesCount: (m['favoritesCount'] as num?)?.toInt() ?? 0,</w:t>
+      </w:r>
+    </w:p>
+    <w:p>
+      <w:pPr>
+        <w:spacing w:before="0" w:after="0"/>
+        <w:ind w:left="283"/>
+        <w:shd w:val="clear" w:color="auto" w:fill="F3F4F6"/>
+      </w:pPr>
+      <w:r>
+        <w:rPr>
+          <w:rFonts w:ascii="Courier New" w:hAnsi="Courier New"/>
+          <w:color w:val="1F2D3D"/>
+          <w:sz w:val="18"/>
+        </w:rPr>
+        <w:t xml:space="preserve">    score: (m['score'] as num?)?.toDouble() ?? 0.0,</w:t>
+      </w:r>
+    </w:p>
+    <w:p>
+      <w:pPr>
+        <w:spacing w:before="0" w:after="0"/>
+        <w:ind w:left="283"/>
+        <w:shd w:val="clear" w:color="auto" w:fill="F3F4F6"/>
+      </w:pPr>
+      <w:r>
+        <w:rPr>
+          <w:rFonts w:ascii="Courier New" w:hAnsi="Courier New"/>
+          <w:color w:val="1F2D3D"/>
+          <w:sz w:val="18"/>
+        </w:rPr>
+        <w:t xml:space="preserve">    yearsExperience: (m['yearsExperience'] as num?)?.toInt() ?? 0,</w:t>
+      </w:r>
+    </w:p>
+    <w:p>
+      <w:pPr>
+        <w:spacing w:before="0" w:after="0"/>
+        <w:ind w:left="283"/>
+        <w:shd w:val="clear" w:color="auto" w:fill="F3F4F6"/>
+      </w:pPr>
+      <w:r>
+        <w:rPr>
+          <w:rFonts w:ascii="Courier New" w:hAnsi="Courier New"/>
+          <w:color w:val="1F2D3D"/>
+          <w:sz w:val="18"/>
+        </w:rPr>
+        <w:t xml:space="preserve">    investmentRange: m['investmentRange']?.toString() ?? '',</w:t>
+      </w:r>
+    </w:p>
+    <w:p>
+      <w:pPr>
+        <w:spacing w:before="0" w:after="0"/>
+        <w:ind w:left="283"/>
+        <w:shd w:val="clear" w:color="auto" w:fill="F3F4F6"/>
+      </w:pPr>
+      <w:r>
+        <w:rPr>
+          <w:rFonts w:ascii="Courier New" w:hAnsi="Courier New"/>
+          <w:color w:val="1F2D3D"/>
+          <w:sz w:val="18"/>
+        </w:rPr>
+        <w:t xml:space="preserve">    isPremium: (m['isPremium'] as bool?) ?? false,</w:t>
+      </w:r>
+    </w:p>
+    <w:p>
+      <w:pPr>
+        <w:spacing w:before="0" w:after="0"/>
+        <w:ind w:left="283"/>
+        <w:shd w:val="clear" w:color="auto" w:fill="F3F4F6"/>
+      </w:pPr>
+      <w:r>
+        <w:rPr>
+          <w:rFonts w:ascii="Courier New" w:hAnsi="Courier New"/>
+          <w:color w:val="1F2D3D"/>
+          <w:sz w:val="18"/>
+        </w:rPr>
+        <w:t xml:space="preserve">    premiumPlan: m['premiumPlan']?.toString() ?? '',</w:t>
+      </w:r>
+    </w:p>
+    <w:p>
+      <w:pPr>
+        <w:spacing w:before="0" w:after="0"/>
+        <w:ind w:left="283"/>
+        <w:shd w:val="clear" w:color="auto" w:fill="F3F4F6"/>
+      </w:pPr>
+      <w:r>
+        <w:rPr>
+          <w:rFonts w:ascii="Courier New" w:hAnsi="Courier New"/>
+          <w:color w:val="1F2D3D"/>
+          <w:sz w:val="18"/>
+        </w:rPr>
+        <w:t xml:space="preserve">    companies: companies,</w:t>
+      </w:r>
+    </w:p>
+    <w:p>
+      <w:pPr>
+        <w:spacing w:before="0" w:after="0"/>
+        <w:ind w:left="283"/>
+        <w:shd w:val="clear" w:color="auto" w:fill="F3F4F6"/>
+      </w:pPr>
+      <w:r>
+        <w:rPr>
+          <w:rFonts w:ascii="Courier New" w:hAnsi="Courier New"/>
+          <w:color w:val="1F2D3D"/>
+          <w:sz w:val="18"/>
+        </w:rPr>
+        <w:t xml:space="preserve">  );</w:t>
+      </w:r>
+    </w:p>
+    <w:p>
+      <w:pPr>
+        <w:spacing w:before="0" w:after="0"/>
+        <w:ind w:left="283"/>
+        <w:shd w:val="clear" w:color="auto" w:fill="F3F4F6"/>
+      </w:pPr>
+      <w:r>
+        <w:rPr>
+          <w:rFonts w:ascii="Courier New" w:hAnsi="Courier New"/>
+          <w:color w:val="1F2D3D"/>
+          <w:sz w:val="18"/>
+        </w:rPr>
+        <w:t>}</w:t>
       </w:r>
     </w:p>
     <w:p>
@@ -10283,7 +12832,7 @@
                 <w:rFonts w:ascii="Calibri" w:hAnsi="Calibri"/>
                 <w:sz w:val="20"/>
               </w:rPr>
-              <w:t xml:space="preserve"> ou </w:t>
+              <w:t xml:space="preserve"> / </w:t>
             </w:r>
             <w:r>
               <w:rPr>
@@ -10292,6 +12841,21 @@
                 <w:sz w:val="20"/>
               </w:rPr>
               <w:t>'investment'</w:t>
+            </w:r>
+            <w:r>
+              <w:rPr>
+                <w:rFonts w:ascii="Calibri" w:hAnsi="Calibri"/>
+                <w:sz w:val="20"/>
+              </w:rPr>
+              <w:t xml:space="preserve"> / </w:t>
+            </w:r>
+            <w:r>
+              <w:rPr>
+                <w:rFonts w:ascii="Calibri" w:hAnsi="Calibri"/>
+                <w:color w:val="DC2626"/>
+                <w:sz w:val="20"/>
+              </w:rPr>
+              <w:t>'session'</w:t>
             </w:r>
           </w:p>
         </w:tc>
@@ -10573,22 +13137,22 @@
           <w:color w:val="1F2D3D"/>
           <w:sz w:val="18"/>
         </w:rPr>
-        <w:t xml:space="preserve">  // ── CREATE : Envoyer une demande de mentorat</w:t>
-      </w:r>
-    </w:p>
-    <w:p>
-      <w:pPr>
-        <w:spacing w:before="0" w:after="0"/>
-        <w:ind w:left="283"/>
-        <w:shd w:val="clear" w:color="auto" w:fill="F3F4F6"/>
-      </w:pPr>
-      <w:r>
-        <w:rPr>
-          <w:rFonts w:ascii="Courier New" w:hAnsi="Courier New"/>
-          <w:color w:val="1F2D3D"/>
-          <w:sz w:val="18"/>
-        </w:rPr>
-        <w:t xml:space="preserve">  static Future&lt;void&gt; sendMentorRequest({</w:t>
+        <w:t xml:space="preserve">  // ── CREATE : Envoyer une demande de mentorat — retourne l'ID Firebase créé</w:t>
+      </w:r>
+    </w:p>
+    <w:p>
+      <w:pPr>
+        <w:spacing w:before="0" w:after="0"/>
+        <w:ind w:left="283"/>
+        <w:shd w:val="clear" w:color="auto" w:fill="F3F4F6"/>
+      </w:pPr>
+      <w:r>
+        <w:rPr>
+          <w:rFonts w:ascii="Courier New" w:hAnsi="Courier New"/>
+          <w:color w:val="1F2D3D"/>
+          <w:sz w:val="18"/>
+        </w:rPr>
+        <w:t xml:space="preserve">  static Future&lt;String&gt; sendMentorRequest({</w:t>
       </w:r>
     </w:p>
     <w:p>
@@ -10858,6 +13422,21 @@
           <w:color w:val="1F2D3D"/>
           <w:sz w:val="18"/>
         </w:rPr>
+        <w:t xml:space="preserve">      type: type,</w:t>
+      </w:r>
+    </w:p>
+    <w:p>
+      <w:pPr>
+        <w:spacing w:before="0" w:after="0"/>
+        <w:ind w:left="283"/>
+        <w:shd w:val="clear" w:color="auto" w:fill="F3F4F6"/>
+      </w:pPr>
+      <w:r>
+        <w:rPr>
+          <w:rFonts w:ascii="Courier New" w:hAnsi="Courier New"/>
+          <w:color w:val="1F2D3D"/>
+          <w:sz w:val="18"/>
+        </w:rPr>
         <w:t xml:space="preserve">    );</w:t>
       </w:r>
     </w:p>
@@ -10888,6 +13467,21 @@
           <w:color w:val="1F2D3D"/>
           <w:sz w:val="18"/>
         </w:rPr>
+        <w:t xml:space="preserve">    return id;  // ← ID renvoyé (utile pour référencer la demande après création)</w:t>
+      </w:r>
+    </w:p>
+    <w:p>
+      <w:pPr>
+        <w:spacing w:before="0" w:after="0"/>
+        <w:ind w:left="283"/>
+        <w:shd w:val="clear" w:color="auto" w:fill="F3F4F6"/>
+      </w:pPr>
+      <w:r>
+        <w:rPr>
+          <w:rFonts w:ascii="Courier New" w:hAnsi="Courier New"/>
+          <w:color w:val="1F2D3D"/>
+          <w:sz w:val="18"/>
+        </w:rPr>
         <w:t xml:space="preserve">  }</w:t>
       </w:r>
     </w:p>
@@ -10933,6 +13527,21 @@
           <w:color w:val="1F2D3D"/>
           <w:sz w:val="18"/>
         </w:rPr>
+        <w:t xml:space="preserve">  // Filtrage serveur via orderByChild + equalTo — plus rapide que tout charger côté client.</w:t>
+      </w:r>
+    </w:p>
+    <w:p>
+      <w:pPr>
+        <w:spacing w:before="0" w:after="0"/>
+        <w:ind w:left="283"/>
+        <w:shd w:val="clear" w:color="auto" w:fill="F3F4F6"/>
+      </w:pPr>
+      <w:r>
+        <w:rPr>
+          <w:rFonts w:ascii="Courier New" w:hAnsi="Courier New"/>
+          <w:color w:val="1F2D3D"/>
+          <w:sz w:val="18"/>
+        </w:rPr>
         <w:t xml:space="preserve">  static Stream&lt;List&lt;MentorRequest&gt;&gt; getReceivedRequests(String userId) {</w:t>
       </w:r>
     </w:p>
@@ -10948,7 +13557,67 @@
           <w:color w:val="1F2D3D"/>
           <w:sz w:val="18"/>
         </w:rPr>
-        <w:t xml:space="preserve">    return _db.child('mentorRequests').onValue.map((event) {</w:t>
+        <w:t xml:space="preserve">    return _db.child('mentorRequests')</w:t>
+      </w:r>
+    </w:p>
+    <w:p>
+      <w:pPr>
+        <w:spacing w:before="0" w:after="0"/>
+        <w:ind w:left="283"/>
+        <w:shd w:val="clear" w:color="auto" w:fill="F3F4F6"/>
+      </w:pPr>
+      <w:r>
+        <w:rPr>
+          <w:rFonts w:ascii="Courier New" w:hAnsi="Courier New"/>
+          <w:color w:val="1F2D3D"/>
+          <w:sz w:val="18"/>
+        </w:rPr>
+        <w:t xml:space="preserve">        .orderByChild('toUserId')</w:t>
+      </w:r>
+    </w:p>
+    <w:p>
+      <w:pPr>
+        <w:spacing w:before="0" w:after="0"/>
+        <w:ind w:left="283"/>
+        <w:shd w:val="clear" w:color="auto" w:fill="F3F4F6"/>
+      </w:pPr>
+      <w:r>
+        <w:rPr>
+          <w:rFonts w:ascii="Courier New" w:hAnsi="Courier New"/>
+          <w:color w:val="1F2D3D"/>
+          <w:sz w:val="18"/>
+        </w:rPr>
+        <w:t xml:space="preserve">        .equalTo(userId)</w:t>
+      </w:r>
+    </w:p>
+    <w:p>
+      <w:pPr>
+        <w:spacing w:before="0" w:after="0"/>
+        <w:ind w:left="283"/>
+        <w:shd w:val="clear" w:color="auto" w:fill="F3F4F6"/>
+      </w:pPr>
+      <w:r>
+        <w:rPr>
+          <w:rFonts w:ascii="Courier New" w:hAnsi="Courier New"/>
+          <w:color w:val="1F2D3D"/>
+          <w:sz w:val="18"/>
+        </w:rPr>
+        <w:t xml:space="preserve">        .onValue</w:t>
+      </w:r>
+    </w:p>
+    <w:p>
+      <w:pPr>
+        <w:spacing w:before="0" w:after="0"/>
+        <w:ind w:left="283"/>
+        <w:shd w:val="clear" w:color="auto" w:fill="F3F4F6"/>
+      </w:pPr>
+      <w:r>
+        <w:rPr>
+          <w:rFonts w:ascii="Courier New" w:hAnsi="Courier New"/>
+          <w:color w:val="1F2D3D"/>
+          <w:sz w:val="18"/>
+        </w:rPr>
+        <w:t xml:space="preserve">        .map((event) {</w:t>
       </w:r>
     </w:p>
     <w:p>
@@ -11008,7 +13677,7 @@
           <w:color w:val="1F2D3D"/>
           <w:sz w:val="18"/>
         </w:rPr>
-        <w:t xml:space="preserve">          .where((v) =&gt; v is Map &amp;&amp; v['toUserId'] == userId)</w:t>
+        <w:t xml:space="preserve">          .where((v) =&gt; v is Map)</w:t>
       </w:r>
     </w:p>
     <w:p>
@@ -13228,6 +15897,96 @@
           <w:color w:val="1F2D3D"/>
           <w:sz w:val="18"/>
         </w:rPr>
+        <w:t xml:space="preserve">      // Lecture des entreprises fondées/possédées depuis Firebase</w:t>
+      </w:r>
+    </w:p>
+    <w:p>
+      <w:pPr>
+        <w:spacing w:before="0" w:after="0"/>
+        <w:ind w:left="283"/>
+        <w:shd w:val="clear" w:color="auto" w:fill="F3F4F6"/>
+      </w:pPr>
+      <w:r>
+        <w:rPr>
+          <w:rFonts w:ascii="Courier New" w:hAnsi="Courier New"/>
+          <w:color w:val="1F2D3D"/>
+          <w:sz w:val="18"/>
+        </w:rPr>
+        <w:t xml:space="preserve">      final rawCompanies = m['companies'];</w:t>
+      </w:r>
+    </w:p>
+    <w:p>
+      <w:pPr>
+        <w:spacing w:before="0" w:after="0"/>
+        <w:ind w:left="283"/>
+        <w:shd w:val="clear" w:color="auto" w:fill="F3F4F6"/>
+      </w:pPr>
+      <w:r>
+        <w:rPr>
+          <w:rFonts w:ascii="Courier New" w:hAnsi="Courier New"/>
+          <w:color w:val="1F2D3D"/>
+          <w:sz w:val="18"/>
+        </w:rPr>
+        <w:t xml:space="preserve">      final companies = &lt;String&gt;[];</w:t>
+      </w:r>
+    </w:p>
+    <w:p>
+      <w:pPr>
+        <w:spacing w:before="0" w:after="0"/>
+        <w:ind w:left="283"/>
+        <w:shd w:val="clear" w:color="auto" w:fill="F3F4F6"/>
+      </w:pPr>
+      <w:r>
+        <w:rPr>
+          <w:rFonts w:ascii="Courier New" w:hAnsi="Courier New"/>
+          <w:color w:val="1F2D3D"/>
+          <w:sz w:val="18"/>
+        </w:rPr>
+        <w:t xml:space="preserve">      if (rawCompanies is List) {</w:t>
+      </w:r>
+    </w:p>
+    <w:p>
+      <w:pPr>
+        <w:spacing w:before="0" w:after="0"/>
+        <w:ind w:left="283"/>
+        <w:shd w:val="clear" w:color="auto" w:fill="F3F4F6"/>
+      </w:pPr>
+      <w:r>
+        <w:rPr>
+          <w:rFonts w:ascii="Courier New" w:hAnsi="Courier New"/>
+          <w:color w:val="1F2D3D"/>
+          <w:sz w:val="18"/>
+        </w:rPr>
+        <w:t xml:space="preserve">        for (final c in rawCompanies) companies.add(c.toString());</w:t>
+      </w:r>
+    </w:p>
+    <w:p>
+      <w:pPr>
+        <w:spacing w:before="0" w:after="0"/>
+        <w:ind w:left="283"/>
+        <w:shd w:val="clear" w:color="auto" w:fill="F3F4F6"/>
+      </w:pPr>
+      <w:r>
+        <w:rPr>
+          <w:rFonts w:ascii="Courier New" w:hAnsi="Courier New"/>
+          <w:color w:val="1F2D3D"/>
+          <w:sz w:val="18"/>
+        </w:rPr>
+        <w:t xml:space="preserve">      }</w:t>
+      </w:r>
+    </w:p>
+    <w:p>
+      <w:pPr>
+        <w:spacing w:before="0" w:after="0"/>
+        <w:ind w:left="283"/>
+        <w:shd w:val="clear" w:color="auto" w:fill="F3F4F6"/>
+      </w:pPr>
+      <w:r>
+        <w:rPr>
+          <w:rFonts w:ascii="Courier New" w:hAnsi="Courier New"/>
+          <w:color w:val="1F2D3D"/>
+          <w:sz w:val="18"/>
+        </w:rPr>
         <w:t xml:space="preserve">      result.add(Mentor(</w:t>
       </w:r>
     </w:p>
@@ -13348,7 +16107,7 @@
           <w:color w:val="1F2D3D"/>
           <w:sz w:val="18"/>
         </w:rPr>
-        <w:t xml:space="preserve">        companies: const [],</w:t>
+        <w:t xml:space="preserve">        companies: companies,  // ← lues depuis Firebase (pas const [])</w:t>
       </w:r>
     </w:p>
     <w:p>
@@ -13610,6 +16369,245 @@
       <w:pPr>
         <w:spacing w:after="240"/>
       </w:pPr>
+    </w:p>
+    <w:p>
+      <w:pPr>
+        <w:pStyle w:val="Heading3"/>
+      </w:pPr>
+      <w:r>
+        <w:t>Stockage de fichiers — Cloudinary</w:t>
+      </w:r>
+    </w:p>
+    <w:p>
+      <w:r>
+        <w:rPr>
+          <w:rFonts w:ascii="Calibri" w:hAnsi="Calibri"/>
+          <w:sz w:val="22"/>
+        </w:rPr>
+        <w:t xml:space="preserve">Les fichiers volumineux (photos de profil haute résolution, PDFs de pitchs, vidéos) sont uploadés vers Cloudinary via le service </w:t>
+      </w:r>
+      <w:r>
+        <w:rPr>
+          <w:rFonts w:ascii="Courier New" w:hAnsi="Courier New"/>
+          <w:color w:val="DC2626"/>
+          <w:sz w:val="20"/>
+        </w:rPr>
+        <w:t>service_cloudinary.dart</w:t>
+      </w:r>
+      <w:r>
+        <w:rPr>
+          <w:rFonts w:ascii="Calibri" w:hAnsi="Calibri"/>
+          <w:sz w:val="22"/>
+        </w:rPr>
+        <w:t>. Cela évite de surcharger Firebase Realtime Database avec du contenu binaire. Le flux est :</w:t>
+      </w:r>
+    </w:p>
+    <w:p>
+      <w:pPr>
+        <w:pStyle w:val="ListNumber"/>
+      </w:pPr>
+      <w:r>
+        <w:rPr>
+          <w:rFonts w:ascii="Calibri" w:hAnsi="Calibri"/>
+          <w:sz w:val="22"/>
+        </w:rPr>
+        <w:t>Utilisateur sélectionne fichier depuis la galerie (ImagePicker). L'application n'utilise pas de sélecteur caméra intégré pour ces flows.</w:t>
+      </w:r>
+    </w:p>
+    <w:p>
+      <w:pPr>
+        <w:pStyle w:val="ListNumber"/>
+      </w:pPr>
+      <w:r>
+        <w:rPr>
+          <w:rFonts w:ascii="Courier New" w:hAnsi="Courier New"/>
+          <w:color w:val="DC2626"/>
+          <w:sz w:val="20"/>
+        </w:rPr>
+        <w:t>CloudinaryService.uploadBytes()</w:t>
+      </w:r>
+      <w:r>
+        <w:rPr>
+          <w:rFonts w:ascii="Calibri" w:hAnsi="Calibri"/>
+          <w:sz w:val="22"/>
+        </w:rPr>
+        <w:t xml:space="preserve"> effectue POST HTTPS vers </w:t>
+      </w:r>
+      <w:r>
+        <w:rPr>
+          <w:rFonts w:ascii="Courier New" w:hAnsi="Courier New"/>
+          <w:color w:val="DC2626"/>
+          <w:sz w:val="20"/>
+        </w:rPr>
+        <w:t>upload.cloudinary.com</w:t>
+      </w:r>
+    </w:p>
+    <w:p>
+      <w:pPr>
+        <w:pStyle w:val="ListNumber"/>
+      </w:pPr>
+      <w:r>
+        <w:rPr>
+          <w:rFonts w:ascii="Calibri" w:hAnsi="Calibri"/>
+          <w:sz w:val="22"/>
+        </w:rPr>
+        <w:t>Cloudinary retourne URL publique HTTPS</w:t>
+      </w:r>
+    </w:p>
+    <w:p>
+      <w:pPr>
+        <w:pStyle w:val="ListNumber"/>
+      </w:pPr>
+      <w:r>
+        <w:rPr>
+          <w:rFonts w:ascii="Calibri" w:hAnsi="Calibri"/>
+          <w:sz w:val="22"/>
+        </w:rPr>
+        <w:t>URL stockée dans Firebase (références, pas le fichier lui-même)</w:t>
+      </w:r>
+    </w:p>
+    <w:p>
+      <w:pPr>
+        <w:pStyle w:val="ListNumber"/>
+      </w:pPr>
+      <w:r>
+        <w:rPr>
+          <w:rFonts w:ascii="Calibri" w:hAnsi="Calibri"/>
+          <w:sz w:val="22"/>
+        </w:rPr>
+        <w:t>Affichage rapide de l'image via URL CDN global</w:t>
+      </w:r>
+    </w:p>
+    <w:p>
+      <w:r>
+        <w:rPr>
+          <w:rFonts w:ascii="Calibri" w:hAnsi="Calibri"/>
+          <w:b/>
+          <w:sz w:val="22"/>
+        </w:rPr>
+        <w:t>Configuration Cloudinary :</w:t>
+      </w:r>
+    </w:p>
+    <w:p>
+      <w:pPr>
+        <w:pStyle w:val="ListBullet"/>
+      </w:pPr>
+      <w:r>
+        <w:rPr>
+          <w:rFonts w:ascii="Calibri" w:hAnsi="Calibri"/>
+          <w:sz w:val="22"/>
+        </w:rPr>
+        <w:t>Cloud Name: ddpgzzwxb</w:t>
+      </w:r>
+    </w:p>
+    <w:p>
+      <w:pPr>
+        <w:pStyle w:val="ListBullet"/>
+      </w:pPr>
+      <w:r>
+        <w:rPr>
+          <w:rFonts w:ascii="Calibri" w:hAnsi="Calibri"/>
+          <w:sz w:val="22"/>
+        </w:rPr>
+        <w:t>Upload Preset: diapaler_unsigned (non-signé pour faciliter uploads client-side)</w:t>
+      </w:r>
+    </w:p>
+    <w:p>
+      <w:pPr>
+        <w:pStyle w:val="ListBullet"/>
+      </w:pPr>
+      <w:r>
+        <w:rPr>
+          <w:rFonts w:ascii="Calibri" w:hAnsi="Calibri"/>
+          <w:sz w:val="22"/>
+        </w:rPr>
+        <w:t xml:space="preserve">Dossier de destination: </w:t>
+      </w:r>
+      <w:r>
+        <w:rPr>
+          <w:rFonts w:ascii="Courier New" w:hAnsi="Courier New"/>
+          <w:color w:val="DC2626"/>
+          <w:sz w:val="22"/>
+        </w:rPr>
+        <w:t>pitches/</w:t>
+      </w:r>
+      <w:r>
+        <w:rPr>
+          <w:rFonts w:ascii="Calibri" w:hAnsi="Calibri"/>
+          <w:sz w:val="22"/>
+        </w:rPr>
+        <w:t xml:space="preserve"> (organisé par type de contenu)</w:t>
+      </w:r>
+    </w:p>
+    <w:p>
+      <w:pPr>
+        <w:pStyle w:val="ListBullet"/>
+      </w:pPr>
+      <w:r>
+        <w:rPr>
+          <w:rFonts w:ascii="Calibri" w:hAnsi="Calibri"/>
+          <w:sz w:val="22"/>
+        </w:rPr>
+        <w:t>Transformations: redimensionnement automatique côté client à 512×512 lors de l'inscription (Cloudinary), et 400×400 dans la page de modification du profil (client-side). Cloudinary peut aussi appliquer ses propres transformations côté serveur.</w:t>
+      </w:r>
+    </w:p>
+    <w:p>
+      <w:r>
+        <w:rPr>
+          <w:rFonts w:ascii="Calibri" w:hAnsi="Calibri"/>
+          <w:b/>
+          <w:sz w:val="22"/>
+        </w:rPr>
+        <w:t>Avantages :</w:t>
+      </w:r>
+    </w:p>
+    <w:p>
+      <w:pPr>
+        <w:pStyle w:val="ListBullet"/>
+      </w:pPr>
+      <w:r>
+        <w:rPr>
+          <w:rFonts w:ascii="Calibri" w:hAnsi="Calibri"/>
+          <w:sz w:val="22"/>
+        </w:rPr>
+        <w:t>Pas de limite de taille Firebase (illimitée Cloudinary)</w:t>
+      </w:r>
+    </w:p>
+    <w:p>
+      <w:pPr>
+        <w:pStyle w:val="ListBullet"/>
+      </w:pPr>
+      <w:r>
+        <w:rPr>
+          <w:rFonts w:ascii="Calibri" w:hAnsi="Calibri"/>
+          <w:sz w:val="22"/>
+        </w:rPr>
+        <w:t>CDN global pour livraison rapide</w:t>
+      </w:r>
+    </w:p>
+    <w:p>
+      <w:pPr>
+        <w:pStyle w:val="ListBullet"/>
+      </w:pPr>
+      <w:r>
+        <w:rPr>
+          <w:rFonts w:ascii="Calibri" w:hAnsi="Calibri"/>
+          <w:sz w:val="22"/>
+        </w:rPr>
+        <w:t>Compression auto + cache HTTP</w:t>
+      </w:r>
+    </w:p>
+    <w:p>
+      <w:pPr>
+        <w:pStyle w:val="ListBullet"/>
+      </w:pPr>
+      <w:r>
+        <w:rPr>
+          <w:rFonts w:ascii="Calibri" w:hAnsi="Calibri"/>
+          <w:sz w:val="22"/>
+        </w:rPr>
+        <w:t>Gestion d'espace facilement séparable de la logique métier</w:t>
+      </w:r>
     </w:p>
     <w:p>
       <w:pPr>
@@ -15841,22 +18839,22 @@
           <w:color w:val="1F2D3D"/>
           <w:sz w:val="18"/>
         </w:rPr>
-        <w:t xml:space="preserve">    final text = _ctrl.text.trim();</w:t>
-      </w:r>
-    </w:p>
-    <w:p>
-      <w:pPr>
-        <w:spacing w:before="0" w:after="0"/>
-        <w:ind w:left="283"/>
-        <w:shd w:val="clear" w:color="auto" w:fill="F3F4F6"/>
-      </w:pPr>
-      <w:r>
-        <w:rPr>
-          <w:rFonts w:ascii="Courier New" w:hAnsi="Courier New"/>
-          <w:color w:val="1F2D3D"/>
-          <w:sz w:val="18"/>
-        </w:rPr>
-        <w:t xml:space="preserve">    if (text.isEmpty || _loading) return;</w:t>
+        <w:t xml:space="preserve">    final userText = _ctrl.text.trim();</w:t>
+      </w:r>
+    </w:p>
+    <w:p>
+      <w:pPr>
+        <w:spacing w:before="0" w:after="0"/>
+        <w:ind w:left="283"/>
+        <w:shd w:val="clear" w:color="auto" w:fill="F3F4F6"/>
+      </w:pPr>
+      <w:r>
+        <w:rPr>
+          <w:rFonts w:ascii="Courier New" w:hAnsi="Courier New"/>
+          <w:color w:val="1F2D3D"/>
+          <w:sz w:val="18"/>
+        </w:rPr>
+        <w:t xml:space="preserve">    if (userText.isEmpty || _loading) return;</w:t>
       </w:r>
     </w:p>
     <w:p>
@@ -15946,7 +18944,7 @@
           <w:color w:val="1F2D3D"/>
           <w:sz w:val="18"/>
         </w:rPr>
-        <w:t xml:space="preserve">      _messages.add(ChatbotMessage(role: 'user', content: text));</w:t>
+        <w:t xml:space="preserve">      _messages.add(ChatbotMessage(role: 'user', content: userText));</w:t>
       </w:r>
     </w:p>
     <w:p>
@@ -16036,21 +19034,6 @@
           <w:color w:val="1F2D3D"/>
           <w:sz w:val="18"/>
         </w:rPr>
-        <w:t xml:space="preserve">      // Appel HTTP POST → proxy Cloudflare → Groq API</w:t>
-      </w:r>
-    </w:p>
-    <w:p>
-      <w:pPr>
-        <w:spacing w:before="0" w:after="0"/>
-        <w:ind w:left="283"/>
-        <w:shd w:val="clear" w:color="auto" w:fill="F3F4F6"/>
-      </w:pPr>
-      <w:r>
-        <w:rPr>
-          <w:rFonts w:ascii="Courier New" w:hAnsi="Courier New"/>
-          <w:color w:val="1F2D3D"/>
-          <w:sz w:val="18"/>
-        </w:rPr>
         <w:t xml:space="preserve">      final reply = await ChatbotService.sendMessage(</w:t>
       </w:r>
     </w:p>
@@ -16081,52 +19064,52 @@
           <w:color w:val="1F2D3D"/>
           <w:sz w:val="18"/>
         </w:rPr>
-        <w:t xml:space="preserve">        userName: profile.firstName,       // Prénom pour personnalisation</w:t>
-      </w:r>
-    </w:p>
-    <w:p>
-      <w:pPr>
-        <w:spacing w:before="0" w:after="0"/>
-        <w:ind w:left="283"/>
-        <w:shd w:val="clear" w:color="auto" w:fill="F3F4F6"/>
-      </w:pPr>
-      <w:r>
-        <w:rPr>
-          <w:rFonts w:ascii="Courier New" w:hAnsi="Courier New"/>
-          <w:color w:val="1F2D3D"/>
-          <w:sz w:val="18"/>
-        </w:rPr>
-        <w:t xml:space="preserve">        userRole: profile.role,            // Entrepreneur / Mentor / Investisseur</w:t>
-      </w:r>
-    </w:p>
-    <w:p>
-      <w:pPr>
-        <w:spacing w:before="0" w:after="0"/>
-        <w:ind w:left="283"/>
-        <w:shd w:val="clear" w:color="auto" w:fill="F3F4F6"/>
-      </w:pPr>
-      <w:r>
-        <w:rPr>
-          <w:rFonts w:ascii="Courier New" w:hAnsi="Courier New"/>
-          <w:color w:val="1F2D3D"/>
-          <w:sz w:val="18"/>
-        </w:rPr>
-        <w:t xml:space="preserve">        userSector: profile.sector,        // Secteur d'activité</w:t>
-      </w:r>
-    </w:p>
-    <w:p>
-      <w:pPr>
-        <w:spacing w:before="0" w:after="0"/>
-        <w:ind w:left="283"/>
-        <w:shd w:val="clear" w:color="auto" w:fill="F3F4F6"/>
-      </w:pPr>
-      <w:r>
-        <w:rPr>
-          <w:rFonts w:ascii="Courier New" w:hAnsi="Courier New"/>
-          <w:color w:val="1F2D3D"/>
-          <w:sz w:val="18"/>
-        </w:rPr>
-        <w:t xml:space="preserve">        userCity: profile.city,            // Ville (Dakar, Saint-Louis…)</w:t>
+        <w:t xml:space="preserve">        userName: profile.firstName,</w:t>
+      </w:r>
+    </w:p>
+    <w:p>
+      <w:pPr>
+        <w:spacing w:before="0" w:after="0"/>
+        <w:ind w:left="283"/>
+        <w:shd w:val="clear" w:color="auto" w:fill="F3F4F6"/>
+      </w:pPr>
+      <w:r>
+        <w:rPr>
+          <w:rFonts w:ascii="Courier New" w:hAnsi="Courier New"/>
+          <w:color w:val="1F2D3D"/>
+          <w:sz w:val="18"/>
+        </w:rPr>
+        <w:t xml:space="preserve">        userRole: profile.role,</w:t>
+      </w:r>
+    </w:p>
+    <w:p>
+      <w:pPr>
+        <w:spacing w:before="0" w:after="0"/>
+        <w:ind w:left="283"/>
+        <w:shd w:val="clear" w:color="auto" w:fill="F3F4F6"/>
+      </w:pPr>
+      <w:r>
+        <w:rPr>
+          <w:rFonts w:ascii="Courier New" w:hAnsi="Courier New"/>
+          <w:color w:val="1F2D3D"/>
+          <w:sz w:val="18"/>
+        </w:rPr>
+        <w:t xml:space="preserve">        userSector: profile.sector,</w:t>
+      </w:r>
+    </w:p>
+    <w:p>
+      <w:pPr>
+        <w:spacing w:before="0" w:after="0"/>
+        <w:ind w:left="283"/>
+        <w:shd w:val="clear" w:color="auto" w:fill="F3F4F6"/>
+      </w:pPr>
+      <w:r>
+        <w:rPr>
+          <w:rFonts w:ascii="Courier New" w:hAnsi="Courier New"/>
+          <w:color w:val="1F2D3D"/>
+          <w:sz w:val="18"/>
+        </w:rPr>
+        <w:t xml:space="preserve">        userCity: profile.city,</w:t>
       </w:r>
     </w:p>
     <w:p>
@@ -16156,6 +19139,21 @@
           <w:color w:val="1F2D3D"/>
           <w:sz w:val="18"/>
         </w:rPr>
+        <w:t xml:space="preserve">      if (!mounted) return;</w:t>
+      </w:r>
+    </w:p>
+    <w:p>
+      <w:pPr>
+        <w:spacing w:before="0" w:after="0"/>
+        <w:ind w:left="283"/>
+        <w:shd w:val="clear" w:color="auto" w:fill="F3F4F6"/>
+      </w:pPr>
+      <w:r>
+        <w:rPr>
+          <w:rFonts w:ascii="Courier New" w:hAnsi="Courier New"/>
+          <w:color w:val="1F2D3D"/>
+          <w:sz w:val="18"/>
+        </w:rPr>
         <w:t xml:space="preserve">      setState(() {</w:t>
       </w:r>
     </w:p>
@@ -16201,6 +19199,21 @@
           <w:color w:val="1F2D3D"/>
           <w:sz w:val="18"/>
         </w:rPr>
+        <w:t xml:space="preserve">      _scrollToBottom();</w:t>
+      </w:r>
+    </w:p>
+    <w:p>
+      <w:pPr>
+        <w:spacing w:before="0" w:after="0"/>
+        <w:ind w:left="283"/>
+        <w:shd w:val="clear" w:color="auto" w:fill="F3F4F6"/>
+      </w:pPr>
+      <w:r>
+        <w:rPr>
+          <w:rFonts w:ascii="Courier New" w:hAnsi="Courier New"/>
+          <w:color w:val="1F2D3D"/>
+          <w:sz w:val="18"/>
+        </w:rPr>
         <w:t xml:space="preserve">    } on Exception catch (e) {</w:t>
       </w:r>
     </w:p>
@@ -16216,7 +19229,142 @@
           <w:color w:val="1F2D3D"/>
           <w:sz w:val="18"/>
         </w:rPr>
-        <w:t xml:space="preserve">      final msg = e.toString().replaceFirst('Exception: ', '');</w:t>
+        <w:t xml:space="preserve">      if (!mounted) return;</w:t>
+      </w:r>
+    </w:p>
+    <w:p>
+      <w:pPr>
+        <w:spacing w:before="0" w:after="0"/>
+        <w:ind w:left="283"/>
+        <w:shd w:val="clear" w:color="auto" w:fill="F3F4F6"/>
+      </w:pPr>
+      <w:r>
+        <w:rPr>
+          <w:rFonts w:ascii="Courier New" w:hAnsi="Courier New"/>
+          <w:color w:val="1F2D3D"/>
+          <w:sz w:val="18"/>
+        </w:rPr>
+        <w:t xml:space="preserve">      String raw = e.toString().replaceFirst('Exception: ', '');</w:t>
+      </w:r>
+    </w:p>
+    <w:p>
+      <w:pPr>
+        <w:spacing w:before="0" w:after="0"/>
+        <w:ind w:left="283"/>
+        <w:shd w:val="clear" w:color="auto" w:fill="F3F4F6"/>
+      </w:pPr>
+      <w:r>
+        <w:rPr>
+          <w:rFonts w:ascii="Courier New" w:hAnsi="Courier New"/>
+          <w:color w:val="1F2D3D"/>
+          <w:sz w:val="18"/>
+        </w:rPr>
+        <w:t xml:space="preserve">      final String msg;</w:t>
+      </w:r>
+    </w:p>
+    <w:p>
+      <w:pPr>
+        <w:spacing w:before="0" w:after="0"/>
+        <w:ind w:left="283"/>
+        <w:shd w:val="clear" w:color="auto" w:fill="F3F4F6"/>
+      </w:pPr>
+      <w:r>
+        <w:rPr>
+          <w:rFonts w:ascii="Courier New" w:hAnsi="Courier New"/>
+          <w:color w:val="1F2D3D"/>
+          <w:sz w:val="18"/>
+        </w:rPr>
+        <w:t xml:space="preserve">      if (raw.toLowerCase().contains('credit') || raw.toLowerCase().contains('balance')) {</w:t>
+      </w:r>
+    </w:p>
+    <w:p>
+      <w:pPr>
+        <w:spacing w:before="0" w:after="0"/>
+        <w:ind w:left="283"/>
+        <w:shd w:val="clear" w:color="auto" w:fill="F3F4F6"/>
+      </w:pPr>
+      <w:r>
+        <w:rPr>
+          <w:rFonts w:ascii="Courier New" w:hAnsi="Courier New"/>
+          <w:color w:val="1F2D3D"/>
+          <w:sz w:val="18"/>
+        </w:rPr>
+        <w:t xml:space="preserve">        msg = 'Service DIALI temporairement indisponible — crédits IA épuisés. Réessaie dans quelques instants.';</w:t>
+      </w:r>
+    </w:p>
+    <w:p>
+      <w:pPr>
+        <w:spacing w:before="0" w:after="0"/>
+        <w:ind w:left="283"/>
+        <w:shd w:val="clear" w:color="auto" w:fill="F3F4F6"/>
+      </w:pPr>
+      <w:r>
+        <w:rPr>
+          <w:rFonts w:ascii="Courier New" w:hAnsi="Courier New"/>
+          <w:color w:val="1F2D3D"/>
+          <w:sz w:val="18"/>
+        </w:rPr>
+        <w:t xml:space="preserve">      } else if (raw.toLowerCase().contains('timeout') || raw.toLowerCase().contains('network')) {</w:t>
+      </w:r>
+    </w:p>
+    <w:p>
+      <w:pPr>
+        <w:spacing w:before="0" w:after="0"/>
+        <w:ind w:left="283"/>
+        <w:shd w:val="clear" w:color="auto" w:fill="F3F4F6"/>
+      </w:pPr>
+      <w:r>
+        <w:rPr>
+          <w:rFonts w:ascii="Courier New" w:hAnsi="Courier New"/>
+          <w:color w:val="1F2D3D"/>
+          <w:sz w:val="18"/>
+        </w:rPr>
+        <w:t xml:space="preserve">        msg = 'Connexion internet instable. Vérifie ta connexion et réessaie.';</w:t>
+      </w:r>
+    </w:p>
+    <w:p>
+      <w:pPr>
+        <w:spacing w:before="0" w:after="0"/>
+        <w:ind w:left="283"/>
+        <w:shd w:val="clear" w:color="auto" w:fill="F3F4F6"/>
+      </w:pPr>
+      <w:r>
+        <w:rPr>
+          <w:rFonts w:ascii="Courier New" w:hAnsi="Courier New"/>
+          <w:color w:val="1F2D3D"/>
+          <w:sz w:val="18"/>
+        </w:rPr>
+        <w:t xml:space="preserve">      } else {</w:t>
+      </w:r>
+    </w:p>
+    <w:p>
+      <w:pPr>
+        <w:spacing w:before="0" w:after="0"/>
+        <w:ind w:left="283"/>
+        <w:shd w:val="clear" w:color="auto" w:fill="F3F4F6"/>
+      </w:pPr>
+      <w:r>
+        <w:rPr>
+          <w:rFonts w:ascii="Courier New" w:hAnsi="Courier New"/>
+          <w:color w:val="1F2D3D"/>
+          <w:sz w:val="18"/>
+        </w:rPr>
+        <w:t xml:space="preserve">        msg = 'DIALI rencontre une difficulté technique. Réessaie dans quelques instants.';</w:t>
+      </w:r>
+    </w:p>
+    <w:p>
+      <w:pPr>
+        <w:spacing w:before="0" w:after="0"/>
+        <w:ind w:left="283"/>
+        <w:shd w:val="clear" w:color="auto" w:fill="F3F4F6"/>
+      </w:pPr>
+      <w:r>
+        <w:rPr>
+          <w:rFonts w:ascii="Courier New" w:hAnsi="Courier New"/>
+          <w:color w:val="1F2D3D"/>
+          <w:sz w:val="18"/>
+        </w:rPr>
+        <w:t xml:space="preserve">      }</w:t>
       </w:r>
     </w:p>
     <w:p>
@@ -16246,7 +19394,82 @@
           <w:color w:val="1F2D3D"/>
           <w:sz w:val="18"/>
         </w:rPr>
-        <w:t xml:space="preserve">        SnackBar(content: Text(msg), backgroundColor: AppColors.red),</w:t>
+        <w:t xml:space="preserve">        SnackBar(</w:t>
+      </w:r>
+    </w:p>
+    <w:p>
+      <w:pPr>
+        <w:spacing w:before="0" w:after="0"/>
+        <w:ind w:left="283"/>
+        <w:shd w:val="clear" w:color="auto" w:fill="F3F4F6"/>
+      </w:pPr>
+      <w:r>
+        <w:rPr>
+          <w:rFonts w:ascii="Courier New" w:hAnsi="Courier New"/>
+          <w:color w:val="1F2D3D"/>
+          <w:sz w:val="18"/>
+        </w:rPr>
+        <w:t xml:space="preserve">          content: Text(msg),</w:t>
+      </w:r>
+    </w:p>
+    <w:p>
+      <w:pPr>
+        <w:spacing w:before="0" w:after="0"/>
+        <w:ind w:left="283"/>
+        <w:shd w:val="clear" w:color="auto" w:fill="F3F4F6"/>
+      </w:pPr>
+      <w:r>
+        <w:rPr>
+          <w:rFonts w:ascii="Courier New" w:hAnsi="Courier New"/>
+          <w:color w:val="1F2D3D"/>
+          <w:sz w:val="18"/>
+        </w:rPr>
+        <w:t xml:space="preserve">          backgroundColor: AppColors.red,</w:t>
+      </w:r>
+    </w:p>
+    <w:p>
+      <w:pPr>
+        <w:spacing w:before="0" w:after="0"/>
+        <w:ind w:left="283"/>
+        <w:shd w:val="clear" w:color="auto" w:fill="F3F4F6"/>
+      </w:pPr>
+      <w:r>
+        <w:rPr>
+          <w:rFonts w:ascii="Courier New" w:hAnsi="Courier New"/>
+          <w:color w:val="1F2D3D"/>
+          <w:sz w:val="18"/>
+        </w:rPr>
+        <w:t xml:space="preserve">          behavior: SnackBarBehavior.floating,</w:t>
+      </w:r>
+    </w:p>
+    <w:p>
+      <w:pPr>
+        <w:spacing w:before="0" w:after="0"/>
+        <w:ind w:left="283"/>
+        <w:shd w:val="clear" w:color="auto" w:fill="F3F4F6"/>
+      </w:pPr>
+      <w:r>
+        <w:rPr>
+          <w:rFonts w:ascii="Courier New" w:hAnsi="Courier New"/>
+          <w:color w:val="1F2D3D"/>
+          <w:sz w:val="18"/>
+        </w:rPr>
+        <w:t xml:space="preserve">          duration: const Duration(seconds: 5),</w:t>
+      </w:r>
+    </w:p>
+    <w:p>
+      <w:pPr>
+        <w:spacing w:before="0" w:after="0"/>
+        <w:ind w:left="283"/>
+        <w:shd w:val="clear" w:color="auto" w:fill="F3F4F6"/>
+      </w:pPr>
+      <w:r>
+        <w:rPr>
+          <w:rFonts w:ascii="Courier New" w:hAnsi="Courier New"/>
+          <w:color w:val="1F2D3D"/>
+          <w:sz w:val="18"/>
+        </w:rPr>
+        <w:t xml:space="preserve">        ),</w:t>
       </w:r>
     </w:p>
     <w:p>
@@ -16276,7 +19499,22 @@
           <w:color w:val="1F2D3D"/>
           <w:sz w:val="18"/>
         </w:rPr>
-        <w:t xml:space="preserve">      setState(() =&gt; _messages.removeLast()); // Retire le msg utilisateur si échec</w:t>
+        <w:t xml:space="preserve">      setState(() =&gt; _messages.removeLast());</w:t>
+      </w:r>
+    </w:p>
+    <w:p>
+      <w:pPr>
+        <w:spacing w:before="0" w:after="0"/>
+        <w:ind w:left="283"/>
+        <w:shd w:val="clear" w:color="auto" w:fill="F3F4F6"/>
+      </w:pPr>
+      <w:r>
+        <w:rPr>
+          <w:rFonts w:ascii="Courier New" w:hAnsi="Courier New"/>
+          <w:color w:val="1F2D3D"/>
+          <w:sz w:val="18"/>
+        </w:rPr>
+        <w:t xml:space="preserve">      _ctrl.text = userText;</w:t>
       </w:r>
     </w:p>
     <w:p>
@@ -17974,7 +21212,7 @@
                 <w:rFonts w:ascii="Calibri" w:hAnsi="Calibri"/>
                 <w:sz w:val="20"/>
               </w:rPr>
-              <w:t xml:space="preserve"> avis (review)</w:t>
+              <w:t xml:space="preserve"> avis (texte)</w:t>
             </w:r>
           </w:p>
         </w:tc>
@@ -18006,6 +21244,13 @@
               </w:rPr>
               <w:t>reviews/{toUid}/{id}.set()</w:t>
             </w:r>
+            <w:r>
+              <w:rPr>
+                <w:rFonts w:ascii="Calibri" w:hAnsi="Calibri"/>
+                <w:sz w:val="20"/>
+              </w:rPr>
+              <w:t xml:space="preserve"> — champs : id, fromUid, fromName, text, createdAt (ms)</w:t>
+            </w:r>
           </w:p>
         </w:tc>
         <w:tc>
@@ -18018,7 +21263,7 @@
                 <w:rFonts w:ascii="Calibri" w:hAnsi="Calibri"/>
                 <w:sz w:val="20"/>
               </w:rPr>
-              <w:t>Laisser un avis étoilé</w:t>
+              <w:t>Laisser un commentaire</w:t>
             </w:r>
           </w:p>
         </w:tc>
@@ -18036,7 +21281,294 @@
                 <w:b/>
                 <w:sz w:val="20"/>
               </w:rPr>
+              <w:t>CREATE/UPDATE</w:t>
+            </w:r>
+            <w:r>
+              <w:rPr>
+                <w:rFonts w:ascii="Calibri" w:hAnsi="Calibri"/>
+                <w:sz w:val="20"/>
+              </w:rPr>
+              <w:t xml:space="preserve"> note (étoiles)</w:t>
+            </w:r>
+          </w:p>
+        </w:tc>
+        <w:tc>
+          <w:tcPr>
+            <w:tcW w:type="dxa" w:w="2351"/>
+            <w:shd w:val="clear" w:color="auto" w:fill="EFF6FF"/>
+          </w:tcPr>
+          <w:p>
+            <w:r>
+              <w:rPr>
+                <w:rFonts w:ascii="Calibri" w:hAnsi="Calibri"/>
+                <w:color w:val="DC2626"/>
+                <w:sz w:val="20"/>
+              </w:rPr>
+              <w:t>InteractionsService</w:t>
+            </w:r>
+          </w:p>
+        </w:tc>
+        <w:tc>
+          <w:tcPr>
+            <w:tcW w:type="dxa" w:w="2351"/>
+            <w:shd w:val="clear" w:color="auto" w:fill="EFF6FF"/>
+          </w:tcPr>
+          <w:p>
+            <w:r>
+              <w:rPr>
+                <w:rFonts w:ascii="Calibri" w:hAnsi="Calibri"/>
+                <w:color w:val="DC2626"/>
+                <w:sz w:val="20"/>
+              </w:rPr>
+              <w:t>ratings/{toUid}/{fromUid}.set(value)</w:t>
+            </w:r>
+            <w:r>
+              <w:rPr>
+                <w:rFonts w:ascii="Calibri" w:hAnsi="Calibri"/>
+                <w:sz w:val="20"/>
+              </w:rPr>
+              <w:t xml:space="preserve"> — entier 1–5, écrasement si réévaluation</w:t>
+            </w:r>
+          </w:p>
+        </w:tc>
+        <w:tc>
+          <w:tcPr>
+            <w:tcW w:type="dxa" w:w="2351"/>
+            <w:shd w:val="clear" w:color="auto" w:fill="EFF6FF"/>
+          </w:tcPr>
+          <w:p>
+            <w:r>
+              <w:rPr>
+                <w:rFonts w:ascii="Calibri" w:hAnsi="Calibri"/>
+                <w:sz w:val="20"/>
+              </w:rPr>
+              <w:t>Sélecteur étoiles 1–5</w:t>
+            </w:r>
+          </w:p>
+        </w:tc>
+      </w:tr>
+      <w:tr>
+        <w:tc>
+          <w:tcPr>
+            <w:tcW w:type="dxa" w:w="2351"/>
+          </w:tcPr>
+          <w:p>
+            <w:r>
+              <w:rPr>
+                <w:rFonts w:ascii="Calibri" w:hAnsi="Calibri"/>
+                <w:b/>
+                <w:sz w:val="20"/>
+              </w:rPr>
               <w:t>CREATE</w:t>
+            </w:r>
+            <w:r>
+              <w:rPr>
+                <w:rFonts w:ascii="Calibri" w:hAnsi="Calibri"/>
+                <w:sz w:val="20"/>
+              </w:rPr>
+              <w:t xml:space="preserve"> pitch favori</w:t>
+            </w:r>
+          </w:p>
+        </w:tc>
+        <w:tc>
+          <w:tcPr>
+            <w:tcW w:type="dxa" w:w="2351"/>
+          </w:tcPr>
+          <w:p>
+            <w:r>
+              <w:rPr>
+                <w:rFonts w:ascii="Calibri" w:hAnsi="Calibri"/>
+                <w:color w:val="DC2626"/>
+                <w:sz w:val="20"/>
+              </w:rPr>
+              <w:t>PitchFavoriteService</w:t>
+            </w:r>
+          </w:p>
+        </w:tc>
+        <w:tc>
+          <w:tcPr>
+            <w:tcW w:type="dxa" w:w="2351"/>
+          </w:tcPr>
+          <w:p>
+            <w:r>
+              <w:rPr>
+                <w:rFonts w:ascii="Calibri" w:hAnsi="Calibri"/>
+                <w:color w:val="DC2626"/>
+                <w:sz w:val="20"/>
+              </w:rPr>
+              <w:t>pitchFavorites/{userId}/{pitchId}.set()</w:t>
+            </w:r>
+          </w:p>
+        </w:tc>
+        <w:tc>
+          <w:tcPr>
+            <w:tcW w:type="dxa" w:w="2351"/>
+          </w:tcPr>
+          <w:p>
+            <w:r>
+              <w:rPr>
+                <w:rFonts w:ascii="Calibri" w:hAnsi="Calibri"/>
+                <w:sz w:val="20"/>
+              </w:rPr>
+              <w:t>Bookmark investisseur</w:t>
+            </w:r>
+          </w:p>
+        </w:tc>
+      </w:tr>
+      <w:tr>
+        <w:tc>
+          <w:tcPr>
+            <w:tcW w:type="dxa" w:w="2351"/>
+            <w:shd w:val="clear" w:color="auto" w:fill="EFF6FF"/>
+          </w:tcPr>
+          <w:p>
+            <w:r>
+              <w:rPr>
+                <w:rFonts w:ascii="Calibri" w:hAnsi="Calibri"/>
+                <w:b/>
+                <w:sz w:val="20"/>
+              </w:rPr>
+              <w:t>READ</w:t>
+            </w:r>
+            <w:r>
+              <w:rPr>
+                <w:rFonts w:ascii="Calibri" w:hAnsi="Calibri"/>
+                <w:sz w:val="20"/>
+              </w:rPr>
+              <w:t xml:space="preserve"> avis (stream)</w:t>
+            </w:r>
+          </w:p>
+        </w:tc>
+        <w:tc>
+          <w:tcPr>
+            <w:tcW w:type="dxa" w:w="2351"/>
+            <w:shd w:val="clear" w:color="auto" w:fill="EFF6FF"/>
+          </w:tcPr>
+          <w:p>
+            <w:r>
+              <w:rPr>
+                <w:rFonts w:ascii="Calibri" w:hAnsi="Calibri"/>
+                <w:color w:val="DC2626"/>
+                <w:sz w:val="20"/>
+              </w:rPr>
+              <w:t>InteractionsService</w:t>
+            </w:r>
+          </w:p>
+        </w:tc>
+        <w:tc>
+          <w:tcPr>
+            <w:tcW w:type="dxa" w:w="2351"/>
+            <w:shd w:val="clear" w:color="auto" w:fill="EFF6FF"/>
+          </w:tcPr>
+          <w:p>
+            <w:r>
+              <w:rPr>
+                <w:rFonts w:ascii="Calibri" w:hAnsi="Calibri"/>
+                <w:color w:val="DC2626"/>
+                <w:sz w:val="20"/>
+              </w:rPr>
+              <w:t>reviews/{toUid}.onValue</w:t>
+            </w:r>
+          </w:p>
+        </w:tc>
+        <w:tc>
+          <w:tcPr>
+            <w:tcW w:type="dxa" w:w="2351"/>
+            <w:shd w:val="clear" w:color="auto" w:fill="EFF6FF"/>
+          </w:tcPr>
+          <w:p>
+            <w:r>
+              <w:rPr>
+                <w:rFonts w:ascii="Calibri" w:hAnsi="Calibri"/>
+                <w:sz w:val="20"/>
+              </w:rPr>
+              <w:t>Page Avis / Profil</w:t>
+            </w:r>
+          </w:p>
+        </w:tc>
+      </w:tr>
+      <w:tr>
+        <w:tc>
+          <w:tcPr>
+            <w:tcW w:type="dxa" w:w="2351"/>
+          </w:tcPr>
+          <w:p>
+            <w:r>
+              <w:rPr>
+                <w:rFonts w:ascii="Calibri" w:hAnsi="Calibri"/>
+                <w:b/>
+                <w:sz w:val="20"/>
+              </w:rPr>
+              <w:t>READ</w:t>
+            </w:r>
+            <w:r>
+              <w:rPr>
+                <w:rFonts w:ascii="Calibri" w:hAnsi="Calibri"/>
+                <w:sz w:val="20"/>
+              </w:rPr>
+              <w:t xml:space="preserve"> pitchs favoris (stream)</w:t>
+            </w:r>
+          </w:p>
+        </w:tc>
+        <w:tc>
+          <w:tcPr>
+            <w:tcW w:type="dxa" w:w="2351"/>
+          </w:tcPr>
+          <w:p>
+            <w:r>
+              <w:rPr>
+                <w:rFonts w:ascii="Calibri" w:hAnsi="Calibri"/>
+                <w:color w:val="DC2626"/>
+                <w:sz w:val="20"/>
+              </w:rPr>
+              <w:t>PitchFavoriteService</w:t>
+            </w:r>
+          </w:p>
+        </w:tc>
+        <w:tc>
+          <w:tcPr>
+            <w:tcW w:type="dxa" w:w="2351"/>
+          </w:tcPr>
+          <w:p>
+            <w:r>
+              <w:rPr>
+                <w:rFonts w:ascii="Calibri" w:hAnsi="Calibri"/>
+                <w:color w:val="DC2626"/>
+                <w:sz w:val="20"/>
+              </w:rPr>
+              <w:t>pitchFavorites/{userId}.onValue</w:t>
+            </w:r>
+          </w:p>
+        </w:tc>
+        <w:tc>
+          <w:tcPr>
+            <w:tcW w:type="dxa" w:w="2351"/>
+          </w:tcPr>
+          <w:p>
+            <w:r>
+              <w:rPr>
+                <w:rFonts w:ascii="Calibri" w:hAnsi="Calibri"/>
+                <w:sz w:val="20"/>
+              </w:rPr>
+              <w:t>Mes Pitchs Sauvegardés</w:t>
+            </w:r>
+          </w:p>
+        </w:tc>
+      </w:tr>
+      <w:tr>
+        <w:tc>
+          <w:tcPr>
+            <w:tcW w:type="dxa" w:w="2351"/>
+            <w:shd w:val="clear" w:color="auto" w:fill="EFF6FF"/>
+          </w:tcPr>
+          <w:p>
+            <w:r>
+              <w:rPr>
+                <w:rFonts w:ascii="Calibri" w:hAnsi="Calibri"/>
+                <w:b/>
+                <w:sz w:val="20"/>
+              </w:rPr>
+              <w:t>DELETE</w:t>
             </w:r>
             <w:r>
               <w:rPr>
@@ -18075,7 +21607,7 @@
                 <w:color w:val="DC2626"/>
                 <w:sz w:val="20"/>
               </w:rPr>
-              <w:t>pitchFavorites/{userId}/{pitchId}.set()</w:t>
+              <w:t>pitchFavorites/{userId}/{pitchId}.remove()</w:t>
             </w:r>
           </w:p>
         </w:tc>
@@ -18090,147 +21622,7 @@
                 <w:rFonts w:ascii="Calibri" w:hAnsi="Calibri"/>
                 <w:sz w:val="20"/>
               </w:rPr>
-              <w:t>Bookmark investisseur</w:t>
-            </w:r>
-          </w:p>
-        </w:tc>
-      </w:tr>
-      <w:tr>
-        <w:tc>
-          <w:tcPr>
-            <w:tcW w:type="dxa" w:w="2351"/>
-          </w:tcPr>
-          <w:p>
-            <w:r>
-              <w:rPr>
-                <w:rFonts w:ascii="Calibri" w:hAnsi="Calibri"/>
-                <w:b/>
-                <w:sz w:val="20"/>
-              </w:rPr>
-              <w:t>READ</w:t>
-            </w:r>
-            <w:r>
-              <w:rPr>
-                <w:rFonts w:ascii="Calibri" w:hAnsi="Calibri"/>
-                <w:sz w:val="20"/>
-              </w:rPr>
-              <w:t xml:space="preserve"> avis (stream)</w:t>
-            </w:r>
-          </w:p>
-        </w:tc>
-        <w:tc>
-          <w:tcPr>
-            <w:tcW w:type="dxa" w:w="2351"/>
-          </w:tcPr>
-          <w:p>
-            <w:r>
-              <w:rPr>
-                <w:rFonts w:ascii="Calibri" w:hAnsi="Calibri"/>
-                <w:color w:val="DC2626"/>
-                <w:sz w:val="20"/>
-              </w:rPr>
-              <w:t>InteractionsService</w:t>
-            </w:r>
-          </w:p>
-        </w:tc>
-        <w:tc>
-          <w:tcPr>
-            <w:tcW w:type="dxa" w:w="2351"/>
-          </w:tcPr>
-          <w:p>
-            <w:r>
-              <w:rPr>
-                <w:rFonts w:ascii="Calibri" w:hAnsi="Calibri"/>
-                <w:color w:val="DC2626"/>
-                <w:sz w:val="20"/>
-              </w:rPr>
-              <w:t>reviews/{toUid}.onValue</w:t>
-            </w:r>
-          </w:p>
-        </w:tc>
-        <w:tc>
-          <w:tcPr>
-            <w:tcW w:type="dxa" w:w="2351"/>
-          </w:tcPr>
-          <w:p>
-            <w:r>
-              <w:rPr>
-                <w:rFonts w:ascii="Calibri" w:hAnsi="Calibri"/>
-                <w:sz w:val="20"/>
-              </w:rPr>
-              <w:t>Page Avis / Profil</w:t>
-            </w:r>
-          </w:p>
-        </w:tc>
-      </w:tr>
-      <w:tr>
-        <w:tc>
-          <w:tcPr>
-            <w:tcW w:type="dxa" w:w="2351"/>
-            <w:shd w:val="clear" w:color="auto" w:fill="EFF6FF"/>
-          </w:tcPr>
-          <w:p>
-            <w:r>
-              <w:rPr>
-                <w:rFonts w:ascii="Calibri" w:hAnsi="Calibri"/>
-                <w:b/>
-                <w:sz w:val="20"/>
-              </w:rPr>
-              <w:t>READ</w:t>
-            </w:r>
-            <w:r>
-              <w:rPr>
-                <w:rFonts w:ascii="Calibri" w:hAnsi="Calibri"/>
-                <w:sz w:val="20"/>
-              </w:rPr>
-              <w:t xml:space="preserve"> pitchs favoris (stream)</w:t>
-            </w:r>
-          </w:p>
-        </w:tc>
-        <w:tc>
-          <w:tcPr>
-            <w:tcW w:type="dxa" w:w="2351"/>
-            <w:shd w:val="clear" w:color="auto" w:fill="EFF6FF"/>
-          </w:tcPr>
-          <w:p>
-            <w:r>
-              <w:rPr>
-                <w:rFonts w:ascii="Calibri" w:hAnsi="Calibri"/>
-                <w:color w:val="DC2626"/>
-                <w:sz w:val="20"/>
-              </w:rPr>
-              <w:t>PitchFavoriteService</w:t>
-            </w:r>
-          </w:p>
-        </w:tc>
-        <w:tc>
-          <w:tcPr>
-            <w:tcW w:type="dxa" w:w="2351"/>
-            <w:shd w:val="clear" w:color="auto" w:fill="EFF6FF"/>
-          </w:tcPr>
-          <w:p>
-            <w:r>
-              <w:rPr>
-                <w:rFonts w:ascii="Calibri" w:hAnsi="Calibri"/>
-                <w:color w:val="DC2626"/>
-                <w:sz w:val="20"/>
-              </w:rPr>
-              <w:t>pitchFavorites/{userId}.onValue</w:t>
-            </w:r>
-          </w:p>
-        </w:tc>
-        <w:tc>
-          <w:tcPr>
-            <w:tcW w:type="dxa" w:w="2351"/>
-            <w:shd w:val="clear" w:color="auto" w:fill="EFF6FF"/>
-          </w:tcPr>
-          <w:p>
-            <w:r>
-              <w:rPr>
-                <w:rFonts w:ascii="Calibri" w:hAnsi="Calibri"/>
-                <w:sz w:val="20"/>
-              </w:rPr>
-              <w:t>Mes Pitchs Sauvegardés</w:t>
+              <w:t>Retirer un bookmark</w:t>
             </w:r>
           </w:p>
         </w:tc>
@@ -18254,7 +21646,7 @@
                 <w:rFonts w:ascii="Calibri" w:hAnsi="Calibri"/>
                 <w:sz w:val="20"/>
               </w:rPr>
-              <w:t xml:space="preserve"> pitch favori</w:t>
+              <w:t xml:space="preserve"> session réservée</w:t>
             </w:r>
           </w:p>
         </w:tc>
@@ -18269,7 +21661,7 @@
                 <w:color w:val="DC2626"/>
                 <w:sz w:val="20"/>
               </w:rPr>
-              <w:t>PitchFavoriteService</w:t>
+              <w:t>AgendaController</w:t>
             </w:r>
           </w:p>
         </w:tc>
@@ -18284,7 +21676,7 @@
                 <w:color w:val="DC2626"/>
                 <w:sz w:val="20"/>
               </w:rPr>
-              <w:t>pitchFavorites/{userId}/{pitchId}.remove()</w:t>
+              <w:t>bookedSessions/{uid}/{id}.remove()</w:t>
             </w:r>
           </w:p>
         </w:tc>
@@ -18298,7 +21690,7 @@
                 <w:rFonts w:ascii="Calibri" w:hAnsi="Calibri"/>
                 <w:sz w:val="20"/>
               </w:rPr>
-              <w:t>Retirer un bookmark</w:t>
+              <w:t>Annulation rendez-vous</w:t>
             </w:r>
           </w:p>
         </w:tc>
@@ -18323,7 +21715,7 @@
                 <w:rFonts w:ascii="Calibri" w:hAnsi="Calibri"/>
                 <w:sz w:val="20"/>
               </w:rPr>
-              <w:t xml:space="preserve"> session réservée</w:t>
+              <w:t xml:space="preserve"> déconnexion</w:t>
             </w:r>
           </w:p>
         </w:tc>
@@ -18339,7 +21731,7 @@
                 <w:color w:val="DC2626"/>
                 <w:sz w:val="20"/>
               </w:rPr>
-              <w:t>AgendaController</w:t>
+              <w:t>AuthService</w:t>
             </w:r>
           </w:p>
         </w:tc>
@@ -18355,7 +21747,7 @@
                 <w:color w:val="DC2626"/>
                 <w:sz w:val="20"/>
               </w:rPr>
-              <w:t>bookedSessions/{uid}/{id}.remove()</w:t>
+              <w:t>signOut()</w:t>
             </w:r>
           </w:p>
         </w:tc>
@@ -18370,7 +21762,7 @@
                 <w:rFonts w:ascii="Calibri" w:hAnsi="Calibri"/>
                 <w:sz w:val="20"/>
               </w:rPr>
-              <w:t>Annulation rendez-vous</w:t>
+              <w:t>Déconnexion</w:t>
             </w:r>
           </w:p>
         </w:tc>
@@ -18394,7 +21786,7 @@
                 <w:rFonts w:ascii="Calibri" w:hAnsi="Calibri"/>
                 <w:sz w:val="20"/>
               </w:rPr>
-              <w:t xml:space="preserve"> déconnexion</w:t>
+              <w:t xml:space="preserve"> cache local</w:t>
             </w:r>
           </w:p>
         </w:tc>
@@ -18409,7 +21801,7 @@
                 <w:color w:val="DC2626"/>
                 <w:sz w:val="20"/>
               </w:rPr>
-              <w:t>AuthService</w:t>
+              <w:t>CacheService</w:t>
             </w:r>
           </w:p>
         </w:tc>
@@ -18424,7 +21816,7 @@
                 <w:color w:val="DC2626"/>
                 <w:sz w:val="20"/>
               </w:rPr>
-              <w:t>signOut()</w:t>
+              <w:t>prefs.remove(key)</w:t>
             </w:r>
           </w:p>
         </w:tc>
@@ -18456,14 +21848,14 @@
                 <w:b/>
                 <w:sz w:val="20"/>
               </w:rPr>
-              <w:t>DELETE</w:t>
+              <w:t>POST</w:t>
             </w:r>
             <w:r>
               <w:rPr>
                 <w:rFonts w:ascii="Calibri" w:hAnsi="Calibri"/>
                 <w:sz w:val="20"/>
               </w:rPr>
-              <w:t xml:space="preserve"> cache local</w:t>
+              <w:t xml:space="preserve"> message IA</w:t>
             </w:r>
           </w:p>
         </w:tc>
@@ -18479,7 +21871,7 @@
                 <w:color w:val="DC2626"/>
                 <w:sz w:val="20"/>
               </w:rPr>
-              <w:t>CacheService</w:t>
+              <w:t>ChatbotService</w:t>
             </w:r>
           </w:p>
         </w:tc>
@@ -18487,75 +21879,6 @@
           <w:tcPr>
             <w:tcW w:type="dxa" w:w="2351"/>
             <w:shd w:val="clear" w:color="auto" w:fill="EFF6FF"/>
-          </w:tcPr>
-          <w:p>
-            <w:r>
-              <w:rPr>
-                <w:rFonts w:ascii="Calibri" w:hAnsi="Calibri"/>
-                <w:color w:val="DC2626"/>
-                <w:sz w:val="20"/>
-              </w:rPr>
-              <w:t>prefs.remove(key)</w:t>
-            </w:r>
-          </w:p>
-        </w:tc>
-        <w:tc>
-          <w:tcPr>
-            <w:tcW w:type="dxa" w:w="2351"/>
-            <w:shd w:val="clear" w:color="auto" w:fill="EFF6FF"/>
-          </w:tcPr>
-          <w:p>
-            <w:r>
-              <w:rPr>
-                <w:rFonts w:ascii="Calibri" w:hAnsi="Calibri"/>
-                <w:sz w:val="20"/>
-              </w:rPr>
-              <w:t>Déconnexion</w:t>
-            </w:r>
-          </w:p>
-        </w:tc>
-      </w:tr>
-      <w:tr>
-        <w:tc>
-          <w:tcPr>
-            <w:tcW w:type="dxa" w:w="2351"/>
-          </w:tcPr>
-          <w:p>
-            <w:r>
-              <w:rPr>
-                <w:rFonts w:ascii="Calibri" w:hAnsi="Calibri"/>
-                <w:b/>
-                <w:sz w:val="20"/>
-              </w:rPr>
-              <w:t>POST</w:t>
-            </w:r>
-            <w:r>
-              <w:rPr>
-                <w:rFonts w:ascii="Calibri" w:hAnsi="Calibri"/>
-                <w:sz w:val="20"/>
-              </w:rPr>
-              <w:t xml:space="preserve"> message IA</w:t>
-            </w:r>
-          </w:p>
-        </w:tc>
-        <w:tc>
-          <w:tcPr>
-            <w:tcW w:type="dxa" w:w="2351"/>
-          </w:tcPr>
-          <w:p>
-            <w:r>
-              <w:rPr>
-                <w:rFonts w:ascii="Calibri" w:hAnsi="Calibri"/>
-                <w:color w:val="DC2626"/>
-                <w:sz w:val="20"/>
-              </w:rPr>
-              <w:t>ChatbotService</w:t>
-            </w:r>
-          </w:p>
-        </w:tc>
-        <w:tc>
-          <w:tcPr>
-            <w:tcW w:type="dxa" w:w="2351"/>
           </w:tcPr>
           <w:p>
             <w:r>
@@ -18593,6 +21916,7 @@
         <w:tc>
           <w:tcPr>
             <w:tcW w:type="dxa" w:w="2351"/>
+            <w:shd w:val="clear" w:color="auto" w:fill="EFF6FF"/>
           </w:tcPr>
           <w:p>
             <w:r>
